--- a/mydocuments/Revision3/Sikolia_Thesis_Revision_3.docx
+++ b/mydocuments/Revision3/Sikolia_Thesis_Revision_3.docx
@@ -396,21 +396,6 @@
         <w:rPr>
           <w:rFonts w:cs="Times New Roman" w:ascii="Times New Roman" w:hAnsi="Times New Roman"/>
         </w:rPr>
-      </w:r>
-    </w:p>
-    <w:p>
-      <w:pPr>
-        <w:pStyle w:val="Normal"/>
-        <w:jc w:val="center"/>
-        <w:rPr>
-          <w:rFonts w:ascii="Times New Roman" w:hAnsi="Times New Roman" w:cs="Times New Roman"/>
-        </w:rPr>
-      </w:pPr>
-      <w:r>
-        <w:rPr>
-          <w:rFonts w:cs="Times New Roman" w:ascii="Times New Roman" w:hAnsi="Times New Roman"/>
-        </w:rPr>
-        <w:t>2024</w:t>
       </w:r>
     </w:p>
     <w:p>
@@ -426,14 +411,16 @@
           <w:docGrid w:type="default" w:linePitch="100" w:charSpace="0"/>
         </w:sectPr>
         <w:pStyle w:val="Normal"/>
-        <w:rPr>
-          <w:rFonts w:ascii="Times New Roman" w:hAnsi="Times New Roman" w:cs="Times New Roman"/>
-        </w:rPr>
-      </w:pPr>
-      <w:r>
-        <w:rPr>
-          <w:rFonts w:cs="Times New Roman" w:ascii="Times New Roman" w:hAnsi="Times New Roman"/>
-        </w:rPr>
+        <w:jc w:val="center"/>
+        <w:rPr>
+          <w:rFonts w:ascii="Times New Roman" w:hAnsi="Times New Roman" w:cs="Times New Roman"/>
+        </w:rPr>
+      </w:pPr>
+      <w:r>
+        <w:rPr>
+          <w:rFonts w:cs="Times New Roman" w:ascii="Times New Roman" w:hAnsi="Times New Roman"/>
+        </w:rPr>
+        <w:t>2024</w:t>
       </w:r>
     </w:p>
     <w:p>
@@ -1045,9 +1032,7 @@
         <w:pStyle w:val="Normal"/>
         <w:spacing w:lineRule="auto" w:line="480"/>
         <w:jc w:val="both"/>
-        <w:rPr>
-          <w:rFonts w:ascii="Times New Roman" w:hAnsi="Times New Roman" w:cs="Times New Roman"/>
-        </w:rPr>
+        <w:rPr/>
       </w:pPr>
       <w:r>
         <w:rPr>
@@ -1351,29 +1336,21 @@
               <w:tab w:val="clear" w:pos="720"/>
               <w:tab w:val="right" w:pos="9628" w:leader="none"/>
             </w:tabs>
-            <w:rPr>
-              <w:rFonts w:ascii="Times New Roman" w:hAnsi="Times New Roman" w:eastAsia="" w:cs="Times New Roman" w:eastAsiaTheme="minorEastAsia"/>
-              <w:kern w:val="0"/>
-              <w:sz w:val="22"/>
-              <w:szCs w:val="22"/>
-              <w:lang w:eastAsia="en-US" w:bidi="ar-SA"/>
-            </w:rPr>
+            <w:rPr/>
           </w:pPr>
           <w:r>
             <w:fldChar w:fldCharType="begin"/>
           </w:r>
           <w:r>
             <w:rPr>
-              <w:webHidden/>
               <w:rStyle w:val="IndexLink"/>
               <w:vanish w:val="false"/>
               <w:rFonts w:cs="Times New Roman" w:ascii="Times New Roman" w:hAnsi="Times New Roman"/>
             </w:rPr>
-            <w:instrText xml:space="preserve"> TOC \z \o "1-9" \u \t "Heading 1,1,Heading 2,2,Heading 3,3" \h</w:instrText>
+            <w:instrText xml:space="preserve"> TOC \o "1-9" \t "Heading 1,1,Heading 2,2,Heading 3,3" \h</w:instrText>
           </w:r>
           <w:r>
             <w:rPr>
-              <w:webHidden/>
               <w:rStyle w:val="IndexLink"/>
               <w:vanish w:val="false"/>
               <w:rFonts w:cs="Times New Roman" w:ascii="Times New Roman" w:hAnsi="Times New Roman"/>
@@ -1401,7 +1378,6 @@
             </w:r>
             <w:r>
               <w:rPr>
-                <w:webHidden/>
                 <w:rStyle w:val="IndexLink"/>
                 <w:rFonts w:cs="Times New Roman" w:ascii="Times New Roman" w:hAnsi="Times New Roman"/>
                 <w:vanish w:val="false"/>
@@ -1425,13 +1401,7 @@
               <w:tab w:val="clear" w:pos="720"/>
               <w:tab w:val="right" w:pos="9628" w:leader="none"/>
             </w:tabs>
-            <w:rPr>
-              <w:rFonts w:ascii="Times New Roman" w:hAnsi="Times New Roman" w:eastAsia="" w:cs="Times New Roman" w:eastAsiaTheme="minorEastAsia"/>
-              <w:kern w:val="0"/>
-              <w:sz w:val="22"/>
-              <w:szCs w:val="22"/>
-              <w:lang w:eastAsia="en-US" w:bidi="ar-SA"/>
-            </w:rPr>
+            <w:rPr/>
           </w:pPr>
           <w:hyperlink w:anchor="_Toc144140794">
             <w:r>
@@ -1454,7 +1424,6 @@
             </w:r>
             <w:r>
               <w:rPr>
-                <w:webHidden/>
                 <w:rStyle w:val="IndexLink"/>
                 <w:rFonts w:cs="Times New Roman" w:ascii="Times New Roman" w:hAnsi="Times New Roman"/>
                 <w:vanish w:val="false"/>
@@ -1478,13 +1447,7 @@
               <w:tab w:val="clear" w:pos="720"/>
               <w:tab w:val="right" w:pos="9628" w:leader="none"/>
             </w:tabs>
-            <w:rPr>
-              <w:rFonts w:ascii="Times New Roman" w:hAnsi="Times New Roman" w:eastAsia="" w:cs="Times New Roman" w:eastAsiaTheme="minorEastAsia"/>
-              <w:kern w:val="0"/>
-              <w:sz w:val="22"/>
-              <w:szCs w:val="22"/>
-              <w:lang w:eastAsia="en-US" w:bidi="ar-SA"/>
-            </w:rPr>
+            <w:rPr/>
           </w:pPr>
           <w:hyperlink w:anchor="_Toc144140795">
             <w:r>
@@ -1507,7 +1470,6 @@
             </w:r>
             <w:r>
               <w:rPr>
-                <w:webHidden/>
                 <w:rStyle w:val="IndexLink"/>
                 <w:rFonts w:cs="Times New Roman" w:ascii="Times New Roman" w:hAnsi="Times New Roman"/>
                 <w:vanish w:val="false"/>
@@ -1531,13 +1493,7 @@
               <w:tab w:val="clear" w:pos="720"/>
               <w:tab w:val="right" w:pos="9628" w:leader="none"/>
             </w:tabs>
-            <w:rPr>
-              <w:rFonts w:ascii="Times New Roman" w:hAnsi="Times New Roman" w:eastAsia="" w:cs="Times New Roman" w:eastAsiaTheme="minorEastAsia"/>
-              <w:kern w:val="0"/>
-              <w:sz w:val="22"/>
-              <w:szCs w:val="22"/>
-              <w:lang w:eastAsia="en-US" w:bidi="ar-SA"/>
-            </w:rPr>
+            <w:rPr/>
           </w:pPr>
           <w:hyperlink w:anchor="_Toc144140796">
             <w:r>
@@ -1560,7 +1516,6 @@
             </w:r>
             <w:r>
               <w:rPr>
-                <w:webHidden/>
                 <w:rStyle w:val="IndexLink"/>
                 <w:rFonts w:cs="Times New Roman" w:ascii="Times New Roman" w:hAnsi="Times New Roman"/>
                 <w:vanish w:val="false"/>
@@ -1584,13 +1539,7 @@
               <w:tab w:val="clear" w:pos="720"/>
               <w:tab w:val="right" w:pos="9628" w:leader="none"/>
             </w:tabs>
-            <w:rPr>
-              <w:rFonts w:ascii="Times New Roman" w:hAnsi="Times New Roman" w:eastAsia="" w:cs="Times New Roman" w:eastAsiaTheme="minorEastAsia"/>
-              <w:kern w:val="0"/>
-              <w:sz w:val="22"/>
-              <w:szCs w:val="22"/>
-              <w:lang w:eastAsia="en-US" w:bidi="ar-SA"/>
-            </w:rPr>
+            <w:rPr/>
           </w:pPr>
           <w:hyperlink w:anchor="_Toc144140797">
             <w:r>
@@ -1613,7 +1562,6 @@
             </w:r>
             <w:r>
               <w:rPr>
-                <w:webHidden/>
                 <w:rStyle w:val="IndexLink"/>
                 <w:rFonts w:cs="Times New Roman" w:ascii="Times New Roman" w:hAnsi="Times New Roman"/>
                 <w:vanish w:val="false"/>
@@ -1637,13 +1585,7 @@
               <w:tab w:val="clear" w:pos="720"/>
               <w:tab w:val="right" w:pos="9628" w:leader="none"/>
             </w:tabs>
-            <w:rPr>
-              <w:rFonts w:ascii="Times New Roman" w:hAnsi="Times New Roman" w:eastAsia="" w:cs="Times New Roman" w:eastAsiaTheme="minorEastAsia"/>
-              <w:kern w:val="0"/>
-              <w:sz w:val="22"/>
-              <w:szCs w:val="22"/>
-              <w:lang w:eastAsia="en-US" w:bidi="ar-SA"/>
-            </w:rPr>
+            <w:rPr/>
           </w:pPr>
           <w:hyperlink w:anchor="_Toc144140798">
             <w:r>
@@ -1666,7 +1608,6 @@
             </w:r>
             <w:r>
               <w:rPr>
-                <w:webHidden/>
                 <w:rStyle w:val="IndexLink"/>
                 <w:rFonts w:cs="Times New Roman" w:ascii="Times New Roman" w:hAnsi="Times New Roman"/>
                 <w:vanish w:val="false"/>
@@ -1690,13 +1631,7 @@
               <w:tab w:val="clear" w:pos="720"/>
               <w:tab w:val="right" w:pos="9628" w:leader="none"/>
             </w:tabs>
-            <w:rPr>
-              <w:rFonts w:ascii="Cambria" w:hAnsi="Cambria" w:eastAsia="" w:cs="" w:asciiTheme="minorHAnsi" w:cstheme="minorBidi" w:eastAsiaTheme="minorEastAsia" w:hAnsiTheme="minorHAnsi"/>
-              <w:kern w:val="0"/>
-              <w:sz w:val="22"/>
-              <w:szCs w:val="22"/>
-              <w:lang w:eastAsia="en-US" w:bidi="ar-SA"/>
-            </w:rPr>
+            <w:rPr/>
           </w:pPr>
           <w:hyperlink w:anchor="_Toc144140799">
             <w:r>
@@ -1719,7 +1654,6 @@
             </w:r>
             <w:r>
               <w:rPr>
-                <w:webHidden/>
                 <w:rStyle w:val="IndexLink"/>
                 <w:rFonts w:cs="Times New Roman" w:ascii="Times New Roman" w:hAnsi="Times New Roman"/>
                 <w:vanish w:val="false"/>
@@ -1743,24 +1677,19 @@
               <w:tab w:val="clear" w:pos="720"/>
               <w:tab w:val="right" w:pos="9628" w:leader="none"/>
             </w:tabs>
-            <w:rPr>
-              <w:rFonts w:ascii="Cambria" w:hAnsi="Cambria" w:eastAsia="" w:cs="" w:asciiTheme="minorHAnsi" w:cstheme="minorBidi" w:eastAsiaTheme="minorEastAsia" w:hAnsiTheme="minorHAnsi"/>
-              <w:kern w:val="0"/>
-              <w:sz w:val="22"/>
-              <w:szCs w:val="22"/>
-              <w:lang w:eastAsia="en-US" w:bidi="ar-SA"/>
-            </w:rPr>
+            <w:rPr/>
           </w:pPr>
           <w:hyperlink w:anchor="_Toc144140800">
             <w:r>
               <w:rPr>
-                <w:webHidden/>
                 <w:rStyle w:val="IndexLink"/>
                 <w:rFonts w:cs="Times New Roman" w:ascii="Times New Roman" w:hAnsi="Times New Roman"/>
                 <w:vanish w:val="false"/>
               </w:rPr>
               <w:t>Chapter One</w:t>
             </w:r>
+          </w:hyperlink>
+          <w:hyperlink w:anchor="_Toc144140800">
             <w:r>
               <w:rPr>
                 <w:webHidden/>
@@ -1802,24 +1731,19 @@
               <w:tab w:val="clear" w:pos="720"/>
               <w:tab w:val="right" w:pos="9628" w:leader="none"/>
             </w:tabs>
-            <w:rPr>
-              <w:rFonts w:ascii="Cambria" w:hAnsi="Cambria" w:eastAsia="" w:cs="" w:asciiTheme="minorHAnsi" w:cstheme="minorBidi" w:eastAsiaTheme="minorEastAsia" w:hAnsiTheme="minorHAnsi"/>
-              <w:kern w:val="0"/>
-              <w:sz w:val="22"/>
-              <w:szCs w:val="22"/>
-              <w:lang w:eastAsia="en-US" w:bidi="ar-SA"/>
-            </w:rPr>
+            <w:rPr/>
           </w:pPr>
           <w:hyperlink w:anchor="_Toc144140801">
             <w:r>
               <w:rPr>
-                <w:webHidden/>
                 <w:rStyle w:val="IndexLink"/>
                 <w:rFonts w:cs="Times New Roman" w:ascii="Times New Roman" w:hAnsi="Times New Roman"/>
                 <w:vanish w:val="false"/>
               </w:rPr>
               <w:t>1.0 Introduction</w:t>
             </w:r>
+          </w:hyperlink>
+          <w:hyperlink w:anchor="_Toc144140801">
             <w:r>
               <w:rPr>
                 <w:webHidden/>
@@ -1861,24 +1785,19 @@
               <w:tab w:val="clear" w:pos="720"/>
               <w:tab w:val="right" w:pos="9628" w:leader="none"/>
             </w:tabs>
-            <w:rPr>
-              <w:rFonts w:ascii="Cambria" w:hAnsi="Cambria" w:eastAsia="" w:cs="" w:asciiTheme="minorHAnsi" w:cstheme="minorBidi" w:eastAsiaTheme="minorEastAsia" w:hAnsiTheme="minorHAnsi"/>
-              <w:kern w:val="0"/>
-              <w:sz w:val="22"/>
-              <w:szCs w:val="22"/>
-              <w:lang w:eastAsia="en-US" w:bidi="ar-SA"/>
-            </w:rPr>
+            <w:rPr/>
           </w:pPr>
           <w:hyperlink w:anchor="_Toc144140802">
             <w:r>
               <w:rPr>
-                <w:webHidden/>
                 <w:rStyle w:val="IndexLink"/>
                 <w:rFonts w:cs="Times New Roman" w:ascii="Times New Roman" w:hAnsi="Times New Roman"/>
                 <w:vanish w:val="false"/>
               </w:rPr>
               <w:t>1.1 Background of Study</w:t>
             </w:r>
+          </w:hyperlink>
+          <w:hyperlink w:anchor="_Toc144140802">
             <w:r>
               <w:rPr>
                 <w:webHidden/>
@@ -1920,24 +1839,19 @@
               <w:tab w:val="clear" w:pos="720"/>
               <w:tab w:val="right" w:pos="9628" w:leader="none"/>
             </w:tabs>
-            <w:rPr>
-              <w:rFonts w:ascii="Cambria" w:hAnsi="Cambria" w:eastAsia="" w:cs="" w:asciiTheme="minorHAnsi" w:cstheme="minorBidi" w:eastAsiaTheme="minorEastAsia" w:hAnsiTheme="minorHAnsi"/>
-              <w:kern w:val="0"/>
-              <w:sz w:val="22"/>
-              <w:szCs w:val="22"/>
-              <w:lang w:eastAsia="en-US" w:bidi="ar-SA"/>
-            </w:rPr>
+            <w:rPr/>
           </w:pPr>
           <w:hyperlink w:anchor="_Toc144140803">
             <w:r>
               <w:rPr>
-                <w:webHidden/>
                 <w:rStyle w:val="IndexLink"/>
                 <w:rFonts w:cs="Times New Roman" w:ascii="Times New Roman" w:hAnsi="Times New Roman"/>
                 <w:vanish w:val="false"/>
               </w:rPr>
               <w:t>1.2 Statement of the Problem</w:t>
             </w:r>
+          </w:hyperlink>
+          <w:hyperlink w:anchor="_Toc144140803">
             <w:r>
               <w:rPr>
                 <w:webHidden/>
@@ -1979,24 +1893,19 @@
               <w:tab w:val="clear" w:pos="720"/>
               <w:tab w:val="right" w:pos="9628" w:leader="none"/>
             </w:tabs>
-            <w:rPr>
-              <w:rFonts w:ascii="Cambria" w:hAnsi="Cambria" w:eastAsia="" w:cs="" w:asciiTheme="minorHAnsi" w:cstheme="minorBidi" w:eastAsiaTheme="minorEastAsia" w:hAnsiTheme="minorHAnsi"/>
-              <w:kern w:val="0"/>
-              <w:sz w:val="22"/>
-              <w:szCs w:val="22"/>
-              <w:lang w:eastAsia="en-US" w:bidi="ar-SA"/>
-            </w:rPr>
+            <w:rPr/>
           </w:pPr>
           <w:hyperlink w:anchor="_Toc144140804">
             <w:r>
               <w:rPr>
-                <w:webHidden/>
                 <w:rStyle w:val="IndexLink"/>
                 <w:rFonts w:cs="Times New Roman" w:ascii="Times New Roman" w:hAnsi="Times New Roman"/>
                 <w:vanish w:val="false"/>
               </w:rPr>
               <w:t>1.3 Justification of the study</w:t>
             </w:r>
+          </w:hyperlink>
+          <w:hyperlink w:anchor="_Toc144140804">
             <w:r>
               <w:rPr>
                 <w:webHidden/>
@@ -2038,24 +1947,19 @@
               <w:tab w:val="clear" w:pos="720"/>
               <w:tab w:val="right" w:pos="9628" w:leader="none"/>
             </w:tabs>
-            <w:rPr>
-              <w:rFonts w:ascii="Cambria" w:hAnsi="Cambria" w:eastAsia="" w:cs="" w:asciiTheme="minorHAnsi" w:cstheme="minorBidi" w:eastAsiaTheme="minorEastAsia" w:hAnsiTheme="minorHAnsi"/>
-              <w:kern w:val="0"/>
-              <w:sz w:val="22"/>
-              <w:szCs w:val="22"/>
-              <w:lang w:eastAsia="en-US" w:bidi="ar-SA"/>
-            </w:rPr>
+            <w:rPr/>
           </w:pPr>
           <w:hyperlink w:anchor="_Toc144140805">
             <w:r>
               <w:rPr>
-                <w:webHidden/>
                 <w:rStyle w:val="IndexLink"/>
                 <w:rFonts w:cs="Times New Roman" w:ascii="Times New Roman" w:hAnsi="Times New Roman"/>
                 <w:vanish w:val="false"/>
               </w:rPr>
               <w:t>1.4 OBJECTIVES OF THE STUDY</w:t>
             </w:r>
+          </w:hyperlink>
+          <w:hyperlink w:anchor="_Toc144140805">
             <w:r>
               <w:rPr>
                 <w:webHidden/>
@@ -2097,24 +2001,19 @@
               <w:tab w:val="clear" w:pos="720"/>
               <w:tab w:val="right" w:pos="9628" w:leader="none"/>
             </w:tabs>
-            <w:rPr>
-              <w:rFonts w:ascii="Cambria" w:hAnsi="Cambria" w:eastAsia="" w:cs="" w:asciiTheme="minorHAnsi" w:cstheme="minorBidi" w:eastAsiaTheme="minorEastAsia" w:hAnsiTheme="minorHAnsi"/>
-              <w:kern w:val="0"/>
-              <w:sz w:val="22"/>
-              <w:szCs w:val="22"/>
-              <w:lang w:eastAsia="en-US" w:bidi="ar-SA"/>
-            </w:rPr>
+            <w:rPr/>
           </w:pPr>
           <w:hyperlink w:anchor="_Toc144140806">
             <w:r>
               <w:rPr>
-                <w:webHidden/>
                 <w:rStyle w:val="IndexLink"/>
                 <w:rFonts w:cs="Times New Roman" w:ascii="Times New Roman" w:hAnsi="Times New Roman"/>
                 <w:vanish w:val="false"/>
               </w:rPr>
               <w:t>1.4.1 General Objective</w:t>
             </w:r>
+          </w:hyperlink>
+          <w:hyperlink w:anchor="_Toc144140806">
             <w:r>
               <w:rPr>
                 <w:webHidden/>
@@ -2156,24 +2055,19 @@
               <w:tab w:val="clear" w:pos="720"/>
               <w:tab w:val="right" w:pos="9628" w:leader="none"/>
             </w:tabs>
-            <w:rPr>
-              <w:rFonts w:ascii="Cambria" w:hAnsi="Cambria" w:eastAsia="" w:cs="" w:asciiTheme="minorHAnsi" w:cstheme="minorBidi" w:eastAsiaTheme="minorEastAsia" w:hAnsiTheme="minorHAnsi"/>
-              <w:kern w:val="0"/>
-              <w:sz w:val="22"/>
-              <w:szCs w:val="22"/>
-              <w:lang w:eastAsia="en-US" w:bidi="ar-SA"/>
-            </w:rPr>
+            <w:rPr/>
           </w:pPr>
           <w:hyperlink w:anchor="_Toc144140807">
             <w:r>
               <w:rPr>
-                <w:webHidden/>
                 <w:rStyle w:val="IndexLink"/>
                 <w:rFonts w:cs="Times New Roman" w:ascii="Times New Roman" w:hAnsi="Times New Roman"/>
                 <w:vanish w:val="false"/>
               </w:rPr>
               <w:t>1.4.2 Specific Objectives</w:t>
             </w:r>
+          </w:hyperlink>
+          <w:hyperlink w:anchor="_Toc144140807">
             <w:r>
               <w:rPr>
                 <w:webHidden/>
@@ -2215,24 +2109,19 @@
               <w:tab w:val="clear" w:pos="720"/>
               <w:tab w:val="right" w:pos="9628" w:leader="none"/>
             </w:tabs>
-            <w:rPr>
-              <w:rFonts w:ascii="Cambria" w:hAnsi="Cambria" w:eastAsia="" w:cs="" w:asciiTheme="minorHAnsi" w:cstheme="minorBidi" w:eastAsiaTheme="minorEastAsia" w:hAnsiTheme="minorHAnsi"/>
-              <w:kern w:val="0"/>
-              <w:sz w:val="22"/>
-              <w:szCs w:val="22"/>
-              <w:lang w:eastAsia="en-US" w:bidi="ar-SA"/>
-            </w:rPr>
+            <w:rPr/>
           </w:pPr>
           <w:hyperlink w:anchor="_Toc144140808">
             <w:r>
               <w:rPr>
-                <w:webHidden/>
                 <w:rStyle w:val="IndexLink"/>
                 <w:rFonts w:cs="Times New Roman" w:ascii="Times New Roman" w:hAnsi="Times New Roman"/>
                 <w:vanish w:val="false"/>
               </w:rPr>
               <w:t>Chapter Two</w:t>
             </w:r>
+          </w:hyperlink>
+          <w:hyperlink w:anchor="_Toc144140808">
             <w:r>
               <w:rPr>
                 <w:webHidden/>
@@ -2274,24 +2163,19 @@
               <w:tab w:val="clear" w:pos="720"/>
               <w:tab w:val="right" w:pos="9628" w:leader="none"/>
             </w:tabs>
-            <w:rPr>
-              <w:rFonts w:ascii="Cambria" w:hAnsi="Cambria" w:eastAsia="" w:cs="" w:asciiTheme="minorHAnsi" w:cstheme="minorBidi" w:eastAsiaTheme="minorEastAsia" w:hAnsiTheme="minorHAnsi"/>
-              <w:kern w:val="0"/>
-              <w:sz w:val="22"/>
-              <w:szCs w:val="22"/>
-              <w:lang w:eastAsia="en-US" w:bidi="ar-SA"/>
-            </w:rPr>
+            <w:rPr/>
           </w:pPr>
           <w:hyperlink w:anchor="_Toc144140809">
             <w:r>
               <w:rPr>
-                <w:webHidden/>
                 <w:rStyle w:val="IndexLink"/>
                 <w:rFonts w:cs="Times New Roman" w:ascii="Times New Roman" w:hAnsi="Times New Roman"/>
                 <w:vanish w:val="false"/>
               </w:rPr>
               <w:t>Literature Review</w:t>
             </w:r>
+          </w:hyperlink>
+          <w:hyperlink w:anchor="_Toc144140809">
             <w:r>
               <w:rPr>
                 <w:webHidden/>
@@ -2333,24 +2217,19 @@
               <w:tab w:val="clear" w:pos="720"/>
               <w:tab w:val="right" w:pos="9628" w:leader="none"/>
             </w:tabs>
-            <w:rPr>
-              <w:rFonts w:ascii="Cambria" w:hAnsi="Cambria" w:eastAsia="" w:cs="" w:asciiTheme="minorHAnsi" w:cstheme="minorBidi" w:eastAsiaTheme="minorEastAsia" w:hAnsiTheme="minorHAnsi"/>
-              <w:kern w:val="0"/>
-              <w:sz w:val="22"/>
-              <w:szCs w:val="22"/>
-              <w:lang w:eastAsia="en-US" w:bidi="ar-SA"/>
-            </w:rPr>
+            <w:rPr/>
           </w:pPr>
           <w:hyperlink w:anchor="_Toc144140810">
             <w:r>
               <w:rPr>
-                <w:webHidden/>
                 <w:rStyle w:val="IndexLink"/>
                 <w:rFonts w:cs="Times New Roman" w:ascii="Times New Roman" w:hAnsi="Times New Roman"/>
                 <w:vanish w:val="false"/>
               </w:rPr>
               <w:t>2.1 Introduction</w:t>
             </w:r>
+          </w:hyperlink>
+          <w:hyperlink w:anchor="_Toc144140810">
             <w:r>
               <w:rPr>
                 <w:webHidden/>
@@ -2392,24 +2271,19 @@
               <w:tab w:val="clear" w:pos="720"/>
               <w:tab w:val="right" w:pos="9628" w:leader="none"/>
             </w:tabs>
-            <w:rPr>
-              <w:rFonts w:ascii="Cambria" w:hAnsi="Cambria" w:eastAsia="" w:cs="" w:asciiTheme="minorHAnsi" w:cstheme="minorBidi" w:eastAsiaTheme="minorEastAsia" w:hAnsiTheme="minorHAnsi"/>
-              <w:kern w:val="0"/>
-              <w:sz w:val="22"/>
-              <w:szCs w:val="22"/>
-              <w:lang w:eastAsia="en-US" w:bidi="ar-SA"/>
-            </w:rPr>
+            <w:rPr/>
           </w:pPr>
           <w:hyperlink w:anchor="_Toc144140811">
             <w:r>
               <w:rPr>
-                <w:webHidden/>
                 <w:rStyle w:val="IndexLink"/>
                 <w:rFonts w:cs="Times New Roman" w:ascii="Times New Roman" w:hAnsi="Times New Roman"/>
                 <w:vanish w:val="false"/>
               </w:rPr>
               <w:t>2.2 Facial Recognition</w:t>
             </w:r>
+          </w:hyperlink>
+          <w:hyperlink w:anchor="_Toc144140811">
             <w:r>
               <w:rPr>
                 <w:webHidden/>
@@ -2451,24 +2325,19 @@
               <w:tab w:val="clear" w:pos="720"/>
               <w:tab w:val="right" w:pos="9628" w:leader="none"/>
             </w:tabs>
-            <w:rPr>
-              <w:rFonts w:ascii="Cambria" w:hAnsi="Cambria" w:eastAsia="" w:cs="" w:asciiTheme="minorHAnsi" w:cstheme="minorBidi" w:eastAsiaTheme="minorEastAsia" w:hAnsiTheme="minorHAnsi"/>
-              <w:kern w:val="0"/>
-              <w:sz w:val="22"/>
-              <w:szCs w:val="22"/>
-              <w:lang w:eastAsia="en-US" w:bidi="ar-SA"/>
-            </w:rPr>
+            <w:rPr/>
           </w:pPr>
           <w:hyperlink w:anchor="_Toc144140812">
             <w:r>
               <w:rPr>
-                <w:webHidden/>
                 <w:rStyle w:val="IndexLink"/>
                 <w:rFonts w:cs="Times New Roman" w:ascii="Times New Roman" w:hAnsi="Times New Roman"/>
                 <w:vanish w:val="false"/>
               </w:rPr>
               <w:t>2.2.1 Face Detection</w:t>
             </w:r>
+          </w:hyperlink>
+          <w:hyperlink w:anchor="_Toc144140812">
             <w:r>
               <w:rPr>
                 <w:webHidden/>
@@ -2510,24 +2379,19 @@
               <w:tab w:val="clear" w:pos="720"/>
               <w:tab w:val="right" w:pos="9628" w:leader="none"/>
             </w:tabs>
-            <w:rPr>
-              <w:rFonts w:ascii="Cambria" w:hAnsi="Cambria" w:eastAsia="" w:cs="" w:asciiTheme="minorHAnsi" w:cstheme="minorBidi" w:eastAsiaTheme="minorEastAsia" w:hAnsiTheme="minorHAnsi"/>
-              <w:kern w:val="0"/>
-              <w:sz w:val="22"/>
-              <w:szCs w:val="22"/>
-              <w:lang w:eastAsia="en-US" w:bidi="ar-SA"/>
-            </w:rPr>
+            <w:rPr/>
           </w:pPr>
           <w:hyperlink w:anchor="_Toc144140813">
             <w:r>
               <w:rPr>
-                <w:webHidden/>
                 <w:rStyle w:val="IndexLink"/>
                 <w:rFonts w:cs="Times New Roman" w:ascii="Times New Roman" w:hAnsi="Times New Roman"/>
                 <w:vanish w:val="false"/>
               </w:rPr>
               <w:t>2.2.3 Face Identification Approaches</w:t>
             </w:r>
+          </w:hyperlink>
+          <w:hyperlink w:anchor="_Toc144140813">
             <w:r>
               <w:rPr>
                 <w:webHidden/>
@@ -2569,24 +2433,19 @@
               <w:tab w:val="clear" w:pos="720"/>
               <w:tab w:val="right" w:pos="9628" w:leader="none"/>
             </w:tabs>
-            <w:rPr>
-              <w:rFonts w:ascii="Cambria" w:hAnsi="Cambria" w:eastAsia="" w:cs="" w:asciiTheme="minorHAnsi" w:cstheme="minorBidi" w:eastAsiaTheme="minorEastAsia" w:hAnsiTheme="minorHAnsi"/>
-              <w:kern w:val="0"/>
-              <w:sz w:val="22"/>
-              <w:szCs w:val="22"/>
-              <w:lang w:eastAsia="en-US" w:bidi="ar-SA"/>
-            </w:rPr>
+            <w:rPr/>
           </w:pPr>
           <w:hyperlink w:anchor="_Toc144140814">
             <w:r>
               <w:rPr>
-                <w:webHidden/>
                 <w:rStyle w:val="IndexLink"/>
                 <w:rFonts w:cs="Times New Roman" w:ascii="Times New Roman" w:hAnsi="Times New Roman"/>
                 <w:vanish w:val="false"/>
               </w:rPr>
               <w:t>2.3 Artificial Neural Networks</w:t>
             </w:r>
+          </w:hyperlink>
+          <w:hyperlink w:anchor="_Toc144140814">
             <w:r>
               <w:rPr>
                 <w:webHidden/>
@@ -2628,24 +2487,19 @@
               <w:tab w:val="clear" w:pos="720"/>
               <w:tab w:val="right" w:pos="9628" w:leader="none"/>
             </w:tabs>
-            <w:rPr>
-              <w:rFonts w:ascii="Cambria" w:hAnsi="Cambria" w:eastAsia="" w:cs="" w:asciiTheme="minorHAnsi" w:cstheme="minorBidi" w:eastAsiaTheme="minorEastAsia" w:hAnsiTheme="minorHAnsi"/>
-              <w:kern w:val="0"/>
-              <w:sz w:val="22"/>
-              <w:szCs w:val="22"/>
-              <w:lang w:eastAsia="en-US" w:bidi="ar-SA"/>
-            </w:rPr>
+            <w:rPr/>
           </w:pPr>
           <w:hyperlink w:anchor="_Toc144140815">
             <w:r>
               <w:rPr>
-                <w:webHidden/>
                 <w:rStyle w:val="IndexLink"/>
                 <w:rFonts w:cs="Times New Roman" w:ascii="Times New Roman" w:hAnsi="Times New Roman"/>
                 <w:vanish w:val="false"/>
               </w:rPr>
               <w:t>2.3.1 Neural Network Architectures</w:t>
             </w:r>
+          </w:hyperlink>
+          <w:hyperlink w:anchor="_Toc144140815">
             <w:r>
               <w:rPr>
                 <w:webHidden/>
@@ -2687,24 +2541,19 @@
               <w:tab w:val="clear" w:pos="720"/>
               <w:tab w:val="right" w:pos="9628" w:leader="none"/>
             </w:tabs>
-            <w:rPr>
-              <w:rFonts w:ascii="Cambria" w:hAnsi="Cambria" w:eastAsia="" w:cs="" w:asciiTheme="minorHAnsi" w:cstheme="minorBidi" w:eastAsiaTheme="minorEastAsia" w:hAnsiTheme="minorHAnsi"/>
-              <w:kern w:val="0"/>
-              <w:sz w:val="22"/>
-              <w:szCs w:val="22"/>
-              <w:lang w:eastAsia="en-US" w:bidi="ar-SA"/>
-            </w:rPr>
+            <w:rPr/>
           </w:pPr>
           <w:hyperlink w:anchor="_Toc144140816">
             <w:r>
               <w:rPr>
-                <w:webHidden/>
                 <w:rStyle w:val="IndexLink"/>
                 <w:rFonts w:cs="Times New Roman" w:ascii="Times New Roman" w:hAnsi="Times New Roman"/>
                 <w:vanish w:val="false"/>
               </w:rPr>
               <w:t>2.3.1.0 Multiple Layer Neural Network</w:t>
             </w:r>
+          </w:hyperlink>
+          <w:hyperlink w:anchor="_Toc144140816">
             <w:r>
               <w:rPr>
                 <w:webHidden/>
@@ -2746,24 +2595,19 @@
               <w:tab w:val="clear" w:pos="720"/>
               <w:tab w:val="right" w:pos="9628" w:leader="none"/>
             </w:tabs>
-            <w:rPr>
-              <w:rFonts w:ascii="Cambria" w:hAnsi="Cambria" w:eastAsia="" w:cs="" w:asciiTheme="minorHAnsi" w:cstheme="minorBidi" w:eastAsiaTheme="minorEastAsia" w:hAnsiTheme="minorHAnsi"/>
-              <w:kern w:val="0"/>
-              <w:sz w:val="22"/>
-              <w:szCs w:val="22"/>
-              <w:lang w:eastAsia="en-US" w:bidi="ar-SA"/>
-            </w:rPr>
+            <w:rPr/>
           </w:pPr>
           <w:hyperlink w:anchor="_Toc144140817">
             <w:r>
               <w:rPr>
-                <w:webHidden/>
                 <w:rStyle w:val="IndexLink"/>
                 <w:rFonts w:cs="Times New Roman" w:ascii="Times New Roman" w:hAnsi="Times New Roman"/>
                 <w:vanish w:val="false"/>
               </w:rPr>
               <w:t>References</w:t>
             </w:r>
+          </w:hyperlink>
+          <w:hyperlink w:anchor="_Toc144140817">
             <w:r>
               <w:rPr>
                 <w:webHidden/>
@@ -3409,7 +3253,7 @@
       <w:pPr>
         <w:pStyle w:val="Normal"/>
         <w:suppressAutoHyphens w:val="false"/>
-        <w:overflowPunct w:val="false"/>
+        <w:overflowPunct w:val="true"/>
         <w:rPr>
           <w:rFonts w:ascii="Times New Roman" w:hAnsi="Times New Roman" w:cs="Times New Roman"/>
         </w:rPr>
@@ -3426,9 +3270,7 @@
     <w:p>
       <w:pPr>
         <w:pStyle w:val="Heading1"/>
-        <w:rPr>
-          <w:rFonts w:ascii="Times New Roman" w:hAnsi="Times New Roman" w:cs="Times New Roman"/>
-        </w:rPr>
+        <w:rPr/>
       </w:pPr>
       <w:bookmarkStart w:id="6" w:name="_Toc144140799"/>
       <w:r>
@@ -3456,11 +3298,6 @@
         <w:tab/>
         <w:t>…………………………………………………………….</w:t>
         <w:tab/>
-      </w:r>
-      <w:r>
-        <w:rPr>
-          <w:rFonts w:cs="Times New Roman" w:ascii="Times New Roman" w:hAnsi="Times New Roman"/>
-        </w:rPr>
         <w:t>Artificial Neural Networks</w:t>
       </w:r>
     </w:p>
@@ -3479,25 +3316,7 @@
         <w:tab/>
         <w:t>…………………………………………………………….</w:t>
         <w:tab/>
-      </w:r>
-      <w:r>
-        <w:rPr>
-          <w:rFonts w:cs="Times New Roman" w:ascii="Times New Roman" w:hAnsi="Times New Roman"/>
-        </w:rPr>
         <w:t>Convolution Neural Networks</w:t>
-      </w:r>
-    </w:p>
-    <w:p>
-      <w:pPr>
-        <w:pStyle w:val="TextBody"/>
-        <w:rPr>
-          <w:rFonts w:ascii="Times New Roman" w:hAnsi="Times New Roman" w:cs="Times New Roman"/>
-        </w:rPr>
-      </w:pPr>
-      <w:r>
-        <w:rPr>
-          <w:rFonts w:cs="Times New Roman" w:ascii="Times New Roman" w:hAnsi="Times New Roman"/>
-        </w:rPr>
       </w:r>
     </w:p>
     <w:p>
@@ -3791,9 +3610,7 @@
         <w:pStyle w:val="Normal"/>
         <w:spacing w:lineRule="auto" w:line="480"/>
         <w:jc w:val="both"/>
-        <w:rPr>
-          <w:rFonts w:ascii="Times New Roman" w:hAnsi="Times New Roman" w:cs="Times New Roman"/>
-        </w:rPr>
+        <w:rPr/>
       </w:pPr>
       <w:r>
         <w:rPr>
@@ -3846,24 +3663,7 @@
           <w:rFonts w:cs="Times New Roman" w:ascii="Times New Roman" w:hAnsi="Times New Roman"/>
         </w:rPr>
         <w:tab/>
-      </w:r>
-      <w:r>
-        <w:rPr>
-          <w:rFonts w:cs="Times New Roman" w:ascii="Times New Roman" w:hAnsi="Times New Roman"/>
-        </w:rPr>
-        <w:t xml:space="preserve">The justification of this study relies on the fact that convolution neural networks is the one stop shop when developing solutions in computer vision. Here, the term computer vision is defined as a facet in deep learning that develops solutions by analyzing images or videos. One of the important hyper parameters used in convolution neural networks is padding. Padding could be elucidated as </w:t>
-      </w:r>
-      <w:r>
-        <w:rPr>
-          <w:rFonts w:cs="Times New Roman" w:ascii="Times New Roman" w:hAnsi="Times New Roman"/>
-        </w:rPr>
-        <w:t xml:space="preserve">a technique used to add data to an image’s borders, which results in the increase of the image’s height, width or depth. It is important to note that padding adds value in the training process of convolution </w:t>
-      </w:r>
-      <w:r>
-        <w:rPr>
-          <w:rFonts w:cs="Times New Roman" w:ascii="Times New Roman" w:hAnsi="Times New Roman"/>
-        </w:rPr>
-        <w:t>because it could be used for dimension preservation or maintaining border information. Indeed, padding is an important hyper parameter used in training convolution neural networks because of the value it adds in the performance of a convolution neural network.</w:t>
+        <w:t>The justification of this study relies on the fact that convolution neural networks is the one stop shop when developing solutions in computer vision. Here, the term computer vision is defined as a facet in deep learning that develops solutions by analyzing images or videos. One of the important hyper parameters used in convolution neural networks is padding. Padding could be elucidated as a technique used to add data to an image’s borders, which results in the increase of the image’s height, width or depth. It is important to note that padding adds value in the training process of convolution because it could be used for dimension preservation or maintaining border information. Indeed, padding is an important hyper parameter used in training convolution neural networks because of the value it adds in the performance of a convolution neural network.</w:t>
       </w:r>
     </w:p>
     <w:p>
@@ -3878,56 +3678,13 @@
           <w:rFonts w:cs="Times New Roman" w:ascii="Times New Roman" w:hAnsi="Times New Roman"/>
         </w:rPr>
         <w:tab/>
-      </w:r>
-      <w:r>
-        <w:rPr>
-          <w:rFonts w:cs="Times New Roman" w:ascii="Times New Roman" w:hAnsi="Times New Roman"/>
-        </w:rPr>
-        <w:t>Given the role padding play</w:t>
-      </w:r>
-      <w:r>
-        <w:rPr>
-          <w:rFonts w:cs="Times New Roman" w:ascii="Times New Roman" w:hAnsi="Times New Roman"/>
-        </w:rPr>
-        <w:t>s</w:t>
-      </w:r>
-      <w:r>
-        <w:rPr>
-          <w:rFonts w:cs="Times New Roman" w:ascii="Times New Roman" w:hAnsi="Times New Roman"/>
-        </w:rPr>
-        <w:t xml:space="preserve"> in training convolution neural networks, it is important to examine how different padding methods contribute </w:t>
-      </w:r>
-      <w:r>
-        <w:rPr>
-          <w:rFonts w:cs="Times New Roman" w:ascii="Times New Roman" w:hAnsi="Times New Roman"/>
-        </w:rPr>
-        <w:t xml:space="preserve">to the performance of a </w:t>
-      </w:r>
-      <w:r>
-        <w:rPr>
-          <w:rFonts w:cs="Times New Roman" w:ascii="Times New Roman" w:hAnsi="Times New Roman"/>
-        </w:rPr>
-        <w:t xml:space="preserve">convolution </w:t>
-      </w:r>
-      <w:r>
-        <w:rPr>
-          <w:rFonts w:cs="Times New Roman" w:ascii="Times New Roman" w:hAnsi="Times New Roman"/>
-        </w:rPr>
-        <w:t xml:space="preserve">neural network. This owes to the reality it would help scholars and practitioners implement the right padding technique for the right problem. Even further, localizing the problem to facial recognition will not only provide a guideline on the right padding technique to use in facial recognition but it could also help in improving the efficiency of the training process. </w:t>
-      </w:r>
-      <w:r>
-        <w:rPr>
-          <w:rFonts w:cs="Times New Roman" w:ascii="Times New Roman" w:hAnsi="Times New Roman"/>
-        </w:rPr>
-        <w:t>In terms of efficiency, the proposed research will improve the performance of facial recognition applications used by smartphones hence the overall performance of smartphones. Clearly, the proposed study will add value to existing and literature and should be conducted to completion.</w:t>
+        <w:t>Given the role padding plays in training convolution neural networks, it is important to examine how different padding methods contribute to the performance of a convolution neural network. This owes to the reality it would help scholars and practitioners implement the right padding technique for the right problem. Even further, localizing the problem to facial recognition will not only provide a guideline on the right padding technique to use in facial recognition but it could also help in improving the efficiency of the training process. In terms of efficiency, the proposed research will improve the performance of facial recognition applications used by smartphones hence the overall performance of smartphones. Clearly, the proposed study will add value to existing and literature and should be conducted to completion.</w:t>
       </w:r>
     </w:p>
     <w:p>
       <w:pPr>
         <w:pStyle w:val="Heading2"/>
-        <w:rPr>
-          <w:rFonts w:ascii="Times New Roman" w:hAnsi="Times New Roman" w:cs="Times New Roman"/>
-        </w:rPr>
+        <w:rPr/>
       </w:pPr>
       <w:bookmarkStart w:id="12" w:name="_Toc144140805"/>
       <w:r>
@@ -3974,25 +3731,7 @@
         <w:rPr>
           <w:rFonts w:cs="Times New Roman" w:ascii="Times New Roman" w:hAnsi="Times New Roman"/>
         </w:rPr>
-        <w:t xml:space="preserve">To </w:t>
-      </w:r>
-      <w:r>
-        <w:rPr>
-          <w:rFonts w:cs="Times New Roman" w:ascii="Times New Roman" w:hAnsi="Times New Roman"/>
-        </w:rPr>
-        <w:t xml:space="preserve">examine the effect of same and valid padding on facial recognition using convolution neural networks </w:t>
-      </w:r>
-      <w:r>
-        <w:rPr>
-          <w:rFonts w:cs="Times New Roman" w:ascii="Times New Roman" w:hAnsi="Times New Roman"/>
-        </w:rPr>
-        <w:t>and data collected using a smartphone</w:t>
-      </w:r>
-      <w:r>
-        <w:rPr>
-          <w:rFonts w:cs="Times New Roman" w:ascii="Times New Roman" w:hAnsi="Times New Roman"/>
-        </w:rPr>
-        <w:t>.</w:t>
+        <w:t>To examine the effect of same and valid padding on facial recognition using convolution neural networks and data collected using a smartphone.</w:t>
       </w:r>
     </w:p>
     <w:p>
@@ -4016,7 +3755,7 @@
         <w:pStyle w:val="Normal"/>
         <w:numPr>
           <w:ilvl w:val="0"/>
-          <w:numId w:val="1"/>
+          <w:numId w:val="2"/>
         </w:numPr>
         <w:spacing w:lineRule="auto" w:line="480"/>
         <w:rPr>
@@ -4035,30 +3774,28 @@
         <w:pStyle w:val="Normal"/>
         <w:numPr>
           <w:ilvl w:val="0"/>
-          <w:numId w:val="1"/>
+          <w:numId w:val="2"/>
         </w:numPr>
         <w:spacing w:lineRule="auto" w:line="480"/>
-        <w:rPr>
-          <w:rFonts w:ascii="Times New Roman" w:hAnsi="Times New Roman" w:cs="Times New Roman"/>
-        </w:rPr>
-      </w:pPr>
-      <w:r>
-        <w:rPr>
-          <w:rFonts w:cs="Times New Roman" w:ascii="Times New Roman" w:hAnsi="Times New Roman"/>
-        </w:rPr>
-        <w:t xml:space="preserve">To  </w:t>
-      </w:r>
-      <w:r>
-        <w:rPr>
-          <w:rFonts w:cs="Times New Roman" w:ascii="Times New Roman" w:hAnsi="Times New Roman"/>
-        </w:rPr>
-        <w:t>build a convolution neural network model using same padding</w:t>
-      </w:r>
-      <w:r>
-        <w:rPr>
-          <w:rFonts w:cs="Times New Roman" w:ascii="Times New Roman" w:hAnsi="Times New Roman"/>
-        </w:rPr>
-        <w:t>.</w:t>
+        <w:rPr/>
+      </w:pPr>
+      <w:r>
+        <w:rPr>
+          <w:rFonts w:cs="Times New Roman" w:ascii="Times New Roman" w:hAnsi="Times New Roman"/>
+        </w:rPr>
+        <w:t xml:space="preserve">To  build a convolution neural network model </w:t>
+      </w:r>
+      <w:r>
+        <w:rPr>
+          <w:rFonts w:cs="Times New Roman" w:ascii="Times New Roman" w:hAnsi="Times New Roman"/>
+        </w:rPr>
+        <w:t xml:space="preserve">for facial recognition </w:t>
+      </w:r>
+      <w:r>
+        <w:rPr>
+          <w:rFonts w:cs="Times New Roman" w:ascii="Times New Roman" w:hAnsi="Times New Roman"/>
+        </w:rPr>
+        <w:t>using same padding.</w:t>
       </w:r>
     </w:p>
     <w:p>
@@ -4066,30 +3803,28 @@
         <w:pStyle w:val="Normal"/>
         <w:numPr>
           <w:ilvl w:val="0"/>
-          <w:numId w:val="1"/>
+          <w:numId w:val="2"/>
         </w:numPr>
         <w:spacing w:lineRule="auto" w:line="480"/>
-        <w:rPr>
-          <w:rFonts w:ascii="Times New Roman" w:hAnsi="Times New Roman" w:cs="Times New Roman"/>
-        </w:rPr>
-      </w:pPr>
-      <w:r>
-        <w:rPr>
-          <w:rFonts w:cs="Times New Roman" w:ascii="Times New Roman" w:hAnsi="Times New Roman"/>
-        </w:rPr>
-        <w:t xml:space="preserve">To  </w:t>
-      </w:r>
-      <w:r>
-        <w:rPr>
-          <w:rFonts w:cs="Times New Roman" w:ascii="Times New Roman" w:hAnsi="Times New Roman"/>
-        </w:rPr>
-        <w:t>build a convolution neural network model using valid padding</w:t>
-      </w:r>
-      <w:r>
-        <w:rPr>
-          <w:rFonts w:cs="Times New Roman" w:ascii="Times New Roman" w:hAnsi="Times New Roman"/>
-        </w:rPr>
-        <w:t>.</w:t>
+        <w:rPr/>
+      </w:pPr>
+      <w:r>
+        <w:rPr>
+          <w:rFonts w:cs="Times New Roman" w:ascii="Times New Roman" w:hAnsi="Times New Roman"/>
+        </w:rPr>
+        <w:t xml:space="preserve">To  build a convolution neural network model </w:t>
+      </w:r>
+      <w:r>
+        <w:rPr>
+          <w:rFonts w:cs="Times New Roman" w:ascii="Times New Roman" w:hAnsi="Times New Roman"/>
+        </w:rPr>
+        <w:t xml:space="preserve">for facial recognition </w:t>
+      </w:r>
+      <w:r>
+        <w:rPr>
+          <w:rFonts w:cs="Times New Roman" w:ascii="Times New Roman" w:hAnsi="Times New Roman"/>
+        </w:rPr>
+        <w:t>using valid padding.</w:t>
       </w:r>
     </w:p>
     <w:p>
@@ -4097,7 +3832,7 @@
         <w:pStyle w:val="Normal"/>
         <w:numPr>
           <w:ilvl w:val="0"/>
-          <w:numId w:val="1"/>
+          <w:numId w:val="2"/>
         </w:numPr>
         <w:spacing w:lineRule="auto" w:line="480"/>
         <w:rPr>
@@ -4108,20 +3843,14 @@
         <w:rPr>
           <w:rFonts w:cs="Times New Roman" w:ascii="Times New Roman" w:hAnsi="Times New Roman"/>
         </w:rPr>
-        <w:t xml:space="preserve">To compare the performance of </w:t>
-      </w:r>
-      <w:r>
-        <w:rPr>
-          <w:rFonts w:cs="Times New Roman" w:ascii="Times New Roman" w:hAnsi="Times New Roman"/>
-        </w:rPr>
-        <w:t>valid and same padding on facial recognition using  convolution neural networks.</w:t>
+        <w:t>To compare the performance of valid and same padding on facial recognition using  convolution neural networks.</w:t>
       </w:r>
     </w:p>
     <w:p>
       <w:pPr>
         <w:pStyle w:val="Normal"/>
         <w:suppressAutoHyphens w:val="false"/>
-        <w:overflowPunct w:val="false"/>
+        <w:overflowPunct w:val="true"/>
         <w:rPr>
           <w:rFonts w:ascii="Times New Roman" w:hAnsi="Times New Roman" w:cs="Times New Roman"/>
           <w:b/>
@@ -4263,9 +3992,7 @@
         <w:pStyle w:val="Normal"/>
         <w:spacing w:lineRule="auto" w:line="480"/>
         <w:jc w:val="both"/>
-        <w:rPr>
-          <w:rFonts w:ascii="Times New Roman" w:hAnsi="Times New Roman" w:cs="Times New Roman"/>
-        </w:rPr>
+        <w:rPr/>
       </w:pPr>
       <w:r>
         <w:rPr>
@@ -4295,9 +4022,7 @@
         <w:pStyle w:val="Normal"/>
         <w:spacing w:lineRule="auto" w:line="480"/>
         <w:jc w:val="both"/>
-        <w:rPr>
-          <w:rFonts w:ascii="Times New Roman" w:hAnsi="Times New Roman" w:cs="Times New Roman"/>
-        </w:rPr>
+        <w:rPr/>
       </w:pPr>
       <w:r>
         <w:rPr>
@@ -4331,9 +4056,7 @@
         <w:pStyle w:val="Normal"/>
         <w:spacing w:lineRule="auto" w:line="480"/>
         <w:jc w:val="both"/>
-        <w:rPr>
-          <w:rFonts w:ascii="Times New Roman" w:hAnsi="Times New Roman" w:cs="Times New Roman"/>
-        </w:rPr>
+        <w:rPr/>
       </w:pPr>
       <w:r>
         <w:rPr>
@@ -4354,9 +4077,7 @@
         <w:pStyle w:val="Normal"/>
         <w:spacing w:lineRule="auto" w:line="480"/>
         <w:jc w:val="both"/>
-        <w:rPr>
-          <w:rFonts w:ascii="Times New Roman" w:hAnsi="Times New Roman" w:cs="Times New Roman"/>
-        </w:rPr>
+        <w:rPr/>
       </w:pPr>
       <w:r>
         <w:rPr>
@@ -4377,9 +4098,7 @@
         <w:pStyle w:val="Normal"/>
         <w:spacing w:lineRule="auto" w:line="480"/>
         <w:jc w:val="both"/>
-        <w:rPr>
-          <w:rFonts w:ascii="Times New Roman" w:hAnsi="Times New Roman" w:cs="Times New Roman"/>
-        </w:rPr>
+        <w:rPr/>
       </w:pPr>
       <w:r>
         <w:rPr>
@@ -4400,9 +4119,7 @@
         <w:pStyle w:val="Normal"/>
         <w:spacing w:lineRule="auto" w:line="480"/>
         <w:jc w:val="both"/>
-        <w:rPr>
-          <w:rFonts w:ascii="Times New Roman" w:hAnsi="Times New Roman" w:cs="Times New Roman"/>
-        </w:rPr>
+        <w:rPr/>
       </w:pPr>
       <w:r>
         <w:rPr>
@@ -4485,9 +4202,7 @@
         <w:pStyle w:val="Normal"/>
         <w:spacing w:lineRule="auto" w:line="480"/>
         <w:jc w:val="both"/>
-        <w:rPr>
-          <w:rFonts w:ascii="Times New Roman" w:hAnsi="Times New Roman" w:cs="Times New Roman"/>
-        </w:rPr>
+        <w:rPr/>
       </w:pPr>
       <w:r>
         <w:rPr>
@@ -4549,9 +4264,7 @@
         <w:pStyle w:val="Normal"/>
         <w:spacing w:lineRule="auto" w:line="480"/>
         <w:jc w:val="both"/>
-        <w:rPr>
-          <w:rFonts w:ascii="Times New Roman" w:hAnsi="Times New Roman" w:cs="Times New Roman"/>
-        </w:rPr>
+        <w:rPr/>
       </w:pPr>
       <w:r>
         <w:rPr>
@@ -4616,9 +4329,7 @@
         <w:pStyle w:val="Normal"/>
         <w:spacing w:lineRule="auto" w:line="480"/>
         <w:jc w:val="both"/>
-        <w:rPr>
-          <w:rFonts w:ascii="Times New Roman" w:hAnsi="Times New Roman" w:cs="Times New Roman"/>
-        </w:rPr>
+        <w:rPr/>
       </w:pPr>
       <w:r>
         <w:rPr>
@@ -4784,9 +4495,7 @@
         <w:pStyle w:val="Normal"/>
         <w:spacing w:lineRule="auto" w:line="480"/>
         <w:jc w:val="both"/>
-        <w:rPr>
-          <w:rFonts w:ascii="Times New Roman" w:hAnsi="Times New Roman" w:cs="Times New Roman"/>
-        </w:rPr>
+        <w:rPr/>
       </w:pPr>
       <w:r>
         <w:rPr>
@@ -4837,9 +4546,7 @@
         <w:pStyle w:val="Normal"/>
         <w:spacing w:lineRule="auto" w:line="480"/>
         <w:jc w:val="both"/>
-        <w:rPr>
-          <w:rFonts w:ascii="Times New Roman" w:hAnsi="Times New Roman" w:cs="Times New Roman"/>
-        </w:rPr>
+        <w:rPr/>
       </w:pPr>
       <w:r>
         <w:rPr>
@@ -5005,9 +4712,7 @@
         <w:pStyle w:val="Normal"/>
         <w:spacing w:lineRule="auto" w:line="480"/>
         <w:jc w:val="both"/>
-        <w:rPr>
-          <w:rFonts w:ascii="Times New Roman" w:hAnsi="Times New Roman" w:cs="Times New Roman"/>
-        </w:rPr>
+        <w:rPr/>
       </w:pPr>
       <w:r>
         <w:rPr>
@@ -5125,9 +4830,7 @@
         <w:pStyle w:val="Normal"/>
         <w:spacing w:lineRule="auto" w:line="480"/>
         <w:jc w:val="center"/>
-        <w:rPr>
-          <w:rFonts w:ascii="Times New Roman" w:hAnsi="Times New Roman" w:cs="Times New Roman"/>
-        </w:rPr>
+        <w:rPr/>
       </w:pPr>
       <w:r>
         <w:rPr/>
@@ -5235,9 +4938,7 @@
         <w:pStyle w:val="Normal"/>
         <w:spacing w:lineRule="auto" w:line="480"/>
         <w:jc w:val="both"/>
-        <w:rPr>
-          <w:rFonts w:ascii="Times New Roman" w:hAnsi="Times New Roman" w:cs="Times New Roman"/>
-        </w:rPr>
+        <w:rPr/>
       </w:pPr>
       <w:r>
         <w:rPr>
@@ -5402,9 +5103,7 @@
         <w:pStyle w:val="Normal"/>
         <w:spacing w:lineRule="auto" w:line="480"/>
         <w:jc w:val="both"/>
-        <w:rPr>
-          <w:rFonts w:ascii="Times New Roman" w:hAnsi="Times New Roman" w:cs="Times New Roman"/>
-        </w:rPr>
+        <w:rPr/>
       </w:pPr>
       <w:r>
         <w:rPr>
@@ -5519,9 +5218,7 @@
       <w:pPr>
         <w:pStyle w:val="Normal"/>
         <w:jc w:val="center"/>
-        <w:rPr>
-          <w:rFonts w:ascii="Times New Roman" w:hAnsi="Times New Roman" w:cs="Times New Roman"/>
-        </w:rPr>
+        <w:rPr/>
       </w:pPr>
       <w:r>
         <w:rPr/>
@@ -5655,9 +5352,7 @@
         <w:pStyle w:val="Heading2"/>
         <w:spacing w:lineRule="auto" w:line="480" w:before="0" w:after="0"/>
         <w:jc w:val="both"/>
-        <w:rPr>
-          <w:rFonts w:ascii="Times New Roman" w:hAnsi="Times New Roman" w:cs="Times New Roman"/>
-        </w:rPr>
+        <w:rPr/>
       </w:pPr>
       <w:bookmarkStart w:id="25" w:name="_Toc144140815"/>
       <w:bookmarkStart w:id="26" w:name="_heading=h.9gict8km0erz"/>
@@ -5716,9 +5411,7 @@
         <w:pStyle w:val="Normal"/>
         <w:spacing w:lineRule="auto" w:line="480"/>
         <w:jc w:val="both"/>
-        <w:rPr>
-          <w:rFonts w:ascii="Times New Roman" w:hAnsi="Times New Roman" w:cs="Times New Roman"/>
-        </w:rPr>
+        <w:rPr/>
       </w:pPr>
       <w:r>
         <w:rPr>
@@ -5738,7 +5431,7 @@
       <w:pPr>
         <w:pStyle w:val="Normal"/>
         <w:spacing w:lineRule="auto" w:line="480"/>
-        <w:ind w:firstLine="720"/>
+        <w:ind w:left="0" w:right="0" w:firstLine="720"/>
         <w:jc w:val="both"/>
         <w:rPr>
           <w:rFonts w:ascii="Times New Roman" w:hAnsi="Times New Roman" w:cs="Times New Roman"/>
@@ -5756,9 +5449,7 @@
         <w:pStyle w:val="Normal"/>
         <w:spacing w:lineRule="auto" w:line="480"/>
         <w:jc w:val="both"/>
-        <w:rPr>
-          <w:rFonts w:ascii="Times New Roman" w:hAnsi="Times New Roman" w:cs="Times New Roman"/>
-        </w:rPr>
+        <w:rPr/>
       </w:pPr>
       <w:r>
         <w:rPr>
@@ -5772,7 +5463,7 @@
       <w:pPr>
         <w:pStyle w:val="Normal"/>
         <w:spacing w:lineRule="auto" w:line="480"/>
-        <w:ind w:firstLine="720"/>
+        <w:ind w:left="0" w:right="0" w:firstLine="720"/>
         <w:jc w:val="both"/>
         <w:rPr>
           <w:rFonts w:ascii="Times New Roman" w:hAnsi="Times New Roman" w:cs="Times New Roman"/>
@@ -5800,9 +5491,7 @@
         <w:pStyle w:val="Normal"/>
         <w:spacing w:lineRule="auto" w:line="480"/>
         <w:jc w:val="both"/>
-        <w:rPr>
-          <w:rFonts w:ascii="Times New Roman" w:hAnsi="Times New Roman" w:cs="Times New Roman"/>
-        </w:rPr>
+        <w:rPr/>
       </w:pPr>
       <w:r>
         <w:rPr>
@@ -5817,9 +5506,7 @@
         <w:pStyle w:val="Normal"/>
         <w:spacing w:lineRule="auto" w:line="480"/>
         <w:jc w:val="both"/>
-        <w:rPr>
-          <w:rFonts w:ascii="Times New Roman" w:hAnsi="Times New Roman" w:cs="Times New Roman"/>
-        </w:rPr>
+        <w:rPr/>
       </w:pPr>
       <w:r>
         <w:rPr>
@@ -5844,9 +5531,7 @@
         <w:pStyle w:val="Normal"/>
         <w:spacing w:lineRule="auto" w:line="480"/>
         <w:jc w:val="both"/>
-        <w:rPr>
-          <w:rFonts w:ascii="Times New Roman" w:hAnsi="Times New Roman" w:cs="Times New Roman"/>
-        </w:rPr>
+        <w:rPr/>
       </w:pPr>
       <w:r>
         <w:rPr>
@@ -5880,10 +5565,18 @@
         <w:pStyle w:val="Normal"/>
         <w:spacing w:lineRule="auto" w:line="480"/>
         <w:jc w:val="both"/>
-        <w:rPr/>
-      </w:pPr>
-      <w:r>
-        <w:rPr/>
+        <w:rPr>
+          <w:b/>
+          <w:b/>
+          <w:bCs/>
+        </w:rPr>
+      </w:pPr>
+      <w:r>
+        <w:rPr>
+          <w:b/>
+          <w:bCs/>
+        </w:rPr>
+        <w:t>Padding in Convolution Neural Networks</w:t>
       </w:r>
     </w:p>
     <w:p>
@@ -5895,6 +5588,7 @@
       </w:pPr>
       <w:r>
         <w:rPr/>
+        <w:tab/>
       </w:r>
     </w:p>
     <w:p>
@@ -5906,6 +5600,7 @@
       </w:pPr>
       <w:r>
         <w:rPr/>
+        <w:t xml:space="preserve">While a lot of studies have been conducted on convolution neural networks, the number of studies that have examined the effect of padding on the performance of CNNs are few. </w:t>
       </w:r>
     </w:p>
     <w:p>
@@ -5922,8 +5617,30 @@
     <w:p>
       <w:pPr>
         <w:pStyle w:val="Normal"/>
+        <w:spacing w:lineRule="auto" w:line="480"/>
+        <w:jc w:val="both"/>
+        <w:rPr/>
+      </w:pPr>
+      <w:r>
+        <w:rPr/>
+      </w:r>
+    </w:p>
+    <w:p>
+      <w:pPr>
+        <w:pStyle w:val="Normal"/>
+        <w:spacing w:lineRule="auto" w:line="480"/>
+        <w:jc w:val="both"/>
+        <w:rPr/>
+      </w:pPr>
+      <w:r>
+        <w:rPr/>
+      </w:r>
+    </w:p>
+    <w:p>
+      <w:pPr>
+        <w:pStyle w:val="Normal"/>
         <w:suppressAutoHyphens w:val="false"/>
-        <w:overflowPunct w:val="false"/>
+        <w:overflowPunct w:val="true"/>
         <w:rPr/>
       </w:pPr>
       <w:r>
@@ -5981,9 +5698,7 @@
         <w:pStyle w:val="Normal"/>
         <w:spacing w:lineRule="auto" w:line="480"/>
         <w:jc w:val="both"/>
-        <w:rPr>
-          <w:rFonts w:ascii="Times New Roman" w:hAnsi="Times New Roman" w:cs="Times New Roman"/>
-        </w:rPr>
+        <w:rPr/>
       </w:pPr>
       <w:r>
         <w:rPr>
@@ -6060,13 +5775,11 @@
         <w:pStyle w:val="ListParagraph"/>
         <w:numPr>
           <w:ilvl w:val="0"/>
-          <w:numId w:val="2"/>
+          <w:numId w:val="3"/>
         </w:numPr>
         <w:spacing w:lineRule="auto" w:line="480"/>
         <w:jc w:val="both"/>
-        <w:rPr>
-          <w:rFonts w:ascii="Times New Roman" w:hAnsi="Times New Roman" w:cs="Times New Roman"/>
-        </w:rPr>
+        <w:rPr/>
       </w:pPr>
       <w:r>
         <w:rPr/>
@@ -6151,13 +5864,11 @@
         <w:pStyle w:val="ListParagraph"/>
         <w:numPr>
           <w:ilvl w:val="0"/>
-          <w:numId w:val="2"/>
+          <w:numId w:val="3"/>
         </w:numPr>
         <w:spacing w:lineRule="auto" w:line="480"/>
         <w:jc w:val="both"/>
-        <w:rPr>
-          <w:rFonts w:ascii="Times New Roman" w:hAnsi="Times New Roman" w:cs="Times New Roman"/>
-        </w:rPr>
+        <w:rPr/>
       </w:pPr>
       <w:r>
         <w:rPr/>
@@ -6248,13 +5959,11 @@
         <w:pStyle w:val="ListParagraph"/>
         <w:numPr>
           <w:ilvl w:val="0"/>
-          <w:numId w:val="2"/>
+          <w:numId w:val="3"/>
         </w:numPr>
         <w:spacing w:lineRule="auto" w:line="480"/>
         <w:jc w:val="both"/>
-        <w:rPr>
-          <w:rFonts w:ascii="Times New Roman" w:hAnsi="Times New Roman" w:cs="Times New Roman"/>
-        </w:rPr>
+        <w:rPr/>
       </w:pPr>
       <w:r>
         <w:rPr/>
@@ -6354,9 +6063,7 @@
         <w:pStyle w:val="Normal"/>
         <w:spacing w:lineRule="auto" w:line="480"/>
         <w:jc w:val="both"/>
-        <w:rPr>
-          <w:rFonts w:ascii="Times New Roman" w:hAnsi="Times New Roman" w:cs="Times New Roman"/>
-        </w:rPr>
+        <w:rPr/>
       </w:pPr>
       <w:r>
         <w:rPr/>
@@ -6404,9 +6111,7 @@
         <w:pStyle w:val="Normal"/>
         <w:spacing w:lineRule="auto" w:line="480"/>
         <w:jc w:val="both"/>
-        <w:rPr>
-          <w:rFonts w:ascii="Times New Roman" w:hAnsi="Times New Roman" w:cs="Times New Roman"/>
-        </w:rPr>
+        <w:rPr/>
       </w:pPr>
       <w:r>
         <w:rPr>
@@ -6470,9 +6175,7 @@
         <w:pStyle w:val="Normal"/>
         <w:spacing w:lineRule="auto" w:line="480"/>
         <w:jc w:val="both"/>
-        <w:rPr>
-          <w:rFonts w:ascii="Times New Roman" w:hAnsi="Times New Roman" w:cs="Times New Roman"/>
-        </w:rPr>
+        <w:rPr/>
       </w:pPr>
       <w:r>
         <w:rPr/>
@@ -6838,9 +6541,7 @@
         <w:pStyle w:val="Normal"/>
         <w:spacing w:lineRule="auto" w:line="480"/>
         <w:jc w:val="both"/>
-        <w:rPr>
-          <w:rFonts w:ascii="Times New Roman" w:hAnsi="Times New Roman" w:cs="Times New Roman"/>
-        </w:rPr>
+        <w:rPr/>
       </w:pPr>
       <w:r>
         <w:rPr/>
@@ -7256,9 +6957,7 @@
         <w:pStyle w:val="Normal"/>
         <w:spacing w:lineRule="auto" w:line="480"/>
         <w:jc w:val="both"/>
-        <w:rPr>
-          <w:rFonts w:ascii="Times New Roman" w:hAnsi="Times New Roman" w:cs="Times New Roman"/>
-        </w:rPr>
+        <w:rPr/>
       </w:pPr>
       <w:r>
         <w:rPr/>
@@ -7674,9 +7373,7 @@
         <w:pStyle w:val="Normal"/>
         <w:spacing w:lineRule="auto" w:line="480"/>
         <w:jc w:val="both"/>
-        <w:rPr>
-          <w:rFonts w:ascii="Times New Roman" w:hAnsi="Times New Roman" w:cs="Times New Roman"/>
-        </w:rPr>
+        <w:rPr/>
       </w:pPr>
       <w:r>
         <w:rPr>
@@ -7727,9 +7424,7 @@
         <w:pStyle w:val="Normal"/>
         <w:spacing w:lineRule="auto" w:line="480"/>
         <w:jc w:val="both"/>
-        <w:rPr>
-          <w:rFonts w:ascii="Times New Roman" w:hAnsi="Times New Roman" w:cs="Times New Roman"/>
-        </w:rPr>
+        <w:rPr/>
       </w:pPr>
       <w:r>
         <w:rPr/>
@@ -7831,9 +7526,7 @@
         <w:pStyle w:val="Normal"/>
         <w:spacing w:lineRule="auto" w:line="480"/>
         <w:jc w:val="both"/>
-        <w:rPr>
-          <w:rFonts w:ascii="Times New Roman" w:hAnsi="Times New Roman" w:cs="Times New Roman"/>
-        </w:rPr>
+        <w:rPr/>
       </w:pPr>
       <w:r>
         <w:rPr/>
@@ -7935,9 +7628,7 @@
         <w:pStyle w:val="Normal"/>
         <w:spacing w:lineRule="auto" w:line="480"/>
         <w:jc w:val="both"/>
-        <w:rPr>
-          <w:rFonts w:ascii="Times New Roman" w:hAnsi="Times New Roman" w:cs="Times New Roman"/>
-        </w:rPr>
+        <w:rPr/>
       </w:pPr>
       <w:r>
         <w:rPr/>
@@ -8038,11 +7729,9 @@
       <w:pPr>
         <w:pStyle w:val="Normal"/>
         <w:spacing w:lineRule="auto" w:line="480"/>
-        <w:ind w:firstLine="720"/>
+        <w:ind w:left="0" w:right="0" w:firstLine="720"/>
         <w:jc w:val="both"/>
-        <w:rPr>
-          <w:rFonts w:ascii="Times New Roman" w:hAnsi="Times New Roman" w:cs="Times New Roman"/>
-        </w:rPr>
+        <w:rPr/>
       </w:pPr>
       <w:r>
         <w:rPr>
@@ -8211,9 +7900,7 @@
         <w:pStyle w:val="Normal"/>
         <w:spacing w:lineRule="auto" w:line="480"/>
         <w:jc w:val="both"/>
-        <w:rPr>
-          <w:rFonts w:ascii="Times New Roman" w:hAnsi="Times New Roman" w:cs="Times New Roman"/>
-        </w:rPr>
+        <w:rPr/>
       </w:pPr>
       <w:r>
         <w:rPr/>
@@ -8423,9 +8110,7 @@
         <w:pStyle w:val="Normal"/>
         <w:spacing w:lineRule="auto" w:line="480"/>
         <w:jc w:val="both"/>
-        <w:rPr>
-          <w:rFonts w:ascii="Times New Roman" w:hAnsi="Times New Roman" w:cs="Times New Roman"/>
-        </w:rPr>
+        <w:rPr/>
       </w:pPr>
       <w:r>
         <w:rPr>
@@ -8546,9 +8231,7 @@
         <w:pStyle w:val="Normal"/>
         <w:spacing w:lineRule="auto" w:line="480"/>
         <w:jc w:val="both"/>
-        <w:rPr>
-          <w:rFonts w:ascii="Times New Roman" w:hAnsi="Times New Roman" w:cs="Times New Roman"/>
-        </w:rPr>
+        <w:rPr/>
       </w:pPr>
       <w:r>
         <w:rPr>
@@ -8686,9 +8369,7 @@
         <w:pStyle w:val="Normal"/>
         <w:spacing w:lineRule="auto" w:line="480"/>
         <w:jc w:val="both"/>
-        <w:rPr>
-          <w:rFonts w:ascii="Times New Roman" w:hAnsi="Times New Roman" w:cs="Times New Roman"/>
-        </w:rPr>
+        <w:rPr/>
       </w:pPr>
       <w:r>
         <w:rPr>
@@ -8882,7 +8563,7 @@
       <w:pPr>
         <w:pStyle w:val="Normal"/>
         <w:spacing w:lineRule="auto" w:line="480"/>
-        <w:ind w:firstLine="720"/>
+        <w:ind w:left="0" w:right="0" w:firstLine="720"/>
         <w:jc w:val="both"/>
         <w:rPr>
           <w:rFonts w:ascii="Times New Roman" w:hAnsi="Times New Roman" w:cs="Times New Roman"/>
@@ -8902,9 +8583,7 @@
         <w:pStyle w:val="Normal"/>
         <w:spacing w:lineRule="auto" w:line="480"/>
         <w:jc w:val="both"/>
-        <w:rPr>
-          <w:rFonts w:ascii="Times New Roman" w:hAnsi="Times New Roman" w:cs="Times New Roman"/>
-        </w:rPr>
+        <w:rPr/>
       </w:pPr>
       <w:r>
         <w:rPr/>
@@ -9272,9 +8951,7 @@
         <w:pStyle w:val="Normal"/>
         <w:spacing w:lineRule="auto" w:line="480"/>
         <w:jc w:val="both"/>
-        <w:rPr>
-          <w:rFonts w:ascii="Times New Roman" w:hAnsi="Times New Roman" w:cs="Times New Roman"/>
-        </w:rPr>
+        <w:rPr/>
       </w:pPr>
       <w:r>
         <w:rPr/>
@@ -9454,9 +9131,7 @@
         <w:pStyle w:val="Normal"/>
         <w:spacing w:lineRule="auto" w:line="480"/>
         <w:jc w:val="both"/>
-        <w:rPr>
-          <w:rFonts w:ascii="Times New Roman" w:hAnsi="Times New Roman" w:cs="Times New Roman"/>
-        </w:rPr>
+        <w:rPr/>
       </w:pPr>
       <w:r>
         <w:rPr/>
@@ -9639,9 +9314,7 @@
         <w:pStyle w:val="Normal"/>
         <w:spacing w:lineRule="auto" w:line="480"/>
         <w:jc w:val="both"/>
-        <w:rPr>
-          <w:rFonts w:ascii="Times New Roman" w:hAnsi="Times New Roman" w:cs="Times New Roman"/>
-        </w:rPr>
+        <w:rPr/>
       </w:pPr>
       <w:r>
         <w:rPr/>
@@ -9808,9 +9481,7 @@
         <w:pStyle w:val="Normal"/>
         <w:spacing w:lineRule="auto" w:line="480"/>
         <w:jc w:val="both"/>
-        <w:rPr>
-          <w:rFonts w:ascii="Times New Roman" w:hAnsi="Times New Roman" w:cs="Times New Roman"/>
-        </w:rPr>
+        <w:rPr/>
       </w:pPr>
       <w:r>
         <w:rPr>
@@ -9853,9 +9524,7 @@
         <w:pStyle w:val="Normal"/>
         <w:spacing w:lineRule="auto" w:line="480"/>
         <w:jc w:val="both"/>
-        <w:rPr>
-          <w:rFonts w:ascii="Times New Roman" w:hAnsi="Times New Roman" w:cs="Times New Roman"/>
-        </w:rPr>
+        <w:rPr/>
       </w:pPr>
       <w:r>
         <w:rPr/>
@@ -10130,9 +9799,7 @@
         <w:pStyle w:val="Normal"/>
         <w:spacing w:lineRule="auto" w:line="480"/>
         <w:jc w:val="both"/>
-        <w:rPr>
-          <w:rFonts w:ascii="Times New Roman" w:hAnsi="Times New Roman" w:cs="Times New Roman"/>
-        </w:rPr>
+        <w:rPr/>
       </w:pPr>
       <w:r>
         <w:rPr>
@@ -10349,9 +10016,7 @@
         <w:pStyle w:val="Normal"/>
         <w:spacing w:lineRule="auto" w:line="480"/>
         <w:jc w:val="both"/>
-        <w:rPr>
-          <w:rFonts w:ascii="Times New Roman" w:hAnsi="Times New Roman" w:cs="Times New Roman"/>
-        </w:rPr>
+        <w:rPr/>
       </w:pPr>
       <w:r>
         <w:rPr>
@@ -10410,9 +10075,7 @@
         <w:pStyle w:val="Normal"/>
         <w:spacing w:lineRule="auto" w:line="480"/>
         <w:jc w:val="both"/>
-        <w:rPr>
-          <w:rFonts w:ascii="Times New Roman" w:hAnsi="Times New Roman" w:cs="Times New Roman"/>
-        </w:rPr>
+        <w:rPr/>
       </w:pPr>
       <w:r>
         <w:rPr/>
@@ -10740,9 +10403,7 @@
         <w:pStyle w:val="Normal"/>
         <w:spacing w:lineRule="auto" w:line="480"/>
         <w:jc w:val="both"/>
-        <w:rPr>
-          <w:rFonts w:ascii="Times New Roman" w:hAnsi="Times New Roman" w:cs="Times New Roman"/>
-        </w:rPr>
+        <w:rPr/>
       </w:pPr>
       <w:r>
         <w:rPr>
@@ -10996,9 +10657,7 @@
         <w:pStyle w:val="Normal"/>
         <w:spacing w:lineRule="auto" w:line="480"/>
         <w:jc w:val="both"/>
-        <w:rPr>
-          <w:rFonts w:ascii="Times New Roman" w:hAnsi="Times New Roman" w:cs="Times New Roman"/>
-        </w:rPr>
+        <w:rPr/>
       </w:pPr>
       <w:r>
         <w:rPr>
@@ -11058,9 +10717,7 @@
         <w:pStyle w:val="Normal"/>
         <w:spacing w:lineRule="auto" w:line="480"/>
         <w:jc w:val="both"/>
-        <w:rPr>
-          <w:rFonts w:ascii="Times New Roman" w:hAnsi="Times New Roman" w:cs="Times New Roman"/>
-        </w:rPr>
+        <w:rPr/>
       </w:pPr>
       <w:r>
         <w:rPr/>
@@ -11428,9 +11085,7 @@
         <w:pStyle w:val="Normal"/>
         <w:spacing w:lineRule="auto" w:line="480"/>
         <w:jc w:val="both"/>
-        <w:rPr>
-          <w:rFonts w:ascii="Times New Roman" w:hAnsi="Times New Roman" w:cs="Times New Roman"/>
-        </w:rPr>
+        <w:rPr/>
       </w:pPr>
       <w:r>
         <w:rPr/>
@@ -11592,9 +11247,7 @@
         <w:pStyle w:val="Normal"/>
         <w:spacing w:lineRule="auto" w:line="480"/>
         <w:jc w:val="both"/>
-        <w:rPr>
-          <w:rFonts w:ascii="Times New Roman" w:hAnsi="Times New Roman" w:cs="Times New Roman"/>
-        </w:rPr>
+        <w:rPr/>
       </w:pPr>
       <w:r>
         <w:rPr/>
@@ -11778,9 +11431,7 @@
         <w:pStyle w:val="Normal"/>
         <w:spacing w:lineRule="auto" w:line="480"/>
         <w:jc w:val="both"/>
-        <w:rPr>
-          <w:rFonts w:ascii="Times New Roman" w:hAnsi="Times New Roman" w:cs="Times New Roman"/>
-        </w:rPr>
+        <w:rPr/>
       </w:pPr>
       <w:r>
         <w:rPr/>
@@ -12413,9 +12064,7 @@
         <w:pStyle w:val="Normal"/>
         <w:spacing w:lineRule="auto" w:line="480"/>
         <w:jc w:val="both"/>
-        <w:rPr>
-          <w:rFonts w:ascii="Times New Roman" w:hAnsi="Times New Roman" w:cs="Times New Roman"/>
-        </w:rPr>
+        <w:rPr/>
       </w:pPr>
       <w:r>
         <w:rPr>
@@ -12519,9 +12168,7 @@
         <w:pStyle w:val="Normal"/>
         <w:spacing w:lineRule="auto" w:line="480"/>
         <w:jc w:val="both"/>
-        <w:rPr>
-          <w:rFonts w:ascii="Times New Roman" w:hAnsi="Times New Roman" w:cs="Times New Roman"/>
-        </w:rPr>
+        <w:rPr/>
       </w:pPr>
       <w:r>
         <w:rPr/>
@@ -12827,9 +12474,7 @@
         <w:pStyle w:val="Normal"/>
         <w:spacing w:lineRule="auto" w:line="480"/>
         <w:jc w:val="both"/>
-        <w:rPr>
-          <w:rFonts w:ascii="Times New Roman" w:hAnsi="Times New Roman" w:cs="Times New Roman"/>
-        </w:rPr>
+        <w:rPr/>
       </w:pPr>
       <w:r>
         <w:rPr>
@@ -12925,9 +12570,7 @@
         <w:pStyle w:val="Normal"/>
         <w:spacing w:lineRule="auto" w:line="480"/>
         <w:jc w:val="both"/>
-        <w:rPr>
-          <w:rFonts w:ascii="Times New Roman" w:hAnsi="Times New Roman" w:cs="Times New Roman"/>
-        </w:rPr>
+        <w:rPr/>
       </w:pPr>
       <w:r>
         <w:rPr/>
@@ -13154,9 +12797,7 @@
         <w:pStyle w:val="Normal"/>
         <w:spacing w:lineRule="auto" w:line="480"/>
         <w:jc w:val="both"/>
-        <w:rPr>
-          <w:rFonts w:ascii="Times New Roman" w:hAnsi="Times New Roman" w:cs="Times New Roman"/>
-        </w:rPr>
+        <w:rPr/>
       </w:pPr>
       <w:r>
         <w:rPr/>
@@ -13480,9 +13121,7 @@
         <w:pStyle w:val="Normal"/>
         <w:spacing w:lineRule="auto" w:line="480"/>
         <w:jc w:val="both"/>
-        <w:rPr>
-          <w:rFonts w:ascii="Times New Roman" w:hAnsi="Times New Roman" w:cs="Times New Roman"/>
-        </w:rPr>
+        <w:rPr/>
       </w:pPr>
       <w:r>
         <w:rPr>
@@ -13541,9 +13180,7 @@
         <w:pStyle w:val="Normal"/>
         <w:spacing w:lineRule="auto" w:line="480"/>
         <w:jc w:val="both"/>
-        <w:rPr>
-          <w:rFonts w:ascii="Times New Roman" w:hAnsi="Times New Roman" w:cs="Times New Roman"/>
-        </w:rPr>
+        <w:rPr/>
       </w:pPr>
       <w:r>
         <w:rPr/>
@@ -13842,9 +13479,7 @@
         <w:pStyle w:val="Normal"/>
         <w:spacing w:lineRule="auto" w:line="480"/>
         <w:jc w:val="both"/>
-        <w:rPr>
-          <w:rFonts w:ascii="Times New Roman" w:hAnsi="Times New Roman" w:cs="Times New Roman"/>
-        </w:rPr>
+        <w:rPr/>
       </w:pPr>
       <w:r>
         <w:rPr/>
@@ -14127,9 +13762,7 @@
         <w:pStyle w:val="Normal"/>
         <w:spacing w:lineRule="auto" w:line="480"/>
         <w:jc w:val="both"/>
-        <w:rPr>
-          <w:rFonts w:ascii="Times New Roman" w:hAnsi="Times New Roman" w:cs="Times New Roman"/>
-        </w:rPr>
+        <w:rPr/>
       </w:pPr>
       <w:r>
         <w:rPr/>
@@ -14379,12 +14012,14 @@
         <w:jc w:val="both"/>
         <w:rPr>
           <w:rFonts w:ascii="Times New Roman" w:hAnsi="Times New Roman" w:cs="Times New Roman"/>
-        </w:rPr>
-      </w:pPr>
-      <w:r>
-        <w:rPr>
-          <w:rFonts w:cs="Times New Roman" w:ascii="Times New Roman" w:hAnsi="Times New Roman"/>
           <w:b/>
+          <w:b/>
+        </w:rPr>
+      </w:pPr>
+      <w:r>
+        <w:rPr>
+          <w:rFonts w:cs="Times New Roman" w:ascii="Times New Roman" w:hAnsi="Times New Roman"/>
+          <w:b/>
         </w:rPr>
         <w:t>Adjusting the synaptic weights of the first hidden layer</w:t>
       </w:r>
@@ -14393,11 +14028,9 @@
       <w:pPr>
         <w:pStyle w:val="Normal"/>
         <w:spacing w:lineRule="auto" w:line="480"/>
-        <w:ind w:firstLine="720"/>
+        <w:ind w:left="0" w:right="0" w:firstLine="720"/>
         <w:jc w:val="both"/>
-        <w:rPr>
-          <w:rFonts w:ascii="Times New Roman" w:hAnsi="Times New Roman" w:cs="Times New Roman"/>
-        </w:rPr>
+        <w:rPr/>
       </w:pPr>
       <w:r>
         <w:rPr>
@@ -14456,9 +14089,7 @@
         <w:pStyle w:val="Normal"/>
         <w:spacing w:lineRule="auto" w:line="480"/>
         <w:jc w:val="both"/>
-        <w:rPr>
-          <w:rFonts w:ascii="Times New Roman" w:hAnsi="Times New Roman" w:cs="Times New Roman"/>
-        </w:rPr>
+        <w:rPr/>
       </w:pPr>
       <w:r>
         <w:rPr/>
@@ -14834,9 +14465,7 @@
         <w:pStyle w:val="Normal"/>
         <w:spacing w:lineRule="auto" w:line="480"/>
         <w:jc w:val="both"/>
-        <w:rPr>
-          <w:rFonts w:ascii="Times New Roman" w:hAnsi="Times New Roman" w:cs="Times New Roman"/>
-        </w:rPr>
+        <w:rPr/>
       </w:pPr>
       <w:r>
         <w:rPr/>
@@ -14998,9 +14627,7 @@
         <w:pStyle w:val="Normal"/>
         <w:spacing w:lineRule="auto" w:line="480"/>
         <w:jc w:val="both"/>
-        <w:rPr>
-          <w:rFonts w:ascii="Times New Roman" w:hAnsi="Times New Roman" w:cs="Times New Roman"/>
-        </w:rPr>
+        <w:rPr/>
       </w:pPr>
       <w:r>
         <w:rPr/>
@@ -15184,9 +14811,7 @@
         <w:pStyle w:val="Normal"/>
         <w:spacing w:lineRule="auto" w:line="480"/>
         <w:jc w:val="both"/>
-        <w:rPr>
-          <w:rFonts w:ascii="Times New Roman" w:hAnsi="Times New Roman" w:cs="Times New Roman"/>
-        </w:rPr>
+        <w:rPr/>
       </w:pPr>
       <w:r>
         <w:rPr/>
@@ -15819,9 +15444,7 @@
         <w:pStyle w:val="Normal"/>
         <w:spacing w:lineRule="auto" w:line="480"/>
         <w:jc w:val="both"/>
-        <w:rPr>
-          <w:rFonts w:ascii="Times New Roman" w:hAnsi="Times New Roman" w:cs="Times New Roman"/>
-        </w:rPr>
+        <w:rPr/>
       </w:pPr>
       <w:r>
         <w:rPr>
@@ -15924,11 +15547,9 @@
       <w:pPr>
         <w:pStyle w:val="Normal"/>
         <w:spacing w:lineRule="auto" w:line="480"/>
-        <w:ind w:firstLine="720"/>
+        <w:ind w:left="0" w:right="0" w:firstLine="720"/>
         <w:jc w:val="both"/>
-        <w:rPr>
-          <w:rFonts w:ascii="Times New Roman" w:hAnsi="Times New Roman" w:cs="Times New Roman"/>
-        </w:rPr>
+        <w:rPr/>
       </w:pPr>
       <w:r>
         <w:rPr/>
@@ -16232,11 +15853,9 @@
       <w:pPr>
         <w:pStyle w:val="Normal"/>
         <w:spacing w:lineRule="auto" w:line="480"/>
-        <w:ind w:firstLine="720"/>
+        <w:ind w:left="0" w:right="0" w:firstLine="720"/>
         <w:jc w:val="both"/>
-        <w:rPr>
-          <w:rFonts w:ascii="Times New Roman" w:hAnsi="Times New Roman" w:cs="Times New Roman"/>
-        </w:rPr>
+        <w:rPr/>
       </w:pPr>
       <w:r>
         <w:rPr>
@@ -16401,9 +16020,7 @@
         <w:pStyle w:val="Normal"/>
         <w:spacing w:lineRule="auto" w:line="480"/>
         <w:jc w:val="both"/>
-        <w:rPr>
-          <w:rFonts w:ascii="Times New Roman" w:hAnsi="Times New Roman" w:cs="Times New Roman"/>
-        </w:rPr>
+        <w:rPr/>
       </w:pPr>
       <w:r>
         <w:rPr/>
@@ -16624,9 +16241,7 @@
         <w:pStyle w:val="Normal"/>
         <w:spacing w:lineRule="auto" w:line="480"/>
         <w:jc w:val="both"/>
-        <w:rPr>
-          <w:rFonts w:ascii="Times New Roman" w:hAnsi="Times New Roman" w:cs="Times New Roman"/>
-        </w:rPr>
+        <w:rPr/>
       </w:pPr>
       <w:r>
         <w:rPr/>
@@ -16721,9 +16336,7 @@
         <w:pStyle w:val="Normal"/>
         <w:spacing w:lineRule="auto" w:line="480"/>
         <w:jc w:val="both"/>
-        <w:rPr>
-          <w:rFonts w:ascii="Times New Roman" w:hAnsi="Times New Roman" w:cs="Times New Roman"/>
-        </w:rPr>
+        <w:rPr/>
       </w:pPr>
       <w:r>
         <w:rPr>
@@ -16782,9 +16395,7 @@
         <w:pStyle w:val="Normal"/>
         <w:spacing w:lineRule="auto" w:line="480"/>
         <w:jc w:val="both"/>
-        <w:rPr>
-          <w:rFonts w:ascii="Times New Roman" w:hAnsi="Times New Roman" w:cs="Times New Roman"/>
-        </w:rPr>
+        <w:rPr/>
       </w:pPr>
       <w:r>
         <w:rPr/>
@@ -17075,9 +16686,7 @@
         <w:pStyle w:val="Normal"/>
         <w:spacing w:lineRule="auto" w:line="480"/>
         <w:jc w:val="both"/>
-        <w:rPr>
-          <w:rFonts w:ascii="Times New Roman" w:hAnsi="Times New Roman" w:cs="Times New Roman"/>
-        </w:rPr>
+        <w:rPr/>
       </w:pPr>
       <w:r>
         <w:rPr/>
@@ -17360,9 +16969,7 @@
         <w:pStyle w:val="Normal"/>
         <w:spacing w:lineRule="auto" w:line="480"/>
         <w:jc w:val="both"/>
-        <w:rPr>
-          <w:rFonts w:ascii="Times New Roman" w:hAnsi="Times New Roman" w:cs="Times New Roman"/>
-        </w:rPr>
+        <w:rPr/>
       </w:pPr>
       <w:r>
         <w:rPr/>
@@ -17665,7 +17272,7 @@
       <w:pPr>
         <w:pStyle w:val="Normal"/>
         <w:suppressAutoHyphens w:val="false"/>
-        <w:overflowPunct w:val="false"/>
+        <w:overflowPunct w:val="true"/>
         <w:rPr>
           <w:rFonts w:ascii="Times New Roman" w:hAnsi="Times New Roman" w:cs="Times New Roman"/>
         </w:rPr>
@@ -17717,10 +17324,8 @@
       <w:pPr>
         <w:pStyle w:val="Normal"/>
         <w:spacing w:lineRule="auto" w:line="480"/>
-        <w:ind w:left="720" w:hanging="0"/>
-        <w:rPr>
-          <w:rFonts w:ascii="Times New Roman" w:hAnsi="Times New Roman" w:cs="Times New Roman"/>
-        </w:rPr>
+        <w:ind w:left="720" w:right="0" w:hanging="0"/>
+        <w:rPr/>
       </w:pPr>
       <w:r>
         <w:rPr>
@@ -17761,9 +17366,7 @@
       <w:pPr>
         <w:pStyle w:val="Normal"/>
         <w:spacing w:lineRule="auto" w:line="480"/>
-        <w:rPr>
-          <w:rFonts w:ascii="Times New Roman" w:hAnsi="Times New Roman" w:cs="Times New Roman"/>
-        </w:rPr>
+        <w:rPr/>
       </w:pPr>
       <w:r>
         <w:rPr>
@@ -17805,9 +17408,7 @@
       <w:pPr>
         <w:pStyle w:val="Normal"/>
         <w:spacing w:lineRule="auto" w:line="480"/>
-        <w:rPr>
-          <w:rFonts w:ascii="Times New Roman" w:hAnsi="Times New Roman" w:cs="Times New Roman"/>
-        </w:rPr>
+        <w:rPr/>
       </w:pPr>
       <w:r>
         <w:rPr>
@@ -17851,10 +17452,8 @@
       <w:pPr>
         <w:pStyle w:val="Normal"/>
         <w:spacing w:lineRule="auto" w:line="480"/>
-        <w:ind w:left="720" w:hanging="0"/>
-        <w:rPr>
-          <w:rFonts w:ascii="Times New Roman" w:hAnsi="Times New Roman" w:cs="Times New Roman"/>
-        </w:rPr>
+        <w:ind w:left="720" w:right="0" w:hanging="0"/>
+        <w:rPr/>
       </w:pPr>
       <w:r>
         <w:rPr>
@@ -17880,173 +17479,163 @@
       <w:pPr>
         <w:pStyle w:val="Normal"/>
         <w:spacing w:lineRule="auto" w:line="480"/>
-        <w:rPr>
-          <w:rFonts w:ascii="Times New Roman" w:hAnsi="Times New Roman" w:cs="Times New Roman"/>
+        <w:rPr/>
+      </w:pPr>
+      <w:r>
+        <w:rPr>
+          <w:rFonts w:cs="Times New Roman" w:ascii="Times New Roman" w:hAnsi="Times New Roman"/>
+        </w:rPr>
+        <w:t>Dupuis, E., Novo, D., O’Connor, I., and Bosio, A. (</w:t>
+      </w:r>
+      <w:r>
+        <w:rPr/>
+        <w:t>2021</w:t>
+      </w:r>
+      <w:r>
+        <w:rPr>
+          <w:rFonts w:cs="Times New Roman" w:ascii="Times New Roman" w:hAnsi="Times New Roman"/>
+        </w:rPr>
+        <w:t>).</w:t>
+      </w:r>
+      <w:r>
+        <w:rPr/>
+        <w:t xml:space="preserve"> </w:t>
+      </w:r>
+      <w:r>
+        <w:rPr>
+          <w:rFonts w:cs="Times New Roman" w:ascii="Times New Roman" w:hAnsi="Times New Roman"/>
           <w:i/>
+        </w:rPr>
+        <w:t xml:space="preserve">CNN Weight Sharing Based on a Fast </w:t>
+      </w:r>
+    </w:p>
+    <w:p>
+      <w:pPr>
+        <w:pStyle w:val="Normal"/>
+        <w:spacing w:lineRule="auto" w:line="480"/>
+        <w:ind w:left="720" w:right="0" w:hanging="0"/>
+        <w:rPr/>
+      </w:pPr>
+      <w:r>
+        <w:rPr>
+          <w:rFonts w:cs="Times New Roman" w:ascii="Times New Roman" w:hAnsi="Times New Roman"/>
           <w:i/>
         </w:rPr>
-      </w:pPr>
-      <w:r>
-        <w:rPr>
-          <w:rFonts w:cs="Times New Roman" w:ascii="Times New Roman" w:hAnsi="Times New Roman"/>
-        </w:rPr>
-        <w:t>Dupuis, E., Novo, D., O’Connor, I., and Bosio, A. (</w:t>
-      </w:r>
-      <w:r>
-        <w:rPr/>
-        <w:t>2021</w:t>
-      </w:r>
-      <w:r>
-        <w:rPr>
-          <w:rFonts w:cs="Times New Roman" w:ascii="Times New Roman" w:hAnsi="Times New Roman"/>
-        </w:rPr>
-        <w:t>).</w:t>
-      </w:r>
-      <w:r>
-        <w:rPr/>
-        <w:t xml:space="preserve"> </w:t>
+        <w:t>Accuracy Estimation Metric</w:t>
+      </w:r>
+      <w:r>
+        <w:rPr>
+          <w:rFonts w:cs="Times New Roman" w:ascii="Times New Roman" w:hAnsi="Times New Roman"/>
+        </w:rPr>
+        <w:t>. Retrieved from: https://hal.science/hal-03257748/document. Retrieved on 7 January, 2023.</w:t>
+      </w:r>
+    </w:p>
+    <w:p>
+      <w:pPr>
+        <w:pStyle w:val="Normal"/>
+        <w:spacing w:lineRule="auto" w:line="480"/>
+        <w:rPr/>
+      </w:pPr>
+      <w:r>
+        <w:rPr>
+          <w:rFonts w:cs="Times New Roman" w:ascii="Times New Roman" w:hAnsi="Times New Roman"/>
+        </w:rPr>
+        <w:t xml:space="preserve">Finlayson G. D. (2018). Colour and Illumination in Computer Vision. </w:t>
       </w:r>
       <w:r>
         <w:rPr>
           <w:rFonts w:cs="Times New Roman" w:ascii="Times New Roman" w:hAnsi="Times New Roman"/>
           <w:i/>
         </w:rPr>
-        <w:t xml:space="preserve">CNN Weight Sharing Based on a Fast </w:t>
-      </w:r>
-    </w:p>
-    <w:p>
-      <w:pPr>
-        <w:pStyle w:val="Normal"/>
-        <w:spacing w:lineRule="auto" w:line="480"/>
-        <w:ind w:left="720" w:hanging="0"/>
-        <w:rPr>
-          <w:rFonts w:ascii="Times New Roman" w:hAnsi="Times New Roman" w:cs="Times New Roman"/>
-        </w:rPr>
-      </w:pPr>
+        <w:t>Interface focus</w:t>
+      </w:r>
+      <w:r>
+        <w:rPr>
+          <w:rFonts w:cs="Times New Roman" w:ascii="Times New Roman" w:hAnsi="Times New Roman"/>
+        </w:rPr>
+        <w:t xml:space="preserve">, 8(4), </w:t>
+      </w:r>
+    </w:p>
+    <w:p>
+      <w:pPr>
+        <w:pStyle w:val="Normal"/>
+        <w:spacing w:lineRule="auto" w:line="480"/>
+        <w:rPr>
+          <w:rFonts w:ascii="Times New Roman" w:hAnsi="Times New Roman" w:cs="Times New Roman"/>
+        </w:rPr>
+      </w:pPr>
+      <w:r>
+        <w:rPr>
+          <w:rFonts w:cs="Times New Roman" w:ascii="Times New Roman" w:hAnsi="Times New Roman"/>
+        </w:rPr>
+        <w:tab/>
+        <w:t>20180008.</w:t>
+      </w:r>
+    </w:p>
+    <w:p>
+      <w:pPr>
+        <w:pStyle w:val="Normal"/>
+        <w:spacing w:lineRule="auto" w:line="480"/>
+        <w:rPr>
+          <w:rFonts w:ascii="Times New Roman" w:hAnsi="Times New Roman" w:cs="Times New Roman"/>
+        </w:rPr>
+      </w:pPr>
+      <w:r>
+        <w:rPr>
+          <w:rFonts w:cs="Times New Roman" w:ascii="Times New Roman" w:hAnsi="Times New Roman"/>
+        </w:rPr>
+        <w:t xml:space="preserve">Finlayson, G., and Fredembach, C. (2007). Detecting Illumination in Images. Retrieved from: </w:t>
+      </w:r>
+    </w:p>
+    <w:p>
+      <w:pPr>
+        <w:pStyle w:val="Normal"/>
+        <w:spacing w:lineRule="auto" w:line="480"/>
+        <w:rPr>
+          <w:rFonts w:ascii="Times New Roman" w:hAnsi="Times New Roman" w:cs="Times New Roman"/>
+        </w:rPr>
+      </w:pPr>
+      <w:r>
+        <w:rPr>
+          <w:rFonts w:cs="Times New Roman" w:ascii="Times New Roman" w:hAnsi="Times New Roman"/>
+        </w:rPr>
+        <w:tab/>
+        <w:t>https://www.cs.sfu.ca/~mark/ftp/Iccv07/iccv07.pdf. Retrieved on: 3 September, 2023.</w:t>
+      </w:r>
+    </w:p>
+    <w:p>
+      <w:pPr>
+        <w:pStyle w:val="Normal"/>
+        <w:spacing w:lineRule="auto" w:line="480"/>
+        <w:rPr>
+          <w:rFonts w:ascii="Times New Roman" w:hAnsi="Times New Roman" w:cs="Times New Roman"/>
+        </w:rPr>
+      </w:pPr>
+      <w:r>
+        <w:rPr>
+          <w:rFonts w:cs="Times New Roman" w:ascii="Times New Roman" w:hAnsi="Times New Roman"/>
+        </w:rPr>
+        <w:t xml:space="preserve">Ghimire, D., and Lee, J. (2016).  Geometric Feature-Based Facial Expression Recognition in Image </w:t>
+      </w:r>
+    </w:p>
+    <w:p>
+      <w:pPr>
+        <w:pStyle w:val="Normal"/>
+        <w:spacing w:lineRule="auto" w:line="480"/>
+        <w:ind w:left="720" w:right="0" w:hanging="0"/>
+        <w:rPr/>
+      </w:pPr>
+      <w:r>
+        <w:rPr>
+          <w:rFonts w:cs="Times New Roman" w:ascii="Times New Roman" w:hAnsi="Times New Roman"/>
+        </w:rPr>
+        <w:t xml:space="preserve">Sequences Using Multi-Class AdaBoost and Support Vector Machines. </w:t>
+      </w:r>
       <w:r>
         <w:rPr>
           <w:rFonts w:cs="Times New Roman" w:ascii="Times New Roman" w:hAnsi="Times New Roman"/>
           <w:i/>
         </w:rPr>
-        <w:t>Accuracy Estimation Metric</w:t>
-      </w:r>
-      <w:r>
-        <w:rPr>
-          <w:rFonts w:cs="Times New Roman" w:ascii="Times New Roman" w:hAnsi="Times New Roman"/>
-        </w:rPr>
-        <w:t>. Retrieved from: https://hal.science/hal-03257748/document. Retrieved on 7 January, 2023.</w:t>
-      </w:r>
-    </w:p>
-    <w:p>
-      <w:pPr>
-        <w:pStyle w:val="Normal"/>
-        <w:spacing w:lineRule="auto" w:line="480"/>
-        <w:rPr>
-          <w:rFonts w:ascii="Times New Roman" w:hAnsi="Times New Roman" w:cs="Times New Roman"/>
-        </w:rPr>
-      </w:pPr>
-      <w:r>
-        <w:rPr>
-          <w:rFonts w:cs="Times New Roman" w:ascii="Times New Roman" w:hAnsi="Times New Roman"/>
-        </w:rPr>
-        <w:t xml:space="preserve">Finlayson G. D. (2018). Colour and Illumination in Computer Vision. </w:t>
-      </w:r>
-      <w:r>
-        <w:rPr>
-          <w:rFonts w:cs="Times New Roman" w:ascii="Times New Roman" w:hAnsi="Times New Roman"/>
-          <w:i/>
-        </w:rPr>
-        <w:t>Interface focus</w:t>
-      </w:r>
-      <w:r>
-        <w:rPr>
-          <w:rFonts w:cs="Times New Roman" w:ascii="Times New Roman" w:hAnsi="Times New Roman"/>
-        </w:rPr>
-        <w:t xml:space="preserve">, 8(4), </w:t>
-      </w:r>
-    </w:p>
-    <w:p>
-      <w:pPr>
-        <w:pStyle w:val="Normal"/>
-        <w:spacing w:lineRule="auto" w:line="480"/>
-        <w:rPr>
-          <w:rFonts w:ascii="Times New Roman" w:hAnsi="Times New Roman" w:cs="Times New Roman"/>
-        </w:rPr>
-      </w:pPr>
-      <w:r>
-        <w:rPr>
-          <w:rFonts w:cs="Times New Roman" w:ascii="Times New Roman" w:hAnsi="Times New Roman"/>
-        </w:rPr>
-        <w:tab/>
-        <w:t>20180008.</w:t>
-      </w:r>
-    </w:p>
-    <w:p>
-      <w:pPr>
-        <w:pStyle w:val="Normal"/>
-        <w:spacing w:lineRule="auto" w:line="480"/>
-        <w:rPr>
-          <w:rFonts w:ascii="Times New Roman" w:hAnsi="Times New Roman" w:cs="Times New Roman"/>
-        </w:rPr>
-      </w:pPr>
-      <w:r>
-        <w:rPr>
-          <w:rFonts w:cs="Times New Roman" w:ascii="Times New Roman" w:hAnsi="Times New Roman"/>
-        </w:rPr>
-        <w:t xml:space="preserve">Finlayson, G., and Fredembach, C. (2007). Detecting Illumination in Images. Retrieved from: </w:t>
-      </w:r>
-    </w:p>
-    <w:p>
-      <w:pPr>
-        <w:pStyle w:val="Normal"/>
-        <w:spacing w:lineRule="auto" w:line="480"/>
-        <w:rPr>
-          <w:rFonts w:ascii="Times New Roman" w:hAnsi="Times New Roman" w:cs="Times New Roman"/>
-        </w:rPr>
-      </w:pPr>
-      <w:r>
-        <w:rPr>
-          <w:rFonts w:cs="Times New Roman" w:ascii="Times New Roman" w:hAnsi="Times New Roman"/>
-        </w:rPr>
-        <w:tab/>
-        <w:t>https://www.cs.sfu.ca/~mark/ftp/Iccv07/iccv07.pdf. Retrieved on: 3 September, 2023.</w:t>
-      </w:r>
-    </w:p>
-    <w:p>
-      <w:pPr>
-        <w:pStyle w:val="Normal"/>
-        <w:spacing w:lineRule="auto" w:line="480"/>
-        <w:rPr>
-          <w:rFonts w:ascii="Times New Roman" w:hAnsi="Times New Roman" w:cs="Times New Roman"/>
-        </w:rPr>
-      </w:pPr>
-      <w:r>
-        <w:rPr>
-          <w:rFonts w:cs="Times New Roman" w:ascii="Times New Roman" w:hAnsi="Times New Roman"/>
-        </w:rPr>
-        <w:t xml:space="preserve">Ghimire, D., and Lee, J. (2016).  Geometric Feature-Based Facial Expression Recognition in Image </w:t>
-      </w:r>
-    </w:p>
-    <w:p>
-      <w:pPr>
-        <w:pStyle w:val="Normal"/>
-        <w:spacing w:lineRule="auto" w:line="480"/>
-        <w:ind w:left="720" w:hanging="0"/>
-        <w:rPr>
-          <w:rFonts w:ascii="Times New Roman" w:hAnsi="Times New Roman" w:cs="Times New Roman"/>
-        </w:rPr>
-      </w:pPr>
-      <w:r>
-        <w:rPr>
-          <w:rFonts w:cs="Times New Roman" w:ascii="Times New Roman" w:hAnsi="Times New Roman"/>
-        </w:rPr>
-        <w:t xml:space="preserve">Sequences Using Multi-Class AdaBoost and Support Vector Machines. </w:t>
-      </w:r>
-      <w:r>
-        <w:rPr>
-          <w:rFonts w:cs="Times New Roman" w:ascii="Times New Roman" w:hAnsi="Times New Roman"/>
-          <w:i/>
-        </w:rPr>
         <w:t>Sensors</w:t>
       </w:r>
       <w:r>
@@ -18075,10 +17664,8 @@
       <w:pPr>
         <w:pStyle w:val="Normal"/>
         <w:spacing w:lineRule="auto" w:line="480"/>
-        <w:ind w:left="720" w:hanging="0"/>
-        <w:rPr>
-          <w:rFonts w:ascii="Times New Roman" w:hAnsi="Times New Roman" w:cs="Times New Roman"/>
-        </w:rPr>
+        <w:ind w:left="720" w:right="0" w:hanging="0"/>
+        <w:rPr/>
       </w:pPr>
       <w:r>
         <w:rPr>
@@ -18120,9 +17707,7 @@
       <w:pPr>
         <w:pStyle w:val="Normal"/>
         <w:spacing w:lineRule="auto" w:line="480"/>
-        <w:rPr>
-          <w:rFonts w:ascii="Times New Roman" w:hAnsi="Times New Roman" w:cs="Times New Roman"/>
-        </w:rPr>
+        <w:rPr/>
       </w:pPr>
       <w:r>
         <w:rPr>
@@ -18164,10 +17749,8 @@
       <w:pPr>
         <w:pStyle w:val="Normal"/>
         <w:spacing w:lineRule="auto" w:line="480"/>
-        <w:ind w:left="720" w:hanging="0"/>
-        <w:rPr>
-          <w:rFonts w:ascii="Times New Roman" w:hAnsi="Times New Roman" w:cs="Times New Roman"/>
-        </w:rPr>
+        <w:ind w:left="720" w:right="0" w:hanging="0"/>
+        <w:rPr/>
       </w:pPr>
       <w:r>
         <w:rPr>
@@ -18187,37 +17770,32 @@
       <w:pPr>
         <w:pStyle w:val="Normal"/>
         <w:spacing w:lineRule="auto" w:line="480"/>
+        <w:rPr/>
+      </w:pPr>
+      <w:r>
+        <w:rPr>
+          <w:rFonts w:cs="Times New Roman" w:ascii="Times New Roman" w:hAnsi="Times New Roman"/>
+        </w:rPr>
+        <w:t xml:space="preserve">Hosseini, H., Xiao, B., Jaiswal, M., and Poovendran R. (2017). </w:t>
+      </w:r>
+      <w:r>
         <w:rPr>
           <w:i/>
+        </w:rPr>
+        <w:t xml:space="preserve">On the Limitation of Convolutional </w:t>
+      </w:r>
+    </w:p>
+    <w:p>
+      <w:pPr>
+        <w:pStyle w:val="Normal"/>
+        <w:spacing w:lineRule="auto" w:line="480"/>
+        <w:ind w:left="720" w:right="0" w:hanging="0"/>
+        <w:rPr/>
+      </w:pPr>
+      <w:r>
+        <w:rPr>
           <w:i/>
         </w:rPr>
-      </w:pPr>
-      <w:r>
-        <w:rPr>
-          <w:rFonts w:cs="Times New Roman" w:ascii="Times New Roman" w:hAnsi="Times New Roman"/>
-        </w:rPr>
-        <w:t xml:space="preserve">Hosseini, H., Xiao, B., Jaiswal, M., and Poovendran R. (2017). </w:t>
-      </w:r>
-      <w:r>
-        <w:rPr>
-          <w:i/>
-        </w:rPr>
-        <w:t xml:space="preserve">On the Limitation of Convolutional </w:t>
-      </w:r>
-    </w:p>
-    <w:p>
-      <w:pPr>
-        <w:pStyle w:val="Normal"/>
-        <w:spacing w:lineRule="auto" w:line="480"/>
-        <w:ind w:left="720" w:hanging="0"/>
-        <w:rPr>
-          <w:rFonts w:ascii="Times New Roman" w:hAnsi="Times New Roman" w:cs="Times New Roman"/>
-        </w:rPr>
-      </w:pPr>
-      <w:r>
-        <w:rPr>
-          <w:i/>
-        </w:rPr>
         <w:t>Neural Networks in Recognizing Negative Images</w:t>
       </w:r>
       <w:r>
@@ -18245,9 +17823,7 @@
       <w:pPr>
         <w:pStyle w:val="Normal"/>
         <w:spacing w:lineRule="auto" w:line="480"/>
-        <w:rPr>
-          <w:rFonts w:ascii="Times New Roman" w:hAnsi="Times New Roman" w:cs="Times New Roman"/>
-        </w:rPr>
+        <w:rPr/>
       </w:pPr>
       <w:r>
         <w:rPr>
@@ -18268,10 +17844,8 @@
       <w:pPr>
         <w:pStyle w:val="Normal"/>
         <w:spacing w:lineRule="auto" w:line="480"/>
-        <w:ind w:firstLine="709"/>
-        <w:rPr>
-          <w:rFonts w:ascii="Times New Roman" w:hAnsi="Times New Roman" w:cs="Times New Roman"/>
-        </w:rPr>
+        <w:ind w:left="0" w:right="0" w:firstLine="709"/>
+        <w:rPr/>
       </w:pPr>
       <w:r>
         <w:rPr>
@@ -18302,10 +17876,8 @@
       <w:pPr>
         <w:pStyle w:val="Normal"/>
         <w:spacing w:lineRule="auto" w:line="480"/>
-        <w:ind w:left="720" w:hanging="0"/>
-        <w:rPr>
-          <w:rFonts w:ascii="Times New Roman" w:hAnsi="Times New Roman" w:cs="Times New Roman"/>
-        </w:rPr>
+        <w:ind w:left="720" w:right="0" w:hanging="0"/>
+        <w:rPr/>
       </w:pPr>
       <w:r>
         <w:rPr/>
@@ -18337,7 +17909,7 @@
       <w:pPr>
         <w:pStyle w:val="Normal"/>
         <w:spacing w:lineRule="auto" w:line="480"/>
-        <w:ind w:left="720" w:hanging="0"/>
+        <w:ind w:left="720" w:right="0" w:hanging="0"/>
         <w:rPr>
           <w:rFonts w:ascii="Times New Roman" w:hAnsi="Times New Roman" w:cs="Times New Roman"/>
         </w:rPr>
@@ -18353,9 +17925,7 @@
       <w:pPr>
         <w:pStyle w:val="Normal"/>
         <w:spacing w:lineRule="auto" w:line="480"/>
-        <w:rPr>
-          <w:rFonts w:ascii="Times New Roman" w:hAnsi="Times New Roman" w:cs="Times New Roman"/>
-        </w:rPr>
+        <w:rPr/>
       </w:pPr>
       <w:r>
         <w:rPr>
@@ -18375,10 +17945,8 @@
       <w:pPr>
         <w:pStyle w:val="Normal"/>
         <w:spacing w:lineRule="auto" w:line="480"/>
-        <w:ind w:left="720" w:hanging="0"/>
-        <w:rPr>
-          <w:rFonts w:ascii="Times New Roman" w:hAnsi="Times New Roman" w:cs="Times New Roman"/>
-        </w:rPr>
+        <w:ind w:left="720" w:right="0" w:hanging="0"/>
+        <w:rPr/>
       </w:pPr>
       <w:r>
         <w:rPr>
@@ -18398,555 +17966,520 @@
       <w:pPr>
         <w:pStyle w:val="Normal"/>
         <w:spacing w:lineRule="auto" w:line="480"/>
-        <w:rPr>
-          <w:rFonts w:ascii="Times New Roman" w:hAnsi="Times New Roman" w:cs="Times New Roman"/>
+        <w:rPr/>
+      </w:pPr>
+      <w:r>
+        <w:rPr>
+          <w:rFonts w:cs="Times New Roman" w:ascii="Times New Roman" w:hAnsi="Times New Roman"/>
+        </w:rPr>
+        <w:t xml:space="preserve">Roza, D., and Mohsen S. (2021). Artificial Neural Network Systems. </w:t>
+      </w:r>
+      <w:r>
+        <w:rPr>
+          <w:rFonts w:cs="Times New Roman" w:ascii="Times New Roman" w:hAnsi="Times New Roman"/>
           <w:i/>
+        </w:rPr>
+        <w:t xml:space="preserve">International Journal of </w:t>
+      </w:r>
+    </w:p>
+    <w:p>
+      <w:pPr>
+        <w:pStyle w:val="Normal"/>
+        <w:spacing w:lineRule="auto" w:line="480"/>
+        <w:ind w:left="0" w:right="0" w:firstLine="720"/>
+        <w:rPr/>
+      </w:pPr>
+      <w:r>
+        <w:rPr>
+          <w:rFonts w:cs="Times New Roman" w:ascii="Times New Roman" w:hAnsi="Times New Roman"/>
           <w:i/>
         </w:rPr>
-      </w:pPr>
-      <w:r>
-        <w:rPr>
-          <w:rFonts w:cs="Times New Roman" w:ascii="Times New Roman" w:hAnsi="Times New Roman"/>
-        </w:rPr>
-        <w:t xml:space="preserve">Roza, D., and Mohsen S. (2021). Artificial Neural Network Systems. </w:t>
+        <w:t>Imaging and Robotics</w:t>
+      </w:r>
+      <w:r>
+        <w:rPr>
+          <w:rFonts w:cs="Times New Roman" w:ascii="Times New Roman" w:hAnsi="Times New Roman"/>
+        </w:rPr>
+        <w:t>, 21(2):13-25.</w:t>
+      </w:r>
+    </w:p>
+    <w:p>
+      <w:pPr>
+        <w:pStyle w:val="Normal"/>
+        <w:spacing w:lineRule="auto" w:line="480"/>
+        <w:rPr>
+          <w:rFonts w:ascii="Times New Roman" w:hAnsi="Times New Roman" w:cs="Times New Roman"/>
+        </w:rPr>
+      </w:pPr>
+      <w:r>
+        <w:rPr>
+          <w:rFonts w:cs="Times New Roman" w:ascii="Times New Roman" w:hAnsi="Times New Roman"/>
+        </w:rPr>
+        <w:t>Rusia, K. M., Singh K. D. (2023). A Comprehensive Survey on Techniques to Handle Face</w:t>
+      </w:r>
+    </w:p>
+    <w:p>
+      <w:pPr>
+        <w:pStyle w:val="Normal"/>
+        <w:spacing w:lineRule="auto" w:line="480"/>
+        <w:ind w:left="720" w:right="0" w:hanging="0"/>
+        <w:rPr/>
+      </w:pPr>
+      <w:r>
+        <w:rPr>
+          <w:rFonts w:cs="Times New Roman" w:ascii="Times New Roman" w:hAnsi="Times New Roman"/>
+        </w:rPr>
+        <w:t xml:space="preserve">Identity Threats: Challenges and Opportunities. </w:t>
       </w:r>
       <w:r>
         <w:rPr>
           <w:rFonts w:cs="Times New Roman" w:ascii="Times New Roman" w:hAnsi="Times New Roman"/>
           <w:i/>
         </w:rPr>
-        <w:t xml:space="preserve">International Journal of </w:t>
-      </w:r>
-    </w:p>
-    <w:p>
-      <w:pPr>
-        <w:pStyle w:val="Normal"/>
-        <w:spacing w:lineRule="auto" w:line="480"/>
-        <w:ind w:firstLine="720"/>
-        <w:rPr>
-          <w:rFonts w:ascii="Times New Roman" w:hAnsi="Times New Roman" w:cs="Times New Roman"/>
-        </w:rPr>
-      </w:pPr>
-      <w:r>
-        <w:rPr>
-          <w:rFonts w:cs="Times New Roman" w:ascii="Times New Roman" w:hAnsi="Times New Roman"/>
+        <w:t>Multimedia Tools and Applications</w:t>
+      </w:r>
+      <w:r>
+        <w:rPr>
+          <w:rFonts w:cs="Times New Roman" w:ascii="Times New Roman" w:hAnsi="Times New Roman"/>
+        </w:rPr>
+        <w:t xml:space="preserve"> (2023) 82:1669–1748.</w:t>
+      </w:r>
+    </w:p>
+    <w:p>
+      <w:pPr>
+        <w:pStyle w:val="Normal"/>
+        <w:spacing w:lineRule="auto" w:line="480"/>
+        <w:rPr/>
+      </w:pPr>
+      <w:r>
+        <w:rPr>
+          <w:rFonts w:cs="Times New Roman" w:ascii="Times New Roman" w:hAnsi="Times New Roman"/>
+        </w:rPr>
+        <w:t xml:space="preserve">Shah, A., Shinde, S., Kadam, E., Shah, H., Shingade, S. (2016). </w:t>
+      </w:r>
+      <w:r>
+        <w:rPr>
           <w:i/>
         </w:rPr>
-        <w:t>Imaging and Robotics</w:t>
-      </w:r>
-      <w:r>
-        <w:rPr>
-          <w:rFonts w:cs="Times New Roman" w:ascii="Times New Roman" w:hAnsi="Times New Roman"/>
-        </w:rPr>
-        <w:t>, 21(2):13-25.</w:t>
-      </w:r>
-    </w:p>
-    <w:p>
-      <w:pPr>
-        <w:pStyle w:val="Normal"/>
-        <w:spacing w:lineRule="auto" w:line="480"/>
-        <w:rPr>
-          <w:rFonts w:ascii="Times New Roman" w:hAnsi="Times New Roman" w:cs="Times New Roman"/>
-        </w:rPr>
-      </w:pPr>
-      <w:r>
-        <w:rPr>
-          <w:rFonts w:cs="Times New Roman" w:ascii="Times New Roman" w:hAnsi="Times New Roman"/>
-        </w:rPr>
-        <w:t>Rusia, K. M., Singh K. D. (2023). A Comprehensive Survey on Techniques to Handle Face</w:t>
-      </w:r>
-    </w:p>
-    <w:p>
-      <w:pPr>
-        <w:pStyle w:val="Normal"/>
-        <w:spacing w:lineRule="auto" w:line="480"/>
-        <w:ind w:left="720" w:hanging="0"/>
-        <w:rPr>
-          <w:rFonts w:ascii="Times New Roman" w:hAnsi="Times New Roman" w:cs="Times New Roman"/>
-        </w:rPr>
-      </w:pPr>
-      <w:r>
-        <w:rPr>
-          <w:rFonts w:cs="Times New Roman" w:ascii="Times New Roman" w:hAnsi="Times New Roman"/>
-        </w:rPr>
-        <w:t xml:space="preserve">Identity Threats: Challenges and Opportunities. </w:t>
-      </w:r>
-      <w:r>
-        <w:rPr>
-          <w:rFonts w:cs="Times New Roman" w:ascii="Times New Roman" w:hAnsi="Times New Roman"/>
+        <w:t xml:space="preserve">Deep Residual Networks with </w:t>
+      </w:r>
+    </w:p>
+    <w:p>
+      <w:pPr>
+        <w:pStyle w:val="Normal"/>
+        <w:spacing w:lineRule="auto" w:line="480"/>
+        <w:ind w:left="720" w:right="0" w:hanging="0"/>
+        <w:rPr/>
+      </w:pPr>
+      <w:r>
+        <w:rPr>
           <w:i/>
         </w:rPr>
-        <w:t>Multimedia Tools and Applications</w:t>
-      </w:r>
-      <w:r>
-        <w:rPr>
-          <w:rFonts w:cs="Times New Roman" w:ascii="Times New Roman" w:hAnsi="Times New Roman"/>
-        </w:rPr>
-        <w:t xml:space="preserve"> (2023) 82:1669–1748.</w:t>
-      </w:r>
-    </w:p>
-    <w:p>
-      <w:pPr>
-        <w:pStyle w:val="Normal"/>
-        <w:spacing w:lineRule="auto" w:line="480"/>
-        <w:rPr>
+        <w:t>Exponential Linear Unit</w:t>
+      </w:r>
+      <w:r>
+        <w:rPr/>
+        <w:t xml:space="preserve">. Retrieved from: https://arxiv.org/pdf/1604.04112.pdf. </w:t>
+      </w:r>
+      <w:r>
+        <w:rPr>
+          <w:rFonts w:cs="Times New Roman" w:ascii="Times New Roman" w:hAnsi="Times New Roman"/>
+        </w:rPr>
+        <w:t>Retrieved on: 1 February, 2024</w:t>
+      </w:r>
+    </w:p>
+    <w:p>
+      <w:pPr>
+        <w:pStyle w:val="Normal"/>
+        <w:spacing w:lineRule="auto" w:line="480"/>
+        <w:rPr>
+          <w:rFonts w:ascii="Times New Roman" w:hAnsi="Times New Roman" w:cs="Times New Roman"/>
+        </w:rPr>
+      </w:pPr>
+      <w:r>
+        <w:rPr>
+          <w:rFonts w:cs="Times New Roman" w:ascii="Times New Roman" w:hAnsi="Times New Roman"/>
+        </w:rPr>
+        <w:t xml:space="preserve">Shalini, T., Jabbar, A. S., Vamsi, S, T., Prakash, B. P., Kalyan, S. Y. (2023). Face Recognition Based </w:t>
+      </w:r>
+    </w:p>
+    <w:p>
+      <w:pPr>
+        <w:pStyle w:val="Normal"/>
+        <w:spacing w:lineRule="auto" w:line="480"/>
+        <w:ind w:left="720" w:right="0" w:hanging="0"/>
+        <w:rPr/>
+      </w:pPr>
+      <w:r>
+        <w:rPr>
+          <w:rFonts w:cs="Times New Roman" w:ascii="Times New Roman" w:hAnsi="Times New Roman"/>
+        </w:rPr>
+        <w:t xml:space="preserve">Attendance System Using CNN Architecture. </w:t>
+      </w:r>
+      <w:r>
+        <w:rPr>
+          <w:rFonts w:cs="Times New Roman" w:ascii="Times New Roman" w:hAnsi="Times New Roman"/>
           <w:i/>
+        </w:rPr>
+        <w:t>International Journal for Innovative Engineering and Management Research</w:t>
+      </w:r>
+      <w:r>
+        <w:rPr>
+          <w:rFonts w:cs="Times New Roman" w:ascii="Times New Roman" w:hAnsi="Times New Roman"/>
+        </w:rPr>
+        <w:t xml:space="preserve">, 12(4): 232-238. </w:t>
+      </w:r>
+    </w:p>
+    <w:p>
+      <w:pPr>
+        <w:pStyle w:val="Normal"/>
+        <w:spacing w:lineRule="auto" w:line="480"/>
+        <w:rPr/>
+      </w:pPr>
+      <w:r>
+        <w:rPr>
+          <w:rFonts w:cs="Times New Roman" w:ascii="Times New Roman" w:hAnsi="Times New Roman"/>
+        </w:rPr>
+        <w:t xml:space="preserve">Singh, S., and Prasad, S. (2018). Techniques and Challenges of Recognition: A Critical Review. </w:t>
+      </w:r>
+      <w:r>
+        <w:rPr>
           <w:i/>
         </w:rPr>
-      </w:pPr>
-      <w:r>
-        <w:rPr>
-          <w:rFonts w:cs="Times New Roman" w:ascii="Times New Roman" w:hAnsi="Times New Roman"/>
-        </w:rPr>
-        <w:t xml:space="preserve">Shah, A., Shinde, S., Kadam, E., Shah, H., Shingade, S. (2016). </w:t>
-      </w:r>
-      <w:r>
-        <w:rPr>
-          <w:i/>
-        </w:rPr>
-        <w:t xml:space="preserve">Deep Residual Networks with </w:t>
-      </w:r>
-    </w:p>
-    <w:p>
-      <w:pPr>
-        <w:pStyle w:val="Normal"/>
-        <w:spacing w:lineRule="auto" w:line="480"/>
-        <w:ind w:left="720" w:hanging="0"/>
-        <w:rPr>
-          <w:rFonts w:ascii="Times New Roman" w:hAnsi="Times New Roman" w:cs="Times New Roman"/>
-        </w:rPr>
-      </w:pPr>
-      <w:r>
-        <w:rPr>
-          <w:i/>
-        </w:rPr>
-        <w:t>Exponential Linear Unit</w:t>
-      </w:r>
-      <w:r>
-        <w:rPr/>
-        <w:t xml:space="preserve">. Retrieved from: https://arxiv.org/pdf/1604.04112.pdf. </w:t>
-      </w:r>
-      <w:r>
-        <w:rPr>
-          <w:rFonts w:cs="Times New Roman" w:ascii="Times New Roman" w:hAnsi="Times New Roman"/>
-        </w:rPr>
-        <w:t>Retrieved on: 1 February, 2024</w:t>
-      </w:r>
-    </w:p>
-    <w:p>
-      <w:pPr>
-        <w:pStyle w:val="Normal"/>
-        <w:spacing w:lineRule="auto" w:line="480"/>
-        <w:rPr>
-          <w:rFonts w:ascii="Times New Roman" w:hAnsi="Times New Roman" w:cs="Times New Roman"/>
-        </w:rPr>
-      </w:pPr>
-      <w:r>
-        <w:rPr>
-          <w:rFonts w:cs="Times New Roman" w:ascii="Times New Roman" w:hAnsi="Times New Roman"/>
-        </w:rPr>
-        <w:t xml:space="preserve">Shalini, T., Jabbar, A. S., Vamsi, S, T., Prakash, B. P., Kalyan, S. Y. (2023). Face Recognition Based </w:t>
-      </w:r>
-    </w:p>
-    <w:p>
-      <w:pPr>
-        <w:pStyle w:val="Normal"/>
-        <w:spacing w:lineRule="auto" w:line="480"/>
-        <w:ind w:left="720" w:hanging="0"/>
-        <w:rPr>
-          <w:rFonts w:ascii="Times New Roman" w:hAnsi="Times New Roman" w:cs="Times New Roman"/>
-        </w:rPr>
-      </w:pPr>
-      <w:r>
-        <w:rPr>
-          <w:rFonts w:cs="Times New Roman" w:ascii="Times New Roman" w:hAnsi="Times New Roman"/>
-        </w:rPr>
-        <w:t xml:space="preserve">Attendance System Using CNN Architecture. </w:t>
-      </w:r>
-      <w:r>
-        <w:rPr>
-          <w:rFonts w:cs="Times New Roman" w:ascii="Times New Roman" w:hAnsi="Times New Roman"/>
-          <w:i/>
-        </w:rPr>
-        <w:t>International Journal for Innovative Engineering and Management Research</w:t>
-      </w:r>
-      <w:r>
-        <w:rPr>
-          <w:rFonts w:cs="Times New Roman" w:ascii="Times New Roman" w:hAnsi="Times New Roman"/>
-        </w:rPr>
-        <w:t xml:space="preserve">, 12(4): 232-238. </w:t>
-      </w:r>
-    </w:p>
-    <w:p>
-      <w:pPr>
-        <w:pStyle w:val="Normal"/>
-        <w:spacing w:lineRule="auto" w:line="480"/>
-        <w:rPr>
-          <w:i/>
+        <w:t>8</w:t>
+      </w:r>
+      <w:r>
+        <w:rPr>
           <w:i/>
           <w:vertAlign w:val="superscript"/>
         </w:rPr>
-      </w:pPr>
-      <w:r>
-        <w:rPr>
-          <w:rFonts w:cs="Times New Roman" w:ascii="Times New Roman" w:hAnsi="Times New Roman"/>
-        </w:rPr>
-        <w:t xml:space="preserve">Singh, S., and Prasad, S. (2018). Techniques and Challenges of Recognition: A Critical Review. </w:t>
-      </w:r>
+        <w:t xml:space="preserve">th </w:t>
+      </w:r>
+    </w:p>
+    <w:p>
+      <w:pPr>
+        <w:pStyle w:val="Normal"/>
+        <w:spacing w:lineRule="auto" w:line="480"/>
+        <w:ind w:left="720" w:right="0" w:hanging="0"/>
+        <w:rPr/>
+      </w:pPr>
       <w:r>
         <w:rPr>
           <w:i/>
         </w:rPr>
-        <w:t>8</w:t>
-      </w:r>
-      <w:r>
-        <w:rPr>
+        <w:t>International Conference on Advances in Computing and Communication</w:t>
+      </w:r>
+      <w:r>
+        <w:rPr/>
+        <w:t>. Rajagiri School of Engineering &amp; Technology, Kochi, India. 143 (2018) 536–543.</w:t>
+      </w:r>
+    </w:p>
+    <w:p>
+      <w:pPr>
+        <w:pStyle w:val="Normal"/>
+        <w:spacing w:lineRule="auto" w:line="480"/>
+        <w:rPr>
+          <w:rFonts w:ascii="Times New Roman" w:hAnsi="Times New Roman" w:cs="Times New Roman"/>
+        </w:rPr>
+      </w:pPr>
+      <w:r>
+        <w:rPr>
+          <w:rFonts w:cs="Times New Roman" w:ascii="Times New Roman" w:hAnsi="Times New Roman"/>
+        </w:rPr>
+        <w:t xml:space="preserve">Struc, v. and Pavesic, N. (2009). A Case Study on Appearance Based Feature Extraction Techniques </w:t>
+      </w:r>
+    </w:p>
+    <w:p>
+      <w:pPr>
+        <w:pStyle w:val="Normal"/>
+        <w:spacing w:lineRule="auto" w:line="480"/>
+        <w:rPr/>
+      </w:pPr>
+      <w:r>
+        <w:rPr>
+          <w:rFonts w:cs="Times New Roman" w:ascii="Times New Roman" w:hAnsi="Times New Roman"/>
+        </w:rPr>
+        <w:tab/>
+        <w:t>and Their Susceptibility to Image Degradations for the Task of Face Recognition. W</w:t>
+      </w:r>
+      <w:r>
+        <w:rPr>
+          <w:rFonts w:cs="Times New Roman" w:ascii="Times New Roman" w:hAnsi="Times New Roman"/>
           <w:i/>
-          <w:vertAlign w:val="superscript"/>
-        </w:rPr>
-        <w:t xml:space="preserve">th </w:t>
-      </w:r>
-    </w:p>
-    <w:p>
-      <w:pPr>
-        <w:pStyle w:val="Normal"/>
-        <w:spacing w:lineRule="auto" w:line="480"/>
-        <w:ind w:left="720" w:hanging="0"/>
-        <w:rPr>
-          <w:rFonts w:ascii="Times New Roman" w:hAnsi="Times New Roman" w:cs="Times New Roman"/>
-        </w:rPr>
-      </w:pPr>
-      <w:r>
-        <w:rPr>
+        </w:rPr>
+        <w:t xml:space="preserve">orld </w:t>
+        <w:tab/>
+        <w:t>Academy of Science, Engineering and Technology,</w:t>
+      </w:r>
+      <w:r>
+        <w:rPr>
+          <w:rFonts w:cs="Times New Roman" w:ascii="Times New Roman" w:hAnsi="Times New Roman"/>
+        </w:rPr>
+        <w:t xml:space="preserve"> 30(2009): 806-814.</w:t>
+      </w:r>
+    </w:p>
+    <w:p>
+      <w:pPr>
+        <w:pStyle w:val="Normal"/>
+        <w:spacing w:lineRule="auto" w:line="480"/>
+        <w:rPr>
+          <w:rFonts w:ascii="Times New Roman" w:hAnsi="Times New Roman" w:cs="Times New Roman"/>
+        </w:rPr>
+      </w:pPr>
+      <w:r>
+        <w:rPr>
+          <w:rFonts w:cs="Times New Roman" w:ascii="Times New Roman" w:hAnsi="Times New Roman"/>
+        </w:rPr>
+        <w:t xml:space="preserve">Tarnate, J. M., Devaraj, M., and Goma, C, J. (2020). Overcoming the Vanishing Gradient Problem </w:t>
+      </w:r>
+    </w:p>
+    <w:p>
+      <w:pPr>
+        <w:pStyle w:val="Normal"/>
+        <w:spacing w:lineRule="auto" w:line="480"/>
+        <w:ind w:left="720" w:right="0" w:hanging="0"/>
+        <w:rPr/>
+      </w:pPr>
+      <w:r>
+        <w:rPr>
+          <w:rFonts w:cs="Times New Roman" w:ascii="Times New Roman" w:hAnsi="Times New Roman"/>
+        </w:rPr>
+        <w:t xml:space="preserve">of Recurrent Neural Networks in The Iso 9001 Quality Management Audit Reports Classification. </w:t>
+      </w:r>
+      <w:r>
+        <w:rPr>
+          <w:rFonts w:cs="Times New Roman" w:ascii="Times New Roman" w:hAnsi="Times New Roman"/>
           <w:i/>
         </w:rPr>
-        <w:t>International Conference on Advances in Computing and Communication</w:t>
-      </w:r>
-      <w:r>
-        <w:rPr/>
-        <w:t>. Rajagiri School of Engineering &amp; Technology, Kochi, India. 143 (2018) 536–543.</w:t>
-      </w:r>
-    </w:p>
-    <w:p>
-      <w:pPr>
-        <w:pStyle w:val="Normal"/>
-        <w:spacing w:lineRule="auto" w:line="480"/>
-        <w:rPr>
-          <w:rFonts w:ascii="Times New Roman" w:hAnsi="Times New Roman" w:cs="Times New Roman"/>
-        </w:rPr>
-      </w:pPr>
-      <w:r>
-        <w:rPr>
-          <w:rFonts w:cs="Times New Roman" w:ascii="Times New Roman" w:hAnsi="Times New Roman"/>
-        </w:rPr>
-        <w:t xml:space="preserve">Struc, v. and Pavesic, N. (2009). A Case Study on Appearance Based Feature Extraction Techniques </w:t>
-      </w:r>
-    </w:p>
-    <w:p>
-      <w:pPr>
-        <w:pStyle w:val="Normal"/>
-        <w:spacing w:lineRule="auto" w:line="480"/>
-        <w:rPr>
-          <w:rFonts w:ascii="Times New Roman" w:hAnsi="Times New Roman" w:cs="Times New Roman"/>
-        </w:rPr>
-      </w:pPr>
-      <w:r>
-        <w:rPr>
-          <w:rFonts w:cs="Times New Roman" w:ascii="Times New Roman" w:hAnsi="Times New Roman"/>
-        </w:rPr>
-        <w:tab/>
-        <w:t>and Their Susceptibility to Image Degradations for the Task of Face Recognition. W</w:t>
+        <w:t>International Journal of Scientific and Technology Research</w:t>
+      </w:r>
+      <w:r>
+        <w:rPr>
+          <w:rFonts w:cs="Times New Roman" w:ascii="Times New Roman" w:hAnsi="Times New Roman"/>
+        </w:rPr>
+        <w:t>, 9(3): 6683-</w:t>
+      </w:r>
+      <w:r>
+        <w:rPr/>
+        <w:t xml:space="preserve"> </w:t>
+      </w:r>
+      <w:r>
+        <w:rPr>
+          <w:rFonts w:cs="Times New Roman" w:ascii="Times New Roman" w:hAnsi="Times New Roman"/>
+        </w:rPr>
+        <w:t>6686</w:t>
+      </w:r>
+    </w:p>
+    <w:p>
+      <w:pPr>
+        <w:pStyle w:val="Normal"/>
+        <w:spacing w:lineRule="auto" w:line="480"/>
+        <w:rPr/>
+      </w:pPr>
+      <w:r>
+        <w:rPr>
+          <w:rFonts w:cs="Times New Roman" w:ascii="Times New Roman" w:hAnsi="Times New Roman"/>
+        </w:rPr>
+        <w:t xml:space="preserve">The World Economic Forum. (2023). </w:t>
       </w:r>
       <w:r>
         <w:rPr>
           <w:rFonts w:cs="Times New Roman" w:ascii="Times New Roman" w:hAnsi="Times New Roman"/>
           <w:i/>
         </w:rPr>
-        <w:t xml:space="preserve">orld </w:t>
-        <w:tab/>
-        <w:t>Academy of Science, Engineering and Technology,</w:t>
-      </w:r>
-      <w:r>
-        <w:rPr>
-          <w:rFonts w:cs="Times New Roman" w:ascii="Times New Roman" w:hAnsi="Times New Roman"/>
-        </w:rPr>
-        <w:t xml:space="preserve"> 30(2009): 806-814.</w:t>
-      </w:r>
-    </w:p>
-    <w:p>
-      <w:pPr>
-        <w:pStyle w:val="Normal"/>
-        <w:spacing w:lineRule="auto" w:line="480"/>
-        <w:rPr>
-          <w:rFonts w:ascii="Times New Roman" w:hAnsi="Times New Roman" w:cs="Times New Roman"/>
-        </w:rPr>
-      </w:pPr>
-      <w:r>
-        <w:rPr>
-          <w:rFonts w:cs="Times New Roman" w:ascii="Times New Roman" w:hAnsi="Times New Roman"/>
-        </w:rPr>
-        <w:t xml:space="preserve">Tarnate, J. M., Devaraj, M., and Goma, C, J. (2020). Overcoming the Vanishing Gradient Problem </w:t>
-      </w:r>
-    </w:p>
-    <w:p>
-      <w:pPr>
-        <w:pStyle w:val="Normal"/>
-        <w:spacing w:lineRule="auto" w:line="480"/>
-        <w:ind w:left="720" w:hanging="0"/>
-        <w:rPr>
-          <w:rFonts w:ascii="Times New Roman" w:hAnsi="Times New Roman" w:cs="Times New Roman"/>
-        </w:rPr>
-      </w:pPr>
-      <w:r>
-        <w:rPr>
-          <w:rFonts w:cs="Times New Roman" w:ascii="Times New Roman" w:hAnsi="Times New Roman"/>
-        </w:rPr>
-        <w:t xml:space="preserve">of Recurrent Neural Networks in The Iso 9001 Quality Management Audit Reports Classification. </w:t>
+        <w:t>Future of Jobs Report</w:t>
+      </w:r>
+      <w:r>
+        <w:rPr>
+          <w:rFonts w:cs="Times New Roman" w:ascii="Times New Roman" w:hAnsi="Times New Roman"/>
+        </w:rPr>
+        <w:t xml:space="preserve">. Retrieved from:  </w:t>
+      </w:r>
+    </w:p>
+    <w:p>
+      <w:pPr>
+        <w:pStyle w:val="Normal"/>
+        <w:spacing w:lineRule="auto" w:line="480"/>
+        <w:ind w:left="720" w:right="0" w:hanging="0"/>
+        <w:rPr>
+          <w:rFonts w:ascii="Times New Roman" w:hAnsi="Times New Roman" w:cs="Times New Roman"/>
+        </w:rPr>
+      </w:pPr>
+      <w:r>
+        <w:rPr>
+          <w:rFonts w:cs="Times New Roman" w:ascii="Times New Roman" w:hAnsi="Times New Roman"/>
+        </w:rPr>
+        <w:t>https://www3.weforum.org/docs/WEF_Future_of_Jobs_2023.pdf. Retrieved on: 12 September, 2023.</w:t>
+      </w:r>
+    </w:p>
+    <w:p>
+      <w:pPr>
+        <w:pStyle w:val="Normal"/>
+        <w:spacing w:lineRule="auto" w:line="480"/>
+        <w:rPr>
+          <w:rFonts w:ascii="Times New Roman" w:hAnsi="Times New Roman" w:cs="Times New Roman"/>
+        </w:rPr>
+      </w:pPr>
+      <w:r>
+        <w:rPr>
+          <w:rFonts w:cs="Times New Roman" w:ascii="Times New Roman" w:hAnsi="Times New Roman"/>
+        </w:rPr>
+        <w:t xml:space="preserve">Vicario, G., and Coleman, S. (2018). A Review of Data Science in Business and Industry and a </w:t>
+      </w:r>
+    </w:p>
+    <w:p>
+      <w:pPr>
+        <w:pStyle w:val="Normal"/>
+        <w:spacing w:lineRule="auto" w:line="480"/>
+        <w:rPr/>
+      </w:pPr>
+      <w:r>
+        <w:rPr>
+          <w:rFonts w:cs="Times New Roman" w:ascii="Times New Roman" w:hAnsi="Times New Roman"/>
+        </w:rPr>
+        <w:tab/>
+        <w:t xml:space="preserve">Future Review. </w:t>
       </w:r>
       <w:r>
         <w:rPr>
           <w:rFonts w:cs="Times New Roman" w:ascii="Times New Roman" w:hAnsi="Times New Roman"/>
           <w:i/>
         </w:rPr>
-        <w:t>International Journal of Scientific and Technology Research</w:t>
-      </w:r>
-      <w:r>
-        <w:rPr>
-          <w:rFonts w:cs="Times New Roman" w:ascii="Times New Roman" w:hAnsi="Times New Roman"/>
-        </w:rPr>
-        <w:t>, 9(3): 6683-</w:t>
-      </w:r>
-      <w:r>
-        <w:rPr/>
-        <w:t xml:space="preserve"> </w:t>
-      </w:r>
-      <w:r>
-        <w:rPr>
-          <w:rFonts w:cs="Times New Roman" w:ascii="Times New Roman" w:hAnsi="Times New Roman"/>
-        </w:rPr>
-        <w:t>6686</w:t>
-      </w:r>
-    </w:p>
-    <w:p>
-      <w:pPr>
-        <w:pStyle w:val="Normal"/>
-        <w:spacing w:lineRule="auto" w:line="480"/>
-        <w:rPr>
-          <w:rFonts w:ascii="Times New Roman" w:hAnsi="Times New Roman" w:cs="Times New Roman"/>
-        </w:rPr>
-      </w:pPr>
-      <w:r>
-        <w:rPr>
-          <w:rFonts w:cs="Times New Roman" w:ascii="Times New Roman" w:hAnsi="Times New Roman"/>
-        </w:rPr>
-        <w:t xml:space="preserve">The World Economic Forum. (2023). </w:t>
+        <w:t xml:space="preserve">Applied Stochastic Models in Business and Industry, </w:t>
+      </w:r>
+      <w:r>
+        <w:rPr>
+          <w:rFonts w:cs="Times New Roman" w:ascii="Times New Roman" w:hAnsi="Times New Roman"/>
+        </w:rPr>
+        <w:t>36(1), 6-18</w:t>
       </w:r>
       <w:r>
         <w:rPr>
           <w:rFonts w:cs="Times New Roman" w:ascii="Times New Roman" w:hAnsi="Times New Roman"/>
           <w:i/>
         </w:rPr>
-        <w:t>Future of Jobs Report</w:t>
-      </w:r>
-      <w:r>
-        <w:rPr>
-          <w:rFonts w:cs="Times New Roman" w:ascii="Times New Roman" w:hAnsi="Times New Roman"/>
-        </w:rPr>
-        <w:t xml:space="preserve">. Retrieved from:  </w:t>
-      </w:r>
-    </w:p>
-    <w:p>
-      <w:pPr>
-        <w:pStyle w:val="Normal"/>
-        <w:spacing w:lineRule="auto" w:line="480"/>
-        <w:ind w:left="720" w:hanging="0"/>
-        <w:rPr>
-          <w:rFonts w:ascii="Times New Roman" w:hAnsi="Times New Roman" w:cs="Times New Roman"/>
-        </w:rPr>
-      </w:pPr>
-      <w:r>
-        <w:rPr>
-          <w:rFonts w:cs="Times New Roman" w:ascii="Times New Roman" w:hAnsi="Times New Roman"/>
-        </w:rPr>
-        <w:t>https://www3.weforum.org/docs/WEF_Future_of_Jobs_2023.pdf. Retrieved on: 12 September, 2023.</w:t>
-      </w:r>
-    </w:p>
-    <w:p>
-      <w:pPr>
-        <w:pStyle w:val="Normal"/>
-        <w:spacing w:lineRule="auto" w:line="480"/>
-        <w:rPr>
-          <w:rFonts w:ascii="Times New Roman" w:hAnsi="Times New Roman" w:cs="Times New Roman"/>
-        </w:rPr>
-      </w:pPr>
-      <w:r>
-        <w:rPr>
-          <w:rFonts w:cs="Times New Roman" w:ascii="Times New Roman" w:hAnsi="Times New Roman"/>
-        </w:rPr>
-        <w:t xml:space="preserve">Vicario, G., and Coleman, S. (2018). A Review of Data Science in Business and Industry and a </w:t>
-      </w:r>
-    </w:p>
-    <w:p>
-      <w:pPr>
-        <w:pStyle w:val="Normal"/>
-        <w:spacing w:lineRule="auto" w:line="480"/>
-        <w:rPr>
-          <w:rFonts w:ascii="Times New Roman" w:hAnsi="Times New Roman" w:cs="Times New Roman"/>
-        </w:rPr>
-      </w:pPr>
-      <w:r>
-        <w:rPr>
-          <w:rFonts w:cs="Times New Roman" w:ascii="Times New Roman" w:hAnsi="Times New Roman"/>
-        </w:rPr>
-        <w:tab/>
-        <w:t xml:space="preserve">Future Review. </w:t>
+        <w:t>.</w:t>
+      </w:r>
+    </w:p>
+    <w:p>
+      <w:pPr>
+        <w:pStyle w:val="Normal"/>
+        <w:spacing w:lineRule="auto" w:line="480"/>
+        <w:rPr>
+          <w:rFonts w:ascii="Times New Roman" w:hAnsi="Times New Roman" w:cs="Times New Roman"/>
+        </w:rPr>
+      </w:pPr>
+      <w:r>
+        <w:rPr>
+          <w:rFonts w:cs="Times New Roman" w:ascii="Times New Roman" w:hAnsi="Times New Roman"/>
+        </w:rPr>
+        <w:t xml:space="preserve">Viegas, M. A., Simoes, R., Thanekar, N., Barnerjee, S., Dicholkar, R. (2019). Different Approaches </w:t>
+      </w:r>
+    </w:p>
+    <w:p>
+      <w:pPr>
+        <w:pStyle w:val="Normal"/>
+        <w:spacing w:lineRule="auto" w:line="480"/>
+        <w:rPr/>
+      </w:pPr>
+      <w:r>
+        <w:rPr>
+          <w:rFonts w:cs="Times New Roman" w:ascii="Times New Roman" w:hAnsi="Times New Roman"/>
+        </w:rPr>
+        <w:tab/>
+        <w:t>of Face Recognition. I</w:t>
       </w:r>
       <w:r>
         <w:rPr>
           <w:rFonts w:cs="Times New Roman" w:ascii="Times New Roman" w:hAnsi="Times New Roman"/>
           <w:i/>
         </w:rPr>
-        <w:t xml:space="preserve">Applied Stochastic Models in Business and Industry, </w:t>
-      </w:r>
-      <w:r>
-        <w:rPr>
-          <w:rFonts w:cs="Times New Roman" w:ascii="Times New Roman" w:hAnsi="Times New Roman"/>
-        </w:rPr>
-        <w:t>36(1), 6-18</w:t>
+        <w:t xml:space="preserve">nternational Journal of Engineering Research &amp; Technology, </w:t>
+      </w:r>
+      <w:r>
+        <w:rPr>
+          <w:rFonts w:cs="Times New Roman" w:ascii="Times New Roman" w:hAnsi="Times New Roman"/>
+        </w:rPr>
+        <w:t xml:space="preserve">8(6): </w:t>
+        <w:tab/>
+        <w:t xml:space="preserve">933-934. </w:t>
+      </w:r>
+    </w:p>
+    <w:p>
+      <w:pPr>
+        <w:pStyle w:val="Normal"/>
+        <w:spacing w:lineRule="auto" w:line="480"/>
+        <w:rPr>
+          <w:rFonts w:ascii="Times New Roman" w:hAnsi="Times New Roman" w:cs="Times New Roman"/>
+        </w:rPr>
+      </w:pPr>
+      <w:r>
+        <w:rPr>
+          <w:rFonts w:cs="Times New Roman" w:ascii="Times New Roman" w:hAnsi="Times New Roman"/>
+        </w:rPr>
+        <w:t xml:space="preserve">Wang, D., Wang, H., Sun, J., Xin, J, and Luo, Y. (2021). Face Recognition in Complex </w:t>
+      </w:r>
+    </w:p>
+    <w:p>
+      <w:pPr>
+        <w:pStyle w:val="Normal"/>
+        <w:spacing w:lineRule="auto" w:line="480"/>
+        <w:ind w:left="720" w:right="0" w:hanging="0"/>
+        <w:rPr/>
+      </w:pPr>
+      <w:r>
+        <w:rPr>
+          <w:rFonts w:cs="Times New Roman" w:ascii="Times New Roman" w:hAnsi="Times New Roman"/>
+        </w:rPr>
+        <w:t xml:space="preserve">Unconstrained Environment with an Enhanced WWN Algorithm. </w:t>
       </w:r>
       <w:r>
         <w:rPr>
           <w:rFonts w:cs="Times New Roman" w:ascii="Times New Roman" w:hAnsi="Times New Roman"/>
           <w:i/>
         </w:rPr>
-        <w:t>.</w:t>
-      </w:r>
-    </w:p>
-    <w:p>
-      <w:pPr>
-        <w:pStyle w:val="Normal"/>
-        <w:spacing w:lineRule="auto" w:line="480"/>
-        <w:rPr>
-          <w:rFonts w:ascii="Times New Roman" w:hAnsi="Times New Roman" w:cs="Times New Roman"/>
-        </w:rPr>
-      </w:pPr>
-      <w:r>
-        <w:rPr>
-          <w:rFonts w:cs="Times New Roman" w:ascii="Times New Roman" w:hAnsi="Times New Roman"/>
-        </w:rPr>
-        <w:t xml:space="preserve">Viegas, M. A., Simoes, R., Thanekar, N., Barnerjee, S., Dicholkar, R. (2019). Different Approaches </w:t>
-      </w:r>
-    </w:p>
-    <w:p>
-      <w:pPr>
-        <w:pStyle w:val="Normal"/>
-        <w:spacing w:lineRule="auto" w:line="480"/>
-        <w:rPr>
-          <w:rFonts w:ascii="Times New Roman" w:hAnsi="Times New Roman" w:cs="Times New Roman"/>
-        </w:rPr>
-      </w:pPr>
-      <w:r>
-        <w:rPr>
-          <w:rFonts w:cs="Times New Roman" w:ascii="Times New Roman" w:hAnsi="Times New Roman"/>
-        </w:rPr>
-        <w:tab/>
-        <w:t>of Face Recognition. I</w:t>
+        <w:t xml:space="preserve">Journal of Intelligent Systems, </w:t>
+      </w:r>
+      <w:r>
+        <w:rPr>
+          <w:rFonts w:cs="Times New Roman" w:ascii="Times New Roman" w:hAnsi="Times New Roman"/>
+        </w:rPr>
+        <w:t>2022(30): 18-39.</w:t>
+      </w:r>
+    </w:p>
+    <w:p>
+      <w:pPr>
+        <w:pStyle w:val="Normal"/>
+        <w:spacing w:lineRule="auto" w:line="480"/>
+        <w:rPr>
+          <w:rFonts w:ascii="Times New Roman" w:hAnsi="Times New Roman" w:cs="Times New Roman"/>
+        </w:rPr>
+      </w:pPr>
+      <w:r>
+        <w:rPr>
+          <w:rFonts w:cs="Times New Roman" w:ascii="Times New Roman" w:hAnsi="Times New Roman"/>
+        </w:rPr>
+        <w:t xml:space="preserve">Wu, Z., Xiamixiding, R. Sjjanhar, A., Chen, J., and Wen, Q. (2018). Image Appearance-Based </w:t>
+      </w:r>
+    </w:p>
+    <w:p>
+      <w:pPr>
+        <w:pStyle w:val="Normal"/>
+        <w:spacing w:lineRule="auto" w:line="480"/>
+        <w:rPr/>
+      </w:pPr>
+      <w:r>
+        <w:rPr>
+          <w:rFonts w:cs="Times New Roman" w:ascii="Times New Roman" w:hAnsi="Times New Roman"/>
+        </w:rPr>
+        <w:tab/>
+        <w:t xml:space="preserve">Facial Expression Recognition. </w:t>
       </w:r>
       <w:r>
         <w:rPr>
           <w:rFonts w:cs="Times New Roman" w:ascii="Times New Roman" w:hAnsi="Times New Roman"/>
           <w:i/>
         </w:rPr>
-        <w:t xml:space="preserve">nternational Journal of Engineering Research &amp; Technology, </w:t>
-      </w:r>
-      <w:r>
-        <w:rPr>
-          <w:rFonts w:cs="Times New Roman" w:ascii="Times New Roman" w:hAnsi="Times New Roman"/>
-        </w:rPr>
-        <w:t xml:space="preserve">8(6): </w:t>
-        <w:tab/>
-        <w:t xml:space="preserve">933-934. </w:t>
-      </w:r>
-    </w:p>
-    <w:p>
-      <w:pPr>
-        <w:pStyle w:val="Normal"/>
-        <w:spacing w:lineRule="auto" w:line="480"/>
-        <w:rPr>
-          <w:rFonts w:ascii="Times New Roman" w:hAnsi="Times New Roman" w:cs="Times New Roman"/>
-        </w:rPr>
-      </w:pPr>
-      <w:r>
-        <w:rPr>
-          <w:rFonts w:cs="Times New Roman" w:ascii="Times New Roman" w:hAnsi="Times New Roman"/>
-        </w:rPr>
-        <w:t xml:space="preserve">Wang, D., Wang, H., Sun, J., Xin, J, and Luo, Y. (2021). Face Recognition in Complex </w:t>
-      </w:r>
-    </w:p>
-    <w:p>
-      <w:pPr>
-        <w:pStyle w:val="Normal"/>
-        <w:spacing w:lineRule="auto" w:line="480"/>
-        <w:ind w:left="720" w:hanging="0"/>
-        <w:rPr>
-          <w:rFonts w:ascii="Times New Roman" w:hAnsi="Times New Roman" w:cs="Times New Roman"/>
-        </w:rPr>
-      </w:pPr>
-      <w:r>
-        <w:rPr>
-          <w:rFonts w:cs="Times New Roman" w:ascii="Times New Roman" w:hAnsi="Times New Roman"/>
-        </w:rPr>
-        <w:t xml:space="preserve">Unconstrained Environment with an Enhanced WWN Algorithm. </w:t>
-      </w:r>
-      <w:r>
-        <w:rPr>
-          <w:rFonts w:cs="Times New Roman" w:ascii="Times New Roman" w:hAnsi="Times New Roman"/>
-          <w:i/>
-        </w:rPr>
-        <w:t xml:space="preserve">Journal of Intelligent Systems, </w:t>
-      </w:r>
-      <w:r>
-        <w:rPr>
-          <w:rFonts w:cs="Times New Roman" w:ascii="Times New Roman" w:hAnsi="Times New Roman"/>
-        </w:rPr>
-        <w:t>2022(30): 18-39.</w:t>
-      </w:r>
-    </w:p>
-    <w:p>
-      <w:pPr>
-        <w:pStyle w:val="Normal"/>
-        <w:spacing w:lineRule="auto" w:line="480"/>
-        <w:rPr>
-          <w:rFonts w:ascii="Times New Roman" w:hAnsi="Times New Roman" w:cs="Times New Roman"/>
-        </w:rPr>
-      </w:pPr>
-      <w:r>
-        <w:rPr>
-          <w:rFonts w:cs="Times New Roman" w:ascii="Times New Roman" w:hAnsi="Times New Roman"/>
-        </w:rPr>
-        <w:t xml:space="preserve">Wu, Z., Xiamixiding, R. Sjjanhar, A., Chen, J., and Wen, Q. (2018). Image Appearance-Based </w:t>
-      </w:r>
-    </w:p>
-    <w:p>
-      <w:pPr>
-        <w:pStyle w:val="Normal"/>
-        <w:spacing w:lineRule="auto" w:line="480"/>
-        <w:rPr>
-          <w:rFonts w:ascii="Times New Roman" w:hAnsi="Times New Roman" w:cs="Times New Roman"/>
-        </w:rPr>
-      </w:pPr>
-      <w:r>
-        <w:rPr>
-          <w:rFonts w:cs="Times New Roman" w:ascii="Times New Roman" w:hAnsi="Times New Roman"/>
-        </w:rPr>
-        <w:tab/>
-        <w:t xml:space="preserve">Facial Expression Recognition. </w:t>
-      </w:r>
-      <w:r>
-        <w:rPr>
-          <w:rFonts w:cs="Times New Roman" w:ascii="Times New Roman" w:hAnsi="Times New Roman"/>
-          <w:i/>
-        </w:rPr>
         <w:t>International Journal of Image and Graphics</w:t>
       </w:r>
       <w:r>
@@ -18975,10 +18508,8 @@
       <w:pPr>
         <w:pStyle w:val="Normal"/>
         <w:spacing w:lineRule="auto" w:line="480"/>
-        <w:ind w:left="720" w:hanging="0"/>
-        <w:rPr>
-          <w:rFonts w:ascii="Times New Roman" w:hAnsi="Times New Roman" w:cs="Times New Roman"/>
-        </w:rPr>
+        <w:ind w:left="720" w:right="0" w:hanging="0"/>
+        <w:rPr/>
       </w:pPr>
       <w:r>
         <w:rPr>
@@ -19020,10 +18551,8 @@
       <w:pPr>
         <w:pStyle w:val="Normal"/>
         <w:spacing w:lineRule="auto" w:line="480"/>
-        <w:ind w:left="720" w:hanging="0"/>
-        <w:rPr>
-          <w:rFonts w:ascii="Times New Roman" w:hAnsi="Times New Roman" w:cs="Times New Roman"/>
-        </w:rPr>
+        <w:ind w:left="720" w:right="0" w:hanging="0"/>
+        <w:rPr/>
       </w:pPr>
       <w:r>
         <w:rPr>
@@ -19049,78 +18578,70 @@
       <w:pPr>
         <w:pStyle w:val="Normal"/>
         <w:spacing w:lineRule="auto" w:line="480"/>
-        <w:rPr>
-          <w:rFonts w:ascii="Times New Roman" w:hAnsi="Times New Roman" w:cs="Times New Roman"/>
+        <w:rPr/>
+      </w:pPr>
+      <w:r>
+        <w:rPr>
+          <w:rFonts w:cs="Times New Roman" w:ascii="Times New Roman" w:hAnsi="Times New Roman"/>
+        </w:rPr>
+        <w:t xml:space="preserve">Yang, M., Kriegman, D, J., Ahuja, N. (2002). Detecting Faces in Images: A Survey. </w:t>
+      </w:r>
+      <w:r>
+        <w:rPr>
+          <w:rFonts w:cs="Times New Roman" w:ascii="Times New Roman" w:hAnsi="Times New Roman"/>
           <w:i/>
+        </w:rPr>
+        <w:t xml:space="preserve">IEEE </w:t>
+      </w:r>
+    </w:p>
+    <w:p>
+      <w:pPr>
+        <w:pStyle w:val="Normal"/>
+        <w:spacing w:lineRule="auto" w:line="480"/>
+        <w:rPr/>
+      </w:pPr>
+      <w:r>
+        <w:rPr>
+          <w:rFonts w:cs="Times New Roman" w:ascii="Times New Roman" w:hAnsi="Times New Roman"/>
           <w:i/>
         </w:rPr>
-      </w:pPr>
-      <w:r>
-        <w:rPr>
-          <w:rFonts w:cs="Times New Roman" w:ascii="Times New Roman" w:hAnsi="Times New Roman"/>
-        </w:rPr>
-        <w:t xml:space="preserve">Yang, M., Kriegman, D, J., Ahuja, N. (2002). Detecting Faces in Images: A Survey. </w:t>
-      </w:r>
+        <w:tab/>
+        <w:t>Transactions on Pattern Analysis and Machine Intelligence</w:t>
+      </w:r>
+      <w:r>
+        <w:rPr>
+          <w:rFonts w:cs="Times New Roman" w:ascii="Times New Roman" w:hAnsi="Times New Roman"/>
+        </w:rPr>
+        <w:t>, 24(1): 1-25.</w:t>
+      </w:r>
+    </w:p>
+    <w:p>
+      <w:pPr>
+        <w:pStyle w:val="Normal"/>
+        <w:spacing w:lineRule="auto" w:line="480"/>
+        <w:rPr>
+          <w:rFonts w:ascii="Times New Roman" w:hAnsi="Times New Roman" w:cs="Times New Roman"/>
+        </w:rPr>
+      </w:pPr>
+      <w:r>
+        <w:rPr>
+          <w:rFonts w:cs="Times New Roman" w:ascii="Times New Roman" w:hAnsi="Times New Roman"/>
+        </w:rPr>
+        <w:t xml:space="preserve">Zhang, X., Xv, C., Shen, M., He, X., and Du, W. (2018). Survey of Convolutional Neural Network. </w:t>
+      </w:r>
+    </w:p>
+    <w:p>
+      <w:pPr>
+        <w:pStyle w:val="Normal"/>
+        <w:spacing w:lineRule="auto" w:line="480"/>
+        <w:ind w:left="720" w:right="0" w:hanging="0"/>
+        <w:rPr/>
+      </w:pPr>
       <w:r>
         <w:rPr>
           <w:rFonts w:cs="Times New Roman" w:ascii="Times New Roman" w:hAnsi="Times New Roman"/>
           <w:i/>
         </w:rPr>
-        <w:t xml:space="preserve">IEEE </w:t>
-      </w:r>
-    </w:p>
-    <w:p>
-      <w:pPr>
-        <w:pStyle w:val="Normal"/>
-        <w:spacing w:lineRule="auto" w:line="480"/>
-        <w:rPr>
-          <w:rFonts w:ascii="Times New Roman" w:hAnsi="Times New Roman" w:cs="Times New Roman"/>
-        </w:rPr>
-      </w:pPr>
-      <w:r>
-        <w:rPr>
-          <w:rFonts w:cs="Times New Roman" w:ascii="Times New Roman" w:hAnsi="Times New Roman"/>
-          <w:i/>
-        </w:rPr>
-        <w:tab/>
-        <w:t>Transactions on Pattern Analysis and Machine Intelligence</w:t>
-      </w:r>
-      <w:r>
-        <w:rPr>
-          <w:rFonts w:cs="Times New Roman" w:ascii="Times New Roman" w:hAnsi="Times New Roman"/>
-        </w:rPr>
-        <w:t>, 24(1): 1-25.</w:t>
-      </w:r>
-    </w:p>
-    <w:p>
-      <w:pPr>
-        <w:pStyle w:val="Normal"/>
-        <w:spacing w:lineRule="auto" w:line="480"/>
-        <w:rPr>
-          <w:rFonts w:ascii="Times New Roman" w:hAnsi="Times New Roman" w:cs="Times New Roman"/>
-        </w:rPr>
-      </w:pPr>
-      <w:r>
-        <w:rPr>
-          <w:rFonts w:cs="Times New Roman" w:ascii="Times New Roman" w:hAnsi="Times New Roman"/>
-        </w:rPr>
-        <w:t xml:space="preserve">Zhang, X., Xv, C., Shen, M., He, X., and Du, W. (2018). Survey of Convolutional Neural Network. </w:t>
-      </w:r>
-    </w:p>
-    <w:p>
-      <w:pPr>
-        <w:pStyle w:val="Normal"/>
-        <w:spacing w:lineRule="auto" w:line="480"/>
-        <w:ind w:left="720" w:hanging="0"/>
-        <w:rPr>
-          <w:rFonts w:ascii="Times New Roman" w:hAnsi="Times New Roman" w:cs="Times New Roman"/>
-        </w:rPr>
-      </w:pPr>
-      <w:r>
-        <w:rPr>
-          <w:rFonts w:cs="Times New Roman" w:ascii="Times New Roman" w:hAnsi="Times New Roman"/>
-          <w:i/>
-        </w:rPr>
         <w:t>Advances in Intelligent Systems Research</w:t>
       </w:r>
       <w:r>
@@ -19149,10 +18670,8 @@
       <w:pPr>
         <w:pStyle w:val="Normal"/>
         <w:spacing w:lineRule="auto" w:line="480"/>
-        <w:ind w:left="720" w:hanging="0"/>
-        <w:rPr>
-          <w:rFonts w:ascii="Times New Roman" w:hAnsi="Times New Roman" w:cs="Times New Roman"/>
-        </w:rPr>
+        <w:ind w:left="720" w:right="0" w:hanging="0"/>
+        <w:rPr/>
       </w:pPr>
       <w:r>
         <w:rPr>
@@ -19215,111 +18734,85 @@
 
 <file path=word/footer2.xml><?xml version="1.0" encoding="utf-8"?>
 <w:ftr xmlns:o="urn:schemas-microsoft-com:office:office" xmlns:r="http://schemas.openxmlformats.org/officeDocument/2006/relationships" xmlns:v="urn:schemas-microsoft-com:vml" xmlns:w="http://schemas.openxmlformats.org/wordprocessingml/2006/main" xmlns:w10="urn:schemas-microsoft-com:office:word" xmlns:wp="http://schemas.openxmlformats.org/drawingml/2006/wordprocessingDrawing" xmlns:wps="http://schemas.microsoft.com/office/word/2010/wordprocessingShape" xmlns:wpg="http://schemas.microsoft.com/office/word/2010/wordprocessingGroup" xmlns:mc="http://schemas.openxmlformats.org/markup-compatibility/2006" xmlns:wp14="http://schemas.microsoft.com/office/word/2010/wordprocessingDrawing" xmlns:w14="http://schemas.microsoft.com/office/word/2010/wordml" xmlns:w15="http://schemas.microsoft.com/office/word/2012/wordml" mc:Ignorable="w14 wp14 w15">
-  <w:sdt>
-    <w:sdtPr>
-      <w:docPartObj>
-        <w:docPartGallery w:val="Page Numbers (Bottom of Page)"/>
-        <w:docPartUnique w:val="true"/>
-      </w:docPartObj>
-      <w:id w:val="1969467961"/>
-    </w:sdtPr>
-    <w:sdtContent>
-      <w:p>
-        <w:pPr>
-          <w:pStyle w:val="Footer"/>
-          <w:jc w:val="center"/>
-          <w:rPr>
-            <w:rFonts w:ascii="Times New Roman" w:hAnsi="Times New Roman" w:cs="Times New Roman"/>
-          </w:rPr>
-        </w:pPr>
-        <w:r>
-          <w:rPr/>
-          <w:fldChar w:fldCharType="begin"/>
-        </w:r>
-        <w:r>
-          <w:rPr/>
-          <w:instrText xml:space="preserve"> PAGE </w:instrText>
-        </w:r>
-        <w:r>
-          <w:rPr/>
-          <w:fldChar w:fldCharType="separate"/>
-        </w:r>
-        <w:r>
-          <w:rPr/>
-          <w:t>viii</w:t>
-        </w:r>
-        <w:r>
-          <w:rPr/>
-          <w:fldChar w:fldCharType="end"/>
-        </w:r>
-      </w:p>
-      <w:p>
-        <w:pPr>
-          <w:pStyle w:val="Normal"/>
-          <w:tabs>
-            <w:tab w:val="clear" w:pos="720"/>
-            <w:tab w:val="center" w:pos="4819" w:leader="none"/>
-            <w:tab w:val="right" w:pos="9638" w:leader="none"/>
-          </w:tabs>
-          <w:rPr>
-            <w:rFonts w:eastAsia="Liberation Serif" w:cs="Liberation Serif"/>
-            <w:color w:val="000000"/>
-          </w:rPr>
-        </w:pPr>
-        <w:r>
-          <w:rPr>
-            <w:rFonts w:eastAsia="Liberation Serif" w:cs="Liberation Serif"/>
-            <w:color w:val="000000"/>
-          </w:rPr>
-        </w:r>
-      </w:p>
-    </w:sdtContent>
-  </w:sdt>
+  <w:p>
+    <w:pPr>
+      <w:pStyle w:val="Footer"/>
+      <w:jc w:val="center"/>
+      <w:rPr/>
+    </w:pPr>
+    <w:r>
+      <w:rPr/>
+      <w:fldChar w:fldCharType="begin"/>
+    </w:r>
+    <w:r>
+      <w:rPr/>
+      <w:instrText xml:space="preserve"> PAGE </w:instrText>
+    </w:r>
+    <w:r>
+      <w:rPr/>
+      <w:fldChar w:fldCharType="separate"/>
+    </w:r>
+    <w:r>
+      <w:rPr/>
+      <w:t>viii</w:t>
+    </w:r>
+    <w:r>
+      <w:rPr/>
+      <w:fldChar w:fldCharType="end"/>
+    </w:r>
+  </w:p>
+  <w:p>
+    <w:pPr>
+      <w:pStyle w:val="Normal"/>
+      <w:tabs>
+        <w:tab w:val="clear" w:pos="720"/>
+        <w:tab w:val="center" w:pos="4819" w:leader="none"/>
+        <w:tab w:val="right" w:pos="9638" w:leader="none"/>
+      </w:tabs>
+      <w:rPr>
+        <w:rFonts w:eastAsia="Liberation Serif" w:cs="Liberation Serif"/>
+        <w:color w:val="000000"/>
+      </w:rPr>
+    </w:pPr>
+    <w:r>
+      <w:rPr>
+        <w:rFonts w:eastAsia="Liberation Serif" w:cs="Liberation Serif"/>
+        <w:color w:val="000000"/>
+      </w:rPr>
+    </w:r>
+  </w:p>
 </w:ftr>
 </file>
 
 <file path=word/footer3.xml><?xml version="1.0" encoding="utf-8"?>
 <w:ftr xmlns:o="urn:schemas-microsoft-com:office:office" xmlns:r="http://schemas.openxmlformats.org/officeDocument/2006/relationships" xmlns:v="urn:schemas-microsoft-com:vml" xmlns:w="http://schemas.openxmlformats.org/wordprocessingml/2006/main" xmlns:w10="urn:schemas-microsoft-com:office:word" xmlns:wp="http://schemas.openxmlformats.org/drawingml/2006/wordprocessingDrawing" xmlns:wps="http://schemas.microsoft.com/office/word/2010/wordprocessingShape" xmlns:wpg="http://schemas.microsoft.com/office/word/2010/wordprocessingGroup" xmlns:mc="http://schemas.openxmlformats.org/markup-compatibility/2006" xmlns:wp14="http://schemas.microsoft.com/office/word/2010/wordprocessingDrawing" xmlns:w14="http://schemas.microsoft.com/office/word/2010/wordml" xmlns:w15="http://schemas.microsoft.com/office/word/2012/wordml" mc:Ignorable="w14 wp14 w15">
-  <w:sdt>
-    <w:sdtPr>
-      <w:docPartObj>
-        <w:docPartGallery w:val="Page Numbers (Bottom of Page)"/>
-        <w:docPartUnique w:val="true"/>
-      </w:docPartObj>
-      <w:id w:val="11691821"/>
-    </w:sdtPr>
-    <w:sdtContent>
-      <w:p>
-        <w:pPr>
-          <w:pStyle w:val="Footer"/>
-          <w:jc w:val="center"/>
-          <w:rPr>
-            <w:rFonts w:ascii="Times New Roman" w:hAnsi="Times New Roman" w:cs="Times New Roman"/>
-          </w:rPr>
-        </w:pPr>
-        <w:r>
-          <w:rPr/>
-          <w:fldChar w:fldCharType="begin"/>
-        </w:r>
-        <w:r>
-          <w:rPr/>
-          <w:instrText xml:space="preserve"> PAGE </w:instrText>
-        </w:r>
-        <w:r>
-          <w:rPr/>
-          <w:fldChar w:fldCharType="separate"/>
-        </w:r>
-        <w:r>
-          <w:rPr/>
-          <w:t>28</w:t>
-        </w:r>
-        <w:r>
-          <w:rPr/>
-          <w:fldChar w:fldCharType="end"/>
-        </w:r>
-      </w:p>
-    </w:sdtContent>
-  </w:sdt>
+  <w:p>
+    <w:pPr>
+      <w:pStyle w:val="Footer"/>
+      <w:jc w:val="center"/>
+      <w:rPr/>
+    </w:pPr>
+    <w:r>
+      <w:rPr/>
+      <w:fldChar w:fldCharType="begin"/>
+    </w:r>
+    <w:r>
+      <w:rPr/>
+      <w:instrText xml:space="preserve"> PAGE </w:instrText>
+    </w:r>
+    <w:r>
+      <w:rPr/>
+      <w:fldChar w:fldCharType="separate"/>
+    </w:r>
+    <w:r>
+      <w:rPr/>
+      <w:t>28</w:t>
+    </w:r>
+    <w:r>
+      <w:rPr/>
+      <w:fldChar w:fldCharType="end"/>
+    </w:r>
+  </w:p>
   <w:p>
     <w:pPr>
       <w:pStyle w:val="Normal"/>
@@ -19348,6 +18841,125 @@
   <w:abstractNum w:abstractNumId="1">
     <w:lvl w:ilvl="0">
       <w:start w:val="1"/>
+      <w:numFmt w:val="none"/>
+      <w:suff w:val="nothing"/>
+      <w:lvlText w:val="%1"/>
+      <w:lvlJc w:val="left"/>
+      <w:pPr>
+        <w:tabs>
+          <w:tab w:val="num" w:pos="0"/>
+        </w:tabs>
+        <w:ind w:left="0" w:hanging="0"/>
+      </w:pPr>
+    </w:lvl>
+    <w:lvl w:ilvl="1">
+      <w:start w:val="1"/>
+      <w:numFmt w:val="none"/>
+      <w:suff w:val="nothing"/>
+      <w:lvlText w:val="%2"/>
+      <w:lvlJc w:val="left"/>
+      <w:pPr>
+        <w:tabs>
+          <w:tab w:val="num" w:pos="0"/>
+        </w:tabs>
+        <w:ind w:left="0" w:hanging="0"/>
+      </w:pPr>
+    </w:lvl>
+    <w:lvl w:ilvl="2">
+      <w:start w:val="1"/>
+      <w:numFmt w:val="none"/>
+      <w:suff w:val="nothing"/>
+      <w:lvlText w:val="%3"/>
+      <w:lvlJc w:val="left"/>
+      <w:pPr>
+        <w:tabs>
+          <w:tab w:val="num" w:pos="0"/>
+        </w:tabs>
+        <w:ind w:left="0" w:hanging="0"/>
+      </w:pPr>
+    </w:lvl>
+    <w:lvl w:ilvl="3">
+      <w:start w:val="1"/>
+      <w:numFmt w:val="none"/>
+      <w:suff w:val="nothing"/>
+      <w:lvlText w:val="%4"/>
+      <w:lvlJc w:val="left"/>
+      <w:pPr>
+        <w:tabs>
+          <w:tab w:val="num" w:pos="0"/>
+        </w:tabs>
+        <w:ind w:left="0" w:hanging="0"/>
+      </w:pPr>
+    </w:lvl>
+    <w:lvl w:ilvl="4">
+      <w:start w:val="1"/>
+      <w:numFmt w:val="none"/>
+      <w:suff w:val="nothing"/>
+      <w:lvlText w:val="%5"/>
+      <w:lvlJc w:val="left"/>
+      <w:pPr>
+        <w:tabs>
+          <w:tab w:val="num" w:pos="0"/>
+        </w:tabs>
+        <w:ind w:left="0" w:hanging="0"/>
+      </w:pPr>
+    </w:lvl>
+    <w:lvl w:ilvl="5">
+      <w:start w:val="1"/>
+      <w:numFmt w:val="none"/>
+      <w:suff w:val="nothing"/>
+      <w:lvlText w:val="%6"/>
+      <w:lvlJc w:val="left"/>
+      <w:pPr>
+        <w:tabs>
+          <w:tab w:val="num" w:pos="0"/>
+        </w:tabs>
+        <w:ind w:left="0" w:hanging="0"/>
+      </w:pPr>
+    </w:lvl>
+    <w:lvl w:ilvl="6">
+      <w:start w:val="1"/>
+      <w:numFmt w:val="none"/>
+      <w:suff w:val="nothing"/>
+      <w:lvlText w:val="%7"/>
+      <w:lvlJc w:val="left"/>
+      <w:pPr>
+        <w:tabs>
+          <w:tab w:val="num" w:pos="0"/>
+        </w:tabs>
+        <w:ind w:left="0" w:hanging="0"/>
+      </w:pPr>
+    </w:lvl>
+    <w:lvl w:ilvl="7">
+      <w:start w:val="1"/>
+      <w:numFmt w:val="none"/>
+      <w:suff w:val="nothing"/>
+      <w:lvlText w:val="%8"/>
+      <w:lvlJc w:val="left"/>
+      <w:pPr>
+        <w:tabs>
+          <w:tab w:val="num" w:pos="0"/>
+        </w:tabs>
+        <w:ind w:left="0" w:hanging="0"/>
+      </w:pPr>
+    </w:lvl>
+    <w:lvl w:ilvl="8">
+      <w:start w:val="1"/>
+      <w:numFmt w:val="none"/>
+      <w:suff w:val="nothing"/>
+      <w:lvlText w:val="%9"/>
+      <w:lvlJc w:val="left"/>
+      <w:pPr>
+        <w:tabs>
+          <w:tab w:val="num" w:pos="0"/>
+        </w:tabs>
+        <w:ind w:left="0" w:hanging="0"/>
+      </w:pPr>
+    </w:lvl>
+  </w:abstractNum>
+  <w:abstractNum w:abstractNumId="2">
+    <w:lvl w:ilvl="0">
+      <w:start w:val="1"/>
       <w:numFmt w:val="decimal"/>
       <w:lvlText w:val="%1."/>
       <w:lvlJc w:val="left"/>
@@ -19464,7 +19076,7 @@
       <w:rPr/>
     </w:lvl>
   </w:abstractNum>
-  <w:abstractNum w:abstractNumId="2">
+  <w:abstractNum w:abstractNumId="3">
     <w:lvl w:ilvl="0">
       <w:start w:val="1"/>
       <w:numFmt w:val="upperRoman"/>
@@ -19581,125 +19193,6 @@
         <w:ind w:left="7200" w:hanging="180"/>
       </w:pPr>
       <w:rPr/>
-    </w:lvl>
-  </w:abstractNum>
-  <w:abstractNum w:abstractNumId="3">
-    <w:lvl w:ilvl="0">
-      <w:start w:val="1"/>
-      <w:numFmt w:val="none"/>
-      <w:suff w:val="nothing"/>
-      <w:lvlText w:val=""/>
-      <w:lvlJc w:val="left"/>
-      <w:pPr>
-        <w:tabs>
-          <w:tab w:val="num" w:pos="0"/>
-        </w:tabs>
-        <w:ind w:left="0" w:hanging="0"/>
-      </w:pPr>
-    </w:lvl>
-    <w:lvl w:ilvl="1">
-      <w:start w:val="1"/>
-      <w:numFmt w:val="none"/>
-      <w:suff w:val="nothing"/>
-      <w:lvlText w:val=""/>
-      <w:lvlJc w:val="left"/>
-      <w:pPr>
-        <w:tabs>
-          <w:tab w:val="num" w:pos="0"/>
-        </w:tabs>
-        <w:ind w:left="0" w:hanging="0"/>
-      </w:pPr>
-    </w:lvl>
-    <w:lvl w:ilvl="2">
-      <w:start w:val="1"/>
-      <w:numFmt w:val="none"/>
-      <w:suff w:val="nothing"/>
-      <w:lvlText w:val=""/>
-      <w:lvlJc w:val="left"/>
-      <w:pPr>
-        <w:tabs>
-          <w:tab w:val="num" w:pos="0"/>
-        </w:tabs>
-        <w:ind w:left="0" w:hanging="0"/>
-      </w:pPr>
-    </w:lvl>
-    <w:lvl w:ilvl="3">
-      <w:start w:val="1"/>
-      <w:numFmt w:val="none"/>
-      <w:suff w:val="nothing"/>
-      <w:lvlText w:val=""/>
-      <w:lvlJc w:val="left"/>
-      <w:pPr>
-        <w:tabs>
-          <w:tab w:val="num" w:pos="0"/>
-        </w:tabs>
-        <w:ind w:left="0" w:hanging="0"/>
-      </w:pPr>
-    </w:lvl>
-    <w:lvl w:ilvl="4">
-      <w:start w:val="1"/>
-      <w:numFmt w:val="none"/>
-      <w:suff w:val="nothing"/>
-      <w:lvlText w:val=""/>
-      <w:lvlJc w:val="left"/>
-      <w:pPr>
-        <w:tabs>
-          <w:tab w:val="num" w:pos="0"/>
-        </w:tabs>
-        <w:ind w:left="0" w:hanging="0"/>
-      </w:pPr>
-    </w:lvl>
-    <w:lvl w:ilvl="5">
-      <w:start w:val="1"/>
-      <w:numFmt w:val="none"/>
-      <w:suff w:val="nothing"/>
-      <w:lvlText w:val=""/>
-      <w:lvlJc w:val="left"/>
-      <w:pPr>
-        <w:tabs>
-          <w:tab w:val="num" w:pos="0"/>
-        </w:tabs>
-        <w:ind w:left="0" w:hanging="0"/>
-      </w:pPr>
-    </w:lvl>
-    <w:lvl w:ilvl="6">
-      <w:start w:val="1"/>
-      <w:numFmt w:val="none"/>
-      <w:suff w:val="nothing"/>
-      <w:lvlText w:val=""/>
-      <w:lvlJc w:val="left"/>
-      <w:pPr>
-        <w:tabs>
-          <w:tab w:val="num" w:pos="0"/>
-        </w:tabs>
-        <w:ind w:left="0" w:hanging="0"/>
-      </w:pPr>
-    </w:lvl>
-    <w:lvl w:ilvl="7">
-      <w:start w:val="1"/>
-      <w:numFmt w:val="none"/>
-      <w:suff w:val="nothing"/>
-      <w:lvlText w:val=""/>
-      <w:lvlJc w:val="left"/>
-      <w:pPr>
-        <w:tabs>
-          <w:tab w:val="num" w:pos="0"/>
-        </w:tabs>
-        <w:ind w:left="0" w:hanging="0"/>
-      </w:pPr>
-    </w:lvl>
-    <w:lvl w:ilvl="8">
-      <w:start w:val="1"/>
-      <w:numFmt w:val="none"/>
-      <w:suff w:val="nothing"/>
-      <w:lvlText w:val=""/>
-      <w:lvlJc w:val="left"/>
-      <w:pPr>
-        <w:tabs>
-          <w:tab w:val="num" w:pos="0"/>
-        </w:tabs>
-        <w:ind w:left="0" w:hanging="0"/>
-      </w:pPr>
     </w:lvl>
   </w:abstractNum>
   <w:num w:numId="1">
@@ -19731,152 +19224,15 @@
       </w:pPr>
     </w:pPrDefault>
   </w:docDefaults>
-  <w:latentStyles w:defLockedState="0" w:defUIPriority="99" w:defSemiHidden="1" w:defUnhideWhenUsed="1" w:defQFormat="0" w:count="267">
-    <w:lsdException w:name="Normal" w:uiPriority="0" w:semiHidden="0" w:unhideWhenUsed="0" w:qFormat="1"/>
-    <w:lsdException w:name="heading 1" w:uiPriority="9" w:semiHidden="0" w:unhideWhenUsed="0" w:qFormat="1"/>
-    <w:lsdException w:name="heading 2" w:uiPriority="9" w:qFormat="1"/>
-    <w:lsdException w:name="heading 3" w:uiPriority="9" w:qFormat="1"/>
-    <w:lsdException w:name="heading 4" w:uiPriority="9" w:qFormat="1"/>
-    <w:lsdException w:name="heading 5" w:uiPriority="9" w:qFormat="1"/>
-    <w:lsdException w:name="heading 6" w:uiPriority="9" w:qFormat="1"/>
-    <w:lsdException w:name="heading 7" w:uiPriority="9" w:qFormat="1"/>
-    <w:lsdException w:name="heading 8" w:uiPriority="9" w:qFormat="1"/>
-    <w:lsdException w:name="heading 9" w:uiPriority="9" w:qFormat="1"/>
-    <w:lsdException w:name="toc 1" w:uiPriority="39"/>
-    <w:lsdException w:name="toc 2" w:uiPriority="39"/>
-    <w:lsdException w:name="toc 3" w:uiPriority="39"/>
-    <w:lsdException w:name="toc 4" w:uiPriority="39"/>
-    <w:lsdException w:name="toc 5" w:uiPriority="39"/>
-    <w:lsdException w:name="toc 6" w:uiPriority="39"/>
-    <w:lsdException w:name="toc 7" w:uiPriority="39"/>
-    <w:lsdException w:name="toc 8" w:uiPriority="39"/>
-    <w:lsdException w:name="toc 9" w:uiPriority="39"/>
-    <w:lsdException w:name="caption" w:uiPriority="35" w:qFormat="1"/>
-    <w:lsdException w:name="Title" w:uiPriority="10" w:semiHidden="0" w:unhideWhenUsed="0" w:qFormat="1"/>
-    <w:lsdException w:name="Default Paragraph Font" w:uiPriority="1"/>
-    <w:lsdException w:name="Subtitle" w:uiPriority="11" w:semiHidden="0" w:unhideWhenUsed="0" w:qFormat="1"/>
-    <w:lsdException w:name="Strong" w:uiPriority="22" w:semiHidden="0" w:unhideWhenUsed="0" w:qFormat="1"/>
-    <w:lsdException w:name="Emphasis" w:uiPriority="20" w:semiHidden="0" w:unhideWhenUsed="0" w:qFormat="1"/>
-    <w:lsdException w:name="Table Grid" w:uiPriority="59" w:semiHidden="0" w:unhideWhenUsed="0"/>
-    <w:lsdException w:name="Placeholder Text" w:uiPriority="0" w:unhideWhenUsed="0" w:qFormat="1"/>
-    <w:lsdException w:name="No Spacing" w:uiPriority="1" w:semiHidden="0" w:unhideWhenUsed="0" w:qFormat="1"/>
-    <w:lsdException w:name="Light Shading" w:uiPriority="60" w:semiHidden="0" w:unhideWhenUsed="0"/>
-    <w:lsdException w:name="Light List" w:uiPriority="61" w:semiHidden="0" w:unhideWhenUsed="0"/>
-    <w:lsdException w:name="Light Grid" w:uiPriority="62" w:semiHidden="0" w:unhideWhenUsed="0"/>
-    <w:lsdException w:name="Medium Shading 1" w:uiPriority="63" w:semiHidden="0" w:unhideWhenUsed="0"/>
-    <w:lsdException w:name="Medium Shading 2" w:uiPriority="64" w:semiHidden="0" w:unhideWhenUsed="0"/>
-    <w:lsdException w:name="Medium List 1" w:uiPriority="65" w:semiHidden="0" w:unhideWhenUsed="0"/>
-    <w:lsdException w:name="Medium List 2" w:uiPriority="66" w:semiHidden="0" w:unhideWhenUsed="0"/>
-    <w:lsdException w:name="Medium Grid 1" w:uiPriority="67" w:semiHidden="0" w:unhideWhenUsed="0"/>
-    <w:lsdException w:name="Medium Grid 2" w:uiPriority="68" w:semiHidden="0" w:unhideWhenUsed="0"/>
-    <w:lsdException w:name="Medium Grid 3" w:uiPriority="69" w:semiHidden="0" w:unhideWhenUsed="0"/>
-    <w:lsdException w:name="Dark List" w:uiPriority="70" w:semiHidden="0" w:unhideWhenUsed="0"/>
-    <w:lsdException w:name="Colorful Shading" w:uiPriority="71" w:semiHidden="0" w:unhideWhenUsed="0"/>
-    <w:lsdException w:name="Colorful List" w:uiPriority="72" w:semiHidden="0" w:unhideWhenUsed="0"/>
-    <w:lsdException w:name="Colorful Grid" w:uiPriority="73" w:semiHidden="0" w:unhideWhenUsed="0"/>
-    <w:lsdException w:name="Light Shading Accent 1" w:uiPriority="60" w:semiHidden="0" w:unhideWhenUsed="0"/>
-    <w:lsdException w:name="Light List Accent 1" w:uiPriority="61" w:semiHidden="0" w:unhideWhenUsed="0"/>
-    <w:lsdException w:name="Light Grid Accent 1" w:uiPriority="62" w:semiHidden="0" w:unhideWhenUsed="0"/>
-    <w:lsdException w:name="Medium Shading 1 Accent 1" w:uiPriority="63" w:semiHidden="0" w:unhideWhenUsed="0"/>
-    <w:lsdException w:name="Medium Shading 2 Accent 1" w:uiPriority="64" w:semiHidden="0" w:unhideWhenUsed="0"/>
-    <w:lsdException w:name="Medium List 1 Accent 1" w:uiPriority="65" w:semiHidden="0" w:unhideWhenUsed="0"/>
-    <w:lsdException w:name="Revision" w:unhideWhenUsed="0"/>
-    <w:lsdException w:name="List Paragraph" w:uiPriority="34" w:semiHidden="0" w:unhideWhenUsed="0" w:qFormat="1"/>
-    <w:lsdException w:name="Quote" w:uiPriority="29" w:semiHidden="0" w:unhideWhenUsed="0" w:qFormat="1"/>
-    <w:lsdException w:name="Intense Quote" w:uiPriority="30" w:semiHidden="0" w:unhideWhenUsed="0" w:qFormat="1"/>
-    <w:lsdException w:name="Medium List 2 Accent 1" w:uiPriority="66" w:semiHidden="0" w:unhideWhenUsed="0"/>
-    <w:lsdException w:name="Medium Grid 1 Accent 1" w:uiPriority="67" w:semiHidden="0" w:unhideWhenUsed="0"/>
-    <w:lsdException w:name="Medium Grid 2 Accent 1" w:uiPriority="68" w:semiHidden="0" w:unhideWhenUsed="0"/>
-    <w:lsdException w:name="Medium Grid 3 Accent 1" w:uiPriority="69" w:semiHidden="0" w:unhideWhenUsed="0"/>
-    <w:lsdException w:name="Dark List Accent 1" w:uiPriority="70" w:semiHidden="0" w:unhideWhenUsed="0"/>
-    <w:lsdException w:name="Colorful Shading Accent 1" w:uiPriority="71" w:semiHidden="0" w:unhideWhenUsed="0"/>
-    <w:lsdException w:name="Colorful List Accent 1" w:uiPriority="72" w:semiHidden="0" w:unhideWhenUsed="0"/>
-    <w:lsdException w:name="Colorful Grid Accent 1" w:uiPriority="73" w:semiHidden="0" w:unhideWhenUsed="0"/>
-    <w:lsdException w:name="Light Shading Accent 2" w:uiPriority="60" w:semiHidden="0" w:unhideWhenUsed="0"/>
-    <w:lsdException w:name="Light List Accent 2" w:uiPriority="61" w:semiHidden="0" w:unhideWhenUsed="0"/>
-    <w:lsdException w:name="Light Grid Accent 2" w:uiPriority="62" w:semiHidden="0" w:unhideWhenUsed="0"/>
-    <w:lsdException w:name="Medium Shading 1 Accent 2" w:uiPriority="63" w:semiHidden="0" w:unhideWhenUsed="0"/>
-    <w:lsdException w:name="Medium Shading 2 Accent 2" w:uiPriority="64" w:semiHidden="0" w:unhideWhenUsed="0"/>
-    <w:lsdException w:name="Medium List 1 Accent 2" w:uiPriority="65" w:semiHidden="0" w:unhideWhenUsed="0"/>
-    <w:lsdException w:name="Medium List 2 Accent 2" w:uiPriority="66" w:semiHidden="0" w:unhideWhenUsed="0"/>
-    <w:lsdException w:name="Medium Grid 1 Accent 2" w:uiPriority="67" w:semiHidden="0" w:unhideWhenUsed="0"/>
-    <w:lsdException w:name="Medium Grid 2 Accent 2" w:uiPriority="68" w:semiHidden="0" w:unhideWhenUsed="0"/>
-    <w:lsdException w:name="Medium Grid 3 Accent 2" w:uiPriority="69" w:semiHidden="0" w:unhideWhenUsed="0"/>
-    <w:lsdException w:name="Dark List Accent 2" w:uiPriority="70" w:semiHidden="0" w:unhideWhenUsed="0"/>
-    <w:lsdException w:name="Colorful Shading Accent 2" w:uiPriority="71" w:semiHidden="0" w:unhideWhenUsed="0"/>
-    <w:lsdException w:name="Colorful List Accent 2" w:uiPriority="72" w:semiHidden="0" w:unhideWhenUsed="0"/>
-    <w:lsdException w:name="Colorful Grid Accent 2" w:uiPriority="73" w:semiHidden="0" w:unhideWhenUsed="0"/>
-    <w:lsdException w:name="Light Shading Accent 3" w:uiPriority="60" w:semiHidden="0" w:unhideWhenUsed="0"/>
-    <w:lsdException w:name="Light List Accent 3" w:uiPriority="61" w:semiHidden="0" w:unhideWhenUsed="0"/>
-    <w:lsdException w:name="Light Grid Accent 3" w:uiPriority="62" w:semiHidden="0" w:unhideWhenUsed="0"/>
-    <w:lsdException w:name="Medium Shading 1 Accent 3" w:uiPriority="63" w:semiHidden="0" w:unhideWhenUsed="0"/>
-    <w:lsdException w:name="Medium Shading 2 Accent 3" w:uiPriority="64" w:semiHidden="0" w:unhideWhenUsed="0"/>
-    <w:lsdException w:name="Medium List 1 Accent 3" w:uiPriority="65" w:semiHidden="0" w:unhideWhenUsed="0"/>
-    <w:lsdException w:name="Medium List 2 Accent 3" w:uiPriority="66" w:semiHidden="0" w:unhideWhenUsed="0"/>
-    <w:lsdException w:name="Medium Grid 1 Accent 3" w:uiPriority="67" w:semiHidden="0" w:unhideWhenUsed="0"/>
-    <w:lsdException w:name="Medium Grid 2 Accent 3" w:uiPriority="68" w:semiHidden="0" w:unhideWhenUsed="0"/>
-    <w:lsdException w:name="Medium Grid 3 Accent 3" w:uiPriority="69" w:semiHidden="0" w:unhideWhenUsed="0"/>
-    <w:lsdException w:name="Dark List Accent 3" w:uiPriority="70" w:semiHidden="0" w:unhideWhenUsed="0"/>
-    <w:lsdException w:name="Colorful Shading Accent 3" w:uiPriority="71" w:semiHidden="0" w:unhideWhenUsed="0"/>
-    <w:lsdException w:name="Colorful List Accent 3" w:uiPriority="72" w:semiHidden="0" w:unhideWhenUsed="0"/>
-    <w:lsdException w:name="Colorful Grid Accent 3" w:uiPriority="73" w:semiHidden="0" w:unhideWhenUsed="0"/>
-    <w:lsdException w:name="Light Shading Accent 4" w:uiPriority="60" w:semiHidden="0" w:unhideWhenUsed="0"/>
-    <w:lsdException w:name="Light List Accent 4" w:uiPriority="61" w:semiHidden="0" w:unhideWhenUsed="0"/>
-    <w:lsdException w:name="Light Grid Accent 4" w:uiPriority="62" w:semiHidden="0" w:unhideWhenUsed="0"/>
-    <w:lsdException w:name="Medium Shading 1 Accent 4" w:uiPriority="63" w:semiHidden="0" w:unhideWhenUsed="0"/>
-    <w:lsdException w:name="Medium Shading 2 Accent 4" w:uiPriority="64" w:semiHidden="0" w:unhideWhenUsed="0"/>
-    <w:lsdException w:name="Medium List 1 Accent 4" w:uiPriority="65" w:semiHidden="0" w:unhideWhenUsed="0"/>
-    <w:lsdException w:name="Medium List 2 Accent 4" w:uiPriority="66" w:semiHidden="0" w:unhideWhenUsed="0"/>
-    <w:lsdException w:name="Medium Grid 1 Accent 4" w:uiPriority="67" w:semiHidden="0" w:unhideWhenUsed="0"/>
-    <w:lsdException w:name="Medium Grid 2 Accent 4" w:uiPriority="68" w:semiHidden="0" w:unhideWhenUsed="0"/>
-    <w:lsdException w:name="Medium Grid 3 Accent 4" w:uiPriority="69" w:semiHidden="0" w:unhideWhenUsed="0"/>
-    <w:lsdException w:name="Dark List Accent 4" w:uiPriority="70" w:semiHidden="0" w:unhideWhenUsed="0"/>
-    <w:lsdException w:name="Colorful Shading Accent 4" w:uiPriority="71" w:semiHidden="0" w:unhideWhenUsed="0"/>
-    <w:lsdException w:name="Colorful List Accent 4" w:uiPriority="72" w:semiHidden="0" w:unhideWhenUsed="0"/>
-    <w:lsdException w:name="Colorful Grid Accent 4" w:uiPriority="73" w:semiHidden="0" w:unhideWhenUsed="0"/>
-    <w:lsdException w:name="Light Shading Accent 5" w:uiPriority="60" w:semiHidden="0" w:unhideWhenUsed="0"/>
-    <w:lsdException w:name="Light List Accent 5" w:uiPriority="61" w:semiHidden="0" w:unhideWhenUsed="0"/>
-    <w:lsdException w:name="Light Grid Accent 5" w:uiPriority="62" w:semiHidden="0" w:unhideWhenUsed="0"/>
-    <w:lsdException w:name="Medium Shading 1 Accent 5" w:uiPriority="63" w:semiHidden="0" w:unhideWhenUsed="0"/>
-    <w:lsdException w:name="Medium Shading 2 Accent 5" w:uiPriority="64" w:semiHidden="0" w:unhideWhenUsed="0"/>
-    <w:lsdException w:name="Medium List 1 Accent 5" w:uiPriority="65" w:semiHidden="0" w:unhideWhenUsed="0"/>
-    <w:lsdException w:name="Medium List 2 Accent 5" w:uiPriority="66" w:semiHidden="0" w:unhideWhenUsed="0"/>
-    <w:lsdException w:name="Medium Grid 1 Accent 5" w:uiPriority="67" w:semiHidden="0" w:unhideWhenUsed="0"/>
-    <w:lsdException w:name="Medium Grid 2 Accent 5" w:uiPriority="68" w:semiHidden="0" w:unhideWhenUsed="0"/>
-    <w:lsdException w:name="Medium Grid 3 Accent 5" w:uiPriority="69" w:semiHidden="0" w:unhideWhenUsed="0"/>
-    <w:lsdException w:name="Dark List Accent 5" w:uiPriority="70" w:semiHidden="0" w:unhideWhenUsed="0"/>
-    <w:lsdException w:name="Colorful Shading Accent 5" w:uiPriority="71" w:semiHidden="0" w:unhideWhenUsed="0"/>
-    <w:lsdException w:name="Colorful List Accent 5" w:uiPriority="72" w:semiHidden="0" w:unhideWhenUsed="0"/>
-    <w:lsdException w:name="Colorful Grid Accent 5" w:uiPriority="73" w:semiHidden="0" w:unhideWhenUsed="0"/>
-    <w:lsdException w:name="Light Shading Accent 6" w:uiPriority="60" w:semiHidden="0" w:unhideWhenUsed="0"/>
-    <w:lsdException w:name="Light List Accent 6" w:uiPriority="61" w:semiHidden="0" w:unhideWhenUsed="0"/>
-    <w:lsdException w:name="Light Grid Accent 6" w:uiPriority="62" w:semiHidden="0" w:unhideWhenUsed="0"/>
-    <w:lsdException w:name="Medium Shading 1 Accent 6" w:uiPriority="63" w:semiHidden="0" w:unhideWhenUsed="0"/>
-    <w:lsdException w:name="Medium Shading 2 Accent 6" w:uiPriority="64" w:semiHidden="0" w:unhideWhenUsed="0"/>
-    <w:lsdException w:name="Medium List 1 Accent 6" w:uiPriority="65" w:semiHidden="0" w:unhideWhenUsed="0"/>
-    <w:lsdException w:name="Medium List 2 Accent 6" w:uiPriority="66" w:semiHidden="0" w:unhideWhenUsed="0"/>
-    <w:lsdException w:name="Medium Grid 1 Accent 6" w:uiPriority="67" w:semiHidden="0" w:unhideWhenUsed="0"/>
-    <w:lsdException w:name="Medium Grid 2 Accent 6" w:uiPriority="68" w:semiHidden="0" w:unhideWhenUsed="0"/>
-    <w:lsdException w:name="Medium Grid 3 Accent 6" w:uiPriority="69" w:semiHidden="0" w:unhideWhenUsed="0"/>
-    <w:lsdException w:name="Dark List Accent 6" w:uiPriority="70" w:semiHidden="0" w:unhideWhenUsed="0"/>
-    <w:lsdException w:name="Colorful Shading Accent 6" w:uiPriority="71" w:semiHidden="0" w:unhideWhenUsed="0"/>
-    <w:lsdException w:name="Colorful List Accent 6" w:uiPriority="72" w:semiHidden="0" w:unhideWhenUsed="0"/>
-    <w:lsdException w:name="Colorful Grid Accent 6" w:uiPriority="73" w:semiHidden="0" w:unhideWhenUsed="0"/>
-    <w:lsdException w:name="Subtle Emphasis" w:uiPriority="19" w:semiHidden="0" w:unhideWhenUsed="0" w:qFormat="1"/>
-    <w:lsdException w:name="Intense Emphasis" w:uiPriority="21" w:semiHidden="0" w:unhideWhenUsed="0" w:qFormat="1"/>
-    <w:lsdException w:name="Subtle Reference" w:uiPriority="31" w:semiHidden="0" w:unhideWhenUsed="0" w:qFormat="1"/>
-    <w:lsdException w:name="Intense Reference" w:uiPriority="32" w:semiHidden="0" w:unhideWhenUsed="0" w:qFormat="1"/>
-    <w:lsdException w:name="Book Title" w:uiPriority="33" w:semiHidden="0" w:unhideWhenUsed="0" w:qFormat="1"/>
-    <w:lsdException w:name="Bibliography" w:uiPriority="37"/>
-    <w:lsdException w:name="TOC Heading" w:uiPriority="39" w:qFormat="1"/>
-  </w:latentStyles>
-  <w:style w:type="paragraph" w:styleId="Normal" w:default="1">
+  <w:style w:type="paragraph" w:styleId="Normal">
     <w:name w:val="Normal"/>
     <w:qFormat/>
     <w:pPr>
       <w:widowControl/>
       <w:suppressAutoHyphens w:val="true"/>
-      <w:overflowPunct w:val="true"/>
+      <w:kinsoku w:val="true"/>
+      <w:overflowPunct w:val="false"/>
+      <w:autoSpaceDE w:val="true"/>
       <w:bidi w:val="0"/>
       <w:spacing w:before="0" w:after="0"/>
       <w:jc w:val="left"/>
@@ -19897,6 +19253,10 @@
     <w:autoRedefine/>
     <w:qFormat/>
     <w:pPr>
+      <w:numPr>
+        <w:ilvl w:val="0"/>
+        <w:numId w:val="0"/>
+      </w:numPr>
       <w:jc w:val="center"/>
       <w:outlineLvl w:val="0"/>
     </w:pPr>
@@ -19915,6 +19275,10 @@
     <w:autoRedefine/>
     <w:qFormat/>
     <w:pPr>
+      <w:numPr>
+        <w:ilvl w:val="0"/>
+        <w:numId w:val="0"/>
+      </w:numPr>
       <w:spacing w:before="200" w:after="120"/>
       <w:outlineLvl w:val="1"/>
     </w:pPr>
@@ -19932,8 +19296,11 @@
     <w:next w:val="TextBody"/>
     <w:autoRedefine/>
     <w:qFormat/>
-    <w:rsid w:val="0028156d"/>
     <w:pPr>
+      <w:numPr>
+        <w:ilvl w:val="0"/>
+        <w:numId w:val="0"/>
+      </w:numPr>
       <w:spacing w:before="140" w:after="120"/>
       <w:jc w:val="both"/>
       <w:outlineLvl w:val="2"/>
@@ -19952,10 +19319,13 @@
     <w:link w:val="Heading4Char"/>
     <w:autoRedefine/>
     <w:qFormat/>
-    <w:rsid w:val="00cd2014"/>
     <w:pPr>
       <w:keepNext w:val="true"/>
       <w:keepLines/>
+      <w:numPr>
+        <w:ilvl w:val="0"/>
+        <w:numId w:val="0"/>
+      </w:numPr>
       <w:spacing w:before="40" w:after="240"/>
       <w:outlineLvl w:val="3"/>
     </w:pPr>
@@ -19974,10 +19344,13 @@
     <w:link w:val="Heading5Char"/>
     <w:autoRedefine/>
     <w:qFormat/>
-    <w:rsid w:val="00061ac7"/>
     <w:pPr>
       <w:keepNext w:val="true"/>
       <w:keepLines/>
+      <w:numPr>
+        <w:ilvl w:val="0"/>
+        <w:numId w:val="0"/>
+      </w:numPr>
       <w:spacing w:before="40" w:after="0"/>
       <w:outlineLvl w:val="4"/>
     </w:pPr>
@@ -19995,6 +19368,10 @@
     <w:pPr>
       <w:keepNext w:val="true"/>
       <w:keepLines/>
+      <w:numPr>
+        <w:ilvl w:val="0"/>
+        <w:numId w:val="0"/>
+      </w:numPr>
       <w:spacing w:before="200" w:after="40"/>
       <w:outlineLvl w:val="5"/>
     </w:pPr>
@@ -20004,46 +19381,42 @@
       <w:szCs w:val="20"/>
     </w:rPr>
   </w:style>
-  <w:style w:type="character" w:styleId="DefaultParagraphFont" w:default="1">
+  <w:style w:type="character" w:styleId="DefaultParagraphFont">
     <w:name w:val="Default Paragraph Font"/>
-    <w:uiPriority w:val="1"/>
-    <w:semiHidden/>
-    <w:unhideWhenUsed/>
     <w:qFormat/>
     <w:rPr/>
   </w:style>
   <w:style w:type="character" w:styleId="InternetLink">
     <w:name w:val="Hyperlink"/>
-    <w:uiPriority w:val="99"/>
     <w:rPr>
       <w:color w:val="000080"/>
       <w:u w:val="single"/>
     </w:rPr>
   </w:style>
-  <w:style w:type="character" w:styleId="FootnoteCharacters" w:customStyle="1">
+  <w:style w:type="character" w:styleId="FootnoteCharacters">
     <w:name w:val="Footnote Characters"/>
     <w:qFormat/>
     <w:rPr/>
   </w:style>
-  <w:style w:type="character" w:styleId="FootnoteAnchor" w:customStyle="1">
+  <w:style w:type="character" w:styleId="FootnoteAnchor">
     <w:name w:val="Footnote Anchor"/>
     <w:rPr>
       <w:vertAlign w:val="superscript"/>
     </w:rPr>
   </w:style>
-  <w:style w:type="character" w:styleId="Bullets" w:customStyle="1">
+  <w:style w:type="character" w:styleId="Bullets">
     <w:name w:val="Bullets"/>
     <w:qFormat/>
     <w:rPr>
       <w:rFonts w:ascii="OpenSymbol" w:hAnsi="OpenSymbol" w:eastAsia="OpenSymbol" w:cs="OpenSymbol"/>
     </w:rPr>
   </w:style>
-  <w:style w:type="character" w:styleId="NumberingSymbols" w:customStyle="1">
+  <w:style w:type="character" w:styleId="NumberingSymbols">
     <w:name w:val="Numbering Symbols"/>
     <w:qFormat/>
     <w:rPr/>
   </w:style>
-  <w:style w:type="character" w:styleId="Quotation" w:customStyle="1">
+  <w:style w:type="character" w:styleId="Quotation">
     <w:name w:val="Quotation"/>
     <w:qFormat/>
     <w:rPr>
@@ -20059,7 +19432,7 @@
       <w:iCs/>
     </w:rPr>
   </w:style>
-  <w:style w:type="character" w:styleId="HeaderChar" w:customStyle="1">
+  <w:style w:type="character" w:styleId="HeaderChar">
     <w:name w:val="Header Char"/>
     <w:basedOn w:val="DefaultParagraphFont"/>
     <w:link w:val="Header"/>
@@ -20069,20 +19442,18 @@
       <w:szCs w:val="21"/>
     </w:rPr>
   </w:style>
-  <w:style w:type="character" w:styleId="FooterChar" w:customStyle="1">
+  <w:style w:type="character" w:styleId="FooterChar">
     <w:name w:val="Footer Char"/>
     <w:basedOn w:val="DefaultParagraphFont"/>
     <w:link w:val="Footer"/>
-    <w:uiPriority w:val="99"/>
     <w:qFormat/>
     <w:rPr/>
   </w:style>
-  <w:style w:type="character" w:styleId="Heading4Char" w:customStyle="1">
+  <w:style w:type="character" w:styleId="Heading4Char">
     <w:name w:val="Heading 4 Char"/>
     <w:basedOn w:val="DefaultParagraphFont"/>
     <w:link w:val="Heading4"/>
     <w:qFormat/>
-    <w:rsid w:val="00cd2014"/>
     <w:rPr>
       <w:rFonts w:eastAsia="Noto Serif CJK SC" w:cs="Mangal"/>
       <w:b/>
@@ -20093,12 +19464,11 @@
       <w:lang w:eastAsia="zh-CN" w:bidi="hi-IN"/>
     </w:rPr>
   </w:style>
-  <w:style w:type="character" w:styleId="Heading5Char" w:customStyle="1">
+  <w:style w:type="character" w:styleId="Heading5Char">
     <w:name w:val="Heading 5 Char"/>
     <w:basedOn w:val="DefaultParagraphFont"/>
     <w:link w:val="Heading5"/>
     <w:qFormat/>
-    <w:rsid w:val="00061ac7"/>
     <w:rPr>
       <w:rFonts w:ascii="Times New Roman" w:hAnsi="Times New Roman" w:eastAsia="Noto Serif CJK SC" w:cs="Mangal"/>
       <w:b/>
@@ -20107,7 +19477,7 @@
       <w:lang w:eastAsia="zh-CN" w:bidi="hi-IN"/>
     </w:rPr>
   </w:style>
-  <w:style w:type="character" w:styleId="IndexLink" w:customStyle="1">
+  <w:style w:type="character" w:styleId="IndexLink">
     <w:name w:val="Index Link"/>
     <w:qFormat/>
     <w:rPr/>
@@ -20120,21 +19490,18 @@
       <w:color w:val="808080"/>
     </w:rPr>
   </w:style>
-  <w:style w:type="character" w:styleId="SourceText" w:customStyle="1">
+  <w:style w:type="character" w:styleId="SourceText">
     <w:name w:val="Source Text"/>
     <w:qFormat/>
     <w:rPr>
       <w:rFonts w:ascii="Liberation Mono" w:hAnsi="Liberation Mono" w:eastAsia="Noto Sans Mono CJK SC" w:cs="Liberation Mono"/>
     </w:rPr>
   </w:style>
-  <w:style w:type="character" w:styleId="BalloonTextChar" w:customStyle="1">
+  <w:style w:type="character" w:styleId="BalloonTextChar">
     <w:name w:val="Balloon Text Char"/>
     <w:basedOn w:val="DefaultParagraphFont"/>
     <w:link w:val="BalloonText"/>
-    <w:uiPriority w:val="99"/>
-    <w:semiHidden/>
     <w:qFormat/>
-    <w:rsid w:val="0091033a"/>
     <w:rPr>
       <w:rFonts w:ascii="Tahoma" w:hAnsi="Tahoma" w:eastAsia="Noto Serif CJK SC" w:cs="Mangal"/>
       <w:kern w:val="2"/>
@@ -20143,11 +19510,10 @@
       <w:lang w:eastAsia="zh-CN" w:bidi="hi-IN"/>
     </w:rPr>
   </w:style>
-  <w:style w:type="character" w:styleId="Fontstyle01" w:customStyle="1">
+  <w:style w:type="character" w:styleId="Fontstyle01">
     <w:name w:val="fontstyle01"/>
     <w:basedOn w:val="DefaultParagraphFont"/>
     <w:qFormat/>
-    <w:rsid w:val="00a12f76"/>
     <w:rPr>
       <w:rFonts w:ascii="SFRM1200" w:hAnsi="SFRM1200"/>
       <w:b w:val="false"/>
@@ -20159,7 +19525,7 @@
       <w:szCs w:val="24"/>
     </w:rPr>
   </w:style>
-  <w:style w:type="paragraph" w:styleId="Heading" w:customStyle="1">
+  <w:style w:type="paragraph" w:styleId="Heading">
     <w:name w:val="Heading"/>
     <w:basedOn w:val="Normal"/>
     <w:next w:val="TextBody"/>
@@ -20204,7 +19570,7 @@
       <w:szCs w:val="24"/>
     </w:rPr>
   </w:style>
-  <w:style w:type="paragraph" w:styleId="Index" w:customStyle="1">
+  <w:style w:type="paragraph" w:styleId="Index">
     <w:name w:val="Index"/>
     <w:basedOn w:val="Normal"/>
     <w:qFormat/>
@@ -20242,7 +19608,7 @@
       <w:iCs/>
     </w:rPr>
   </w:style>
-  <w:style w:type="paragraph" w:styleId="HeaderandFooter" w:customStyle="1">
+  <w:style w:type="paragraph" w:styleId="HeaderandFooter">
     <w:name w:val="Header and Footer"/>
     <w:basedOn w:val="Normal"/>
     <w:qFormat/>
@@ -20260,7 +19626,6 @@
     <w:name w:val="Footer"/>
     <w:basedOn w:val="HeaderandFooter"/>
     <w:link w:val="FooterChar"/>
-    <w:uiPriority w:val="99"/>
     <w:pPr/>
     <w:rPr/>
   </w:style>
@@ -20269,7 +19634,7 @@
     <w:basedOn w:val="Normal"/>
     <w:pPr>
       <w:suppressLineNumbers/>
-      <w:ind w:left="340" w:hanging="340"/>
+      <w:ind w:left="340" w:right="0" w:hanging="340"/>
     </w:pPr>
     <w:rPr>
       <w:sz w:val="20"/>
@@ -20312,7 +19677,7 @@
     <w:pPr>
       <w:keepLines/>
       <w:suppressAutoHyphens w:val="false"/>
-      <w:overflowPunct w:val="false"/>
+      <w:overflowPunct w:val="true"/>
       <w:spacing w:lineRule="auto" w:line="259" w:before="240" w:after="0"/>
       <w:outlineLvl w:val="9"/>
     </w:pPr>
@@ -20332,7 +19697,6 @@
     <w:basedOn w:val="Normal"/>
     <w:next w:val="Normal"/>
     <w:autoRedefine/>
-    <w:uiPriority w:val="39"/>
     <w:pPr>
       <w:spacing w:before="0" w:after="100"/>
     </w:pPr>
@@ -20346,10 +19710,9 @@
     <w:basedOn w:val="Normal"/>
     <w:next w:val="Normal"/>
     <w:autoRedefine/>
-    <w:uiPriority w:val="39"/>
     <w:pPr>
       <w:spacing w:before="0" w:after="100"/>
-      <w:ind w:left="240" w:hanging="0"/>
+      <w:ind w:left="240" w:right="0" w:hanging="0"/>
     </w:pPr>
     <w:rPr>
       <w:rFonts w:cs="Mangal"/>
@@ -20361,17 +19724,16 @@
     <w:basedOn w:val="Normal"/>
     <w:next w:val="Normal"/>
     <w:autoRedefine/>
-    <w:uiPriority w:val="39"/>
     <w:pPr>
       <w:spacing w:before="0" w:after="100"/>
-      <w:ind w:left="480" w:hanging="0"/>
+      <w:ind w:left="480" w:right="0" w:hanging="0"/>
     </w:pPr>
     <w:rPr>
       <w:rFonts w:cs="Mangal"/>
       <w:szCs w:val="21"/>
     </w:rPr>
   </w:style>
-  <w:style w:type="paragraph" w:styleId="PreformattedText" w:customStyle="1">
+  <w:style w:type="paragraph" w:styleId="PreformattedText">
     <w:name w:val="Preformatted Text"/>
     <w:basedOn w:val="Normal"/>
     <w:qFormat/>
@@ -20404,11 +19766,7 @@
     <w:name w:val="Balloon Text"/>
     <w:basedOn w:val="Normal"/>
     <w:link w:val="BalloonTextChar"/>
-    <w:uiPriority w:val="99"/>
-    <w:semiHidden/>
-    <w:unhideWhenUsed/>
     <w:qFormat/>
-    <w:rsid w:val="0091033a"/>
     <w:pPr/>
     <w:rPr>
       <w:rFonts w:ascii="Tahoma" w:hAnsi="Tahoma" w:cs="Mangal"/>
@@ -20419,12 +19777,10 @@
   <w:style w:type="paragraph" w:styleId="ListParagraph">
     <w:name w:val="List Paragraph"/>
     <w:basedOn w:val="Normal"/>
-    <w:uiPriority w:val="34"/>
     <w:qFormat/>
-    <w:rsid w:val="002b1485"/>
     <w:pPr>
       <w:spacing w:before="0" w:after="0"/>
-      <w:ind w:left="720" w:hanging="0"/>
+      <w:ind w:left="720" w:right="0" w:hanging="0"/>
       <w:contextualSpacing/>
     </w:pPr>
     <w:rPr>
@@ -20432,373 +19788,9 @@
       <w:szCs w:val="21"/>
     </w:rPr>
   </w:style>
-  <w:style w:type="numbering" w:styleId="NoList" w:default="1">
+  <w:style w:type="numbering" w:styleId="NoList">
     <w:name w:val="No List"/>
-    <w:uiPriority w:val="99"/>
-    <w:semiHidden/>
-    <w:unhideWhenUsed/>
     <w:qFormat/>
   </w:style>
-  <w:style w:type="table" w:default="1" w:styleId="TableNormal">
-    <w:name w:val="Normal Table"/>
-    <w:uiPriority w:val="99"/>
-    <w:semiHidden/>
-    <w:unhideWhenUsed/>
-    <w:tblPr>
-      <w:tblCellMar>
-        <w:top w:w="0" w:type="dxa"/>
-        <w:left w:w="108" w:type="dxa"/>
-        <w:bottom w:w="0" w:type="dxa"/>
-        <w:right w:w="108" w:type="dxa"/>
-      </w:tblCellMar>
-    </w:tblPr>
-  </w:style>
 </w:styles>
-</file>
-
-<file path=word/theme/theme1.xml><?xml version="1.0" encoding="utf-8"?>
-<a:theme xmlns:a="http://schemas.openxmlformats.org/drawingml/2006/main" name="Office Theme">
-  <a:themeElements>
-    <a:clrScheme name="Office">
-      <a:dk1>
-        <a:sysClr val="windowText" lastClr="000000"/>
-      </a:dk1>
-      <a:lt1>
-        <a:sysClr val="window" lastClr="FFFFFF"/>
-      </a:lt1>
-      <a:dk2>
-        <a:srgbClr val="1F497D"/>
-      </a:dk2>
-      <a:lt2>
-        <a:srgbClr val="EEECE1"/>
-      </a:lt2>
-      <a:accent1>
-        <a:srgbClr val="4F81BD"/>
-      </a:accent1>
-      <a:accent2>
-        <a:srgbClr val="C0504D"/>
-      </a:accent2>
-      <a:accent3>
-        <a:srgbClr val="9BBB59"/>
-      </a:accent3>
-      <a:accent4>
-        <a:srgbClr val="8064A2"/>
-      </a:accent4>
-      <a:accent5>
-        <a:srgbClr val="4BACC6"/>
-      </a:accent5>
-      <a:accent6>
-        <a:srgbClr val="F79646"/>
-      </a:accent6>
-      <a:hlink>
-        <a:srgbClr val="0000FF"/>
-      </a:hlink>
-      <a:folHlink>
-        <a:srgbClr val="800080"/>
-      </a:folHlink>
-    </a:clrScheme>
-    <a:fontScheme name="Office">
-      <a:majorFont>
-        <a:latin typeface="Calibri"/>
-        <a:ea typeface=""/>
-        <a:cs typeface=""/>
-        <a:font script="Jpan" typeface="ＭＳ ゴシック"/>
-        <a:font script="Hang" typeface="맑은 고딕"/>
-        <a:font script="Hans" typeface="宋体"/>
-        <a:font script="Hant" typeface="新細明體"/>
-        <a:font script="Arab" typeface="Times New Roman"/>
-        <a:font script="Hebr" typeface="Times New Roman"/>
-        <a:font script="Thai" typeface="Angsana New"/>
-        <a:font script="Ethi" typeface="Nyala"/>
-        <a:font script="Beng" typeface="Vrinda"/>
-        <a:font script="Gujr" typeface="Shruti"/>
-        <a:font script="Khmr" typeface="MoolBoran"/>
-        <a:font script="Knda" typeface="Tunga"/>
-        <a:font script="Guru" typeface="Raavi"/>
-        <a:font script="Cans" typeface="Euphemia"/>
-        <a:font script="Cher" typeface="Plantagenet Cherokee"/>
-        <a:font script="Yiii" typeface="Microsoft Yi Baiti"/>
-        <a:font script="Tibt" typeface="Microsoft Himalaya"/>
-        <a:font script="Thaa" typeface="MV Boli"/>
-        <a:font script="Deva" typeface="Mangal"/>
-        <a:font script="Telu" typeface="Gautami"/>
-        <a:font script="Taml" typeface="Latha"/>
-        <a:font script="Syrc" typeface="Estrangelo Edessa"/>
-        <a:font script="Orya" typeface="Kalinga"/>
-        <a:font script="Mlym" typeface="Kartika"/>
-        <a:font script="Laoo" typeface="DokChampa"/>
-        <a:font script="Sinh" typeface="Iskoola Pota"/>
-        <a:font script="Mong" typeface="Mongolian Baiti"/>
-        <a:font script="Viet" typeface="Times New Roman"/>
-        <a:font script="Uigh" typeface="Microsoft Uighur"/>
-        <a:font script="Geor" typeface="Sylfaen"/>
-      </a:majorFont>
-      <a:minorFont>
-        <a:latin typeface="Cambria"/>
-        <a:ea typeface=""/>
-        <a:cs typeface=""/>
-        <a:font script="Jpan" typeface="ＭＳ 明朝"/>
-        <a:font script="Hang" typeface="맑은 고딕"/>
-        <a:font script="Hans" typeface="宋体"/>
-        <a:font script="Hant" typeface="新細明體"/>
-        <a:font script="Arab" typeface="Arial"/>
-        <a:font script="Hebr" typeface="Arial"/>
-        <a:font script="Thai" typeface="Cordia New"/>
-        <a:font script="Ethi" typeface="Nyala"/>
-        <a:font script="Beng" typeface="Vrinda"/>
-        <a:font script="Gujr" typeface="Shruti"/>
-        <a:font script="Khmr" typeface="DaunPenh"/>
-        <a:font script="Knda" typeface="Tunga"/>
-        <a:font script="Guru" typeface="Raavi"/>
-        <a:font script="Cans" typeface="Euphemia"/>
-        <a:font script="Cher" typeface="Plantagenet Cherokee"/>
-        <a:font script="Yiii" typeface="Microsoft Yi Baiti"/>
-        <a:font script="Tibt" typeface="Microsoft Himalaya"/>
-        <a:font script="Thaa" typeface="MV Boli"/>
-        <a:font script="Deva" typeface="Mangal"/>
-        <a:font script="Telu" typeface="Gautami"/>
-        <a:font script="Taml" typeface="Latha"/>
-        <a:font script="Syrc" typeface="Estrangelo Edessa"/>
-        <a:font script="Orya" typeface="Kalinga"/>
-        <a:font script="Mlym" typeface="Kartika"/>
-        <a:font script="Laoo" typeface="DokChampa"/>
-        <a:font script="Sinh" typeface="Iskoola Pota"/>
-        <a:font script="Mong" typeface="Mongolian Baiti"/>
-        <a:font script="Viet" typeface="Arial"/>
-        <a:font script="Uigh" typeface="Microsoft Uighur"/>
-        <a:font script="Geor" typeface="Sylfaen"/>
-      </a:minorFont>
-    </a:fontScheme>
-    <a:fmtScheme name="Office">
-      <a:fillStyleLst>
-        <a:solidFill>
-          <a:schemeClr val="phClr"/>
-        </a:solidFill>
-        <a:gradFill rotWithShape="1">
-          <a:gsLst>
-            <a:gs pos="0">
-              <a:schemeClr val="phClr">
-                <a:tint val="50000"/>
-                <a:satMod val="300000"/>
-              </a:schemeClr>
-            </a:gs>
-            <a:gs pos="35000">
-              <a:schemeClr val="phClr">
-                <a:tint val="37000"/>
-                <a:satMod val="300000"/>
-              </a:schemeClr>
-            </a:gs>
-            <a:gs pos="100000">
-              <a:schemeClr val="phClr">
-                <a:tint val="15000"/>
-                <a:satMod val="350000"/>
-              </a:schemeClr>
-            </a:gs>
-          </a:gsLst>
-          <a:lin ang="16200000" scaled="1"/>
-        </a:gradFill>
-        <a:gradFill rotWithShape="1">
-          <a:gsLst>
-            <a:gs pos="0">
-              <a:schemeClr val="phClr">
-                <a:tint val="100000"/>
-                <a:shade val="100000"/>
-                <a:satMod val="130000"/>
-              </a:schemeClr>
-            </a:gs>
-            <a:gs pos="100000">
-              <a:schemeClr val="phClr">
-                <a:tint val="50000"/>
-                <a:shade val="100000"/>
-                <a:satMod val="350000"/>
-              </a:schemeClr>
-            </a:gs>
-          </a:gsLst>
-          <a:lin ang="16200000" scaled="0"/>
-        </a:gradFill>
-      </a:fillStyleLst>
-      <a:lnStyleLst>
-        <a:ln w="9525" cap="flat" cmpd="sng" algn="ctr">
-          <a:solidFill>
-            <a:schemeClr val="phClr">
-              <a:shade val="95000"/>
-              <a:satMod val="105000"/>
-            </a:schemeClr>
-          </a:solidFill>
-          <a:prstDash val="solid"/>
-        </a:ln>
-        <a:ln w="25400" cap="flat" cmpd="sng" algn="ctr">
-          <a:solidFill>
-            <a:schemeClr val="phClr"/>
-          </a:solidFill>
-          <a:prstDash val="solid"/>
-        </a:ln>
-        <a:ln w="38100" cap="flat" cmpd="sng" algn="ctr">
-          <a:solidFill>
-            <a:schemeClr val="phClr"/>
-          </a:solidFill>
-          <a:prstDash val="solid"/>
-        </a:ln>
-      </a:lnStyleLst>
-      <a:effectStyleLst>
-        <a:effectStyle>
-          <a:effectLst>
-            <a:outerShdw blurRad="40000" dist="20000" dir="5400000" rotWithShape="0">
-              <a:srgbClr val="000000">
-                <a:alpha val="38000"/>
-              </a:srgbClr>
-            </a:outerShdw>
-          </a:effectLst>
-        </a:effectStyle>
-        <a:effectStyle>
-          <a:effectLst>
-            <a:outerShdw blurRad="40000" dist="23000" dir="5400000" rotWithShape="0">
-              <a:srgbClr val="000000">
-                <a:alpha val="35000"/>
-              </a:srgbClr>
-            </a:outerShdw>
-          </a:effectLst>
-        </a:effectStyle>
-        <a:effectStyle>
-          <a:effectLst>
-            <a:outerShdw blurRad="40000" dist="23000" dir="5400000" rotWithShape="0">
-              <a:srgbClr val="000000">
-                <a:alpha val="35000"/>
-              </a:srgbClr>
-            </a:outerShdw>
-          </a:effectLst>
-          <a:scene3d>
-            <a:camera prst="orthographicFront">
-              <a:rot lat="0" lon="0" rev="0"/>
-            </a:camera>
-            <a:lightRig rig="threePt" dir="t">
-              <a:rot lat="0" lon="0" rev="1200000"/>
-            </a:lightRig>
-          </a:scene3d>
-          <a:sp3d>
-            <a:bevelT w="63500" h="25400"/>
-          </a:sp3d>
-        </a:effectStyle>
-      </a:effectStyleLst>
-      <a:bgFillStyleLst>
-        <a:solidFill>
-          <a:schemeClr val="phClr"/>
-        </a:solidFill>
-        <a:gradFill rotWithShape="1">
-          <a:gsLst>
-            <a:gs pos="0">
-              <a:schemeClr val="phClr">
-                <a:tint val="40000"/>
-                <a:satMod val="350000"/>
-              </a:schemeClr>
-            </a:gs>
-            <a:gs pos="40000">
-              <a:schemeClr val="phClr">
-                <a:tint val="45000"/>
-                <a:shade val="99000"/>
-                <a:satMod val="350000"/>
-              </a:schemeClr>
-            </a:gs>
-            <a:gs pos="100000">
-              <a:schemeClr val="phClr">
-                <a:shade val="20000"/>
-                <a:satMod val="255000"/>
-              </a:schemeClr>
-            </a:gs>
-          </a:gsLst>
-          <a:path path="circle">
-            <a:fillToRect l="50000" t="-80000" r="50000" b="180000"/>
-          </a:path>
-        </a:gradFill>
-        <a:gradFill rotWithShape="1">
-          <a:gsLst>
-            <a:gs pos="0">
-              <a:schemeClr val="phClr">
-                <a:tint val="80000"/>
-                <a:satMod val="300000"/>
-              </a:schemeClr>
-            </a:gs>
-            <a:gs pos="100000">
-              <a:schemeClr val="phClr">
-                <a:shade val="30000"/>
-                <a:satMod val="200000"/>
-              </a:schemeClr>
-            </a:gs>
-          </a:gsLst>
-          <a:path path="circle">
-            <a:fillToRect l="50000" t="50000" r="50000" b="50000"/>
-          </a:path>
-        </a:gradFill>
-      </a:bgFillStyleLst>
-    </a:fmtScheme>
-  </a:themeElements>
-  <a:objectDefaults>
-    <a:spDef>
-      <a:spPr/>
-      <a:bodyPr/>
-      <a:lstStyle/>
-      <a:style>
-        <a:lnRef idx="1">
-          <a:schemeClr val="accent1"/>
-        </a:lnRef>
-        <a:fillRef idx="3">
-          <a:schemeClr val="accent1"/>
-        </a:fillRef>
-        <a:effectRef idx="2">
-          <a:schemeClr val="accent1"/>
-        </a:effectRef>
-        <a:fontRef idx="minor">
-          <a:schemeClr val="lt1"/>
-        </a:fontRef>
-      </a:style>
-    </a:spDef>
-    <a:lnDef>
-      <a:spPr/>
-      <a:bodyPr/>
-      <a:lstStyle/>
-      <a:style>
-        <a:lnRef idx="2">
-          <a:schemeClr val="accent1"/>
-        </a:lnRef>
-        <a:fillRef idx="0">
-          <a:schemeClr val="accent1"/>
-        </a:fillRef>
-        <a:effectRef idx="1">
-          <a:schemeClr val="accent1"/>
-        </a:effectRef>
-        <a:fontRef idx="minor">
-          <a:schemeClr val="tx1"/>
-        </a:fontRef>
-      </a:style>
-    </a:lnDef>
-  </a:objectDefaults>
-  <a:extraClrSchemeLst/>
-</a:theme>
-</file>
-
-<file path=customXml/item1.xml><?xml version="1.0" encoding="utf-8"?>
-<b:Sources xmlns:b="http://schemas.openxmlformats.org/officeDocument/2006/bibliography" xmlns="http://schemas.openxmlformats.org/officeDocument/2006/bibliography" SelectedStyle="\APA.XSL" StyleName="APA"/>
-</file>
-
-<file path=customXml/item2.xml><?xml version="1.0" encoding="utf-8"?>
-<go:gDocsCustomXmlDataStorage xmlns:go="http://customooxmlschemas.google.com/" xmlns:r="http://schemas.openxmlformats.org/officeDocument/2006/relationships" uri="GoogleDocsCustomDataVersion2">
-  <go:docsCustomData roundtripDataSignature="AMtx7mjIZpcEd6PzlIQB6sBqZQt3jNiTnQ==">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</go:docsCustomData>
-</go:gDocsCustomXmlDataStorage>
-</file>
-
-<file path=customXml/itemProps1.xml><?xml version="1.0" encoding="utf-8"?>
-<ds:datastoreItem xmlns:ds="http://schemas.openxmlformats.org/officeDocument/2006/customXml" ds:itemID="{B260BF91-6193-493E-9AFA-AD193416B787}">
-  <ds:schemaRefs>
-    <ds:schemaRef ds:uri="http://schemas.openxmlformats.org/officeDocument/2006/bibliography"/>
-  </ds:schemaRefs>
-</ds:datastoreItem>
-</file>
-
-<file path=customXml/itemProps2.xml><?xml version="1.0" encoding="utf-8"?>
-<ds:datastoreItem xmlns:ds="http://schemas.openxmlformats.org/officeDocument/2006/customXml" ds:itemID="{11111111-1234-1234-1234-123412341234}">
-  <ds:schemaRefs>
-    <ds:schemaRef ds:uri="http://customooxmlschemas.google.com/"/>
-    <ds:schemaRef ds:uri="http://schemas.openxmlformats.org/officeDocument/2006/relationships"/>
-  </ds:schemaRefs>
-</ds:datastoreItem>
 </file>
--- a/mydocuments/Revision3/Sikolia_Thesis_Revision_3.docx
+++ b/mydocuments/Revision3/Sikolia_Thesis_Revision_3.docx
@@ -426,6 +426,7 @@
     <w:p>
       <w:pPr>
         <w:pStyle w:val="Heading1"/>
+        <w:ind w:left="0" w:hanging="0"/>
         <w:rPr>
           <w:rFonts w:ascii="Times New Roman" w:hAnsi="Times New Roman" w:cs="Times New Roman"/>
         </w:rPr>
@@ -784,6 +785,7 @@
     <w:p>
       <w:pPr>
         <w:pStyle w:val="Heading1"/>
+        <w:ind w:left="0" w:hanging="0"/>
         <w:rPr>
           <w:rFonts w:ascii="Times New Roman" w:hAnsi="Times New Roman" w:cs="Times New Roman"/>
         </w:rPr>
@@ -1014,6 +1016,7 @@
     <w:p>
       <w:pPr>
         <w:pStyle w:val="Heading1"/>
+        <w:ind w:left="0" w:hanging="0"/>
         <w:rPr>
           <w:rFonts w:ascii="Times New Roman" w:hAnsi="Times New Roman" w:cs="Times New Roman"/>
         </w:rPr>
@@ -1166,6 +1169,7 @@
     <w:p>
       <w:pPr>
         <w:pStyle w:val="Heading1"/>
+        <w:ind w:left="0" w:hanging="0"/>
         <w:rPr>
           <w:rFonts w:ascii="Times New Roman" w:hAnsi="Times New Roman" w:cs="Times New Roman"/>
         </w:rPr>
@@ -2712,6 +2716,7 @@
     <w:p>
       <w:pPr>
         <w:pStyle w:val="Heading1"/>
+        <w:ind w:left="0" w:hanging="0"/>
         <w:rPr>
           <w:rFonts w:ascii="Times New Roman" w:hAnsi="Times New Roman" w:cs="Times New Roman"/>
         </w:rPr>
@@ -2885,6 +2890,7 @@
     <w:p>
       <w:pPr>
         <w:pStyle w:val="Heading1"/>
+        <w:ind w:left="0" w:hanging="0"/>
         <w:rPr>
           <w:rFonts w:ascii="Times New Roman" w:hAnsi="Times New Roman" w:cs="Times New Roman"/>
         </w:rPr>
@@ -3253,7 +3259,7 @@
       <w:pPr>
         <w:pStyle w:val="Normal"/>
         <w:suppressAutoHyphens w:val="false"/>
-        <w:overflowPunct w:val="true"/>
+        <w:overflowPunct w:val="false"/>
         <w:rPr>
           <w:rFonts w:ascii="Times New Roman" w:hAnsi="Times New Roman" w:cs="Times New Roman"/>
         </w:rPr>
@@ -3270,6 +3276,7 @@
     <w:p>
       <w:pPr>
         <w:pStyle w:val="Heading1"/>
+        <w:ind w:left="0" w:hanging="0"/>
         <w:rPr/>
       </w:pPr>
       <w:bookmarkStart w:id="6" w:name="_Toc144140799"/>
@@ -3330,6 +3337,11 @@
         <w:rPr>
           <w:rFonts w:cs="Times New Roman" w:ascii="Times New Roman" w:hAnsi="Times New Roman"/>
         </w:rPr>
+        <w:t>LSTM</w:t>
+        <w:tab/>
+        <w:t>…………………………………………………………….</w:t>
+        <w:tab/>
+        <w:t xml:space="preserve"> Long Short-term Memory</w:t>
       </w:r>
     </w:p>
     <w:p>
@@ -3475,6 +3487,7 @@
     <w:p>
       <w:pPr>
         <w:pStyle w:val="Heading1"/>
+        <w:ind w:left="0" w:hanging="0"/>
         <w:rPr>
           <w:rFonts w:ascii="Times New Roman" w:hAnsi="Times New Roman" w:cs="Times New Roman"/>
         </w:rPr>
@@ -3491,6 +3504,7 @@
     <w:p>
       <w:pPr>
         <w:pStyle w:val="Heading2"/>
+        <w:ind w:left="0" w:hanging="0"/>
         <w:jc w:val="center"/>
         <w:rPr>
           <w:rFonts w:ascii="Times New Roman" w:hAnsi="Times New Roman" w:cs="Times New Roman"/>
@@ -3508,6 +3522,7 @@
     <w:p>
       <w:pPr>
         <w:pStyle w:val="Heading2"/>
+        <w:ind w:left="0" w:hanging="0"/>
         <w:rPr>
           <w:rFonts w:ascii="Times New Roman" w:hAnsi="Times New Roman" w:cs="Times New Roman"/>
         </w:rPr>
@@ -3592,6 +3607,7 @@
     <w:p>
       <w:pPr>
         <w:pStyle w:val="Heading2"/>
+        <w:ind w:left="0" w:hanging="0"/>
         <w:rPr>
           <w:rFonts w:ascii="Times New Roman" w:hAnsi="Times New Roman" w:cs="Times New Roman"/>
         </w:rPr>
@@ -3636,6 +3652,7 @@
     <w:p>
       <w:pPr>
         <w:pStyle w:val="Heading2"/>
+        <w:ind w:left="0" w:hanging="0"/>
         <w:rPr>
           <w:rFonts w:ascii="Times New Roman" w:hAnsi="Times New Roman" w:cs="Times New Roman"/>
         </w:rPr>
@@ -3684,6 +3701,7 @@
     <w:p>
       <w:pPr>
         <w:pStyle w:val="Heading2"/>
+        <w:ind w:left="0" w:hanging="0"/>
         <w:rPr/>
       </w:pPr>
       <w:bookmarkStart w:id="12" w:name="_Toc144140805"/>
@@ -3706,6 +3724,7 @@
     <w:p>
       <w:pPr>
         <w:pStyle w:val="Heading3"/>
+        <w:ind w:left="0" w:hanging="0"/>
         <w:rPr>
           <w:rFonts w:ascii="Times New Roman" w:hAnsi="Times New Roman" w:cs="Times New Roman"/>
         </w:rPr>
@@ -3737,6 +3756,7 @@
     <w:p>
       <w:pPr>
         <w:pStyle w:val="Heading3"/>
+        <w:ind w:left="0" w:hanging="0"/>
         <w:rPr>
           <w:rFonts w:ascii="Times New Roman" w:hAnsi="Times New Roman" w:cs="Times New Roman"/>
         </w:rPr>
@@ -3755,7 +3775,7 @@
         <w:pStyle w:val="Normal"/>
         <w:numPr>
           <w:ilvl w:val="0"/>
-          <w:numId w:val="2"/>
+          <w:numId w:val="1"/>
         </w:numPr>
         <w:spacing w:lineRule="auto" w:line="480"/>
         <w:rPr>
@@ -3774,7 +3794,7 @@
         <w:pStyle w:val="Normal"/>
         <w:numPr>
           <w:ilvl w:val="0"/>
-          <w:numId w:val="2"/>
+          <w:numId w:val="1"/>
         </w:numPr>
         <w:spacing w:lineRule="auto" w:line="480"/>
         <w:rPr/>
@@ -3783,19 +3803,7 @@
         <w:rPr>
           <w:rFonts w:cs="Times New Roman" w:ascii="Times New Roman" w:hAnsi="Times New Roman"/>
         </w:rPr>
-        <w:t xml:space="preserve">To  build a convolution neural network model </w:t>
-      </w:r>
-      <w:r>
-        <w:rPr>
-          <w:rFonts w:cs="Times New Roman" w:ascii="Times New Roman" w:hAnsi="Times New Roman"/>
-        </w:rPr>
-        <w:t xml:space="preserve">for facial recognition </w:t>
-      </w:r>
-      <w:r>
-        <w:rPr>
-          <w:rFonts w:cs="Times New Roman" w:ascii="Times New Roman" w:hAnsi="Times New Roman"/>
-        </w:rPr>
-        <w:t>using same padding.</w:t>
+        <w:t>To  build a convolution neural network model for facial recognition using same padding.</w:t>
       </w:r>
     </w:p>
     <w:p>
@@ -3803,7 +3811,7 @@
         <w:pStyle w:val="Normal"/>
         <w:numPr>
           <w:ilvl w:val="0"/>
-          <w:numId w:val="2"/>
+          <w:numId w:val="1"/>
         </w:numPr>
         <w:spacing w:lineRule="auto" w:line="480"/>
         <w:rPr/>
@@ -3812,19 +3820,7 @@
         <w:rPr>
           <w:rFonts w:cs="Times New Roman" w:ascii="Times New Roman" w:hAnsi="Times New Roman"/>
         </w:rPr>
-        <w:t xml:space="preserve">To  build a convolution neural network model </w:t>
-      </w:r>
-      <w:r>
-        <w:rPr>
-          <w:rFonts w:cs="Times New Roman" w:ascii="Times New Roman" w:hAnsi="Times New Roman"/>
-        </w:rPr>
-        <w:t xml:space="preserve">for facial recognition </w:t>
-      </w:r>
-      <w:r>
-        <w:rPr>
-          <w:rFonts w:cs="Times New Roman" w:ascii="Times New Roman" w:hAnsi="Times New Roman"/>
-        </w:rPr>
-        <w:t>using valid padding.</w:t>
+        <w:t>To  build a convolution neural network model for facial recognition using valid padding.</w:t>
       </w:r>
     </w:p>
     <w:p>
@@ -3832,7 +3828,7 @@
         <w:pStyle w:val="Normal"/>
         <w:numPr>
           <w:ilvl w:val="0"/>
-          <w:numId w:val="2"/>
+          <w:numId w:val="1"/>
         </w:numPr>
         <w:spacing w:lineRule="auto" w:line="480"/>
         <w:rPr>
@@ -3850,7 +3846,7 @@
       <w:pPr>
         <w:pStyle w:val="Normal"/>
         <w:suppressAutoHyphens w:val="false"/>
-        <w:overflowPunct w:val="true"/>
+        <w:overflowPunct w:val="false"/>
         <w:rPr>
           <w:rFonts w:ascii="Times New Roman" w:hAnsi="Times New Roman" w:cs="Times New Roman"/>
           <w:b/>
@@ -3876,6 +3872,7 @@
     <w:p>
       <w:pPr>
         <w:pStyle w:val="Heading1"/>
+        <w:ind w:left="0" w:hanging="0"/>
         <w:rPr>
           <w:rFonts w:ascii="Times New Roman" w:hAnsi="Times New Roman" w:cs="Times New Roman"/>
         </w:rPr>
@@ -3892,6 +3889,7 @@
     <w:p>
       <w:pPr>
         <w:pStyle w:val="Heading1"/>
+        <w:ind w:left="0" w:hanging="0"/>
         <w:rPr>
           <w:rFonts w:ascii="Times New Roman" w:hAnsi="Times New Roman" w:cs="Times New Roman"/>
         </w:rPr>
@@ -3908,6 +3906,7 @@
     <w:p>
       <w:pPr>
         <w:pStyle w:val="Heading2"/>
+        <w:ind w:left="0" w:hanging="0"/>
         <w:rPr>
           <w:rFonts w:ascii="Times New Roman" w:hAnsi="Times New Roman" w:cs="Times New Roman"/>
         </w:rPr>
@@ -3941,6 +3940,7 @@
     <w:p>
       <w:pPr>
         <w:pStyle w:val="Heading2"/>
+        <w:ind w:left="0" w:hanging="0"/>
         <w:rPr>
           <w:rFonts w:ascii="Times New Roman" w:hAnsi="Times New Roman" w:cs="Times New Roman"/>
         </w:rPr>
@@ -3974,6 +3974,7 @@
     <w:p>
       <w:pPr>
         <w:pStyle w:val="Heading3"/>
+        <w:ind w:left="0" w:hanging="0"/>
         <w:rPr>
           <w:rFonts w:ascii="Times New Roman" w:hAnsi="Times New Roman" w:cs="Times New Roman"/>
         </w:rPr>
@@ -4005,6 +4006,7 @@
     <w:p>
       <w:pPr>
         <w:pStyle w:val="Heading4"/>
+        <w:ind w:left="0" w:hanging="0"/>
         <w:jc w:val="both"/>
         <w:rPr>
           <w:rFonts w:ascii="Times New Roman" w:hAnsi="Times New Roman" w:cs="Times New Roman"/>
@@ -4138,6 +4140,7 @@
     <w:p>
       <w:pPr>
         <w:pStyle w:val="Heading4"/>
+        <w:ind w:left="0" w:hanging="0"/>
         <w:jc w:val="both"/>
         <w:rPr>
           <w:rFonts w:ascii="Times New Roman" w:hAnsi="Times New Roman" w:cs="Times New Roman"/>
@@ -4153,6 +4156,7 @@
     <w:p>
       <w:pPr>
         <w:pStyle w:val="Heading5"/>
+        <w:ind w:left="0" w:hanging="0"/>
         <w:jc w:val="both"/>
         <w:rPr>
           <w:rFonts w:cs="Times New Roman"/>
@@ -4185,6 +4189,7 @@
     <w:p>
       <w:pPr>
         <w:pStyle w:val="Heading5"/>
+        <w:ind w:left="0" w:hanging="0"/>
         <w:jc w:val="both"/>
         <w:rPr>
           <w:rFonts w:cs="Times New Roman"/>
@@ -4215,6 +4220,7 @@
     <w:p>
       <w:pPr>
         <w:pStyle w:val="Heading5"/>
+        <w:ind w:left="0" w:hanging="0"/>
         <w:jc w:val="both"/>
         <w:rPr>
           <w:rFonts w:cs="Times New Roman"/>
@@ -4247,6 +4253,7 @@
     <w:p>
       <w:pPr>
         <w:pStyle w:val="Heading5"/>
+        <w:ind w:left="0" w:hanging="0"/>
         <w:jc w:val="both"/>
         <w:rPr>
           <w:rFonts w:cs="Times New Roman"/>
@@ -4277,6 +4284,7 @@
     <w:p>
       <w:pPr>
         <w:pStyle w:val="Heading3"/>
+        <w:ind w:left="0" w:hanging="0"/>
         <w:rPr>
           <w:rFonts w:ascii="Times New Roman" w:hAnsi="Times New Roman" w:cs="Times New Roman"/>
         </w:rPr>
@@ -4310,6 +4318,7 @@
     <w:p>
       <w:pPr>
         <w:pStyle w:val="Heading4"/>
+        <w:ind w:left="0" w:hanging="0"/>
         <w:jc w:val="both"/>
         <w:rPr>
           <w:rFonts w:ascii="Times New Roman" w:hAnsi="Times New Roman" w:cs="Times New Roman"/>
@@ -4476,6 +4485,7 @@
     <w:p>
       <w:pPr>
         <w:pStyle w:val="Heading4"/>
+        <w:ind w:left="0" w:hanging="0"/>
         <w:jc w:val="both"/>
         <w:rPr>
           <w:rFonts w:ascii="Times New Roman" w:hAnsi="Times New Roman" w:cs="Times New Roman"/>
@@ -4525,6 +4535,7 @@
     <w:p>
       <w:pPr>
         <w:pStyle w:val="Heading2"/>
+        <w:ind w:left="0" w:hanging="0"/>
         <w:jc w:val="both"/>
         <w:rPr>
           <w:rFonts w:ascii="Times New Roman" w:hAnsi="Times New Roman" w:cs="Times New Roman"/>
@@ -5351,6 +5362,7 @@
       <w:pPr>
         <w:pStyle w:val="Heading2"/>
         <w:spacing w:lineRule="auto" w:line="480" w:before="0" w:after="0"/>
+        <w:ind w:left="0" w:hanging="0"/>
         <w:jc w:val="both"/>
         <w:rPr/>
       </w:pPr>
@@ -5391,6 +5403,7 @@
     <w:p>
       <w:pPr>
         <w:pStyle w:val="Heading3"/>
+        <w:ind w:left="0" w:hanging="0"/>
         <w:rPr>
           <w:rFonts w:ascii="Times New Roman" w:hAnsi="Times New Roman" w:cs="Times New Roman"/>
         </w:rPr>
@@ -5479,6 +5492,7 @@
     <w:p>
       <w:pPr>
         <w:pStyle w:val="Heading3"/>
+        <w:ind w:left="0" w:hanging="0"/>
         <w:rPr/>
       </w:pPr>
       <w:r>
@@ -5590,6 +5604,2641 @@
         <w:rPr/>
         <w:tab/>
       </w:r>
+      <w:r>
+        <w:rPr>
+          <w:b w:val="false"/>
+          <w:i w:val="false"/>
+          <w:caps w:val="false"/>
+          <w:smallCaps w:val="false"/>
+          <w:strike w:val="false"/>
+          <w:dstrike w:val="false"/>
+          <w:color w:val="000000"/>
+          <w:sz w:val="24"/>
+          <w:szCs w:val="24"/>
+          <w:u w:val="none"/>
+          <w:effect w:val="none"/>
+          <w:shd w:fill="auto" w:val="clear"/>
+        </w:rPr>
+        <w:t>Padding is one of the strategies used to develop convolution neural networks and often produces better results when used. What is padding? The term padding could be defined as a technique used in convolution neural networks where additional data is added to the edges of a dataset in order to prevent loss of information</w:t>
+      </w:r>
+      <w:r>
+        <w:rPr>
+          <w:b w:val="false"/>
+          <w:i w:val="false"/>
+          <w:caps w:val="false"/>
+          <w:smallCaps w:val="false"/>
+          <w:strike w:val="false"/>
+          <w:dstrike w:val="false"/>
+          <w:color w:val="000000"/>
+          <w:sz w:val="24"/>
+          <w:szCs w:val="24"/>
+          <w:u w:val="none"/>
+          <w:effect w:val="none"/>
+          <w:shd w:fill="auto" w:val="clear"/>
+        </w:rPr>
+        <w:t>(Rio et al., 2020)</w:t>
+      </w:r>
+      <w:r>
+        <w:rPr>
+          <w:b w:val="false"/>
+          <w:i w:val="false"/>
+          <w:caps w:val="false"/>
+          <w:smallCaps w:val="false"/>
+          <w:strike w:val="false"/>
+          <w:dstrike w:val="false"/>
+          <w:color w:val="000000"/>
+          <w:sz w:val="24"/>
+          <w:szCs w:val="24"/>
+          <w:u w:val="none"/>
+          <w:effect w:val="none"/>
+          <w:shd w:fill="auto" w:val="clear"/>
+        </w:rPr>
+        <w:t>. This owes to the truth that filters used in CNNs always result in loss of information in the edges of a dataset. Critical to the discussion is the fact that a CNN could have more than one layer where filtering is done implying that a CNN model could implement padding in more than one layer. It is notable that evidence from literature reveals different types of padding strategies exist. Vital to the debate is the fact that different publications have different names for different padding strategies but they could refer to the same strategy.</w:t>
+      </w:r>
+    </w:p>
+    <w:p>
+      <w:pPr>
+        <w:pStyle w:val="TextBody"/>
+        <w:bidi w:val="0"/>
+        <w:spacing w:lineRule="auto" w:line="331" w:before="126" w:after="126"/>
+        <w:rPr>
+          <w:rFonts w:ascii="Liberation Serif" w:hAnsi="Liberation Serif"/>
+          <w:b w:val="false"/>
+          <w:i w:val="false"/>
+          <w:caps w:val="false"/>
+          <w:smallCaps w:val="false"/>
+          <w:strike w:val="false"/>
+          <w:dstrike w:val="false"/>
+          <w:color w:val="000000"/>
+          <w:sz w:val="24"/>
+          <w:szCs w:val="24"/>
+          <w:u w:val="none"/>
+          <w:effect w:val="none"/>
+          <w:shd w:fill="auto" w:val="clear"/>
+        </w:rPr>
+      </w:pPr>
+      <w:r>
+        <w:rPr>
+          <w:b w:val="false"/>
+          <w:i w:val="false"/>
+          <w:caps w:val="false"/>
+          <w:smallCaps w:val="false"/>
+          <w:strike w:val="false"/>
+          <w:dstrike w:val="false"/>
+          <w:color w:val="000000"/>
+          <w:sz w:val="24"/>
+          <w:szCs w:val="24"/>
+          <w:u w:val="none"/>
+          <w:effect w:val="none"/>
+          <w:shd w:fill="auto" w:val="clear"/>
+        </w:rPr>
+        <w:t>Types of Padding</w:t>
+      </w:r>
+    </w:p>
+    <w:p>
+      <w:pPr>
+        <w:pStyle w:val="TextBody"/>
+        <w:bidi w:val="0"/>
+        <w:spacing w:lineRule="auto" w:line="331" w:before="126" w:after="126"/>
+        <w:rPr/>
+      </w:pPr>
+      <w:r>
+        <w:rPr>
+          <w:b w:val="false"/>
+          <w:i w:val="false"/>
+          <w:caps w:val="false"/>
+          <w:smallCaps w:val="false"/>
+          <w:strike w:val="false"/>
+          <w:dstrike w:val="false"/>
+          <w:color w:val="000000"/>
+          <w:sz w:val="24"/>
+          <w:szCs w:val="24"/>
+          <w:u w:val="none"/>
+          <w:effect w:val="none"/>
+          <w:shd w:fill="auto" w:val="clear"/>
+        </w:rPr>
+        <w:t>Z</w:t>
+      </w:r>
+      <w:r>
+        <w:rPr>
+          <w:b w:val="false"/>
+          <w:i w:val="false"/>
+          <w:caps w:val="false"/>
+          <w:smallCaps w:val="false"/>
+          <w:strike w:val="false"/>
+          <w:dstrike w:val="false"/>
+          <w:color w:val="000000"/>
+          <w:sz w:val="24"/>
+          <w:szCs w:val="24"/>
+          <w:u w:val="none"/>
+          <w:effect w:val="none"/>
+          <w:shd w:fill="auto" w:val="clear"/>
+        </w:rPr>
+        <w:t>ero Padding:</w:t>
+      </w:r>
+      <w:hyperlink r:id="rId6">
+        <w:r>
+          <w:rPr>
+            <w:rStyle w:val="InternetLink"/>
+            <w:caps w:val="false"/>
+            <w:smallCaps w:val="false"/>
+            <w:strike w:val="false"/>
+            <w:dstrike w:val="false"/>
+            <w:color w:val="000000"/>
+            <w:sz w:val="24"/>
+            <w:szCs w:val="24"/>
+            <w:u w:val="none"/>
+            <w:effect w:val="none"/>
+            <w:shd w:fill="auto" w:val="clear"/>
+          </w:rPr>
+          <w:t xml:space="preserve"> </w:t>
+        </w:r>
+      </w:hyperlink>
+      <w:r>
+        <w:rPr>
+          <w:caps w:val="false"/>
+          <w:smallCaps w:val="false"/>
+          <w:strike w:val="false"/>
+          <w:dstrike w:val="false"/>
+          <w:color w:val="000000"/>
+          <w:sz w:val="24"/>
+          <w:szCs w:val="24"/>
+          <w:u w:val="none"/>
+          <w:effect w:val="none"/>
+          <w:shd w:fill="auto" w:val="clear"/>
+        </w:rPr>
+        <w:t xml:space="preserve">This padding strategy has been used widely and occurs when zeros are added around  an image at the expense of cropping or resizing an image. It is vital to note that this strategy has an advantage of maintaining </w:t>
+      </w:r>
+      <w:r>
+        <w:rPr>
+          <w:caps w:val="false"/>
+          <w:smallCaps w:val="false"/>
+          <w:strike w:val="false"/>
+          <w:dstrike w:val="false"/>
+          <w:color w:val="000000"/>
+          <w:sz w:val="24"/>
+          <w:szCs w:val="24"/>
+          <w:u w:val="none"/>
+          <w:effect w:val="none"/>
+          <w:shd w:fill="auto" w:val="clear"/>
+        </w:rPr>
+        <w:t>all features of an image because adding zeros around an image has no effect o</w:t>
+      </w:r>
+      <w:r>
+        <w:drawing>
+          <wp:anchor behindDoc="0" distT="0" distB="0" distL="0" distR="0" simplePos="0" locked="0" layoutInCell="0" allowOverlap="1" relativeHeight="79">
+            <wp:simplePos x="0" y="0"/>
+            <wp:positionH relativeFrom="column">
+              <wp:posOffset>440690</wp:posOffset>
+            </wp:positionH>
+            <wp:positionV relativeFrom="paragraph">
+              <wp:posOffset>2321560</wp:posOffset>
+            </wp:positionV>
+            <wp:extent cx="5067300" cy="1762125"/>
+            <wp:effectExtent l="0" t="0" r="0" b="0"/>
+            <wp:wrapSquare wrapText="largest"/>
+            <wp:docPr id="3" name="Image3" descr=""/>
+            <wp:cNvGraphicFramePr>
+              <a:graphicFrameLocks xmlns:a="http://schemas.openxmlformats.org/drawingml/2006/main" noChangeAspect="1"/>
+            </wp:cNvGraphicFramePr>
+            <a:graphic xmlns:a="http://schemas.openxmlformats.org/drawingml/2006/main">
+              <a:graphicData uri="http://schemas.openxmlformats.org/drawingml/2006/picture">
+                <pic:pic xmlns:pic="http://schemas.openxmlformats.org/drawingml/2006/picture">
+                  <pic:nvPicPr>
+                    <pic:cNvPr id="3" name="Image3" descr=""/>
+                    <pic:cNvPicPr>
+                      <a:picLocks noChangeAspect="1" noChangeArrowheads="1"/>
+                    </pic:cNvPicPr>
+                  </pic:nvPicPr>
+                  <pic:blipFill>
+                    <a:blip r:embed="rId7"/>
+                    <a:stretch>
+                      <a:fillRect/>
+                    </a:stretch>
+                  </pic:blipFill>
+                  <pic:spPr bwMode="auto">
+                    <a:xfrm>
+                      <a:off x="0" y="0"/>
+                      <a:ext cx="5067300" cy="1762125"/>
+                    </a:xfrm>
+                    <a:prstGeom prst="rect">
+                      <a:avLst/>
+                    </a:prstGeom>
+                  </pic:spPr>
+                </pic:pic>
+              </a:graphicData>
+            </a:graphic>
+          </wp:anchor>
+        </w:drawing>
+      </w:r>
+      <w:r>
+        <w:rPr>
+          <w:caps w:val="false"/>
+          <w:smallCaps w:val="false"/>
+          <w:strike w:val="false"/>
+          <w:dstrike w:val="false"/>
+          <w:color w:val="000000"/>
+          <w:sz w:val="24"/>
+          <w:szCs w:val="24"/>
+          <w:u w:val="none"/>
+          <w:effect w:val="none"/>
+          <w:shd w:fill="auto" w:val="clear"/>
+        </w:rPr>
+        <w:t xml:space="preserve">n the output image after the image is subjected to a kernel filter. </w:t>
+      </w:r>
+    </w:p>
+    <w:p>
+      <w:pPr>
+        <w:pStyle w:val="TextBody"/>
+        <w:bidi w:val="0"/>
+        <w:spacing w:lineRule="auto" w:line="331" w:before="126" w:after="126"/>
+        <w:rPr>
+          <w:rFonts w:ascii="Liberation Serif" w:hAnsi="Liberation Serif"/>
+          <w:sz w:val="24"/>
+          <w:szCs w:val="24"/>
+        </w:rPr>
+      </w:pPr>
+      <w:r>
+        <w:rPr>
+          <w:caps w:val="false"/>
+          <w:smallCaps w:val="false"/>
+          <w:strike w:val="false"/>
+          <w:dstrike w:val="false"/>
+          <w:color w:val="000000"/>
+          <w:sz w:val="24"/>
+          <w:szCs w:val="24"/>
+          <w:u w:val="none"/>
+          <w:effect w:val="none"/>
+          <w:shd w:fill="auto" w:val="clear"/>
+        </w:rPr>
+        <w:t>Same</w:t>
+      </w:r>
+      <w:r>
+        <w:rPr>
+          <w:caps w:val="false"/>
+          <w:smallCaps w:val="false"/>
+          <w:strike w:val="false"/>
+          <w:dstrike w:val="false"/>
+          <w:color w:val="000000"/>
+          <w:sz w:val="24"/>
+          <w:szCs w:val="24"/>
+          <w:u w:val="none"/>
+          <w:effect w:val="none"/>
+          <w:shd w:fill="auto" w:val="clear"/>
+        </w:rPr>
+        <w:t xml:space="preserve"> Padding: This padding strategy could also </w:t>
+      </w:r>
+      <w:r>
+        <w:rPr>
+          <w:caps w:val="false"/>
+          <w:smallCaps w:val="false"/>
+          <w:strike w:val="false"/>
+          <w:dstrike w:val="false"/>
+          <w:color w:val="000000"/>
+          <w:sz w:val="24"/>
+          <w:szCs w:val="24"/>
+          <w:u w:val="none"/>
+          <w:effect w:val="none"/>
+          <w:shd w:fill="auto" w:val="clear"/>
+        </w:rPr>
+        <w:t xml:space="preserve">is similar to zero padding when zeros are added to to the edges of an image. However a different figure, say 1, could be added on the edges of an image, which would make the padding strategy different </w:t>
+      </w:r>
+      <w:r>
+        <w:rPr>
+          <w:caps w:val="false"/>
+          <w:smallCaps w:val="false"/>
+          <w:strike w:val="false"/>
+          <w:dstrike w:val="false"/>
+          <w:color w:val="000000"/>
+          <w:sz w:val="24"/>
+          <w:szCs w:val="24"/>
+          <w:u w:val="none"/>
+          <w:effect w:val="none"/>
+          <w:shd w:fill="auto" w:val="clear"/>
+        </w:rPr>
+        <w:t>from zero padding</w:t>
+      </w:r>
+      <w:r>
+        <w:rPr>
+          <w:caps w:val="false"/>
+          <w:smallCaps w:val="false"/>
+          <w:strike w:val="false"/>
+          <w:dstrike w:val="false"/>
+          <w:color w:val="000000"/>
+          <w:sz w:val="24"/>
+          <w:szCs w:val="24"/>
+          <w:u w:val="none"/>
+          <w:effect w:val="none"/>
+          <w:shd w:fill="auto" w:val="clear"/>
+        </w:rPr>
+        <w:t xml:space="preserve">. </w:t>
+      </w:r>
+      <w:r>
+        <w:rPr>
+          <w:caps w:val="false"/>
+          <w:smallCaps w:val="false"/>
+          <w:strike w:val="false"/>
+          <w:dstrike w:val="false"/>
+          <w:color w:val="000000"/>
+          <w:sz w:val="24"/>
+          <w:szCs w:val="24"/>
+          <w:u w:val="none"/>
+          <w:effect w:val="none"/>
+          <w:shd w:fill="auto" w:val="clear"/>
+        </w:rPr>
+        <w:t>This type of padding is also called constant padding.</w:t>
+      </w:r>
+    </w:p>
+    <w:p>
+      <w:pPr>
+        <w:pStyle w:val="TextBody"/>
+        <w:bidi w:val="0"/>
+        <w:spacing w:lineRule="auto" w:line="331" w:before="126" w:after="126"/>
+        <w:rPr>
+          <w:rFonts w:ascii="Liberation Serif" w:hAnsi="Liberation Serif"/>
+          <w:caps w:val="false"/>
+          <w:smallCaps w:val="false"/>
+          <w:strike w:val="false"/>
+          <w:dstrike w:val="false"/>
+          <w:color w:val="000000"/>
+          <w:sz w:val="24"/>
+          <w:szCs w:val="24"/>
+          <w:u w:val="none"/>
+          <w:effect w:val="none"/>
+          <w:shd w:fill="auto" w:val="clear"/>
+        </w:rPr>
+      </w:pPr>
+      <w:r>
+        <w:rPr>
+          <w:caps w:val="false"/>
+          <w:smallCaps w:val="false"/>
+          <w:strike w:val="false"/>
+          <w:dstrike w:val="false"/>
+          <w:color w:val="000000"/>
+          <w:sz w:val="24"/>
+          <w:szCs w:val="24"/>
+          <w:u w:val="none"/>
+          <w:effect w:val="none"/>
+          <w:shd w:fill="auto" w:val="clear"/>
+        </w:rPr>
+        <w:t>Valid Padding: valid padding occurs when no extra data is placed at the borders of a matrix or image. Essentially, it is best understood as the absence of padding.</w:t>
+      </w:r>
+    </w:p>
+    <w:p>
+      <w:pPr>
+        <w:pStyle w:val="TextBody"/>
+        <w:bidi w:val="0"/>
+        <w:spacing w:lineRule="auto" w:line="331" w:before="126" w:after="126"/>
+        <w:rPr>
+          <w:rFonts w:ascii="Liberation Serif" w:hAnsi="Liberation Serif"/>
+          <w:sz w:val="24"/>
+          <w:szCs w:val="24"/>
+        </w:rPr>
+      </w:pPr>
+      <w:r>
+        <w:rPr>
+          <w:caps w:val="false"/>
+          <w:smallCaps w:val="false"/>
+          <w:strike w:val="false"/>
+          <w:dstrike w:val="false"/>
+          <w:color w:val="000000"/>
+          <w:sz w:val="24"/>
+          <w:szCs w:val="24"/>
+          <w:u w:val="none"/>
+          <w:effect w:val="none"/>
+          <w:shd w:fill="auto" w:val="clear"/>
+        </w:rPr>
+        <w:t>R</w:t>
+      </w:r>
+      <w:r>
+        <w:rPr>
+          <w:caps w:val="false"/>
+          <w:smallCaps w:val="false"/>
+          <w:strike w:val="false"/>
+          <w:dstrike w:val="false"/>
+          <w:color w:val="000000"/>
+          <w:sz w:val="24"/>
+          <w:szCs w:val="24"/>
+          <w:u w:val="none"/>
+          <w:effect w:val="none"/>
+          <w:shd w:fill="auto" w:val="clear"/>
+        </w:rPr>
+        <w:t xml:space="preserve">eflection Padding: </w:t>
+      </w:r>
+      <w:r>
+        <w:rPr>
+          <w:caps w:val="false"/>
+          <w:smallCaps w:val="false"/>
+          <w:strike w:val="false"/>
+          <w:dstrike w:val="false"/>
+          <w:color w:val="000000"/>
+          <w:sz w:val="24"/>
+          <w:szCs w:val="24"/>
+          <w:u w:val="none"/>
+          <w:effect w:val="none"/>
+          <w:shd w:fill="auto" w:val="clear"/>
+        </w:rPr>
+        <w:t xml:space="preserve">This padding technique works by extracting pixels from the border of an image and adding them to the same border in reverse order. It is notable that this padding technique is sometimes referred to as symmetric or </w:t>
+      </w:r>
+      <w:r>
+        <w:rPr>
+          <w:caps w:val="false"/>
+          <w:smallCaps w:val="false"/>
+          <w:strike w:val="false"/>
+          <w:dstrike w:val="false"/>
+          <w:color w:val="000000"/>
+          <w:sz w:val="24"/>
+          <w:szCs w:val="24"/>
+          <w:u w:val="none"/>
+          <w:effect w:val="none"/>
+          <w:shd w:fill="auto" w:val="clear"/>
+        </w:rPr>
+        <w:t>edge</w:t>
+      </w:r>
+      <w:r>
+        <w:rPr>
+          <w:caps w:val="false"/>
+          <w:smallCaps w:val="false"/>
+          <w:strike w:val="false"/>
+          <w:dstrike w:val="false"/>
+          <w:color w:val="000000"/>
+          <w:sz w:val="24"/>
+          <w:szCs w:val="24"/>
+          <w:u w:val="none"/>
+          <w:effect w:val="none"/>
+          <w:shd w:fill="auto" w:val="clear"/>
+        </w:rPr>
+        <w:t xml:space="preserve"> padding. </w:t>
+      </w:r>
+    </w:p>
+    <w:p>
+      <w:pPr>
+        <w:pStyle w:val="TextBody"/>
+        <w:bidi w:val="0"/>
+        <w:spacing w:lineRule="auto" w:line="331" w:before="126" w:after="126"/>
+        <w:rPr>
+          <w:rFonts w:ascii="Liberation Serif" w:hAnsi="Liberation Serif"/>
+          <w:caps w:val="false"/>
+          <w:smallCaps w:val="false"/>
+          <w:strike w:val="false"/>
+          <w:dstrike w:val="false"/>
+          <w:color w:val="000000"/>
+          <w:sz w:val="24"/>
+          <w:szCs w:val="24"/>
+          <w:u w:val="none"/>
+          <w:effect w:val="none"/>
+          <w:shd w:fill="auto" w:val="clear"/>
+        </w:rPr>
+      </w:pPr>
+      <w:r>
+        <w:rPr>
+          <w:caps w:val="false"/>
+          <w:smallCaps w:val="false"/>
+          <w:strike w:val="false"/>
+          <w:dstrike w:val="false"/>
+          <w:color w:val="000000"/>
+          <w:sz w:val="24"/>
+          <w:szCs w:val="24"/>
+          <w:u w:val="none"/>
+          <w:effect w:val="none"/>
+          <w:shd w:fill="auto" w:val="clear"/>
+        </w:rPr>
+      </w:r>
+    </w:p>
+    <w:p>
+      <w:pPr>
+        <w:pStyle w:val="TextBody"/>
+        <w:bidi w:val="0"/>
+        <w:spacing w:lineRule="auto" w:line="331" w:before="126" w:after="126"/>
+        <w:rPr>
+          <w:rFonts w:ascii="Liberation Serif" w:hAnsi="Liberation Serif"/>
+          <w:caps w:val="false"/>
+          <w:smallCaps w:val="false"/>
+          <w:strike w:val="false"/>
+          <w:dstrike w:val="false"/>
+          <w:color w:val="000000"/>
+          <w:sz w:val="24"/>
+          <w:szCs w:val="24"/>
+          <w:u w:val="none"/>
+          <w:effect w:val="none"/>
+          <w:shd w:fill="auto" w:val="clear"/>
+        </w:rPr>
+      </w:pPr>
+      <w:r>
+        <w:rPr>
+          <w:caps w:val="false"/>
+          <w:smallCaps w:val="false"/>
+          <w:strike w:val="false"/>
+          <w:dstrike w:val="false"/>
+          <w:color w:val="000000"/>
+          <w:sz w:val="24"/>
+          <w:szCs w:val="24"/>
+          <w:u w:val="none"/>
+          <w:effect w:val="none"/>
+          <w:shd w:fill="auto" w:val="clear"/>
+        </w:rPr>
+      </w:r>
+    </w:p>
+    <w:p>
+      <w:pPr>
+        <w:pStyle w:val="PreformattedText"/>
+        <w:bidi w:val="0"/>
+        <w:spacing w:lineRule="auto" w:line="240" w:before="240" w:after="240"/>
+        <w:rPr>
+          <w:rFonts w:ascii="Liberation Serif" w:hAnsi="Liberation Serif"/>
+          <w:caps w:val="false"/>
+          <w:smallCaps w:val="false"/>
+          <w:strike w:val="false"/>
+          <w:dstrike w:val="false"/>
+          <w:color w:val="000000"/>
+          <w:sz w:val="24"/>
+          <w:szCs w:val="24"/>
+          <w:u w:val="none"/>
+          <w:effect w:val="none"/>
+          <w:shd w:fill="auto" w:val="clear"/>
+        </w:rPr>
+      </w:pPr>
+      <w:r>
+        <w:rPr>
+          <w:rFonts w:ascii="Liberation Serif" w:hAnsi="Liberation Serif"/>
+          <w:caps w:val="false"/>
+          <w:smallCaps w:val="false"/>
+          <w:strike w:val="false"/>
+          <w:dstrike w:val="false"/>
+          <w:color w:val="000000"/>
+          <w:sz w:val="24"/>
+          <w:szCs w:val="24"/>
+          <w:u w:val="none"/>
+          <w:effect w:val="none"/>
+          <w:shd w:fill="auto" w:val="clear"/>
+        </w:rPr>
+      </w:r>
+    </w:p>
+    <w:p>
+      <w:pPr>
+        <w:pStyle w:val="PreformattedText"/>
+        <w:bidi w:val="0"/>
+        <w:spacing w:lineRule="auto" w:line="240" w:before="240" w:after="240"/>
+        <w:rPr>
+          <w:rFonts w:ascii="Liberation Serif" w:hAnsi="Liberation Serif"/>
+          <w:caps w:val="false"/>
+          <w:smallCaps w:val="false"/>
+          <w:strike w:val="false"/>
+          <w:dstrike w:val="false"/>
+          <w:color w:val="000000"/>
+          <w:sz w:val="24"/>
+          <w:szCs w:val="24"/>
+          <w:u w:val="none"/>
+          <w:effect w:val="none"/>
+          <w:shd w:fill="auto" w:val="clear"/>
+        </w:rPr>
+      </w:pPr>
+      <w:r>
+        <w:rPr>
+          <w:rFonts w:ascii="Liberation Serif" w:hAnsi="Liberation Serif"/>
+          <w:caps w:val="false"/>
+          <w:smallCaps w:val="false"/>
+          <w:strike w:val="false"/>
+          <w:dstrike w:val="false"/>
+          <w:color w:val="000000"/>
+          <w:sz w:val="24"/>
+          <w:szCs w:val="24"/>
+          <w:u w:val="none"/>
+          <w:effect w:val="none"/>
+          <w:shd w:fill="auto" w:val="clear"/>
+        </w:rPr>
+        <w:drawing>
+          <wp:anchor behindDoc="0" distT="0" distB="0" distL="0" distR="0" simplePos="0" locked="0" layoutInCell="0" allowOverlap="1" relativeHeight="80">
+            <wp:simplePos x="0" y="0"/>
+            <wp:positionH relativeFrom="column">
+              <wp:posOffset>699135</wp:posOffset>
+            </wp:positionH>
+            <wp:positionV relativeFrom="paragraph">
+              <wp:posOffset>-3810</wp:posOffset>
+            </wp:positionV>
+            <wp:extent cx="3789045" cy="1940560"/>
+            <wp:effectExtent l="0" t="0" r="0" b="0"/>
+            <wp:wrapSquare wrapText="largest"/>
+            <wp:docPr id="4" name="Image1" descr=""/>
+            <wp:cNvGraphicFramePr>
+              <a:graphicFrameLocks xmlns:a="http://schemas.openxmlformats.org/drawingml/2006/main" noChangeAspect="1"/>
+            </wp:cNvGraphicFramePr>
+            <a:graphic xmlns:a="http://schemas.openxmlformats.org/drawingml/2006/main">
+              <a:graphicData uri="http://schemas.openxmlformats.org/drawingml/2006/picture">
+                <pic:pic xmlns:pic="http://schemas.openxmlformats.org/drawingml/2006/picture">
+                  <pic:nvPicPr>
+                    <pic:cNvPr id="4" name="Image1" descr=""/>
+                    <pic:cNvPicPr>
+                      <a:picLocks noChangeAspect="1" noChangeArrowheads="1"/>
+                    </pic:cNvPicPr>
+                  </pic:nvPicPr>
+                  <pic:blipFill>
+                    <a:blip r:embed="rId8"/>
+                    <a:stretch>
+                      <a:fillRect/>
+                    </a:stretch>
+                  </pic:blipFill>
+                  <pic:spPr bwMode="auto">
+                    <a:xfrm>
+                      <a:off x="0" y="0"/>
+                      <a:ext cx="3789045" cy="1940560"/>
+                    </a:xfrm>
+                    <a:prstGeom prst="rect">
+                      <a:avLst/>
+                    </a:prstGeom>
+                  </pic:spPr>
+                </pic:pic>
+              </a:graphicData>
+            </a:graphic>
+          </wp:anchor>
+        </w:drawing>
+      </w:r>
+    </w:p>
+    <w:p>
+      <w:pPr>
+        <w:pStyle w:val="PreformattedText"/>
+        <w:bidi w:val="0"/>
+        <w:spacing w:lineRule="auto" w:line="240" w:before="240" w:after="240"/>
+        <w:rPr>
+          <w:rFonts w:ascii="Liberation Serif" w:hAnsi="Liberation Serif"/>
+          <w:caps w:val="false"/>
+          <w:smallCaps w:val="false"/>
+          <w:strike w:val="false"/>
+          <w:dstrike w:val="false"/>
+          <w:color w:val="000000"/>
+          <w:sz w:val="24"/>
+          <w:szCs w:val="24"/>
+          <w:u w:val="none"/>
+          <w:effect w:val="none"/>
+          <w:shd w:fill="auto" w:val="clear"/>
+        </w:rPr>
+      </w:pPr>
+      <w:r>
+        <w:rPr>
+          <w:rFonts w:ascii="Liberation Serif" w:hAnsi="Liberation Serif"/>
+          <w:caps w:val="false"/>
+          <w:smallCaps w:val="false"/>
+          <w:strike w:val="false"/>
+          <w:dstrike w:val="false"/>
+          <w:color w:val="000000"/>
+          <w:sz w:val="24"/>
+          <w:szCs w:val="24"/>
+          <w:u w:val="none"/>
+          <w:effect w:val="none"/>
+          <w:shd w:fill="auto" w:val="clear"/>
+        </w:rPr>
+      </w:r>
+    </w:p>
+    <w:p>
+      <w:pPr>
+        <w:pStyle w:val="PreformattedText"/>
+        <w:bidi w:val="0"/>
+        <w:spacing w:lineRule="auto" w:line="240" w:before="240" w:after="240"/>
+        <w:rPr>
+          <w:rFonts w:ascii="Liberation Serif" w:hAnsi="Liberation Serif"/>
+          <w:caps w:val="false"/>
+          <w:smallCaps w:val="false"/>
+          <w:strike w:val="false"/>
+          <w:dstrike w:val="false"/>
+          <w:color w:val="000000"/>
+          <w:sz w:val="24"/>
+          <w:szCs w:val="24"/>
+          <w:u w:val="none"/>
+          <w:effect w:val="none"/>
+          <w:shd w:fill="auto" w:val="clear"/>
+        </w:rPr>
+      </w:pPr>
+      <w:r>
+        <w:rPr>
+          <w:rFonts w:ascii="Liberation Serif" w:hAnsi="Liberation Serif"/>
+          <w:caps w:val="false"/>
+          <w:smallCaps w:val="false"/>
+          <w:strike w:val="false"/>
+          <w:dstrike w:val="false"/>
+          <w:color w:val="000000"/>
+          <w:sz w:val="24"/>
+          <w:szCs w:val="24"/>
+          <w:u w:val="none"/>
+          <w:effect w:val="none"/>
+          <w:shd w:fill="auto" w:val="clear"/>
+        </w:rPr>
+      </w:r>
+    </w:p>
+    <w:p>
+      <w:pPr>
+        <w:pStyle w:val="PreformattedText"/>
+        <w:bidi w:val="0"/>
+        <w:spacing w:lineRule="auto" w:line="240" w:before="240" w:after="240"/>
+        <w:rPr>
+          <w:rFonts w:ascii="Liberation Serif" w:hAnsi="Liberation Serif"/>
+          <w:caps w:val="false"/>
+          <w:smallCaps w:val="false"/>
+          <w:strike w:val="false"/>
+          <w:dstrike w:val="false"/>
+          <w:color w:val="000000"/>
+          <w:sz w:val="24"/>
+          <w:szCs w:val="24"/>
+          <w:u w:val="none"/>
+          <w:effect w:val="none"/>
+          <w:shd w:fill="auto" w:val="clear"/>
+        </w:rPr>
+      </w:pPr>
+      <w:r>
+        <w:rPr>
+          <w:rFonts w:ascii="Liberation Serif" w:hAnsi="Liberation Serif"/>
+          <w:caps w:val="false"/>
+          <w:smallCaps w:val="false"/>
+          <w:strike w:val="false"/>
+          <w:dstrike w:val="false"/>
+          <w:color w:val="000000"/>
+          <w:sz w:val="24"/>
+          <w:szCs w:val="24"/>
+          <w:u w:val="none"/>
+          <w:effect w:val="none"/>
+          <w:shd w:fill="auto" w:val="clear"/>
+        </w:rPr>
+      </w:r>
+    </w:p>
+    <w:p>
+      <w:pPr>
+        <w:pStyle w:val="PreformattedText"/>
+        <w:bidi w:val="0"/>
+        <w:spacing w:lineRule="auto" w:line="240" w:before="240" w:after="240"/>
+        <w:rPr>
+          <w:rFonts w:ascii="Liberation Serif" w:hAnsi="Liberation Serif"/>
+          <w:sz w:val="24"/>
+          <w:szCs w:val="24"/>
+        </w:rPr>
+      </w:pPr>
+      <w:r>
+        <w:rPr>
+          <w:rFonts w:ascii="Liberation Serif" w:hAnsi="Liberation Serif"/>
+          <w:caps w:val="false"/>
+          <w:smallCaps w:val="false"/>
+          <w:strike w:val="false"/>
+          <w:dstrike w:val="false"/>
+          <w:color w:val="000000"/>
+          <w:sz w:val="24"/>
+          <w:szCs w:val="24"/>
+          <w:u w:val="none"/>
+          <w:effect w:val="none"/>
+          <w:shd w:fill="auto" w:val="clear"/>
+        </w:rPr>
+        <w:t>R</w:t>
+      </w:r>
+      <w:r>
+        <w:rPr>
+          <w:rFonts w:ascii="Liberation Serif" w:hAnsi="Liberation Serif"/>
+          <w:caps w:val="false"/>
+          <w:smallCaps w:val="false"/>
+          <w:strike w:val="false"/>
+          <w:dstrike w:val="false"/>
+          <w:color w:val="000000"/>
+          <w:sz w:val="24"/>
+          <w:szCs w:val="24"/>
+          <w:u w:val="none"/>
+          <w:effect w:val="none"/>
+          <w:shd w:fill="auto" w:val="clear"/>
+        </w:rPr>
+        <w:t xml:space="preserve">eplication Padding: </w:t>
+      </w:r>
+      <w:r>
+        <w:rPr>
+          <w:rFonts w:ascii="Liberation Serif" w:hAnsi="Liberation Serif"/>
+          <w:caps w:val="false"/>
+          <w:smallCaps w:val="false"/>
+          <w:strike w:val="false"/>
+          <w:dstrike w:val="false"/>
+          <w:color w:val="000000"/>
+          <w:sz w:val="24"/>
+          <w:szCs w:val="24"/>
+          <w:u w:val="none"/>
+          <w:effect w:val="none"/>
+          <w:shd w:fill="auto" w:val="clear"/>
+        </w:rPr>
+        <w:t xml:space="preserve">replication padding is almost almost similar to reflective padding only that rather than creating a reflection of the pixels around the </w:t>
+      </w:r>
+      <w:r>
+        <w:rPr>
+          <w:rFonts w:ascii="Liberation Serif" w:hAnsi="Liberation Serif"/>
+          <w:caps w:val="false"/>
+          <w:smallCaps w:val="false"/>
+          <w:strike w:val="false"/>
+          <w:dstrike w:val="false"/>
+          <w:color w:val="000000"/>
+          <w:sz w:val="24"/>
+          <w:szCs w:val="24"/>
+          <w:u w:val="none"/>
+          <w:effect w:val="none"/>
+          <w:shd w:fill="auto" w:val="clear"/>
+        </w:rPr>
+        <w:t xml:space="preserve">edges of a matrix or image it duplicates adjacent values on the edges of the matrix or image. </w:t>
+      </w:r>
+      <w:r>
+        <w:rPr>
+          <w:rFonts w:ascii="Liberation Serif" w:hAnsi="Liberation Serif"/>
+          <w:caps w:val="false"/>
+          <w:smallCaps w:val="false"/>
+          <w:strike w:val="false"/>
+          <w:dstrike w:val="false"/>
+          <w:color w:val="000000"/>
+          <w:sz w:val="24"/>
+          <w:szCs w:val="24"/>
+          <w:u w:val="none"/>
+          <w:effect w:val="none"/>
+          <w:shd w:fill="auto" w:val="clear"/>
+        </w:rPr>
+        <w:t>This padding strategy is also called mirror padding.</w:t>
+      </w:r>
+    </w:p>
+    <w:p>
+      <w:pPr>
+        <w:pStyle w:val="TextBody"/>
+        <w:bidi w:val="0"/>
+        <w:spacing w:lineRule="auto" w:line="331" w:before="240" w:after="240"/>
+        <w:rPr>
+          <w:rFonts w:ascii="Liberation Serif" w:hAnsi="Liberation Serif"/>
+          <w:caps w:val="false"/>
+          <w:smallCaps w:val="false"/>
+          <w:strike w:val="false"/>
+          <w:dstrike w:val="false"/>
+          <w:color w:val="000000"/>
+          <w:sz w:val="24"/>
+          <w:szCs w:val="24"/>
+          <w:u w:val="none"/>
+          <w:effect w:val="none"/>
+          <w:shd w:fill="auto" w:val="clear"/>
+        </w:rPr>
+      </w:pPr>
+      <w:r>
+        <w:rPr>
+          <w:caps w:val="false"/>
+          <w:smallCaps w:val="false"/>
+          <w:strike w:val="false"/>
+          <w:dstrike w:val="false"/>
+          <w:color w:val="000000"/>
+          <w:sz w:val="24"/>
+          <w:szCs w:val="24"/>
+          <w:u w:val="none"/>
+          <w:effect w:val="none"/>
+          <w:shd w:fill="auto" w:val="clear"/>
+        </w:rPr>
+        <w:drawing>
+          <wp:anchor behindDoc="0" distT="0" distB="0" distL="0" distR="0" simplePos="0" locked="0" layoutInCell="0" allowOverlap="1" relativeHeight="81">
+            <wp:simplePos x="0" y="0"/>
+            <wp:positionH relativeFrom="column">
+              <wp:align>center</wp:align>
+            </wp:positionH>
+            <wp:positionV relativeFrom="paragraph">
+              <wp:posOffset>635</wp:posOffset>
+            </wp:positionV>
+            <wp:extent cx="4500880" cy="2305050"/>
+            <wp:effectExtent l="0" t="0" r="0" b="0"/>
+            <wp:wrapSquare wrapText="largest"/>
+            <wp:docPr id="5" name="Image4" descr=""/>
+            <wp:cNvGraphicFramePr>
+              <a:graphicFrameLocks xmlns:a="http://schemas.openxmlformats.org/drawingml/2006/main" noChangeAspect="1"/>
+            </wp:cNvGraphicFramePr>
+            <a:graphic xmlns:a="http://schemas.openxmlformats.org/drawingml/2006/main">
+              <a:graphicData uri="http://schemas.openxmlformats.org/drawingml/2006/picture">
+                <pic:pic xmlns:pic="http://schemas.openxmlformats.org/drawingml/2006/picture">
+                  <pic:nvPicPr>
+                    <pic:cNvPr id="5" name="Image4" descr=""/>
+                    <pic:cNvPicPr>
+                      <a:picLocks noChangeAspect="1" noChangeArrowheads="1"/>
+                    </pic:cNvPicPr>
+                  </pic:nvPicPr>
+                  <pic:blipFill>
+                    <a:blip r:embed="rId9"/>
+                    <a:stretch>
+                      <a:fillRect/>
+                    </a:stretch>
+                  </pic:blipFill>
+                  <pic:spPr bwMode="auto">
+                    <a:xfrm>
+                      <a:off x="0" y="0"/>
+                      <a:ext cx="4500880" cy="2305050"/>
+                    </a:xfrm>
+                    <a:prstGeom prst="rect">
+                      <a:avLst/>
+                    </a:prstGeom>
+                  </pic:spPr>
+                </pic:pic>
+              </a:graphicData>
+            </a:graphic>
+          </wp:anchor>
+        </w:drawing>
+      </w:r>
+    </w:p>
+    <w:p>
+      <w:pPr>
+        <w:pStyle w:val="TextBody"/>
+        <w:bidi w:val="0"/>
+        <w:spacing w:lineRule="auto" w:line="331" w:before="0" w:after="0"/>
+        <w:rPr>
+          <w:rFonts w:ascii="Liberation Serif" w:hAnsi="Liberation Serif"/>
+          <w:b w:val="false"/>
+          <w:i w:val="false"/>
+          <w:caps w:val="false"/>
+          <w:smallCaps w:val="false"/>
+          <w:strike w:val="false"/>
+          <w:dstrike w:val="false"/>
+          <w:color w:val="000000"/>
+          <w:sz w:val="24"/>
+          <w:szCs w:val="24"/>
+          <w:u w:val="none"/>
+          <w:effect w:val="none"/>
+          <w:shd w:fill="auto" w:val="clear"/>
+        </w:rPr>
+      </w:pPr>
+      <w:r>
+        <w:rPr>
+          <w:b w:val="false"/>
+          <w:i w:val="false"/>
+          <w:caps w:val="false"/>
+          <w:smallCaps w:val="false"/>
+          <w:strike w:val="false"/>
+          <w:dstrike w:val="false"/>
+          <w:color w:val="000000"/>
+          <w:sz w:val="24"/>
+          <w:szCs w:val="24"/>
+          <w:u w:val="none"/>
+          <w:effect w:val="none"/>
+          <w:shd w:fill="auto" w:val="clear"/>
+        </w:rPr>
+      </w:r>
+    </w:p>
+    <w:p>
+      <w:pPr>
+        <w:pStyle w:val="TextBody"/>
+        <w:bidi w:val="0"/>
+        <w:spacing w:lineRule="auto" w:line="331" w:before="0" w:after="0"/>
+        <w:rPr>
+          <w:rFonts w:ascii="Liberation Serif" w:hAnsi="Liberation Serif"/>
+          <w:b w:val="false"/>
+          <w:i w:val="false"/>
+          <w:caps w:val="false"/>
+          <w:smallCaps w:val="false"/>
+          <w:strike w:val="false"/>
+          <w:dstrike w:val="false"/>
+          <w:color w:val="000000"/>
+          <w:sz w:val="24"/>
+          <w:szCs w:val="24"/>
+          <w:u w:val="none"/>
+          <w:effect w:val="none"/>
+          <w:shd w:fill="auto" w:val="clear"/>
+        </w:rPr>
+      </w:pPr>
+      <w:r>
+        <w:rPr>
+          <w:b w:val="false"/>
+          <w:i w:val="false"/>
+          <w:caps w:val="false"/>
+          <w:smallCaps w:val="false"/>
+          <w:strike w:val="false"/>
+          <w:dstrike w:val="false"/>
+          <w:color w:val="000000"/>
+          <w:sz w:val="24"/>
+          <w:szCs w:val="24"/>
+          <w:u w:val="none"/>
+          <w:effect w:val="none"/>
+          <w:shd w:fill="auto" w:val="clear"/>
+        </w:rPr>
+      </w:r>
+    </w:p>
+    <w:p>
+      <w:pPr>
+        <w:pStyle w:val="TextBody"/>
+        <w:bidi w:val="0"/>
+        <w:spacing w:lineRule="auto" w:line="331" w:before="0" w:after="0"/>
+        <w:rPr>
+          <w:rFonts w:ascii="Liberation Serif" w:hAnsi="Liberation Serif"/>
+          <w:b w:val="false"/>
+          <w:i w:val="false"/>
+          <w:caps w:val="false"/>
+          <w:smallCaps w:val="false"/>
+          <w:strike w:val="false"/>
+          <w:dstrike w:val="false"/>
+          <w:color w:val="000000"/>
+          <w:sz w:val="24"/>
+          <w:szCs w:val="24"/>
+          <w:u w:val="none"/>
+          <w:effect w:val="none"/>
+          <w:shd w:fill="auto" w:val="clear"/>
+        </w:rPr>
+      </w:pPr>
+      <w:r>
+        <w:rPr>
+          <w:b w:val="false"/>
+          <w:i w:val="false"/>
+          <w:caps w:val="false"/>
+          <w:smallCaps w:val="false"/>
+          <w:strike w:val="false"/>
+          <w:dstrike w:val="false"/>
+          <w:color w:val="000000"/>
+          <w:sz w:val="24"/>
+          <w:szCs w:val="24"/>
+          <w:u w:val="none"/>
+          <w:effect w:val="none"/>
+          <w:shd w:fill="auto" w:val="clear"/>
+        </w:rPr>
+      </w:r>
+    </w:p>
+    <w:p>
+      <w:pPr>
+        <w:pStyle w:val="TextBody"/>
+        <w:bidi w:val="0"/>
+        <w:spacing w:lineRule="auto" w:line="331" w:before="0" w:after="0"/>
+        <w:rPr>
+          <w:rFonts w:ascii="Liberation Serif" w:hAnsi="Liberation Serif"/>
+          <w:b w:val="false"/>
+          <w:i w:val="false"/>
+          <w:caps w:val="false"/>
+          <w:smallCaps w:val="false"/>
+          <w:strike w:val="false"/>
+          <w:dstrike w:val="false"/>
+          <w:color w:val="000000"/>
+          <w:sz w:val="24"/>
+          <w:szCs w:val="24"/>
+          <w:u w:val="none"/>
+          <w:effect w:val="none"/>
+          <w:shd w:fill="auto" w:val="clear"/>
+        </w:rPr>
+      </w:pPr>
+      <w:r>
+        <w:rPr>
+          <w:b w:val="false"/>
+          <w:i w:val="false"/>
+          <w:caps w:val="false"/>
+          <w:smallCaps w:val="false"/>
+          <w:strike w:val="false"/>
+          <w:dstrike w:val="false"/>
+          <w:color w:val="000000"/>
+          <w:sz w:val="24"/>
+          <w:szCs w:val="24"/>
+          <w:u w:val="none"/>
+          <w:effect w:val="none"/>
+          <w:shd w:fill="auto" w:val="clear"/>
+        </w:rPr>
+      </w:r>
+    </w:p>
+    <w:p>
+      <w:pPr>
+        <w:pStyle w:val="TextBody"/>
+        <w:bidi w:val="0"/>
+        <w:spacing w:lineRule="auto" w:line="331" w:before="0" w:after="0"/>
+        <w:rPr>
+          <w:rFonts w:ascii="Liberation Serif" w:hAnsi="Liberation Serif"/>
+          <w:b w:val="false"/>
+          <w:i w:val="false"/>
+          <w:caps w:val="false"/>
+          <w:smallCaps w:val="false"/>
+          <w:strike w:val="false"/>
+          <w:dstrike w:val="false"/>
+          <w:color w:val="000000"/>
+          <w:sz w:val="24"/>
+          <w:szCs w:val="24"/>
+          <w:u w:val="none"/>
+          <w:effect w:val="none"/>
+          <w:shd w:fill="auto" w:val="clear"/>
+        </w:rPr>
+      </w:pPr>
+      <w:r>
+        <w:rPr>
+          <w:b w:val="false"/>
+          <w:i w:val="false"/>
+          <w:caps w:val="false"/>
+          <w:smallCaps w:val="false"/>
+          <w:strike w:val="false"/>
+          <w:dstrike w:val="false"/>
+          <w:color w:val="000000"/>
+          <w:sz w:val="24"/>
+          <w:szCs w:val="24"/>
+          <w:u w:val="none"/>
+          <w:effect w:val="none"/>
+          <w:shd w:fill="auto" w:val="clear"/>
+        </w:rPr>
+      </w:r>
+    </w:p>
+    <w:p>
+      <w:pPr>
+        <w:pStyle w:val="TextBody"/>
+        <w:bidi w:val="0"/>
+        <w:spacing w:lineRule="auto" w:line="331" w:before="0" w:after="0"/>
+        <w:rPr>
+          <w:rFonts w:ascii="Liberation Serif" w:hAnsi="Liberation Serif"/>
+          <w:b w:val="false"/>
+          <w:i w:val="false"/>
+          <w:caps w:val="false"/>
+          <w:smallCaps w:val="false"/>
+          <w:strike w:val="false"/>
+          <w:dstrike w:val="false"/>
+          <w:color w:val="000000"/>
+          <w:sz w:val="24"/>
+          <w:szCs w:val="24"/>
+          <w:u w:val="none"/>
+          <w:effect w:val="none"/>
+          <w:shd w:fill="auto" w:val="clear"/>
+        </w:rPr>
+      </w:pPr>
+      <w:r>
+        <w:rPr>
+          <w:b w:val="false"/>
+          <w:i w:val="false"/>
+          <w:caps w:val="false"/>
+          <w:smallCaps w:val="false"/>
+          <w:strike w:val="false"/>
+          <w:dstrike w:val="false"/>
+          <w:color w:val="000000"/>
+          <w:sz w:val="24"/>
+          <w:szCs w:val="24"/>
+          <w:u w:val="none"/>
+          <w:effect w:val="none"/>
+          <w:shd w:fill="auto" w:val="clear"/>
+        </w:rPr>
+      </w:r>
+    </w:p>
+    <w:p>
+      <w:pPr>
+        <w:pStyle w:val="TextBody"/>
+        <w:bidi w:val="0"/>
+        <w:spacing w:lineRule="auto" w:line="331" w:before="0" w:after="0"/>
+        <w:rPr>
+          <w:rFonts w:ascii="Liberation Serif" w:hAnsi="Liberation Serif"/>
+          <w:b w:val="false"/>
+          <w:i w:val="false"/>
+          <w:caps w:val="false"/>
+          <w:smallCaps w:val="false"/>
+          <w:strike w:val="false"/>
+          <w:dstrike w:val="false"/>
+          <w:color w:val="000000"/>
+          <w:sz w:val="24"/>
+          <w:szCs w:val="24"/>
+          <w:u w:val="none"/>
+          <w:effect w:val="none"/>
+          <w:shd w:fill="auto" w:val="clear"/>
+        </w:rPr>
+      </w:pPr>
+      <w:r>
+        <w:rPr>
+          <w:b w:val="false"/>
+          <w:i w:val="false"/>
+          <w:caps w:val="false"/>
+          <w:smallCaps w:val="false"/>
+          <w:strike w:val="false"/>
+          <w:dstrike w:val="false"/>
+          <w:color w:val="000000"/>
+          <w:sz w:val="24"/>
+          <w:szCs w:val="24"/>
+          <w:u w:val="none"/>
+          <w:effect w:val="none"/>
+          <w:shd w:fill="auto" w:val="clear"/>
+        </w:rPr>
+      </w:r>
+    </w:p>
+    <w:p>
+      <w:pPr>
+        <w:pStyle w:val="TextBody"/>
+        <w:bidi w:val="0"/>
+        <w:spacing w:lineRule="auto" w:line="331" w:before="0" w:after="0"/>
+        <w:rPr>
+          <w:rFonts w:ascii="Liberation Serif" w:hAnsi="Liberation Serif"/>
+          <w:b w:val="false"/>
+          <w:i w:val="false"/>
+          <w:caps w:val="false"/>
+          <w:smallCaps w:val="false"/>
+          <w:strike w:val="false"/>
+          <w:dstrike w:val="false"/>
+          <w:color w:val="000000"/>
+          <w:sz w:val="24"/>
+          <w:szCs w:val="24"/>
+          <w:u w:val="none"/>
+          <w:effect w:val="none"/>
+          <w:shd w:fill="auto" w:val="clear"/>
+        </w:rPr>
+      </w:pPr>
+      <w:r>
+        <w:rPr>
+          <w:b w:val="false"/>
+          <w:i w:val="false"/>
+          <w:caps w:val="false"/>
+          <w:smallCaps w:val="false"/>
+          <w:strike w:val="false"/>
+          <w:dstrike w:val="false"/>
+          <w:color w:val="000000"/>
+          <w:sz w:val="24"/>
+          <w:szCs w:val="24"/>
+          <w:u w:val="none"/>
+          <w:effect w:val="none"/>
+          <w:shd w:fill="auto" w:val="clear"/>
+        </w:rPr>
+      </w:r>
+    </w:p>
+    <w:p>
+      <w:pPr>
+        <w:pStyle w:val="TextBody"/>
+        <w:bidi w:val="0"/>
+        <w:spacing w:lineRule="auto" w:line="331" w:before="0" w:after="0"/>
+        <w:rPr>
+          <w:rFonts w:ascii="Liberation Serif" w:hAnsi="Liberation Serif"/>
+          <w:b w:val="false"/>
+          <w:i w:val="false"/>
+          <w:caps w:val="false"/>
+          <w:smallCaps w:val="false"/>
+          <w:strike w:val="false"/>
+          <w:dstrike w:val="false"/>
+          <w:color w:val="000000"/>
+          <w:sz w:val="24"/>
+          <w:szCs w:val="24"/>
+          <w:u w:val="none"/>
+          <w:effect w:val="none"/>
+          <w:shd w:fill="auto" w:val="clear"/>
+        </w:rPr>
+      </w:pPr>
+      <w:r>
+        <w:rPr>
+          <w:b w:val="false"/>
+          <w:i w:val="false"/>
+          <w:caps w:val="false"/>
+          <w:smallCaps w:val="false"/>
+          <w:strike w:val="false"/>
+          <w:dstrike w:val="false"/>
+          <w:color w:val="000000"/>
+          <w:sz w:val="24"/>
+          <w:szCs w:val="24"/>
+          <w:u w:val="none"/>
+          <w:effect w:val="none"/>
+          <w:shd w:fill="auto" w:val="clear"/>
+        </w:rPr>
+      </w:r>
+    </w:p>
+    <w:p>
+      <w:pPr>
+        <w:pStyle w:val="TextBody"/>
+        <w:bidi w:val="0"/>
+        <w:spacing w:lineRule="auto" w:line="331" w:before="0" w:after="0"/>
+        <w:rPr>
+          <w:rFonts w:ascii="Liberation Serif" w:hAnsi="Liberation Serif"/>
+          <w:b w:val="false"/>
+          <w:i w:val="false"/>
+          <w:caps w:val="false"/>
+          <w:smallCaps w:val="false"/>
+          <w:strike w:val="false"/>
+          <w:dstrike w:val="false"/>
+          <w:color w:val="000000"/>
+          <w:sz w:val="24"/>
+          <w:szCs w:val="24"/>
+          <w:u w:val="none"/>
+          <w:effect w:val="none"/>
+          <w:shd w:fill="auto" w:val="clear"/>
+        </w:rPr>
+      </w:pPr>
+      <w:r>
+        <w:rPr>
+          <w:b w:val="false"/>
+          <w:i w:val="false"/>
+          <w:caps w:val="false"/>
+          <w:smallCaps w:val="false"/>
+          <w:strike w:val="false"/>
+          <w:dstrike w:val="false"/>
+          <w:color w:val="000000"/>
+          <w:sz w:val="24"/>
+          <w:szCs w:val="24"/>
+          <w:u w:val="none"/>
+          <w:effect w:val="none"/>
+          <w:shd w:fill="auto" w:val="clear"/>
+        </w:rPr>
+        <w:t xml:space="preserve">Circular Padding: </w:t>
+      </w:r>
+      <w:r>
+        <w:rPr>
+          <w:b w:val="false"/>
+          <w:i w:val="false"/>
+          <w:caps w:val="false"/>
+          <w:smallCaps w:val="false"/>
+          <w:strike w:val="false"/>
+          <w:dstrike w:val="false"/>
+          <w:color w:val="000000"/>
+          <w:sz w:val="24"/>
+          <w:szCs w:val="24"/>
+          <w:u w:val="none"/>
+          <w:effect w:val="none"/>
+          <w:shd w:fill="auto" w:val="clear"/>
+        </w:rPr>
+        <w:t>W</w:t>
+      </w:r>
+      <w:r>
+        <w:rPr>
+          <w:b w:val="false"/>
+          <w:i w:val="false"/>
+          <w:caps w:val="false"/>
+          <w:smallCaps w:val="false"/>
+          <w:strike w:val="false"/>
+          <w:dstrike w:val="false"/>
+          <w:color w:val="000000"/>
+          <w:sz w:val="24"/>
+          <w:szCs w:val="24"/>
+          <w:u w:val="none"/>
+          <w:effect w:val="none"/>
+          <w:shd w:fill="auto" w:val="clear"/>
+        </w:rPr>
+        <w:t>raps the image  values on one side around to the other side to provide the</w:t>
+      </w:r>
+    </w:p>
+    <w:p>
+      <w:pPr>
+        <w:pStyle w:val="TextBody"/>
+        <w:bidi w:val="0"/>
+        <w:spacing w:lineRule="auto" w:line="331" w:before="0" w:after="0"/>
+        <w:rPr>
+          <w:rFonts w:ascii="Liberation Serif" w:hAnsi="Liberation Serif"/>
+          <w:b w:val="false"/>
+          <w:i w:val="false"/>
+          <w:caps w:val="false"/>
+          <w:smallCaps w:val="false"/>
+          <w:strike w:val="false"/>
+          <w:dstrike w:val="false"/>
+          <w:color w:val="000000"/>
+          <w:sz w:val="24"/>
+          <w:szCs w:val="24"/>
+          <w:u w:val="none"/>
+          <w:effect w:val="none"/>
+          <w:shd w:fill="auto" w:val="clear"/>
+        </w:rPr>
+      </w:pPr>
+      <w:r>
+        <w:rPr>
+          <w:b w:val="false"/>
+          <w:i w:val="false"/>
+          <w:caps w:val="false"/>
+          <w:smallCaps w:val="false"/>
+          <w:strike w:val="false"/>
+          <w:dstrike w:val="false"/>
+          <w:color w:val="000000"/>
+          <w:sz w:val="24"/>
+          <w:szCs w:val="24"/>
+          <w:u w:val="none"/>
+          <w:effect w:val="none"/>
+          <w:shd w:fill="auto" w:val="clear"/>
+        </w:rPr>
+        <w:t xml:space="preserve">the matrix with additional data </w:t>
+      </w:r>
+      <w:r>
+        <w:rPr>
+          <w:b w:val="false"/>
+          <w:i w:val="false"/>
+          <w:caps w:val="false"/>
+          <w:smallCaps w:val="false"/>
+          <w:strike w:val="false"/>
+          <w:dstrike w:val="false"/>
+          <w:color w:val="000000"/>
+          <w:sz w:val="24"/>
+          <w:szCs w:val="24"/>
+          <w:u w:val="none"/>
+          <w:effect w:val="none"/>
+          <w:shd w:fill="auto" w:val="clear"/>
+        </w:rPr>
+        <w:t xml:space="preserve">that is required before a filter is applied. </w:t>
+      </w:r>
+      <w:r>
+        <w:rPr>
+          <w:b w:val="false"/>
+          <w:i w:val="false"/>
+          <w:caps w:val="false"/>
+          <w:smallCaps w:val="false"/>
+          <w:strike w:val="false"/>
+          <w:dstrike w:val="false"/>
+          <w:color w:val="000000"/>
+          <w:sz w:val="24"/>
+          <w:szCs w:val="24"/>
+          <w:u w:val="none"/>
+          <w:effect w:val="none"/>
+          <w:shd w:fill="auto" w:val="clear"/>
+        </w:rPr>
+        <w:t>It is like data from the edges is extracted and placed in the opposite side of the matrix</w:t>
+      </w:r>
+    </w:p>
+    <w:p>
+      <w:pPr>
+        <w:pStyle w:val="TextBody"/>
+        <w:bidi w:val="0"/>
+        <w:spacing w:lineRule="auto" w:line="331" w:before="0" w:after="0"/>
+        <w:rPr>
+          <w:rFonts w:ascii="Liberation Serif" w:hAnsi="Liberation Serif"/>
+          <w:b w:val="false"/>
+          <w:i w:val="false"/>
+          <w:caps w:val="false"/>
+          <w:smallCaps w:val="false"/>
+          <w:strike w:val="false"/>
+          <w:dstrike w:val="false"/>
+          <w:color w:val="000000"/>
+          <w:sz w:val="24"/>
+          <w:szCs w:val="24"/>
+          <w:u w:val="none"/>
+          <w:effect w:val="none"/>
+          <w:shd w:fill="auto" w:val="clear"/>
+        </w:rPr>
+      </w:pPr>
+      <w:r>
+        <w:rPr>
+          <w:b w:val="false"/>
+          <w:i w:val="false"/>
+          <w:caps w:val="false"/>
+          <w:smallCaps w:val="false"/>
+          <w:strike w:val="false"/>
+          <w:dstrike w:val="false"/>
+          <w:color w:val="000000"/>
+          <w:sz w:val="24"/>
+          <w:szCs w:val="24"/>
+          <w:u w:val="none"/>
+          <w:effect w:val="none"/>
+          <w:shd w:fill="auto" w:val="clear"/>
+        </w:rPr>
+      </w:r>
+    </w:p>
+    <w:p>
+      <w:pPr>
+        <w:pStyle w:val="TextBody"/>
+        <w:bidi w:val="0"/>
+        <w:spacing w:lineRule="auto" w:line="331" w:before="0" w:after="0"/>
+        <w:rPr>
+          <w:rFonts w:ascii="Liberation Serif" w:hAnsi="Liberation Serif"/>
+          <w:b w:val="false"/>
+          <w:i w:val="false"/>
+          <w:caps w:val="false"/>
+          <w:smallCaps w:val="false"/>
+          <w:strike w:val="false"/>
+          <w:dstrike w:val="false"/>
+          <w:color w:val="000000"/>
+          <w:sz w:val="24"/>
+          <w:szCs w:val="24"/>
+          <w:u w:val="none"/>
+          <w:effect w:val="none"/>
+          <w:shd w:fill="auto" w:val="clear"/>
+        </w:rPr>
+      </w:pPr>
+      <w:r>
+        <w:rPr>
+          <w:b w:val="false"/>
+          <w:i w:val="false"/>
+          <w:caps w:val="false"/>
+          <w:smallCaps w:val="false"/>
+          <w:strike w:val="false"/>
+          <w:dstrike w:val="false"/>
+          <w:color w:val="000000"/>
+          <w:sz w:val="24"/>
+          <w:szCs w:val="24"/>
+          <w:u w:val="none"/>
+          <w:effect w:val="none"/>
+          <w:shd w:fill="auto" w:val="clear"/>
+        </w:rPr>
+      </w:r>
+    </w:p>
+    <w:p>
+      <w:pPr>
+        <w:pStyle w:val="TextBody"/>
+        <w:bidi w:val="0"/>
+        <w:spacing w:lineRule="auto" w:line="331" w:before="0" w:after="0"/>
+        <w:rPr>
+          <w:rFonts w:ascii="Liberation Serif" w:hAnsi="Liberation Serif"/>
+          <w:b w:val="false"/>
+          <w:i w:val="false"/>
+          <w:caps w:val="false"/>
+          <w:smallCaps w:val="false"/>
+          <w:strike w:val="false"/>
+          <w:dstrike w:val="false"/>
+          <w:color w:val="000000"/>
+          <w:sz w:val="24"/>
+          <w:szCs w:val="24"/>
+          <w:u w:val="none"/>
+          <w:effect w:val="none"/>
+          <w:shd w:fill="auto" w:val="clear"/>
+        </w:rPr>
+      </w:pPr>
+      <w:r>
+        <w:rPr>
+          <w:b w:val="false"/>
+          <w:i w:val="false"/>
+          <w:caps w:val="false"/>
+          <w:smallCaps w:val="false"/>
+          <w:strike w:val="false"/>
+          <w:dstrike w:val="false"/>
+          <w:color w:val="000000"/>
+          <w:sz w:val="24"/>
+          <w:szCs w:val="24"/>
+          <w:u w:val="none"/>
+          <w:effect w:val="none"/>
+          <w:shd w:fill="auto" w:val="clear"/>
+        </w:rPr>
+        <w:drawing>
+          <wp:anchor behindDoc="0" distT="0" distB="0" distL="0" distR="0" simplePos="0" locked="0" layoutInCell="0" allowOverlap="1" relativeHeight="82">
+            <wp:simplePos x="0" y="0"/>
+            <wp:positionH relativeFrom="column">
+              <wp:posOffset>429895</wp:posOffset>
+            </wp:positionH>
+            <wp:positionV relativeFrom="paragraph">
+              <wp:posOffset>-261620</wp:posOffset>
+            </wp:positionV>
+            <wp:extent cx="3587750" cy="1882140"/>
+            <wp:effectExtent l="0" t="0" r="0" b="0"/>
+            <wp:wrapSquare wrapText="largest"/>
+            <wp:docPr id="6" name="Image7" descr=""/>
+            <wp:cNvGraphicFramePr>
+              <a:graphicFrameLocks xmlns:a="http://schemas.openxmlformats.org/drawingml/2006/main" noChangeAspect="1"/>
+            </wp:cNvGraphicFramePr>
+            <a:graphic xmlns:a="http://schemas.openxmlformats.org/drawingml/2006/main">
+              <a:graphicData uri="http://schemas.openxmlformats.org/drawingml/2006/picture">
+                <pic:pic xmlns:pic="http://schemas.openxmlformats.org/drawingml/2006/picture">
+                  <pic:nvPicPr>
+                    <pic:cNvPr id="6" name="Image7" descr=""/>
+                    <pic:cNvPicPr>
+                      <a:picLocks noChangeAspect="1" noChangeArrowheads="1"/>
+                    </pic:cNvPicPr>
+                  </pic:nvPicPr>
+                  <pic:blipFill>
+                    <a:blip r:embed="rId10"/>
+                    <a:stretch>
+                      <a:fillRect/>
+                    </a:stretch>
+                  </pic:blipFill>
+                  <pic:spPr bwMode="auto">
+                    <a:xfrm>
+                      <a:off x="0" y="0"/>
+                      <a:ext cx="3587750" cy="1882140"/>
+                    </a:xfrm>
+                    <a:prstGeom prst="rect">
+                      <a:avLst/>
+                    </a:prstGeom>
+                  </pic:spPr>
+                </pic:pic>
+              </a:graphicData>
+            </a:graphic>
+          </wp:anchor>
+        </w:drawing>
+      </w:r>
+      <w:r>
+        <w:rPr>
+          <w:b w:val="false"/>
+          <w:i w:val="false"/>
+          <w:caps w:val="false"/>
+          <w:smallCaps w:val="false"/>
+          <w:strike w:val="false"/>
+          <w:dstrike w:val="false"/>
+          <w:color w:val="000000"/>
+          <w:sz w:val="24"/>
+          <w:szCs w:val="24"/>
+          <w:u w:val="none"/>
+          <w:effect w:val="none"/>
+          <w:shd w:fill="auto" w:val="clear"/>
+        </w:rPr>
+        <w:t xml:space="preserve"> </w:t>
+      </w:r>
+    </w:p>
+    <w:p>
+      <w:pPr>
+        <w:pStyle w:val="TextBody"/>
+        <w:bidi w:val="0"/>
+        <w:spacing w:lineRule="auto" w:line="331" w:before="0" w:after="0"/>
+        <w:rPr>
+          <w:rFonts w:ascii="Liberation Serif" w:hAnsi="Liberation Serif"/>
+          <w:b w:val="false"/>
+          <w:i w:val="false"/>
+          <w:caps w:val="false"/>
+          <w:smallCaps w:val="false"/>
+          <w:strike w:val="false"/>
+          <w:dstrike w:val="false"/>
+          <w:color w:val="000000"/>
+          <w:sz w:val="24"/>
+          <w:szCs w:val="24"/>
+          <w:u w:val="none"/>
+          <w:effect w:val="none"/>
+          <w:shd w:fill="auto" w:val="clear"/>
+        </w:rPr>
+      </w:pPr>
+      <w:r>
+        <w:rPr>
+          <w:b w:val="false"/>
+          <w:i w:val="false"/>
+          <w:caps w:val="false"/>
+          <w:smallCaps w:val="false"/>
+          <w:strike w:val="false"/>
+          <w:dstrike w:val="false"/>
+          <w:color w:val="000000"/>
+          <w:sz w:val="24"/>
+          <w:szCs w:val="24"/>
+          <w:u w:val="none"/>
+          <w:effect w:val="none"/>
+          <w:shd w:fill="auto" w:val="clear"/>
+        </w:rPr>
+      </w:r>
+    </w:p>
+    <w:p>
+      <w:pPr>
+        <w:pStyle w:val="TextBody"/>
+        <w:bidi w:val="0"/>
+        <w:spacing w:lineRule="auto" w:line="331" w:before="0" w:after="0"/>
+        <w:rPr>
+          <w:rFonts w:ascii="Liberation Serif" w:hAnsi="Liberation Serif"/>
+          <w:b w:val="false"/>
+          <w:i w:val="false"/>
+          <w:caps w:val="false"/>
+          <w:smallCaps w:val="false"/>
+          <w:strike w:val="false"/>
+          <w:dstrike w:val="false"/>
+          <w:color w:val="000000"/>
+          <w:sz w:val="24"/>
+          <w:szCs w:val="24"/>
+          <w:u w:val="none"/>
+          <w:effect w:val="none"/>
+          <w:shd w:fill="auto" w:val="clear"/>
+        </w:rPr>
+      </w:pPr>
+      <w:r>
+        <w:rPr>
+          <w:b w:val="false"/>
+          <w:i w:val="false"/>
+          <w:caps w:val="false"/>
+          <w:smallCaps w:val="false"/>
+          <w:strike w:val="false"/>
+          <w:dstrike w:val="false"/>
+          <w:color w:val="000000"/>
+          <w:sz w:val="24"/>
+          <w:szCs w:val="24"/>
+          <w:u w:val="none"/>
+          <w:effect w:val="none"/>
+          <w:shd w:fill="auto" w:val="clear"/>
+        </w:rPr>
+      </w:r>
+    </w:p>
+    <w:p>
+      <w:pPr>
+        <w:pStyle w:val="TextBody"/>
+        <w:bidi w:val="0"/>
+        <w:spacing w:lineRule="auto" w:line="331" w:before="0" w:after="0"/>
+        <w:rPr>
+          <w:rFonts w:ascii="Liberation Serif" w:hAnsi="Liberation Serif"/>
+          <w:b w:val="false"/>
+          <w:i w:val="false"/>
+          <w:caps w:val="false"/>
+          <w:smallCaps w:val="false"/>
+          <w:strike w:val="false"/>
+          <w:dstrike w:val="false"/>
+          <w:color w:val="000000"/>
+          <w:sz w:val="24"/>
+          <w:szCs w:val="24"/>
+          <w:u w:val="none"/>
+          <w:effect w:val="none"/>
+          <w:shd w:fill="auto" w:val="clear"/>
+        </w:rPr>
+      </w:pPr>
+      <w:r>
+        <w:rPr>
+          <w:b w:val="false"/>
+          <w:i w:val="false"/>
+          <w:caps w:val="false"/>
+          <w:smallCaps w:val="false"/>
+          <w:strike w:val="false"/>
+          <w:dstrike w:val="false"/>
+          <w:color w:val="000000"/>
+          <w:sz w:val="24"/>
+          <w:szCs w:val="24"/>
+          <w:u w:val="none"/>
+          <w:effect w:val="none"/>
+          <w:shd w:fill="auto" w:val="clear"/>
+        </w:rPr>
+      </w:r>
+    </w:p>
+    <w:p>
+      <w:pPr>
+        <w:pStyle w:val="TextBody"/>
+        <w:bidi w:val="0"/>
+        <w:spacing w:lineRule="auto" w:line="331" w:before="0" w:after="0"/>
+        <w:rPr>
+          <w:rFonts w:ascii="Liberation Serif" w:hAnsi="Liberation Serif"/>
+          <w:b w:val="false"/>
+          <w:i w:val="false"/>
+          <w:caps w:val="false"/>
+          <w:smallCaps w:val="false"/>
+          <w:strike w:val="false"/>
+          <w:dstrike w:val="false"/>
+          <w:color w:val="000000"/>
+          <w:sz w:val="24"/>
+          <w:szCs w:val="24"/>
+          <w:u w:val="none"/>
+          <w:effect w:val="none"/>
+          <w:shd w:fill="auto" w:val="clear"/>
+        </w:rPr>
+      </w:pPr>
+      <w:r>
+        <w:rPr>
+          <w:b w:val="false"/>
+          <w:i w:val="false"/>
+          <w:caps w:val="false"/>
+          <w:smallCaps w:val="false"/>
+          <w:strike w:val="false"/>
+          <w:dstrike w:val="false"/>
+          <w:color w:val="000000"/>
+          <w:sz w:val="24"/>
+          <w:szCs w:val="24"/>
+          <w:u w:val="none"/>
+          <w:effect w:val="none"/>
+          <w:shd w:fill="auto" w:val="clear"/>
+        </w:rPr>
+        <w:t xml:space="preserve">   </w:t>
+      </w:r>
+    </w:p>
+    <w:p>
+      <w:pPr>
+        <w:pStyle w:val="TextBody"/>
+        <w:bidi w:val="0"/>
+        <w:spacing w:lineRule="auto" w:line="331" w:before="0" w:after="0"/>
+        <w:rPr>
+          <w:rFonts w:ascii="Liberation Serif" w:hAnsi="Liberation Serif"/>
+          <w:b w:val="false"/>
+          <w:i w:val="false"/>
+          <w:caps w:val="false"/>
+          <w:smallCaps w:val="false"/>
+          <w:strike w:val="false"/>
+          <w:dstrike w:val="false"/>
+          <w:color w:val="000000"/>
+          <w:sz w:val="24"/>
+          <w:szCs w:val="24"/>
+          <w:u w:val="none"/>
+          <w:effect w:val="none"/>
+          <w:shd w:fill="auto" w:val="clear"/>
+        </w:rPr>
+      </w:pPr>
+      <w:r>
+        <w:rPr>
+          <w:b w:val="false"/>
+          <w:i w:val="false"/>
+          <w:caps w:val="false"/>
+          <w:smallCaps w:val="false"/>
+          <w:strike w:val="false"/>
+          <w:dstrike w:val="false"/>
+          <w:color w:val="000000"/>
+          <w:sz w:val="24"/>
+          <w:szCs w:val="24"/>
+          <w:u w:val="none"/>
+          <w:effect w:val="none"/>
+          <w:shd w:fill="auto" w:val="clear"/>
+        </w:rPr>
+      </w:r>
+    </w:p>
+    <w:p>
+      <w:pPr>
+        <w:pStyle w:val="TextBody"/>
+        <w:bidi w:val="0"/>
+        <w:spacing w:lineRule="auto" w:line="331" w:before="0" w:after="0"/>
+        <w:rPr>
+          <w:rFonts w:ascii="Liberation Serif" w:hAnsi="Liberation Serif"/>
+          <w:b w:val="false"/>
+          <w:i w:val="false"/>
+          <w:caps w:val="false"/>
+          <w:smallCaps w:val="false"/>
+          <w:strike w:val="false"/>
+          <w:dstrike w:val="false"/>
+          <w:color w:val="000000"/>
+          <w:sz w:val="24"/>
+          <w:szCs w:val="24"/>
+          <w:u w:val="none"/>
+          <w:effect w:val="none"/>
+          <w:shd w:fill="auto" w:val="clear"/>
+        </w:rPr>
+      </w:pPr>
+      <w:r>
+        <w:rPr>
+          <w:b w:val="false"/>
+          <w:i w:val="false"/>
+          <w:caps w:val="false"/>
+          <w:smallCaps w:val="false"/>
+          <w:strike w:val="false"/>
+          <w:dstrike w:val="false"/>
+          <w:color w:val="000000"/>
+          <w:sz w:val="24"/>
+          <w:szCs w:val="24"/>
+          <w:u w:val="none"/>
+          <w:effect w:val="none"/>
+          <w:shd w:fill="auto" w:val="clear"/>
+        </w:rPr>
+      </w:r>
+    </w:p>
+    <w:p>
+      <w:pPr>
+        <w:pStyle w:val="TextBody"/>
+        <w:bidi w:val="0"/>
+        <w:spacing w:lineRule="auto" w:line="331" w:before="0" w:after="0"/>
+        <w:rPr>
+          <w:rFonts w:ascii="Liberation Serif" w:hAnsi="Liberation Serif"/>
+          <w:b w:val="false"/>
+          <w:i w:val="false"/>
+          <w:caps w:val="false"/>
+          <w:smallCaps w:val="false"/>
+          <w:strike w:val="false"/>
+          <w:dstrike w:val="false"/>
+          <w:color w:val="000000"/>
+          <w:sz w:val="24"/>
+          <w:szCs w:val="24"/>
+          <w:u w:val="none"/>
+          <w:effect w:val="none"/>
+          <w:shd w:fill="auto" w:val="clear"/>
+        </w:rPr>
+      </w:pPr>
+      <w:r>
+        <w:rPr>
+          <w:b w:val="false"/>
+          <w:i w:val="false"/>
+          <w:caps w:val="false"/>
+          <w:smallCaps w:val="false"/>
+          <w:strike w:val="false"/>
+          <w:dstrike w:val="false"/>
+          <w:color w:val="000000"/>
+          <w:sz w:val="24"/>
+          <w:szCs w:val="24"/>
+          <w:u w:val="none"/>
+          <w:effect w:val="none"/>
+          <w:shd w:fill="auto" w:val="clear"/>
+        </w:rPr>
+      </w:r>
+    </w:p>
+    <w:p>
+      <w:pPr>
+        <w:pStyle w:val="TextBody"/>
+        <w:bidi w:val="0"/>
+        <w:spacing w:lineRule="auto" w:line="331" w:before="126" w:after="126"/>
+        <w:rPr>
+          <w:rFonts w:ascii="Liberation Serif" w:hAnsi="Liberation Serif"/>
+          <w:b w:val="false"/>
+          <w:i w:val="false"/>
+          <w:caps w:val="false"/>
+          <w:smallCaps w:val="false"/>
+          <w:strike w:val="false"/>
+          <w:dstrike w:val="false"/>
+          <w:color w:val="000000"/>
+          <w:sz w:val="24"/>
+          <w:szCs w:val="24"/>
+          <w:u w:val="none"/>
+          <w:effect w:val="none"/>
+          <w:shd w:fill="auto" w:val="clear"/>
+        </w:rPr>
+      </w:pPr>
+      <w:r>
+        <w:rPr>
+          <w:b w:val="false"/>
+          <w:i w:val="false"/>
+          <w:caps w:val="false"/>
+          <w:smallCaps w:val="false"/>
+          <w:strike w:val="false"/>
+          <w:dstrike w:val="false"/>
+          <w:color w:val="000000"/>
+          <w:sz w:val="24"/>
+          <w:szCs w:val="24"/>
+          <w:u w:val="none"/>
+          <w:effect w:val="none"/>
+          <w:shd w:fill="auto" w:val="clear"/>
+        </w:rPr>
+        <w:t xml:space="preserve">Sequence Padding: is a type of padding strategy commonly applied to sequential or time series data. This padding technique is thoroughly documented by </w:t>
+      </w:r>
+      <w:r>
+        <w:rPr>
+          <w:b w:val="false"/>
+          <w:i w:val="false"/>
+          <w:caps w:val="false"/>
+          <w:smallCaps w:val="false"/>
+          <w:strike w:val="false"/>
+          <w:dstrike w:val="false"/>
+          <w:color w:val="000000"/>
+          <w:sz w:val="24"/>
+          <w:szCs w:val="24"/>
+          <w:u w:val="none"/>
+          <w:effect w:val="none"/>
+          <w:shd w:fill="auto" w:val="clear"/>
+        </w:rPr>
+        <w:t>Rio et al., (2020)</w:t>
+      </w:r>
+      <w:r>
+        <w:rPr>
+          <w:b w:val="false"/>
+          <w:i w:val="false"/>
+          <w:caps w:val="false"/>
+          <w:smallCaps w:val="false"/>
+          <w:strike w:val="false"/>
+          <w:dstrike w:val="false"/>
+          <w:color w:val="000000"/>
+          <w:sz w:val="24"/>
+          <w:szCs w:val="24"/>
+          <w:u w:val="none"/>
+          <w:effect w:val="none"/>
+          <w:shd w:fill="auto" w:val="clear"/>
+        </w:rPr>
+        <w:t xml:space="preserve"> and can be divided into truncation padding, post-padding and pre-padding. Truncation padding occurs when items in an array are trimmed to have the same length as an array with the least length. Another padding strategy under sequence padding is post-padding and occurs when a chosen value (usually zero) is added at the end of short array items to make all short arrays equal to the longest array. Pre-padding is the opposite of post-padding and occurs when a chosen value (usually zero) is added at the beginning of shorter arrays in a bid to make them equal to the longest array. </w:t>
+      </w:r>
+      <w:r>
+        <w:rPr>
+          <w:b w:val="false"/>
+          <w:i w:val="false"/>
+          <w:caps w:val="false"/>
+          <w:smallCaps w:val="false"/>
+          <w:strike w:val="false"/>
+          <w:dstrike w:val="false"/>
+          <w:color w:val="000000"/>
+          <w:sz w:val="24"/>
+          <w:szCs w:val="24"/>
+          <w:u w:val="none"/>
+          <w:effect w:val="none"/>
+          <w:shd w:fill="auto" w:val="clear"/>
+        </w:rPr>
+        <w:t>T</w:t>
+      </w:r>
+      <w:r>
+        <w:rPr>
+          <w:b w:val="false"/>
+          <w:i w:val="false"/>
+          <w:caps w:val="false"/>
+          <w:smallCaps w:val="false"/>
+          <w:strike w:val="false"/>
+          <w:dstrike w:val="false"/>
+          <w:color w:val="000000"/>
+          <w:sz w:val="24"/>
+          <w:szCs w:val="24"/>
+          <w:u w:val="none"/>
+          <w:effect w:val="none"/>
+          <w:shd w:fill="auto" w:val="clear"/>
+        </w:rPr>
+        <w:t>his type of padding could also be called causal padding.</w:t>
+      </w:r>
+    </w:p>
+    <w:p>
+      <w:pPr>
+        <w:pStyle w:val="TextBody"/>
+        <w:bidi w:val="0"/>
+        <w:spacing w:lineRule="auto" w:line="331" w:before="0" w:after="0"/>
+        <w:rPr/>
+      </w:pPr>
+      <w:r>
+        <w:drawing>
+          <wp:anchor behindDoc="0" distT="0" distB="0" distL="0" distR="0" simplePos="0" locked="0" layoutInCell="0" allowOverlap="1" relativeHeight="78">
+            <wp:simplePos x="0" y="0"/>
+            <wp:positionH relativeFrom="column">
+              <wp:align>center</wp:align>
+            </wp:positionH>
+            <wp:positionV relativeFrom="paragraph">
+              <wp:posOffset>635</wp:posOffset>
+            </wp:positionV>
+            <wp:extent cx="5838825" cy="1028700"/>
+            <wp:effectExtent l="0" t="0" r="0" b="0"/>
+            <wp:wrapSquare wrapText="largest"/>
+            <wp:docPr id="7" name="Image2" descr=""/>
+            <wp:cNvGraphicFramePr>
+              <a:graphicFrameLocks xmlns:a="http://schemas.openxmlformats.org/drawingml/2006/main" noChangeAspect="1"/>
+            </wp:cNvGraphicFramePr>
+            <a:graphic xmlns:a="http://schemas.openxmlformats.org/drawingml/2006/main">
+              <a:graphicData uri="http://schemas.openxmlformats.org/drawingml/2006/picture">
+                <pic:pic xmlns:pic="http://schemas.openxmlformats.org/drawingml/2006/picture">
+                  <pic:nvPicPr>
+                    <pic:cNvPr id="7" name="Image2" descr=""/>
+                    <pic:cNvPicPr>
+                      <a:picLocks noChangeAspect="1" noChangeArrowheads="1"/>
+                    </pic:cNvPicPr>
+                  </pic:nvPicPr>
+                  <pic:blipFill>
+                    <a:blip r:embed="rId11"/>
+                    <a:stretch>
+                      <a:fillRect/>
+                    </a:stretch>
+                  </pic:blipFill>
+                  <pic:spPr bwMode="auto">
+                    <a:xfrm>
+                      <a:off x="0" y="0"/>
+                      <a:ext cx="5838825" cy="1028700"/>
+                    </a:xfrm>
+                    <a:prstGeom prst="rect">
+                      <a:avLst/>
+                    </a:prstGeom>
+                  </pic:spPr>
+                </pic:pic>
+              </a:graphicData>
+            </a:graphic>
+          </wp:anchor>
+        </w:drawing>
+      </w:r>
+      <w:r>
+        <w:rPr>
+          <w:b w:val="false"/>
+          <w:i w:val="false"/>
+          <w:caps w:val="false"/>
+          <w:smallCaps w:val="false"/>
+          <w:strike w:val="false"/>
+          <w:dstrike w:val="false"/>
+          <w:color w:val="000000"/>
+          <w:sz w:val="24"/>
+          <w:szCs w:val="24"/>
+          <w:u w:val="none"/>
+          <w:effect w:val="none"/>
+          <w:shd w:fill="auto" w:val="clear"/>
+        </w:rPr>
+        <w:tab/>
+      </w:r>
+      <w:r>
+        <w:rPr>
+          <w:b w:val="false"/>
+          <w:i w:val="false"/>
+          <w:caps w:val="false"/>
+          <w:smallCaps w:val="false"/>
+          <w:strike w:val="false"/>
+          <w:dstrike w:val="false"/>
+          <w:color w:val="000000"/>
+          <w:sz w:val="24"/>
+          <w:szCs w:val="24"/>
+          <w:u w:val="none"/>
+          <w:effect w:val="none"/>
+          <w:shd w:fill="auto" w:val="clear"/>
+        </w:rPr>
+        <w:t xml:space="preserve">An array of studies have been published either introducing new padding strategies or applying the already existing padding techniques on different problems. </w:t>
+      </w:r>
+      <w:r>
+        <w:rPr>
+          <w:b w:val="false"/>
+          <w:i w:val="false"/>
+          <w:caps w:val="false"/>
+          <w:smallCaps w:val="false"/>
+          <w:strike w:val="false"/>
+          <w:dstrike w:val="false"/>
+          <w:color w:val="000000"/>
+          <w:sz w:val="24"/>
+          <w:szCs w:val="24"/>
+          <w:u w:val="none"/>
+          <w:effect w:val="none"/>
+          <w:shd w:fill="auto" w:val="clear"/>
+        </w:rPr>
+        <w:t>For example</w:t>
+      </w:r>
+      <w:r>
+        <w:rPr>
+          <w:b w:val="false"/>
+          <w:i w:val="false"/>
+          <w:caps w:val="false"/>
+          <w:smallCaps w:val="false"/>
+          <w:strike w:val="false"/>
+          <w:dstrike w:val="false"/>
+          <w:color w:val="000000"/>
+          <w:sz w:val="24"/>
+          <w:szCs w:val="24"/>
+          <w:u w:val="none"/>
+          <w:effect w:val="none"/>
+          <w:shd w:fill="auto" w:val="clear"/>
+        </w:rPr>
+        <w:t xml:space="preserve"> Nguyen et al., (2021) </w:t>
+      </w:r>
+      <w:r>
+        <w:rPr>
+          <w:b w:val="false"/>
+          <w:i w:val="false"/>
+          <w:caps w:val="false"/>
+          <w:smallCaps w:val="false"/>
+          <w:strike w:val="false"/>
+          <w:dstrike w:val="false"/>
+          <w:color w:val="000000"/>
+          <w:sz w:val="24"/>
+          <w:szCs w:val="24"/>
+          <w:u w:val="none"/>
+          <w:effect w:val="none"/>
+          <w:shd w:fill="auto" w:val="clear"/>
+        </w:rPr>
+        <w:t>discusses padding strategies such as</w:t>
+      </w:r>
+      <w:r>
+        <w:rPr>
+          <w:b w:val="false"/>
+          <w:i w:val="false"/>
+          <w:caps w:val="false"/>
+          <w:smallCaps w:val="false"/>
+          <w:strike w:val="false"/>
+          <w:dstrike w:val="false"/>
+          <w:color w:val="000000"/>
+          <w:sz w:val="24"/>
+          <w:szCs w:val="24"/>
+          <w:u w:val="none"/>
+          <w:effect w:val="none"/>
+          <w:shd w:fill="auto" w:val="clear"/>
+        </w:rPr>
+        <w:t xml:space="preserve"> partial convolution padding, mean interpolation padding, mean reflection padding. </w:t>
+      </w:r>
+      <w:r>
+        <w:rPr>
+          <w:b w:val="false"/>
+          <w:i w:val="false"/>
+          <w:caps w:val="false"/>
+          <w:smallCaps w:val="false"/>
+          <w:strike w:val="false"/>
+          <w:dstrike w:val="false"/>
+          <w:color w:val="000000"/>
+          <w:sz w:val="24"/>
+          <w:szCs w:val="24"/>
+          <w:u w:val="none"/>
+          <w:effect w:val="none"/>
+          <w:shd w:fill="auto" w:val="clear"/>
+        </w:rPr>
+        <w:t>It is important to note that while the authors discuss the aforementioned padding strategies, the strategies are</w:t>
+      </w:r>
+      <w:r>
+        <w:rPr>
+          <w:b w:val="false"/>
+          <w:i w:val="false"/>
+          <w:caps w:val="false"/>
+          <w:smallCaps w:val="false"/>
+          <w:strike w:val="false"/>
+          <w:dstrike w:val="false"/>
+          <w:color w:val="000000"/>
+          <w:sz w:val="24"/>
+          <w:szCs w:val="24"/>
+          <w:u w:val="none"/>
+          <w:effect w:val="none"/>
+          <w:shd w:fill="auto" w:val="clear"/>
+        </w:rPr>
+        <w:t xml:space="preserve"> </w:t>
+      </w:r>
+      <w:r>
+        <w:rPr>
+          <w:b w:val="false"/>
+          <w:i w:val="false"/>
+          <w:caps w:val="false"/>
+          <w:smallCaps w:val="false"/>
+          <w:strike w:val="false"/>
+          <w:dstrike w:val="false"/>
+          <w:color w:val="000000"/>
+          <w:sz w:val="24"/>
+          <w:szCs w:val="24"/>
+          <w:u w:val="none"/>
+          <w:effect w:val="none"/>
+          <w:shd w:fill="auto" w:val="clear"/>
+        </w:rPr>
+        <w:t>not the focal point of their publication. It is because the authors also discuss distribution padding and conduct an experiment on it</w:t>
+      </w:r>
+      <w:r>
+        <w:rPr>
+          <w:b w:val="false"/>
+          <w:i w:val="false"/>
+          <w:caps w:val="false"/>
+          <w:smallCaps w:val="false"/>
+          <w:strike w:val="false"/>
+          <w:dstrike w:val="false"/>
+          <w:color w:val="000000"/>
+          <w:sz w:val="24"/>
+          <w:szCs w:val="24"/>
+          <w:u w:val="none"/>
+          <w:effect w:val="none"/>
+          <w:shd w:fill="auto" w:val="clear"/>
+        </w:rPr>
+        <w:t xml:space="preserve">. </w:t>
+      </w:r>
+      <w:r>
+        <w:rPr>
+          <w:b w:val="false"/>
+          <w:i w:val="false"/>
+          <w:caps w:val="false"/>
+          <w:smallCaps w:val="false"/>
+          <w:strike w:val="false"/>
+          <w:dstrike w:val="false"/>
+          <w:color w:val="000000"/>
+          <w:sz w:val="24"/>
+          <w:szCs w:val="24"/>
+          <w:u w:val="none"/>
+          <w:effect w:val="none"/>
+          <w:shd w:fill="auto" w:val="clear"/>
+        </w:rPr>
+        <w:t>Eventually, the authors show that distribution padding performs better than zero padding in image classification problems. In a different publication, Ning et al,(</w:t>
+      </w:r>
+      <w:r>
+        <w:rPr>
+          <w:b w:val="false"/>
+          <w:i w:val="false"/>
+          <w:caps w:val="false"/>
+          <w:smallCaps w:val="false"/>
+          <w:strike w:val="false"/>
+          <w:dstrike w:val="false"/>
+          <w:color w:val="000000"/>
+          <w:sz w:val="24"/>
+          <w:szCs w:val="24"/>
+          <w:u w:val="none"/>
+          <w:effect w:val="none"/>
+          <w:shd w:fill="auto" w:val="clear"/>
+        </w:rPr>
+        <w:t>2023</w:t>
+      </w:r>
+      <w:r>
+        <w:rPr>
+          <w:b w:val="false"/>
+          <w:i w:val="false"/>
+          <w:caps w:val="false"/>
+          <w:smallCaps w:val="false"/>
+          <w:strike w:val="false"/>
+          <w:dstrike w:val="false"/>
+          <w:color w:val="000000"/>
+          <w:sz w:val="24"/>
+          <w:szCs w:val="24"/>
+          <w:u w:val="none"/>
+          <w:effect w:val="none"/>
+          <w:shd w:fill="auto" w:val="clear"/>
+        </w:rPr>
+        <w:t xml:space="preserve">) </w:t>
+      </w:r>
+      <w:r>
+        <w:rPr>
+          <w:b w:val="false"/>
+          <w:i w:val="false"/>
+          <w:caps w:val="false"/>
+          <w:smallCaps w:val="false"/>
+          <w:strike w:val="false"/>
+          <w:dstrike w:val="false"/>
+          <w:color w:val="000000"/>
+          <w:sz w:val="24"/>
+          <w:szCs w:val="24"/>
+          <w:u w:val="none"/>
+          <w:effect w:val="none"/>
+          <w:shd w:fill="auto" w:val="clear"/>
+        </w:rPr>
+        <w:t xml:space="preserve">introduced the idea of learning-based padding arguing that it performs better than the </w:t>
+      </w:r>
+      <w:r>
+        <w:rPr>
+          <w:b w:val="false"/>
+          <w:i w:val="false"/>
+          <w:caps w:val="false"/>
+          <w:smallCaps w:val="false"/>
+          <w:strike w:val="false"/>
+          <w:dstrike w:val="false"/>
+          <w:color w:val="000000"/>
+          <w:sz w:val="24"/>
+          <w:szCs w:val="24"/>
+          <w:u w:val="none"/>
+          <w:effect w:val="none"/>
+          <w:shd w:fill="auto" w:val="clear"/>
+        </w:rPr>
+        <w:t xml:space="preserve">traditional padding strategies. To be specific, </w:t>
+      </w:r>
+      <w:r>
+        <w:rPr>
+          <w:b w:val="false"/>
+          <w:i w:val="false"/>
+          <w:caps w:val="false"/>
+          <w:smallCaps w:val="false"/>
+          <w:strike w:val="false"/>
+          <w:dstrike w:val="false"/>
+          <w:color w:val="000000"/>
+          <w:sz w:val="24"/>
+          <w:szCs w:val="24"/>
+          <w:u w:val="none"/>
+          <w:effect w:val="none"/>
+          <w:shd w:fill="auto" w:val="clear"/>
+        </w:rPr>
+        <w:t xml:space="preserve">the authors propose that learning based paradigms could be used to calculate padding values from data that is on the edge of images. The authors propose </w:t>
+      </w:r>
+      <w:r>
+        <w:rPr/>
+        <w:t xml:space="preserve">learning-based padding by attention </w:t>
+      </w:r>
+      <w:r>
+        <w:rPr/>
+        <w:t xml:space="preserve">and </w:t>
+      </w:r>
+      <w:r>
+        <w:rPr>
+          <w:b w:val="false"/>
+          <w:i w:val="false"/>
+          <w:caps w:val="false"/>
+          <w:smallCaps w:val="false"/>
+          <w:strike w:val="false"/>
+          <w:dstrike w:val="false"/>
+          <w:color w:val="000000"/>
+          <w:sz w:val="24"/>
+          <w:szCs w:val="24"/>
+          <w:u w:val="none"/>
+          <w:effect w:val="none"/>
+          <w:shd w:fill="auto" w:val="clear"/>
+        </w:rPr>
+        <w:t xml:space="preserve">learning-based padding by convolution as methods that could be used to calculate padding values. </w:t>
+      </w:r>
+    </w:p>
+    <w:p>
+      <w:pPr>
+        <w:pStyle w:val="TextBody"/>
+        <w:bidi w:val="0"/>
+        <w:spacing w:lineRule="auto" w:line="331" w:before="0" w:after="0"/>
+        <w:rPr/>
+      </w:pPr>
+      <w:r>
+        <w:rPr>
+          <w:b w:val="false"/>
+          <w:i w:val="false"/>
+          <w:caps w:val="false"/>
+          <w:smallCaps w:val="false"/>
+          <w:strike w:val="false"/>
+          <w:dstrike w:val="false"/>
+          <w:color w:val="000000"/>
+          <w:sz w:val="24"/>
+          <w:szCs w:val="24"/>
+          <w:u w:val="none"/>
+          <w:effect w:val="none"/>
+          <w:shd w:fill="auto" w:val="clear"/>
+        </w:rPr>
+        <w:tab/>
+      </w:r>
+      <w:r>
+        <w:rPr>
+          <w:b w:val="false"/>
+          <w:i w:val="false"/>
+          <w:caps w:val="false"/>
+          <w:smallCaps w:val="false"/>
+          <w:strike w:val="false"/>
+          <w:dstrike w:val="false"/>
+          <w:color w:val="000000"/>
+          <w:sz w:val="24"/>
+          <w:szCs w:val="24"/>
+          <w:u w:val="none"/>
+          <w:effect w:val="none"/>
+          <w:shd w:fill="auto" w:val="clear"/>
+        </w:rPr>
+        <w:t xml:space="preserve">Other authors have also investigated padding </w:t>
+      </w:r>
+      <w:r>
+        <w:rPr>
+          <w:b w:val="false"/>
+          <w:i w:val="false"/>
+          <w:caps w:val="false"/>
+          <w:smallCaps w:val="false"/>
+          <w:strike w:val="false"/>
+          <w:dstrike w:val="false"/>
+          <w:color w:val="000000"/>
+          <w:sz w:val="24"/>
+          <w:szCs w:val="24"/>
+          <w:u w:val="none"/>
+          <w:effect w:val="none"/>
+          <w:shd w:fill="auto" w:val="clear"/>
+        </w:rPr>
+        <w:t xml:space="preserve">by developing new padding strategies or examining how padding affects the training process of neural networks. As an evidence of this, Reddy and Reddy (2019) investigated the effect of post-padding and pre-padding in Long short-term memory (LSTM) neural networks and CNNs. The authors concluded that  post-padding and pre-padding improve the accuracy of LSTMs but not CNNs because the architecture of CNNs forgets effects of time series variations. </w:t>
+      </w:r>
+      <w:r>
+        <w:rPr>
+          <w:b w:val="false"/>
+          <w:i w:val="false"/>
+          <w:caps w:val="false"/>
+          <w:smallCaps w:val="false"/>
+          <w:strike w:val="false"/>
+          <w:dstrike w:val="false"/>
+          <w:color w:val="000000"/>
+          <w:sz w:val="24"/>
+          <w:szCs w:val="24"/>
+          <w:u w:val="none"/>
+          <w:effect w:val="none"/>
+          <w:shd w:fill="auto" w:val="clear"/>
+        </w:rPr>
+        <w:t xml:space="preserve">Tang et al., (2019) also investigate the effect of invalid and same padding using Pre-trained  CNNs and concluded that padding with a stride size set with a value close to the half of the image dimension improves the performance. </w:t>
+      </w:r>
+      <w:r>
+        <w:rPr>
+          <w:b w:val="false"/>
+          <w:i w:val="false"/>
+          <w:caps w:val="false"/>
+          <w:smallCaps w:val="false"/>
+          <w:strike w:val="false"/>
+          <w:dstrike w:val="false"/>
+          <w:color w:val="000000"/>
+          <w:sz w:val="24"/>
+          <w:szCs w:val="24"/>
+          <w:u w:val="none"/>
+          <w:effect w:val="none"/>
+          <w:shd w:fill="auto" w:val="clear"/>
+        </w:rPr>
+        <w:t>Another author, Cheng (2020), investigated the effect of zero padding at the bottom of a text only and on all sides of a text in natural language processing. Their study revealed that there is no difference between applying padding at the bottom of a text and on all sides of a text.</w:t>
+        <w:tab/>
+      </w:r>
+    </w:p>
+    <w:p>
+      <w:pPr>
+        <w:pStyle w:val="TextBody"/>
+        <w:bidi w:val="0"/>
+        <w:spacing w:lineRule="auto" w:line="331" w:before="0" w:after="0"/>
+        <w:rPr>
+          <w:rFonts w:ascii="Liberation Serif" w:hAnsi="Liberation Serif"/>
+          <w:b w:val="false"/>
+          <w:i w:val="false"/>
+          <w:caps w:val="false"/>
+          <w:smallCaps w:val="false"/>
+          <w:strike w:val="false"/>
+          <w:dstrike w:val="false"/>
+          <w:color w:val="000000"/>
+          <w:sz w:val="24"/>
+          <w:szCs w:val="24"/>
+          <w:u w:val="none"/>
+          <w:effect w:val="none"/>
+          <w:shd w:fill="auto" w:val="clear"/>
+        </w:rPr>
+      </w:pPr>
+      <w:r>
+        <w:rPr>
+          <w:b w:val="false"/>
+          <w:i w:val="false"/>
+          <w:caps w:val="false"/>
+          <w:smallCaps w:val="false"/>
+          <w:strike w:val="false"/>
+          <w:dstrike w:val="false"/>
+          <w:color w:val="000000"/>
+          <w:sz w:val="24"/>
+          <w:szCs w:val="24"/>
+          <w:u w:val="none"/>
+          <w:effect w:val="none"/>
+          <w:shd w:fill="auto" w:val="clear"/>
+        </w:rPr>
+        <w:tab/>
+      </w:r>
+      <w:r>
+        <w:rPr>
+          <w:b w:val="false"/>
+          <w:i w:val="false"/>
+          <w:caps w:val="false"/>
+          <w:smallCaps w:val="false"/>
+          <w:strike w:val="false"/>
+          <w:dstrike w:val="false"/>
+          <w:color w:val="000000"/>
+          <w:sz w:val="24"/>
+          <w:szCs w:val="24"/>
+          <w:u w:val="none"/>
+          <w:effect w:val="none"/>
+          <w:shd w:fill="auto" w:val="clear"/>
+        </w:rPr>
+        <w:t>O</w:t>
+      </w:r>
+      <w:r>
+        <w:rPr>
+          <w:b w:val="false"/>
+          <w:i w:val="false"/>
+          <w:caps w:val="false"/>
+          <w:smallCaps w:val="false"/>
+          <w:strike w:val="false"/>
+          <w:dstrike w:val="false"/>
+          <w:color w:val="000000"/>
+          <w:sz w:val="24"/>
+          <w:szCs w:val="24"/>
+          <w:u w:val="none"/>
+          <w:effect w:val="none"/>
+          <w:shd w:fill="auto" w:val="clear"/>
+        </w:rPr>
+        <w:t>ther author investigating padding and how it relates to convolution neural  networks is Alrasheedi et al., (202</w:t>
+      </w:r>
+      <w:r>
+        <w:rPr>
+          <w:b w:val="false"/>
+          <w:i w:val="false"/>
+          <w:caps w:val="false"/>
+          <w:smallCaps w:val="false"/>
+          <w:strike w:val="false"/>
+          <w:dstrike w:val="false"/>
+          <w:color w:val="000000"/>
+          <w:sz w:val="24"/>
+          <w:szCs w:val="24"/>
+          <w:u w:val="none"/>
+          <w:effect w:val="none"/>
+          <w:shd w:fill="auto" w:val="clear"/>
+        </w:rPr>
+        <w:t>3</w:t>
+      </w:r>
+      <w:r>
+        <w:rPr>
+          <w:b w:val="false"/>
+          <w:i w:val="false"/>
+          <w:caps w:val="false"/>
+          <w:smallCaps w:val="false"/>
+          <w:strike w:val="false"/>
+          <w:dstrike w:val="false"/>
+          <w:color w:val="000000"/>
+          <w:sz w:val="24"/>
+          <w:szCs w:val="24"/>
+          <w:u w:val="none"/>
+          <w:effect w:val="none"/>
+          <w:shd w:fill="auto" w:val="clear"/>
+        </w:rPr>
+        <w:t xml:space="preserve">). The authors </w:t>
+      </w:r>
+      <w:r>
+        <w:rPr>
+          <w:b w:val="false"/>
+          <w:i w:val="false"/>
+          <w:caps w:val="false"/>
+          <w:smallCaps w:val="false"/>
+          <w:strike w:val="false"/>
+          <w:dstrike w:val="false"/>
+          <w:color w:val="000000"/>
+          <w:sz w:val="24"/>
+          <w:szCs w:val="24"/>
+          <w:u w:val="none"/>
+          <w:effect w:val="none"/>
+          <w:shd w:fill="auto" w:val="clear"/>
+        </w:rPr>
+        <w:t xml:space="preserve">acknowledge that padding has been investigated shallowly. It is then, that they propose a padding technique that learns from shifts in hyper parameters of a CNN before adjusting padding effectively. Finally, </w:t>
+      </w:r>
+      <w:r>
+        <w:rPr>
+          <w:b w:val="false"/>
+          <w:i w:val="false"/>
+          <w:caps w:val="false"/>
+          <w:smallCaps w:val="false"/>
+          <w:strike w:val="false"/>
+          <w:dstrike w:val="false"/>
+          <w:color w:val="000000"/>
+          <w:sz w:val="24"/>
+          <w:szCs w:val="24"/>
+          <w:u w:val="none"/>
+          <w:effect w:val="none"/>
+          <w:shd w:fill="auto" w:val="clear"/>
+        </w:rPr>
+        <w:t>Alrasheedi et al., (202</w:t>
+      </w:r>
+      <w:r>
+        <w:rPr>
+          <w:b w:val="false"/>
+          <w:i w:val="false"/>
+          <w:caps w:val="false"/>
+          <w:smallCaps w:val="false"/>
+          <w:strike w:val="false"/>
+          <w:dstrike w:val="false"/>
+          <w:color w:val="000000"/>
+          <w:sz w:val="24"/>
+          <w:szCs w:val="24"/>
+          <w:u w:val="none"/>
+          <w:effect w:val="none"/>
+          <w:shd w:fill="auto" w:val="clear"/>
+        </w:rPr>
+        <w:t>3</w:t>
+      </w:r>
+      <w:r>
+        <w:rPr>
+          <w:b w:val="false"/>
+          <w:i w:val="false"/>
+          <w:caps w:val="false"/>
+          <w:smallCaps w:val="false"/>
+          <w:strike w:val="false"/>
+          <w:dstrike w:val="false"/>
+          <w:color w:val="000000"/>
+          <w:sz w:val="24"/>
+          <w:szCs w:val="24"/>
+          <w:u w:val="none"/>
+          <w:effect w:val="none"/>
+          <w:shd w:fill="auto" w:val="clear"/>
+        </w:rPr>
+        <w:t xml:space="preserve">) </w:t>
+      </w:r>
+      <w:r>
+        <w:rPr>
+          <w:b w:val="false"/>
+          <w:i w:val="false"/>
+          <w:caps w:val="false"/>
+          <w:smallCaps w:val="false"/>
+          <w:strike w:val="false"/>
+          <w:dstrike w:val="false"/>
+          <w:color w:val="000000"/>
+          <w:sz w:val="24"/>
+          <w:szCs w:val="24"/>
+          <w:u w:val="none"/>
+          <w:effect w:val="none"/>
+          <w:shd w:fill="auto" w:val="clear"/>
+        </w:rPr>
+        <w:t xml:space="preserve">introduce a padding module providing evidence that it performs better 1.49% and 0.44% more better in classification accuracy than the zero </w:t>
+      </w:r>
+      <w:r>
+        <w:rPr>
+          <w:b w:val="false"/>
+          <w:i w:val="false"/>
+          <w:caps w:val="false"/>
+          <w:smallCaps w:val="false"/>
+          <w:strike w:val="false"/>
+          <w:dstrike w:val="false"/>
+          <w:color w:val="000000"/>
+          <w:sz w:val="24"/>
+          <w:szCs w:val="24"/>
+          <w:u w:val="none"/>
+          <w:effect w:val="none"/>
+          <w:shd w:fill="auto" w:val="clear"/>
+        </w:rPr>
+        <w:t xml:space="preserve">padding when tested on the VGG16 and ResNet50. </w:t>
+      </w:r>
+      <w:r>
+        <w:rPr>
+          <w:b w:val="false"/>
+          <w:i w:val="false"/>
+          <w:caps w:val="false"/>
+          <w:smallCaps w:val="false"/>
+          <w:strike w:val="false"/>
+          <w:dstrike w:val="false"/>
+          <w:color w:val="000000"/>
+          <w:sz w:val="24"/>
+          <w:szCs w:val="24"/>
+          <w:u w:val="none"/>
+          <w:effect w:val="none"/>
+          <w:shd w:fill="auto" w:val="clear"/>
+        </w:rPr>
+        <w:t>Clearly a considerable number of publications investigating how padding affects convolution neural networks have been made. Regardless, the number of publications that investigate how padding affects CNNs in computer vision still remain wanting. This owes to the fact that only one study has been made investigating how padding affects CNNs has been made. Moreover, no study has been found investigating the effect of padding on CNNs with respect to facial recognition has been found. This is a clear indicator that this proposed study will add value to the already existing literature in facial recognition.</w:t>
+      </w:r>
     </w:p>
     <w:p>
       <w:pPr>
@@ -5600,7 +8249,7 @@
       </w:pPr>
       <w:r>
         <w:rPr/>
-        <w:t xml:space="preserve">While a lot of studies have been conducted on convolution neural networks, the number of studies that have examined the effect of padding on the performance of CNNs are few. </w:t>
+        <w:t xml:space="preserve"> </w:t>
       </w:r>
     </w:p>
     <w:p>
@@ -5640,7 +8289,7 @@
       <w:pPr>
         <w:pStyle w:val="Normal"/>
         <w:suppressAutoHyphens w:val="false"/>
-        <w:overflowPunct w:val="true"/>
+        <w:overflowPunct w:val="false"/>
         <w:rPr/>
       </w:pPr>
       <w:r>
@@ -5653,6 +8302,7 @@
     <w:p>
       <w:pPr>
         <w:pStyle w:val="Heading1"/>
+        <w:ind w:left="0" w:hanging="0"/>
         <w:rPr>
           <w:rFonts w:ascii="Times New Roman" w:hAnsi="Times New Roman" w:cs="Times New Roman"/>
         </w:rPr>
@@ -5667,6 +8317,7 @@
     <w:p>
       <w:pPr>
         <w:pStyle w:val="Heading1"/>
+        <w:ind w:left="0" w:hanging="0"/>
         <w:rPr>
           <w:rFonts w:ascii="Times New Roman" w:hAnsi="Times New Roman" w:cs="Times New Roman"/>
         </w:rPr>
@@ -5681,6 +8332,7 @@
     <w:p>
       <w:pPr>
         <w:pStyle w:val="Heading4"/>
+        <w:ind w:left="0" w:hanging="0"/>
         <w:jc w:val="both"/>
         <w:rPr>
           <w:rFonts w:ascii="Times New Roman" w:hAnsi="Times New Roman" w:cs="Times New Roman"/>
@@ -5775,9 +8427,10 @@
         <w:pStyle w:val="ListParagraph"/>
         <w:numPr>
           <w:ilvl w:val="0"/>
-          <w:numId w:val="3"/>
+          <w:numId w:val="2"/>
         </w:numPr>
         <w:spacing w:lineRule="auto" w:line="480"/>
+        <w:ind w:left="1440" w:right="0" w:hanging="360"/>
         <w:jc w:val="both"/>
         <w:rPr/>
       </w:pPr>
@@ -5864,9 +8517,10 @@
         <w:pStyle w:val="ListParagraph"/>
         <w:numPr>
           <w:ilvl w:val="0"/>
-          <w:numId w:val="3"/>
+          <w:numId w:val="2"/>
         </w:numPr>
         <w:spacing w:lineRule="auto" w:line="480"/>
+        <w:ind w:left="1440" w:right="0" w:hanging="360"/>
         <w:jc w:val="both"/>
         <w:rPr/>
       </w:pPr>
@@ -5959,9 +8613,10 @@
         <w:pStyle w:val="ListParagraph"/>
         <w:numPr>
           <w:ilvl w:val="0"/>
-          <w:numId w:val="3"/>
+          <w:numId w:val="2"/>
         </w:numPr>
         <w:spacing w:lineRule="auto" w:line="480"/>
+        <w:ind w:left="1440" w:right="0" w:hanging="360"/>
         <w:jc w:val="both"/>
         <w:rPr/>
       </w:pPr>
@@ -6071,7 +8726,7 @@
           <wp:inline distT="0" distB="0" distL="0" distR="0">
             <wp:extent cx="4171950" cy="2581275"/>
             <wp:effectExtent l="0" t="0" r="0" b="0"/>
-            <wp:docPr id="3" name="Picture 1" descr=""/>
+            <wp:docPr id="8" name="Picture 1" descr=""/>
             <wp:cNvGraphicFramePr>
               <a:graphicFrameLocks xmlns:a="http://schemas.openxmlformats.org/drawingml/2006/main" noChangeAspect="1"/>
             </wp:cNvGraphicFramePr>
@@ -6079,13 +8734,13 @@
               <a:graphicData uri="http://schemas.openxmlformats.org/drawingml/2006/picture">
                 <pic:pic xmlns:pic="http://schemas.openxmlformats.org/drawingml/2006/picture">
                   <pic:nvPicPr>
-                    <pic:cNvPr id="3" name="Picture 1" descr=""/>
+                    <pic:cNvPr id="8" name="Picture 1" descr=""/>
                     <pic:cNvPicPr>
                       <a:picLocks noChangeAspect="1" noChangeArrowheads="1"/>
                     </pic:cNvPicPr>
                   </pic:nvPicPr>
                   <pic:blipFill>
-                    <a:blip r:embed="rId6"/>
+                    <a:blip r:embed="rId12"/>
                     <a:stretch>
                       <a:fillRect/>
                     </a:stretch>
@@ -8547,6 +11202,7 @@
     <w:p>
       <w:pPr>
         <w:pStyle w:val="Heading5"/>
+        <w:ind w:left="0" w:hanging="0"/>
         <w:jc w:val="both"/>
         <w:rPr>
           <w:rFonts w:cs="Times New Roman"/>
@@ -10598,6 +13254,7 @@
     <w:p>
       <w:pPr>
         <w:pStyle w:val="Heading5"/>
+        <w:ind w:left="0" w:hanging="0"/>
         <w:jc w:val="both"/>
         <w:rPr>
           <w:rFonts w:cs="Times New Roman"/>
@@ -17272,7 +19929,7 @@
       <w:pPr>
         <w:pStyle w:val="Normal"/>
         <w:suppressAutoHyphens w:val="false"/>
-        <w:overflowPunct w:val="true"/>
+        <w:overflowPunct w:val="false"/>
         <w:rPr>
           <w:rFonts w:ascii="Times New Roman" w:hAnsi="Times New Roman" w:cs="Times New Roman"/>
         </w:rPr>
@@ -17290,6 +19947,7 @@
       <w:pPr>
         <w:pStyle w:val="Heading1"/>
         <w:spacing w:lineRule="auto" w:line="480"/>
+        <w:ind w:left="0" w:hanging="0"/>
         <w:rPr>
           <w:rFonts w:ascii="Times New Roman" w:hAnsi="Times New Roman" w:cs="Times New Roman"/>
         </w:rPr>
@@ -17349,6 +20007,105 @@
     </w:p>
     <w:p>
       <w:pPr>
+        <w:pStyle w:val="TextBody"/>
+        <w:bidi w:val="0"/>
+        <w:spacing w:lineRule="auto" w:line="331" w:before="0" w:after="0"/>
+        <w:rPr>
+          <w:rFonts w:ascii="Liberation Serif" w:hAnsi="Liberation Serif"/>
+          <w:b w:val="false"/>
+          <w:i w:val="false"/>
+          <w:caps w:val="false"/>
+          <w:smallCaps w:val="false"/>
+          <w:strike w:val="false"/>
+          <w:dstrike w:val="false"/>
+          <w:color w:val="000000"/>
+          <w:sz w:val="24"/>
+          <w:szCs w:val="24"/>
+          <w:u w:val="none"/>
+          <w:effect w:val="none"/>
+          <w:shd w:fill="auto" w:val="clear"/>
+        </w:rPr>
+      </w:pPr>
+      <w:r>
+        <w:rPr>
+          <w:b w:val="false"/>
+          <w:i w:val="false"/>
+          <w:caps w:val="false"/>
+          <w:smallCaps w:val="false"/>
+          <w:strike w:val="false"/>
+          <w:dstrike w:val="false"/>
+          <w:color w:val="000000"/>
+          <w:sz w:val="24"/>
+          <w:szCs w:val="24"/>
+          <w:u w:val="none"/>
+          <w:effect w:val="none"/>
+          <w:shd w:fill="auto" w:val="clear"/>
+        </w:rPr>
+        <w:t xml:space="preserve">Alrasheedi, F., Zhong, X., &amp; Huang, P.C. (2023). Padding Module: Learning the Padding in Deep </w:t>
+      </w:r>
+    </w:p>
+    <w:p>
+      <w:pPr>
+        <w:pStyle w:val="TextBody"/>
+        <w:bidi w:val="0"/>
+        <w:spacing w:lineRule="auto" w:line="331" w:before="0" w:after="0"/>
+        <w:ind w:right="0" w:hanging="0"/>
+        <w:rPr>
+          <w:rFonts w:ascii="Liberation Serif" w:hAnsi="Liberation Serif"/>
+          <w:b w:val="false"/>
+          <w:i w:val="false"/>
+          <w:caps w:val="false"/>
+          <w:smallCaps w:val="false"/>
+          <w:strike w:val="false"/>
+          <w:dstrike w:val="false"/>
+          <w:color w:val="000000"/>
+          <w:sz w:val="24"/>
+          <w:szCs w:val="24"/>
+          <w:u w:val="none"/>
+          <w:effect w:val="none"/>
+          <w:shd w:fill="auto" w:val="clear"/>
+        </w:rPr>
+      </w:pPr>
+      <w:r>
+        <w:rPr>
+          <w:rFonts w:cs="Times New Roman" w:ascii="Times New Roman" w:hAnsi="Times New Roman"/>
+          <w:b w:val="false"/>
+          <w:i w:val="false"/>
+          <w:caps w:val="false"/>
+          <w:smallCaps w:val="false"/>
+          <w:strike w:val="false"/>
+          <w:dstrike w:val="false"/>
+          <w:color w:val="000000"/>
+          <w:sz w:val="24"/>
+          <w:szCs w:val="24"/>
+          <w:u w:val="none"/>
+          <w:effect w:val="none"/>
+          <w:shd w:fill="auto" w:val="clear"/>
+        </w:rPr>
+        <w:tab/>
+        <w:t>Neural Networks</w:t>
+      </w:r>
+      <w:r>
+        <w:rPr>
+          <w:rStyle w:val="Emphasis"/>
+          <w:rFonts w:cs="Times New Roman" w:ascii="Times New Roman" w:hAnsi="Times New Roman"/>
+          <w:b w:val="false"/>
+          <w:caps w:val="false"/>
+          <w:smallCaps w:val="false"/>
+          <w:strike w:val="false"/>
+          <w:dstrike w:val="false"/>
+          <w:color w:val="000000"/>
+          <w:sz w:val="24"/>
+          <w:szCs w:val="24"/>
+          <w:u w:val="none"/>
+          <w:effect w:val="none"/>
+          <w:shd w:fill="auto" w:val="clear"/>
+        </w:rPr>
+        <w:t>. IEEE Access, 11, 7348-7357.</w:t>
+      </w:r>
+    </w:p>
+    <w:p>
+      <w:pPr>
         <w:pStyle w:val="Normal"/>
         <w:spacing w:lineRule="auto" w:line="480"/>
         <w:rPr>
@@ -17887,7 +20644,38 @@
         <w:rPr>
           <w:rFonts w:cs="Times New Roman" w:ascii="Times New Roman" w:hAnsi="Times New Roman"/>
         </w:rPr>
-        <w:t>Retrieved on: 29 October, 2023</w:t>
+        <w:t>Retrieved on: 29 October, 2023.</w:t>
+      </w:r>
+    </w:p>
+    <w:p>
+      <w:pPr>
+        <w:pStyle w:val="TextBody"/>
+        <w:spacing w:lineRule="auto" w:line="480"/>
+        <w:ind w:right="0" w:hanging="0"/>
+        <w:rPr/>
+      </w:pPr>
+      <w:r>
+        <w:rPr>
+          <w:rFonts w:cs="Times New Roman" w:ascii="Times New Roman" w:hAnsi="Times New Roman"/>
+        </w:rPr>
+        <w:t xml:space="preserve">Nguyen, A.D., Choi, S., Kim, W., Ahn, S., Kim, J., &amp; Lee, S. (2019). Distribution Padding in </w:t>
+        <w:tab/>
+        <w:t xml:space="preserve">Convolutional Neural Networks. In </w:t>
+      </w:r>
+      <w:r>
+        <w:rPr>
+          <w:rStyle w:val="Emphasis"/>
+          <w:rFonts w:cs="Times New Roman" w:ascii="Times New Roman" w:hAnsi="Times New Roman"/>
+        </w:rPr>
+        <w:t xml:space="preserve">2019 IEEE International Conference on Image </w:t>
+        <w:tab/>
+        <w:t>Processing (ICIP)</w:t>
+      </w:r>
+      <w:r>
+        <w:rPr>
+          <w:rFonts w:cs="Times New Roman" w:ascii="Times New Roman" w:hAnsi="Times New Roman"/>
+        </w:rPr>
+        <w:t xml:space="preserve"> (pp. 4275-4279).</w:t>
       </w:r>
     </w:p>
     <w:p>
@@ -17964,8 +20752,83 @@
     </w:p>
     <w:p>
       <w:pPr>
-        <w:pStyle w:val="Normal"/>
-        <w:spacing w:lineRule="auto" w:line="480"/>
+        <w:pStyle w:val="TextBody"/>
+        <w:spacing w:lineRule="auto" w:line="480"/>
+        <w:ind w:right="0" w:hanging="0"/>
+        <w:rPr/>
+      </w:pPr>
+      <w:r>
+        <w:rPr>
+          <w:rFonts w:cs="Times New Roman" w:ascii="Times New Roman" w:hAnsi="Times New Roman"/>
+        </w:rPr>
+        <w:t xml:space="preserve">Reddy, M. D., </w:t>
+      </w:r>
+      <w:r>
+        <w:rPr>
+          <w:rFonts w:cs="Times New Roman" w:ascii="Times New Roman" w:hAnsi="Times New Roman"/>
+        </w:rPr>
+        <w:t>&amp;</w:t>
+      </w:r>
+      <w:r>
+        <w:rPr>
+          <w:rFonts w:cs="Times New Roman" w:ascii="Times New Roman" w:hAnsi="Times New Roman"/>
+        </w:rPr>
+        <w:t xml:space="preserve"> Reddy, S. N. (2019). Effects of Padding on LSTMS and CNNS. Retrieved from: </w:t>
+        <w:tab/>
+        <w:t xml:space="preserve">https://arxiv.org/abs/1903.07288. </w:t>
+      </w:r>
+      <w:r>
+        <w:rPr>
+          <w:rFonts w:cs="Times New Roman" w:ascii="Times New Roman" w:hAnsi="Times New Roman"/>
+        </w:rPr>
+        <w:t>Retrieved on: 28 August, 2024.</w:t>
+      </w:r>
+    </w:p>
+    <w:p>
+      <w:pPr>
+        <w:pStyle w:val="TextBody"/>
+        <w:rPr/>
+      </w:pPr>
+      <w:r>
+        <w:rPr/>
+        <w:t>Rio, L. A., Martin, M., Perera-Lluna, A., &amp; Saidi, R. (2020). Effect Of Sequence Padding</w:t>
+      </w:r>
+    </w:p>
+    <w:p>
+      <w:pPr>
+        <w:pStyle w:val="TextBody"/>
+        <w:spacing w:lineRule="auto" w:line="480"/>
+        <w:ind w:left="0" w:hanging="0"/>
+        <w:rPr/>
+      </w:pPr>
+      <w:r>
+        <w:rPr>
+          <w:rFonts w:cs="Times New Roman" w:ascii="Times New Roman" w:hAnsi="Times New Roman"/>
+        </w:rPr>
+        <w:tab/>
+        <w:t xml:space="preserve">On The Performance Of Deep Learning Models In Archaeal Protein Functional Prediction. </w:t>
+        <w:tab/>
+      </w:r>
+      <w:r>
+        <w:rPr>
+          <w:rFonts w:cs="Times New Roman" w:ascii="Times New Roman" w:hAnsi="Times New Roman"/>
+          <w:i/>
+          <w:iCs/>
+        </w:rPr>
+        <w:t>Scientific Reports</w:t>
+      </w:r>
+      <w:r>
+        <w:rPr>
+          <w:rFonts w:cs="Times New Roman" w:ascii="Times New Roman" w:hAnsi="Times New Roman"/>
+        </w:rPr>
+        <w:t>, 10(14634): n.p.</w:t>
+      </w:r>
+    </w:p>
+    <w:p>
+      <w:pPr>
+        <w:pStyle w:val="Normal"/>
+        <w:spacing w:lineRule="auto" w:line="480"/>
+        <w:ind w:left="0" w:hanging="0"/>
         <w:rPr/>
       </w:pPr>
       <w:r>
@@ -18220,6 +21083,52 @@
     </w:p>
     <w:p>
       <w:pPr>
+        <w:pStyle w:val="TextBody"/>
+        <w:spacing w:lineRule="auto" w:line="480"/>
+        <w:rPr/>
+      </w:pPr>
+      <w:r>
+        <w:rPr>
+          <w:rFonts w:cs="Times New Roman" w:ascii="Times New Roman" w:hAnsi="Times New Roman"/>
+        </w:rPr>
+        <w:t xml:space="preserve">Tang, H., Ortis, A., </w:t>
+      </w:r>
+      <w:r>
+        <w:rPr>
+          <w:rFonts w:cs="Times New Roman" w:ascii="Times New Roman" w:hAnsi="Times New Roman"/>
+        </w:rPr>
+        <w:t>&amp;</w:t>
+      </w:r>
+      <w:r>
+        <w:rPr>
+          <w:rFonts w:cs="Times New Roman" w:ascii="Times New Roman" w:hAnsi="Times New Roman"/>
+        </w:rPr>
+        <w:t xml:space="preserve"> Battiato, S. (2019). The Impact of Padding on Image Classification by </w:t>
+        <w:tab/>
+        <w:t xml:space="preserve">Using </w:t>
+        <w:tab/>
+        <w:t xml:space="preserve">Pre-trained Convolutional Neural Networks. In E. Ricci, S. Rota Bulò, C. Snoek, O. </w:t>
+        <w:tab/>
+        <w:t xml:space="preserve">Lanz, S. Messelodi, &amp; N. Sebe (Eds.), </w:t>
+      </w:r>
+      <w:r>
+        <w:rPr>
+          <w:rFonts w:cs="Times New Roman" w:ascii="Times New Roman" w:hAnsi="Times New Roman"/>
+          <w:i/>
+        </w:rPr>
+        <w:t>Image Analysis and Processing -- ICIAP 2019</w:t>
+      </w:r>
+      <w:r>
+        <w:rPr>
+          <w:rFonts w:cs="Times New Roman" w:ascii="Times New Roman" w:hAnsi="Times New Roman"/>
+        </w:rPr>
+        <w:t xml:space="preserve"> (pp. </w:t>
+        <w:tab/>
+        <w:t>337–344). Cham: Springer International Publishing.</w:t>
+      </w:r>
+    </w:p>
+    <w:p>
+      <w:pPr>
         <w:pStyle w:val="Normal"/>
         <w:spacing w:lineRule="auto" w:line="480"/>
         <w:rPr>
@@ -18694,7 +21603,7 @@
       </w:r>
     </w:p>
     <w:sectPr>
-      <w:footerReference w:type="default" r:id="rId7"/>
+      <w:footerReference w:type="default" r:id="rId13"/>
       <w:type w:val="nextPage"/>
       <w:pgSz w:w="11906" w:h="16838"/>
       <w:pgMar w:left="1134" w:right="1134" w:gutter="0" w:header="0" w:top="1134" w:footer="1134" w:bottom="1693"/>
@@ -18806,7 +21715,7 @@
     </w:r>
     <w:r>
       <w:rPr/>
-      <w:t>28</w:t>
+      <w:t>33</w:t>
     </w:r>
     <w:r>
       <w:rPr/>
@@ -18841,125 +21750,6 @@
   <w:abstractNum w:abstractNumId="1">
     <w:lvl w:ilvl="0">
       <w:start w:val="1"/>
-      <w:numFmt w:val="none"/>
-      <w:suff w:val="nothing"/>
-      <w:lvlText w:val="%1"/>
-      <w:lvlJc w:val="left"/>
-      <w:pPr>
-        <w:tabs>
-          <w:tab w:val="num" w:pos="0"/>
-        </w:tabs>
-        <w:ind w:left="0" w:hanging="0"/>
-      </w:pPr>
-    </w:lvl>
-    <w:lvl w:ilvl="1">
-      <w:start w:val="1"/>
-      <w:numFmt w:val="none"/>
-      <w:suff w:val="nothing"/>
-      <w:lvlText w:val="%2"/>
-      <w:lvlJc w:val="left"/>
-      <w:pPr>
-        <w:tabs>
-          <w:tab w:val="num" w:pos="0"/>
-        </w:tabs>
-        <w:ind w:left="0" w:hanging="0"/>
-      </w:pPr>
-    </w:lvl>
-    <w:lvl w:ilvl="2">
-      <w:start w:val="1"/>
-      <w:numFmt w:val="none"/>
-      <w:suff w:val="nothing"/>
-      <w:lvlText w:val="%3"/>
-      <w:lvlJc w:val="left"/>
-      <w:pPr>
-        <w:tabs>
-          <w:tab w:val="num" w:pos="0"/>
-        </w:tabs>
-        <w:ind w:left="0" w:hanging="0"/>
-      </w:pPr>
-    </w:lvl>
-    <w:lvl w:ilvl="3">
-      <w:start w:val="1"/>
-      <w:numFmt w:val="none"/>
-      <w:suff w:val="nothing"/>
-      <w:lvlText w:val="%4"/>
-      <w:lvlJc w:val="left"/>
-      <w:pPr>
-        <w:tabs>
-          <w:tab w:val="num" w:pos="0"/>
-        </w:tabs>
-        <w:ind w:left="0" w:hanging="0"/>
-      </w:pPr>
-    </w:lvl>
-    <w:lvl w:ilvl="4">
-      <w:start w:val="1"/>
-      <w:numFmt w:val="none"/>
-      <w:suff w:val="nothing"/>
-      <w:lvlText w:val="%5"/>
-      <w:lvlJc w:val="left"/>
-      <w:pPr>
-        <w:tabs>
-          <w:tab w:val="num" w:pos="0"/>
-        </w:tabs>
-        <w:ind w:left="0" w:hanging="0"/>
-      </w:pPr>
-    </w:lvl>
-    <w:lvl w:ilvl="5">
-      <w:start w:val="1"/>
-      <w:numFmt w:val="none"/>
-      <w:suff w:val="nothing"/>
-      <w:lvlText w:val="%6"/>
-      <w:lvlJc w:val="left"/>
-      <w:pPr>
-        <w:tabs>
-          <w:tab w:val="num" w:pos="0"/>
-        </w:tabs>
-        <w:ind w:left="0" w:hanging="0"/>
-      </w:pPr>
-    </w:lvl>
-    <w:lvl w:ilvl="6">
-      <w:start w:val="1"/>
-      <w:numFmt w:val="none"/>
-      <w:suff w:val="nothing"/>
-      <w:lvlText w:val="%7"/>
-      <w:lvlJc w:val="left"/>
-      <w:pPr>
-        <w:tabs>
-          <w:tab w:val="num" w:pos="0"/>
-        </w:tabs>
-        <w:ind w:left="0" w:hanging="0"/>
-      </w:pPr>
-    </w:lvl>
-    <w:lvl w:ilvl="7">
-      <w:start w:val="1"/>
-      <w:numFmt w:val="none"/>
-      <w:suff w:val="nothing"/>
-      <w:lvlText w:val="%8"/>
-      <w:lvlJc w:val="left"/>
-      <w:pPr>
-        <w:tabs>
-          <w:tab w:val="num" w:pos="0"/>
-        </w:tabs>
-        <w:ind w:left="0" w:hanging="0"/>
-      </w:pPr>
-    </w:lvl>
-    <w:lvl w:ilvl="8">
-      <w:start w:val="1"/>
-      <w:numFmt w:val="none"/>
-      <w:suff w:val="nothing"/>
-      <w:lvlText w:val="%9"/>
-      <w:lvlJc w:val="left"/>
-      <w:pPr>
-        <w:tabs>
-          <w:tab w:val="num" w:pos="0"/>
-        </w:tabs>
-        <w:ind w:left="0" w:hanging="0"/>
-      </w:pPr>
-    </w:lvl>
-  </w:abstractNum>
-  <w:abstractNum w:abstractNumId="2">
-    <w:lvl w:ilvl="0">
-      <w:start w:val="1"/>
       <w:numFmt w:val="decimal"/>
       <w:lvlText w:val="%1."/>
       <w:lvlJc w:val="left"/>
@@ -19076,7 +21866,7 @@
       <w:rPr/>
     </w:lvl>
   </w:abstractNum>
-  <w:abstractNum w:abstractNumId="3">
+  <w:abstractNum w:abstractNumId="2">
     <w:lvl w:ilvl="0">
       <w:start w:val="1"/>
       <w:numFmt w:val="upperRoman"/>
@@ -19193,6 +21983,125 @@
         <w:ind w:left="7200" w:hanging="180"/>
       </w:pPr>
       <w:rPr/>
+    </w:lvl>
+  </w:abstractNum>
+  <w:abstractNum w:abstractNumId="3">
+    <w:lvl w:ilvl="0">
+      <w:start w:val="1"/>
+      <w:numFmt w:val="none"/>
+      <w:suff w:val="nothing"/>
+      <w:lvlText w:val=""/>
+      <w:lvlJc w:val="left"/>
+      <w:pPr>
+        <w:tabs>
+          <w:tab w:val="num" w:pos="0"/>
+        </w:tabs>
+        <w:ind w:left="0" w:hanging="0"/>
+      </w:pPr>
+    </w:lvl>
+    <w:lvl w:ilvl="1">
+      <w:start w:val="1"/>
+      <w:numFmt w:val="none"/>
+      <w:suff w:val="nothing"/>
+      <w:lvlText w:val=""/>
+      <w:lvlJc w:val="left"/>
+      <w:pPr>
+        <w:tabs>
+          <w:tab w:val="num" w:pos="0"/>
+        </w:tabs>
+        <w:ind w:left="0" w:hanging="0"/>
+      </w:pPr>
+    </w:lvl>
+    <w:lvl w:ilvl="2">
+      <w:start w:val="1"/>
+      <w:numFmt w:val="none"/>
+      <w:suff w:val="nothing"/>
+      <w:lvlText w:val=""/>
+      <w:lvlJc w:val="left"/>
+      <w:pPr>
+        <w:tabs>
+          <w:tab w:val="num" w:pos="0"/>
+        </w:tabs>
+        <w:ind w:left="0" w:hanging="0"/>
+      </w:pPr>
+    </w:lvl>
+    <w:lvl w:ilvl="3">
+      <w:start w:val="1"/>
+      <w:numFmt w:val="none"/>
+      <w:suff w:val="nothing"/>
+      <w:lvlText w:val=""/>
+      <w:lvlJc w:val="left"/>
+      <w:pPr>
+        <w:tabs>
+          <w:tab w:val="num" w:pos="0"/>
+        </w:tabs>
+        <w:ind w:left="0" w:hanging="0"/>
+      </w:pPr>
+    </w:lvl>
+    <w:lvl w:ilvl="4">
+      <w:start w:val="1"/>
+      <w:numFmt w:val="none"/>
+      <w:suff w:val="nothing"/>
+      <w:lvlText w:val=""/>
+      <w:lvlJc w:val="left"/>
+      <w:pPr>
+        <w:tabs>
+          <w:tab w:val="num" w:pos="0"/>
+        </w:tabs>
+        <w:ind w:left="0" w:hanging="0"/>
+      </w:pPr>
+    </w:lvl>
+    <w:lvl w:ilvl="5">
+      <w:start w:val="1"/>
+      <w:numFmt w:val="none"/>
+      <w:suff w:val="nothing"/>
+      <w:lvlText w:val=""/>
+      <w:lvlJc w:val="left"/>
+      <w:pPr>
+        <w:tabs>
+          <w:tab w:val="num" w:pos="0"/>
+        </w:tabs>
+        <w:ind w:left="0" w:hanging="0"/>
+      </w:pPr>
+    </w:lvl>
+    <w:lvl w:ilvl="6">
+      <w:start w:val="1"/>
+      <w:numFmt w:val="none"/>
+      <w:suff w:val="nothing"/>
+      <w:lvlText w:val=""/>
+      <w:lvlJc w:val="left"/>
+      <w:pPr>
+        <w:tabs>
+          <w:tab w:val="num" w:pos="0"/>
+        </w:tabs>
+        <w:ind w:left="0" w:hanging="0"/>
+      </w:pPr>
+    </w:lvl>
+    <w:lvl w:ilvl="7">
+      <w:start w:val="1"/>
+      <w:numFmt w:val="none"/>
+      <w:suff w:val="nothing"/>
+      <w:lvlText w:val=""/>
+      <w:lvlJc w:val="left"/>
+      <w:pPr>
+        <w:tabs>
+          <w:tab w:val="num" w:pos="0"/>
+        </w:tabs>
+        <w:ind w:left="0" w:hanging="0"/>
+      </w:pPr>
+    </w:lvl>
+    <w:lvl w:ilvl="8">
+      <w:start w:val="1"/>
+      <w:numFmt w:val="none"/>
+      <w:suff w:val="nothing"/>
+      <w:lvlText w:val=""/>
+      <w:lvlJc w:val="left"/>
+      <w:pPr>
+        <w:tabs>
+          <w:tab w:val="num" w:pos="0"/>
+        </w:tabs>
+        <w:ind w:left="0" w:hanging="0"/>
+      </w:pPr>
     </w:lvl>
   </w:abstractNum>
   <w:num w:numId="1">
@@ -19230,9 +22139,7 @@
     <w:pPr>
       <w:widowControl/>
       <w:suppressAutoHyphens w:val="true"/>
-      <w:kinsoku w:val="true"/>
-      <w:overflowPunct w:val="false"/>
-      <w:autoSpaceDE w:val="true"/>
+      <w:overflowPunct w:val="true"/>
       <w:bidi w:val="0"/>
       <w:spacing w:before="0" w:after="0"/>
       <w:jc w:val="left"/>
@@ -19525,6 +22432,13 @@
       <w:szCs w:val="24"/>
     </w:rPr>
   </w:style>
+  <w:style w:type="character" w:styleId="VisitedInternetLink">
+    <w:name w:val="FollowedHyperlink"/>
+    <w:rPr>
+      <w:color w:val="800000"/>
+      <w:u w:val="single"/>
+    </w:rPr>
+  </w:style>
   <w:style w:type="paragraph" w:styleId="Heading">
     <w:name w:val="Heading"/>
     <w:basedOn w:val="Normal"/>
@@ -19677,7 +22591,7 @@
     <w:pPr>
       <w:keepLines/>
       <w:suppressAutoHyphens w:val="false"/>
-      <w:overflowPunct w:val="true"/>
+      <w:overflowPunct w:val="false"/>
       <w:spacing w:lineRule="auto" w:line="259" w:before="240" w:after="0"/>
       <w:outlineLvl w:val="9"/>
     </w:pPr>

--- a/mydocuments/Revision3/Sikolia_Thesis_Revision_3.docx
+++ b/mydocuments/Revision3/Sikolia_Thesis_Revision_3.docx
@@ -1,6 +1,6 @@
 
 <file path=word/document.xml><?xml version="1.0" encoding="utf-8"?>
-<w:document xmlns:wpc="http://schemas.microsoft.com/office/word/2010/wordprocessingCanvas" xmlns:cx="http://schemas.microsoft.com/office/drawing/2014/chartex" xmlns:cx1="http://schemas.microsoft.com/office/drawing/2015/9/8/chartex" xmlns:cx2="http://schemas.microsoft.com/office/drawing/2015/10/21/chartex" xmlns:cx3="http://schemas.microsoft.com/office/drawing/2016/5/9/chartex" xmlns:cx4="http://schemas.microsoft.com/office/drawing/2016/5/10/chartex" xmlns:cx5="http://schemas.microsoft.com/office/drawing/2016/5/11/chartex" xmlns:cx6="http://schemas.microsoft.com/office/drawing/2016/5/12/chartex" xmlns:cx7="http://schemas.microsoft.com/office/drawing/2016/5/13/chartex" xmlns:cx8="http://schemas.microsoft.com/office/drawing/2016/5/14/chartex" xmlns:mc="http://schemas.openxmlformats.org/markup-compatibility/2006" xmlns:aink="http://schemas.microsoft.com/office/drawing/2016/ink" xmlns:am3d="http://schemas.microsoft.com/office/drawing/2017/model3d" xmlns:o="urn:schemas-microsoft-com:office:office" xmlns:oel="http://schemas.microsoft.com/office/2019/extlst" xmlns:r="http://schemas.openxmlformats.org/officeDocument/2006/relationships" xmlns:m="http://schemas.openxmlformats.org/officeDocument/2006/math" xmlns:v="urn:schemas-microsoft-com:vml" xmlns:wp14="http://schemas.microsoft.com/office/word/2010/wordprocessingDrawing" xmlns:wp="http://schemas.openxmlformats.org/drawingml/2006/wordprocessingDrawing" xmlns:w10="urn:schemas-microsoft-com:office:word" xmlns:w="http://schemas.openxmlformats.org/wordprocessingml/2006/main" xmlns:w14="http://schemas.microsoft.com/office/word/2010/wordml" xmlns:w15="http://schemas.microsoft.com/office/word/2012/wordml" xmlns:w16cex="http://schemas.microsoft.com/office/word/2018/wordml/cex" xmlns:w16cid="http://schemas.microsoft.com/office/word/2016/wordml/cid" xmlns:w16="http://schemas.microsoft.com/office/word/2018/wordml" xmlns:w16sdtdh="http://schemas.microsoft.com/office/word/2020/wordml/sdtdatahash" xmlns:w16se="http://schemas.microsoft.com/office/word/2015/wordml/symex" xmlns:wpg="http://schemas.microsoft.com/office/word/2010/wordprocessingGroup" xmlns:wpi="http://schemas.microsoft.com/office/word/2010/wordprocessingInk" xmlns:wne="http://schemas.microsoft.com/office/word/2006/wordml" xmlns:wps="http://schemas.microsoft.com/office/word/2010/wordprocessingShape" mc:Ignorable="w14 w15 w16se w16cid w16 w16cex w16sdtdh wp14">
+<w:document xmlns:wpc="http://schemas.microsoft.com/office/word/2010/wordprocessingCanvas" xmlns:cx="http://schemas.microsoft.com/office/drawing/2014/chartex" xmlns:cx1="http://schemas.microsoft.com/office/drawing/2015/9/8/chartex" xmlns:cx2="http://schemas.microsoft.com/office/drawing/2015/10/21/chartex" xmlns:cx3="http://schemas.microsoft.com/office/drawing/2016/5/9/chartex" xmlns:cx4="http://schemas.microsoft.com/office/drawing/2016/5/10/chartex" xmlns:cx5="http://schemas.microsoft.com/office/drawing/2016/5/11/chartex" xmlns:cx6="http://schemas.microsoft.com/office/drawing/2016/5/12/chartex" xmlns:cx7="http://schemas.microsoft.com/office/drawing/2016/5/13/chartex" xmlns:cx8="http://schemas.microsoft.com/office/drawing/2016/5/14/chartex" xmlns:mc="http://schemas.openxmlformats.org/markup-compatibility/2006" xmlns:aink="http://schemas.microsoft.com/office/drawing/2016/ink" xmlns:am3d="http://schemas.microsoft.com/office/drawing/2017/model3d" xmlns:o="urn:schemas-microsoft-com:office:office" xmlns:oel="http://schemas.microsoft.com/office/2019/extlst" xmlns:r="http://schemas.openxmlformats.org/officeDocument/2006/relationships" xmlns:m="http://schemas.openxmlformats.org/officeDocument/2006/math" xmlns:v="urn:schemas-microsoft-com:vml" xmlns:wp14="http://schemas.microsoft.com/office/word/2010/wordprocessingDrawing" xmlns:wp="http://schemas.openxmlformats.org/drawingml/2006/wordprocessingDrawing" xmlns:w10="urn:schemas-microsoft-com:office:word" xmlns:w="http://schemas.openxmlformats.org/wordprocessingml/2006/main" xmlns:w14="http://schemas.microsoft.com/office/word/2010/wordml" xmlns:w15="http://schemas.microsoft.com/office/word/2012/wordml" xmlns:w16cex="http://schemas.microsoft.com/office/word/2018/wordml/cex" xmlns:w16cid="http://schemas.microsoft.com/office/word/2016/wordml/cid" xmlns:w16="http://schemas.microsoft.com/office/word/2018/wordml" xmlns:w16du="http://schemas.microsoft.com/office/word/2023/wordml/word16du" xmlns:w16sdtdh="http://schemas.microsoft.com/office/word/2020/wordml/sdtdatahash" xmlns:w16se="http://schemas.microsoft.com/office/word/2015/wordml/symex" xmlns:wpg="http://schemas.microsoft.com/office/word/2010/wordprocessingGroup" xmlns:wpi="http://schemas.microsoft.com/office/word/2010/wordprocessingInk" xmlns:wne="http://schemas.microsoft.com/office/word/2006/wordml" xmlns:wps="http://schemas.microsoft.com/office/word/2010/wordprocessingShape" mc:Ignorable="w14 w15 w16se w16cid w16 w16cex w16sdtdh w16du wp14">
   <w:body>
     <w:p>
       <w:pPr>
@@ -190,21 +190,7 @@
         <w:rPr>
           <w:rFonts w:ascii="Times New Roman" w:hAnsi="Times New Roman" w:cs="Times New Roman"/>
         </w:rPr>
-        <w:t xml:space="preserve">Wycliffe </w:t>
-      </w:r>
-      <w:proofErr w:type="spellStart"/>
-      <w:r>
-        <w:rPr>
-          <w:rFonts w:ascii="Times New Roman" w:hAnsi="Times New Roman" w:cs="Times New Roman"/>
-        </w:rPr>
-        <w:t>Atswenje</w:t>
-      </w:r>
-      <w:proofErr w:type="spellEnd"/>
-      <w:r>
-        <w:rPr>
-          <w:rFonts w:ascii="Times New Roman" w:hAnsi="Times New Roman" w:cs="Times New Roman"/>
-        </w:rPr>
-        <w:t xml:space="preserve"> Sikolia</w:t>
+        <w:t>Wycliffe Atswenje Sikolia</w:t>
       </w:r>
     </w:p>
     <w:p>
@@ -286,7 +272,7 @@
           <w:rFonts w:ascii="Times New Roman" w:hAnsi="Times New Roman" w:cs="Times New Roman"/>
         </w:rPr>
       </w:pPr>
-      <w:bookmarkStart w:id="0" w:name="_Toc175766925"/>
+      <w:bookmarkStart w:id="0" w:name="_Toc176814877"/>
       <w:r>
         <w:rPr>
           <w:rFonts w:ascii="Times New Roman" w:hAnsi="Times New Roman" w:cs="Times New Roman"/>
@@ -343,21 +329,7 @@
         <w:rPr>
           <w:rFonts w:ascii="Times New Roman" w:hAnsi="Times New Roman" w:cs="Times New Roman"/>
         </w:rPr>
-        <w:t xml:space="preserve">Wycliffe </w:t>
-      </w:r>
-      <w:proofErr w:type="spellStart"/>
-      <w:r>
-        <w:rPr>
-          <w:rFonts w:ascii="Times New Roman" w:hAnsi="Times New Roman" w:cs="Times New Roman"/>
-        </w:rPr>
-        <w:t>Atswenje</w:t>
-      </w:r>
-      <w:proofErr w:type="spellEnd"/>
-      <w:r>
-        <w:rPr>
-          <w:rFonts w:ascii="Times New Roman" w:hAnsi="Times New Roman" w:cs="Times New Roman"/>
-        </w:rPr>
-        <w:t xml:space="preserve"> Sikolia</w:t>
+        <w:t>Wycliffe Atswenje Sikolia</w:t>
       </w:r>
     </w:p>
     <w:p>
@@ -445,30 +417,8 @@
         <w:rPr>
           <w:rFonts w:ascii="Times New Roman" w:hAnsi="Times New Roman" w:cs="Times New Roman"/>
         </w:rPr>
-        <w:t xml:space="preserve">Dr. Anthony </w:t>
-      </w:r>
-      <w:proofErr w:type="spellStart"/>
-      <w:r>
-        <w:rPr>
-          <w:rFonts w:ascii="Times New Roman" w:hAnsi="Times New Roman" w:cs="Times New Roman"/>
-        </w:rPr>
-        <w:t>Kibira</w:t>
-      </w:r>
-      <w:proofErr w:type="spellEnd"/>
-      <w:r>
-        <w:rPr>
-          <w:rFonts w:ascii="Times New Roman" w:hAnsi="Times New Roman" w:cs="Times New Roman"/>
-        </w:rPr>
-        <w:t xml:space="preserve"> </w:t>
-      </w:r>
-      <w:proofErr w:type="spellStart"/>
-      <w:r>
-        <w:rPr>
-          <w:rFonts w:ascii="Times New Roman" w:hAnsi="Times New Roman" w:cs="Times New Roman"/>
-        </w:rPr>
-        <w:t>Wanjoya</w:t>
-      </w:r>
-      <w:proofErr w:type="spellEnd"/>
+        <w:t>Dr. Anthony Kibira Wanjoya</w:t>
+      </w:r>
     </w:p>
     <w:p>
       <w:pPr>
@@ -539,16 +489,8 @@
         <w:rPr>
           <w:rFonts w:ascii="Times New Roman" w:hAnsi="Times New Roman" w:cs="Times New Roman"/>
         </w:rPr>
-        <w:t xml:space="preserve">Dr. Jane </w:t>
-      </w:r>
-      <w:proofErr w:type="spellStart"/>
-      <w:r>
-        <w:rPr>
-          <w:rFonts w:ascii="Times New Roman" w:hAnsi="Times New Roman" w:cs="Times New Roman"/>
-        </w:rPr>
-        <w:t>Aduda</w:t>
-      </w:r>
-      <w:proofErr w:type="spellEnd"/>
+        <w:t>Dr. Jane Aduda</w:t>
+      </w:r>
     </w:p>
     <w:p>
       <w:pPr>
@@ -620,7 +562,7 @@
           <w:rFonts w:ascii="Times New Roman" w:hAnsi="Times New Roman" w:cs="Times New Roman"/>
         </w:rPr>
       </w:pPr>
-      <w:bookmarkStart w:id="1" w:name="_Toc175766926"/>
+      <w:bookmarkStart w:id="1" w:name="_Toc176814878"/>
       <w:r>
         <w:rPr>
           <w:rFonts w:ascii="Times New Roman" w:hAnsi="Times New Roman" w:cs="Times New Roman"/>
@@ -766,7 +708,7 @@
           <w:rFonts w:ascii="Times New Roman" w:hAnsi="Times New Roman" w:cs="Times New Roman"/>
         </w:rPr>
       </w:pPr>
-      <w:bookmarkStart w:id="2" w:name="_Toc175766927"/>
+      <w:bookmarkStart w:id="2" w:name="_Toc176814879"/>
       <w:r>
         <w:rPr>
           <w:rFonts w:ascii="Times New Roman" w:hAnsi="Times New Roman" w:cs="Times New Roman"/>
@@ -785,49 +727,7 @@
         <w:rPr>
           <w:rFonts w:ascii="Times New Roman" w:hAnsi="Times New Roman" w:cs="Times New Roman"/>
         </w:rPr>
-        <w:t xml:space="preserve">Special regards to my supervisors Dr. Anthony </w:t>
-      </w:r>
-      <w:proofErr w:type="spellStart"/>
-      <w:r>
-        <w:rPr>
-          <w:rFonts w:ascii="Times New Roman" w:hAnsi="Times New Roman" w:cs="Times New Roman"/>
-        </w:rPr>
-        <w:t>Kibira</w:t>
-      </w:r>
-      <w:proofErr w:type="spellEnd"/>
-      <w:r>
-        <w:rPr>
-          <w:rFonts w:ascii="Times New Roman" w:hAnsi="Times New Roman" w:cs="Times New Roman"/>
-        </w:rPr>
-        <w:t xml:space="preserve"> </w:t>
-      </w:r>
-      <w:proofErr w:type="spellStart"/>
-      <w:r>
-        <w:rPr>
-          <w:rFonts w:ascii="Times New Roman" w:hAnsi="Times New Roman" w:cs="Times New Roman"/>
-        </w:rPr>
-        <w:t>Wanjoya</w:t>
-      </w:r>
-      <w:proofErr w:type="spellEnd"/>
-      <w:r>
-        <w:rPr>
-          <w:rFonts w:ascii="Times New Roman" w:hAnsi="Times New Roman" w:cs="Times New Roman"/>
-        </w:rPr>
-        <w:t xml:space="preserve"> and Dr. Jane </w:t>
-      </w:r>
-      <w:proofErr w:type="spellStart"/>
-      <w:r>
-        <w:rPr>
-          <w:rFonts w:ascii="Times New Roman" w:hAnsi="Times New Roman" w:cs="Times New Roman"/>
-        </w:rPr>
-        <w:t>Aduda</w:t>
-      </w:r>
-      <w:proofErr w:type="spellEnd"/>
-      <w:r>
-        <w:rPr>
-          <w:rFonts w:ascii="Times New Roman" w:hAnsi="Times New Roman" w:cs="Times New Roman"/>
-        </w:rPr>
-        <w:t xml:space="preserve"> for their guidance and relentless criticism on this work. Their continuous support, insightful comments, and demand for excellence have played a crucial role in this work. I am particularly grateful to my father whose moral support has been instrumental in my studies. My friends and family have also helped during the course of my studies by reminding me of the need to focus and complete my studies, which is the reason I got this far. Their words of positive affirmation gave me a shoulder to lean on when the going got difficult. I would also like to thank members of the department of statistics and actuarial sciences from the Jomo Kenyatta University of Agriculture and Technology for their support in my studies. Most importantly I would like to thank the almighty God </w:t>
+        <w:t xml:space="preserve">Special regards to my supervisors Dr. Anthony Kibira Wanjoya and Dr. Jane Aduda for their guidance and relentless criticism on this work. Their continuous support, insightful comments, and demand for excellence have played a crucial role in this work. I am particularly grateful to my father whose moral support has been instrumental in my studies. My friends and family have also helped during the course of my studies by reminding me of the need to focus and complete my studies, which is the reason I got this far. Their words of positive affirmation gave me a shoulder to lean on when the going got difficult. I would also like to thank members of the department of statistics and actuarial sciences from the Jomo Kenyatta University of Agriculture and Technology for their support in my studies. Most importantly I would like to thank the almighty God </w:t>
       </w:r>
       <w:r>
         <w:rPr>
@@ -911,7 +811,7 @@
           <w:rFonts w:ascii="Times New Roman" w:hAnsi="Times New Roman" w:cs="Times New Roman"/>
         </w:rPr>
       </w:pPr>
-      <w:bookmarkStart w:id="3" w:name="_Toc175766928"/>
+      <w:bookmarkStart w:id="3" w:name="_Toc176814880"/>
       <w:r>
         <w:rPr>
           <w:rFonts w:ascii="Times New Roman" w:hAnsi="Times New Roman" w:cs="Times New Roman"/>
@@ -1037,30 +937,22 @@
             <w:rPr>
               <w:rFonts w:asciiTheme="minorHAnsi" w:eastAsiaTheme="minorEastAsia" w:hAnsiTheme="minorHAnsi" w:cstheme="minorBidi"/>
               <w:noProof/>
-              <w:kern w:val="0"/>
               <w:sz w:val="22"/>
               <w:szCs w:val="22"/>
               <w:lang w:val="en-KE" w:eastAsia="en-KE" w:bidi="ar-SA"/>
+              <w14:ligatures w14:val="standardContextual"/>
             </w:rPr>
           </w:pPr>
           <w:r>
             <w:fldChar w:fldCharType="begin"/>
           </w:r>
           <w:r>
-            <w:rPr>
-              <w:rStyle w:val="IndexLink"/>
-              <w:rFonts w:ascii="Times New Roman" w:hAnsi="Times New Roman" w:cs="Times New Roman"/>
-            </w:rPr>
             <w:instrText xml:space="preserve"> TOC \o "1-9" \t "Heading 1,1,Heading 2,2,Heading 3,3" \h</w:instrText>
           </w:r>
           <w:r>
-            <w:rPr>
-              <w:rStyle w:val="IndexLink"/>
-              <w:rFonts w:ascii="Times New Roman" w:hAnsi="Times New Roman" w:cs="Times New Roman"/>
-            </w:rPr>
             <w:fldChar w:fldCharType="separate"/>
           </w:r>
-          <w:hyperlink w:anchor="_Toc175766925" w:history="1">
+          <w:hyperlink w:anchor="_Toc176814877" w:history="1">
             <w:r>
               <w:rPr>
                 <w:rStyle w:val="Hyperlink"/>
@@ -1085,7 +977,7 @@
               <w:rPr>
                 <w:noProof/>
               </w:rPr>
-              <w:instrText xml:space="preserve"> PAGEREF _Toc175766925 \h </w:instrText>
+              <w:instrText xml:space="preserve"> PAGEREF _Toc176814877 \h </w:instrText>
             </w:r>
             <w:r>
               <w:rPr>
@@ -1121,13 +1013,13 @@
             <w:rPr>
               <w:rFonts w:asciiTheme="minorHAnsi" w:eastAsiaTheme="minorEastAsia" w:hAnsiTheme="minorHAnsi" w:cstheme="minorBidi"/>
               <w:noProof/>
-              <w:kern w:val="0"/>
               <w:sz w:val="22"/>
               <w:szCs w:val="22"/>
               <w:lang w:val="en-KE" w:eastAsia="en-KE" w:bidi="ar-SA"/>
+              <w14:ligatures w14:val="standardContextual"/>
             </w:rPr>
           </w:pPr>
-          <w:hyperlink w:anchor="_Toc175766926" w:history="1">
+          <w:hyperlink w:anchor="_Toc176814878" w:history="1">
             <w:r>
               <w:rPr>
                 <w:rStyle w:val="Hyperlink"/>
@@ -1152,7 +1044,7 @@
               <w:rPr>
                 <w:noProof/>
               </w:rPr>
-              <w:instrText xml:space="preserve"> PAGEREF _Toc175766926 \h </w:instrText>
+              <w:instrText xml:space="preserve"> PAGEREF _Toc176814878 \h </w:instrText>
             </w:r>
             <w:r>
               <w:rPr>
@@ -1188,13 +1080,13 @@
             <w:rPr>
               <w:rFonts w:asciiTheme="minorHAnsi" w:eastAsiaTheme="minorEastAsia" w:hAnsiTheme="minorHAnsi" w:cstheme="minorBidi"/>
               <w:noProof/>
-              <w:kern w:val="0"/>
               <w:sz w:val="22"/>
               <w:szCs w:val="22"/>
               <w:lang w:val="en-KE" w:eastAsia="en-KE" w:bidi="ar-SA"/>
+              <w14:ligatures w14:val="standardContextual"/>
             </w:rPr>
           </w:pPr>
-          <w:hyperlink w:anchor="_Toc175766927" w:history="1">
+          <w:hyperlink w:anchor="_Toc176814879" w:history="1">
             <w:r>
               <w:rPr>
                 <w:rStyle w:val="Hyperlink"/>
@@ -1219,7 +1111,7 @@
               <w:rPr>
                 <w:noProof/>
               </w:rPr>
-              <w:instrText xml:space="preserve"> PAGEREF _Toc175766927 \h </w:instrText>
+              <w:instrText xml:space="preserve"> PAGEREF _Toc176814879 \h </w:instrText>
             </w:r>
             <w:r>
               <w:rPr>
@@ -1255,13 +1147,13 @@
             <w:rPr>
               <w:rFonts w:asciiTheme="minorHAnsi" w:eastAsiaTheme="minorEastAsia" w:hAnsiTheme="minorHAnsi" w:cstheme="minorBidi"/>
               <w:noProof/>
-              <w:kern w:val="0"/>
               <w:sz w:val="22"/>
               <w:szCs w:val="22"/>
               <w:lang w:val="en-KE" w:eastAsia="en-KE" w:bidi="ar-SA"/>
+              <w14:ligatures w14:val="standardContextual"/>
             </w:rPr>
           </w:pPr>
-          <w:hyperlink w:anchor="_Toc175766928" w:history="1">
+          <w:hyperlink w:anchor="_Toc176814880" w:history="1">
             <w:r>
               <w:rPr>
                 <w:rStyle w:val="Hyperlink"/>
@@ -1286,7 +1178,7 @@
               <w:rPr>
                 <w:noProof/>
               </w:rPr>
-              <w:instrText xml:space="preserve"> PAGEREF _Toc175766928 \h </w:instrText>
+              <w:instrText xml:space="preserve"> PAGEREF _Toc176814880 \h </w:instrText>
             </w:r>
             <w:r>
               <w:rPr>
@@ -1322,13 +1214,13 @@
             <w:rPr>
               <w:rFonts w:asciiTheme="minorHAnsi" w:eastAsiaTheme="minorEastAsia" w:hAnsiTheme="minorHAnsi" w:cstheme="minorBidi"/>
               <w:noProof/>
-              <w:kern w:val="0"/>
               <w:sz w:val="22"/>
               <w:szCs w:val="22"/>
               <w:lang w:val="en-KE" w:eastAsia="en-KE" w:bidi="ar-SA"/>
+              <w14:ligatures w14:val="standardContextual"/>
             </w:rPr>
           </w:pPr>
-          <w:hyperlink w:anchor="_Toc175766929" w:history="1">
+          <w:hyperlink w:anchor="_Toc176814881" w:history="1">
             <w:r>
               <w:rPr>
                 <w:rStyle w:val="Hyperlink"/>
@@ -1353,7 +1245,7 @@
               <w:rPr>
                 <w:noProof/>
               </w:rPr>
-              <w:instrText xml:space="preserve"> PAGEREF _Toc175766929 \h </w:instrText>
+              <w:instrText xml:space="preserve"> PAGEREF _Toc176814881 \h </w:instrText>
             </w:r>
             <w:r>
               <w:rPr>
@@ -1389,13 +1281,13 @@
             <w:rPr>
               <w:rFonts w:asciiTheme="minorHAnsi" w:eastAsiaTheme="minorEastAsia" w:hAnsiTheme="minorHAnsi" w:cstheme="minorBidi"/>
               <w:noProof/>
-              <w:kern w:val="0"/>
               <w:sz w:val="22"/>
               <w:szCs w:val="22"/>
               <w:lang w:val="en-KE" w:eastAsia="en-KE" w:bidi="ar-SA"/>
+              <w14:ligatures w14:val="standardContextual"/>
             </w:rPr>
           </w:pPr>
-          <w:hyperlink w:anchor="_Toc175766930" w:history="1">
+          <w:hyperlink w:anchor="_Toc176814882" w:history="1">
             <w:r>
               <w:rPr>
                 <w:rStyle w:val="Hyperlink"/>
@@ -1420,7 +1312,7 @@
               <w:rPr>
                 <w:noProof/>
               </w:rPr>
-              <w:instrText xml:space="preserve"> PAGEREF _Toc175766930 \h </w:instrText>
+              <w:instrText xml:space="preserve"> PAGEREF _Toc176814882 \h </w:instrText>
             </w:r>
             <w:r>
               <w:rPr>
@@ -1456,13 +1348,13 @@
             <w:rPr>
               <w:rFonts w:asciiTheme="minorHAnsi" w:eastAsiaTheme="minorEastAsia" w:hAnsiTheme="minorHAnsi" w:cstheme="minorBidi"/>
               <w:noProof/>
-              <w:kern w:val="0"/>
               <w:sz w:val="22"/>
               <w:szCs w:val="22"/>
               <w:lang w:val="en-KE" w:eastAsia="en-KE" w:bidi="ar-SA"/>
+              <w14:ligatures w14:val="standardContextual"/>
             </w:rPr>
           </w:pPr>
-          <w:hyperlink w:anchor="_Toc175766931" w:history="1">
+          <w:hyperlink w:anchor="_Toc176814883" w:history="1">
             <w:r>
               <w:rPr>
                 <w:rStyle w:val="Hyperlink"/>
@@ -1486,7 +1378,7 @@
               <w:rPr>
                 <w:noProof/>
               </w:rPr>
-              <w:instrText xml:space="preserve"> PAGEREF _Toc175766931 \h </w:instrText>
+              <w:instrText xml:space="preserve"> PAGEREF _Toc176814883 \h </w:instrText>
             </w:r>
             <w:r>
               <w:rPr>
@@ -1522,13 +1414,13 @@
             <w:rPr>
               <w:rFonts w:asciiTheme="minorHAnsi" w:eastAsiaTheme="minorEastAsia" w:hAnsiTheme="minorHAnsi" w:cstheme="minorBidi"/>
               <w:noProof/>
-              <w:kern w:val="0"/>
               <w:sz w:val="22"/>
               <w:szCs w:val="22"/>
               <w:lang w:val="en-KE" w:eastAsia="en-KE" w:bidi="ar-SA"/>
+              <w14:ligatures w14:val="standardContextual"/>
             </w:rPr>
           </w:pPr>
-          <w:hyperlink w:anchor="_Toc175766932" w:history="1">
+          <w:hyperlink w:anchor="_Toc176814884" w:history="1">
             <w:r>
               <w:rPr>
                 <w:rStyle w:val="Hyperlink"/>
@@ -1553,7 +1445,7 @@
               <w:rPr>
                 <w:noProof/>
               </w:rPr>
-              <w:instrText xml:space="preserve"> PAGEREF _Toc175766932 \h </w:instrText>
+              <w:instrText xml:space="preserve"> PAGEREF _Toc176814884 \h </w:instrText>
             </w:r>
             <w:r>
               <w:rPr>
@@ -1589,13 +1481,13 @@
             <w:rPr>
               <w:rFonts w:asciiTheme="minorHAnsi" w:eastAsiaTheme="minorEastAsia" w:hAnsiTheme="minorHAnsi" w:cstheme="minorBidi"/>
               <w:noProof/>
-              <w:kern w:val="0"/>
               <w:sz w:val="22"/>
               <w:szCs w:val="22"/>
               <w:lang w:val="en-KE" w:eastAsia="en-KE" w:bidi="ar-SA"/>
+              <w14:ligatures w14:val="standardContextual"/>
             </w:rPr>
           </w:pPr>
-          <w:hyperlink w:anchor="_Toc175766933" w:history="1">
+          <w:hyperlink w:anchor="_Toc176814885" w:history="1">
             <w:r>
               <w:rPr>
                 <w:rStyle w:val="Hyperlink"/>
@@ -1620,7 +1512,7 @@
               <w:rPr>
                 <w:noProof/>
               </w:rPr>
-              <w:instrText xml:space="preserve"> PAGEREF _Toc175766933 \h </w:instrText>
+              <w:instrText xml:space="preserve"> PAGEREF _Toc176814885 \h </w:instrText>
             </w:r>
             <w:r>
               <w:rPr>
@@ -1656,13 +1548,13 @@
             <w:rPr>
               <w:rFonts w:asciiTheme="minorHAnsi" w:eastAsiaTheme="minorEastAsia" w:hAnsiTheme="minorHAnsi" w:cstheme="minorBidi"/>
               <w:noProof/>
-              <w:kern w:val="0"/>
               <w:sz w:val="22"/>
               <w:szCs w:val="22"/>
               <w:lang w:val="en-KE" w:eastAsia="en-KE" w:bidi="ar-SA"/>
+              <w14:ligatures w14:val="standardContextual"/>
             </w:rPr>
           </w:pPr>
-          <w:hyperlink w:anchor="_Toc175766934" w:history="1">
+          <w:hyperlink w:anchor="_Toc176814886" w:history="1">
             <w:r>
               <w:rPr>
                 <w:rStyle w:val="Hyperlink"/>
@@ -1687,7 +1579,7 @@
               <w:rPr>
                 <w:noProof/>
               </w:rPr>
-              <w:instrText xml:space="preserve"> PAGEREF _Toc175766934 \h </w:instrText>
+              <w:instrText xml:space="preserve"> PAGEREF _Toc176814886 \h </w:instrText>
             </w:r>
             <w:r>
               <w:rPr>
@@ -1723,13 +1615,13 @@
             <w:rPr>
               <w:rFonts w:asciiTheme="minorHAnsi" w:eastAsiaTheme="minorEastAsia" w:hAnsiTheme="minorHAnsi" w:cstheme="minorBidi"/>
               <w:noProof/>
-              <w:kern w:val="0"/>
               <w:sz w:val="22"/>
               <w:szCs w:val="22"/>
               <w:lang w:val="en-KE" w:eastAsia="en-KE" w:bidi="ar-SA"/>
+              <w14:ligatures w14:val="standardContextual"/>
             </w:rPr>
           </w:pPr>
-          <w:hyperlink w:anchor="_Toc175766935" w:history="1">
+          <w:hyperlink w:anchor="_Toc176814887" w:history="1">
             <w:r>
               <w:rPr>
                 <w:rStyle w:val="Hyperlink"/>
@@ -1754,7 +1646,7 @@
               <w:rPr>
                 <w:noProof/>
               </w:rPr>
-              <w:instrText xml:space="preserve"> PAGEREF _Toc175766935 \h </w:instrText>
+              <w:instrText xml:space="preserve"> PAGEREF _Toc176814887 \h </w:instrText>
             </w:r>
             <w:r>
               <w:rPr>
@@ -1790,13 +1682,13 @@
             <w:rPr>
               <w:rFonts w:asciiTheme="minorHAnsi" w:eastAsiaTheme="minorEastAsia" w:hAnsiTheme="minorHAnsi" w:cstheme="minorBidi"/>
               <w:noProof/>
-              <w:kern w:val="0"/>
               <w:sz w:val="22"/>
               <w:szCs w:val="22"/>
               <w:lang w:val="en-KE" w:eastAsia="en-KE" w:bidi="ar-SA"/>
+              <w14:ligatures w14:val="standardContextual"/>
             </w:rPr>
           </w:pPr>
-          <w:hyperlink w:anchor="_Toc175766936" w:history="1">
+          <w:hyperlink w:anchor="_Toc176814888" w:history="1">
             <w:r>
               <w:rPr>
                 <w:rStyle w:val="Hyperlink"/>
@@ -1821,7 +1713,7 @@
               <w:rPr>
                 <w:noProof/>
               </w:rPr>
-              <w:instrText xml:space="preserve"> PAGEREF _Toc175766936 \h </w:instrText>
+              <w:instrText xml:space="preserve"> PAGEREF _Toc176814888 \h </w:instrText>
             </w:r>
             <w:r>
               <w:rPr>
@@ -1857,13 +1749,13 @@
             <w:rPr>
               <w:rFonts w:asciiTheme="minorHAnsi" w:eastAsiaTheme="minorEastAsia" w:hAnsiTheme="minorHAnsi" w:cstheme="minorBidi"/>
               <w:noProof/>
-              <w:kern w:val="0"/>
               <w:sz w:val="22"/>
               <w:szCs w:val="22"/>
               <w:lang w:val="en-KE" w:eastAsia="en-KE" w:bidi="ar-SA"/>
+              <w14:ligatures w14:val="standardContextual"/>
             </w:rPr>
           </w:pPr>
-          <w:hyperlink w:anchor="_Toc175766937" w:history="1">
+          <w:hyperlink w:anchor="_Toc176814889" w:history="1">
             <w:r>
               <w:rPr>
                 <w:rStyle w:val="Hyperlink"/>
@@ -1888,7 +1780,7 @@
               <w:rPr>
                 <w:noProof/>
               </w:rPr>
-              <w:instrText xml:space="preserve"> PAGEREF _Toc175766937 \h </w:instrText>
+              <w:instrText xml:space="preserve"> PAGEREF _Toc176814889 \h </w:instrText>
             </w:r>
             <w:r>
               <w:rPr>
@@ -1924,13 +1816,13 @@
             <w:rPr>
               <w:rFonts w:asciiTheme="minorHAnsi" w:eastAsiaTheme="minorEastAsia" w:hAnsiTheme="minorHAnsi" w:cstheme="minorBidi"/>
               <w:noProof/>
-              <w:kern w:val="0"/>
               <w:sz w:val="22"/>
               <w:szCs w:val="22"/>
               <w:lang w:val="en-KE" w:eastAsia="en-KE" w:bidi="ar-SA"/>
+              <w14:ligatures w14:val="standardContextual"/>
             </w:rPr>
           </w:pPr>
-          <w:hyperlink w:anchor="_Toc175766938" w:history="1">
+          <w:hyperlink w:anchor="_Toc176814890" w:history="1">
             <w:r>
               <w:rPr>
                 <w:rStyle w:val="Hyperlink"/>
@@ -1955,7 +1847,7 @@
               <w:rPr>
                 <w:noProof/>
               </w:rPr>
-              <w:instrText xml:space="preserve"> PAGEREF _Toc175766938 \h </w:instrText>
+              <w:instrText xml:space="preserve"> PAGEREF _Toc176814890 \h </w:instrText>
             </w:r>
             <w:r>
               <w:rPr>
@@ -1991,13 +1883,13 @@
             <w:rPr>
               <w:rFonts w:asciiTheme="minorHAnsi" w:eastAsiaTheme="minorEastAsia" w:hAnsiTheme="minorHAnsi" w:cstheme="minorBidi"/>
               <w:noProof/>
-              <w:kern w:val="0"/>
               <w:sz w:val="22"/>
               <w:szCs w:val="22"/>
               <w:lang w:val="en-KE" w:eastAsia="en-KE" w:bidi="ar-SA"/>
+              <w14:ligatures w14:val="standardContextual"/>
             </w:rPr>
           </w:pPr>
-          <w:hyperlink w:anchor="_Toc175766939" w:history="1">
+          <w:hyperlink w:anchor="_Toc176814891" w:history="1">
             <w:r>
               <w:rPr>
                 <w:rStyle w:val="Hyperlink"/>
@@ -2022,7 +1914,7 @@
               <w:rPr>
                 <w:noProof/>
               </w:rPr>
-              <w:instrText xml:space="preserve"> PAGEREF _Toc175766939 \h </w:instrText>
+              <w:instrText xml:space="preserve"> PAGEREF _Toc176814891 \h </w:instrText>
             </w:r>
             <w:r>
               <w:rPr>
@@ -2058,13 +1950,13 @@
             <w:rPr>
               <w:rFonts w:asciiTheme="minorHAnsi" w:eastAsiaTheme="minorEastAsia" w:hAnsiTheme="minorHAnsi" w:cstheme="minorBidi"/>
               <w:noProof/>
-              <w:kern w:val="0"/>
               <w:sz w:val="22"/>
               <w:szCs w:val="22"/>
               <w:lang w:val="en-KE" w:eastAsia="en-KE" w:bidi="ar-SA"/>
+              <w14:ligatures w14:val="standardContextual"/>
             </w:rPr>
           </w:pPr>
-          <w:hyperlink w:anchor="_Toc175766940" w:history="1">
+          <w:hyperlink w:anchor="_Toc176814892" w:history="1">
             <w:r>
               <w:rPr>
                 <w:rStyle w:val="Hyperlink"/>
@@ -2089,7 +1981,7 @@
               <w:rPr>
                 <w:noProof/>
               </w:rPr>
-              <w:instrText xml:space="preserve"> PAGEREF _Toc175766940 \h </w:instrText>
+              <w:instrText xml:space="preserve"> PAGEREF _Toc176814892 \h </w:instrText>
             </w:r>
             <w:r>
               <w:rPr>
@@ -2125,13 +2017,13 @@
             <w:rPr>
               <w:rFonts w:asciiTheme="minorHAnsi" w:eastAsiaTheme="minorEastAsia" w:hAnsiTheme="minorHAnsi" w:cstheme="minorBidi"/>
               <w:noProof/>
-              <w:kern w:val="0"/>
               <w:sz w:val="22"/>
               <w:szCs w:val="22"/>
               <w:lang w:val="en-KE" w:eastAsia="en-KE" w:bidi="ar-SA"/>
+              <w14:ligatures w14:val="standardContextual"/>
             </w:rPr>
           </w:pPr>
-          <w:hyperlink w:anchor="_Toc175766941" w:history="1">
+          <w:hyperlink w:anchor="_Toc176814893" w:history="1">
             <w:r>
               <w:rPr>
                 <w:rStyle w:val="Hyperlink"/>
@@ -2156,7 +2048,7 @@
               <w:rPr>
                 <w:noProof/>
               </w:rPr>
-              <w:instrText xml:space="preserve"> PAGEREF _Toc175766941 \h </w:instrText>
+              <w:instrText xml:space="preserve"> PAGEREF _Toc176814893 \h </w:instrText>
             </w:r>
             <w:r>
               <w:rPr>
@@ -2192,13 +2084,13 @@
             <w:rPr>
               <w:rFonts w:asciiTheme="minorHAnsi" w:eastAsiaTheme="minorEastAsia" w:hAnsiTheme="minorHAnsi" w:cstheme="minorBidi"/>
               <w:noProof/>
-              <w:kern w:val="0"/>
               <w:sz w:val="22"/>
               <w:szCs w:val="22"/>
               <w:lang w:val="en-KE" w:eastAsia="en-KE" w:bidi="ar-SA"/>
+              <w14:ligatures w14:val="standardContextual"/>
             </w:rPr>
           </w:pPr>
-          <w:hyperlink w:anchor="_Toc175766942" w:history="1">
+          <w:hyperlink w:anchor="_Toc176814894" w:history="1">
             <w:r>
               <w:rPr>
                 <w:rStyle w:val="Hyperlink"/>
@@ -2223,7 +2115,7 @@
               <w:rPr>
                 <w:noProof/>
               </w:rPr>
-              <w:instrText xml:space="preserve"> PAGEREF _Toc175766942 \h </w:instrText>
+              <w:instrText xml:space="preserve"> PAGEREF _Toc176814894 \h </w:instrText>
             </w:r>
             <w:r>
               <w:rPr>
@@ -2259,13 +2151,13 @@
             <w:rPr>
               <w:rFonts w:asciiTheme="minorHAnsi" w:eastAsiaTheme="minorEastAsia" w:hAnsiTheme="minorHAnsi" w:cstheme="minorBidi"/>
               <w:noProof/>
-              <w:kern w:val="0"/>
               <w:sz w:val="22"/>
               <w:szCs w:val="22"/>
               <w:lang w:val="en-KE" w:eastAsia="en-KE" w:bidi="ar-SA"/>
+              <w14:ligatures w14:val="standardContextual"/>
             </w:rPr>
           </w:pPr>
-          <w:hyperlink w:anchor="_Toc175766943" w:history="1">
+          <w:hyperlink w:anchor="_Toc176814895" w:history="1">
             <w:r>
               <w:rPr>
                 <w:rStyle w:val="Hyperlink"/>
@@ -2290,7 +2182,7 @@
               <w:rPr>
                 <w:noProof/>
               </w:rPr>
-              <w:instrText xml:space="preserve"> PAGEREF _Toc175766943 \h </w:instrText>
+              <w:instrText xml:space="preserve"> PAGEREF _Toc176814895 \h </w:instrText>
             </w:r>
             <w:r>
               <w:rPr>
@@ -2326,13 +2218,13 @@
             <w:rPr>
               <w:rFonts w:asciiTheme="minorHAnsi" w:eastAsiaTheme="minorEastAsia" w:hAnsiTheme="minorHAnsi" w:cstheme="minorBidi"/>
               <w:noProof/>
-              <w:kern w:val="0"/>
               <w:sz w:val="22"/>
               <w:szCs w:val="22"/>
               <w:lang w:val="en-KE" w:eastAsia="en-KE" w:bidi="ar-SA"/>
+              <w14:ligatures w14:val="standardContextual"/>
             </w:rPr>
           </w:pPr>
-          <w:hyperlink w:anchor="_Toc175766944" w:history="1">
+          <w:hyperlink w:anchor="_Toc176814896" w:history="1">
             <w:r>
               <w:rPr>
                 <w:rStyle w:val="Hyperlink"/>
@@ -2357,7 +2249,7 @@
               <w:rPr>
                 <w:noProof/>
               </w:rPr>
-              <w:instrText xml:space="preserve"> PAGEREF _Toc175766944 \h </w:instrText>
+              <w:instrText xml:space="preserve"> PAGEREF _Toc176814896 \h </w:instrText>
             </w:r>
             <w:r>
               <w:rPr>
@@ -2391,10 +2283,15 @@
               <w:tab w:val="right" w:pos="9628"/>
             </w:tabs>
             <w:rPr>
+              <w:rFonts w:asciiTheme="minorHAnsi" w:eastAsiaTheme="minorEastAsia" w:hAnsiTheme="minorHAnsi" w:cstheme="minorBidi"/>
               <w:noProof/>
+              <w:sz w:val="22"/>
+              <w:szCs w:val="22"/>
+              <w:lang w:val="en-KE" w:eastAsia="en-KE" w:bidi="ar-SA"/>
+              <w14:ligatures w14:val="standardContextual"/>
             </w:rPr>
           </w:pPr>
-          <w:hyperlink w:anchor="_Toc175766945" w:history="1">
+          <w:hyperlink w:anchor="_Toc176814897" w:history="1">
             <w:r>
               <w:rPr>
                 <w:rStyle w:val="Hyperlink"/>
@@ -2419,7 +2316,7 @@
               <w:rPr>
                 <w:noProof/>
               </w:rPr>
-              <w:instrText xml:space="preserve"> PAGEREF _Toc175766945 \h </w:instrText>
+              <w:instrText xml:space="preserve"> PAGEREF _Toc176814897 \h </w:instrText>
             </w:r>
             <w:r>
               <w:rPr>
@@ -2453,10 +2350,15 @@
               <w:tab w:val="right" w:pos="9628"/>
             </w:tabs>
             <w:rPr>
+              <w:rFonts w:asciiTheme="minorHAnsi" w:eastAsiaTheme="minorEastAsia" w:hAnsiTheme="minorHAnsi" w:cstheme="minorBidi"/>
               <w:noProof/>
+              <w:sz w:val="22"/>
+              <w:szCs w:val="22"/>
+              <w:lang w:val="en-KE" w:eastAsia="en-KE" w:bidi="ar-SA"/>
+              <w14:ligatures w14:val="standardContextual"/>
             </w:rPr>
           </w:pPr>
-          <w:hyperlink w:anchor="_Toc175766946" w:history="1">
+          <w:hyperlink w:anchor="_Toc176814898" w:history="1">
             <w:r>
               <w:rPr>
                 <w:rStyle w:val="Hyperlink"/>
@@ -2481,7 +2383,7 @@
               <w:rPr>
                 <w:noProof/>
               </w:rPr>
-              <w:instrText xml:space="preserve"> PAGEREF _Toc175766946 \h </w:instrText>
+              <w:instrText xml:space="preserve"> PAGEREF _Toc176814898 \h </w:instrText>
             </w:r>
             <w:r>
               <w:rPr>
@@ -2515,10 +2417,15 @@
               <w:tab w:val="right" w:pos="9628"/>
             </w:tabs>
             <w:rPr>
+              <w:rFonts w:asciiTheme="minorHAnsi" w:eastAsiaTheme="minorEastAsia" w:hAnsiTheme="minorHAnsi" w:cstheme="minorBidi"/>
               <w:noProof/>
+              <w:sz w:val="22"/>
+              <w:szCs w:val="22"/>
+              <w:lang w:val="en-KE" w:eastAsia="en-KE" w:bidi="ar-SA"/>
+              <w14:ligatures w14:val="standardContextual"/>
             </w:rPr>
           </w:pPr>
-          <w:hyperlink w:anchor="_Toc175766947" w:history="1">
+          <w:hyperlink w:anchor="_Toc176814899" w:history="1">
             <w:r>
               <w:rPr>
                 <w:rStyle w:val="Hyperlink"/>
@@ -2543,7 +2450,7 @@
               <w:rPr>
                 <w:noProof/>
               </w:rPr>
-              <w:instrText xml:space="preserve"> PAGEREF _Toc175766947 \h </w:instrText>
+              <w:instrText xml:space="preserve"> PAGEREF _Toc176814899 \h </w:instrText>
             </w:r>
             <w:r>
               <w:rPr>
@@ -2577,10 +2484,15 @@
               <w:tab w:val="right" w:pos="9628"/>
             </w:tabs>
             <w:rPr>
+              <w:rFonts w:asciiTheme="minorHAnsi" w:eastAsiaTheme="minorEastAsia" w:hAnsiTheme="minorHAnsi" w:cstheme="minorBidi"/>
               <w:noProof/>
+              <w:sz w:val="22"/>
+              <w:szCs w:val="22"/>
+              <w:lang w:val="en-KE" w:eastAsia="en-KE" w:bidi="ar-SA"/>
+              <w14:ligatures w14:val="standardContextual"/>
             </w:rPr>
           </w:pPr>
-          <w:hyperlink w:anchor="_Toc175766948" w:history="1">
+          <w:hyperlink w:anchor="_Toc176814900" w:history="1">
             <w:r>
               <w:rPr>
                 <w:rStyle w:val="Hyperlink"/>
@@ -2605,7 +2517,7 @@
               <w:rPr>
                 <w:noProof/>
               </w:rPr>
-              <w:instrText xml:space="preserve"> PAGEREF _Toc175766948 \h </w:instrText>
+              <w:instrText xml:space="preserve"> PAGEREF _Toc176814900 \h </w:instrText>
             </w:r>
             <w:r>
               <w:rPr>
@@ -2639,10 +2551,15 @@
               <w:tab w:val="right" w:pos="9628"/>
             </w:tabs>
             <w:rPr>
+              <w:rFonts w:asciiTheme="minorHAnsi" w:eastAsiaTheme="minorEastAsia" w:hAnsiTheme="minorHAnsi" w:cstheme="minorBidi"/>
               <w:noProof/>
+              <w:sz w:val="22"/>
+              <w:szCs w:val="22"/>
+              <w:lang w:val="en-KE" w:eastAsia="en-KE" w:bidi="ar-SA"/>
+              <w14:ligatures w14:val="standardContextual"/>
             </w:rPr>
           </w:pPr>
-          <w:hyperlink w:anchor="_Toc175766949" w:history="1">
+          <w:hyperlink w:anchor="_Toc176814901" w:history="1">
             <w:r>
               <w:rPr>
                 <w:rStyle w:val="Hyperlink"/>
@@ -2667,7 +2584,7 @@
               <w:rPr>
                 <w:noProof/>
               </w:rPr>
-              <w:instrText xml:space="preserve"> PAGEREF _Toc175766949 \h </w:instrText>
+              <w:instrText xml:space="preserve"> PAGEREF _Toc176814901 \h </w:instrText>
             </w:r>
             <w:r>
               <w:rPr>
@@ -2701,10 +2618,15 @@
               <w:tab w:val="right" w:pos="9628"/>
             </w:tabs>
             <w:rPr>
+              <w:rFonts w:asciiTheme="minorHAnsi" w:eastAsiaTheme="minorEastAsia" w:hAnsiTheme="minorHAnsi" w:cstheme="minorBidi"/>
               <w:noProof/>
+              <w:sz w:val="22"/>
+              <w:szCs w:val="22"/>
+              <w:lang w:val="en-KE" w:eastAsia="en-KE" w:bidi="ar-SA"/>
+              <w14:ligatures w14:val="standardContextual"/>
             </w:rPr>
           </w:pPr>
-          <w:hyperlink w:anchor="_Toc175766950" w:history="1">
+          <w:hyperlink w:anchor="_Toc176814902" w:history="1">
             <w:r>
               <w:rPr>
                 <w:rStyle w:val="Hyperlink"/>
@@ -2729,7 +2651,7 @@
               <w:rPr>
                 <w:noProof/>
               </w:rPr>
-              <w:instrText xml:space="preserve"> PAGEREF _Toc175766950 \h </w:instrText>
+              <w:instrText xml:space="preserve"> PAGEREF _Toc176814902 \h </w:instrText>
             </w:r>
             <w:r>
               <w:rPr>
@@ -2765,13 +2687,13 @@
             <w:rPr>
               <w:rFonts w:asciiTheme="minorHAnsi" w:eastAsiaTheme="minorEastAsia" w:hAnsiTheme="minorHAnsi" w:cstheme="minorBidi"/>
               <w:noProof/>
-              <w:kern w:val="0"/>
               <w:sz w:val="22"/>
               <w:szCs w:val="22"/>
               <w:lang w:val="en-KE" w:eastAsia="en-KE" w:bidi="ar-SA"/>
+              <w14:ligatures w14:val="standardContextual"/>
             </w:rPr>
           </w:pPr>
-          <w:hyperlink w:anchor="_Toc175766951" w:history="1">
+          <w:hyperlink w:anchor="_Toc176814903" w:history="1">
             <w:r>
               <w:rPr>
                 <w:rStyle w:val="Hyperlink"/>
@@ -2796,7 +2718,7 @@
               <w:rPr>
                 <w:noProof/>
               </w:rPr>
-              <w:instrText xml:space="preserve"> PAGEREF _Toc175766951 \h </w:instrText>
+              <w:instrText xml:space="preserve"> PAGEREF _Toc176814903 \h </w:instrText>
             </w:r>
             <w:r>
               <w:rPr>
@@ -2830,10 +2752,15 @@
               <w:tab w:val="right" w:pos="9628"/>
             </w:tabs>
             <w:rPr>
+              <w:rFonts w:asciiTheme="minorHAnsi" w:eastAsiaTheme="minorEastAsia" w:hAnsiTheme="minorHAnsi" w:cstheme="minorBidi"/>
               <w:noProof/>
+              <w:sz w:val="22"/>
+              <w:szCs w:val="22"/>
+              <w:lang w:val="en-KE" w:eastAsia="en-KE" w:bidi="ar-SA"/>
+              <w14:ligatures w14:val="standardContextual"/>
             </w:rPr>
           </w:pPr>
-          <w:hyperlink w:anchor="_Toc175766952" w:history="1">
+          <w:hyperlink w:anchor="_Toc176814904" w:history="1">
             <w:r>
               <w:rPr>
                 <w:rStyle w:val="Hyperlink"/>
@@ -2858,7 +2785,7 @@
               <w:rPr>
                 <w:noProof/>
               </w:rPr>
-              <w:instrText xml:space="preserve"> PAGEREF _Toc175766952 \h </w:instrText>
+              <w:instrText xml:space="preserve"> PAGEREF _Toc176814904 \h </w:instrText>
             </w:r>
             <w:r>
               <w:rPr>
@@ -2892,10 +2819,15 @@
               <w:tab w:val="right" w:pos="9628"/>
             </w:tabs>
             <w:rPr>
+              <w:rFonts w:asciiTheme="minorHAnsi" w:eastAsiaTheme="minorEastAsia" w:hAnsiTheme="minorHAnsi" w:cstheme="minorBidi"/>
               <w:noProof/>
+              <w:sz w:val="22"/>
+              <w:szCs w:val="22"/>
+              <w:lang w:val="en-KE" w:eastAsia="en-KE" w:bidi="ar-SA"/>
+              <w14:ligatures w14:val="standardContextual"/>
             </w:rPr>
           </w:pPr>
-          <w:hyperlink w:anchor="_Toc175766953" w:history="1">
+          <w:hyperlink w:anchor="_Toc176814905" w:history="1">
             <w:r>
               <w:rPr>
                 <w:rStyle w:val="Hyperlink"/>
@@ -2920,7 +2852,7 @@
               <w:rPr>
                 <w:noProof/>
               </w:rPr>
-              <w:instrText xml:space="preserve"> PAGEREF _Toc175766953 \h </w:instrText>
+              <w:instrText xml:space="preserve"> PAGEREF _Toc176814905 \h </w:instrText>
             </w:r>
             <w:r>
               <w:rPr>
@@ -2956,20 +2888,20 @@
             <w:rPr>
               <w:rFonts w:asciiTheme="minorHAnsi" w:eastAsiaTheme="minorEastAsia" w:hAnsiTheme="minorHAnsi" w:cstheme="minorBidi"/>
               <w:noProof/>
-              <w:kern w:val="0"/>
               <w:sz w:val="22"/>
               <w:szCs w:val="22"/>
               <w:lang w:val="en-KE" w:eastAsia="en-KE" w:bidi="ar-SA"/>
+              <w14:ligatures w14:val="standardContextual"/>
             </w:rPr>
           </w:pPr>
-          <w:hyperlink w:anchor="_Toc175766954" w:history="1">
+          <w:hyperlink w:anchor="_Toc176814906" w:history="1">
             <w:r>
               <w:rPr>
                 <w:rStyle w:val="Hyperlink"/>
                 <w:rFonts w:ascii="Times New Roman" w:hAnsi="Times New Roman" w:cs="Times New Roman"/>
                 <w:noProof/>
               </w:rPr>
-              <w:t>2.3 Artificial Neural Networks</w:t>
+              <w:t>2.3.1 Types Neural Networks</w:t>
             </w:r>
             <w:r>
               <w:rPr>
@@ -2987,7 +2919,7 @@
               <w:rPr>
                 <w:noProof/>
               </w:rPr>
-              <w:instrText xml:space="preserve"> PAGEREF _Toc175766954 \h </w:instrText>
+              <w:instrText xml:space="preserve"> PAGEREF _Toc176814906 \h </w:instrText>
             </w:r>
             <w:r>
               <w:rPr>
@@ -3005,6 +2937,271 @@
                 <w:noProof/>
               </w:rPr>
               <w:t>11</w:t>
+            </w:r>
+            <w:r>
+              <w:rPr>
+                <w:noProof/>
+              </w:rPr>
+              <w:fldChar w:fldCharType="end"/>
+            </w:r>
+          </w:hyperlink>
+        </w:p>
+        <w:p>
+          <w:pPr>
+            <w:pStyle w:val="TOC3"/>
+            <w:tabs>
+              <w:tab w:val="right" w:pos="9628"/>
+            </w:tabs>
+            <w:rPr>
+              <w:rFonts w:asciiTheme="minorHAnsi" w:eastAsiaTheme="minorEastAsia" w:hAnsiTheme="minorHAnsi" w:cstheme="minorBidi"/>
+              <w:noProof/>
+              <w:sz w:val="22"/>
+              <w:szCs w:val="22"/>
+              <w:lang w:val="en-KE" w:eastAsia="en-KE" w:bidi="ar-SA"/>
+              <w14:ligatures w14:val="standardContextual"/>
+            </w:rPr>
+          </w:pPr>
+          <w:hyperlink w:anchor="_Toc176814907" w:history="1">
+            <w:r>
+              <w:rPr>
+                <w:rStyle w:val="Hyperlink"/>
+                <w:rFonts w:ascii="Times New Roman" w:hAnsi="Times New Roman" w:cs="Times New Roman"/>
+                <w:noProof/>
+              </w:rPr>
+              <w:t>2.3.1.0 Multiple Layer Neural Network</w:t>
+            </w:r>
+            <w:r>
+              <w:rPr>
+                <w:noProof/>
+              </w:rPr>
+              <w:tab/>
+            </w:r>
+            <w:r>
+              <w:rPr>
+                <w:noProof/>
+              </w:rPr>
+              <w:fldChar w:fldCharType="begin"/>
+            </w:r>
+            <w:r>
+              <w:rPr>
+                <w:noProof/>
+              </w:rPr>
+              <w:instrText xml:space="preserve"> PAGEREF _Toc176814907 \h </w:instrText>
+            </w:r>
+            <w:r>
+              <w:rPr>
+                <w:noProof/>
+              </w:rPr>
+            </w:r>
+            <w:r>
+              <w:rPr>
+                <w:noProof/>
+              </w:rPr>
+              <w:fldChar w:fldCharType="separate"/>
+            </w:r>
+            <w:r>
+              <w:rPr>
+                <w:noProof/>
+              </w:rPr>
+              <w:t>11</w:t>
+            </w:r>
+            <w:r>
+              <w:rPr>
+                <w:noProof/>
+              </w:rPr>
+              <w:fldChar w:fldCharType="end"/>
+            </w:r>
+          </w:hyperlink>
+        </w:p>
+        <w:p>
+          <w:pPr>
+            <w:pStyle w:val="TOC3"/>
+            <w:tabs>
+              <w:tab w:val="right" w:pos="9628"/>
+            </w:tabs>
+            <w:rPr>
+              <w:rFonts w:asciiTheme="minorHAnsi" w:eastAsiaTheme="minorEastAsia" w:hAnsiTheme="minorHAnsi" w:cstheme="minorBidi"/>
+              <w:noProof/>
+              <w:sz w:val="22"/>
+              <w:szCs w:val="22"/>
+              <w:lang w:val="en-KE" w:eastAsia="en-KE" w:bidi="ar-SA"/>
+              <w14:ligatures w14:val="standardContextual"/>
+            </w:rPr>
+          </w:pPr>
+          <w:hyperlink w:anchor="_Toc176814908" w:history="1">
+            <w:r>
+              <w:rPr>
+                <w:rStyle w:val="Hyperlink"/>
+                <w:noProof/>
+              </w:rPr>
+              <w:t>2.3.1.1 Convolution Neural Networks</w:t>
+            </w:r>
+            <w:r>
+              <w:rPr>
+                <w:noProof/>
+              </w:rPr>
+              <w:tab/>
+            </w:r>
+            <w:r>
+              <w:rPr>
+                <w:noProof/>
+              </w:rPr>
+              <w:fldChar w:fldCharType="begin"/>
+            </w:r>
+            <w:r>
+              <w:rPr>
+                <w:noProof/>
+              </w:rPr>
+              <w:instrText xml:space="preserve"> PAGEREF _Toc176814908 \h </w:instrText>
+            </w:r>
+            <w:r>
+              <w:rPr>
+                <w:noProof/>
+              </w:rPr>
+            </w:r>
+            <w:r>
+              <w:rPr>
+                <w:noProof/>
+              </w:rPr>
+              <w:fldChar w:fldCharType="separate"/>
+            </w:r>
+            <w:r>
+              <w:rPr>
+                <w:noProof/>
+              </w:rPr>
+              <w:t>13</w:t>
+            </w:r>
+            <w:r>
+              <w:rPr>
+                <w:noProof/>
+              </w:rPr>
+              <w:fldChar w:fldCharType="end"/>
+            </w:r>
+          </w:hyperlink>
+        </w:p>
+        <w:p>
+          <w:pPr>
+            <w:pStyle w:val="TOC4"/>
+            <w:tabs>
+              <w:tab w:val="right" w:pos="9628"/>
+            </w:tabs>
+            <w:rPr>
+              <w:rFonts w:asciiTheme="minorHAnsi" w:eastAsiaTheme="minorEastAsia" w:hAnsiTheme="minorHAnsi" w:cstheme="minorBidi"/>
+              <w:noProof/>
+              <w:sz w:val="22"/>
+              <w:szCs w:val="22"/>
+              <w:lang w:val="en-KE" w:eastAsia="en-KE" w:bidi="ar-SA"/>
+              <w14:ligatures w14:val="standardContextual"/>
+            </w:rPr>
+          </w:pPr>
+          <w:hyperlink w:anchor="_Toc176814909" w:history="1">
+            <w:r>
+              <w:rPr>
+                <w:rStyle w:val="Hyperlink"/>
+                <w:noProof/>
+              </w:rPr>
+              <w:t>2.3.1.1.0 Padding in Convolution Neural Networks</w:t>
+            </w:r>
+            <w:r>
+              <w:rPr>
+                <w:noProof/>
+              </w:rPr>
+              <w:tab/>
+            </w:r>
+            <w:r>
+              <w:rPr>
+                <w:noProof/>
+              </w:rPr>
+              <w:fldChar w:fldCharType="begin"/>
+            </w:r>
+            <w:r>
+              <w:rPr>
+                <w:noProof/>
+              </w:rPr>
+              <w:instrText xml:space="preserve"> PAGEREF _Toc176814909 \h </w:instrText>
+            </w:r>
+            <w:r>
+              <w:rPr>
+                <w:noProof/>
+              </w:rPr>
+            </w:r>
+            <w:r>
+              <w:rPr>
+                <w:noProof/>
+              </w:rPr>
+              <w:fldChar w:fldCharType="separate"/>
+            </w:r>
+            <w:r>
+              <w:rPr>
+                <w:noProof/>
+              </w:rPr>
+              <w:t>15</w:t>
+            </w:r>
+            <w:r>
+              <w:rPr>
+                <w:noProof/>
+              </w:rPr>
+              <w:fldChar w:fldCharType="end"/>
+            </w:r>
+          </w:hyperlink>
+        </w:p>
+        <w:p>
+          <w:pPr>
+            <w:pStyle w:val="TOC5"/>
+            <w:tabs>
+              <w:tab w:val="right" w:pos="9628"/>
+            </w:tabs>
+            <w:rPr>
+              <w:rFonts w:asciiTheme="minorHAnsi" w:eastAsiaTheme="minorEastAsia" w:hAnsiTheme="minorHAnsi" w:cstheme="minorBidi"/>
+              <w:noProof/>
+              <w:sz w:val="22"/>
+              <w:szCs w:val="22"/>
+              <w:lang w:val="en-KE" w:eastAsia="en-KE" w:bidi="ar-SA"/>
+              <w14:ligatures w14:val="standardContextual"/>
+            </w:rPr>
+          </w:pPr>
+          <w:hyperlink w:anchor="_Toc176814910" w:history="1">
+            <w:r>
+              <w:rPr>
+                <w:rStyle w:val="Hyperlink"/>
+                <w:noProof/>
+              </w:rPr>
+              <w:t>2.3.1.1.0.1 Types of Padding</w:t>
+            </w:r>
+            <w:r>
+              <w:rPr>
+                <w:noProof/>
+              </w:rPr>
+              <w:tab/>
+            </w:r>
+            <w:r>
+              <w:rPr>
+                <w:noProof/>
+              </w:rPr>
+              <w:fldChar w:fldCharType="begin"/>
+            </w:r>
+            <w:r>
+              <w:rPr>
+                <w:noProof/>
+              </w:rPr>
+              <w:instrText xml:space="preserve"> PAGEREF _Toc176814910 \h </w:instrText>
+            </w:r>
+            <w:r>
+              <w:rPr>
+                <w:noProof/>
+              </w:rPr>
+            </w:r>
+            <w:r>
+              <w:rPr>
+                <w:noProof/>
+              </w:rPr>
+              <w:fldChar w:fldCharType="separate"/>
+            </w:r>
+            <w:r>
+              <w:rPr>
+                <w:noProof/>
+              </w:rPr>
+              <w:t>15</w:t>
             </w:r>
             <w:r>
               <w:rPr>
@@ -3023,20 +3220,27 @@
             <w:rPr>
               <w:rFonts w:asciiTheme="minorHAnsi" w:eastAsiaTheme="minorEastAsia" w:hAnsiTheme="minorHAnsi" w:cstheme="minorBidi"/>
               <w:noProof/>
-              <w:kern w:val="0"/>
               <w:sz w:val="22"/>
               <w:szCs w:val="22"/>
               <w:lang w:val="en-KE" w:eastAsia="en-KE" w:bidi="ar-SA"/>
+              <w14:ligatures w14:val="standardContextual"/>
             </w:rPr>
           </w:pPr>
-          <w:hyperlink w:anchor="_Toc175766955" w:history="1">
+          <w:hyperlink w:anchor="_Toc176814911" w:history="1">
             <w:r>
               <w:rPr>
                 <w:rStyle w:val="Hyperlink"/>
-                <w:rFonts w:ascii="Times New Roman" w:hAnsi="Times New Roman" w:cs="Times New Roman"/>
-                <w:noProof/>
-              </w:rPr>
-              <w:t>2.3.1 Types Neural Networks</w:t>
+                <w:noProof/>
+              </w:rPr>
+              <w:t xml:space="preserve">2.4 </w:t>
+            </w:r>
+            <w:r>
+              <w:rPr>
+                <w:rStyle w:val="Hyperlink"/>
+                <w:noProof/>
+                <w:lang w:val="en-KE"/>
+              </w:rPr>
+              <w:t>Facial Recognition Datasets</w:t>
             </w:r>
             <w:r>
               <w:rPr>
@@ -3054,7 +3258,7 @@
               <w:rPr>
                 <w:noProof/>
               </w:rPr>
-              <w:instrText xml:space="preserve"> PAGEREF _Toc175766955 \h </w:instrText>
+              <w:instrText xml:space="preserve"> PAGEREF _Toc176814911 \h </w:instrText>
             </w:r>
             <w:r>
               <w:rPr>
@@ -3071,7 +3275,7 @@
               <w:rPr>
                 <w:noProof/>
               </w:rPr>
-              <w:t>13</w:t>
+              <w:t>20</w:t>
             </w:r>
             <w:r>
               <w:rPr>
@@ -3090,20 +3294,20 @@
             <w:rPr>
               <w:rFonts w:asciiTheme="minorHAnsi" w:eastAsiaTheme="minorEastAsia" w:hAnsiTheme="minorHAnsi" w:cstheme="minorBidi"/>
               <w:noProof/>
-              <w:kern w:val="0"/>
               <w:sz w:val="22"/>
               <w:szCs w:val="22"/>
               <w:lang w:val="en-KE" w:eastAsia="en-KE" w:bidi="ar-SA"/>
+              <w14:ligatures w14:val="standardContextual"/>
             </w:rPr>
           </w:pPr>
-          <w:hyperlink w:anchor="_Toc175766956" w:history="1">
+          <w:hyperlink w:anchor="_Toc176814912" w:history="1">
             <w:r>
               <w:rPr>
                 <w:rStyle w:val="Hyperlink"/>
-                <w:rFonts w:ascii="Times New Roman" w:hAnsi="Times New Roman" w:cs="Times New Roman"/>
-                <w:noProof/>
-              </w:rPr>
-              <w:t>2.3.1.0 Multiple Layer Neural Network</w:t>
+                <w:noProof/>
+                <w:lang w:val="en-KE"/>
+              </w:rPr>
+              <w:t>2.4.1 Disguised Faces in The Wild Dataset</w:t>
             </w:r>
             <w:r>
               <w:rPr>
@@ -3121,7 +3325,7 @@
               <w:rPr>
                 <w:noProof/>
               </w:rPr>
-              <w:instrText xml:space="preserve"> PAGEREF _Toc175766956 \h </w:instrText>
+              <w:instrText xml:space="preserve"> PAGEREF _Toc176814912 \h </w:instrText>
             </w:r>
             <w:r>
               <w:rPr>
@@ -3138,7 +3342,7 @@
               <w:rPr>
                 <w:noProof/>
               </w:rPr>
-              <w:t>14</w:t>
+              <w:t>20</w:t>
             </w:r>
             <w:r>
               <w:rPr>
@@ -3157,19 +3361,20 @@
             <w:rPr>
               <w:rFonts w:asciiTheme="minorHAnsi" w:eastAsiaTheme="minorEastAsia" w:hAnsiTheme="minorHAnsi" w:cstheme="minorBidi"/>
               <w:noProof/>
-              <w:kern w:val="0"/>
               <w:sz w:val="22"/>
               <w:szCs w:val="22"/>
               <w:lang w:val="en-KE" w:eastAsia="en-KE" w:bidi="ar-SA"/>
+              <w14:ligatures w14:val="standardContextual"/>
             </w:rPr>
           </w:pPr>
-          <w:hyperlink w:anchor="_Toc175766957" w:history="1">
+          <w:hyperlink w:anchor="_Toc176814913" w:history="1">
             <w:r>
               <w:rPr>
                 <w:rStyle w:val="Hyperlink"/>
                 <w:noProof/>
-              </w:rPr>
-              <w:t>2.3.1.1 Convolution Neural Networks</w:t>
+                <w:lang w:val="en-KE"/>
+              </w:rPr>
+              <w:t>2.4.2 VGGFACE</w:t>
             </w:r>
             <w:r>
               <w:rPr>
@@ -3187,7 +3392,7 @@
               <w:rPr>
                 <w:noProof/>
               </w:rPr>
-              <w:instrText xml:space="preserve"> PAGEREF _Toc175766957 \h </w:instrText>
+              <w:instrText xml:space="preserve"> PAGEREF _Toc176814913 \h </w:instrText>
             </w:r>
             <w:r>
               <w:rPr>
@@ -3204,7 +3409,7 @@
               <w:rPr>
                 <w:noProof/>
               </w:rPr>
-              <w:t>15</w:t>
+              <w:t>21</w:t>
             </w:r>
             <w:r>
               <w:rPr>
@@ -3223,13 +3428,13 @@
             <w:rPr>
               <w:rFonts w:asciiTheme="minorHAnsi" w:eastAsiaTheme="minorEastAsia" w:hAnsiTheme="minorHAnsi" w:cstheme="minorBidi"/>
               <w:noProof/>
-              <w:kern w:val="0"/>
               <w:sz w:val="22"/>
               <w:szCs w:val="22"/>
               <w:lang w:val="en-KE" w:eastAsia="en-KE" w:bidi="ar-SA"/>
+              <w14:ligatures w14:val="standardContextual"/>
             </w:rPr>
           </w:pPr>
-          <w:hyperlink w:anchor="_Toc175766958" w:history="1">
+          <w:hyperlink w:anchor="_Toc176814914" w:history="1">
             <w:r>
               <w:rPr>
                 <w:rStyle w:val="Hyperlink"/>
@@ -3254,7 +3459,7 @@
               <w:rPr>
                 <w:noProof/>
               </w:rPr>
-              <w:instrText xml:space="preserve"> PAGEREF _Toc175766958 \h </w:instrText>
+              <w:instrText xml:space="preserve"> PAGEREF _Toc176814914 \h </w:instrText>
             </w:r>
             <w:r>
               <w:rPr>
@@ -3290,13 +3495,13 @@
             <w:rPr>
               <w:rFonts w:asciiTheme="minorHAnsi" w:eastAsiaTheme="minorEastAsia" w:hAnsiTheme="minorHAnsi" w:cstheme="minorBidi"/>
               <w:noProof/>
-              <w:kern w:val="0"/>
               <w:sz w:val="22"/>
               <w:szCs w:val="22"/>
               <w:lang w:val="en-KE" w:eastAsia="en-KE" w:bidi="ar-SA"/>
+              <w14:ligatures w14:val="standardContextual"/>
             </w:rPr>
           </w:pPr>
-          <w:hyperlink w:anchor="_Toc175766959" w:history="1">
+          <w:hyperlink w:anchor="_Toc176814915" w:history="1">
             <w:r>
               <w:rPr>
                 <w:rStyle w:val="Hyperlink"/>
@@ -3321,7 +3526,74 @@
               <w:rPr>
                 <w:noProof/>
               </w:rPr>
-              <w:instrText xml:space="preserve"> PAGEREF _Toc175766959 \h </w:instrText>
+              <w:instrText xml:space="preserve"> PAGEREF _Toc176814915 \h </w:instrText>
+            </w:r>
+            <w:r>
+              <w:rPr>
+                <w:noProof/>
+              </w:rPr>
+            </w:r>
+            <w:r>
+              <w:rPr>
+                <w:noProof/>
+              </w:rPr>
+              <w:fldChar w:fldCharType="separate"/>
+            </w:r>
+            <w:r>
+              <w:rPr>
+                <w:noProof/>
+              </w:rPr>
+              <w:t>22</w:t>
+            </w:r>
+            <w:r>
+              <w:rPr>
+                <w:noProof/>
+              </w:rPr>
+              <w:fldChar w:fldCharType="end"/>
+            </w:r>
+          </w:hyperlink>
+        </w:p>
+        <w:p>
+          <w:pPr>
+            <w:pStyle w:val="TOC2"/>
+            <w:tabs>
+              <w:tab w:val="right" w:pos="9628"/>
+            </w:tabs>
+            <w:rPr>
+              <w:rFonts w:asciiTheme="minorHAnsi" w:eastAsiaTheme="minorEastAsia" w:hAnsiTheme="minorHAnsi" w:cstheme="minorBidi"/>
+              <w:noProof/>
+              <w:sz w:val="22"/>
+              <w:szCs w:val="22"/>
+              <w:lang w:val="en-KE" w:eastAsia="en-KE" w:bidi="ar-SA"/>
+              <w14:ligatures w14:val="standardContextual"/>
+            </w:rPr>
+          </w:pPr>
+          <w:hyperlink w:anchor="_Toc176814916" w:history="1">
+            <w:r>
+              <w:rPr>
+                <w:rStyle w:val="Hyperlink"/>
+                <w:rFonts w:ascii="Times New Roman" w:hAnsi="Times New Roman" w:cs="Times New Roman"/>
+                <w:noProof/>
+              </w:rPr>
+              <w:t>2.3 Artificial Neural Networks</w:t>
+            </w:r>
+            <w:r>
+              <w:rPr>
+                <w:noProof/>
+              </w:rPr>
+              <w:tab/>
+            </w:r>
+            <w:r>
+              <w:rPr>
+                <w:noProof/>
+              </w:rPr>
+              <w:fldChar w:fldCharType="begin"/>
+            </w:r>
+            <w:r>
+              <w:rPr>
+                <w:noProof/>
+              </w:rPr>
+              <w:instrText xml:space="preserve"> PAGEREF _Toc176814916 \h </w:instrText>
             </w:r>
             <w:r>
               <w:rPr>
@@ -3355,10 +3627,15 @@
               <w:tab w:val="right" w:pos="9628"/>
             </w:tabs>
             <w:rPr>
+              <w:rFonts w:asciiTheme="minorHAnsi" w:eastAsiaTheme="minorEastAsia" w:hAnsiTheme="minorHAnsi" w:cstheme="minorBidi"/>
               <w:noProof/>
+              <w:sz w:val="22"/>
+              <w:szCs w:val="22"/>
+              <w:lang w:val="en-KE" w:eastAsia="en-KE" w:bidi="ar-SA"/>
+              <w14:ligatures w14:val="standardContextual"/>
             </w:rPr>
           </w:pPr>
-          <w:hyperlink w:anchor="_Toc175766960" w:history="1">
+          <w:hyperlink w:anchor="_Toc176814917" w:history="1">
             <w:r>
               <w:rPr>
                 <w:rStyle w:val="Hyperlink"/>
@@ -3383,7 +3660,7 @@
               <w:rPr>
                 <w:noProof/>
               </w:rPr>
-              <w:instrText xml:space="preserve"> PAGEREF _Toc175766960 \h </w:instrText>
+              <w:instrText xml:space="preserve"> PAGEREF _Toc176814917 \h </w:instrText>
             </w:r>
             <w:r>
               <w:rPr>
@@ -3400,7 +3677,7 @@
               <w:rPr>
                 <w:noProof/>
               </w:rPr>
-              <w:t>22</w:t>
+              <w:t>24</w:t>
             </w:r>
             <w:r>
               <w:rPr>
@@ -3417,14 +3694,18 @@
               <w:tab w:val="right" w:pos="9628"/>
             </w:tabs>
             <w:rPr>
+              <w:rFonts w:asciiTheme="minorHAnsi" w:eastAsiaTheme="minorEastAsia" w:hAnsiTheme="minorHAnsi" w:cstheme="minorBidi"/>
               <w:noProof/>
+              <w:sz w:val="22"/>
+              <w:szCs w:val="22"/>
+              <w:lang w:val="en-KE" w:eastAsia="en-KE" w:bidi="ar-SA"/>
+              <w14:ligatures w14:val="standardContextual"/>
             </w:rPr>
           </w:pPr>
-          <w:hyperlink w:anchor="_Toc175766961" w:history="1">
+          <w:hyperlink w:anchor="_Toc176814918" w:history="1">
             <w:r>
               <w:rPr>
                 <w:rStyle w:val="Hyperlink"/>
-                <w:rFonts w:cs="Times New Roman"/>
                 <w:noProof/>
               </w:rPr>
               <w:t>Adjusting the Synaptic Weights of the Output Layer</w:t>
@@ -3445,7 +3726,7 @@
               <w:rPr>
                 <w:noProof/>
               </w:rPr>
-              <w:instrText xml:space="preserve"> PAGEREF _Toc175766961 \h </w:instrText>
+              <w:instrText xml:space="preserve"> PAGEREF _Toc176814918 \h </w:instrText>
             </w:r>
             <w:r>
               <w:rPr>
@@ -3462,7 +3743,7 @@
               <w:rPr>
                 <w:noProof/>
               </w:rPr>
-              <w:t>23</w:t>
+              <w:t>26</w:t>
             </w:r>
             <w:r>
               <w:rPr>
@@ -3479,14 +3760,18 @@
               <w:tab w:val="right" w:pos="9628"/>
             </w:tabs>
             <w:rPr>
+              <w:rFonts w:asciiTheme="minorHAnsi" w:eastAsiaTheme="minorEastAsia" w:hAnsiTheme="minorHAnsi" w:cstheme="minorBidi"/>
               <w:noProof/>
+              <w:sz w:val="22"/>
+              <w:szCs w:val="22"/>
+              <w:lang w:val="en-KE" w:eastAsia="en-KE" w:bidi="ar-SA"/>
+              <w14:ligatures w14:val="standardContextual"/>
             </w:rPr>
           </w:pPr>
-          <w:hyperlink w:anchor="_Toc175766962" w:history="1">
+          <w:hyperlink w:anchor="_Toc176814919" w:history="1">
             <w:r>
               <w:rPr>
                 <w:rStyle w:val="Hyperlink"/>
-                <w:rFonts w:cs="Times New Roman"/>
                 <w:noProof/>
               </w:rPr>
               <w:t>Adjusting the Synaptic Weights of the Intermediate Layers</w:t>
@@ -3507,7 +3792,7 @@
               <w:rPr>
                 <w:noProof/>
               </w:rPr>
-              <w:instrText xml:space="preserve"> PAGEREF _Toc175766962 \h </w:instrText>
+              <w:instrText xml:space="preserve"> PAGEREF _Toc176814919 \h </w:instrText>
             </w:r>
             <w:r>
               <w:rPr>
@@ -3524,7 +3809,7 @@
               <w:rPr>
                 <w:noProof/>
               </w:rPr>
-              <w:t>25</w:t>
+              <w:t>27</w:t>
             </w:r>
             <w:r>
               <w:rPr>
@@ -3543,13 +3828,13 @@
             <w:rPr>
               <w:rFonts w:asciiTheme="minorHAnsi" w:eastAsiaTheme="minorEastAsia" w:hAnsiTheme="minorHAnsi" w:cstheme="minorBidi"/>
               <w:noProof/>
-              <w:kern w:val="0"/>
               <w:sz w:val="22"/>
               <w:szCs w:val="22"/>
               <w:lang w:val="en-KE" w:eastAsia="en-KE" w:bidi="ar-SA"/>
+              <w14:ligatures w14:val="standardContextual"/>
             </w:rPr>
           </w:pPr>
-          <w:hyperlink w:anchor="_Toc175766963" w:history="1">
+          <w:hyperlink w:anchor="_Toc176814920" w:history="1">
             <w:r>
               <w:rPr>
                 <w:rStyle w:val="Hyperlink"/>
@@ -3574,7 +3859,7 @@
               <w:rPr>
                 <w:noProof/>
               </w:rPr>
-              <w:instrText xml:space="preserve"> PAGEREF _Toc175766963 \h </w:instrText>
+              <w:instrText xml:space="preserve"> PAGEREF _Toc176814920 \h </w:instrText>
             </w:r>
             <w:r>
               <w:rPr>
@@ -3591,7 +3876,7 @@
               <w:rPr>
                 <w:noProof/>
               </w:rPr>
-              <w:t>29</w:t>
+              <w:t>31</w:t>
             </w:r>
             <w:r>
               <w:rPr>
@@ -3609,9 +3894,6 @@
             </w:tabs>
           </w:pPr>
           <w:r>
-            <w:rPr>
-              <w:rStyle w:val="IndexLink"/>
-            </w:rPr>
             <w:fldChar w:fldCharType="end"/>
           </w:r>
         </w:p>
@@ -3658,7 +3940,7 @@
           <w:rFonts w:ascii="Times New Roman" w:hAnsi="Times New Roman" w:cs="Times New Roman"/>
         </w:rPr>
       </w:pPr>
-      <w:bookmarkStart w:id="4" w:name="_Toc175766929"/>
+      <w:bookmarkStart w:id="4" w:name="_Toc176814881"/>
       <w:r>
         <w:rPr>
           <w:rFonts w:ascii="Times New Roman" w:hAnsi="Times New Roman" w:cs="Times New Roman"/>
@@ -3766,7 +4048,7 @@
           <w:rFonts w:ascii="Times New Roman" w:hAnsi="Times New Roman" w:cs="Times New Roman"/>
         </w:rPr>
       </w:pPr>
-      <w:bookmarkStart w:id="5" w:name="_Toc175766930"/>
+      <w:bookmarkStart w:id="5" w:name="_Toc176814882"/>
       <w:r>
         <w:rPr>
           <w:rFonts w:ascii="Times New Roman" w:hAnsi="Times New Roman" w:cs="Times New Roman"/>
@@ -4008,7 +4290,7 @@
       <w:pPr>
         <w:pStyle w:val="Heading1"/>
       </w:pPr>
-      <w:bookmarkStart w:id="6" w:name="_Toc175766931"/>
+      <w:bookmarkStart w:id="6" w:name="_Toc176814883"/>
       <w:r>
         <w:lastRenderedPageBreak/>
         <w:t>List of Abbreviations and Acronyms</w:t>
@@ -4098,6 +4380,75 @@
         <w:tab/>
         <w:t xml:space="preserve"> Long Short-term Memory</w:t>
       </w:r>
+    </w:p>
+    <w:p>
+      <w:pPr>
+        <w:pStyle w:val="BodyText"/>
+        <w:rPr>
+          <w:lang w:val="en-KE"/>
+        </w:rPr>
+      </w:pPr>
+      <w:r>
+        <w:rPr>
+          <w:rFonts w:ascii="Times New Roman" w:hAnsi="Times New Roman" w:cs="Times New Roman"/>
+        </w:rPr>
+        <w:t>DFW</w:t>
+      </w:r>
+      <w:r>
+        <w:rPr>
+          <w:rFonts w:ascii="Times New Roman" w:hAnsi="Times New Roman" w:cs="Times New Roman"/>
+        </w:rPr>
+        <w:tab/>
+        <w:t>…………………………………………………………….</w:t>
+      </w:r>
+      <w:r>
+        <w:rPr>
+          <w:rFonts w:ascii="Times New Roman" w:hAnsi="Times New Roman" w:cs="Times New Roman"/>
+        </w:rPr>
+        <w:tab/>
+      </w:r>
+      <w:r>
+        <w:rPr>
+          <w:lang w:val="en-KE"/>
+        </w:rPr>
+        <w:t>Disguised Faces in The Wild</w:t>
+      </w:r>
+    </w:p>
+    <w:p>
+      <w:pPr>
+        <w:pStyle w:val="BodyText"/>
+        <w:rPr>
+          <w:lang w:val="en-KE"/>
+        </w:rPr>
+      </w:pPr>
+      <w:r>
+        <w:rPr>
+          <w:lang w:val="en-KE"/>
+        </w:rPr>
+        <w:t>VGG</w:t>
+      </w:r>
+      <w:r>
+        <w:rPr>
+          <w:lang w:val="en-KE"/>
+        </w:rPr>
+        <w:tab/>
+        <w:t>.............................................................................................</w:t>
+      </w:r>
+      <w:r>
+        <w:rPr>
+          <w:lang w:val="en-KE"/>
+        </w:rPr>
+        <w:tab/>
+        <w:t>Visual Geometry Group</w:t>
+      </w:r>
+    </w:p>
+    <w:p>
+      <w:pPr>
+        <w:pStyle w:val="BodyText"/>
+        <w:rPr>
+          <w:rFonts w:ascii="Times New Roman" w:hAnsi="Times New Roman" w:cs="Times New Roman"/>
+        </w:rPr>
+      </w:pPr>
     </w:p>
     <w:p>
       <w:pPr>
@@ -4195,7 +4546,7 @@
           <w:rFonts w:ascii="Times New Roman" w:hAnsi="Times New Roman" w:cs="Times New Roman"/>
         </w:rPr>
       </w:pPr>
-      <w:bookmarkStart w:id="7" w:name="_Toc175766932"/>
+      <w:bookmarkStart w:id="7" w:name="_Toc176814884"/>
       <w:r>
         <w:rPr>
           <w:rFonts w:ascii="Times New Roman" w:hAnsi="Times New Roman" w:cs="Times New Roman"/>
@@ -4213,7 +4564,7 @@
           <w:rFonts w:ascii="Times New Roman" w:hAnsi="Times New Roman" w:cs="Times New Roman"/>
         </w:rPr>
       </w:pPr>
-      <w:bookmarkStart w:id="8" w:name="_Toc175766933"/>
+      <w:bookmarkStart w:id="8" w:name="_Toc176814885"/>
       <w:r>
         <w:rPr>
           <w:rFonts w:ascii="Times New Roman" w:hAnsi="Times New Roman" w:cs="Times New Roman"/>
@@ -4229,7 +4580,7 @@
           <w:rFonts w:ascii="Times New Roman" w:hAnsi="Times New Roman" w:cs="Times New Roman"/>
         </w:rPr>
       </w:pPr>
-      <w:bookmarkStart w:id="9" w:name="_Toc175766934"/>
+      <w:bookmarkStart w:id="9" w:name="_Toc176814886"/>
       <w:r>
         <w:rPr>
           <w:rFonts w:ascii="Times New Roman" w:hAnsi="Times New Roman" w:cs="Times New Roman"/>
@@ -4310,7 +4661,7 @@
           <w:rFonts w:ascii="Times New Roman" w:hAnsi="Times New Roman" w:cs="Times New Roman"/>
         </w:rPr>
       </w:pPr>
-      <w:bookmarkStart w:id="10" w:name="_Toc175766935"/>
+      <w:bookmarkStart w:id="10" w:name="_Toc176814887"/>
       <w:r>
         <w:rPr>
           <w:rFonts w:ascii="Times New Roman" w:hAnsi="Times New Roman" w:cs="Times New Roman"/>
@@ -4336,28 +4687,37 @@
           <w:rFonts w:ascii="Times New Roman" w:hAnsi="Times New Roman" w:cs="Times New Roman"/>
         </w:rPr>
         <w:lastRenderedPageBreak/>
-        <w:t xml:space="preserve">have been developed, the number of publications that investigate the effect of hyper parameter tuning on facial recognition are few. The publications become even fewer when the problem is narrowed down to convolution neural networks. Examples of hyper parameters that could be investigated under neural networks include padding, strides, filters, pooling, kernel size, the batch size, the learning rate and the number of layers. Critical to the debate is the fact that same padding, valid padding, causal padding and constant padding are some of the padding techniques used in deep learning. The most famous types of padding are valid and same padding. This begs the question: What would come out of examining the effect of same and valid padding in facial recognition? It is why this study aims to examine the effect of valid and same </w:t>
-      </w:r>
-      <w:proofErr w:type="gramStart"/>
-      <w:r>
-        <w:rPr>
-          <w:rFonts w:ascii="Times New Roman" w:hAnsi="Times New Roman" w:cs="Times New Roman"/>
-        </w:rPr>
-        <w:t>padding  on</w:t>
-      </w:r>
-      <w:proofErr w:type="gramEnd"/>
-      <w:r>
-        <w:rPr>
-          <w:rFonts w:ascii="Times New Roman" w:hAnsi="Times New Roman" w:cs="Times New Roman"/>
-        </w:rPr>
-        <w:t xml:space="preserve"> facial recognition using data collected from smartphone images in </w:t>
-      </w:r>
-      <w:r>
-        <w:rPr>
-          <w:rFonts w:ascii="Times New Roman" w:hAnsi="Times New Roman" w:cs="Times New Roman"/>
-          <w:shd w:val="clear" w:color="auto" w:fill="FFFF00"/>
-        </w:rPr>
-        <w:t>Kenya</w:t>
+        <w:t xml:space="preserve">have been developed, the number of publications that investigate the effect of hyper parameter tuning on facial recognition are few. The publications become even fewer when the problem is narrowed down to convolution neural networks. Examples of hyper parameters that could be investigated under neural networks include padding, strides, filters, pooling, kernel size, the batch size, the learning rate and the number of layers. Critical to the debate is the fact that same padding, valid padding, causal padding and constant padding are some of the padding techniques used in deep learning. The most famous types of padding are valid and same padding. This begs the question: What would come out of examining the effect of padding </w:t>
+      </w:r>
+      <w:r>
+        <w:rPr>
+          <w:rFonts w:ascii="Times New Roman" w:hAnsi="Times New Roman" w:cs="Times New Roman"/>
+        </w:rPr>
+        <w:t>o</w:t>
+      </w:r>
+      <w:r>
+        <w:rPr>
+          <w:rFonts w:ascii="Times New Roman" w:hAnsi="Times New Roman" w:cs="Times New Roman"/>
+        </w:rPr>
+        <w:t xml:space="preserve">n facial recognition? It is why this study aims to examine the effect of </w:t>
+      </w:r>
+      <w:r>
+        <w:rPr>
+          <w:rFonts w:ascii="Times New Roman" w:hAnsi="Times New Roman" w:cs="Times New Roman"/>
+        </w:rPr>
+        <w:t>padding on</w:t>
+      </w:r>
+      <w:r>
+        <w:rPr>
+          <w:rFonts w:ascii="Times New Roman" w:hAnsi="Times New Roman" w:cs="Times New Roman"/>
+        </w:rPr>
+        <w:t xml:space="preserve"> facial recognition using data collected from smartphone images </w:t>
+      </w:r>
+      <w:r>
+        <w:rPr>
+          <w:rFonts w:ascii="Times New Roman" w:hAnsi="Times New Roman" w:cs="Times New Roman"/>
+        </w:rPr>
+        <w:t>at Samasource</w:t>
       </w:r>
       <w:r>
         <w:rPr>
@@ -4373,7 +4733,7 @@
           <w:rFonts w:ascii="Times New Roman" w:hAnsi="Times New Roman" w:cs="Times New Roman"/>
         </w:rPr>
       </w:pPr>
-      <w:bookmarkStart w:id="11" w:name="_Toc175766936"/>
+      <w:bookmarkStart w:id="11" w:name="_Toc176814888"/>
       <w:r>
         <w:rPr>
           <w:rFonts w:ascii="Times New Roman" w:hAnsi="Times New Roman" w:cs="Times New Roman"/>
@@ -4408,21 +4768,45 @@
           <w:rFonts w:ascii="Times New Roman" w:hAnsi="Times New Roman" w:cs="Times New Roman"/>
         </w:rPr>
         <w:tab/>
-        <w:t xml:space="preserve">Given the role padding plays in training convolution neural networks, it is important to examine how different padding methods contribute to the performance of a convolution neural network. This owes to the reality it would help scholars and practitioners implement the right padding technique for the right problem. Even further, localizing the problem to facial recognition will not only provide a guideline on the right padding technique to use in facial recognition but it could also </w:t>
+        <w:t xml:space="preserve">Given the role padding plays in training convolution neural networks, it is important to examine how different padding methods contribute to the performance of a convolution neural network. This owes to the reality it would help scholars and practitioners implement the right padding technique for the right problem. </w:t>
+      </w:r>
+      <w:r>
+        <w:rPr>
+          <w:rFonts w:ascii="Times New Roman" w:hAnsi="Times New Roman" w:cs="Times New Roman"/>
+        </w:rPr>
+        <w:t xml:space="preserve">Moreover, it would be prudent to tell how padding affects the accuracy and training time of a model. This will help practitioners and scholars when making decisions that </w:t>
+      </w:r>
+      <w:r>
+        <w:rPr>
+          <w:rFonts w:ascii="Times New Roman" w:hAnsi="Times New Roman" w:cs="Times New Roman"/>
+        </w:rPr>
+        <w:t xml:space="preserve">rely on the accuracy and training time of facial recognition models. Simply put, this </w:t>
       </w:r>
       <w:r>
         <w:rPr>
           <w:rFonts w:ascii="Times New Roman" w:hAnsi="Times New Roman" w:cs="Times New Roman"/>
         </w:rPr>
         <w:lastRenderedPageBreak/>
-        <w:t>help in improving the efficiency of the training process. In terms of efficiency, the proposed research will improve the performance of facial recognition applications used by smartphones hence the overall performance of smartphones. Clearly, the proposed study will add value to existing and literature and should be conducted to completion.</w:t>
+        <w:t>publication will enable researchers to choose whether or not to implement padding when the training time of a model is of the essence. Likewise, it will aid scholars to make the decision of whether or not to implement padding when the accuracy of a facial recognition</w:t>
+      </w:r>
+      <w:r>
+        <w:rPr>
+          <w:rFonts w:ascii="Times New Roman" w:hAnsi="Times New Roman" w:cs="Times New Roman"/>
+        </w:rPr>
+        <w:t xml:space="preserve"> </w:t>
+      </w:r>
+      <w:r>
+        <w:rPr>
+          <w:rFonts w:ascii="Times New Roman" w:hAnsi="Times New Roman" w:cs="Times New Roman"/>
+        </w:rPr>
+        <w:t>is the main goal of building the model.</w:t>
       </w:r>
     </w:p>
     <w:p>
       <w:pPr>
         <w:pStyle w:val="Heading2"/>
       </w:pPr>
-      <w:bookmarkStart w:id="12" w:name="_Toc175766937"/>
+      <w:bookmarkStart w:id="12" w:name="_Toc176814889"/>
       <w:r>
         <w:rPr>
           <w:rFonts w:ascii="Times New Roman" w:hAnsi="Times New Roman" w:cs="Times New Roman"/>
@@ -4446,7 +4830,7 @@
           <w:rFonts w:ascii="Times New Roman" w:hAnsi="Times New Roman" w:cs="Times New Roman"/>
         </w:rPr>
       </w:pPr>
-      <w:bookmarkStart w:id="13" w:name="_Toc175766938"/>
+      <w:bookmarkStart w:id="13" w:name="_Toc176814890"/>
       <w:r>
         <w:rPr>
           <w:rFonts w:ascii="Times New Roman" w:hAnsi="Times New Roman" w:cs="Times New Roman"/>
@@ -4466,7 +4850,7 @@
         <w:rPr>
           <w:rFonts w:ascii="Times New Roman" w:hAnsi="Times New Roman" w:cs="Times New Roman"/>
         </w:rPr>
-        <w:t>To examine the effect of same and valid padding on facial recognition using convolution neural networks and data collected using a smartphone.</w:t>
+        <w:t>To examine the effect of padding on facial recognition using convolution neural networks and data collected using a smartphone.</w:t>
       </w:r>
     </w:p>
     <w:p>
@@ -4476,7 +4860,7 @@
           <w:rFonts w:ascii="Times New Roman" w:hAnsi="Times New Roman" w:cs="Times New Roman"/>
         </w:rPr>
       </w:pPr>
-      <w:bookmarkStart w:id="14" w:name="_Toc175766939"/>
+      <w:bookmarkStart w:id="14" w:name="_Toc176814891"/>
       <w:r>
         <w:rPr>
           <w:rFonts w:ascii="Times New Roman" w:hAnsi="Times New Roman" w:cs="Times New Roman"/>
@@ -4500,7 +4884,25 @@
         <w:rPr>
           <w:rFonts w:ascii="Times New Roman" w:hAnsi="Times New Roman" w:cs="Times New Roman"/>
         </w:rPr>
-        <w:t>To develop an algorithm that would extract human faces from pictures taken by smartphones and prepare the faces for deep learning.</w:t>
+        <w:t xml:space="preserve">To </w:t>
+      </w:r>
+      <w:r>
+        <w:rPr>
+          <w:rFonts w:ascii="Times New Roman" w:hAnsi="Times New Roman" w:cs="Times New Roman"/>
+        </w:rPr>
+        <w:t xml:space="preserve">examine the effect of padding on the accuracy </w:t>
+      </w:r>
+      <w:r>
+        <w:rPr>
+          <w:rFonts w:ascii="Times New Roman" w:hAnsi="Times New Roman" w:cs="Times New Roman"/>
+        </w:rPr>
+        <w:t xml:space="preserve">of the pretrained model: </w:t>
+      </w:r>
+      <w:r>
+        <w:rPr>
+          <w:rFonts w:ascii="Times New Roman" w:hAnsi="Times New Roman" w:cs="Times New Roman"/>
+        </w:rPr>
+        <w:t>VGGFACE.</w:t>
       </w:r>
     </w:p>
     <w:p>
@@ -4515,13 +4917,13 @@
         <w:rPr>
           <w:rFonts w:ascii="Times New Roman" w:hAnsi="Times New Roman" w:cs="Times New Roman"/>
         </w:rPr>
-        <w:t>To build</w:t>
-      </w:r>
-      <w:r>
-        <w:rPr>
-          <w:rFonts w:ascii="Times New Roman" w:hAnsi="Times New Roman" w:cs="Times New Roman"/>
-        </w:rPr>
-        <w:t xml:space="preserve"> a convolution neural network model for facial recognition using same padding.</w:t>
+        <w:t>To build a facial recognition model using convolution neural networks and examine the effect of padding on the accuracy of the model</w:t>
+      </w:r>
+      <w:r>
+        <w:rPr>
+          <w:rFonts w:ascii="Times New Roman" w:hAnsi="Times New Roman" w:cs="Times New Roman"/>
+        </w:rPr>
+        <w:t>.</w:t>
       </w:r>
     </w:p>
     <w:p>
@@ -4536,13 +4938,31 @@
         <w:rPr>
           <w:rFonts w:ascii="Times New Roman" w:hAnsi="Times New Roman" w:cs="Times New Roman"/>
         </w:rPr>
-        <w:t>To build</w:t>
-      </w:r>
-      <w:r>
-        <w:rPr>
-          <w:rFonts w:ascii="Times New Roman" w:hAnsi="Times New Roman" w:cs="Times New Roman"/>
-        </w:rPr>
-        <w:t xml:space="preserve"> a convolution neural network model for facial recognition using valid padding.</w:t>
+        <w:t xml:space="preserve">To </w:t>
+      </w:r>
+      <w:r>
+        <w:rPr>
+          <w:rFonts w:ascii="Times New Roman" w:hAnsi="Times New Roman" w:cs="Times New Roman"/>
+        </w:rPr>
+        <w:t xml:space="preserve">examine the effect of padding on the training time of VGGFACE and a </w:t>
+      </w:r>
+      <w:r>
+        <w:rPr>
+          <w:rFonts w:ascii="Times New Roman" w:hAnsi="Times New Roman" w:cs="Times New Roman"/>
+        </w:rPr>
+        <w:t>self-built</w:t>
+      </w:r>
+      <w:r>
+        <w:rPr>
+          <w:rFonts w:ascii="Times New Roman" w:hAnsi="Times New Roman" w:cs="Times New Roman"/>
+        </w:rPr>
+        <w:t xml:space="preserve"> model</w:t>
+      </w:r>
+      <w:r>
+        <w:rPr>
+          <w:rFonts w:ascii="Times New Roman" w:hAnsi="Times New Roman" w:cs="Times New Roman"/>
+        </w:rPr>
+        <w:t>.</w:t>
       </w:r>
     </w:p>
     <w:p>
@@ -4560,19 +4980,31 @@
         <w:rPr>
           <w:rFonts w:ascii="Times New Roman" w:hAnsi="Times New Roman" w:cs="Times New Roman"/>
         </w:rPr>
-        <w:t xml:space="preserve">To compare the performance of valid and same padding on facial recognition </w:t>
-      </w:r>
-      <w:r>
-        <w:rPr>
-          <w:rFonts w:ascii="Times New Roman" w:hAnsi="Times New Roman" w:cs="Times New Roman"/>
-        </w:rPr>
-        <w:t>using convolution</w:t>
-      </w:r>
-      <w:r>
-        <w:rPr>
-          <w:rFonts w:ascii="Times New Roman" w:hAnsi="Times New Roman" w:cs="Times New Roman"/>
-        </w:rPr>
-        <w:t xml:space="preserve"> neural networks.</w:t>
+        <w:t xml:space="preserve">To compare the </w:t>
+      </w:r>
+      <w:r>
+        <w:rPr>
+          <w:rFonts w:ascii="Times New Roman" w:hAnsi="Times New Roman" w:cs="Times New Roman"/>
+        </w:rPr>
+        <w:t xml:space="preserve">effect of padding </w:t>
+      </w:r>
+      <w:r>
+        <w:rPr>
+          <w:rFonts w:ascii="Times New Roman" w:hAnsi="Times New Roman" w:cs="Times New Roman"/>
+        </w:rPr>
+        <w:t>o</w:t>
+      </w:r>
+      <w:r>
+        <w:rPr>
+          <w:rFonts w:ascii="Times New Roman" w:hAnsi="Times New Roman" w:cs="Times New Roman"/>
+        </w:rPr>
+        <w:t>n VGGFACE and a self-built model</w:t>
+      </w:r>
+      <w:r>
+        <w:rPr>
+          <w:rFonts w:ascii="Times New Roman" w:hAnsi="Times New Roman" w:cs="Times New Roman"/>
+        </w:rPr>
+        <w:t>.</w:t>
       </w:r>
     </w:p>
     <w:p>
@@ -4598,7 +5030,7 @@
           <w:rFonts w:ascii="Times New Roman" w:hAnsi="Times New Roman" w:cs="Times New Roman"/>
         </w:rPr>
       </w:pPr>
-      <w:bookmarkStart w:id="15" w:name="_Toc175766940"/>
+      <w:bookmarkStart w:id="15" w:name="_Toc176814892"/>
       <w:r>
         <w:rPr>
           <w:rFonts w:ascii="Times New Roman" w:hAnsi="Times New Roman" w:cs="Times New Roman"/>
@@ -4615,7 +5047,7 @@
           <w:rFonts w:ascii="Times New Roman" w:hAnsi="Times New Roman" w:cs="Times New Roman"/>
         </w:rPr>
       </w:pPr>
-      <w:bookmarkStart w:id="16" w:name="_Toc175766941"/>
+      <w:bookmarkStart w:id="16" w:name="_Toc176814893"/>
       <w:r>
         <w:rPr>
           <w:rFonts w:ascii="Times New Roman" w:hAnsi="Times New Roman" w:cs="Times New Roman"/>
@@ -4631,7 +5063,7 @@
           <w:rFonts w:ascii="Times New Roman" w:hAnsi="Times New Roman" w:cs="Times New Roman"/>
         </w:rPr>
       </w:pPr>
-      <w:bookmarkStart w:id="17" w:name="_Toc175766942"/>
+      <w:bookmarkStart w:id="17" w:name="_Toc176814894"/>
       <w:r>
         <w:rPr>
           <w:rFonts w:ascii="Times New Roman" w:hAnsi="Times New Roman" w:cs="Times New Roman"/>
@@ -4663,7 +5095,7 @@
           <w:rFonts w:ascii="Times New Roman" w:hAnsi="Times New Roman" w:cs="Times New Roman"/>
         </w:rPr>
       </w:pPr>
-      <w:bookmarkStart w:id="18" w:name="_Toc175766943"/>
+      <w:bookmarkStart w:id="18" w:name="_Toc176814895"/>
       <w:r>
         <w:rPr>
           <w:rFonts w:ascii="Times New Roman" w:hAnsi="Times New Roman" w:cs="Times New Roman"/>
@@ -4695,7 +5127,7 @@
           <w:rFonts w:ascii="Times New Roman" w:hAnsi="Times New Roman" w:cs="Times New Roman"/>
         </w:rPr>
       </w:pPr>
-      <w:bookmarkStart w:id="19" w:name="_Toc175766944"/>
+      <w:bookmarkStart w:id="19" w:name="_Toc176814896"/>
       <w:r>
         <w:rPr>
           <w:rFonts w:ascii="Times New Roman" w:hAnsi="Times New Roman" w:cs="Times New Roman"/>
@@ -4721,21 +5153,7 @@
           <w:rFonts w:ascii="Times New Roman" w:hAnsi="Times New Roman" w:cs="Times New Roman"/>
         </w:rPr>
         <w:lastRenderedPageBreak/>
-        <w:t xml:space="preserve">used for detecting faces from images. These methods include </w:t>
-      </w:r>
-      <w:proofErr w:type="gramStart"/>
-      <w:r>
-        <w:rPr>
-          <w:rFonts w:ascii="Times New Roman" w:hAnsi="Times New Roman" w:cs="Times New Roman"/>
-        </w:rPr>
-        <w:t>knowledge based</w:t>
-      </w:r>
-      <w:proofErr w:type="gramEnd"/>
-      <w:r>
-        <w:rPr>
-          <w:rFonts w:ascii="Times New Roman" w:hAnsi="Times New Roman" w:cs="Times New Roman"/>
-        </w:rPr>
-        <w:t xml:space="preserve"> methods, feature invariant approaches, template matching methods, and appearance based methods. Indeed, the mentioned methods are important when detecting faces from images, but all these methods are accompanied by several challenges. This owes to the reality that Yang, Kriegman and Ahuja (2002) list the following five challenges that are associated with facial detection: - pose, occlusion, aging face expression, imaging conditions and image orientation. Moreover, face expression is not only a challenge in face detection but also in face recognition. It follows that researchers on facial recognition should identify methods of tackling the mentioned challenges associated with face detection.</w:t>
+        <w:t>used for detecting faces from images. These methods include knowledge based methods, feature invariant approaches, template matching methods, and appearance based methods. Indeed, the mentioned methods are important when detecting faces from images, but all these methods are accompanied by several challenges. This owes to the reality that Yang, Kriegman and Ahuja (2002) list the following five challenges that are associated with facial detection: - pose, occlusion, aging face expression, imaging conditions and image orientation. Moreover, face expression is not only a challenge in face detection but also in face recognition. It follows that researchers on facial recognition should identify methods of tackling the mentioned challenges associated with face detection.</w:t>
       </w:r>
     </w:p>
     <w:p>
@@ -4746,7 +5164,7 @@
           <w:rFonts w:ascii="Times New Roman" w:hAnsi="Times New Roman" w:cs="Times New Roman"/>
         </w:rPr>
       </w:pPr>
-      <w:bookmarkStart w:id="20" w:name="_Toc175766945"/>
+      <w:bookmarkStart w:id="20" w:name="_Toc176814897"/>
       <w:r>
         <w:rPr>
           <w:rFonts w:ascii="Times New Roman" w:hAnsi="Times New Roman" w:cs="Times New Roman"/>
@@ -4861,21 +5279,7 @@
         <w:rPr>
           <w:rFonts w:ascii="Times New Roman" w:hAnsi="Times New Roman" w:cs="Times New Roman"/>
         </w:rPr>
-        <w:t xml:space="preserve">A huge chunk of solutions in computer vision make the assumption that there is a single illuminant lighting in an image. Regardless, that is not always the case. As evidenced, Finlayson and </w:t>
-      </w:r>
-      <w:proofErr w:type="spellStart"/>
-      <w:r>
-        <w:rPr>
-          <w:rFonts w:ascii="Times New Roman" w:hAnsi="Times New Roman" w:cs="Times New Roman"/>
-        </w:rPr>
-        <w:t>Fredembach</w:t>
-      </w:r>
-      <w:proofErr w:type="spellEnd"/>
-      <w:r>
-        <w:rPr>
-          <w:rFonts w:ascii="Times New Roman" w:hAnsi="Times New Roman" w:cs="Times New Roman"/>
-        </w:rPr>
-        <w:t xml:space="preserve"> (2007) reveal that images always contain shadows depending on the positions from different lights that affect an image. Important to the debate is the truth that Finlayson (2018) proposes a solution to the problems arising from illumination in computer vision.</w:t>
+        <w:t>A huge chunk of solutions in computer vision make the assumption that there is a single illuminant lighting in an image. Regardless, that is not always the case. As evidenced, Finlayson and Fredembach (2007) reveal that images always contain shadows depending on the positions from different lights that affect an image. Important to the debate is the truth that Finlayson (2018) proposes a solution to the problems arising from illumination in computer vision.</w:t>
       </w:r>
     </w:p>
     <w:p>
@@ -4886,7 +5290,7 @@
           <w:rFonts w:ascii="Times New Roman" w:hAnsi="Times New Roman" w:cs="Times New Roman"/>
         </w:rPr>
       </w:pPr>
-      <w:bookmarkStart w:id="21" w:name="_Toc175766946"/>
+      <w:bookmarkStart w:id="21" w:name="_Toc176814898"/>
       <w:r>
         <w:rPr>
           <w:rFonts w:ascii="Times New Roman" w:hAnsi="Times New Roman" w:cs="Times New Roman"/>
@@ -4903,7 +5307,7 @@
           <w:rFonts w:cs="Times New Roman"/>
         </w:rPr>
       </w:pPr>
-      <w:bookmarkStart w:id="22" w:name="_Toc175766947"/>
+      <w:bookmarkStart w:id="22" w:name="_Toc176814899"/>
       <w:r>
         <w:rPr>
           <w:rFonts w:cs="Times New Roman"/>
@@ -4925,21 +5329,7 @@
           <w:rFonts w:ascii="Times New Roman" w:hAnsi="Times New Roman" w:cs="Times New Roman"/>
         </w:rPr>
         <w:tab/>
-        <w:t xml:space="preserve">This method relies on a set of rules to detect whether there is a human face in an image. The method captures the human knowledge of faces and interprets the knowledge into a set of rules. For instance, the face has two symmetric eyes; the eye areas are darker than the cheeks, the distance between eyes, and the difference in colors between the eyes and cheeks. It is notable that using the knowledge base method for face detection could be difficult because it is difficult to develop a set of rules that can correctly identify a human face. This owes to the fact that there could be very many false positives if the rules are too general. Likewise, there could be many false negatives if the rules are too strict. This drawback has hampered researchers from using this technique. However, Chen et al., (2001) used the </w:t>
-      </w:r>
-      <w:proofErr w:type="gramStart"/>
-      <w:r>
-        <w:rPr>
-          <w:rFonts w:ascii="Times New Roman" w:hAnsi="Times New Roman" w:cs="Times New Roman"/>
-        </w:rPr>
-        <w:t>knowledge based</w:t>
-      </w:r>
-      <w:proofErr w:type="gramEnd"/>
-      <w:r>
-        <w:rPr>
-          <w:rFonts w:ascii="Times New Roman" w:hAnsi="Times New Roman" w:cs="Times New Roman"/>
-        </w:rPr>
-        <w:t xml:space="preserve"> method to detect faces in an image with an accuracy of 94%. One disadvantage with this method is that it is not efficient.</w:t>
+        <w:t>This method relies on a set of rules to detect whether there is a human face in an image. The method captures the human knowledge of faces and interprets the knowledge into a set of rules. For instance, the face has two symmetric eyes; the eye areas are darker than the cheeks, the distance between eyes, and the difference in colors between the eyes and cheeks. It is notable that using the knowledge base method for face detection could be difficult because it is difficult to develop a set of rules that can correctly identify a human face. This owes to the fact that there could be very many false positives if the rules are too general. Likewise, there could be many false negatives if the rules are too strict. This drawback has hampered researchers from using this technique. However, Chen et al., (2001) used the knowledge based method to detect faces in an image with an accuracy of 94%. One disadvantage with this method is that it is not efficient.</w:t>
       </w:r>
     </w:p>
     <w:p>
@@ -4950,7 +5340,7 @@
           <w:rFonts w:cs="Times New Roman"/>
         </w:rPr>
       </w:pPr>
-      <w:bookmarkStart w:id="23" w:name="_Toc175766948"/>
+      <w:bookmarkStart w:id="23" w:name="_Toc176814900"/>
       <w:r>
         <w:rPr>
           <w:rFonts w:cs="Times New Roman"/>
@@ -4969,21 +5359,7 @@
           <w:rFonts w:ascii="Times New Roman" w:hAnsi="Times New Roman" w:cs="Times New Roman"/>
         </w:rPr>
         <w:tab/>
-        <w:t xml:space="preserve">The feature invariant method of face detection is a little bit different from the knowledge based method because it uses statistical methods on facial landmarks. Celiktutan, Ulukaya, and </w:t>
-      </w:r>
-      <w:proofErr w:type="spellStart"/>
-      <w:r>
-        <w:rPr>
-          <w:rFonts w:ascii="Times New Roman" w:hAnsi="Times New Roman" w:cs="Times New Roman"/>
-        </w:rPr>
-        <w:t>Sankur</w:t>
-      </w:r>
-      <w:proofErr w:type="spellEnd"/>
-      <w:r>
-        <w:rPr>
-          <w:rFonts w:ascii="Times New Roman" w:hAnsi="Times New Roman" w:cs="Times New Roman"/>
-        </w:rPr>
-        <w:t xml:space="preserve"> (2013) define a face landmark as a prominent feature that can play a discriminative role or </w:t>
+        <w:t xml:space="preserve">The feature invariant method of face detection is a little bit different from the knowledge based method because it uses statistical methods on facial landmarks. Celiktutan, Ulukaya, and Sankur (2013) define a face landmark as a prominent feature that can play a discriminative role or </w:t>
       </w:r>
       <w:r>
         <w:rPr>
@@ -5001,7 +5377,7 @@
           <w:rFonts w:cs="Times New Roman"/>
         </w:rPr>
       </w:pPr>
-      <w:bookmarkStart w:id="24" w:name="_Toc175766949"/>
+      <w:bookmarkStart w:id="24" w:name="_Toc176814901"/>
       <w:r>
         <w:rPr>
           <w:rFonts w:cs="Times New Roman"/>
@@ -5023,21 +5399,7 @@
           <w:rFonts w:ascii="Times New Roman" w:hAnsi="Times New Roman" w:cs="Times New Roman"/>
         </w:rPr>
         <w:tab/>
-        <w:t xml:space="preserve">This method functions to extract facial image features to gain the Euclidean distance value served as input face comparison value of the users’ faces stored in the database (Hidayat, Wibowo, Satria, </w:t>
-      </w:r>
-      <w:proofErr w:type="spellStart"/>
-      <w:r>
-        <w:rPr>
-          <w:rFonts w:ascii="Times New Roman" w:hAnsi="Times New Roman" w:cs="Times New Roman"/>
-        </w:rPr>
-        <w:t>Winursito</w:t>
-      </w:r>
-      <w:proofErr w:type="spellEnd"/>
-      <w:r>
-        <w:rPr>
-          <w:rFonts w:ascii="Times New Roman" w:hAnsi="Times New Roman" w:cs="Times New Roman"/>
-        </w:rPr>
-        <w:t xml:space="preserve">, 2021). Simply put, the template based approach transforms an image into geometric primitives like curves and points. This is done by identifying distinctive features like the eye, the nose, the chin, and the mouth before measuring their relative positions, widths and other parameters of the distinctive features. Features extracted from an image are then compared to known features of a human face to check whether an image is that of a human face. For further elucidation the eye, nose, mouth and the chin are compared to that of a human face. If the features obtained from the image match those of a human face, then the object in question is declared to be a human face. It is vital to note that Hidayat, et al., (2021) assert that the template approach of facial recognition is known to have a lighter computational load than other methods because it does not require features from the entire face. </w:t>
+        <w:t xml:space="preserve">This method functions to extract facial image features to gain the Euclidean distance value served as input face comparison value of the users’ faces stored in the database (Hidayat, Wibowo, Satria, Winursito, 2021). Simply put, the template based approach transforms an image into geometric primitives like curves and points. This is done by identifying distinctive features like the eye, the nose, the chin, and the mouth before measuring their relative positions, widths and other parameters of the distinctive features. Features extracted from an image are then compared to known features of a human face to check whether an image is that of a human face. For further elucidation the eye, nose, mouth and the chin are compared to that of a human face. If the features obtained from the image match those of a human face, then the object in question is declared to be a human face. It is vital to note that Hidayat, et al., (2021) assert that the template approach of facial recognition is known to have a lighter computational load than other methods because it does not require features from the entire face. </w:t>
       </w:r>
     </w:p>
     <w:p>
@@ -5048,7 +5410,7 @@
           <w:rFonts w:cs="Times New Roman"/>
         </w:rPr>
       </w:pPr>
-      <w:bookmarkStart w:id="25" w:name="_Toc175766950"/>
+      <w:bookmarkStart w:id="25" w:name="_Toc176814902"/>
       <w:r>
         <w:rPr>
           <w:rFonts w:cs="Times New Roman"/>
@@ -5067,21 +5429,7 @@
           <w:rFonts w:ascii="Times New Roman" w:hAnsi="Times New Roman" w:cs="Times New Roman"/>
         </w:rPr>
         <w:tab/>
-        <w:t xml:space="preserve">The idea behind using Appearance methods for face detection relies on the linear algebra concept of subspaces. This approach of facial detection relies on the entire face, which is taken in as an input image data. The data collected from the input image is processed into a </w:t>
-      </w:r>
-      <w:proofErr w:type="gramStart"/>
-      <w:r>
-        <w:rPr>
-          <w:rFonts w:ascii="Times New Roman" w:hAnsi="Times New Roman" w:cs="Times New Roman"/>
-        </w:rPr>
-        <w:t>two dimensional</w:t>
-      </w:r>
-      <w:proofErr w:type="gramEnd"/>
-      <w:r>
-        <w:rPr>
-          <w:rFonts w:ascii="Times New Roman" w:hAnsi="Times New Roman" w:cs="Times New Roman"/>
-        </w:rPr>
-        <w:t xml:space="preserve"> pattern that is later used to decide whether there is a human face in an image. Critical to the discussion </w:t>
+        <w:t xml:space="preserve">The idea behind using Appearance methods for face detection relies on the linear algebra concept of subspaces. This approach of facial detection relies on the entire face, which is taken in as an input image data. The data collected from the input image is processed into a two dimensional pattern that is later used to decide whether there is a human face in an image. Critical to the discussion </w:t>
       </w:r>
       <w:r>
         <w:rPr>
@@ -5110,7 +5458,7 @@
           <w:rFonts w:ascii="Times New Roman" w:hAnsi="Times New Roman" w:cs="Times New Roman"/>
         </w:rPr>
       </w:pPr>
-      <w:bookmarkStart w:id="26" w:name="_Toc175766951"/>
+      <w:bookmarkStart w:id="26" w:name="_Toc176814903"/>
       <w:r>
         <w:rPr>
           <w:rFonts w:ascii="Times New Roman" w:hAnsi="Times New Roman" w:cs="Times New Roman"/>
@@ -5144,7 +5492,7 @@
         </w:rPr>
       </w:pPr>
       <w:bookmarkStart w:id="27" w:name="_heading=h.xkn7eq5w1o4"/>
-      <w:bookmarkStart w:id="28" w:name="_Toc175766952"/>
+      <w:bookmarkStart w:id="28" w:name="_Toc176814904"/>
       <w:bookmarkEnd w:id="27"/>
       <w:r>
         <w:rPr>
@@ -5310,7 +5658,7 @@
         </w:rPr>
       </w:pPr>
       <w:bookmarkStart w:id="29" w:name="_heading=h.603n9ogh56ag"/>
-      <w:bookmarkStart w:id="30" w:name="_Toc175766953"/>
+      <w:bookmarkStart w:id="30" w:name="_Toc176814905"/>
       <w:bookmarkEnd w:id="29"/>
       <w:r>
         <w:rPr>
@@ -5353,105 +5701,7 @@
           <w:rFonts w:ascii="Times New Roman" w:hAnsi="Times New Roman" w:cs="Times New Roman"/>
         </w:rPr>
         <w:tab/>
-        <w:t xml:space="preserve">It is imperative to mention that several authors have investigated the </w:t>
-      </w:r>
-      <w:proofErr w:type="gramStart"/>
-      <w:r>
-        <w:rPr>
-          <w:rFonts w:ascii="Times New Roman" w:hAnsi="Times New Roman" w:cs="Times New Roman"/>
-        </w:rPr>
-        <w:t>appearance based</w:t>
-      </w:r>
-      <w:proofErr w:type="gramEnd"/>
-      <w:r>
-        <w:rPr>
-          <w:rFonts w:ascii="Times New Roman" w:hAnsi="Times New Roman" w:cs="Times New Roman"/>
-        </w:rPr>
-        <w:t xml:space="preserve"> method for facial recognition. For instance, </w:t>
-      </w:r>
-      <w:proofErr w:type="spellStart"/>
-      <w:r>
-        <w:rPr>
-          <w:rFonts w:ascii="Times New Roman" w:hAnsi="Times New Roman" w:cs="Times New Roman"/>
-        </w:rPr>
-        <w:t>Struc</w:t>
-      </w:r>
-      <w:proofErr w:type="spellEnd"/>
-      <w:r>
-        <w:rPr>
-          <w:rFonts w:ascii="Times New Roman" w:hAnsi="Times New Roman" w:cs="Times New Roman"/>
-        </w:rPr>
-        <w:t xml:space="preserve"> and </w:t>
-      </w:r>
-      <w:proofErr w:type="spellStart"/>
-      <w:r>
-        <w:rPr>
-          <w:rFonts w:ascii="Times New Roman" w:hAnsi="Times New Roman" w:cs="Times New Roman"/>
-        </w:rPr>
-        <w:t>Pavesic</w:t>
-      </w:r>
-      <w:proofErr w:type="spellEnd"/>
-      <w:r>
-        <w:rPr>
-          <w:rFonts w:ascii="Times New Roman" w:hAnsi="Times New Roman" w:cs="Times New Roman"/>
-        </w:rPr>
-        <w:t xml:space="preserve"> (2009) examine the performance of </w:t>
-      </w:r>
-      <w:proofErr w:type="gramStart"/>
-      <w:r>
-        <w:rPr>
-          <w:rFonts w:ascii="Times New Roman" w:hAnsi="Times New Roman" w:cs="Times New Roman"/>
-        </w:rPr>
-        <w:t>appearance based</w:t>
-      </w:r>
-      <w:proofErr w:type="gramEnd"/>
-      <w:r>
-        <w:rPr>
-          <w:rFonts w:ascii="Times New Roman" w:hAnsi="Times New Roman" w:cs="Times New Roman"/>
-        </w:rPr>
-        <w:t xml:space="preserve"> methods subject to different environmental factors and conclude that the linear discriminant analysis produces the best results across different environmental conditions. Wu et al., (2018) also debate </w:t>
-      </w:r>
-      <w:proofErr w:type="gramStart"/>
-      <w:r>
-        <w:rPr>
-          <w:rFonts w:ascii="Times New Roman" w:hAnsi="Times New Roman" w:cs="Times New Roman"/>
-        </w:rPr>
-        <w:t>appearance based</w:t>
-      </w:r>
-      <w:proofErr w:type="gramEnd"/>
-      <w:r>
-        <w:rPr>
-          <w:rFonts w:ascii="Times New Roman" w:hAnsi="Times New Roman" w:cs="Times New Roman"/>
-        </w:rPr>
-        <w:t xml:space="preserve"> methods of facial recognition by examining facial expressions using the technique in question. The authors controlled for lighting conditions using a histogram equalization technique and a brightness preserving technique and concluded that the brightness preserving technique performs better than the histogram equalization technique. </w:t>
-      </w:r>
-      <w:proofErr w:type="spellStart"/>
-      <w:r>
-        <w:rPr>
-          <w:rFonts w:ascii="Times New Roman" w:hAnsi="Times New Roman" w:cs="Times New Roman"/>
-        </w:rPr>
-        <w:t>Broti</w:t>
-      </w:r>
-      <w:proofErr w:type="spellEnd"/>
-      <w:r>
-        <w:rPr>
-          <w:rFonts w:ascii="Times New Roman" w:hAnsi="Times New Roman" w:cs="Times New Roman"/>
-        </w:rPr>
-        <w:t xml:space="preserve"> (2019) also examines </w:t>
-      </w:r>
-      <w:proofErr w:type="gramStart"/>
-      <w:r>
-        <w:rPr>
-          <w:rFonts w:ascii="Times New Roman" w:hAnsi="Times New Roman" w:cs="Times New Roman"/>
-        </w:rPr>
-        <w:t>appearance based</w:t>
-      </w:r>
-      <w:proofErr w:type="gramEnd"/>
-      <w:r>
-        <w:rPr>
-          <w:rFonts w:ascii="Times New Roman" w:hAnsi="Times New Roman" w:cs="Times New Roman"/>
-        </w:rPr>
-        <w:t xml:space="preserve"> methods of facial recognition by discussing the principal components analysis, independent component analysis, linear discriminant analysis methods used in facial recognition. A drawback for this method is that it is challenging to find an efficient combination of dimensionality reduction technique and classifier. </w:t>
+        <w:t xml:space="preserve">It is imperative to mention that several authors have investigated the appearance based method for facial recognition. For instance, Struc and Pavesic (2009) examine the performance of appearance based methods subject to different environmental factors and conclude that the linear discriminant analysis produces the best results across different environmental conditions. Wu et al., (2018) also debate appearance based methods of facial recognition by examining facial expressions using the technique in question. The authors controlled for lighting conditions using a histogram equalization technique and a brightness preserving technique and concluded that the brightness preserving technique performs better than the histogram equalization technique. Broti (2019) also examines appearance based methods of facial recognition by discussing the principal components analysis, independent component analysis, linear discriminant analysis methods used in facial recognition. A drawback for this method is that it is challenging to find an efficient combination of dimensionality reduction technique and classifier. </w:t>
       </w:r>
       <w:bookmarkStart w:id="31" w:name="_heading=h.ljdder1spgws"/>
       <w:bookmarkEnd w:id="31"/>
@@ -5463,7 +5713,7 @@
         <w:jc w:val="both"/>
       </w:pPr>
       <w:bookmarkStart w:id="32" w:name="_heading=h.9gict8km0erz"/>
-      <w:bookmarkStart w:id="33" w:name="_Toc175766955"/>
+      <w:bookmarkStart w:id="33" w:name="_Toc176814906"/>
       <w:bookmarkEnd w:id="32"/>
       <w:r>
         <w:rPr>
@@ -5497,7 +5747,7 @@
         </w:rPr>
       </w:pPr>
       <w:bookmarkStart w:id="34" w:name="_heading=h.wgtdmttqie3v"/>
-      <w:bookmarkStart w:id="35" w:name="_Toc175766956"/>
+      <w:bookmarkStart w:id="35" w:name="_Toc176814907"/>
       <w:bookmarkEnd w:id="34"/>
       <w:r>
         <w:rPr>
@@ -5558,21 +5808,7 @@
         <w:rPr>
           <w:rFonts w:ascii="Times New Roman" w:hAnsi="Times New Roman" w:cs="Times New Roman"/>
         </w:rPr>
-        <w:t xml:space="preserve"> the authors involved a methodology that used imaging technology to detect and extract the biological attributes of the image. In a different publication, Wang et al., (2021) conducted a study with an aim to examine the problem of identifying human faces given different and complex backgrounds. Specifically, the authors used neuron </w:t>
-      </w:r>
-      <w:proofErr w:type="spellStart"/>
-      <w:r>
-        <w:rPr>
-          <w:rFonts w:ascii="Times New Roman" w:hAnsi="Times New Roman" w:cs="Times New Roman"/>
-        </w:rPr>
-        <w:t>regenisis</w:t>
-      </w:r>
-      <w:proofErr w:type="spellEnd"/>
-      <w:r>
-        <w:rPr>
-          <w:rFonts w:ascii="Times New Roman" w:hAnsi="Times New Roman" w:cs="Times New Roman"/>
-        </w:rPr>
-        <w:t xml:space="preserve"> mechanism and the synapse mechanism to identify facial images from complex backgrounds. The scholars in question developed a model called Where-What Networks that is able to learn type, location and size, which is able to identify human faces from complex backgrounds. This is a clear indicator that researchers are using artificial neural networks for facial recognition and that much is yet to be seen on facial recognition.</w:t>
+        <w:t xml:space="preserve"> the authors involved a methodology that used imaging technology to detect and extract the biological attributes of the image. In a different publication, Wang et al., (2021) conducted a study with an aim to examine the problem of identifying human faces given different and complex backgrounds. Specifically, the authors used neuron regenisis mechanism and the synapse mechanism to identify facial images from complex backgrounds. The scholars in question developed a model called Where-What Networks that is able to learn type, location and size, which is able to identify human faces from complex backgrounds. This is a clear indicator that researchers are using artificial neural networks for facial recognition and that much is yet to be seen on facial recognition.</w:t>
       </w:r>
     </w:p>
     <w:p>
@@ -5585,42 +5821,14 @@
           <w:rFonts w:ascii="Times New Roman" w:hAnsi="Times New Roman" w:cs="Times New Roman"/>
         </w:rPr>
         <w:tab/>
-        <w:t xml:space="preserve">Evidence from examining different publications on artificial indicates that they are being used for facial recognition. Regardless, artificial neural networks (ANN) are known to have their limitations. For example, Balarini, </w:t>
-      </w:r>
-      <w:proofErr w:type="spellStart"/>
-      <w:r>
-        <w:rPr>
-          <w:rFonts w:ascii="Times New Roman" w:hAnsi="Times New Roman" w:cs="Times New Roman"/>
-        </w:rPr>
-        <w:t>Nesmachnow</w:t>
-      </w:r>
-      <w:proofErr w:type="spellEnd"/>
-      <w:r>
-        <w:rPr>
-          <w:rFonts w:ascii="Times New Roman" w:hAnsi="Times New Roman" w:cs="Times New Roman"/>
-        </w:rPr>
-        <w:t xml:space="preserve"> and Rodriguez (2011) assert that ANNs require a lot of time to train a model. The problem becomes even worse if the number of neurons and hidden layers required to train a model is high. This problem is controversial because neural networks are known </w:t>
+        <w:t xml:space="preserve">Evidence from examining different publications on artificial indicates that they are being used for facial recognition. Regardless, artificial neural networks (ANN) are known to have their limitations. For example, Balarini, Nesmachnow and Rodriguez (2011) assert that ANNs require a lot of time to train a model. The problem becomes even worse if the number of neurons and hidden layers required to train a model is high. This problem is controversial because neural networks are known </w:t>
       </w:r>
       <w:r>
         <w:rPr>
           <w:rFonts w:ascii="Times New Roman" w:hAnsi="Times New Roman" w:cs="Times New Roman"/>
         </w:rPr>
         <w:lastRenderedPageBreak/>
-        <w:t xml:space="preserve">to register a high accuracy when a high number of neurons and hidden layers are used. Every neuron in each layer can make calculations independent of other neurons implying that graphics processing units could help solve the time problem required to train an ANN model. Another problem associated with ANNs is the vanishing gradient problem. </w:t>
-      </w:r>
-      <w:proofErr w:type="spellStart"/>
-      <w:r>
-        <w:rPr>
-          <w:rFonts w:ascii="Times New Roman" w:hAnsi="Times New Roman" w:cs="Times New Roman"/>
-        </w:rPr>
-        <w:t>Tarnate</w:t>
-      </w:r>
-      <w:proofErr w:type="spellEnd"/>
-      <w:r>
-        <w:rPr>
-          <w:rFonts w:ascii="Times New Roman" w:hAnsi="Times New Roman" w:cs="Times New Roman"/>
-        </w:rPr>
-        <w:t>, Devaraj, and Goma (2020) define the vanishing gradient problem as a case when the neural network becomes too deep hence the network becomes hard to train and could result in a situation where network will not finish its training process.</w:t>
+        <w:t>to register a high accuracy when a high number of neurons and hidden layers are used. Every neuron in each layer can make calculations independent of other neurons implying that graphics processing units could help solve the time problem required to train an ANN model. Another problem associated with ANNs is the vanishing gradient problem. Tarnate, Devaraj, and Goma (2020) define the vanishing gradient problem as a case when the neural network becomes too deep hence the network becomes hard to train and could result in a situation where network will not finish its training process.</w:t>
       </w:r>
     </w:p>
     <w:p>
@@ -5643,7 +5851,7 @@
       <w:pPr>
         <w:pStyle w:val="Heading3"/>
       </w:pPr>
-      <w:bookmarkStart w:id="36" w:name="_Toc175766957"/>
+      <w:bookmarkStart w:id="36" w:name="_Toc176814908"/>
       <w:r>
         <w:t>2.3.1.1 Convolution Neural Networks</w:t>
       </w:r>
@@ -5653,16 +5861,20 @@
       <w:pPr>
         <w:spacing w:line="480" w:lineRule="auto"/>
         <w:jc w:val="both"/>
-        <w:rPr>
-          <w:rFonts w:ascii="Times New Roman" w:hAnsi="Times New Roman" w:cs="Times New Roman"/>
-        </w:rPr>
-      </w:pPr>
-      <w:r>
-        <w:rPr>
-          <w:rFonts w:ascii="Times New Roman" w:hAnsi="Times New Roman" w:cs="Times New Roman"/>
-        </w:rPr>
-        <w:tab/>
-        <w:t>A Convolutional neural network (CNN) is a type of artificial neural network that has one or more convolution layers and are used mainly for image processing, classification, and segmentation. CNNs are similar to ANNs described above only that they assume that the input is an image like dataset. Consequently, CNNs use a convolution layer, a pooling layer, a fully connected layer and an activation function layer, which makes them different from ANNs. Koodalsamy</w:t>
+      </w:pPr>
+      <w:r>
+        <w:rPr>
+          <w:rFonts w:ascii="Times New Roman" w:hAnsi="Times New Roman" w:cs="Times New Roman"/>
+        </w:rPr>
+        <w:tab/>
+        <w:t xml:space="preserve">A Convolutional neural network (CNN) is a type of artificial neural network that has one or more convolution layers and are used mainly for image processing, classification, and segmentation. CNNs are similar to ANNs described above only that they assume that the input is an image like dataset. Consequently, CNNs use a convolution layer, a pooling layer, a fully connected layer and an activation function layer, which makes them different from ANNs. Koodalsamy, Bairavan, and Narayanasamy (2023) have a publication that discusses the layers used in convolution neural networks. Specifically, the convolution layer is where an image is subjected to a set of filters; the pooling layer is where the dimensionality of an image is reduced; the fully connected layer is where </w:t>
+      </w:r>
+      <w:r>
+        <w:rPr>
+          <w:rFonts w:ascii="Times New Roman" w:hAnsi="Times New Roman" w:cs="Times New Roman"/>
+        </w:rPr>
+        <w:lastRenderedPageBreak/>
+        <w:t>the output of the pooling layer is flattened; and the activation function is where a decision is made. A thorough discussion of all these layers will be discussed in the methodology section of this paper.</w:t>
       </w:r>
     </w:p>
     <w:p>
@@ -5674,15 +5886,70 @@
         <w:rPr>
           <w:rFonts w:ascii="Times New Roman" w:hAnsi="Times New Roman" w:cs="Times New Roman"/>
         </w:rPr>
-        <w:t xml:space="preserve">, Bairavan, and Narayanasamy (2023) have a publication that discusses the layers used in convolution neural networks. Specifically, the convolution layer is where an image is subjected to a set of filters; the pooling layer is where the dimensionality of an image is reduced; the fully connected layer is where the output of the pooling layer is flattened; and the activation function is where a decision is </w:t>
-      </w:r>
+        <w:tab/>
+        <w:t xml:space="preserve">Like artificial neural networks, convolution neural networks have been used for facial recognition widely. For example, Xiaobo et al., (2023) recognize that facial recognition is hampered by factors such as posture, light and the background of the image. As a result, the authors proposed the addition of an attention mechanism to convolution neural networks in a bid to reduce the effects of factors that affect facial recognition. In a different paper, He et al., (2023) recognize that the existing methods on facial recognition ignore the effect of spatial relationships between predictors. Consequently, the authors introduced the use of a Group Depth-Wise Transpose Attention (GDTA) block, which is designed to establish long range dependencies in different facial features. This led to the development of a lightweight face recognition model, which the authors call </w:t>
+      </w:r>
+      <w:r>
+        <w:t>CFormerFaceNet.</w:t>
+      </w:r>
+      <w:r>
+        <w:rPr>
+          <w:rFonts w:ascii="Times New Roman" w:hAnsi="Times New Roman" w:cs="Times New Roman"/>
+        </w:rPr>
+        <w:t xml:space="preserve"> Shalini et al., (2023) also did some work on facial recognition using CNNS by proposing the use of CNNs for creating attendance management systems that could be used for monitoring students’ classroom attendance.</w:t>
+      </w:r>
+    </w:p>
+    <w:p>
+      <w:pPr>
+        <w:spacing w:line="480" w:lineRule="auto"/>
+        <w:jc w:val="both"/>
+      </w:pPr>
+      <w:r>
+        <w:rPr>
+          <w:rFonts w:ascii="Times New Roman" w:hAnsi="Times New Roman" w:cs="Times New Roman"/>
+        </w:rPr>
+        <w:tab/>
+        <w:t xml:space="preserve">It is important to highlight that CNNs have advantages that makes them suitable for deep learning. As </w:t>
+      </w:r>
+      <w:r>
+        <w:rPr>
+          <w:rFonts w:ascii="Times New Roman" w:hAnsi="Times New Roman" w:cs="Times New Roman"/>
+        </w:rPr>
+        <w:t>evidence</w:t>
+      </w:r>
+      <w:r>
+        <w:rPr>
+          <w:rFonts w:ascii="Times New Roman" w:hAnsi="Times New Roman" w:cs="Times New Roman"/>
+        </w:rPr>
+        <w:t xml:space="preserve"> of this, Zhang et al., (2018) discusses some of the advantages of using convolutional neural networks. According to the authors, CNNs bypass the feature engineering stage of deep learning because feature engineering in CNNs is done during the training time. Another advantage of convolutional neural networks is that they allow weight sharing, which in turn improves the efficiency of CNNs. Critical to the discussion is the fact that weight sharing is a wide topic that has been discussed by several authors including Dupuis et al., (2021) and cannot be discussed exhaustively in this paper. The last advantage of convolutional neural networks is that they are able to identify spatial relationships in images. The concept of spatial relationships is well understood using the following example: Given an image, where is the nose in relation to the eyes and years. Clearly, the advantages of CNNs make them suitable for facial recognition.</w:t>
+      </w:r>
+    </w:p>
+    <w:p>
+      <w:pPr>
+        <w:spacing w:line="480" w:lineRule="auto"/>
+        <w:jc w:val="both"/>
+      </w:pPr>
       <w:r>
         <w:rPr>
           <w:rFonts w:ascii="Times New Roman" w:hAnsi="Times New Roman" w:cs="Times New Roman"/>
         </w:rPr>
         <w:lastRenderedPageBreak/>
-        <w:t>made. A thorough discussion of all these layers will be discussed in the methodology section of this paper.</w:t>
-      </w:r>
+        <w:tab/>
+        <w:t xml:space="preserve">The fact that CNNs produce reliable results when used for computer vision does not imply that there are disadvantages associated with CNNs. To begin with, convolution neural networks are known to perform poorly when used with negative images. Hosseini et al., (2017) defines negative images as those </w:t>
+      </w:r>
+      <w:r>
+        <w:t>with reversed brightness, i.e., the lightest parts appear the darkest and the darkest parts appear lightest. The same authors conducted a study on the subject in question and concluded that the model accuracy of CNNs is slightly lower when tested on negative images. Like ANNs, CNNs also have a problem of vanishing gradients. Shah et al., (2016) is one of the authors who have examined the problem of vanishing gradients in convolutional neural networks. In simple terms, the authors acknowledge that vanishing gradients is a problem in CNNs and propose the use of an exponential linear unit. Vital to the debate is that Shah et al., (2016) show that the exponential linear unit improves not only the accuracy of CNNs, but also improves the training time.</w:t>
+      </w:r>
+    </w:p>
+    <w:p>
+      <w:pPr>
+        <w:pStyle w:val="Heading4"/>
+      </w:pPr>
+      <w:bookmarkStart w:id="37" w:name="_Toc176814909"/>
+      <w:r>
+        <w:t>2.3.1.1.0 Padding in Convolution Neural Networks</w:t>
+      </w:r>
+      <w:bookmarkEnd w:id="37"/>
     </w:p>
     <w:p>
       <w:pPr>
@@ -5690,87 +5957,6 @@
         <w:jc w:val="both"/>
       </w:pPr>
       <w:r>
-        <w:rPr>
-          <w:rFonts w:ascii="Times New Roman" w:hAnsi="Times New Roman" w:cs="Times New Roman"/>
-        </w:rPr>
-        <w:tab/>
-        <w:t xml:space="preserve">Like artificial neural networks, convolution neural networks have been used for facial recognition widely. For example, Xiaobo et al., (2023) recognize that facial recognition is hampered by factors such as posture, light and the background of the image. As a result, the authors proposed the addition of an attention mechanism to convolution neural networks in a bid to reduce the effects of factors that affect facial recognition. In a different paper, He et al., (2023) recognize that the existing methods on facial recognition ignore the effect of spatial relationships between predictors. Consequently, the authors introduced the use of a Group Depth-Wise Transpose Attention (GDTA) block, which is designed to establish long range dependencies in different facial features. This led to the development of a lightweight face recognition model, which the authors call </w:t>
-      </w:r>
-      <w:r>
-        <w:t>CFormerFaceNet.</w:t>
-      </w:r>
-      <w:r>
-        <w:rPr>
-          <w:rFonts w:ascii="Times New Roman" w:hAnsi="Times New Roman" w:cs="Times New Roman"/>
-        </w:rPr>
-        <w:t xml:space="preserve"> Shalini et al., (2023) also did some work on facial recognition using CNNS by proposing the use of CNNs for creating attendance management systems that could be used for monitoring students’ classroom attendance.</w:t>
-      </w:r>
-    </w:p>
-    <w:p>
-      <w:pPr>
-        <w:spacing w:line="480" w:lineRule="auto"/>
-        <w:jc w:val="both"/>
-      </w:pPr>
-      <w:r>
-        <w:rPr>
-          <w:rFonts w:ascii="Times New Roman" w:hAnsi="Times New Roman" w:cs="Times New Roman"/>
-        </w:rPr>
-        <w:tab/>
-        <w:t xml:space="preserve">It is important to highlight that CNNs have advantages that makes them suitable for deep learning. As </w:t>
-      </w:r>
-      <w:r>
-        <w:rPr>
-          <w:rFonts w:ascii="Times New Roman" w:hAnsi="Times New Roman" w:cs="Times New Roman"/>
-        </w:rPr>
-        <w:t>evidence</w:t>
-      </w:r>
-      <w:r>
-        <w:rPr>
-          <w:rFonts w:ascii="Times New Roman" w:hAnsi="Times New Roman" w:cs="Times New Roman"/>
-        </w:rPr>
-        <w:t xml:space="preserve"> of this, Zhang et al., (2018) discusses some of the advantages of using convolutional neural networks. According to the authors, CNNs bypass the feature engineering stage of deep learning because feature engineering in CNNs is done during the training time. Another advantage of convolutional neural networks is that they allow weight sharing, which in turn improves the efficiency of CNNs. Critical to the discussion is the fact that weight sharing is a wide topic that has been discussed by several authors including Dupuis et al., (2021) and cannot be discussed exhaustively in this paper. The last advantage of convolutional neural networks is that they are able to identify spatial relationships in images. The concept of spatial relationships is well understood using the following example: Given an image, where is the nose in relation to the eyes and years. Clearly, the advantages of CNNs make them suitable for facial recognition.</w:t>
-      </w:r>
-    </w:p>
-    <w:p>
-      <w:pPr>
-        <w:spacing w:line="480" w:lineRule="auto"/>
-        <w:jc w:val="both"/>
-      </w:pPr>
-      <w:r>
-        <w:rPr>
-          <w:rFonts w:ascii="Times New Roman" w:hAnsi="Times New Roman" w:cs="Times New Roman"/>
-        </w:rPr>
-        <w:lastRenderedPageBreak/>
-        <w:tab/>
-        <w:t xml:space="preserve">The fact that CNNs produce reliable results when used for computer vision does not imply that there are disadvantages associated with CNNs. To begin with, convolution neural networks are known to perform poorly when used with negative images. Hosseini et al., (2017) defines negative images as those </w:t>
-      </w:r>
-      <w:r>
-        <w:t>with reversed brightness, i.e., the lightest parts appear the darkest and the darkest parts appear lightest. The same authors conducted a study on the subject in question and concluded that the model accuracy of CNNs is slightly lower when tested on negative images. Like ANNs, CNNs also have a problem of vanishing gradients. Shah et al., (2016) is one of the authors who have examined the problem of vanishing gradients in convolutional neural networks. In simple terms, the authors acknowledge that vanishing gradients is a problem in CNNs and propose the use of an exponential linear unit. Vital to the debate is that Shah et al., (2016) show that the exponential linear unit improves not only the accuracy of CNNs, but also improves the training time.</w:t>
-      </w:r>
-    </w:p>
-    <w:p>
-      <w:pPr>
-        <w:pStyle w:val="Heading4"/>
-      </w:pPr>
-      <w:r>
-        <w:t>2.3.1.1</w:t>
-      </w:r>
-      <w:r>
-        <w:t>.0</w:t>
-      </w:r>
-      <w:r>
-        <w:t xml:space="preserve"> </w:t>
-      </w:r>
-      <w:r>
-        <w:t>Padding in Convolution Neural Networks</w:t>
-      </w:r>
-    </w:p>
-    <w:p>
-      <w:pPr>
-        <w:spacing w:line="480" w:lineRule="auto"/>
-        <w:jc w:val="both"/>
-      </w:pPr>
-      <w:r>
         <w:tab/>
       </w:r>
       <w:r>
@@ -5796,9 +5982,14 @@
       <w:pPr>
         <w:pStyle w:val="Heading5"/>
       </w:pPr>
+      <w:bookmarkStart w:id="38" w:name="_Toc176814910"/>
+      <w:r>
+        <w:t xml:space="preserve">2.3.1.1.0.1 </w:t>
+      </w:r>
       <w:r>
         <w:t>Types of Padding</w:t>
       </w:r>
+      <w:bookmarkEnd w:id="38"/>
     </w:p>
     <w:p>
       <w:pPr>
@@ -6530,24 +6721,6 @@
     <w:p>
       <w:pPr>
         <w:pStyle w:val="BodyText"/>
-        <w:spacing w:after="0" w:line="480" w:lineRule="auto"/>
-        <w:rPr>
-          <w:color w:val="000000"/>
-        </w:rPr>
-      </w:pPr>
-    </w:p>
-    <w:p>
-      <w:pPr>
-        <w:pStyle w:val="BodyText"/>
-        <w:spacing w:after="0" w:line="480" w:lineRule="auto"/>
-        <w:rPr>
-          <w:color w:val="000000"/>
-        </w:rPr>
-      </w:pPr>
-    </w:p>
-    <w:p>
-      <w:pPr>
-        <w:pStyle w:val="BodyText"/>
         <w:spacing w:before="126" w:after="126" w:line="480" w:lineRule="auto"/>
         <w:rPr>
           <w:color w:val="000000"/>
@@ -6640,14 +6813,26 @@
         <w:rPr>
           <w:color w:val="000000"/>
         </w:rPr>
-        <w:t xml:space="preserve"> Nguyen et al., (2021) discusses padding strategies such as partial convolution padding, mean interpolation padding, mean reflection padding. It is important to note that while the authors discuss the aforementioned padding strategies, the strategies are not the focal point of their publication. It is </w:t>
+        <w:t xml:space="preserve"> Nguyen et al., (2021) discusses padding strategies such as partial convolution padding, mean interpolation padding,</w:t>
       </w:r>
       <w:r>
         <w:rPr>
           <w:color w:val="000000"/>
         </w:rPr>
+        <w:t xml:space="preserve"> and</w:t>
+      </w:r>
+      <w:r>
+        <w:rPr>
+          <w:color w:val="000000"/>
+        </w:rPr>
+        <w:t xml:space="preserve"> mean reflection padding. It is important to note that while the authors discuss the aforementioned padding strategies, the strategies are not the focal point of their publication. It is because the authors also discuss distribution padding and conduct an experiment on it. Eventually, the authors show that distribution padding performs better than zero padding in image classification </w:t>
+      </w:r>
+      <w:r>
+        <w:rPr>
+          <w:color w:val="000000"/>
+        </w:rPr>
         <w:lastRenderedPageBreak/>
-        <w:t xml:space="preserve">because the authors also discuss distribution padding and conduct an experiment on it. Eventually, the authors show that distribution padding performs better than zero padding in image classification problems. In a different publication, Ning et </w:t>
+        <w:t xml:space="preserve">problems. In a different publication, Ning et </w:t>
       </w:r>
       <w:r>
         <w:rPr>
@@ -6739,36 +6924,399 @@
           <w:color w:val="000000"/>
         </w:rPr>
         <w:tab/>
-        <w:t xml:space="preserve">Other author investigating padding and how it relates to convolution </w:t>
       </w:r>
       <w:r>
         <w:rPr>
           <w:color w:val="000000"/>
         </w:rPr>
+        <w:t>Another publication</w:t>
+      </w:r>
+      <w:r>
+        <w:rPr>
+          <w:color w:val="000000"/>
+        </w:rPr>
+        <w:t xml:space="preserve"> investigating padding and how it relates to convolution </w:t>
+      </w:r>
+      <w:r>
+        <w:rPr>
+          <w:color w:val="000000"/>
+        </w:rPr>
         <w:t>neural networks</w:t>
       </w:r>
       <w:r>
         <w:rPr>
           <w:color w:val="000000"/>
         </w:rPr>
-        <w:t xml:space="preserve"> is Alrasheedi et al., (2023). The authors acknowledge that padding has been investigated shallowly. It is then, that they propose a padding technique that learns from shifts in hyper parameters of a CNN before adjusting padding effectively. Finally, Alrasheedi et al., (2023) introduce a padding module providing evidence that it performs better 1.49% and 0.44% more better in classification accuracy than the zero padding when tested on the VGG16 and ResNet50. Clearly a considerable number of publications investigating how padding affects convolution neural networks have been made. </w:t>
+        <w:t xml:space="preserve"> is </w:t>
       </w:r>
       <w:r>
         <w:rPr>
           <w:color w:val="000000"/>
         </w:rPr>
+        <w:t xml:space="preserve">from </w:t>
+      </w:r>
+      <w:r>
+        <w:rPr>
+          <w:color w:val="000000"/>
+        </w:rPr>
+        <w:t xml:space="preserve">Alrasheedi et al., (2023). The authors acknowledge that padding has been investigated shallowly. It is then, that they propose a padding technique that learns from shifts in hyper parameters of a CNN before adjusting padding effectively. Finally, Alrasheedi et al., (2023) introduce a padding module providing evidence that it performs better 1.49% and 0.44% more better in classification accuracy than the zero padding when tested on the VGG16 and ResNet50. Clearly a considerable number of publications investigating how padding affects convolution neural networks have been made. Regardless, the number of publications that investigate how padding affects CNNs in computer vision still remain </w:t>
+      </w:r>
+      <w:r>
+        <w:rPr>
+          <w:color w:val="000000"/>
+        </w:rPr>
+        <w:t>low</w:t>
+      </w:r>
+      <w:r>
+        <w:rPr>
+          <w:color w:val="000000"/>
+        </w:rPr>
+        <w:t xml:space="preserve">. This owes to the fact that only one study has been </w:t>
+      </w:r>
+      <w:r>
+        <w:rPr>
+          <w:color w:val="000000"/>
+        </w:rPr>
         <w:lastRenderedPageBreak/>
-        <w:t>Regardless, the number of publications that investigate how padding affects CNNs in computer vision still remain wanting. This owes to the fact that only one study has been made investigating how padding affects CNNs has been made. Moreover, no study has been found investigating the effect of padding on CNNs with respect to facial recognition has been found. This is a clear indicator that this proposed study will add value to the already existing literature in facial recognition.</w:t>
-      </w:r>
+        <w:t>made investigating how padding affects CNNs has been made. Moreover, no study has been found investigating the effect of padding on CNNs with respect to facial recognition has been found. This is a clear indicator that this proposed study will add value to the already existing literature in facial recognition.</w:t>
+      </w:r>
+    </w:p>
+    <w:p>
+      <w:pPr>
+        <w:pStyle w:val="Heading2"/>
+        <w:rPr>
+          <w:lang w:val="en-KE"/>
+        </w:rPr>
+      </w:pPr>
+      <w:r>
+        <w:t xml:space="preserve"> </w:t>
+      </w:r>
+      <w:bookmarkStart w:id="39" w:name="_Toc176814911"/>
+      <w:r>
+        <w:t xml:space="preserve">2.4 </w:t>
+      </w:r>
+      <w:r>
+        <w:rPr>
+          <w:lang w:val="en-KE"/>
+        </w:rPr>
+        <w:t>Facial Recognition Datasets</w:t>
+      </w:r>
+      <w:bookmarkEnd w:id="39"/>
     </w:p>
     <w:p>
       <w:pPr>
         <w:spacing w:line="480" w:lineRule="auto"/>
         <w:jc w:val="both"/>
-      </w:pPr>
-      <w:r>
+        <w:rPr>
+          <w:lang w:val="en-KE"/>
+        </w:rPr>
+      </w:pPr>
+      <w:r>
+        <w:rPr>
+          <w:lang w:val="en-KE"/>
+        </w:rPr>
+        <w:tab/>
+        <w:t xml:space="preserve">An array of studies </w:t>
+      </w:r>
+      <w:r>
+        <w:rPr>
+          <w:lang w:val="en-KE"/>
+        </w:rPr>
+        <w:t>have been</w:t>
+      </w:r>
+      <w:r>
+        <w:rPr>
+          <w:lang w:val="en-KE"/>
+        </w:rPr>
+        <w:t xml:space="preserve"> conducted on facial recognition implying that there </w:t>
+      </w:r>
+      <w:r>
+        <w:rPr>
+          <w:lang w:val="en-KE"/>
+        </w:rPr>
+        <w:t>exist</w:t>
+      </w:r>
+      <w:r>
+        <w:rPr>
+          <w:lang w:val="en-KE"/>
+        </w:rPr>
+        <w:t xml:space="preserve"> several datasets that could be used for facial recognition. A</w:t>
+      </w:r>
+      <w:r>
+        <w:rPr>
+          <w:lang w:val="en-KE"/>
+        </w:rPr>
+        <w:t>y</w:t>
+      </w:r>
+      <w:r>
+        <w:rPr>
+          <w:lang w:val="en-KE"/>
+        </w:rPr>
+        <w:t xml:space="preserve">ad et al., (2023) conducted a study discussing </w:t>
+      </w:r>
+      <w:r>
+        <w:rPr>
+          <w:lang w:val="en-KE"/>
+        </w:rPr>
+        <w:t>twenty-one</w:t>
+      </w:r>
+      <w:r>
+        <w:rPr>
+          <w:lang w:val="en-KE"/>
+        </w:rPr>
+        <w:t xml:space="preserve"> different datasets that have been used for research in facial recognition. This publication discusses main characteristics of each dataset and should be the first stop shop for authors looking to examine data sets used for facial recognition. Ortis and Becker (2013) also discuss facial recognition data sets only that they focus on web scale datasets. This owes to the fact that web scale datasets are created for facial recognition in real time and on the web. Such datasets should scale well and be ready to be used for tagging friends or finding celebrities</w:t>
+      </w:r>
+      <w:r>
+        <w:rPr>
+          <w:lang w:val="en-KE"/>
+        </w:rPr>
+        <w:t xml:space="preserve"> online</w:t>
+      </w:r>
+      <w:r>
+        <w:rPr>
+          <w:lang w:val="en-KE"/>
+        </w:rPr>
+        <w:t xml:space="preserve">. </w:t>
+      </w:r>
+      <w:r>
+        <w:rPr>
+          <w:lang w:val="en-KE"/>
+        </w:rPr>
+        <w:t xml:space="preserve">Clearly, there are a lot of data sets that could be used for facial recognition. </w:t>
+      </w:r>
+      <w:r>
+        <w:rPr>
+          <w:lang w:val="en-KE"/>
+        </w:rPr>
+        <w:t>However, access to such datasets have been limited due to the recent changes in laws regarding access and use of personal identifiable information.</w:t>
+      </w:r>
+    </w:p>
+    <w:p>
+      <w:pPr>
+        <w:pStyle w:val="Heading3"/>
+        <w:rPr>
+          <w:lang w:val="en-KE"/>
+        </w:rPr>
+      </w:pPr>
+      <w:bookmarkStart w:id="40" w:name="_Toc176814912"/>
+      <w:r>
+        <w:rPr>
+          <w:lang w:val="en-KE"/>
+        </w:rPr>
+        <w:t xml:space="preserve">2.4.1 </w:t>
+      </w:r>
+      <w:r>
+        <w:rPr>
+          <w:lang w:val="en-KE"/>
+        </w:rPr>
+        <w:t>Disguised Faces in The Wild</w:t>
+      </w:r>
+      <w:r>
+        <w:rPr>
+          <w:lang w:val="en-KE"/>
+        </w:rPr>
+        <w:t xml:space="preserve"> Dataset</w:t>
+      </w:r>
+      <w:bookmarkEnd w:id="40"/>
+    </w:p>
+    <w:p>
+      <w:pPr>
+        <w:spacing w:line="480" w:lineRule="auto"/>
+        <w:jc w:val="both"/>
+        <w:rPr>
+          <w:lang w:val="en-KE"/>
+        </w:rPr>
+      </w:pPr>
+      <w:r>
+        <w:rPr>
+          <w:lang w:val="en-KE"/>
+        </w:rPr>
+        <w:tab/>
+        <w:t xml:space="preserve">The disguised faces in the wild dataset contains 11,157 images collected from 1,000 different people. This data set was collected from the internet and was released in 2018 during the </w:t>
+      </w:r>
+      <w:r>
+        <w:rPr>
+          <w:lang w:val="en-KE"/>
+        </w:rPr>
+        <w:t>Disguised Faces in the Wild Workshop at International Conference</w:t>
+      </w:r>
+      <w:r>
+        <w:rPr>
+          <w:lang w:val="en-KE"/>
+        </w:rPr>
         <w:t xml:space="preserve"> </w:t>
       </w:r>
+      <w:r>
+        <w:rPr>
+          <w:lang w:val="en-KE"/>
+        </w:rPr>
+        <w:t>on Computer Vision and Pattern Recognition</w:t>
+      </w:r>
+      <w:r>
+        <w:rPr>
+          <w:lang w:val="en-KE"/>
+        </w:rPr>
+        <w:t xml:space="preserve"> (Singh et al., 2018). Critical to the discussion is</w:t>
+      </w:r>
+      <w:r>
+        <w:rPr>
+          <w:lang w:val="en-KE"/>
+        </w:rPr>
+        <w:t xml:space="preserve"> the reality that the </w:t>
+      </w:r>
+      <w:r>
+        <w:rPr>
+          <w:lang w:val="en-KE"/>
+        </w:rPr>
+        <w:t>disguised faces in the wild</w:t>
+      </w:r>
+      <w:r>
+        <w:rPr>
+          <w:lang w:val="en-KE"/>
+        </w:rPr>
+        <w:t xml:space="preserve"> (DFW)</w:t>
+      </w:r>
+      <w:r>
+        <w:rPr>
+          <w:lang w:val="en-KE"/>
+        </w:rPr>
+        <w:t xml:space="preserve"> was developed with an aim of creating facial recognition models that are resistant to disguises. This owes to the fact that </w:t>
+      </w:r>
+      <w:r>
+        <w:rPr>
+          <w:lang w:val="en-KE"/>
+        </w:rPr>
+        <w:t xml:space="preserve">Singh et al., </w:t>
+      </w:r>
+      <w:r>
+        <w:rPr>
+          <w:lang w:val="en-KE"/>
+        </w:rPr>
+        <w:t>(</w:t>
+      </w:r>
+      <w:r>
+        <w:rPr>
+          <w:lang w:val="en-KE"/>
+        </w:rPr>
+        <w:t>2018</w:t>
+      </w:r>
+      <w:r>
+        <w:rPr>
+          <w:lang w:val="en-KE"/>
+        </w:rPr>
+        <w:t>) acknowledge that humans could artificially alter their faces with an aim of fooling a f</w:t>
+      </w:r>
+      <w:r>
+        <w:rPr>
+          <w:lang w:val="en-KE"/>
+        </w:rPr>
+        <w:t xml:space="preserve">acial recognition system. For instance, an individual could try and fool a system by wearing a wig, wearing at artificial beard or putting on heavy make up. It is important to note that a different dataset called </w:t>
+      </w:r>
+      <w:r>
+        <w:rPr>
+          <w:lang w:val="en-KE"/>
+        </w:rPr>
+        <w:t>Disguised Faces in the Wild 2019 Dataset</w:t>
+      </w:r>
+      <w:r>
+        <w:rPr>
+          <w:lang w:val="en-KE"/>
+        </w:rPr>
+        <w:t xml:space="preserve"> has been published and </w:t>
+      </w:r>
+      <w:r>
+        <w:rPr>
+          <w:lang w:val="en-KE"/>
+        </w:rPr>
+        <w:lastRenderedPageBreak/>
+        <w:t>should be confused for the dataset under discussion (</w:t>
+      </w:r>
+      <w:r>
+        <w:rPr>
+          <w:lang w:val="en-KE"/>
+        </w:rPr>
+        <w:t>Singh et al., 2019</w:t>
+      </w:r>
+      <w:r>
+        <w:rPr>
+          <w:lang w:val="en-KE"/>
+        </w:rPr>
+        <w:t>). Clearly, this is an interesting subject of study that should be investigated further using the dataset in question.</w:t>
+      </w:r>
+    </w:p>
+    <w:p>
+      <w:pPr>
+        <w:pStyle w:val="Heading3"/>
+        <w:rPr>
+          <w:lang w:val="en-KE"/>
+        </w:rPr>
+      </w:pPr>
+      <w:bookmarkStart w:id="41" w:name="_Toc176814913"/>
+      <w:r>
+        <w:rPr>
+          <w:lang w:val="en-KE"/>
+        </w:rPr>
+        <w:t>2.4.2 VGGFACE</w:t>
+      </w:r>
+      <w:bookmarkEnd w:id="41"/>
+    </w:p>
+    <w:p>
+      <w:pPr>
+        <w:spacing w:line="480" w:lineRule="auto"/>
+        <w:jc w:val="both"/>
+        <w:rPr>
+          <w:lang w:val="en-KE"/>
+        </w:rPr>
+      </w:pPr>
+      <w:r>
+        <w:rPr>
+          <w:lang w:val="en-KE"/>
+        </w:rPr>
+        <w:tab/>
+        <w:t>VGG Face dataset is made up of 2.6 million images collected from 2,622 different people. This dataset comprises mostly of politicians, actors, public figures and celebrities, which was made by extracting male’s and females’ information from the Internet Movie Database and ranked by popularity</w:t>
+      </w:r>
+      <w:r>
+        <w:rPr>
+          <w:lang w:val="en-KE"/>
+        </w:rPr>
+        <w:t xml:space="preserve"> (</w:t>
+      </w:r>
+      <w:r>
+        <w:rPr>
+          <w:rFonts w:ascii="Times New Roman" w:hAnsi="Times New Roman" w:cs="Times New Roman"/>
+        </w:rPr>
+        <w:t>Parkhi</w:t>
+      </w:r>
+      <w:r>
+        <w:rPr>
+          <w:rFonts w:ascii="Times New Roman" w:hAnsi="Times New Roman" w:cs="Times New Roman"/>
+        </w:rPr>
+        <w:t xml:space="preserve"> et al., 2015)</w:t>
+      </w:r>
+      <w:r>
+        <w:rPr>
+          <w:lang w:val="en-KE"/>
+        </w:rPr>
+        <w:t>. Critical to the discussion is the fact that this data set was examined by human annotators to eliminate images that could introduce noise into the dataset. It is important to hi</w:t>
+      </w:r>
+      <w:r>
+        <w:rPr>
+          <w:lang w:val="en-KE"/>
+        </w:rPr>
+        <w:t>ghlight that this dataset has been used and cited by authors widely. For example, Ibrahem and Abdulameer (2023) examine a pretrained model that was created from this dataset to create a model aimed at solving the age problem that is associated with facial recognition.</w:t>
+      </w:r>
+      <w:r>
+        <w:rPr>
+          <w:lang w:val="en-KE"/>
+        </w:rPr>
+        <w:t xml:space="preserve"> </w:t>
+      </w:r>
+    </w:p>
+    <w:p>
+      <w:pPr>
+        <w:spacing w:line="480" w:lineRule="auto"/>
+        <w:jc w:val="both"/>
+      </w:pPr>
     </w:p>
     <w:p>
       <w:pPr>
@@ -6804,7 +7352,7 @@
           <w:rFonts w:ascii="Times New Roman" w:hAnsi="Times New Roman" w:cs="Times New Roman"/>
         </w:rPr>
       </w:pPr>
-      <w:bookmarkStart w:id="37" w:name="_Toc175766958"/>
+      <w:bookmarkStart w:id="42" w:name="_Toc176814914"/>
       <w:r>
         <w:rPr>
           <w:rFonts w:ascii="Times New Roman" w:hAnsi="Times New Roman" w:cs="Times New Roman"/>
@@ -6812,7 +7360,7 @@
         <w:lastRenderedPageBreak/>
         <w:t>Chapter Three</w:t>
       </w:r>
-      <w:bookmarkEnd w:id="37"/>
+      <w:bookmarkEnd w:id="42"/>
     </w:p>
     <w:p>
       <w:pPr>
@@ -6821,14 +7369,14 @@
           <w:rFonts w:ascii="Times New Roman" w:hAnsi="Times New Roman" w:cs="Times New Roman"/>
         </w:rPr>
       </w:pPr>
-      <w:bookmarkStart w:id="38" w:name="_Toc175766959"/>
+      <w:bookmarkStart w:id="43" w:name="_Toc176814915"/>
       <w:r>
         <w:rPr>
           <w:rFonts w:ascii="Times New Roman" w:hAnsi="Times New Roman" w:cs="Times New Roman"/>
         </w:rPr>
         <w:t>Methodology</w:t>
       </w:r>
-      <w:bookmarkEnd w:id="38"/>
+      <w:bookmarkEnd w:id="43"/>
     </w:p>
     <w:p>
       <w:pPr>
@@ -6838,14 +7386,14 @@
           <w:rFonts w:ascii="Times New Roman" w:hAnsi="Times New Roman" w:cs="Times New Roman"/>
         </w:rPr>
       </w:pPr>
-      <w:bookmarkStart w:id="39" w:name="_Toc175766954"/>
+      <w:bookmarkStart w:id="44" w:name="_Toc176814916"/>
       <w:r>
         <w:rPr>
           <w:rFonts w:ascii="Times New Roman" w:hAnsi="Times New Roman" w:cs="Times New Roman"/>
         </w:rPr>
         <w:t>2.3 Artificial Neural Networks</w:t>
       </w:r>
-      <w:bookmarkEnd w:id="39"/>
+      <w:bookmarkEnd w:id="44"/>
     </w:p>
     <w:p>
       <w:pPr>
@@ -6857,21 +7405,37 @@
           <w:rFonts w:ascii="Times New Roman" w:hAnsi="Times New Roman" w:cs="Times New Roman"/>
         </w:rPr>
         <w:tab/>
-        <w:t xml:space="preserve">Artificial neural networks </w:t>
-      </w:r>
-      <w:proofErr w:type="gramStart"/>
-      <w:r>
-        <w:rPr>
-          <w:rFonts w:ascii="Times New Roman" w:hAnsi="Times New Roman" w:cs="Times New Roman"/>
-        </w:rPr>
-        <w:t>is</w:t>
-      </w:r>
-      <w:proofErr w:type="gramEnd"/>
-      <w:r>
-        <w:rPr>
-          <w:rFonts w:ascii="Times New Roman" w:hAnsi="Times New Roman" w:cs="Times New Roman"/>
-        </w:rPr>
-        <w:t xml:space="preserve"> a machine learning technique that tries to imitate the intelligence of a human brain. The human brain contains neurons that are connected to one another through axons and dendrites. The connecting region between axons and dendrites is called a synapse. The strength of synaptic connections often changes due to changes in external stimuli, which in turn influence how learning occurs in the human brain. Like biological neurons, artificial neural networks contain computational units called neurons. These computational units are connected to one another through weights that perform the same role as synapses in biological neurons. An artificial neural network computes a function of the inputs by propagating the computed values from the input neurons to the output neuron(s) and using the weights as intermediate parameters. Learning occurs by changing the weights connecting the neurons. </w:t>
+        <w:t>Artificial neural networks is a machine learning technique that tries to imitate the intelligence of a human brain. The human brain contains neurons that are connected to one another through axons and dendrites. The connecting region between axons and dendrites is called a synapse. The strength of synaptic connections often changes due to changes in external stimuli, which in turn influence how learning occurs in the human brain</w:t>
+      </w:r>
+      <w:r>
+        <w:rPr>
+          <w:rFonts w:ascii="Times New Roman" w:hAnsi="Times New Roman" w:cs="Times New Roman"/>
+        </w:rPr>
+        <w:t xml:space="preserve"> (</w:t>
+      </w:r>
+      <w:r>
+        <w:rPr>
+          <w:rFonts w:ascii="Times New Roman" w:hAnsi="Times New Roman" w:cs="Times New Roman"/>
+        </w:rPr>
+        <w:t>Agrawal</w:t>
+      </w:r>
+      <w:r>
+        <w:rPr>
+          <w:rFonts w:ascii="Times New Roman" w:hAnsi="Times New Roman" w:cs="Times New Roman"/>
+        </w:rPr>
+        <w:t xml:space="preserve"> and</w:t>
+      </w:r>
+      <w:r>
+        <w:rPr>
+          <w:rFonts w:ascii="Times New Roman" w:hAnsi="Times New Roman" w:cs="Times New Roman"/>
+        </w:rPr>
+        <w:t xml:space="preserve"> Singh, 2015)</w:t>
+      </w:r>
+      <w:r>
+        <w:rPr>
+          <w:rFonts w:ascii="Times New Roman" w:hAnsi="Times New Roman" w:cs="Times New Roman"/>
+        </w:rPr>
+        <w:t xml:space="preserve">. Like biological neurons, artificial neural networks contain computational units called neurons. These computational units are connected to one another through weights that perform the same role as synapses in biological neurons. An artificial neural network computes a function of the inputs by propagating the computed values from the input neurons to the output neuron(s) and using the weights as intermediate parameters. Learning occurs by changing the weights connecting the neurons. </w:t>
       </w:r>
     </w:p>
     <w:p>
@@ -7124,7 +7688,7 @@
       </w:pPr>
       <m:oMathPara>
         <m:oMathParaPr>
-          <m:jc m:val="center"/>
+          <m:jc m:val="left"/>
         </m:oMathParaPr>
         <m:oMath>
           <m:acc>
@@ -7242,21 +7806,25 @@
           <w:rFonts w:ascii="Times New Roman" w:hAnsi="Times New Roman" w:cs="Times New Roman"/>
         </w:rPr>
         <w:tab/>
-        <w:t>While the above equation may work in a variety of settings, there are instances where we need to introduce a bias to a neural network for it to work accordingly. The mentioned bias could be compared to penalizing a regression model. Basically, we introduce a bias neuron that shifts the line of fit to the right or left depending on the original position of the line of fit. Another way to think about biases is simply by considering any linear function, y = mx + b. Let's say you are using y to approximate some linear function z. If z has a non-zero z-intercept, and you have no bias in the equation for y (</w:t>
-      </w:r>
-      <w:proofErr w:type="gramStart"/>
-      <w:r>
-        <w:rPr>
-          <w:rFonts w:ascii="Times New Roman" w:hAnsi="Times New Roman" w:cs="Times New Roman"/>
-        </w:rPr>
-        <w:t>i.e.</w:t>
-      </w:r>
-      <w:proofErr w:type="gramEnd"/>
-      <w:r>
-        <w:rPr>
-          <w:rFonts w:ascii="Times New Roman" w:hAnsi="Times New Roman" w:cs="Times New Roman"/>
-        </w:rPr>
-        <w:t xml:space="preserve"> y = mx), then y can never perfectly fit z. Similarly, if the neurons in your network have no bias terms, then it can be harder for your network to approximate some functions. The figure below shows an example of neural network architecture with a single bias neuron.</w:t>
+        <w:t>While the above equation may work in a variety of settings, there are instances where we need to introduce a bias to a neural network for it to work accordingly</w:t>
+      </w:r>
+      <w:r>
+        <w:rPr>
+          <w:rFonts w:ascii="Times New Roman" w:hAnsi="Times New Roman" w:cs="Times New Roman"/>
+        </w:rPr>
+        <w:t xml:space="preserve"> </w:t>
+      </w:r>
+      <w:r>
+        <w:rPr>
+          <w:rFonts w:ascii="Times New Roman" w:hAnsi="Times New Roman" w:cs="Times New Roman"/>
+        </w:rPr>
+        <w:t>(Agrawal and Singh, 2015)</w:t>
+      </w:r>
+      <w:r>
+        <w:rPr>
+          <w:rFonts w:ascii="Times New Roman" w:hAnsi="Times New Roman" w:cs="Times New Roman"/>
+        </w:rPr>
+        <w:t>. The mentioned bias could be compared to penalizing a regression model. Basically, we introduce a bias neuron that shifts the line of fit to the right or left depending on the original position of the line of fit. Another way to think about biases is simply by considering any linear function, y = mx + b. Let's say you are using y to approximate some linear function z. If z has a non-zero z-intercept, and you have no bias in the equation for y (i.e. y = mx), then y can never perfectly fit z. Similarly, if the neurons in your network have no bias terms, then it can be harder for your network to approximate some functions. The figure below shows an example of neural network architecture with a single bias neuron.</w:t>
       </w:r>
     </w:p>
     <w:p>
@@ -7474,13 +8042,7 @@
         <w:rPr>
           <w:rFonts w:ascii="Times New Roman" w:hAnsi="Times New Roman" w:cs="Times New Roman"/>
         </w:rPr>
-        <w:t xml:space="preserve">… </w:t>
-      </w:r>
-      <w:r>
-        <w:rPr>
-          <w:rFonts w:ascii="Times New Roman" w:hAnsi="Times New Roman" w:cs="Times New Roman"/>
-        </w:rPr>
-        <w:t>X</w:t>
+        <w:t>… X</w:t>
       </w:r>
       <w:r>
         <w:rPr>
@@ -7493,13 +8055,7 @@
         <w:rPr>
           <w:rFonts w:ascii="Times New Roman" w:hAnsi="Times New Roman" w:cs="Times New Roman"/>
         </w:rPr>
-        <w:t>) plus</w:t>
-      </w:r>
-      <w:r>
-        <w:rPr>
-          <w:rFonts w:ascii="Times New Roman" w:hAnsi="Times New Roman" w:cs="Times New Roman"/>
-        </w:rPr>
-        <w:t xml:space="preserve"> the bias neuron b.</w:t>
+        <w:t>) plus the bias neuron b.</w:t>
       </w:r>
     </w:p>
     <w:p>
@@ -7508,7 +8064,7 @@
       </w:pPr>
       <m:oMathPara>
         <m:oMathParaPr>
-          <m:jc m:val="center"/>
+          <m:jc m:val="left"/>
         </m:oMathParaPr>
         <m:oMath>
           <m:acc>
@@ -7635,14 +8191,14 @@
           <w:rFonts w:ascii="Times New Roman" w:hAnsi="Times New Roman" w:cs="Times New Roman"/>
         </w:rPr>
       </w:pPr>
-      <w:bookmarkStart w:id="40" w:name="_Toc175766960"/>
+      <w:bookmarkStart w:id="45" w:name="_Toc176814917"/>
       <w:r>
         <w:rPr>
           <w:rFonts w:ascii="Times New Roman" w:hAnsi="Times New Roman" w:cs="Times New Roman"/>
         </w:rPr>
         <w:t>2.3.1.0.1 Deriving the Backpropagation Algorithm</w:t>
       </w:r>
-      <w:bookmarkEnd w:id="40"/>
+      <w:bookmarkEnd w:id="45"/>
     </w:p>
     <w:p>
       <w:pPr>
@@ -8094,14 +8650,12 @@
       <w:r>
         <w:t xml:space="preserve"> be vectors whose elements denote the weighted inputs of the j</w:t>
       </w:r>
-      <w:proofErr w:type="spellStart"/>
       <w:r>
         <w:rPr>
           <w:vertAlign w:val="superscript"/>
         </w:rPr>
         <w:t>th</w:t>
       </w:r>
-      <w:proofErr w:type="spellEnd"/>
       <w:r>
         <w:t xml:space="preserve"> neuron of layer L and are defined as the following.</w:t>
       </w:r>
@@ -9955,13 +10509,7 @@
         </m:r>
       </m:oMath>
       <w:r>
-        <w:t xml:space="preserve">. The next step of deriving the backpropagation algorithm involves defining a function that can represent the approximation error. It is important to highlight that this function will measure the deviation between the actual values and the predicted values. As a </w:t>
-      </w:r>
-      <w:r>
-        <w:t>result,</w:t>
-      </w:r>
-      <w:r>
-        <w:t xml:space="preserve"> the squared error function is employed to measure the deviation in question. This error function will be defined as follows.</w:t>
+        <w:t>. The next step of deriving the backpropagation algorithm involves defining a function that can represent the approximation error. It is important to highlight that this function will measure the deviation between the actual values and the predicted values. As a result, the squared error function is employed to measure the deviation in question. This error function will be defined as follows.</w:t>
       </w:r>
     </w:p>
     <w:p>
@@ -10280,14 +10828,12 @@
       <w:r>
         <w:t xml:space="preserve">  is the value produced by the jth output neuron of the network for the k</w:t>
       </w:r>
-      <w:proofErr w:type="spellStart"/>
       <w:r>
         <w:rPr>
           <w:vertAlign w:val="superscript"/>
         </w:rPr>
         <w:t>th</w:t>
       </w:r>
-      <w:proofErr w:type="spellEnd"/>
       <w:r>
         <w:t xml:space="preserve"> training sample, while </w:t>
       </w:r>
@@ -10692,9 +11238,11 @@
       <w:pPr>
         <w:pStyle w:val="Heading5"/>
       </w:pPr>
+      <w:bookmarkStart w:id="46" w:name="_Toc176814918"/>
       <w:r>
         <w:t>Adjusting the Synaptic Weights of the Output Layer</w:t>
       </w:r>
+      <w:bookmarkEnd w:id="46"/>
     </w:p>
     <w:p>
       <w:pPr>
@@ -10714,11 +11262,9 @@
       <w:r>
         <w:t xml:space="preserve">. Using the chain </w:t>
       </w:r>
-      <w:proofErr w:type="gramStart"/>
-      <w:r>
-        <w:t>rule</w:t>
-      </w:r>
-      <w:proofErr w:type="gramEnd"/>
+      <w:r>
+        <w:t>rule,</w:t>
+      </w:r>
       <w:r>
         <w:t xml:space="preserve"> we differentiate equation 2.6 as shown below.</w:t>
       </w:r>
@@ -12902,9 +13448,11 @@
       <w:r>
         <w:t xml:space="preserve"> </w:t>
       </w:r>
+      <w:bookmarkStart w:id="47" w:name="_Toc176814919"/>
       <w:r>
         <w:t>Adjusting the Synaptic Weights of the Intermediate Layers</w:t>
       </w:r>
+      <w:bookmarkEnd w:id="47"/>
     </w:p>
     <w:p>
       <w:pPr>
@@ -14561,15 +15109,7 @@
         </m:sSubSup>
       </m:oMath>
       <w:r>
-        <w:t>. T</w:t>
-      </w:r>
-      <w:proofErr w:type="spellStart"/>
-      <w:r>
-        <w:t>hus</w:t>
-      </w:r>
-      <w:proofErr w:type="spellEnd"/>
-      <w:r>
-        <w:t xml:space="preserve"> equation 2.18 becomes:</w:t>
+        <w:t>. Thus equation 2.18 becomes:</w:t>
       </w:r>
     </w:p>
     <w:p>
@@ -19466,13 +20006,8 @@
       <w:pPr>
         <w:spacing w:line="480" w:lineRule="auto"/>
       </w:pPr>
-      <w:proofErr w:type="gramStart"/>
-      <w:r>
-        <w:t>Where</w:t>
-      </w:r>
-      <w:proofErr w:type="gramEnd"/>
-      <w:r>
-        <w:t xml:space="preserve"> </w:t>
+      <w:r>
+        <w:t xml:space="preserve">Where </w:t>
       </w:r>
     </w:p>
     <w:p>
@@ -20097,6 +20632,41 @@
           <w:rFonts w:ascii="Times New Roman" w:hAnsi="Times New Roman" w:cs="Times New Roman"/>
         </w:rPr>
       </w:pPr>
+      <w:r>
+        <w:rPr>
+          <w:rFonts w:ascii="Times New Roman" w:hAnsi="Times New Roman" w:cs="Times New Roman"/>
+        </w:rPr>
+        <w:t>Convolution Neural Network Architecture</w:t>
+      </w:r>
+    </w:p>
+    <w:p>
+      <w:pPr>
+        <w:spacing w:line="480" w:lineRule="auto"/>
+        <w:ind w:firstLine="720"/>
+        <w:rPr>
+          <w:rFonts w:ascii="Times New Roman" w:hAnsi="Times New Roman" w:cs="Times New Roman"/>
+        </w:rPr>
+      </w:pPr>
+      <w:r>
+        <w:rPr>
+          <w:rFonts w:ascii="Times New Roman" w:hAnsi="Times New Roman" w:cs="Times New Roman"/>
+        </w:rPr>
+        <w:t>Convolution neural networks rely on their architecture to make predictions from inputs. This architecture can be divided into feature extraction and model prediction. The feature extraction phase relies on techniques such as filtering, the stride, padding, and pooling</w:t>
+      </w:r>
+      <w:r>
+        <w:rPr>
+          <w:rFonts w:ascii="Times New Roman" w:hAnsi="Times New Roman" w:cs="Times New Roman"/>
+        </w:rPr>
+        <w:t xml:space="preserve">. </w:t>
+      </w:r>
+    </w:p>
+    <w:p>
+      <w:pPr>
+        <w:spacing w:line="480" w:lineRule="auto"/>
+        <w:rPr>
+          <w:rFonts w:ascii="Times New Roman" w:hAnsi="Times New Roman" w:cs="Times New Roman"/>
+        </w:rPr>
+      </w:pPr>
     </w:p>
     <w:p>
       <w:pPr>
@@ -20142,9 +20712,9 @@
           <w:rFonts w:ascii="Times New Roman" w:hAnsi="Times New Roman" w:cs="Times New Roman"/>
         </w:rPr>
       </w:pPr>
-      <w:bookmarkStart w:id="41" w:name="_heading=h.ipnx3a8c2uud"/>
-      <w:bookmarkStart w:id="42" w:name="_Toc175766963"/>
-      <w:bookmarkEnd w:id="41"/>
+      <w:bookmarkStart w:id="48" w:name="_heading=h.ipnx3a8c2uud"/>
+      <w:bookmarkStart w:id="49" w:name="_Toc176814920"/>
+      <w:bookmarkEnd w:id="48"/>
       <w:r>
         <w:rPr>
           <w:rFonts w:ascii="Times New Roman" w:hAnsi="Times New Roman" w:cs="Times New Roman"/>
@@ -20152,7 +20722,7 @@
         <w:lastRenderedPageBreak/>
         <w:t>References</w:t>
       </w:r>
-      <w:bookmarkEnd w:id="42"/>
+      <w:bookmarkEnd w:id="49"/>
     </w:p>
     <w:p>
       <w:pPr>
@@ -20196,7 +20766,7 @@
     <w:p>
       <w:pPr>
         <w:pStyle w:val="BodyText"/>
-        <w:spacing w:after="0" w:line="331" w:lineRule="auto"/>
+        <w:spacing w:after="0" w:line="480" w:lineRule="auto"/>
         <w:rPr>
           <w:color w:val="000000"/>
         </w:rPr>
@@ -20211,7 +20781,7 @@
     <w:p>
       <w:pPr>
         <w:pStyle w:val="BodyText"/>
-        <w:spacing w:after="0" w:line="331" w:lineRule="auto"/>
+        <w:spacing w:after="0" w:line="480" w:lineRule="auto"/>
         <w:rPr>
           <w:color w:val="000000"/>
         </w:rPr>
@@ -20244,398 +20814,34 @@
         <w:rPr>
           <w:rFonts w:ascii="Times New Roman" w:hAnsi="Times New Roman" w:cs="Times New Roman"/>
         </w:rPr>
-        <w:t xml:space="preserve">Celiktutan, O., Ulukaya, S., and </w:t>
-      </w:r>
-      <w:proofErr w:type="spellStart"/>
-      <w:r>
-        <w:rPr>
-          <w:rFonts w:ascii="Times New Roman" w:hAnsi="Times New Roman" w:cs="Times New Roman"/>
-        </w:rPr>
-        <w:t>Sankur</w:t>
-      </w:r>
-      <w:proofErr w:type="spellEnd"/>
-      <w:r>
-        <w:rPr>
-          <w:rFonts w:ascii="Times New Roman" w:hAnsi="Times New Roman" w:cs="Times New Roman"/>
-        </w:rPr>
-        <w:t xml:space="preserve">, B. (2013). A Comparative Study of Face Landmarking </w:t>
-      </w:r>
-    </w:p>
-    <w:p>
-      <w:pPr>
-        <w:spacing w:line="480" w:lineRule="auto"/>
-      </w:pPr>
-      <w:r>
-        <w:rPr>
-          <w:rFonts w:ascii="Times New Roman" w:hAnsi="Times New Roman" w:cs="Times New Roman"/>
-        </w:rPr>
-        <w:tab/>
-        <w:t xml:space="preserve">Techniques. </w:t>
-      </w:r>
-      <w:r>
-        <w:rPr>
-          <w:rFonts w:ascii="Times New Roman" w:hAnsi="Times New Roman" w:cs="Times New Roman"/>
-          <w:i/>
-        </w:rPr>
-        <w:t>EURASIP Journal on Image and Video Processing</w:t>
-      </w:r>
-      <w:r>
-        <w:rPr>
-          <w:rFonts w:ascii="Times New Roman" w:hAnsi="Times New Roman" w:cs="Times New Roman"/>
-        </w:rPr>
-        <w:t>, 3(2013).</w:t>
-      </w:r>
-    </w:p>
-    <w:p>
-      <w:pPr>
-        <w:spacing w:line="480" w:lineRule="auto"/>
-        <w:rPr>
-          <w:rFonts w:ascii="Times New Roman" w:hAnsi="Times New Roman" w:cs="Times New Roman"/>
-        </w:rPr>
-      </w:pPr>
-      <w:r>
-        <w:rPr>
-          <w:rFonts w:ascii="Times New Roman" w:hAnsi="Times New Roman" w:cs="Times New Roman"/>
-        </w:rPr>
-        <w:t xml:space="preserve">Chen, L., Mark, H., Lin, J., and Han, C. (2001). Why Recognition in A Statistics-Based Face  </w:t>
-      </w:r>
-    </w:p>
-    <w:p>
-      <w:pPr>
-        <w:spacing w:line="480" w:lineRule="auto"/>
-      </w:pPr>
-      <w:r>
-        <w:rPr>
-          <w:rFonts w:ascii="Times New Roman" w:hAnsi="Times New Roman" w:cs="Times New Roman"/>
-        </w:rPr>
-        <w:tab/>
-        <w:t>Recognition System Should be based on The Pure Face Portion: A Probabilistic Decision-</w:t>
-      </w:r>
-      <w:r>
-        <w:rPr>
-          <w:rFonts w:ascii="Times New Roman" w:hAnsi="Times New Roman" w:cs="Times New Roman"/>
-        </w:rPr>
-        <w:tab/>
-        <w:t xml:space="preserve">Based Proof. </w:t>
-      </w:r>
-      <w:r>
-        <w:rPr>
-          <w:rFonts w:ascii="Times New Roman" w:hAnsi="Times New Roman" w:cs="Times New Roman"/>
-          <w:i/>
-        </w:rPr>
-        <w:t>Pattern Recognition,</w:t>
-      </w:r>
-      <w:r>
-        <w:rPr>
-          <w:rFonts w:ascii="Times New Roman" w:hAnsi="Times New Roman" w:cs="Times New Roman"/>
-        </w:rPr>
-        <w:t xml:space="preserve"> 34 (2001): 1393-1403 </w:t>
-      </w:r>
-    </w:p>
-    <w:p>
-      <w:pPr>
-        <w:spacing w:line="480" w:lineRule="auto"/>
-        <w:rPr>
-          <w:rFonts w:ascii="Times New Roman" w:hAnsi="Times New Roman" w:cs="Times New Roman"/>
-        </w:rPr>
-      </w:pPr>
-      <w:r>
-        <w:rPr>
-          <w:rFonts w:ascii="Times New Roman" w:hAnsi="Times New Roman" w:cs="Times New Roman"/>
-        </w:rPr>
-        <w:t xml:space="preserve">Da Silva I. N. </w:t>
-      </w:r>
-      <w:proofErr w:type="spellStart"/>
-      <w:r>
-        <w:rPr>
-          <w:rFonts w:ascii="Times New Roman" w:hAnsi="Times New Roman" w:cs="Times New Roman"/>
-        </w:rPr>
-        <w:t>Hernane</w:t>
-      </w:r>
-      <w:proofErr w:type="spellEnd"/>
-      <w:r>
-        <w:rPr>
-          <w:rFonts w:ascii="Times New Roman" w:hAnsi="Times New Roman" w:cs="Times New Roman"/>
-        </w:rPr>
-        <w:t xml:space="preserve"> </w:t>
-      </w:r>
-      <w:proofErr w:type="spellStart"/>
-      <w:r>
-        <w:rPr>
-          <w:rFonts w:ascii="Times New Roman" w:hAnsi="Times New Roman" w:cs="Times New Roman"/>
-        </w:rPr>
-        <w:t>Spatti</w:t>
-      </w:r>
-      <w:proofErr w:type="spellEnd"/>
-      <w:r>
-        <w:rPr>
-          <w:rFonts w:ascii="Times New Roman" w:hAnsi="Times New Roman" w:cs="Times New Roman"/>
-        </w:rPr>
-        <w:t xml:space="preserve"> D. Andrade </w:t>
-      </w:r>
-      <w:proofErr w:type="spellStart"/>
-      <w:r>
-        <w:rPr>
-          <w:rFonts w:ascii="Times New Roman" w:hAnsi="Times New Roman" w:cs="Times New Roman"/>
-        </w:rPr>
-        <w:t>Flauzino</w:t>
-      </w:r>
-      <w:proofErr w:type="spellEnd"/>
-      <w:r>
-        <w:rPr>
-          <w:rFonts w:ascii="Times New Roman" w:hAnsi="Times New Roman" w:cs="Times New Roman"/>
-        </w:rPr>
-        <w:t xml:space="preserve"> R. </w:t>
-      </w:r>
-      <w:proofErr w:type="spellStart"/>
-      <w:r>
-        <w:rPr>
-          <w:rFonts w:ascii="Times New Roman" w:hAnsi="Times New Roman" w:cs="Times New Roman"/>
-        </w:rPr>
-        <w:t>Liboni</w:t>
-      </w:r>
-      <w:proofErr w:type="spellEnd"/>
-      <w:r>
-        <w:rPr>
-          <w:rFonts w:ascii="Times New Roman" w:hAnsi="Times New Roman" w:cs="Times New Roman"/>
-        </w:rPr>
-        <w:t xml:space="preserve"> L. H. B. &amp; Dos Reis Alves S. </w:t>
-      </w:r>
-    </w:p>
-    <w:p>
-      <w:pPr>
-        <w:spacing w:line="480" w:lineRule="auto"/>
-        <w:ind w:left="720"/>
-      </w:pPr>
-      <w:r>
-        <w:rPr>
-          <w:rFonts w:ascii="Times New Roman" w:hAnsi="Times New Roman" w:cs="Times New Roman"/>
-        </w:rPr>
-        <w:t xml:space="preserve">F. (2017). </w:t>
-      </w:r>
-      <w:r>
-        <w:rPr>
-          <w:rFonts w:ascii="Times New Roman" w:hAnsi="Times New Roman" w:cs="Times New Roman"/>
-          <w:i/>
-        </w:rPr>
-        <w:t>Artificial Neural Networks: A Practical Course</w:t>
-      </w:r>
-      <w:r>
-        <w:rPr>
-          <w:rFonts w:ascii="Times New Roman" w:hAnsi="Times New Roman" w:cs="Times New Roman"/>
-        </w:rPr>
-        <w:t>. Springer International Publishing: Imprint: Springer.</w:t>
-      </w:r>
-    </w:p>
-    <w:p>
-      <w:pPr>
-        <w:spacing w:line="480" w:lineRule="auto"/>
-      </w:pPr>
-      <w:r>
-        <w:rPr>
-          <w:rFonts w:ascii="Times New Roman" w:hAnsi="Times New Roman" w:cs="Times New Roman"/>
-        </w:rPr>
-        <w:t>Dupuis, E., Novo, D., O’Connor, I., and Bosio, A. (</w:t>
-      </w:r>
-      <w:r>
-        <w:t>2021</w:t>
-      </w:r>
-      <w:r>
-        <w:rPr>
-          <w:rFonts w:ascii="Times New Roman" w:hAnsi="Times New Roman" w:cs="Times New Roman"/>
-        </w:rPr>
-        <w:t>).</w:t>
-      </w:r>
-      <w:r>
-        <w:t xml:space="preserve"> </w:t>
-      </w:r>
-      <w:r>
-        <w:rPr>
-          <w:rFonts w:ascii="Times New Roman" w:hAnsi="Times New Roman" w:cs="Times New Roman"/>
-          <w:i/>
-        </w:rPr>
-        <w:t xml:space="preserve">CNN Weight Sharing Based on a Fast </w:t>
-      </w:r>
-    </w:p>
-    <w:p>
-      <w:pPr>
-        <w:spacing w:line="480" w:lineRule="auto"/>
-        <w:ind w:left="720"/>
-      </w:pPr>
-      <w:r>
-        <w:rPr>
-          <w:rFonts w:ascii="Times New Roman" w:hAnsi="Times New Roman" w:cs="Times New Roman"/>
-          <w:i/>
-        </w:rPr>
-        <w:t>Accuracy Estimation Metric</w:t>
-      </w:r>
-      <w:r>
-        <w:rPr>
-          <w:rFonts w:ascii="Times New Roman" w:hAnsi="Times New Roman" w:cs="Times New Roman"/>
-        </w:rPr>
-        <w:t>. Retrieved from: https://hal.science/hal-03257748/document. Retrieved on 7 January, 2023.</w:t>
-      </w:r>
-    </w:p>
-    <w:p>
-      <w:pPr>
-        <w:spacing w:line="480" w:lineRule="auto"/>
-      </w:pPr>
-      <w:r>
-        <w:rPr>
-          <w:rFonts w:ascii="Times New Roman" w:hAnsi="Times New Roman" w:cs="Times New Roman"/>
-        </w:rPr>
-        <w:t xml:space="preserve">Finlayson G. D. (2018). </w:t>
-      </w:r>
-      <w:proofErr w:type="spellStart"/>
-      <w:r>
-        <w:rPr>
-          <w:rFonts w:ascii="Times New Roman" w:hAnsi="Times New Roman" w:cs="Times New Roman"/>
-        </w:rPr>
-        <w:t>Colour</w:t>
-      </w:r>
-      <w:proofErr w:type="spellEnd"/>
-      <w:r>
-        <w:rPr>
-          <w:rFonts w:ascii="Times New Roman" w:hAnsi="Times New Roman" w:cs="Times New Roman"/>
-        </w:rPr>
-        <w:t xml:space="preserve"> and Illumination in Computer Vision. </w:t>
-      </w:r>
-      <w:r>
-        <w:rPr>
-          <w:rFonts w:ascii="Times New Roman" w:hAnsi="Times New Roman" w:cs="Times New Roman"/>
-          <w:i/>
-        </w:rPr>
-        <w:t>Interface focus</w:t>
-      </w:r>
-      <w:r>
-        <w:rPr>
-          <w:rFonts w:ascii="Times New Roman" w:hAnsi="Times New Roman" w:cs="Times New Roman"/>
-        </w:rPr>
-        <w:t xml:space="preserve">, 8(4), </w:t>
-      </w:r>
-    </w:p>
-    <w:p>
-      <w:pPr>
-        <w:spacing w:line="480" w:lineRule="auto"/>
-        <w:rPr>
-          <w:rFonts w:ascii="Times New Roman" w:hAnsi="Times New Roman" w:cs="Times New Roman"/>
-        </w:rPr>
-      </w:pPr>
-      <w:r>
-        <w:rPr>
-          <w:rFonts w:ascii="Times New Roman" w:hAnsi="Times New Roman" w:cs="Times New Roman"/>
-        </w:rPr>
-        <w:tab/>
-        <w:t>20180008.</w:t>
-      </w:r>
-    </w:p>
-    <w:p>
-      <w:pPr>
-        <w:spacing w:line="480" w:lineRule="auto"/>
-        <w:rPr>
-          <w:rFonts w:ascii="Times New Roman" w:hAnsi="Times New Roman" w:cs="Times New Roman"/>
-        </w:rPr>
-      </w:pPr>
-      <w:r>
-        <w:rPr>
-          <w:rFonts w:ascii="Times New Roman" w:hAnsi="Times New Roman" w:cs="Times New Roman"/>
-        </w:rPr>
-        <w:t xml:space="preserve">Finlayson, G., and </w:t>
-      </w:r>
-      <w:proofErr w:type="spellStart"/>
-      <w:r>
-        <w:rPr>
-          <w:rFonts w:ascii="Times New Roman" w:hAnsi="Times New Roman" w:cs="Times New Roman"/>
-        </w:rPr>
-        <w:t>Fredembach</w:t>
-      </w:r>
-      <w:proofErr w:type="spellEnd"/>
-      <w:r>
-        <w:rPr>
-          <w:rFonts w:ascii="Times New Roman" w:hAnsi="Times New Roman" w:cs="Times New Roman"/>
-        </w:rPr>
-        <w:t xml:space="preserve">, C. (2007). Detecting Illumination in Images. Retrieved from: </w:t>
-      </w:r>
-    </w:p>
-    <w:p>
-      <w:pPr>
-        <w:spacing w:line="480" w:lineRule="auto"/>
-        <w:rPr>
-          <w:rFonts w:ascii="Times New Roman" w:hAnsi="Times New Roman" w:cs="Times New Roman"/>
-        </w:rPr>
-      </w:pPr>
-      <w:r>
-        <w:rPr>
-          <w:rFonts w:ascii="Times New Roman" w:hAnsi="Times New Roman" w:cs="Times New Roman"/>
-        </w:rPr>
-        <w:tab/>
-        <w:t>https://www.cs.sfu.ca/~mark/ftp/Iccv07/iccv07.pdf. Retrieved on: 3 September, 2023.</w:t>
-      </w:r>
-    </w:p>
-    <w:p>
-      <w:pPr>
-        <w:spacing w:line="480" w:lineRule="auto"/>
-        <w:rPr>
-          <w:rFonts w:ascii="Times New Roman" w:hAnsi="Times New Roman" w:cs="Times New Roman"/>
-        </w:rPr>
-      </w:pPr>
-      <w:r>
-        <w:rPr>
-          <w:rFonts w:ascii="Times New Roman" w:hAnsi="Times New Roman" w:cs="Times New Roman"/>
-        </w:rPr>
-        <w:t xml:space="preserve">Ghimire, D., and Lee, J. (2016).  Geometric Feature-Based Facial Expression Recognition in Image </w:t>
-      </w:r>
-    </w:p>
-    <w:p>
-      <w:pPr>
-        <w:spacing w:line="480" w:lineRule="auto"/>
-        <w:ind w:left="720"/>
-      </w:pPr>
-      <w:r>
-        <w:rPr>
-          <w:rFonts w:ascii="Times New Roman" w:hAnsi="Times New Roman" w:cs="Times New Roman"/>
-        </w:rPr>
-        <w:t xml:space="preserve">Sequences Using Multi-Class AdaBoost and Support Vector Machines. </w:t>
-      </w:r>
-      <w:r>
-        <w:rPr>
-          <w:rFonts w:ascii="Times New Roman" w:hAnsi="Times New Roman" w:cs="Times New Roman"/>
-          <w:i/>
-        </w:rPr>
-        <w:t>Sensors</w:t>
-      </w:r>
-      <w:r>
-        <w:rPr>
-          <w:rFonts w:ascii="Times New Roman" w:hAnsi="Times New Roman" w:cs="Times New Roman"/>
-        </w:rPr>
-        <w:t>, 13(6): 7714–7734.</w:t>
-      </w:r>
-    </w:p>
-    <w:p>
-      <w:pPr>
-        <w:spacing w:line="480" w:lineRule="auto"/>
-        <w:rPr>
-          <w:rFonts w:ascii="Times New Roman" w:hAnsi="Times New Roman" w:cs="Times New Roman"/>
-        </w:rPr>
-      </w:pPr>
-      <w:r>
-        <w:rPr>
-          <w:rFonts w:ascii="Times New Roman" w:hAnsi="Times New Roman" w:cs="Times New Roman"/>
-        </w:rPr>
-        <w:t xml:space="preserve">He, L.; He, L.; Peng, L. (2023) CFormerFaceNet: Efficient Lightweight Network Merging a CNN </w:t>
-      </w:r>
-    </w:p>
-    <w:p>
-      <w:pPr>
-        <w:spacing w:line="480" w:lineRule="auto"/>
-        <w:ind w:left="720"/>
-      </w:pPr>
-      <w:r>
-        <w:rPr>
-          <w:rFonts w:ascii="Times New Roman" w:hAnsi="Times New Roman" w:cs="Times New Roman"/>
-        </w:rPr>
-        <w:lastRenderedPageBreak/>
-        <w:t xml:space="preserve">and Transformer for Face Recognition. </w:t>
+        <w:t xml:space="preserve">Ayad, W., Qays, S., Perera g. A., and Al-Naji, A. (2023). </w:t>
+      </w:r>
+      <w:r>
+        <w:rPr>
+          <w:rFonts w:ascii="Times New Roman" w:hAnsi="Times New Roman" w:cs="Times New Roman"/>
+        </w:rPr>
+        <w:t xml:space="preserve">Facial Recognition Databases: Recent </w:t>
+      </w:r>
+    </w:p>
+    <w:p>
+      <w:pPr>
+        <w:spacing w:line="480" w:lineRule="auto"/>
+        <w:ind w:firstLine="720"/>
+        <w:rPr>
+          <w:rFonts w:ascii="Times New Roman" w:hAnsi="Times New Roman" w:cs="Times New Roman"/>
+        </w:rPr>
+      </w:pPr>
+      <w:r>
+        <w:rPr>
+          <w:rFonts w:ascii="Times New Roman" w:hAnsi="Times New Roman" w:cs="Times New Roman"/>
+        </w:rPr>
+        <w:t>Developments and Review of Methods</w:t>
+      </w:r>
+      <w:r>
+        <w:rPr>
+          <w:rFonts w:ascii="Times New Roman" w:hAnsi="Times New Roman" w:cs="Times New Roman"/>
+        </w:rPr>
+        <w:t xml:space="preserve">. </w:t>
       </w:r>
       <w:r>
         <w:rPr>
@@ -20643,458 +20849,7 @@
           <w:i/>
           <w:iCs/>
         </w:rPr>
-        <w:t>Appl. Sci</w:t>
-      </w:r>
-      <w:r>
-        <w:rPr>
-          <w:rFonts w:ascii="Times New Roman" w:hAnsi="Times New Roman" w:cs="Times New Roman"/>
-        </w:rPr>
-        <w:t>. 13(6506): 1-14.</w:t>
-      </w:r>
-    </w:p>
-    <w:p>
-      <w:pPr>
-        <w:spacing w:line="480" w:lineRule="auto"/>
-        <w:rPr>
-          <w:rFonts w:ascii="Times New Roman" w:hAnsi="Times New Roman" w:cs="Times New Roman"/>
-        </w:rPr>
-      </w:pPr>
-      <w:r>
-        <w:rPr>
-          <w:rFonts w:ascii="Times New Roman" w:hAnsi="Times New Roman" w:cs="Times New Roman"/>
-        </w:rPr>
-        <w:t xml:space="preserve">Hidayat, R., Wibowo, B, M., Satria, R. B., </w:t>
-      </w:r>
-      <w:proofErr w:type="spellStart"/>
-      <w:r>
-        <w:rPr>
-          <w:rFonts w:ascii="Times New Roman" w:hAnsi="Times New Roman" w:cs="Times New Roman"/>
-        </w:rPr>
-        <w:t>Winursito</w:t>
-      </w:r>
-      <w:proofErr w:type="spellEnd"/>
-      <w:r>
-        <w:rPr>
-          <w:rFonts w:ascii="Times New Roman" w:hAnsi="Times New Roman" w:cs="Times New Roman"/>
-        </w:rPr>
-        <w:t xml:space="preserve">, A. (2021). Implementation of Face </w:t>
-      </w:r>
-    </w:p>
-    <w:p>
-      <w:pPr>
-        <w:spacing w:line="480" w:lineRule="auto"/>
-      </w:pPr>
-      <w:r>
-        <w:rPr>
-          <w:rFonts w:ascii="Times New Roman" w:hAnsi="Times New Roman" w:cs="Times New Roman"/>
-        </w:rPr>
-        <w:tab/>
-        <w:t xml:space="preserve">Recognition Using Geometric Features Extraction. </w:t>
-      </w:r>
-      <w:proofErr w:type="spellStart"/>
-      <w:r>
-        <w:rPr>
-          <w:rFonts w:ascii="Times New Roman" w:hAnsi="Times New Roman" w:cs="Times New Roman"/>
-          <w:i/>
-        </w:rPr>
-        <w:t>Jurnal</w:t>
-      </w:r>
-      <w:proofErr w:type="spellEnd"/>
-      <w:r>
-        <w:rPr>
-          <w:rFonts w:ascii="Times New Roman" w:hAnsi="Times New Roman" w:cs="Times New Roman"/>
-          <w:i/>
-        </w:rPr>
-        <w:t xml:space="preserve"> </w:t>
-      </w:r>
-      <w:proofErr w:type="spellStart"/>
-      <w:r>
-        <w:rPr>
-          <w:rFonts w:ascii="Times New Roman" w:hAnsi="Times New Roman" w:cs="Times New Roman"/>
-          <w:i/>
-        </w:rPr>
-        <w:t>Lmiah</w:t>
-      </w:r>
-      <w:proofErr w:type="spellEnd"/>
-      <w:r>
-        <w:rPr>
-          <w:rFonts w:ascii="Times New Roman" w:hAnsi="Times New Roman" w:cs="Times New Roman"/>
-          <w:i/>
-        </w:rPr>
-        <w:t xml:space="preserve"> </w:t>
-      </w:r>
-      <w:proofErr w:type="spellStart"/>
-      <w:r>
-        <w:rPr>
-          <w:rFonts w:ascii="Times New Roman" w:hAnsi="Times New Roman" w:cs="Times New Roman"/>
-          <w:i/>
-        </w:rPr>
-        <w:t>Kursor</w:t>
-      </w:r>
-      <w:proofErr w:type="spellEnd"/>
-      <w:r>
-        <w:rPr>
-          <w:rFonts w:ascii="Times New Roman" w:hAnsi="Times New Roman" w:cs="Times New Roman"/>
-        </w:rPr>
-        <w:t xml:space="preserve">, 11(2): 83-90. </w:t>
-      </w:r>
-    </w:p>
-    <w:p>
-      <w:pPr>
-        <w:spacing w:line="480" w:lineRule="auto"/>
-        <w:rPr>
-          <w:rFonts w:ascii="Times New Roman" w:hAnsi="Times New Roman" w:cs="Times New Roman"/>
-        </w:rPr>
-      </w:pPr>
-      <w:r>
-        <w:rPr>
-          <w:rFonts w:ascii="Times New Roman" w:hAnsi="Times New Roman" w:cs="Times New Roman"/>
-        </w:rPr>
-        <w:t xml:space="preserve">Hinton, E. G., </w:t>
-      </w:r>
-      <w:proofErr w:type="spellStart"/>
-      <w:r>
-        <w:rPr>
-          <w:rFonts w:ascii="Times New Roman" w:hAnsi="Times New Roman" w:cs="Times New Roman"/>
-        </w:rPr>
-        <w:t>Osindero</w:t>
-      </w:r>
-      <w:proofErr w:type="spellEnd"/>
-      <w:r>
-        <w:rPr>
-          <w:rFonts w:ascii="Times New Roman" w:hAnsi="Times New Roman" w:cs="Times New Roman"/>
-        </w:rPr>
-        <w:t xml:space="preserve">, O., and </w:t>
-      </w:r>
-      <w:proofErr w:type="spellStart"/>
-      <w:r>
-        <w:rPr>
-          <w:rFonts w:ascii="Times New Roman" w:hAnsi="Times New Roman" w:cs="Times New Roman"/>
-        </w:rPr>
-        <w:t>Teh</w:t>
-      </w:r>
-      <w:proofErr w:type="spellEnd"/>
-      <w:r>
-        <w:rPr>
-          <w:rFonts w:ascii="Times New Roman" w:hAnsi="Times New Roman" w:cs="Times New Roman"/>
-        </w:rPr>
-        <w:t xml:space="preserve">, Y. (2006). A </w:t>
-      </w:r>
-      <w:proofErr w:type="gramStart"/>
-      <w:r>
-        <w:rPr>
-          <w:rFonts w:ascii="Times New Roman" w:hAnsi="Times New Roman" w:cs="Times New Roman"/>
-        </w:rPr>
-        <w:t>Fast Learning</w:t>
-      </w:r>
-      <w:proofErr w:type="gramEnd"/>
-      <w:r>
-        <w:rPr>
-          <w:rFonts w:ascii="Times New Roman" w:hAnsi="Times New Roman" w:cs="Times New Roman"/>
-        </w:rPr>
-        <w:t xml:space="preserve"> Algorithm for Deep Belief Nets. </w:t>
-      </w:r>
-    </w:p>
-    <w:p>
-      <w:pPr>
-        <w:spacing w:line="480" w:lineRule="auto"/>
-        <w:ind w:left="720"/>
-      </w:pPr>
-      <w:r>
-        <w:rPr>
-          <w:rFonts w:ascii="Times New Roman" w:hAnsi="Times New Roman" w:cs="Times New Roman"/>
-          <w:i/>
-        </w:rPr>
-        <w:t xml:space="preserve">Neural Computation, </w:t>
-      </w:r>
-      <w:r>
-        <w:rPr>
-          <w:rFonts w:ascii="Times New Roman" w:hAnsi="Times New Roman" w:cs="Times New Roman"/>
-        </w:rPr>
-        <w:t>18(7): 1527-54.</w:t>
-      </w:r>
-    </w:p>
-    <w:p>
-      <w:pPr>
-        <w:spacing w:line="480" w:lineRule="auto"/>
-      </w:pPr>
-      <w:r>
-        <w:rPr>
-          <w:rFonts w:ascii="Times New Roman" w:hAnsi="Times New Roman" w:cs="Times New Roman"/>
-        </w:rPr>
-        <w:t xml:space="preserve">Hosseini, H., Xiao, B., Jaiswal, M., and Poovendran R. (2017). </w:t>
-      </w:r>
-      <w:r>
-        <w:rPr>
-          <w:i/>
-        </w:rPr>
-        <w:t xml:space="preserve">On the Limitation of Convolutional </w:t>
-      </w:r>
-    </w:p>
-    <w:p>
-      <w:pPr>
-        <w:spacing w:line="480" w:lineRule="auto"/>
-        <w:ind w:left="720"/>
-      </w:pPr>
-      <w:r>
-        <w:rPr>
-          <w:i/>
-        </w:rPr>
-        <w:t>Neural Networks in Recognizing Negative Images</w:t>
-      </w:r>
-      <w:r>
-        <w:t xml:space="preserve">. </w:t>
-      </w:r>
-      <w:r>
-        <w:rPr>
-          <w:rFonts w:ascii="Times New Roman" w:hAnsi="Times New Roman" w:cs="Times New Roman"/>
-        </w:rPr>
-        <w:t>Retrieved from:</w:t>
-      </w:r>
-      <w:r>
-        <w:t xml:space="preserve"> </w:t>
-      </w:r>
-      <w:r>
-        <w:rPr>
-          <w:rFonts w:ascii="Times New Roman" w:hAnsi="Times New Roman" w:cs="Times New Roman"/>
-        </w:rPr>
-        <w:t>https://arxiv.org/pdf/1703.06857.pdf</w:t>
-      </w:r>
-    </w:p>
-    <w:p>
-      <w:pPr>
-        <w:spacing w:line="480" w:lineRule="auto"/>
-      </w:pPr>
-      <w:r>
-        <w:rPr>
-          <w:rFonts w:ascii="Times New Roman" w:hAnsi="Times New Roman" w:cs="Times New Roman"/>
-        </w:rPr>
-        <w:t xml:space="preserve">Kapil, D., and Jain A. (2013). A Brief Review on Feature Based Approaches for Face Recognition. </w:t>
-      </w:r>
-    </w:p>
-    <w:p>
-      <w:pPr>
-        <w:spacing w:line="480" w:lineRule="auto"/>
-        <w:ind w:firstLine="709"/>
-      </w:pPr>
-      <w:r>
-        <w:rPr>
-          <w:rFonts w:ascii="Times New Roman" w:hAnsi="Times New Roman" w:cs="Times New Roman"/>
-          <w:i/>
-        </w:rPr>
-        <w:t>International Journal of Science and Research</w:t>
-      </w:r>
-      <w:r>
-        <w:rPr>
-          <w:rFonts w:ascii="Times New Roman" w:hAnsi="Times New Roman" w:cs="Times New Roman"/>
-        </w:rPr>
-        <w:t>, 6(14): 273-27.</w:t>
-      </w:r>
-    </w:p>
-    <w:p>
-      <w:pPr>
-        <w:spacing w:line="480" w:lineRule="auto"/>
-      </w:pPr>
-      <w:r>
-        <w:t xml:space="preserve">Koodalsamy, B., Bairavan, V., Narayanasamy, V. (2023). Face Recognition using Deep Learning. </w:t>
-      </w:r>
-    </w:p>
-    <w:p>
-      <w:pPr>
-        <w:spacing w:line="480" w:lineRule="auto"/>
-        <w:ind w:left="720"/>
-      </w:pPr>
-      <w:r>
-        <w:t>International Conference on Smart Engineering for Renewable Energy Technologies (</w:t>
-      </w:r>
-      <w:proofErr w:type="spellStart"/>
-      <w:r>
-        <w:t>n.p.</w:t>
-      </w:r>
-      <w:proofErr w:type="spellEnd"/>
-      <w:r>
-        <w:t xml:space="preserve">). </w:t>
-      </w:r>
-      <w:proofErr w:type="spellStart"/>
-      <w:r>
-        <w:t>Rajapalayam</w:t>
-      </w:r>
-      <w:proofErr w:type="spellEnd"/>
-      <w:r>
-        <w:t xml:space="preserve">, India. https://doi.org/10.1051/e3sconf/202338705001. </w:t>
-      </w:r>
-      <w:r>
-        <w:rPr>
-          <w:rFonts w:ascii="Times New Roman" w:hAnsi="Times New Roman" w:cs="Times New Roman"/>
-        </w:rPr>
-        <w:t>Retrieved on: 29 October, 2023.</w:t>
-      </w:r>
-    </w:p>
-    <w:p>
-      <w:pPr>
-        <w:pStyle w:val="BodyText"/>
-        <w:spacing w:line="480" w:lineRule="auto"/>
-      </w:pPr>
-      <w:r>
-        <w:rPr>
-          <w:rFonts w:ascii="Times New Roman" w:hAnsi="Times New Roman" w:cs="Times New Roman"/>
-        </w:rPr>
-        <w:t xml:space="preserve">Nguyen, A.D., Choi, S., Kim, W., Ahn, S., Kim, J., &amp; Lee, S. (2019). Distribution Padding in </w:t>
-      </w:r>
-      <w:r>
-        <w:rPr>
-          <w:rFonts w:ascii="Times New Roman" w:hAnsi="Times New Roman" w:cs="Times New Roman"/>
-        </w:rPr>
-        <w:tab/>
-        <w:t xml:space="preserve">Convolutional Neural Networks. In </w:t>
-      </w:r>
-      <w:r>
-        <w:rPr>
-          <w:rStyle w:val="Emphasis"/>
-          <w:rFonts w:ascii="Times New Roman" w:hAnsi="Times New Roman" w:cs="Times New Roman"/>
-        </w:rPr>
-        <w:t xml:space="preserve">2019 IEEE International Conference on Image </w:t>
-      </w:r>
-      <w:r>
-        <w:rPr>
-          <w:rStyle w:val="Emphasis"/>
-          <w:rFonts w:ascii="Times New Roman" w:hAnsi="Times New Roman" w:cs="Times New Roman"/>
-        </w:rPr>
-        <w:tab/>
-        <w:t>Processing (ICIP)</w:t>
-      </w:r>
-      <w:r>
-        <w:rPr>
-          <w:rFonts w:ascii="Times New Roman" w:hAnsi="Times New Roman" w:cs="Times New Roman"/>
-        </w:rPr>
-        <w:t xml:space="preserve"> (pp. 4275-4279).</w:t>
-      </w:r>
-    </w:p>
-    <w:p>
-      <w:pPr>
-        <w:spacing w:line="480" w:lineRule="auto"/>
-        <w:rPr>
-          <w:rFonts w:ascii="Times New Roman" w:hAnsi="Times New Roman" w:cs="Times New Roman"/>
-        </w:rPr>
-      </w:pPr>
-      <w:r>
-        <w:rPr>
-          <w:rFonts w:ascii="Times New Roman" w:hAnsi="Times New Roman" w:cs="Times New Roman"/>
-        </w:rPr>
-        <w:t xml:space="preserve">Proyecto, F., C. (2010). Face Recognition Algorithms. University of the Basque Country. Retrieved </w:t>
-      </w:r>
-    </w:p>
-    <w:p>
-      <w:pPr>
-        <w:spacing w:line="480" w:lineRule="auto"/>
-        <w:ind w:left="720"/>
-        <w:rPr>
-          <w:rFonts w:ascii="Times New Roman" w:hAnsi="Times New Roman" w:cs="Times New Roman"/>
-        </w:rPr>
-      </w:pPr>
-      <w:r>
-        <w:rPr>
-          <w:rFonts w:ascii="Times New Roman" w:hAnsi="Times New Roman" w:cs="Times New Roman"/>
-        </w:rPr>
-        <w:t>from:  https://www.ehu.eus/ccwintco/uploads/e/eb/PFC-IonMarques.pdf. Retrieved on: 3 September, 2023.</w:t>
-      </w:r>
-    </w:p>
-    <w:p>
-      <w:pPr>
-        <w:spacing w:line="480" w:lineRule="auto"/>
-      </w:pPr>
-      <w:r>
-        <w:rPr>
-          <w:rFonts w:ascii="Times New Roman" w:hAnsi="Times New Roman" w:cs="Times New Roman"/>
-        </w:rPr>
-        <w:t xml:space="preserve">Ranjan, A., Behera, N. J., and Reza. M. (2020). </w:t>
-      </w:r>
-      <w:r>
-        <w:rPr>
-          <w:rFonts w:ascii="Times New Roman" w:hAnsi="Times New Roman" w:cs="Times New Roman"/>
-          <w:i/>
-        </w:rPr>
-        <w:t>A Parallel Approach for Real-Time Face</w:t>
-      </w:r>
-    </w:p>
-    <w:p>
-      <w:pPr>
-        <w:spacing w:line="480" w:lineRule="auto"/>
-        <w:ind w:left="720"/>
-      </w:pPr>
-      <w:r>
-        <w:rPr>
-          <w:rFonts w:ascii="Times New Roman" w:hAnsi="Times New Roman" w:cs="Times New Roman"/>
-          <w:i/>
-        </w:rPr>
-        <w:t>Recognition from a Large Database</w:t>
-      </w:r>
-      <w:r>
-        <w:rPr>
-          <w:rFonts w:ascii="Times New Roman" w:hAnsi="Times New Roman" w:cs="Times New Roman"/>
-        </w:rPr>
-        <w:t>. Retrieved from: https://arxiv.org/pdf/2011.00443.pdf. Retrieved on: 3 September, 2023.</w:t>
-      </w:r>
-    </w:p>
-    <w:p>
-      <w:pPr>
-        <w:pStyle w:val="BodyText"/>
-        <w:spacing w:line="480" w:lineRule="auto"/>
-      </w:pPr>
-      <w:r>
-        <w:rPr>
-          <w:rFonts w:ascii="Times New Roman" w:hAnsi="Times New Roman" w:cs="Times New Roman"/>
-        </w:rPr>
-        <w:t xml:space="preserve">Reddy, M. D., &amp; Reddy, S. N. (2019). Effects of Padding on LSTMS and CNNS. Retrieved from: </w:t>
-      </w:r>
-      <w:r>
-        <w:rPr>
-          <w:rFonts w:ascii="Times New Roman" w:hAnsi="Times New Roman" w:cs="Times New Roman"/>
-        </w:rPr>
-        <w:tab/>
-        <w:t>https://arxiv.org/abs/1903.07288. Retrieved on: 28 August, 2024.</w:t>
-      </w:r>
-    </w:p>
-    <w:p>
-      <w:pPr>
-        <w:pStyle w:val="BodyText"/>
-      </w:pPr>
-      <w:r>
-        <w:lastRenderedPageBreak/>
-        <w:t>Rio, L. A., Martin, M., Perera-Lluna, A., &amp; Saidi, R. (2020). Effect Of Sequence Padding</w:t>
-      </w:r>
-    </w:p>
-    <w:p>
-      <w:pPr>
-        <w:pStyle w:val="BodyText"/>
-        <w:spacing w:line="480" w:lineRule="auto"/>
-      </w:pPr>
-      <w:r>
-        <w:rPr>
-          <w:rFonts w:ascii="Times New Roman" w:hAnsi="Times New Roman" w:cs="Times New Roman"/>
-        </w:rPr>
-        <w:tab/>
-        <w:t xml:space="preserve">On The Performance </w:t>
-      </w:r>
-      <w:proofErr w:type="gramStart"/>
-      <w:r>
-        <w:rPr>
-          <w:rFonts w:ascii="Times New Roman" w:hAnsi="Times New Roman" w:cs="Times New Roman"/>
-        </w:rPr>
-        <w:t>Of</w:t>
-      </w:r>
-      <w:proofErr w:type="gramEnd"/>
-      <w:r>
-        <w:rPr>
-          <w:rFonts w:ascii="Times New Roman" w:hAnsi="Times New Roman" w:cs="Times New Roman"/>
-        </w:rPr>
-        <w:t xml:space="preserve"> Deep Learning Models In Archaeal Protein Functional Prediction. </w:t>
-      </w:r>
-      <w:r>
-        <w:rPr>
-          <w:rFonts w:ascii="Times New Roman" w:hAnsi="Times New Roman" w:cs="Times New Roman"/>
-        </w:rPr>
-        <w:tab/>
+        <w:t>Journal of Techniques</w:t>
       </w:r>
       <w:r>
         <w:rPr>
@@ -21102,22 +20857,915 @@
           <w:i/>
           <w:iCs/>
         </w:rPr>
+        <w:t>, 5(4)</w:t>
+      </w:r>
+      <w:r>
+        <w:rPr>
+          <w:rFonts w:ascii="Times New Roman" w:hAnsi="Times New Roman" w:cs="Times New Roman"/>
+        </w:rPr>
+        <w:t>: 95-104.</w:t>
+      </w:r>
+    </w:p>
+    <w:p>
+      <w:pPr>
+        <w:spacing w:line="480" w:lineRule="auto"/>
+        <w:rPr>
+          <w:rFonts w:ascii="Times New Roman" w:hAnsi="Times New Roman" w:cs="Times New Roman"/>
+        </w:rPr>
+      </w:pPr>
+      <w:r>
+        <w:rPr>
+          <w:rFonts w:ascii="Times New Roman" w:hAnsi="Times New Roman" w:cs="Times New Roman"/>
+        </w:rPr>
+        <w:t xml:space="preserve">Celiktutan, O., Ulukaya, S., and Sankur, B. (2013). A Comparative Study of Face Landmarking </w:t>
+      </w:r>
+    </w:p>
+    <w:p>
+      <w:pPr>
+        <w:spacing w:line="480" w:lineRule="auto"/>
+      </w:pPr>
+      <w:r>
+        <w:rPr>
+          <w:rFonts w:ascii="Times New Roman" w:hAnsi="Times New Roman" w:cs="Times New Roman"/>
+        </w:rPr>
+        <w:tab/>
+        <w:t xml:space="preserve">Techniques. </w:t>
+      </w:r>
+      <w:r>
+        <w:rPr>
+          <w:rFonts w:ascii="Times New Roman" w:hAnsi="Times New Roman" w:cs="Times New Roman"/>
+          <w:i/>
+        </w:rPr>
+        <w:t>EURASIP Journal on Image and Video Processing</w:t>
+      </w:r>
+      <w:r>
+        <w:rPr>
+          <w:rFonts w:ascii="Times New Roman" w:hAnsi="Times New Roman" w:cs="Times New Roman"/>
+        </w:rPr>
+        <w:t>, 3(2013).</w:t>
+      </w:r>
+    </w:p>
+    <w:p>
+      <w:pPr>
+        <w:spacing w:line="480" w:lineRule="auto"/>
+        <w:rPr>
+          <w:rFonts w:ascii="Times New Roman" w:hAnsi="Times New Roman" w:cs="Times New Roman"/>
+        </w:rPr>
+      </w:pPr>
+      <w:r>
+        <w:rPr>
+          <w:rFonts w:ascii="Times New Roman" w:hAnsi="Times New Roman" w:cs="Times New Roman"/>
+        </w:rPr>
+        <w:t xml:space="preserve">Chen, L., Mark, H., Lin, J., and Han, C. (2001). Why Recognition in A Statistics-Based Face  </w:t>
+      </w:r>
+    </w:p>
+    <w:p>
+      <w:pPr>
+        <w:spacing w:line="480" w:lineRule="auto"/>
+      </w:pPr>
+      <w:r>
+        <w:rPr>
+          <w:rFonts w:ascii="Times New Roman" w:hAnsi="Times New Roman" w:cs="Times New Roman"/>
+        </w:rPr>
+        <w:tab/>
+        <w:t>Recognition System Should be based on The Pure Face Portion: A Probabilistic Decision-</w:t>
+      </w:r>
+      <w:r>
+        <w:rPr>
+          <w:rFonts w:ascii="Times New Roman" w:hAnsi="Times New Roman" w:cs="Times New Roman"/>
+        </w:rPr>
+        <w:tab/>
+        <w:t xml:space="preserve">Based Proof. </w:t>
+      </w:r>
+      <w:r>
+        <w:rPr>
+          <w:rFonts w:ascii="Times New Roman" w:hAnsi="Times New Roman" w:cs="Times New Roman"/>
+          <w:i/>
+        </w:rPr>
+        <w:t>Pattern Recognition,</w:t>
+      </w:r>
+      <w:r>
+        <w:rPr>
+          <w:rFonts w:ascii="Times New Roman" w:hAnsi="Times New Roman" w:cs="Times New Roman"/>
+        </w:rPr>
+        <w:t xml:space="preserve"> 34 (2001): 1393-1403 </w:t>
+      </w:r>
+    </w:p>
+    <w:p>
+      <w:pPr>
+        <w:spacing w:line="480" w:lineRule="auto"/>
+        <w:rPr>
+          <w:rFonts w:ascii="Times New Roman" w:hAnsi="Times New Roman" w:cs="Times New Roman"/>
+        </w:rPr>
+      </w:pPr>
+      <w:r>
+        <w:rPr>
+          <w:rFonts w:ascii="Times New Roman" w:hAnsi="Times New Roman" w:cs="Times New Roman"/>
+        </w:rPr>
+        <w:t xml:space="preserve">Da Silva I. N. Hernane Spatti D. Andrade Flauzino R. Liboni L. H. B. &amp; Dos Reis Alves S. </w:t>
+      </w:r>
+    </w:p>
+    <w:p>
+      <w:pPr>
+        <w:spacing w:line="480" w:lineRule="auto"/>
+        <w:ind w:left="720"/>
+      </w:pPr>
+      <w:r>
+        <w:rPr>
+          <w:rFonts w:ascii="Times New Roman" w:hAnsi="Times New Roman" w:cs="Times New Roman"/>
+        </w:rPr>
+        <w:t xml:space="preserve">F. (2017). </w:t>
+      </w:r>
+      <w:r>
+        <w:rPr>
+          <w:rFonts w:ascii="Times New Roman" w:hAnsi="Times New Roman" w:cs="Times New Roman"/>
+          <w:i/>
+        </w:rPr>
+        <w:t>Artificial Neural Networks: A Practical Course</w:t>
+      </w:r>
+      <w:r>
+        <w:rPr>
+          <w:rFonts w:ascii="Times New Roman" w:hAnsi="Times New Roman" w:cs="Times New Roman"/>
+        </w:rPr>
+        <w:t>. Springer International Publishing: Imprint: Springer.</w:t>
+      </w:r>
+    </w:p>
+    <w:p>
+      <w:pPr>
+        <w:spacing w:line="480" w:lineRule="auto"/>
+      </w:pPr>
+      <w:r>
+        <w:rPr>
+          <w:rFonts w:ascii="Times New Roman" w:hAnsi="Times New Roman" w:cs="Times New Roman"/>
+        </w:rPr>
+        <w:t>Dupuis, E., Novo, D., O’Connor, I., and Bosio, A. (</w:t>
+      </w:r>
+      <w:r>
+        <w:t>2021</w:t>
+      </w:r>
+      <w:r>
+        <w:rPr>
+          <w:rFonts w:ascii="Times New Roman" w:hAnsi="Times New Roman" w:cs="Times New Roman"/>
+        </w:rPr>
+        <w:t>).</w:t>
+      </w:r>
+      <w:r>
+        <w:t xml:space="preserve"> </w:t>
+      </w:r>
+      <w:r>
+        <w:rPr>
+          <w:rFonts w:ascii="Times New Roman" w:hAnsi="Times New Roman" w:cs="Times New Roman"/>
+          <w:i/>
+        </w:rPr>
+        <w:t xml:space="preserve">CNN Weight Sharing Based on a Fast </w:t>
+      </w:r>
+    </w:p>
+    <w:p>
+      <w:pPr>
+        <w:spacing w:line="480" w:lineRule="auto"/>
+        <w:ind w:left="720"/>
+      </w:pPr>
+      <w:r>
+        <w:rPr>
+          <w:rFonts w:ascii="Times New Roman" w:hAnsi="Times New Roman" w:cs="Times New Roman"/>
+          <w:i/>
+        </w:rPr>
+        <w:t>Accuracy Estimation Metric</w:t>
+      </w:r>
+      <w:r>
+        <w:rPr>
+          <w:rFonts w:ascii="Times New Roman" w:hAnsi="Times New Roman" w:cs="Times New Roman"/>
+        </w:rPr>
+        <w:t>. Retrieved from: https://hal.science/hal-03257748/document. Retrieved on 7 January, 2023.</w:t>
+      </w:r>
+    </w:p>
+    <w:p>
+      <w:pPr>
+        <w:spacing w:line="480" w:lineRule="auto"/>
+      </w:pPr>
+      <w:r>
+        <w:rPr>
+          <w:rFonts w:ascii="Times New Roman" w:hAnsi="Times New Roman" w:cs="Times New Roman"/>
+        </w:rPr>
+        <w:t xml:space="preserve">Finlayson G. D. (2018). Colour and Illumination in Computer Vision. </w:t>
+      </w:r>
+      <w:r>
+        <w:rPr>
+          <w:rFonts w:ascii="Times New Roman" w:hAnsi="Times New Roman" w:cs="Times New Roman"/>
+          <w:i/>
+        </w:rPr>
+        <w:t>Interface focus</w:t>
+      </w:r>
+      <w:r>
+        <w:rPr>
+          <w:rFonts w:ascii="Times New Roman" w:hAnsi="Times New Roman" w:cs="Times New Roman"/>
+        </w:rPr>
+        <w:t xml:space="preserve">, 8(4), </w:t>
+      </w:r>
+    </w:p>
+    <w:p>
+      <w:pPr>
+        <w:spacing w:line="480" w:lineRule="auto"/>
+        <w:rPr>
+          <w:rFonts w:ascii="Times New Roman" w:hAnsi="Times New Roman" w:cs="Times New Roman"/>
+        </w:rPr>
+      </w:pPr>
+      <w:r>
+        <w:rPr>
+          <w:rFonts w:ascii="Times New Roman" w:hAnsi="Times New Roman" w:cs="Times New Roman"/>
+        </w:rPr>
+        <w:tab/>
+        <w:t>20180008.</w:t>
+      </w:r>
+    </w:p>
+    <w:p>
+      <w:pPr>
+        <w:spacing w:line="480" w:lineRule="auto"/>
+        <w:rPr>
+          <w:rFonts w:ascii="Times New Roman" w:hAnsi="Times New Roman" w:cs="Times New Roman"/>
+        </w:rPr>
+      </w:pPr>
+      <w:r>
+        <w:rPr>
+          <w:rFonts w:ascii="Times New Roman" w:hAnsi="Times New Roman" w:cs="Times New Roman"/>
+        </w:rPr>
+        <w:t xml:space="preserve">Finlayson, G., and Fredembach, C. (2007). Detecting Illumination in Images. Retrieved from: </w:t>
+      </w:r>
+    </w:p>
+    <w:p>
+      <w:pPr>
+        <w:spacing w:line="480" w:lineRule="auto"/>
+        <w:rPr>
+          <w:rFonts w:ascii="Times New Roman" w:hAnsi="Times New Roman" w:cs="Times New Roman"/>
+        </w:rPr>
+      </w:pPr>
+      <w:r>
+        <w:rPr>
+          <w:rFonts w:ascii="Times New Roman" w:hAnsi="Times New Roman" w:cs="Times New Roman"/>
+        </w:rPr>
+        <w:tab/>
+        <w:t>https://www.cs.sfu.ca/~mark/ftp/Iccv07/iccv07.pdf. Retrieved on: 3 September, 2023.</w:t>
+      </w:r>
+    </w:p>
+    <w:p>
+      <w:pPr>
+        <w:spacing w:line="480" w:lineRule="auto"/>
+        <w:rPr>
+          <w:rFonts w:ascii="Times New Roman" w:hAnsi="Times New Roman" w:cs="Times New Roman"/>
+        </w:rPr>
+      </w:pPr>
+      <w:r>
+        <w:rPr>
+          <w:rFonts w:ascii="Times New Roman" w:hAnsi="Times New Roman" w:cs="Times New Roman"/>
+        </w:rPr>
+        <w:t xml:space="preserve">Ghimire, D., and Lee, J. (2016).  Geometric Feature-Based Facial Expression Recognition in Image </w:t>
+      </w:r>
+    </w:p>
+    <w:p>
+      <w:pPr>
+        <w:spacing w:line="480" w:lineRule="auto"/>
+        <w:ind w:left="720"/>
+      </w:pPr>
+      <w:r>
+        <w:rPr>
+          <w:rFonts w:ascii="Times New Roman" w:hAnsi="Times New Roman" w:cs="Times New Roman"/>
+        </w:rPr>
+        <w:lastRenderedPageBreak/>
+        <w:t xml:space="preserve">Sequences Using Multi-Class AdaBoost and Support Vector Machines. </w:t>
+      </w:r>
+      <w:r>
+        <w:rPr>
+          <w:rFonts w:ascii="Times New Roman" w:hAnsi="Times New Roman" w:cs="Times New Roman"/>
+          <w:i/>
+        </w:rPr>
+        <w:t>Sensors</w:t>
+      </w:r>
+      <w:r>
+        <w:rPr>
+          <w:rFonts w:ascii="Times New Roman" w:hAnsi="Times New Roman" w:cs="Times New Roman"/>
+        </w:rPr>
+        <w:t>, 13(6): 7714–7734.</w:t>
+      </w:r>
+    </w:p>
+    <w:p>
+      <w:pPr>
+        <w:spacing w:line="480" w:lineRule="auto"/>
+        <w:rPr>
+          <w:rFonts w:ascii="Times New Roman" w:hAnsi="Times New Roman" w:cs="Times New Roman"/>
+        </w:rPr>
+      </w:pPr>
+      <w:r>
+        <w:rPr>
+          <w:rFonts w:ascii="Times New Roman" w:hAnsi="Times New Roman" w:cs="Times New Roman"/>
+        </w:rPr>
+        <w:t xml:space="preserve">He, L.; He, L.; Peng, L. (2023) CFormerFaceNet: Efficient Lightweight Network Merging a CNN </w:t>
+      </w:r>
+    </w:p>
+    <w:p>
+      <w:pPr>
+        <w:spacing w:line="480" w:lineRule="auto"/>
+        <w:ind w:left="720"/>
+      </w:pPr>
+      <w:r>
+        <w:rPr>
+          <w:rFonts w:ascii="Times New Roman" w:hAnsi="Times New Roman" w:cs="Times New Roman"/>
+        </w:rPr>
+        <w:t xml:space="preserve">and Transformer for Face Recognition. </w:t>
+      </w:r>
+      <w:r>
+        <w:rPr>
+          <w:rFonts w:ascii="Times New Roman" w:hAnsi="Times New Roman" w:cs="Times New Roman"/>
+          <w:i/>
+          <w:iCs/>
+        </w:rPr>
+        <w:t>Appl. Sci</w:t>
+      </w:r>
+      <w:r>
+        <w:rPr>
+          <w:rFonts w:ascii="Times New Roman" w:hAnsi="Times New Roman" w:cs="Times New Roman"/>
+        </w:rPr>
+        <w:t>. 13(6506): 1-14.</w:t>
+      </w:r>
+    </w:p>
+    <w:p>
+      <w:pPr>
+        <w:spacing w:line="480" w:lineRule="auto"/>
+        <w:rPr>
+          <w:rFonts w:ascii="Times New Roman" w:hAnsi="Times New Roman" w:cs="Times New Roman"/>
+        </w:rPr>
+      </w:pPr>
+      <w:r>
+        <w:rPr>
+          <w:rFonts w:ascii="Times New Roman" w:hAnsi="Times New Roman" w:cs="Times New Roman"/>
+        </w:rPr>
+        <w:t xml:space="preserve">Hidayat, R., Wibowo, B, M., Satria, R. B., Winursito, A. (2021). Implementation of Face </w:t>
+      </w:r>
+    </w:p>
+    <w:p>
+      <w:pPr>
+        <w:spacing w:line="480" w:lineRule="auto"/>
+      </w:pPr>
+      <w:r>
+        <w:rPr>
+          <w:rFonts w:ascii="Times New Roman" w:hAnsi="Times New Roman" w:cs="Times New Roman"/>
+        </w:rPr>
+        <w:tab/>
+        <w:t xml:space="preserve">Recognition Using Geometric Features Extraction. </w:t>
+      </w:r>
+      <w:r>
+        <w:rPr>
+          <w:rFonts w:ascii="Times New Roman" w:hAnsi="Times New Roman" w:cs="Times New Roman"/>
+          <w:i/>
+        </w:rPr>
+        <w:t>Jurnal Lmiah Kursor</w:t>
+      </w:r>
+      <w:r>
+        <w:rPr>
+          <w:rFonts w:ascii="Times New Roman" w:hAnsi="Times New Roman" w:cs="Times New Roman"/>
+        </w:rPr>
+        <w:t xml:space="preserve">, 11(2): 83-90. </w:t>
+      </w:r>
+    </w:p>
+    <w:p>
+      <w:pPr>
+        <w:spacing w:line="480" w:lineRule="auto"/>
+        <w:rPr>
+          <w:rFonts w:ascii="Times New Roman" w:hAnsi="Times New Roman" w:cs="Times New Roman"/>
+        </w:rPr>
+      </w:pPr>
+      <w:r>
+        <w:rPr>
+          <w:rFonts w:ascii="Times New Roman" w:hAnsi="Times New Roman" w:cs="Times New Roman"/>
+        </w:rPr>
+        <w:t xml:space="preserve">Hinton, E. G., Osindero, O., and Teh, Y. (2006). A Fast Learning Algorithm for Deep Belief Nets. </w:t>
+      </w:r>
+    </w:p>
+    <w:p>
+      <w:pPr>
+        <w:spacing w:line="480" w:lineRule="auto"/>
+        <w:ind w:left="720"/>
+      </w:pPr>
+      <w:r>
+        <w:rPr>
+          <w:rFonts w:ascii="Times New Roman" w:hAnsi="Times New Roman" w:cs="Times New Roman"/>
+          <w:i/>
+        </w:rPr>
+        <w:t xml:space="preserve">Neural Computation, </w:t>
+      </w:r>
+      <w:r>
+        <w:rPr>
+          <w:rFonts w:ascii="Times New Roman" w:hAnsi="Times New Roman" w:cs="Times New Roman"/>
+        </w:rPr>
+        <w:t>18(7): 1527-54.</w:t>
+      </w:r>
+    </w:p>
+    <w:p>
+      <w:pPr>
+        <w:spacing w:line="480" w:lineRule="auto"/>
+      </w:pPr>
+      <w:r>
+        <w:rPr>
+          <w:rFonts w:ascii="Times New Roman" w:hAnsi="Times New Roman" w:cs="Times New Roman"/>
+        </w:rPr>
+        <w:t xml:space="preserve">Hosseini, H., Xiao, B., Jaiswal, M., and Poovendran R. (2017). </w:t>
+      </w:r>
+      <w:r>
+        <w:rPr>
+          <w:i/>
+        </w:rPr>
+        <w:t xml:space="preserve">On the Limitation of Convolutional </w:t>
+      </w:r>
+    </w:p>
+    <w:p>
+      <w:pPr>
+        <w:spacing w:line="480" w:lineRule="auto"/>
+        <w:ind w:left="720"/>
+      </w:pPr>
+      <w:r>
+        <w:rPr>
+          <w:i/>
+        </w:rPr>
+        <w:t>Neural Networks in Recognizing Negative Images</w:t>
+      </w:r>
+      <w:r>
+        <w:t xml:space="preserve">. </w:t>
+      </w:r>
+      <w:r>
+        <w:rPr>
+          <w:rFonts w:ascii="Times New Roman" w:hAnsi="Times New Roman" w:cs="Times New Roman"/>
+        </w:rPr>
+        <w:t>Retrieved from:</w:t>
+      </w:r>
+      <w:r>
+        <w:t xml:space="preserve"> </w:t>
+      </w:r>
+      <w:r>
+        <w:rPr>
+          <w:rFonts w:ascii="Times New Roman" w:hAnsi="Times New Roman" w:cs="Times New Roman"/>
+        </w:rPr>
+        <w:t>https://arxiv.org/pdf/1703.06857.pdf</w:t>
+      </w:r>
+    </w:p>
+    <w:p>
+      <w:pPr>
+        <w:spacing w:line="480" w:lineRule="auto"/>
+        <w:rPr>
+          <w:rFonts w:ascii="Times New Roman" w:hAnsi="Times New Roman" w:cs="Times New Roman"/>
+        </w:rPr>
+      </w:pPr>
+      <w:r>
+        <w:rPr>
+          <w:rFonts w:ascii="Times New Roman" w:hAnsi="Times New Roman" w:cs="Times New Roman"/>
+        </w:rPr>
+        <w:t xml:space="preserve">Ibrahem, H. M., and Abdulameer, H. M. (2023). </w:t>
+      </w:r>
+      <w:r>
+        <w:rPr>
+          <w:rFonts w:ascii="Times New Roman" w:hAnsi="Times New Roman" w:cs="Times New Roman"/>
+        </w:rPr>
+        <w:t xml:space="preserve">Age Face Invariant Recognition Model Based On </w:t>
+      </w:r>
+    </w:p>
+    <w:p>
+      <w:pPr>
+        <w:spacing w:line="480" w:lineRule="auto"/>
+        <w:ind w:left="720"/>
+        <w:rPr>
+          <w:rFonts w:ascii="Times New Roman" w:hAnsi="Times New Roman" w:cs="Times New Roman"/>
+        </w:rPr>
+      </w:pPr>
+      <w:r>
+        <w:rPr>
+          <w:rFonts w:ascii="Times New Roman" w:hAnsi="Times New Roman" w:cs="Times New Roman"/>
+        </w:rPr>
+        <w:t>VGG Face</w:t>
+      </w:r>
+      <w:r>
+        <w:rPr>
+          <w:rFonts w:ascii="Times New Roman" w:hAnsi="Times New Roman" w:cs="Times New Roman"/>
+        </w:rPr>
+        <w:t xml:space="preserve"> </w:t>
+      </w:r>
+      <w:r>
+        <w:rPr>
+          <w:rFonts w:ascii="Times New Roman" w:hAnsi="Times New Roman" w:cs="Times New Roman"/>
+        </w:rPr>
+        <w:t>Based DNN And Support Vector Classifier</w:t>
+      </w:r>
+      <w:r>
+        <w:rPr>
+          <w:rFonts w:ascii="Times New Roman" w:hAnsi="Times New Roman" w:cs="Times New Roman"/>
+        </w:rPr>
+        <w:t xml:space="preserve">. </w:t>
+      </w:r>
+      <w:r>
+        <w:rPr>
+          <w:rFonts w:ascii="Times New Roman" w:hAnsi="Times New Roman" w:cs="Times New Roman"/>
+        </w:rPr>
+        <w:t>International Journal on</w:t>
+      </w:r>
+      <w:r>
+        <w:rPr>
+          <w:rFonts w:ascii="Times New Roman" w:hAnsi="Times New Roman" w:cs="Times New Roman"/>
+        </w:rPr>
+        <w:t xml:space="preserve"> </w:t>
+      </w:r>
+      <w:r>
+        <w:rPr>
+          <w:rFonts w:ascii="Times New Roman" w:hAnsi="Times New Roman" w:cs="Times New Roman"/>
+        </w:rPr>
+        <w:t>“Technical and Physical Problems of Engineering</w:t>
+      </w:r>
+      <w:r>
+        <w:rPr>
+          <w:rFonts w:ascii="Times New Roman" w:hAnsi="Times New Roman" w:cs="Times New Roman"/>
+        </w:rPr>
+        <w:t>. 54(15): 232-240.</w:t>
+      </w:r>
+    </w:p>
+    <w:p>
+      <w:pPr>
+        <w:spacing w:line="480" w:lineRule="auto"/>
+      </w:pPr>
+      <w:r>
+        <w:rPr>
+          <w:rFonts w:ascii="Times New Roman" w:hAnsi="Times New Roman" w:cs="Times New Roman"/>
+        </w:rPr>
+        <w:t xml:space="preserve">Kapil, D., and Jain A. (2013). A Brief Review on Feature Based Approaches for Face Recognition. </w:t>
+      </w:r>
+    </w:p>
+    <w:p>
+      <w:pPr>
+        <w:spacing w:line="480" w:lineRule="auto"/>
+        <w:ind w:firstLine="709"/>
+      </w:pPr>
+      <w:r>
+        <w:rPr>
+          <w:rFonts w:ascii="Times New Roman" w:hAnsi="Times New Roman" w:cs="Times New Roman"/>
+          <w:i/>
+        </w:rPr>
+        <w:t>International Journal of Science and Research</w:t>
+      </w:r>
+      <w:r>
+        <w:rPr>
+          <w:rFonts w:ascii="Times New Roman" w:hAnsi="Times New Roman" w:cs="Times New Roman"/>
+        </w:rPr>
+        <w:t>, 6(14): 273-27.</w:t>
+      </w:r>
+    </w:p>
+    <w:p>
+      <w:pPr>
+        <w:spacing w:line="480" w:lineRule="auto"/>
+      </w:pPr>
+      <w:r>
+        <w:t xml:space="preserve">Koodalsamy, B., Bairavan, V., Narayanasamy, V. (2023). Face Recognition using Deep Learning. </w:t>
+      </w:r>
+    </w:p>
+    <w:p>
+      <w:pPr>
+        <w:spacing w:line="480" w:lineRule="auto"/>
+        <w:ind w:left="720"/>
+      </w:pPr>
+      <w:r>
+        <w:t xml:space="preserve">International Conference on Smart Engineering for Renewable Energy Technologies (n.p.). Rajapalayam, India. https://doi.org/10.1051/e3sconf/202338705001. </w:t>
+      </w:r>
+      <w:r>
+        <w:rPr>
+          <w:rFonts w:ascii="Times New Roman" w:hAnsi="Times New Roman" w:cs="Times New Roman"/>
+        </w:rPr>
+        <w:t>Retrieved on: 29 October, 2023.</w:t>
+      </w:r>
+    </w:p>
+    <w:p>
+      <w:pPr>
+        <w:pStyle w:val="BodyText"/>
+        <w:spacing w:line="480" w:lineRule="auto"/>
+      </w:pPr>
+      <w:r>
+        <w:rPr>
+          <w:rFonts w:ascii="Times New Roman" w:hAnsi="Times New Roman" w:cs="Times New Roman"/>
+        </w:rPr>
+        <w:t xml:space="preserve">Nguyen, A.D., Choi, S., Kim, W., Ahn, S., Kim, J., &amp; Lee, S. (2019). Distribution Padding in </w:t>
+      </w:r>
+      <w:r>
+        <w:rPr>
+          <w:rFonts w:ascii="Times New Roman" w:hAnsi="Times New Roman" w:cs="Times New Roman"/>
+        </w:rPr>
+        <w:tab/>
+        <w:t xml:space="preserve">Convolutional Neural Networks. In </w:t>
+      </w:r>
+      <w:r>
+        <w:rPr>
+          <w:rStyle w:val="Emphasis"/>
+          <w:rFonts w:ascii="Times New Roman" w:hAnsi="Times New Roman" w:cs="Times New Roman"/>
+        </w:rPr>
+        <w:t xml:space="preserve">2019 IEEE International Conference on Image </w:t>
+      </w:r>
+      <w:r>
+        <w:rPr>
+          <w:rStyle w:val="Emphasis"/>
+          <w:rFonts w:ascii="Times New Roman" w:hAnsi="Times New Roman" w:cs="Times New Roman"/>
+        </w:rPr>
+        <w:tab/>
+        <w:t>Processing (ICIP)</w:t>
+      </w:r>
+      <w:r>
+        <w:rPr>
+          <w:rFonts w:ascii="Times New Roman" w:hAnsi="Times New Roman" w:cs="Times New Roman"/>
+        </w:rPr>
+        <w:t xml:space="preserve"> (pp. 4275-4279).</w:t>
+      </w:r>
+    </w:p>
+    <w:p>
+      <w:pPr>
+        <w:spacing w:line="480" w:lineRule="auto"/>
+        <w:rPr>
+          <w:rFonts w:ascii="Times New Roman" w:hAnsi="Times New Roman" w:cs="Times New Roman"/>
+          <w:i/>
+          <w:iCs/>
+        </w:rPr>
+      </w:pPr>
+      <w:r>
+        <w:rPr>
+          <w:rFonts w:ascii="Times New Roman" w:hAnsi="Times New Roman" w:cs="Times New Roman"/>
+        </w:rPr>
+        <w:t>Ortiz, E. G., &amp; Becker, B. C. (2014). Face recognition for web-scale datasets. </w:t>
+      </w:r>
+      <w:r>
+        <w:rPr>
+          <w:rFonts w:ascii="Times New Roman" w:hAnsi="Times New Roman" w:cs="Times New Roman"/>
+          <w:i/>
+          <w:iCs/>
+        </w:rPr>
+        <w:t xml:space="preserve">Computer Vision and </w:t>
+      </w:r>
+    </w:p>
+    <w:p>
+      <w:pPr>
+        <w:spacing w:line="480" w:lineRule="auto"/>
+        <w:ind w:firstLine="720"/>
+        <w:rPr>
+          <w:rFonts w:ascii="Times New Roman" w:hAnsi="Times New Roman" w:cs="Times New Roman"/>
+        </w:rPr>
+      </w:pPr>
+      <w:r>
+        <w:rPr>
+          <w:rFonts w:ascii="Times New Roman" w:hAnsi="Times New Roman" w:cs="Times New Roman"/>
+          <w:i/>
+          <w:iCs/>
+        </w:rPr>
+        <w:t>Image Understanding</w:t>
+      </w:r>
+      <w:r>
+        <w:rPr>
+          <w:rFonts w:ascii="Times New Roman" w:hAnsi="Times New Roman" w:cs="Times New Roman"/>
+        </w:rPr>
+        <w:t>, </w:t>
+      </w:r>
+      <w:r>
+        <w:rPr>
+          <w:rFonts w:ascii="Times New Roman" w:hAnsi="Times New Roman" w:cs="Times New Roman"/>
+          <w:i/>
+          <w:iCs/>
+        </w:rPr>
+        <w:t>118</w:t>
+      </w:r>
+      <w:r>
+        <w:rPr>
+          <w:rFonts w:ascii="Times New Roman" w:hAnsi="Times New Roman" w:cs="Times New Roman"/>
+        </w:rPr>
+        <w:t>, 153–170.</w:t>
+      </w:r>
+    </w:p>
+    <w:p>
+      <w:pPr>
+        <w:spacing w:line="480" w:lineRule="auto"/>
+        <w:rPr>
+          <w:rFonts w:ascii="Times New Roman" w:hAnsi="Times New Roman" w:cs="Times New Roman"/>
+        </w:rPr>
+      </w:pPr>
+      <w:r>
+        <w:rPr>
+          <w:rFonts w:ascii="Times New Roman" w:hAnsi="Times New Roman" w:cs="Times New Roman"/>
+        </w:rPr>
+        <w:lastRenderedPageBreak/>
+        <w:t xml:space="preserve">Parkhi, M, O., Vedaldi, A., and Zisserman, A. (2015). </w:t>
+      </w:r>
+      <w:r>
+        <w:rPr>
+          <w:rFonts w:ascii="Times New Roman" w:hAnsi="Times New Roman" w:cs="Times New Roman"/>
+          <w:i/>
+          <w:iCs/>
+        </w:rPr>
+        <w:t>Deep Face Recognition</w:t>
+      </w:r>
+      <w:r>
+        <w:rPr>
+          <w:rFonts w:ascii="Times New Roman" w:hAnsi="Times New Roman" w:cs="Times New Roman"/>
+        </w:rPr>
+        <w:t xml:space="preserve">. Retrieved from: </w:t>
+      </w:r>
+    </w:p>
+    <w:p>
+      <w:pPr>
+        <w:spacing w:line="480" w:lineRule="auto"/>
+        <w:ind w:left="720"/>
+        <w:rPr>
+          <w:rFonts w:ascii="Times New Roman" w:hAnsi="Times New Roman" w:cs="Times New Roman"/>
+        </w:rPr>
+      </w:pPr>
+      <w:r>
+        <w:rPr>
+          <w:rFonts w:ascii="Times New Roman" w:hAnsi="Times New Roman" w:cs="Times New Roman"/>
+        </w:rPr>
+        <w:t>https://www.robots.ox.ac.uk/~vgg/publications/2015/Parkhi15/parkhi15.pdf</w:t>
+      </w:r>
+      <w:r>
+        <w:rPr>
+          <w:rFonts w:ascii="Times New Roman" w:hAnsi="Times New Roman" w:cs="Times New Roman"/>
+        </w:rPr>
+        <w:t xml:space="preserve">. </w:t>
+      </w:r>
+      <w:r>
+        <w:rPr>
+          <w:rFonts w:ascii="Times New Roman" w:hAnsi="Times New Roman" w:cs="Times New Roman"/>
+        </w:rPr>
+        <w:t xml:space="preserve">Retrieved on: </w:t>
+      </w:r>
+      <w:r>
+        <w:rPr>
+          <w:rFonts w:ascii="Times New Roman" w:hAnsi="Times New Roman" w:cs="Times New Roman"/>
+        </w:rPr>
+        <w:t>9</w:t>
+      </w:r>
+      <w:r>
+        <w:rPr>
+          <w:rFonts w:ascii="Times New Roman" w:hAnsi="Times New Roman" w:cs="Times New Roman"/>
+        </w:rPr>
+        <w:t xml:space="preserve"> September, 202</w:t>
+      </w:r>
+      <w:r>
+        <w:rPr>
+          <w:rFonts w:ascii="Times New Roman" w:hAnsi="Times New Roman" w:cs="Times New Roman"/>
+        </w:rPr>
+        <w:t>4</w:t>
+      </w:r>
+      <w:r>
+        <w:rPr>
+          <w:rFonts w:ascii="Times New Roman" w:hAnsi="Times New Roman" w:cs="Times New Roman"/>
+        </w:rPr>
+        <w:t>.</w:t>
+      </w:r>
+    </w:p>
+    <w:p>
+      <w:pPr>
+        <w:spacing w:line="480" w:lineRule="auto"/>
+        <w:rPr>
+          <w:rFonts w:ascii="Times New Roman" w:hAnsi="Times New Roman" w:cs="Times New Roman"/>
+        </w:rPr>
+      </w:pPr>
+      <w:r>
+        <w:rPr>
+          <w:rFonts w:ascii="Times New Roman" w:hAnsi="Times New Roman" w:cs="Times New Roman"/>
+        </w:rPr>
+        <w:t xml:space="preserve">Proyecto, F., C. (2010). Face Recognition Algorithms. University of the Basque Country. Retrieved </w:t>
+      </w:r>
+    </w:p>
+    <w:p>
+      <w:pPr>
+        <w:spacing w:line="480" w:lineRule="auto"/>
+        <w:ind w:left="720"/>
+        <w:rPr>
+          <w:rFonts w:ascii="Times New Roman" w:hAnsi="Times New Roman" w:cs="Times New Roman"/>
+        </w:rPr>
+      </w:pPr>
+      <w:r>
+        <w:rPr>
+          <w:rFonts w:ascii="Times New Roman" w:hAnsi="Times New Roman" w:cs="Times New Roman"/>
+        </w:rPr>
+        <w:t>from:  https://www.ehu.eus/ccwintco/uploads/e/eb/PFC-IonMarques.pdf. Retrieved on: 3 September, 2023.</w:t>
+      </w:r>
+    </w:p>
+    <w:p>
+      <w:pPr>
+        <w:spacing w:line="480" w:lineRule="auto"/>
+      </w:pPr>
+      <w:r>
+        <w:rPr>
+          <w:rFonts w:ascii="Times New Roman" w:hAnsi="Times New Roman" w:cs="Times New Roman"/>
+        </w:rPr>
+        <w:t xml:space="preserve">Ranjan, A., Behera, N. J., and Reza. M. (2020). </w:t>
+      </w:r>
+      <w:r>
+        <w:rPr>
+          <w:rFonts w:ascii="Times New Roman" w:hAnsi="Times New Roman" w:cs="Times New Roman"/>
+          <w:i/>
+        </w:rPr>
+        <w:t>A Parallel Approach for Real-Time Face</w:t>
+      </w:r>
+    </w:p>
+    <w:p>
+      <w:pPr>
+        <w:spacing w:line="480" w:lineRule="auto"/>
+        <w:ind w:left="720"/>
+      </w:pPr>
+      <w:r>
+        <w:rPr>
+          <w:rFonts w:ascii="Times New Roman" w:hAnsi="Times New Roman" w:cs="Times New Roman"/>
+          <w:i/>
+        </w:rPr>
+        <w:t>Recognition from a Large Database</w:t>
+      </w:r>
+      <w:r>
+        <w:rPr>
+          <w:rFonts w:ascii="Times New Roman" w:hAnsi="Times New Roman" w:cs="Times New Roman"/>
+        </w:rPr>
+        <w:t>. Retrieved from: https://arxiv.org/pdf/2011.00443.pdf. Retrieved on: 3 September, 2023.</w:t>
+      </w:r>
+    </w:p>
+    <w:p>
+      <w:pPr>
+        <w:pStyle w:val="BodyText"/>
+        <w:spacing w:line="480" w:lineRule="auto"/>
+      </w:pPr>
+      <w:r>
+        <w:rPr>
+          <w:rFonts w:ascii="Times New Roman" w:hAnsi="Times New Roman" w:cs="Times New Roman"/>
+        </w:rPr>
+        <w:t xml:space="preserve">Reddy, M. D., &amp; Reddy, S. N. (2019). Effects of Padding on LSTMS and CNNS. Retrieved from: </w:t>
+      </w:r>
+      <w:r>
+        <w:rPr>
+          <w:rFonts w:ascii="Times New Roman" w:hAnsi="Times New Roman" w:cs="Times New Roman"/>
+        </w:rPr>
+        <w:tab/>
+        <w:t>https://arxiv.org/abs/1903.07288. Retrieved on: 28 August, 2024.</w:t>
+      </w:r>
+    </w:p>
+    <w:p>
+      <w:pPr>
+        <w:pStyle w:val="BodyText"/>
+      </w:pPr>
+      <w:r>
+        <w:t>Rio, L. A., Martin, M., Perera-Lluna, A., &amp; Saidi, R. (2020). Effect Of Sequence Padding</w:t>
+      </w:r>
+    </w:p>
+    <w:p>
+      <w:pPr>
+        <w:pStyle w:val="BodyText"/>
+        <w:spacing w:line="480" w:lineRule="auto"/>
+      </w:pPr>
+      <w:r>
+        <w:rPr>
+          <w:rFonts w:ascii="Times New Roman" w:hAnsi="Times New Roman" w:cs="Times New Roman"/>
+        </w:rPr>
+        <w:tab/>
+        <w:t xml:space="preserve">On The Performance </w:t>
+      </w:r>
+      <w:r>
+        <w:rPr>
+          <w:rFonts w:ascii="Times New Roman" w:hAnsi="Times New Roman" w:cs="Times New Roman"/>
+        </w:rPr>
+        <w:t>of</w:t>
+      </w:r>
+      <w:r>
+        <w:rPr>
+          <w:rFonts w:ascii="Times New Roman" w:hAnsi="Times New Roman" w:cs="Times New Roman"/>
+        </w:rPr>
+        <w:t xml:space="preserve"> Deep Learning Models </w:t>
+      </w:r>
+      <w:r>
+        <w:rPr>
+          <w:rFonts w:ascii="Times New Roman" w:hAnsi="Times New Roman" w:cs="Times New Roman"/>
+        </w:rPr>
+        <w:t>in</w:t>
+      </w:r>
+      <w:r>
+        <w:rPr>
+          <w:rFonts w:ascii="Times New Roman" w:hAnsi="Times New Roman" w:cs="Times New Roman"/>
+        </w:rPr>
+        <w:t xml:space="preserve"> Archaeal Protein Functional Prediction. </w:t>
+      </w:r>
+      <w:r>
+        <w:rPr>
+          <w:rFonts w:ascii="Times New Roman" w:hAnsi="Times New Roman" w:cs="Times New Roman"/>
+        </w:rPr>
+        <w:tab/>
+      </w:r>
+      <w:r>
+        <w:rPr>
+          <w:rFonts w:ascii="Times New Roman" w:hAnsi="Times New Roman" w:cs="Times New Roman"/>
+          <w:i/>
+          <w:iCs/>
+        </w:rPr>
         <w:t>Scientific Reports</w:t>
       </w:r>
       <w:r>
         <w:rPr>
           <w:rFonts w:ascii="Times New Roman" w:hAnsi="Times New Roman" w:cs="Times New Roman"/>
         </w:rPr>
-        <w:t xml:space="preserve">, 10(14634): </w:t>
-      </w:r>
-      <w:proofErr w:type="spellStart"/>
-      <w:r>
-        <w:rPr>
-          <w:rFonts w:ascii="Times New Roman" w:hAnsi="Times New Roman" w:cs="Times New Roman"/>
-        </w:rPr>
-        <w:t>n.p.</w:t>
-      </w:r>
-      <w:proofErr w:type="spellEnd"/>
+        <w:t>, 10(14634): n.p.</w:t>
+      </w:r>
     </w:p>
     <w:p>
       <w:pPr>
@@ -21203,21 +21851,7 @@
         <w:rPr>
           <w:rFonts w:ascii="Times New Roman" w:hAnsi="Times New Roman" w:cs="Times New Roman"/>
         </w:rPr>
-        <w:t xml:space="preserve">Shah, A., Shinde, S., Kadam, E., Shah, H., </w:t>
-      </w:r>
-      <w:proofErr w:type="spellStart"/>
-      <w:r>
-        <w:rPr>
-          <w:rFonts w:ascii="Times New Roman" w:hAnsi="Times New Roman" w:cs="Times New Roman"/>
-        </w:rPr>
-        <w:t>Shingade</w:t>
-      </w:r>
-      <w:proofErr w:type="spellEnd"/>
-      <w:r>
-        <w:rPr>
-          <w:rFonts w:ascii="Times New Roman" w:hAnsi="Times New Roman" w:cs="Times New Roman"/>
-        </w:rPr>
-        <w:t xml:space="preserve">, S. (2016). </w:t>
+        <w:t xml:space="preserve">Shah, A., Shinde, S., Kadam, E., Shah, H., Shingade, S. (2016). </w:t>
       </w:r>
       <w:r>
         <w:rPr>
@@ -21265,6 +21899,9 @@
       <w:pPr>
         <w:spacing w:line="480" w:lineRule="auto"/>
         <w:ind w:left="720"/>
+        <w:rPr>
+          <w:rFonts w:ascii="Times New Roman" w:hAnsi="Times New Roman" w:cs="Times New Roman"/>
+        </w:rPr>
       </w:pPr>
       <w:r>
         <w:rPr>
@@ -21284,6 +21921,128 @@
           <w:rFonts w:ascii="Times New Roman" w:hAnsi="Times New Roman" w:cs="Times New Roman"/>
         </w:rPr>
         <w:t xml:space="preserve">, 12(4): 232-238. </w:t>
+      </w:r>
+    </w:p>
+    <w:p>
+      <w:pPr>
+        <w:spacing w:line="480" w:lineRule="auto"/>
+        <w:rPr>
+          <w:rFonts w:ascii="Times New Roman" w:hAnsi="Times New Roman" w:cs="Times New Roman"/>
+        </w:rPr>
+      </w:pPr>
+      <w:r>
+        <w:rPr>
+          <w:rFonts w:ascii="Times New Roman" w:hAnsi="Times New Roman" w:cs="Times New Roman"/>
+        </w:rPr>
+        <w:lastRenderedPageBreak/>
+        <w:t xml:space="preserve">Singh, M., Chawla, M., Singh, R., Vatsa, M., &amp; Chellappa, R. (2019). Disguised Faces in the Wild </w:t>
+      </w:r>
+    </w:p>
+    <w:p>
+      <w:pPr>
+        <w:spacing w:line="480" w:lineRule="auto"/>
+        <w:ind w:left="720"/>
+        <w:rPr>
+          <w:rFonts w:ascii="Times New Roman" w:hAnsi="Times New Roman" w:cs="Times New Roman"/>
+        </w:rPr>
+      </w:pPr>
+      <w:r>
+        <w:rPr>
+          <w:rFonts w:ascii="Times New Roman" w:hAnsi="Times New Roman" w:cs="Times New Roman"/>
+        </w:rPr>
+        <w:t xml:space="preserve">2019. </w:t>
+      </w:r>
+      <w:r>
+        <w:rPr>
+          <w:rFonts w:ascii="Times New Roman" w:hAnsi="Times New Roman" w:cs="Times New Roman"/>
+          <w:i/>
+          <w:iCs/>
+        </w:rPr>
+        <w:t>In 2019 IEEE/CVF International Conference on Computer Vision Workshop</w:t>
+      </w:r>
+      <w:r>
+        <w:rPr>
+          <w:rFonts w:ascii="Times New Roman" w:hAnsi="Times New Roman" w:cs="Times New Roman"/>
+        </w:rPr>
+        <w:t xml:space="preserve"> (ICCVW) (pp. 542-550).</w:t>
+      </w:r>
+    </w:p>
+    <w:p>
+      <w:pPr>
+        <w:spacing w:line="480" w:lineRule="auto"/>
+        <w:rPr>
+          <w:rFonts w:ascii="Times New Roman" w:hAnsi="Times New Roman" w:cs="Times New Roman"/>
+        </w:rPr>
+      </w:pPr>
+      <w:r>
+        <w:rPr>
+          <w:rFonts w:ascii="Times New Roman" w:hAnsi="Times New Roman" w:cs="Times New Roman"/>
+        </w:rPr>
+        <w:t xml:space="preserve">Singh, M., Singh, R., Vasta, M., Ratha, N., and Chellappa, R. (2018). </w:t>
+      </w:r>
+      <w:r>
+        <w:rPr>
+          <w:rFonts w:ascii="Times New Roman" w:hAnsi="Times New Roman" w:cs="Times New Roman"/>
+        </w:rPr>
+        <w:t xml:space="preserve">Recognizing Disguised Faces </w:t>
+      </w:r>
+    </w:p>
+    <w:p>
+      <w:pPr>
+        <w:spacing w:line="480" w:lineRule="auto"/>
+        <w:ind w:firstLine="720"/>
+      </w:pPr>
+      <w:r>
+        <w:rPr>
+          <w:rFonts w:ascii="Times New Roman" w:hAnsi="Times New Roman" w:cs="Times New Roman"/>
+        </w:rPr>
+        <w:t xml:space="preserve">in </w:t>
+      </w:r>
+      <w:r>
+        <w:rPr>
+          <w:rFonts w:ascii="Times New Roman" w:hAnsi="Times New Roman" w:cs="Times New Roman"/>
+        </w:rPr>
+        <w:t>T</w:t>
+      </w:r>
+      <w:r>
+        <w:rPr>
+          <w:rFonts w:ascii="Times New Roman" w:hAnsi="Times New Roman" w:cs="Times New Roman"/>
+        </w:rPr>
+        <w:t>he Wild</w:t>
+      </w:r>
+      <w:r>
+        <w:rPr>
+          <w:rFonts w:ascii="Times New Roman" w:hAnsi="Times New Roman" w:cs="Times New Roman"/>
+        </w:rPr>
+        <w:t xml:space="preserve">. </w:t>
+      </w:r>
+      <w:r>
+        <w:rPr>
+          <w:rFonts w:ascii="Times New Roman" w:hAnsi="Times New Roman" w:cs="Times New Roman"/>
+          <w:i/>
+          <w:iCs/>
+        </w:rPr>
+        <w:t>IEEE Transactions on Biometrics, Behavior, and Identity Science, 1(2)</w:t>
+      </w:r>
+      <w:r>
+        <w:rPr>
+          <w:rFonts w:ascii="Times New Roman" w:hAnsi="Times New Roman" w:cs="Times New Roman"/>
+        </w:rPr>
+        <w:t>:</w:t>
+      </w:r>
+      <w:r>
+        <w:rPr>
+          <w:rFonts w:ascii="Times New Roman" w:hAnsi="Times New Roman" w:cs="Times New Roman"/>
+          <w:i/>
+          <w:iCs/>
+        </w:rPr>
+        <w:t xml:space="preserve"> </w:t>
+      </w:r>
+      <w:r>
+        <w:rPr>
+          <w:rFonts w:ascii="Times New Roman" w:hAnsi="Times New Roman" w:cs="Times New Roman"/>
+        </w:rPr>
+        <w:t>97-108.</w:t>
       </w:r>
     </w:p>
     <w:p>
@@ -21322,201 +22081,519 @@
         <w:t>International Conference on Advances in Computing and Communication</w:t>
       </w:r>
       <w:r>
-        <w:t xml:space="preserve">. </w:t>
+        <w:t>. Rajagiri School of Engineering &amp; Technology, Kochi, India. 143 (2018) 536–543.</w:t>
+      </w:r>
+    </w:p>
+    <w:p>
+      <w:pPr>
+        <w:spacing w:line="480" w:lineRule="auto"/>
+        <w:rPr>
+          <w:rFonts w:ascii="Times New Roman" w:hAnsi="Times New Roman" w:cs="Times New Roman"/>
+        </w:rPr>
+      </w:pPr>
+      <w:r>
+        <w:rPr>
+          <w:rFonts w:ascii="Times New Roman" w:hAnsi="Times New Roman" w:cs="Times New Roman"/>
+        </w:rPr>
+        <w:t xml:space="preserve">Struc, v. and Pavesic, N. (2009). A Case Study on Appearance Based Feature Extraction Techniques </w:t>
+      </w:r>
+    </w:p>
+    <w:p>
+      <w:pPr>
+        <w:spacing w:line="480" w:lineRule="auto"/>
+      </w:pPr>
+      <w:r>
+        <w:rPr>
+          <w:rFonts w:ascii="Times New Roman" w:hAnsi="Times New Roman" w:cs="Times New Roman"/>
+        </w:rPr>
+        <w:tab/>
+        <w:t>and Their Susceptibility to Image Degradations for the Task of Face Recognition. W</w:t>
+      </w:r>
+      <w:r>
+        <w:rPr>
+          <w:rFonts w:ascii="Times New Roman" w:hAnsi="Times New Roman" w:cs="Times New Roman"/>
+          <w:i/>
+        </w:rPr>
+        <w:t xml:space="preserve">orld </w:t>
+      </w:r>
+      <w:r>
+        <w:rPr>
+          <w:rFonts w:ascii="Times New Roman" w:hAnsi="Times New Roman" w:cs="Times New Roman"/>
+          <w:i/>
+        </w:rPr>
+        <w:tab/>
+        <w:t>Academy of Science, Engineering and Technology,</w:t>
+      </w:r>
+      <w:r>
+        <w:rPr>
+          <w:rFonts w:ascii="Times New Roman" w:hAnsi="Times New Roman" w:cs="Times New Roman"/>
+        </w:rPr>
+        <w:t xml:space="preserve"> 30(2009): 806-814.</w:t>
+      </w:r>
+    </w:p>
+    <w:p>
+      <w:pPr>
+        <w:pStyle w:val="BodyText"/>
+        <w:spacing w:line="480" w:lineRule="auto"/>
+      </w:pPr>
+      <w:r>
+        <w:rPr>
+          <w:rFonts w:ascii="Times New Roman" w:hAnsi="Times New Roman" w:cs="Times New Roman"/>
+        </w:rPr>
+        <w:t xml:space="preserve">Tang, H., Ortis, A., &amp; Battiato, S. (2019). The Impact of Padding on Image Classification by </w:t>
+      </w:r>
+      <w:r>
+        <w:rPr>
+          <w:rFonts w:ascii="Times New Roman" w:hAnsi="Times New Roman" w:cs="Times New Roman"/>
+        </w:rPr>
+        <w:tab/>
+        <w:t xml:space="preserve">Using </w:t>
+      </w:r>
+      <w:r>
+        <w:rPr>
+          <w:rFonts w:ascii="Times New Roman" w:hAnsi="Times New Roman" w:cs="Times New Roman"/>
+        </w:rPr>
+        <w:tab/>
+        <w:t xml:space="preserve">Pre-trained Convolutional Neural Networks. In E. Ricci, S. Rota </w:t>
       </w:r>
       <w:proofErr w:type="spellStart"/>
       <w:r>
-        <w:t>Rajagiri</w:t>
+        <w:rPr>
+          <w:rFonts w:ascii="Times New Roman" w:hAnsi="Times New Roman" w:cs="Times New Roman"/>
+        </w:rPr>
+        <w:t>Bulò</w:t>
       </w:r>
       <w:proofErr w:type="spellEnd"/>
       <w:r>
-        <w:t xml:space="preserve"> School of Engineering &amp; Technology, Kochi, India. 143 (2018) 536–543.</w:t>
-      </w:r>
-    </w:p>
-    <w:p>
-      <w:pPr>
-        <w:spacing w:line="480" w:lineRule="auto"/>
-        <w:rPr>
-          <w:rFonts w:ascii="Times New Roman" w:hAnsi="Times New Roman" w:cs="Times New Roman"/>
-        </w:rPr>
-      </w:pPr>
+        <w:rPr>
+          <w:rFonts w:ascii="Times New Roman" w:hAnsi="Times New Roman" w:cs="Times New Roman"/>
+        </w:rPr>
+        <w:t xml:space="preserve">, C. Snoek, O. </w:t>
+      </w:r>
+      <w:r>
+        <w:rPr>
+          <w:rFonts w:ascii="Times New Roman" w:hAnsi="Times New Roman" w:cs="Times New Roman"/>
+        </w:rPr>
+        <w:tab/>
+        <w:t xml:space="preserve">Lanz, S. </w:t>
+      </w:r>
       <w:proofErr w:type="spellStart"/>
       <w:r>
         <w:rPr>
           <w:rFonts w:ascii="Times New Roman" w:hAnsi="Times New Roman" w:cs="Times New Roman"/>
         </w:rPr>
-        <w:t>Struc</w:t>
+        <w:t>Messelodi</w:t>
       </w:r>
       <w:proofErr w:type="spellEnd"/>
       <w:r>
         <w:rPr>
           <w:rFonts w:ascii="Times New Roman" w:hAnsi="Times New Roman" w:cs="Times New Roman"/>
         </w:rPr>
-        <w:t xml:space="preserve">, v. and </w:t>
+        <w:t xml:space="preserve">, &amp; N. </w:t>
       </w:r>
       <w:proofErr w:type="spellStart"/>
       <w:r>
         <w:rPr>
           <w:rFonts w:ascii="Times New Roman" w:hAnsi="Times New Roman" w:cs="Times New Roman"/>
         </w:rPr>
-        <w:t>Pavesic</w:t>
+        <w:t>Sebe</w:t>
       </w:r>
       <w:proofErr w:type="spellEnd"/>
       <w:r>
         <w:rPr>
           <w:rFonts w:ascii="Times New Roman" w:hAnsi="Times New Roman" w:cs="Times New Roman"/>
         </w:rPr>
-        <w:t xml:space="preserve">, N. (2009). A Case Study on Appearance Based Feature Extraction Techniques </w:t>
-      </w:r>
-    </w:p>
-    <w:p>
-      <w:pPr>
-        <w:spacing w:line="480" w:lineRule="auto"/>
-      </w:pPr>
-      <w:r>
-        <w:rPr>
-          <w:rFonts w:ascii="Times New Roman" w:hAnsi="Times New Roman" w:cs="Times New Roman"/>
-        </w:rPr>
-        <w:tab/>
-        <w:t>and Their Susceptibility to Image Degradations for the Task of Face Recognition. W</w:t>
+        <w:t xml:space="preserve"> (Eds.), </w:t>
       </w:r>
       <w:r>
         <w:rPr>
           <w:rFonts w:ascii="Times New Roman" w:hAnsi="Times New Roman" w:cs="Times New Roman"/>
           <w:i/>
         </w:rPr>
-        <w:t xml:space="preserve">orld </w:t>
+        <w:t>Image Analysis and Processing -- ICIAP 2019</w:t>
+      </w:r>
+      <w:r>
+        <w:rPr>
+          <w:rFonts w:ascii="Times New Roman" w:hAnsi="Times New Roman" w:cs="Times New Roman"/>
+        </w:rPr>
+        <w:t xml:space="preserve"> (pp. </w:t>
+      </w:r>
+      <w:r>
+        <w:rPr>
+          <w:rFonts w:ascii="Times New Roman" w:hAnsi="Times New Roman" w:cs="Times New Roman"/>
+        </w:rPr>
+        <w:tab/>
+        <w:t>337–344). Cham: Springer International Publishing.</w:t>
+      </w:r>
+    </w:p>
+    <w:p>
+      <w:pPr>
+        <w:spacing w:line="480" w:lineRule="auto"/>
+        <w:rPr>
+          <w:rFonts w:ascii="Times New Roman" w:hAnsi="Times New Roman" w:cs="Times New Roman"/>
+        </w:rPr>
+      </w:pPr>
+      <w:r>
+        <w:rPr>
+          <w:rFonts w:ascii="Times New Roman" w:hAnsi="Times New Roman" w:cs="Times New Roman"/>
+        </w:rPr>
+        <w:t xml:space="preserve">Tarnate, J. M., Devaraj, M., and Goma, C, J. (2020). Overcoming the Vanishing Gradient Problem </w:t>
+      </w:r>
+    </w:p>
+    <w:p>
+      <w:pPr>
+        <w:spacing w:line="480" w:lineRule="auto"/>
+        <w:ind w:left="720"/>
+      </w:pPr>
+      <w:r>
+        <w:rPr>
+          <w:rFonts w:ascii="Times New Roman" w:hAnsi="Times New Roman" w:cs="Times New Roman"/>
+        </w:rPr>
+        <w:t xml:space="preserve">of Recurrent Neural Networks in The Iso 9001 Quality Management Audit Reports Classification. </w:t>
       </w:r>
       <w:r>
         <w:rPr>
           <w:rFonts w:ascii="Times New Roman" w:hAnsi="Times New Roman" w:cs="Times New Roman"/>
           <w:i/>
         </w:rPr>
-        <w:tab/>
-        <w:t>Academy of Science, Engineering and Technology,</w:t>
-      </w:r>
-      <w:r>
-        <w:rPr>
-          <w:rFonts w:ascii="Times New Roman" w:hAnsi="Times New Roman" w:cs="Times New Roman"/>
-        </w:rPr>
-        <w:t xml:space="preserve"> 30(2009): 806-814.</w:t>
-      </w:r>
-    </w:p>
-    <w:p>
-      <w:pPr>
-        <w:pStyle w:val="BodyText"/>
-        <w:spacing w:line="480" w:lineRule="auto"/>
-      </w:pPr>
-      <w:r>
-        <w:rPr>
-          <w:rFonts w:ascii="Times New Roman" w:hAnsi="Times New Roman" w:cs="Times New Roman"/>
-        </w:rPr>
-        <w:t xml:space="preserve">Tang, H., Ortis, A., &amp; Battiato, S. (2019). The Impact of Padding on Image Classification by </w:t>
-      </w:r>
-      <w:r>
-        <w:rPr>
-          <w:rFonts w:ascii="Times New Roman" w:hAnsi="Times New Roman" w:cs="Times New Roman"/>
-        </w:rPr>
-        <w:tab/>
-        <w:t xml:space="preserve">Using </w:t>
-      </w:r>
-      <w:r>
-        <w:rPr>
-          <w:rFonts w:ascii="Times New Roman" w:hAnsi="Times New Roman" w:cs="Times New Roman"/>
-        </w:rPr>
-        <w:tab/>
-        <w:t xml:space="preserve">Pre-trained Convolutional Neural Networks. In E. Ricci, S. Rota </w:t>
+        <w:t>International Journal of Scientific and Technology Research</w:t>
+      </w:r>
+      <w:r>
+        <w:rPr>
+          <w:rFonts w:ascii="Times New Roman" w:hAnsi="Times New Roman" w:cs="Times New Roman"/>
+        </w:rPr>
+        <w:t>, 9(3): 6683-</w:t>
+      </w:r>
+      <w:r>
+        <w:t xml:space="preserve"> </w:t>
+      </w:r>
+      <w:r>
+        <w:rPr>
+          <w:rFonts w:ascii="Times New Roman" w:hAnsi="Times New Roman" w:cs="Times New Roman"/>
+        </w:rPr>
+        <w:t>6686</w:t>
+      </w:r>
+    </w:p>
+    <w:p>
+      <w:pPr>
+        <w:spacing w:line="480" w:lineRule="auto"/>
+      </w:pPr>
+      <w:r>
+        <w:rPr>
+          <w:rFonts w:ascii="Times New Roman" w:hAnsi="Times New Roman" w:cs="Times New Roman"/>
+        </w:rPr>
+        <w:t xml:space="preserve">The World Economic Forum. (2023). </w:t>
+      </w:r>
+      <w:r>
+        <w:rPr>
+          <w:rFonts w:ascii="Times New Roman" w:hAnsi="Times New Roman" w:cs="Times New Roman"/>
+          <w:i/>
+        </w:rPr>
+        <w:t>Future of Jobs Report</w:t>
+      </w:r>
+      <w:r>
+        <w:rPr>
+          <w:rFonts w:ascii="Times New Roman" w:hAnsi="Times New Roman" w:cs="Times New Roman"/>
+        </w:rPr>
+        <w:t xml:space="preserve">. Retrieved from:  </w:t>
+      </w:r>
+    </w:p>
+    <w:p>
+      <w:pPr>
+        <w:spacing w:line="480" w:lineRule="auto"/>
+        <w:ind w:left="720"/>
+        <w:rPr>
+          <w:rFonts w:ascii="Times New Roman" w:hAnsi="Times New Roman" w:cs="Times New Roman"/>
+        </w:rPr>
+      </w:pPr>
+      <w:r>
+        <w:rPr>
+          <w:rFonts w:ascii="Times New Roman" w:hAnsi="Times New Roman" w:cs="Times New Roman"/>
+        </w:rPr>
+        <w:t>https://www3.weforum.org/docs/WEF_Future_of_Jobs_2023.pdf. Retrieved on: 12 September, 2023.</w:t>
+      </w:r>
+    </w:p>
+    <w:p>
+      <w:pPr>
+        <w:spacing w:line="480" w:lineRule="auto"/>
+        <w:rPr>
+          <w:rFonts w:ascii="Times New Roman" w:hAnsi="Times New Roman" w:cs="Times New Roman"/>
+        </w:rPr>
+      </w:pPr>
+      <w:r>
+        <w:rPr>
+          <w:rFonts w:ascii="Times New Roman" w:hAnsi="Times New Roman" w:cs="Times New Roman"/>
+        </w:rPr>
+        <w:t xml:space="preserve">Vicario, G., and Coleman, S. (2018). A Review of Data Science in Business and Industry and a </w:t>
+      </w:r>
+    </w:p>
+    <w:p>
+      <w:pPr>
+        <w:spacing w:line="480" w:lineRule="auto"/>
+      </w:pPr>
+      <w:r>
+        <w:rPr>
+          <w:rFonts w:ascii="Times New Roman" w:hAnsi="Times New Roman" w:cs="Times New Roman"/>
+        </w:rPr>
+        <w:tab/>
+        <w:t xml:space="preserve">Future Review. </w:t>
+      </w:r>
+      <w:r>
+        <w:rPr>
+          <w:rFonts w:ascii="Times New Roman" w:hAnsi="Times New Roman" w:cs="Times New Roman"/>
+          <w:i/>
+        </w:rPr>
+        <w:t xml:space="preserve">Applied Stochastic Models in Business and Industry, </w:t>
+      </w:r>
+      <w:r>
+        <w:rPr>
+          <w:rFonts w:ascii="Times New Roman" w:hAnsi="Times New Roman" w:cs="Times New Roman"/>
+        </w:rPr>
+        <w:t>36(1), 6-18</w:t>
+      </w:r>
+      <w:r>
+        <w:rPr>
+          <w:rFonts w:ascii="Times New Roman" w:hAnsi="Times New Roman" w:cs="Times New Roman"/>
+          <w:i/>
+        </w:rPr>
+        <w:t>.</w:t>
+      </w:r>
+    </w:p>
+    <w:p>
+      <w:pPr>
+        <w:spacing w:line="480" w:lineRule="auto"/>
+        <w:rPr>
+          <w:rFonts w:ascii="Times New Roman" w:hAnsi="Times New Roman" w:cs="Times New Roman"/>
+        </w:rPr>
+      </w:pPr>
+      <w:r>
+        <w:rPr>
+          <w:rFonts w:ascii="Times New Roman" w:hAnsi="Times New Roman" w:cs="Times New Roman"/>
+        </w:rPr>
+        <w:t xml:space="preserve">Viegas, M. A., Simoes, R., </w:t>
       </w:r>
       <w:proofErr w:type="spellStart"/>
       <w:r>
         <w:rPr>
           <w:rFonts w:ascii="Times New Roman" w:hAnsi="Times New Roman" w:cs="Times New Roman"/>
         </w:rPr>
-        <w:t>Bulò</w:t>
+        <w:t>Thanekar</w:t>
       </w:r>
       <w:proofErr w:type="spellEnd"/>
       <w:r>
         <w:rPr>
           <w:rFonts w:ascii="Times New Roman" w:hAnsi="Times New Roman" w:cs="Times New Roman"/>
         </w:rPr>
-        <w:t xml:space="preserve">, C. Snoek, O. </w:t>
-      </w:r>
-      <w:r>
-        <w:rPr>
-          <w:rFonts w:ascii="Times New Roman" w:hAnsi="Times New Roman" w:cs="Times New Roman"/>
-        </w:rPr>
-        <w:tab/>
-        <w:t xml:space="preserve">Lanz, S. </w:t>
+        <w:t xml:space="preserve">, N., </w:t>
       </w:r>
       <w:proofErr w:type="spellStart"/>
       <w:r>
         <w:rPr>
           <w:rFonts w:ascii="Times New Roman" w:hAnsi="Times New Roman" w:cs="Times New Roman"/>
         </w:rPr>
-        <w:t>Messelodi</w:t>
+        <w:t>Barnerjee</w:t>
       </w:r>
       <w:proofErr w:type="spellEnd"/>
       <w:r>
         <w:rPr>
           <w:rFonts w:ascii="Times New Roman" w:hAnsi="Times New Roman" w:cs="Times New Roman"/>
         </w:rPr>
-        <w:t xml:space="preserve">, &amp; N. </w:t>
+        <w:t xml:space="preserve">, S., </w:t>
       </w:r>
       <w:proofErr w:type="spellStart"/>
       <w:r>
         <w:rPr>
           <w:rFonts w:ascii="Times New Roman" w:hAnsi="Times New Roman" w:cs="Times New Roman"/>
         </w:rPr>
-        <w:t>Sebe</w:t>
+        <w:t>Dicholkar</w:t>
       </w:r>
       <w:proofErr w:type="spellEnd"/>
       <w:r>
         <w:rPr>
           <w:rFonts w:ascii="Times New Roman" w:hAnsi="Times New Roman" w:cs="Times New Roman"/>
         </w:rPr>
-        <w:t xml:space="preserve"> (Eds.), </w:t>
+        <w:t xml:space="preserve">, R. (2019). Different Approaches </w:t>
+      </w:r>
+    </w:p>
+    <w:p>
+      <w:pPr>
+        <w:spacing w:line="480" w:lineRule="auto"/>
+      </w:pPr>
+      <w:r>
+        <w:rPr>
+          <w:rFonts w:ascii="Times New Roman" w:hAnsi="Times New Roman" w:cs="Times New Roman"/>
+        </w:rPr>
+        <w:lastRenderedPageBreak/>
+        <w:tab/>
+        <w:t>of Face Recognition. I</w:t>
       </w:r>
       <w:r>
         <w:rPr>
           <w:rFonts w:ascii="Times New Roman" w:hAnsi="Times New Roman" w:cs="Times New Roman"/>
           <w:i/>
         </w:rPr>
-        <w:t>Image Analysis and Processing -- ICIAP 2019</w:t>
-      </w:r>
-      <w:r>
-        <w:rPr>
-          <w:rFonts w:ascii="Times New Roman" w:hAnsi="Times New Roman" w:cs="Times New Roman"/>
-        </w:rPr>
-        <w:t xml:space="preserve"> (pp. </w:t>
-      </w:r>
-      <w:r>
-        <w:rPr>
-          <w:rFonts w:ascii="Times New Roman" w:hAnsi="Times New Roman" w:cs="Times New Roman"/>
-        </w:rPr>
-        <w:tab/>
-        <w:t>337–344). Cham: Springer International Publishing.</w:t>
-      </w:r>
-    </w:p>
-    <w:p>
-      <w:pPr>
-        <w:spacing w:line="480" w:lineRule="auto"/>
-        <w:rPr>
-          <w:rFonts w:ascii="Times New Roman" w:hAnsi="Times New Roman" w:cs="Times New Roman"/>
-        </w:rPr>
-      </w:pPr>
+        <w:t xml:space="preserve">nternational Journal of Engineering Research &amp; Technology, </w:t>
+      </w:r>
+      <w:r>
+        <w:rPr>
+          <w:rFonts w:ascii="Times New Roman" w:hAnsi="Times New Roman" w:cs="Times New Roman"/>
+        </w:rPr>
+        <w:t xml:space="preserve">8(6): </w:t>
+      </w:r>
+      <w:r>
+        <w:rPr>
+          <w:rFonts w:ascii="Times New Roman" w:hAnsi="Times New Roman" w:cs="Times New Roman"/>
+        </w:rPr>
+        <w:tab/>
+        <w:t xml:space="preserve">933-934. </w:t>
+      </w:r>
+    </w:p>
+    <w:p>
+      <w:pPr>
+        <w:spacing w:line="480" w:lineRule="auto"/>
+        <w:rPr>
+          <w:rFonts w:ascii="Times New Roman" w:hAnsi="Times New Roman" w:cs="Times New Roman"/>
+        </w:rPr>
+      </w:pPr>
+      <w:r>
+        <w:rPr>
+          <w:rFonts w:ascii="Times New Roman" w:hAnsi="Times New Roman" w:cs="Times New Roman"/>
+        </w:rPr>
+        <w:t xml:space="preserve">Wang, D., Wang, H., Sun, J., Xin, J, and Luo, Y. (2021). Face Recognition in Complex </w:t>
+      </w:r>
+    </w:p>
+    <w:p>
+      <w:pPr>
+        <w:spacing w:line="480" w:lineRule="auto"/>
+        <w:ind w:left="720"/>
+      </w:pPr>
+      <w:r>
+        <w:rPr>
+          <w:rFonts w:ascii="Times New Roman" w:hAnsi="Times New Roman" w:cs="Times New Roman"/>
+        </w:rPr>
+        <w:t xml:space="preserve">Unconstrained Environment with an Enhanced WWN Algorithm. </w:t>
+      </w:r>
+      <w:r>
+        <w:rPr>
+          <w:rFonts w:ascii="Times New Roman" w:hAnsi="Times New Roman" w:cs="Times New Roman"/>
+          <w:i/>
+        </w:rPr>
+        <w:t xml:space="preserve">Journal of Intelligent Systems, </w:t>
+      </w:r>
+      <w:r>
+        <w:rPr>
+          <w:rFonts w:ascii="Times New Roman" w:hAnsi="Times New Roman" w:cs="Times New Roman"/>
+        </w:rPr>
+        <w:t>2022(30): 18-39.</w:t>
+      </w:r>
+    </w:p>
+    <w:p>
+      <w:pPr>
+        <w:spacing w:line="480" w:lineRule="auto"/>
+        <w:rPr>
+          <w:rFonts w:ascii="Times New Roman" w:hAnsi="Times New Roman" w:cs="Times New Roman"/>
+        </w:rPr>
+      </w:pPr>
+      <w:r>
+        <w:rPr>
+          <w:rFonts w:ascii="Times New Roman" w:hAnsi="Times New Roman" w:cs="Times New Roman"/>
+        </w:rPr>
+        <w:t xml:space="preserve">Wu, Z., </w:t>
+      </w:r>
       <w:proofErr w:type="spellStart"/>
       <w:r>
         <w:rPr>
           <w:rFonts w:ascii="Times New Roman" w:hAnsi="Times New Roman" w:cs="Times New Roman"/>
         </w:rPr>
-        <w:t>Tarnate</w:t>
+        <w:t>Xiamixiding</w:t>
       </w:r>
       <w:proofErr w:type="spellEnd"/>
       <w:r>
         <w:rPr>
           <w:rFonts w:ascii="Times New Roman" w:hAnsi="Times New Roman" w:cs="Times New Roman"/>
         </w:rPr>
-        <w:t xml:space="preserve">, J. M., Devaraj, M., and Goma, C, J. (2020). Overcoming the Vanishing Gradient Problem </w:t>
+        <w:t xml:space="preserve">, R. </w:t>
+      </w:r>
+      <w:proofErr w:type="spellStart"/>
+      <w:r>
+        <w:rPr>
+          <w:rFonts w:ascii="Times New Roman" w:hAnsi="Times New Roman" w:cs="Times New Roman"/>
+        </w:rPr>
+        <w:t>Sjjanhar</w:t>
+      </w:r>
+      <w:proofErr w:type="spellEnd"/>
+      <w:r>
+        <w:rPr>
+          <w:rFonts w:ascii="Times New Roman" w:hAnsi="Times New Roman" w:cs="Times New Roman"/>
+        </w:rPr>
+        <w:t xml:space="preserve">, A., Chen, J., and Wen, Q. (2018). Image Appearance-Based </w:t>
+      </w:r>
+    </w:p>
+    <w:p>
+      <w:pPr>
+        <w:spacing w:line="480" w:lineRule="auto"/>
+      </w:pPr>
+      <w:r>
+        <w:rPr>
+          <w:rFonts w:ascii="Times New Roman" w:hAnsi="Times New Roman" w:cs="Times New Roman"/>
+        </w:rPr>
+        <w:tab/>
+        <w:t xml:space="preserve">Facial Expression Recognition. </w:t>
+      </w:r>
+      <w:r>
+        <w:rPr>
+          <w:rFonts w:ascii="Times New Roman" w:hAnsi="Times New Roman" w:cs="Times New Roman"/>
+          <w:i/>
+        </w:rPr>
+        <w:t>International Journal of Image and Graphics</w:t>
+      </w:r>
+      <w:r>
+        <w:rPr>
+          <w:rFonts w:ascii="Times New Roman" w:hAnsi="Times New Roman" w:cs="Times New Roman"/>
+        </w:rPr>
+        <w:t xml:space="preserve"> 18(2): 1 -12.</w:t>
+      </w:r>
+    </w:p>
+    <w:p>
+      <w:pPr>
+        <w:spacing w:line="480" w:lineRule="auto"/>
+        <w:rPr>
+          <w:rFonts w:ascii="Times New Roman" w:hAnsi="Times New Roman" w:cs="Times New Roman"/>
+        </w:rPr>
+      </w:pPr>
+      <w:r>
+        <w:rPr>
+          <w:rFonts w:ascii="Times New Roman" w:hAnsi="Times New Roman" w:cs="Times New Roman"/>
+        </w:rPr>
+        <w:t xml:space="preserve">Xiaobo, Q., </w:t>
+      </w:r>
+      <w:proofErr w:type="spellStart"/>
+      <w:r>
+        <w:rPr>
+          <w:rFonts w:ascii="Times New Roman" w:hAnsi="Times New Roman" w:cs="Times New Roman"/>
+        </w:rPr>
+        <w:t>Chenxu</w:t>
+      </w:r>
+      <w:proofErr w:type="spellEnd"/>
+      <w:r>
+        <w:rPr>
+          <w:rFonts w:ascii="Times New Roman" w:hAnsi="Times New Roman" w:cs="Times New Roman"/>
+        </w:rPr>
+        <w:t xml:space="preserve">, W., Ying, S., Hui, Q., Kaige, D., and </w:t>
+      </w:r>
+      <w:proofErr w:type="spellStart"/>
+      <w:r>
+        <w:rPr>
+          <w:rFonts w:ascii="Times New Roman" w:hAnsi="Times New Roman" w:cs="Times New Roman"/>
+        </w:rPr>
+        <w:t>Xiaobin</w:t>
+      </w:r>
+      <w:proofErr w:type="spellEnd"/>
+      <w:r>
+        <w:rPr>
+          <w:rFonts w:ascii="Times New Roman" w:hAnsi="Times New Roman" w:cs="Times New Roman"/>
+        </w:rPr>
+        <w:t xml:space="preserve">, W. (2023). A Convolutional </w:t>
       </w:r>
     </w:p>
     <w:p>
@@ -21528,590 +22605,211 @@
         <w:rPr>
           <w:rFonts w:ascii="Times New Roman" w:hAnsi="Times New Roman" w:cs="Times New Roman"/>
         </w:rPr>
-        <w:lastRenderedPageBreak/>
-        <w:t xml:space="preserve">of Recurrent Neural Networks in The Iso 9001 Quality Management Audit Reports Classification. </w:t>
+        <w:t xml:space="preserve">Neural Network Face Recognition Method Based on </w:t>
+      </w:r>
+      <w:proofErr w:type="spellStart"/>
+      <w:r>
+        <w:rPr>
+          <w:rFonts w:ascii="Times New Roman" w:hAnsi="Times New Roman" w:cs="Times New Roman"/>
+        </w:rPr>
+        <w:t>BiLSTM</w:t>
+      </w:r>
+      <w:proofErr w:type="spellEnd"/>
+      <w:r>
+        <w:rPr>
+          <w:rFonts w:ascii="Times New Roman" w:hAnsi="Times New Roman" w:cs="Times New Roman"/>
+        </w:rPr>
+        <w:t xml:space="preserve"> and Attention Mechanism. </w:t>
+      </w:r>
+      <w:r>
+        <w:rPr>
+          <w:rFonts w:ascii="Times New Roman" w:hAnsi="Times New Roman" w:cs="Times New Roman"/>
+        </w:rPr>
+        <w:br/>
       </w:r>
       <w:r>
         <w:rPr>
           <w:rFonts w:ascii="Times New Roman" w:hAnsi="Times New Roman" w:cs="Times New Roman"/>
           <w:i/>
         </w:rPr>
-        <w:t>International Journal of Scientific and Technology Research</w:t>
-      </w:r>
-      <w:r>
-        <w:rPr>
-          <w:rFonts w:ascii="Times New Roman" w:hAnsi="Times New Roman" w:cs="Times New Roman"/>
-        </w:rPr>
-        <w:t>, 9(3): 6683-</w:t>
-      </w:r>
-      <w:r>
-        <w:t xml:space="preserve"> </w:t>
-      </w:r>
-      <w:r>
-        <w:rPr>
-          <w:rFonts w:ascii="Times New Roman" w:hAnsi="Times New Roman" w:cs="Times New Roman"/>
-        </w:rPr>
-        <w:t>6686</w:t>
-      </w:r>
-    </w:p>
-    <w:p>
-      <w:pPr>
-        <w:spacing w:line="480" w:lineRule="auto"/>
-      </w:pPr>
-      <w:r>
-        <w:rPr>
-          <w:rFonts w:ascii="Times New Roman" w:hAnsi="Times New Roman" w:cs="Times New Roman"/>
-        </w:rPr>
-        <w:t xml:space="preserve">The World Economic Forum. (2023). </w:t>
-      </w:r>
+        <w:t>Computational Intelligence and Neuroscience</w:t>
+      </w:r>
+      <w:r>
+        <w:rPr>
+          <w:rFonts w:ascii="Times New Roman" w:hAnsi="Times New Roman" w:cs="Times New Roman"/>
+        </w:rPr>
+        <w:t>, 2023(2501022): 1-14.</w:t>
+      </w:r>
+    </w:p>
+    <w:p>
+      <w:pPr>
+        <w:spacing w:line="480" w:lineRule="auto"/>
+        <w:rPr>
+          <w:rFonts w:ascii="Times New Roman" w:hAnsi="Times New Roman" w:cs="Times New Roman"/>
+        </w:rPr>
+      </w:pPr>
+      <w:r>
+        <w:rPr>
+          <w:rFonts w:ascii="Times New Roman" w:hAnsi="Times New Roman" w:cs="Times New Roman"/>
+        </w:rPr>
+        <w:t xml:space="preserve">Yan, Y., Lee, F., Wu, X., and Chen, Q. (2018). Face Recognition Algorithm Using Extended Vector </w:t>
+      </w:r>
+    </w:p>
+    <w:p>
+      <w:pPr>
+        <w:spacing w:line="480" w:lineRule="auto"/>
+        <w:ind w:left="720"/>
+      </w:pPr>
+      <w:r>
+        <w:rPr>
+          <w:rFonts w:ascii="Times New Roman" w:hAnsi="Times New Roman" w:cs="Times New Roman"/>
+        </w:rPr>
+        <w:t xml:space="preserve">Quantization Histogram Features. </w:t>
+      </w:r>
+      <w:proofErr w:type="spellStart"/>
       <w:r>
         <w:rPr>
           <w:rFonts w:ascii="Times New Roman" w:hAnsi="Times New Roman" w:cs="Times New Roman"/>
           <w:i/>
         </w:rPr>
-        <w:t>Future of Jobs Report</w:t>
-      </w:r>
-      <w:r>
-        <w:rPr>
-          <w:rFonts w:ascii="Times New Roman" w:hAnsi="Times New Roman" w:cs="Times New Roman"/>
-        </w:rPr>
-        <w:t xml:space="preserve">. Retrieved from:  </w:t>
+        <w:t>PLos</w:t>
+      </w:r>
+      <w:proofErr w:type="spellEnd"/>
+      <w:r>
+        <w:rPr>
+          <w:rFonts w:ascii="Times New Roman" w:hAnsi="Times New Roman" w:cs="Times New Roman"/>
+          <w:i/>
+        </w:rPr>
+        <w:t xml:space="preserve"> One</w:t>
+      </w:r>
+      <w:r>
+        <w:rPr>
+          <w:rFonts w:ascii="Times New Roman" w:hAnsi="Times New Roman" w:cs="Times New Roman"/>
+        </w:rPr>
+        <w:t xml:space="preserve"> 13(1): n.p.</w:t>
+      </w:r>
+    </w:p>
+    <w:p>
+      <w:pPr>
+        <w:spacing w:line="480" w:lineRule="auto"/>
+      </w:pPr>
+      <w:r>
+        <w:rPr>
+          <w:rFonts w:ascii="Times New Roman" w:hAnsi="Times New Roman" w:cs="Times New Roman"/>
+        </w:rPr>
+        <w:t xml:space="preserve">Yang, M., Kriegman, D, J., Ahuja, N. (2002). Detecting Faces in Images: A Survey. </w:t>
+      </w:r>
+      <w:r>
+        <w:rPr>
+          <w:rFonts w:ascii="Times New Roman" w:hAnsi="Times New Roman" w:cs="Times New Roman"/>
+          <w:i/>
+        </w:rPr>
+        <w:t xml:space="preserve">IEEE </w:t>
+      </w:r>
+    </w:p>
+    <w:p>
+      <w:pPr>
+        <w:spacing w:line="480" w:lineRule="auto"/>
+      </w:pPr>
+      <w:r>
+        <w:rPr>
+          <w:rFonts w:ascii="Times New Roman" w:hAnsi="Times New Roman" w:cs="Times New Roman"/>
+          <w:i/>
+        </w:rPr>
+        <w:tab/>
+        <w:t>Transactions on Pattern Analysis and Machine Intelligence</w:t>
+      </w:r>
+      <w:r>
+        <w:rPr>
+          <w:rFonts w:ascii="Times New Roman" w:hAnsi="Times New Roman" w:cs="Times New Roman"/>
+        </w:rPr>
+        <w:t>, 24(1): 1-25.</w:t>
+      </w:r>
+    </w:p>
+    <w:p>
+      <w:pPr>
+        <w:spacing w:line="480" w:lineRule="auto"/>
+        <w:rPr>
+          <w:rFonts w:ascii="Times New Roman" w:hAnsi="Times New Roman" w:cs="Times New Roman"/>
+        </w:rPr>
+      </w:pPr>
+      <w:r>
+        <w:rPr>
+          <w:rFonts w:ascii="Times New Roman" w:hAnsi="Times New Roman" w:cs="Times New Roman"/>
+        </w:rPr>
+        <w:t xml:space="preserve">Zhang, X., </w:t>
+      </w:r>
+      <w:proofErr w:type="spellStart"/>
+      <w:r>
+        <w:rPr>
+          <w:rFonts w:ascii="Times New Roman" w:hAnsi="Times New Roman" w:cs="Times New Roman"/>
+        </w:rPr>
+        <w:t>Xv</w:t>
+      </w:r>
+      <w:proofErr w:type="spellEnd"/>
+      <w:r>
+        <w:rPr>
+          <w:rFonts w:ascii="Times New Roman" w:hAnsi="Times New Roman" w:cs="Times New Roman"/>
+        </w:rPr>
+        <w:t xml:space="preserve">, C., Shen, M., He, X., and Du, W. (2018). Survey of Convolutional Neural Network. </w:t>
       </w:r>
     </w:p>
     <w:p>
       <w:pPr>
         <w:spacing w:line="480" w:lineRule="auto"/>
         <w:ind w:left="720"/>
-        <w:rPr>
-          <w:rFonts w:ascii="Times New Roman" w:hAnsi="Times New Roman" w:cs="Times New Roman"/>
-        </w:rPr>
-      </w:pPr>
-      <w:r>
-        <w:rPr>
-          <w:rFonts w:ascii="Times New Roman" w:hAnsi="Times New Roman" w:cs="Times New Roman"/>
-        </w:rPr>
-        <w:t>https://www3.weforum.org/docs/WEF_Future_of_Jobs_2023.pdf. Retrieved on: 12 September, 2023.</w:t>
-      </w:r>
-    </w:p>
-    <w:p>
-      <w:pPr>
-        <w:spacing w:line="480" w:lineRule="auto"/>
-        <w:rPr>
-          <w:rFonts w:ascii="Times New Roman" w:hAnsi="Times New Roman" w:cs="Times New Roman"/>
-        </w:rPr>
-      </w:pPr>
-      <w:r>
-        <w:rPr>
-          <w:rFonts w:ascii="Times New Roman" w:hAnsi="Times New Roman" w:cs="Times New Roman"/>
-        </w:rPr>
-        <w:t xml:space="preserve">Vicario, G., and Coleman, S. (2018). A Review of Data Science in Business and Industry and a </w:t>
-      </w:r>
-    </w:p>
-    <w:p>
-      <w:pPr>
-        <w:spacing w:line="480" w:lineRule="auto"/>
-      </w:pPr>
-      <w:r>
-        <w:rPr>
-          <w:rFonts w:ascii="Times New Roman" w:hAnsi="Times New Roman" w:cs="Times New Roman"/>
-        </w:rPr>
-        <w:tab/>
-        <w:t xml:space="preserve">Future Review. </w:t>
-      </w:r>
+      </w:pPr>
       <w:r>
         <w:rPr>
           <w:rFonts w:ascii="Times New Roman" w:hAnsi="Times New Roman" w:cs="Times New Roman"/>
           <w:i/>
         </w:rPr>
-        <w:t xml:space="preserve">Applied Stochastic Models in Business and Industry, </w:t>
-      </w:r>
-      <w:r>
-        <w:rPr>
-          <w:rFonts w:ascii="Times New Roman" w:hAnsi="Times New Roman" w:cs="Times New Roman"/>
-        </w:rPr>
-        <w:t>36(1), 6-18</w:t>
+        <w:t>Advances in Intelligent Systems Research</w:t>
+      </w:r>
+      <w:r>
+        <w:rPr>
+          <w:rFonts w:ascii="Times New Roman" w:hAnsi="Times New Roman" w:cs="Times New Roman"/>
+        </w:rPr>
+        <w:t>, 147(2018): 93-97.</w:t>
+      </w:r>
+    </w:p>
+    <w:p>
+      <w:pPr>
+        <w:spacing w:line="480" w:lineRule="auto"/>
+        <w:rPr>
+          <w:rFonts w:ascii="Times New Roman" w:hAnsi="Times New Roman" w:cs="Times New Roman"/>
+        </w:rPr>
+      </w:pPr>
+      <w:r>
+        <w:rPr>
+          <w:rFonts w:ascii="Times New Roman" w:hAnsi="Times New Roman" w:cs="Times New Roman"/>
+        </w:rPr>
+        <w:t xml:space="preserve">Zhang, Z., Hu, R., and Hu, W. (2022). Application of Artificial Neural Network Algorithm in Facial </w:t>
+      </w:r>
+    </w:p>
+    <w:p>
+      <w:pPr>
+        <w:spacing w:line="480" w:lineRule="auto"/>
+        <w:ind w:left="720"/>
+      </w:pPr>
+      <w:r>
+        <w:rPr>
+          <w:rFonts w:ascii="Times New Roman" w:hAnsi="Times New Roman" w:cs="Times New Roman"/>
+        </w:rPr>
+        <w:t xml:space="preserve">Biological Image Information Scanning and Recognition. </w:t>
       </w:r>
       <w:r>
         <w:rPr>
           <w:rFonts w:ascii="Times New Roman" w:hAnsi="Times New Roman" w:cs="Times New Roman"/>
           <w:i/>
         </w:rPr>
-        <w:t>.</w:t>
-      </w:r>
-    </w:p>
-    <w:p>
-      <w:pPr>
-        <w:spacing w:line="480" w:lineRule="auto"/>
-        <w:rPr>
-          <w:rFonts w:ascii="Times New Roman" w:hAnsi="Times New Roman" w:cs="Times New Roman"/>
-        </w:rPr>
-      </w:pPr>
-      <w:r>
-        <w:rPr>
-          <w:rFonts w:ascii="Times New Roman" w:hAnsi="Times New Roman" w:cs="Times New Roman"/>
-        </w:rPr>
-        <w:t xml:space="preserve">Viegas, M. A., Simoes, R., </w:t>
-      </w:r>
-      <w:proofErr w:type="spellStart"/>
-      <w:r>
-        <w:rPr>
-          <w:rFonts w:ascii="Times New Roman" w:hAnsi="Times New Roman" w:cs="Times New Roman"/>
-        </w:rPr>
-        <w:t>Thanekar</w:t>
-      </w:r>
-      <w:proofErr w:type="spellEnd"/>
-      <w:r>
-        <w:rPr>
-          <w:rFonts w:ascii="Times New Roman" w:hAnsi="Times New Roman" w:cs="Times New Roman"/>
-        </w:rPr>
-        <w:t xml:space="preserve">, N., </w:t>
-      </w:r>
-      <w:proofErr w:type="spellStart"/>
-      <w:r>
-        <w:rPr>
-          <w:rFonts w:ascii="Times New Roman" w:hAnsi="Times New Roman" w:cs="Times New Roman"/>
-        </w:rPr>
-        <w:t>Barnerjee</w:t>
-      </w:r>
-      <w:proofErr w:type="spellEnd"/>
-      <w:r>
-        <w:rPr>
-          <w:rFonts w:ascii="Times New Roman" w:hAnsi="Times New Roman" w:cs="Times New Roman"/>
-        </w:rPr>
-        <w:t xml:space="preserve">, S., </w:t>
-      </w:r>
-      <w:proofErr w:type="spellStart"/>
-      <w:r>
-        <w:rPr>
-          <w:rFonts w:ascii="Times New Roman" w:hAnsi="Times New Roman" w:cs="Times New Roman"/>
-        </w:rPr>
-        <w:t>Dicholkar</w:t>
-      </w:r>
-      <w:proofErr w:type="spellEnd"/>
-      <w:r>
-        <w:rPr>
-          <w:rFonts w:ascii="Times New Roman" w:hAnsi="Times New Roman" w:cs="Times New Roman"/>
-        </w:rPr>
-        <w:t xml:space="preserve">, R. (2019). Different Approaches </w:t>
-      </w:r>
-    </w:p>
-    <w:p>
-      <w:pPr>
-        <w:spacing w:line="480" w:lineRule="auto"/>
-      </w:pPr>
-      <w:r>
-        <w:rPr>
-          <w:rFonts w:ascii="Times New Roman" w:hAnsi="Times New Roman" w:cs="Times New Roman"/>
-        </w:rPr>
-        <w:tab/>
-        <w:t>of Face Recognition. I</w:t>
-      </w:r>
-      <w:r>
-        <w:rPr>
-          <w:rFonts w:ascii="Times New Roman" w:hAnsi="Times New Roman" w:cs="Times New Roman"/>
-          <w:i/>
-        </w:rPr>
-        <w:t xml:space="preserve">nternational Journal of Engineering Research &amp; Technology, </w:t>
-      </w:r>
-      <w:r>
-        <w:rPr>
-          <w:rFonts w:ascii="Times New Roman" w:hAnsi="Times New Roman" w:cs="Times New Roman"/>
-        </w:rPr>
-        <w:t xml:space="preserve">8(6): </w:t>
-      </w:r>
-      <w:r>
-        <w:rPr>
-          <w:rFonts w:ascii="Times New Roman" w:hAnsi="Times New Roman" w:cs="Times New Roman"/>
-        </w:rPr>
-        <w:tab/>
-        <w:t xml:space="preserve">933-934. </w:t>
-      </w:r>
-    </w:p>
-    <w:p>
-      <w:pPr>
-        <w:spacing w:line="480" w:lineRule="auto"/>
-        <w:rPr>
-          <w:rFonts w:ascii="Times New Roman" w:hAnsi="Times New Roman" w:cs="Times New Roman"/>
-        </w:rPr>
-      </w:pPr>
-      <w:r>
-        <w:rPr>
-          <w:rFonts w:ascii="Times New Roman" w:hAnsi="Times New Roman" w:cs="Times New Roman"/>
-        </w:rPr>
-        <w:t xml:space="preserve">Wang, D., Wang, H., Sun, J., Xin, J, and Luo, Y. (2021). Face Recognition in Complex </w:t>
-      </w:r>
-    </w:p>
-    <w:p>
-      <w:pPr>
-        <w:spacing w:line="480" w:lineRule="auto"/>
-        <w:ind w:left="720"/>
-      </w:pPr>
-      <w:r>
-        <w:rPr>
-          <w:rFonts w:ascii="Times New Roman" w:hAnsi="Times New Roman" w:cs="Times New Roman"/>
-        </w:rPr>
-        <w:t xml:space="preserve">Unconstrained Environment with an Enhanced WWN Algorithm. </w:t>
-      </w:r>
-      <w:r>
-        <w:rPr>
-          <w:rFonts w:ascii="Times New Roman" w:hAnsi="Times New Roman" w:cs="Times New Roman"/>
-          <w:i/>
-        </w:rPr>
-        <w:t xml:space="preserve">Journal of Intelligent Systems, </w:t>
-      </w:r>
-      <w:r>
-        <w:rPr>
-          <w:rFonts w:ascii="Times New Roman" w:hAnsi="Times New Roman" w:cs="Times New Roman"/>
-        </w:rPr>
-        <w:t>2022(30): 18-39.</w:t>
-      </w:r>
-    </w:p>
-    <w:p>
-      <w:pPr>
-        <w:spacing w:line="480" w:lineRule="auto"/>
-        <w:rPr>
-          <w:rFonts w:ascii="Times New Roman" w:hAnsi="Times New Roman" w:cs="Times New Roman"/>
-        </w:rPr>
-      </w:pPr>
-      <w:r>
-        <w:rPr>
-          <w:rFonts w:ascii="Times New Roman" w:hAnsi="Times New Roman" w:cs="Times New Roman"/>
-        </w:rPr>
-        <w:t xml:space="preserve">Wu, Z., </w:t>
-      </w:r>
-      <w:proofErr w:type="spellStart"/>
-      <w:r>
-        <w:rPr>
-          <w:rFonts w:ascii="Times New Roman" w:hAnsi="Times New Roman" w:cs="Times New Roman"/>
-        </w:rPr>
-        <w:t>Xiamixiding</w:t>
-      </w:r>
-      <w:proofErr w:type="spellEnd"/>
-      <w:r>
-        <w:rPr>
-          <w:rFonts w:ascii="Times New Roman" w:hAnsi="Times New Roman" w:cs="Times New Roman"/>
-        </w:rPr>
-        <w:t xml:space="preserve">, R. </w:t>
-      </w:r>
-      <w:proofErr w:type="spellStart"/>
-      <w:r>
-        <w:rPr>
-          <w:rFonts w:ascii="Times New Roman" w:hAnsi="Times New Roman" w:cs="Times New Roman"/>
-        </w:rPr>
-        <w:t>Sjjanhar</w:t>
-      </w:r>
-      <w:proofErr w:type="spellEnd"/>
-      <w:r>
-        <w:rPr>
-          <w:rFonts w:ascii="Times New Roman" w:hAnsi="Times New Roman" w:cs="Times New Roman"/>
-        </w:rPr>
-        <w:t xml:space="preserve">, A., Chen, J., and Wen, Q. (2018). Image Appearance-Based </w:t>
-      </w:r>
-    </w:p>
-    <w:p>
-      <w:pPr>
-        <w:spacing w:line="480" w:lineRule="auto"/>
-      </w:pPr>
-      <w:r>
-        <w:rPr>
-          <w:rFonts w:ascii="Times New Roman" w:hAnsi="Times New Roman" w:cs="Times New Roman"/>
-        </w:rPr>
-        <w:tab/>
-        <w:t xml:space="preserve">Facial Expression Recognition. </w:t>
-      </w:r>
-      <w:r>
-        <w:rPr>
-          <w:rFonts w:ascii="Times New Roman" w:hAnsi="Times New Roman" w:cs="Times New Roman"/>
-          <w:i/>
-        </w:rPr>
-        <w:t>International Journal of Image and Graphics</w:t>
-      </w:r>
-      <w:r>
-        <w:rPr>
-          <w:rFonts w:ascii="Times New Roman" w:hAnsi="Times New Roman" w:cs="Times New Roman"/>
-        </w:rPr>
-        <w:t xml:space="preserve"> 18(2): 1 -12.</w:t>
-      </w:r>
-    </w:p>
-    <w:p>
-      <w:pPr>
-        <w:spacing w:line="480" w:lineRule="auto"/>
-        <w:rPr>
-          <w:rFonts w:ascii="Times New Roman" w:hAnsi="Times New Roman" w:cs="Times New Roman"/>
-        </w:rPr>
-      </w:pPr>
-      <w:r>
-        <w:rPr>
-          <w:rFonts w:ascii="Times New Roman" w:hAnsi="Times New Roman" w:cs="Times New Roman"/>
-        </w:rPr>
-        <w:t xml:space="preserve">Xiaobo, Q., </w:t>
-      </w:r>
-      <w:proofErr w:type="spellStart"/>
-      <w:r>
-        <w:rPr>
-          <w:rFonts w:ascii="Times New Roman" w:hAnsi="Times New Roman" w:cs="Times New Roman"/>
-        </w:rPr>
-        <w:t>Chenxu</w:t>
-      </w:r>
-      <w:proofErr w:type="spellEnd"/>
-      <w:r>
-        <w:rPr>
-          <w:rFonts w:ascii="Times New Roman" w:hAnsi="Times New Roman" w:cs="Times New Roman"/>
-        </w:rPr>
-        <w:t xml:space="preserve">, W., Ying, S., Hui, Q., Kaige, D., and </w:t>
-      </w:r>
-      <w:proofErr w:type="spellStart"/>
-      <w:r>
-        <w:rPr>
-          <w:rFonts w:ascii="Times New Roman" w:hAnsi="Times New Roman" w:cs="Times New Roman"/>
-        </w:rPr>
-        <w:t>Xiaobin</w:t>
-      </w:r>
-      <w:proofErr w:type="spellEnd"/>
-      <w:r>
-        <w:rPr>
-          <w:rFonts w:ascii="Times New Roman" w:hAnsi="Times New Roman" w:cs="Times New Roman"/>
-        </w:rPr>
-        <w:t xml:space="preserve">, W. (2023). A Convolutional </w:t>
-      </w:r>
-    </w:p>
-    <w:p>
-      <w:pPr>
-        <w:spacing w:line="480" w:lineRule="auto"/>
-        <w:ind w:left="720"/>
-      </w:pPr>
-      <w:r>
-        <w:rPr>
-          <w:rFonts w:ascii="Times New Roman" w:hAnsi="Times New Roman" w:cs="Times New Roman"/>
-        </w:rPr>
-        <w:t xml:space="preserve">Neural Network Face Recognition Method Based on </w:t>
-      </w:r>
-      <w:proofErr w:type="spellStart"/>
-      <w:r>
-        <w:rPr>
-          <w:rFonts w:ascii="Times New Roman" w:hAnsi="Times New Roman" w:cs="Times New Roman"/>
-        </w:rPr>
-        <w:t>BiLSTM</w:t>
-      </w:r>
-      <w:proofErr w:type="spellEnd"/>
-      <w:r>
-        <w:rPr>
-          <w:rFonts w:ascii="Times New Roman" w:hAnsi="Times New Roman" w:cs="Times New Roman"/>
-        </w:rPr>
-        <w:t xml:space="preserve"> and Attention Mechanism. </w:t>
-      </w:r>
-      <w:r>
-        <w:rPr>
-          <w:rFonts w:ascii="Times New Roman" w:hAnsi="Times New Roman" w:cs="Times New Roman"/>
-        </w:rPr>
-        <w:br/>
-      </w:r>
-      <w:r>
-        <w:rPr>
-          <w:rFonts w:ascii="Times New Roman" w:hAnsi="Times New Roman" w:cs="Times New Roman"/>
-          <w:i/>
-        </w:rPr>
-        <w:t>Computational Intelligence and Neuroscience</w:t>
-      </w:r>
-      <w:r>
-        <w:rPr>
-          <w:rFonts w:ascii="Times New Roman" w:hAnsi="Times New Roman" w:cs="Times New Roman"/>
-        </w:rPr>
-        <w:t>, 2023(2501022): 1-14.</w:t>
-      </w:r>
-    </w:p>
-    <w:p>
-      <w:pPr>
-        <w:spacing w:line="480" w:lineRule="auto"/>
-        <w:rPr>
-          <w:rFonts w:ascii="Times New Roman" w:hAnsi="Times New Roman" w:cs="Times New Roman"/>
-        </w:rPr>
-      </w:pPr>
-      <w:r>
-        <w:rPr>
-          <w:rFonts w:ascii="Times New Roman" w:hAnsi="Times New Roman" w:cs="Times New Roman"/>
-        </w:rPr>
-        <w:t xml:space="preserve">Yan, Y., Lee, F., Wu, X., and Chen, Q. (2018). Face Recognition Algorithm Using Extended Vector </w:t>
-      </w:r>
-    </w:p>
-    <w:p>
-      <w:pPr>
-        <w:spacing w:line="480" w:lineRule="auto"/>
-        <w:ind w:left="720"/>
-      </w:pPr>
-      <w:r>
-        <w:rPr>
-          <w:rFonts w:ascii="Times New Roman" w:hAnsi="Times New Roman" w:cs="Times New Roman"/>
-        </w:rPr>
-        <w:t xml:space="preserve">Quantization Histogram Features. </w:t>
-      </w:r>
-      <w:proofErr w:type="spellStart"/>
-      <w:r>
-        <w:rPr>
-          <w:rFonts w:ascii="Times New Roman" w:hAnsi="Times New Roman" w:cs="Times New Roman"/>
-          <w:i/>
-        </w:rPr>
-        <w:t>PLos</w:t>
-      </w:r>
-      <w:proofErr w:type="spellEnd"/>
-      <w:r>
-        <w:rPr>
-          <w:rFonts w:ascii="Times New Roman" w:hAnsi="Times New Roman" w:cs="Times New Roman"/>
-          <w:i/>
-        </w:rPr>
-        <w:t xml:space="preserve"> One</w:t>
-      </w:r>
-      <w:r>
-        <w:rPr>
-          <w:rFonts w:ascii="Times New Roman" w:hAnsi="Times New Roman" w:cs="Times New Roman"/>
-        </w:rPr>
-        <w:t xml:space="preserve"> 13(1): </w:t>
-      </w:r>
-      <w:proofErr w:type="spellStart"/>
-      <w:r>
-        <w:rPr>
-          <w:rFonts w:ascii="Times New Roman" w:hAnsi="Times New Roman" w:cs="Times New Roman"/>
-        </w:rPr>
-        <w:t>n.p.</w:t>
-      </w:r>
-      <w:proofErr w:type="spellEnd"/>
-    </w:p>
-    <w:p>
-      <w:pPr>
-        <w:spacing w:line="480" w:lineRule="auto"/>
-      </w:pPr>
-      <w:r>
-        <w:rPr>
-          <w:rFonts w:ascii="Times New Roman" w:hAnsi="Times New Roman" w:cs="Times New Roman"/>
-        </w:rPr>
-        <w:t xml:space="preserve">Yang, M., Kriegman, D, J., Ahuja, N. (2002). Detecting Faces in Images: A Survey. </w:t>
-      </w:r>
-      <w:r>
-        <w:rPr>
-          <w:rFonts w:ascii="Times New Roman" w:hAnsi="Times New Roman" w:cs="Times New Roman"/>
-          <w:i/>
-        </w:rPr>
-        <w:t xml:space="preserve">IEEE </w:t>
-      </w:r>
-    </w:p>
-    <w:p>
-      <w:pPr>
-        <w:spacing w:line="480" w:lineRule="auto"/>
-      </w:pPr>
-      <w:r>
-        <w:rPr>
-          <w:rFonts w:ascii="Times New Roman" w:hAnsi="Times New Roman" w:cs="Times New Roman"/>
-          <w:i/>
-        </w:rPr>
-        <w:tab/>
-        <w:t>Transactions on Pattern Analysis and Machine Intelligence</w:t>
-      </w:r>
-      <w:r>
-        <w:rPr>
-          <w:rFonts w:ascii="Times New Roman" w:hAnsi="Times New Roman" w:cs="Times New Roman"/>
-        </w:rPr>
-        <w:t>, 24(1): 1-25.</w:t>
-      </w:r>
-    </w:p>
-    <w:p>
-      <w:pPr>
-        <w:spacing w:line="480" w:lineRule="auto"/>
-        <w:rPr>
-          <w:rFonts w:ascii="Times New Roman" w:hAnsi="Times New Roman" w:cs="Times New Roman"/>
-        </w:rPr>
-      </w:pPr>
-      <w:r>
-        <w:rPr>
-          <w:rFonts w:ascii="Times New Roman" w:hAnsi="Times New Roman" w:cs="Times New Roman"/>
-        </w:rPr>
-        <w:t xml:space="preserve">Zhang, X., </w:t>
-      </w:r>
-      <w:proofErr w:type="spellStart"/>
-      <w:r>
-        <w:rPr>
-          <w:rFonts w:ascii="Times New Roman" w:hAnsi="Times New Roman" w:cs="Times New Roman"/>
-        </w:rPr>
-        <w:t>Xv</w:t>
-      </w:r>
-      <w:proofErr w:type="spellEnd"/>
-      <w:r>
-        <w:rPr>
-          <w:rFonts w:ascii="Times New Roman" w:hAnsi="Times New Roman" w:cs="Times New Roman"/>
-        </w:rPr>
-        <w:t xml:space="preserve">, C., Shen, M., He, X., and Du, W. (2018). Survey of Convolutional Neural Network. </w:t>
-      </w:r>
-    </w:p>
-    <w:p>
-      <w:pPr>
-        <w:spacing w:line="480" w:lineRule="auto"/>
-        <w:ind w:left="720"/>
-      </w:pPr>
-      <w:r>
-        <w:rPr>
-          <w:rFonts w:ascii="Times New Roman" w:hAnsi="Times New Roman" w:cs="Times New Roman"/>
-          <w:i/>
-        </w:rPr>
-        <w:t>Advances in Intelligent Systems Research</w:t>
-      </w:r>
-      <w:r>
-        <w:rPr>
-          <w:rFonts w:ascii="Times New Roman" w:hAnsi="Times New Roman" w:cs="Times New Roman"/>
-        </w:rPr>
-        <w:t>, 147(2018): 93-97.</w:t>
-      </w:r>
-    </w:p>
-    <w:p>
-      <w:pPr>
-        <w:spacing w:line="480" w:lineRule="auto"/>
-        <w:rPr>
-          <w:rFonts w:ascii="Times New Roman" w:hAnsi="Times New Roman" w:cs="Times New Roman"/>
-        </w:rPr>
-      </w:pPr>
-      <w:r>
-        <w:rPr>
-          <w:rFonts w:ascii="Times New Roman" w:hAnsi="Times New Roman" w:cs="Times New Roman"/>
-        </w:rPr>
-        <w:lastRenderedPageBreak/>
-        <w:t xml:space="preserve">Zhang, Z., Hu, R., and Hu, W. (2022). Application of Artificial Neural Network Algorithm in Facial </w:t>
-      </w:r>
-    </w:p>
-    <w:p>
-      <w:pPr>
-        <w:spacing w:line="480" w:lineRule="auto"/>
-        <w:ind w:left="720"/>
-      </w:pPr>
-      <w:r>
-        <w:rPr>
-          <w:rFonts w:ascii="Times New Roman" w:hAnsi="Times New Roman" w:cs="Times New Roman"/>
-        </w:rPr>
-        <w:t xml:space="preserve">Biological Image Information Scanning and Recognition. </w:t>
-      </w:r>
-      <w:r>
-        <w:rPr>
-          <w:rFonts w:ascii="Times New Roman" w:hAnsi="Times New Roman" w:cs="Times New Roman"/>
-          <w:i/>
-        </w:rPr>
         <w:t>Contrast Media &amp; Molecular Imaging</w:t>
       </w:r>
       <w:r>
         <w:rPr>
           <w:rFonts w:ascii="Times New Roman" w:hAnsi="Times New Roman" w:cs="Times New Roman"/>
         </w:rPr>
-        <w:t xml:space="preserve">, 2022(1142682): </w:t>
-      </w:r>
-      <w:proofErr w:type="spellStart"/>
-      <w:r>
-        <w:rPr>
-          <w:rFonts w:ascii="Times New Roman" w:hAnsi="Times New Roman" w:cs="Times New Roman"/>
-        </w:rPr>
-        <w:t>n.p.</w:t>
-      </w:r>
-      <w:proofErr w:type="spellEnd"/>
-      <w:r>
-        <w:rPr>
-          <w:rFonts w:ascii="Times New Roman" w:hAnsi="Times New Roman" w:cs="Times New Roman"/>
-        </w:rPr>
-        <w:t xml:space="preserve"> </w:t>
+        <w:t xml:space="preserve">, 2022(1142682): n.p. </w:t>
       </w:r>
     </w:p>
     <w:sectPr>
@@ -22128,7 +22826,7 @@
 </file>
 
 <file path=word/endnotes.xml><?xml version="1.0" encoding="utf-8"?>
-<w:endnotes xmlns:wpc="http://schemas.microsoft.com/office/word/2010/wordprocessingCanvas" xmlns:cx="http://schemas.microsoft.com/office/drawing/2014/chartex" xmlns:cx1="http://schemas.microsoft.com/office/drawing/2015/9/8/chartex" xmlns:cx2="http://schemas.microsoft.com/office/drawing/2015/10/21/chartex" xmlns:cx3="http://schemas.microsoft.com/office/drawing/2016/5/9/chartex" xmlns:cx4="http://schemas.microsoft.com/office/drawing/2016/5/10/chartex" xmlns:cx5="http://schemas.microsoft.com/office/drawing/2016/5/11/chartex" xmlns:cx6="http://schemas.microsoft.com/office/drawing/2016/5/12/chartex" xmlns:cx7="http://schemas.microsoft.com/office/drawing/2016/5/13/chartex" xmlns:cx8="http://schemas.microsoft.com/office/drawing/2016/5/14/chartex" xmlns:mc="http://schemas.openxmlformats.org/markup-compatibility/2006" xmlns:aink="http://schemas.microsoft.com/office/drawing/2016/ink" xmlns:am3d="http://schemas.microsoft.com/office/drawing/2017/model3d" xmlns:o="urn:schemas-microsoft-com:office:office" xmlns:oel="http://schemas.microsoft.com/office/2019/extlst" xmlns:r="http://schemas.openxmlformats.org/officeDocument/2006/relationships" xmlns:m="http://schemas.openxmlformats.org/officeDocument/2006/math" xmlns:v="urn:schemas-microsoft-com:vml" xmlns:wp14="http://schemas.microsoft.com/office/word/2010/wordprocessingDrawing" xmlns:wp="http://schemas.openxmlformats.org/drawingml/2006/wordprocessingDrawing" xmlns:w10="urn:schemas-microsoft-com:office:word" xmlns:w="http://schemas.openxmlformats.org/wordprocessingml/2006/main" xmlns:w14="http://schemas.microsoft.com/office/word/2010/wordml" xmlns:w15="http://schemas.microsoft.com/office/word/2012/wordml" xmlns:w16cex="http://schemas.microsoft.com/office/word/2018/wordml/cex" xmlns:w16cid="http://schemas.microsoft.com/office/word/2016/wordml/cid" xmlns:w16="http://schemas.microsoft.com/office/word/2018/wordml" xmlns:w16sdtdh="http://schemas.microsoft.com/office/word/2020/wordml/sdtdatahash" xmlns:w16se="http://schemas.microsoft.com/office/word/2015/wordml/symex" xmlns:wpg="http://schemas.microsoft.com/office/word/2010/wordprocessingGroup" xmlns:wpi="http://schemas.microsoft.com/office/word/2010/wordprocessingInk" xmlns:wne="http://schemas.microsoft.com/office/word/2006/wordml" xmlns:wps="http://schemas.microsoft.com/office/word/2010/wordprocessingShape" mc:Ignorable="w14 w15 w16se w16cid w16 w16cex w16sdtdh wp14">
+<w:endnotes xmlns:wpc="http://schemas.microsoft.com/office/word/2010/wordprocessingCanvas" xmlns:cx="http://schemas.microsoft.com/office/drawing/2014/chartex" xmlns:cx1="http://schemas.microsoft.com/office/drawing/2015/9/8/chartex" xmlns:cx2="http://schemas.microsoft.com/office/drawing/2015/10/21/chartex" xmlns:cx3="http://schemas.microsoft.com/office/drawing/2016/5/9/chartex" xmlns:cx4="http://schemas.microsoft.com/office/drawing/2016/5/10/chartex" xmlns:cx5="http://schemas.microsoft.com/office/drawing/2016/5/11/chartex" xmlns:cx6="http://schemas.microsoft.com/office/drawing/2016/5/12/chartex" xmlns:cx7="http://schemas.microsoft.com/office/drawing/2016/5/13/chartex" xmlns:cx8="http://schemas.microsoft.com/office/drawing/2016/5/14/chartex" xmlns:mc="http://schemas.openxmlformats.org/markup-compatibility/2006" xmlns:aink="http://schemas.microsoft.com/office/drawing/2016/ink" xmlns:am3d="http://schemas.microsoft.com/office/drawing/2017/model3d" xmlns:o="urn:schemas-microsoft-com:office:office" xmlns:oel="http://schemas.microsoft.com/office/2019/extlst" xmlns:r="http://schemas.openxmlformats.org/officeDocument/2006/relationships" xmlns:m="http://schemas.openxmlformats.org/officeDocument/2006/math" xmlns:v="urn:schemas-microsoft-com:vml" xmlns:wp14="http://schemas.microsoft.com/office/word/2010/wordprocessingDrawing" xmlns:wp="http://schemas.openxmlformats.org/drawingml/2006/wordprocessingDrawing" xmlns:w10="urn:schemas-microsoft-com:office:word" xmlns:w="http://schemas.openxmlformats.org/wordprocessingml/2006/main" xmlns:w14="http://schemas.microsoft.com/office/word/2010/wordml" xmlns:w15="http://schemas.microsoft.com/office/word/2012/wordml" xmlns:w16cex="http://schemas.microsoft.com/office/word/2018/wordml/cex" xmlns:w16cid="http://schemas.microsoft.com/office/word/2016/wordml/cid" xmlns:w16="http://schemas.microsoft.com/office/word/2018/wordml" xmlns:w16du="http://schemas.microsoft.com/office/word/2023/wordml/word16du" xmlns:w16sdtdh="http://schemas.microsoft.com/office/word/2020/wordml/sdtdatahash" xmlns:w16se="http://schemas.microsoft.com/office/word/2015/wordml/symex" xmlns:wpg="http://schemas.microsoft.com/office/word/2010/wordprocessingGroup" xmlns:wpi="http://schemas.microsoft.com/office/word/2010/wordprocessingInk" xmlns:wne="http://schemas.microsoft.com/office/word/2006/wordml" xmlns:wps="http://schemas.microsoft.com/office/word/2010/wordprocessingShape" mc:Ignorable="w14 w15 w16se w16cid w16 w16cex w16sdtdh w16du wp14">
   <w:endnote w:type="separator" w:id="-1">
     <w:p>
       <w:r>
@@ -22147,7 +22845,7 @@
 </file>
 
 <file path=word/footer1.xml><?xml version="1.0" encoding="utf-8"?>
-<w:ftr xmlns:wpc="http://schemas.microsoft.com/office/word/2010/wordprocessingCanvas" xmlns:cx="http://schemas.microsoft.com/office/drawing/2014/chartex" xmlns:cx1="http://schemas.microsoft.com/office/drawing/2015/9/8/chartex" xmlns:cx2="http://schemas.microsoft.com/office/drawing/2015/10/21/chartex" xmlns:cx3="http://schemas.microsoft.com/office/drawing/2016/5/9/chartex" xmlns:cx4="http://schemas.microsoft.com/office/drawing/2016/5/10/chartex" xmlns:cx5="http://schemas.microsoft.com/office/drawing/2016/5/11/chartex" xmlns:cx6="http://schemas.microsoft.com/office/drawing/2016/5/12/chartex" xmlns:cx7="http://schemas.microsoft.com/office/drawing/2016/5/13/chartex" xmlns:cx8="http://schemas.microsoft.com/office/drawing/2016/5/14/chartex" xmlns:mc="http://schemas.openxmlformats.org/markup-compatibility/2006" xmlns:aink="http://schemas.microsoft.com/office/drawing/2016/ink" xmlns:am3d="http://schemas.microsoft.com/office/drawing/2017/model3d" xmlns:o="urn:schemas-microsoft-com:office:office" xmlns:oel="http://schemas.microsoft.com/office/2019/extlst" xmlns:r="http://schemas.openxmlformats.org/officeDocument/2006/relationships" xmlns:m="http://schemas.openxmlformats.org/officeDocument/2006/math" xmlns:v="urn:schemas-microsoft-com:vml" xmlns:wp14="http://schemas.microsoft.com/office/word/2010/wordprocessingDrawing" xmlns:wp="http://schemas.openxmlformats.org/drawingml/2006/wordprocessingDrawing" xmlns:w10="urn:schemas-microsoft-com:office:word" xmlns:w="http://schemas.openxmlformats.org/wordprocessingml/2006/main" xmlns:w14="http://schemas.microsoft.com/office/word/2010/wordml" xmlns:w15="http://schemas.microsoft.com/office/word/2012/wordml" xmlns:w16cex="http://schemas.microsoft.com/office/word/2018/wordml/cex" xmlns:w16cid="http://schemas.microsoft.com/office/word/2016/wordml/cid" xmlns:w16="http://schemas.microsoft.com/office/word/2018/wordml" xmlns:w16sdtdh="http://schemas.microsoft.com/office/word/2020/wordml/sdtdatahash" xmlns:w16se="http://schemas.microsoft.com/office/word/2015/wordml/symex" xmlns:wpg="http://schemas.microsoft.com/office/word/2010/wordprocessingGroup" xmlns:wpi="http://schemas.microsoft.com/office/word/2010/wordprocessingInk" xmlns:wne="http://schemas.microsoft.com/office/word/2006/wordml" xmlns:wps="http://schemas.microsoft.com/office/word/2010/wordprocessingShape" mc:Ignorable="w14 w15 w16se w16cid w16 w16cex w16sdtdh wp14">
+<w:ftr xmlns:wpc="http://schemas.microsoft.com/office/word/2010/wordprocessingCanvas" xmlns:cx="http://schemas.microsoft.com/office/drawing/2014/chartex" xmlns:cx1="http://schemas.microsoft.com/office/drawing/2015/9/8/chartex" xmlns:cx2="http://schemas.microsoft.com/office/drawing/2015/10/21/chartex" xmlns:cx3="http://schemas.microsoft.com/office/drawing/2016/5/9/chartex" xmlns:cx4="http://schemas.microsoft.com/office/drawing/2016/5/10/chartex" xmlns:cx5="http://schemas.microsoft.com/office/drawing/2016/5/11/chartex" xmlns:cx6="http://schemas.microsoft.com/office/drawing/2016/5/12/chartex" xmlns:cx7="http://schemas.microsoft.com/office/drawing/2016/5/13/chartex" xmlns:cx8="http://schemas.microsoft.com/office/drawing/2016/5/14/chartex" xmlns:mc="http://schemas.openxmlformats.org/markup-compatibility/2006" xmlns:aink="http://schemas.microsoft.com/office/drawing/2016/ink" xmlns:am3d="http://schemas.microsoft.com/office/drawing/2017/model3d" xmlns:o="urn:schemas-microsoft-com:office:office" xmlns:oel="http://schemas.microsoft.com/office/2019/extlst" xmlns:r="http://schemas.openxmlformats.org/officeDocument/2006/relationships" xmlns:m="http://schemas.openxmlformats.org/officeDocument/2006/math" xmlns:v="urn:schemas-microsoft-com:vml" xmlns:wp14="http://schemas.microsoft.com/office/word/2010/wordprocessingDrawing" xmlns:wp="http://schemas.openxmlformats.org/drawingml/2006/wordprocessingDrawing" xmlns:w10="urn:schemas-microsoft-com:office:word" xmlns:w="http://schemas.openxmlformats.org/wordprocessingml/2006/main" xmlns:w14="http://schemas.microsoft.com/office/word/2010/wordml" xmlns:w15="http://schemas.microsoft.com/office/word/2012/wordml" xmlns:w16cex="http://schemas.microsoft.com/office/word/2018/wordml/cex" xmlns:w16cid="http://schemas.microsoft.com/office/word/2016/wordml/cid" xmlns:w16="http://schemas.microsoft.com/office/word/2018/wordml" xmlns:w16du="http://schemas.microsoft.com/office/word/2023/wordml/word16du" xmlns:w16sdtdh="http://schemas.microsoft.com/office/word/2020/wordml/sdtdatahash" xmlns:w16se="http://schemas.microsoft.com/office/word/2015/wordml/symex" xmlns:wpg="http://schemas.microsoft.com/office/word/2010/wordprocessingGroup" xmlns:wpi="http://schemas.microsoft.com/office/word/2010/wordprocessingInk" xmlns:wne="http://schemas.microsoft.com/office/word/2006/wordml" xmlns:wps="http://schemas.microsoft.com/office/word/2010/wordprocessingShape" mc:Ignorable="w14 w15 w16se w16cid w16 w16cex w16sdtdh w16du wp14">
   <w:p>
     <w:pPr>
       <w:tabs>
@@ -22164,7 +22862,7 @@
 </file>
 
 <file path=word/footer2.xml><?xml version="1.0" encoding="utf-8"?>
-<w:ftr xmlns:wpc="http://schemas.microsoft.com/office/word/2010/wordprocessingCanvas" xmlns:cx="http://schemas.microsoft.com/office/drawing/2014/chartex" xmlns:cx1="http://schemas.microsoft.com/office/drawing/2015/9/8/chartex" xmlns:cx2="http://schemas.microsoft.com/office/drawing/2015/10/21/chartex" xmlns:cx3="http://schemas.microsoft.com/office/drawing/2016/5/9/chartex" xmlns:cx4="http://schemas.microsoft.com/office/drawing/2016/5/10/chartex" xmlns:cx5="http://schemas.microsoft.com/office/drawing/2016/5/11/chartex" xmlns:cx6="http://schemas.microsoft.com/office/drawing/2016/5/12/chartex" xmlns:cx7="http://schemas.microsoft.com/office/drawing/2016/5/13/chartex" xmlns:cx8="http://schemas.microsoft.com/office/drawing/2016/5/14/chartex" xmlns:mc="http://schemas.openxmlformats.org/markup-compatibility/2006" xmlns:aink="http://schemas.microsoft.com/office/drawing/2016/ink" xmlns:am3d="http://schemas.microsoft.com/office/drawing/2017/model3d" xmlns:o="urn:schemas-microsoft-com:office:office" xmlns:oel="http://schemas.microsoft.com/office/2019/extlst" xmlns:r="http://schemas.openxmlformats.org/officeDocument/2006/relationships" xmlns:m="http://schemas.openxmlformats.org/officeDocument/2006/math" xmlns:v="urn:schemas-microsoft-com:vml" xmlns:wp14="http://schemas.microsoft.com/office/word/2010/wordprocessingDrawing" xmlns:wp="http://schemas.openxmlformats.org/drawingml/2006/wordprocessingDrawing" xmlns:w10="urn:schemas-microsoft-com:office:word" xmlns:w="http://schemas.openxmlformats.org/wordprocessingml/2006/main" xmlns:w14="http://schemas.microsoft.com/office/word/2010/wordml" xmlns:w15="http://schemas.microsoft.com/office/word/2012/wordml" xmlns:w16cex="http://schemas.microsoft.com/office/word/2018/wordml/cex" xmlns:w16cid="http://schemas.microsoft.com/office/word/2016/wordml/cid" xmlns:w16="http://schemas.microsoft.com/office/word/2018/wordml" xmlns:w16sdtdh="http://schemas.microsoft.com/office/word/2020/wordml/sdtdatahash" xmlns:w16se="http://schemas.microsoft.com/office/word/2015/wordml/symex" xmlns:wpg="http://schemas.microsoft.com/office/word/2010/wordprocessingGroup" xmlns:wpi="http://schemas.microsoft.com/office/word/2010/wordprocessingInk" xmlns:wne="http://schemas.microsoft.com/office/word/2006/wordml" xmlns:wps="http://schemas.microsoft.com/office/word/2010/wordprocessingShape" mc:Ignorable="w14 w15 w16se w16cid w16 w16cex w16sdtdh wp14">
+<w:ftr xmlns:wpc="http://schemas.microsoft.com/office/word/2010/wordprocessingCanvas" xmlns:cx="http://schemas.microsoft.com/office/drawing/2014/chartex" xmlns:cx1="http://schemas.microsoft.com/office/drawing/2015/9/8/chartex" xmlns:cx2="http://schemas.microsoft.com/office/drawing/2015/10/21/chartex" xmlns:cx3="http://schemas.microsoft.com/office/drawing/2016/5/9/chartex" xmlns:cx4="http://schemas.microsoft.com/office/drawing/2016/5/10/chartex" xmlns:cx5="http://schemas.microsoft.com/office/drawing/2016/5/11/chartex" xmlns:cx6="http://schemas.microsoft.com/office/drawing/2016/5/12/chartex" xmlns:cx7="http://schemas.microsoft.com/office/drawing/2016/5/13/chartex" xmlns:cx8="http://schemas.microsoft.com/office/drawing/2016/5/14/chartex" xmlns:mc="http://schemas.openxmlformats.org/markup-compatibility/2006" xmlns:aink="http://schemas.microsoft.com/office/drawing/2016/ink" xmlns:am3d="http://schemas.microsoft.com/office/drawing/2017/model3d" xmlns:o="urn:schemas-microsoft-com:office:office" xmlns:oel="http://schemas.microsoft.com/office/2019/extlst" xmlns:r="http://schemas.openxmlformats.org/officeDocument/2006/relationships" xmlns:m="http://schemas.openxmlformats.org/officeDocument/2006/math" xmlns:v="urn:schemas-microsoft-com:vml" xmlns:wp14="http://schemas.microsoft.com/office/word/2010/wordprocessingDrawing" xmlns:wp="http://schemas.openxmlformats.org/drawingml/2006/wordprocessingDrawing" xmlns:w10="urn:schemas-microsoft-com:office:word" xmlns:w="http://schemas.openxmlformats.org/wordprocessingml/2006/main" xmlns:w14="http://schemas.microsoft.com/office/word/2010/wordml" xmlns:w15="http://schemas.microsoft.com/office/word/2012/wordml" xmlns:w16cex="http://schemas.microsoft.com/office/word/2018/wordml/cex" xmlns:w16cid="http://schemas.microsoft.com/office/word/2016/wordml/cid" xmlns:w16="http://schemas.microsoft.com/office/word/2018/wordml" xmlns:w16du="http://schemas.microsoft.com/office/word/2023/wordml/word16du" xmlns:w16sdtdh="http://schemas.microsoft.com/office/word/2020/wordml/sdtdatahash" xmlns:w16se="http://schemas.microsoft.com/office/word/2015/wordml/symex" xmlns:wpg="http://schemas.microsoft.com/office/word/2010/wordprocessingGroup" xmlns:wpi="http://schemas.microsoft.com/office/word/2010/wordprocessingInk" xmlns:wne="http://schemas.microsoft.com/office/word/2006/wordml" xmlns:wps="http://schemas.microsoft.com/office/word/2010/wordprocessingShape" mc:Ignorable="w14 w15 w16se w16cid w16 w16cex w16sdtdh w16du wp14">
   <w:p>
     <w:pPr>
       <w:pStyle w:val="Footer"/>
@@ -22180,13 +22878,8 @@
       <w:fldChar w:fldCharType="separate"/>
     </w:r>
     <w:r>
-      <w:t>vii</w:t>
+      <w:t>viii</w:t>
     </w:r>
-    <w:proofErr w:type="spellStart"/>
-    <w:r>
-      <w:t>i</w:t>
-    </w:r>
-    <w:proofErr w:type="spellEnd"/>
     <w:r>
       <w:fldChar w:fldCharType="end"/>
     </w:r>
@@ -22207,7 +22900,7 @@
 </file>
 
 <file path=word/footer3.xml><?xml version="1.0" encoding="utf-8"?>
-<w:ftr xmlns:wpc="http://schemas.microsoft.com/office/word/2010/wordprocessingCanvas" xmlns:cx="http://schemas.microsoft.com/office/drawing/2014/chartex" xmlns:cx1="http://schemas.microsoft.com/office/drawing/2015/9/8/chartex" xmlns:cx2="http://schemas.microsoft.com/office/drawing/2015/10/21/chartex" xmlns:cx3="http://schemas.microsoft.com/office/drawing/2016/5/9/chartex" xmlns:cx4="http://schemas.microsoft.com/office/drawing/2016/5/10/chartex" xmlns:cx5="http://schemas.microsoft.com/office/drawing/2016/5/11/chartex" xmlns:cx6="http://schemas.microsoft.com/office/drawing/2016/5/12/chartex" xmlns:cx7="http://schemas.microsoft.com/office/drawing/2016/5/13/chartex" xmlns:cx8="http://schemas.microsoft.com/office/drawing/2016/5/14/chartex" xmlns:mc="http://schemas.openxmlformats.org/markup-compatibility/2006" xmlns:aink="http://schemas.microsoft.com/office/drawing/2016/ink" xmlns:am3d="http://schemas.microsoft.com/office/drawing/2017/model3d" xmlns:o="urn:schemas-microsoft-com:office:office" xmlns:oel="http://schemas.microsoft.com/office/2019/extlst" xmlns:r="http://schemas.openxmlformats.org/officeDocument/2006/relationships" xmlns:m="http://schemas.openxmlformats.org/officeDocument/2006/math" xmlns:v="urn:schemas-microsoft-com:vml" xmlns:wp14="http://schemas.microsoft.com/office/word/2010/wordprocessingDrawing" xmlns:wp="http://schemas.openxmlformats.org/drawingml/2006/wordprocessingDrawing" xmlns:w10="urn:schemas-microsoft-com:office:word" xmlns:w="http://schemas.openxmlformats.org/wordprocessingml/2006/main" xmlns:w14="http://schemas.microsoft.com/office/word/2010/wordml" xmlns:w15="http://schemas.microsoft.com/office/word/2012/wordml" xmlns:w16cex="http://schemas.microsoft.com/office/word/2018/wordml/cex" xmlns:w16cid="http://schemas.microsoft.com/office/word/2016/wordml/cid" xmlns:w16="http://schemas.microsoft.com/office/word/2018/wordml" xmlns:w16sdtdh="http://schemas.microsoft.com/office/word/2020/wordml/sdtdatahash" xmlns:w16se="http://schemas.microsoft.com/office/word/2015/wordml/symex" xmlns:wpg="http://schemas.microsoft.com/office/word/2010/wordprocessingGroup" xmlns:wpi="http://schemas.microsoft.com/office/word/2010/wordprocessingInk" xmlns:wne="http://schemas.microsoft.com/office/word/2006/wordml" xmlns:wps="http://schemas.microsoft.com/office/word/2010/wordprocessingShape" mc:Ignorable="w14 w15 w16se w16cid w16 w16cex w16sdtdh wp14">
+<w:ftr xmlns:wpc="http://schemas.microsoft.com/office/word/2010/wordprocessingCanvas" xmlns:cx="http://schemas.microsoft.com/office/drawing/2014/chartex" xmlns:cx1="http://schemas.microsoft.com/office/drawing/2015/9/8/chartex" xmlns:cx2="http://schemas.microsoft.com/office/drawing/2015/10/21/chartex" xmlns:cx3="http://schemas.microsoft.com/office/drawing/2016/5/9/chartex" xmlns:cx4="http://schemas.microsoft.com/office/drawing/2016/5/10/chartex" xmlns:cx5="http://schemas.microsoft.com/office/drawing/2016/5/11/chartex" xmlns:cx6="http://schemas.microsoft.com/office/drawing/2016/5/12/chartex" xmlns:cx7="http://schemas.microsoft.com/office/drawing/2016/5/13/chartex" xmlns:cx8="http://schemas.microsoft.com/office/drawing/2016/5/14/chartex" xmlns:mc="http://schemas.openxmlformats.org/markup-compatibility/2006" xmlns:aink="http://schemas.microsoft.com/office/drawing/2016/ink" xmlns:am3d="http://schemas.microsoft.com/office/drawing/2017/model3d" xmlns:o="urn:schemas-microsoft-com:office:office" xmlns:oel="http://schemas.microsoft.com/office/2019/extlst" xmlns:r="http://schemas.openxmlformats.org/officeDocument/2006/relationships" xmlns:m="http://schemas.openxmlformats.org/officeDocument/2006/math" xmlns:v="urn:schemas-microsoft-com:vml" xmlns:wp14="http://schemas.microsoft.com/office/word/2010/wordprocessingDrawing" xmlns:wp="http://schemas.openxmlformats.org/drawingml/2006/wordprocessingDrawing" xmlns:w10="urn:schemas-microsoft-com:office:word" xmlns:w="http://schemas.openxmlformats.org/wordprocessingml/2006/main" xmlns:w14="http://schemas.microsoft.com/office/word/2010/wordml" xmlns:w15="http://schemas.microsoft.com/office/word/2012/wordml" xmlns:w16cex="http://schemas.microsoft.com/office/word/2018/wordml/cex" xmlns:w16cid="http://schemas.microsoft.com/office/word/2016/wordml/cid" xmlns:w16="http://schemas.microsoft.com/office/word/2018/wordml" xmlns:w16du="http://schemas.microsoft.com/office/word/2023/wordml/word16du" xmlns:w16sdtdh="http://schemas.microsoft.com/office/word/2020/wordml/sdtdatahash" xmlns:w16se="http://schemas.microsoft.com/office/word/2015/wordml/symex" xmlns:wpg="http://schemas.microsoft.com/office/word/2010/wordprocessingGroup" xmlns:wpi="http://schemas.microsoft.com/office/word/2010/wordprocessingInk" xmlns:wne="http://schemas.microsoft.com/office/word/2006/wordml" xmlns:wps="http://schemas.microsoft.com/office/word/2010/wordprocessingShape" mc:Ignorable="w14 w15 w16se w16cid w16 w16cex w16sdtdh w16du wp14">
   <w:p>
     <w:pPr>
       <w:pStyle w:val="Footer"/>
@@ -22245,7 +22938,7 @@
 </file>
 
 <file path=word/footnotes.xml><?xml version="1.0" encoding="utf-8"?>
-<w:footnotes xmlns:wpc="http://schemas.microsoft.com/office/word/2010/wordprocessingCanvas" xmlns:cx="http://schemas.microsoft.com/office/drawing/2014/chartex" xmlns:cx1="http://schemas.microsoft.com/office/drawing/2015/9/8/chartex" xmlns:cx2="http://schemas.microsoft.com/office/drawing/2015/10/21/chartex" xmlns:cx3="http://schemas.microsoft.com/office/drawing/2016/5/9/chartex" xmlns:cx4="http://schemas.microsoft.com/office/drawing/2016/5/10/chartex" xmlns:cx5="http://schemas.microsoft.com/office/drawing/2016/5/11/chartex" xmlns:cx6="http://schemas.microsoft.com/office/drawing/2016/5/12/chartex" xmlns:cx7="http://schemas.microsoft.com/office/drawing/2016/5/13/chartex" xmlns:cx8="http://schemas.microsoft.com/office/drawing/2016/5/14/chartex" xmlns:mc="http://schemas.openxmlformats.org/markup-compatibility/2006" xmlns:aink="http://schemas.microsoft.com/office/drawing/2016/ink" xmlns:am3d="http://schemas.microsoft.com/office/drawing/2017/model3d" xmlns:o="urn:schemas-microsoft-com:office:office" xmlns:oel="http://schemas.microsoft.com/office/2019/extlst" xmlns:r="http://schemas.openxmlformats.org/officeDocument/2006/relationships" xmlns:m="http://schemas.openxmlformats.org/officeDocument/2006/math" xmlns:v="urn:schemas-microsoft-com:vml" xmlns:wp14="http://schemas.microsoft.com/office/word/2010/wordprocessingDrawing" xmlns:wp="http://schemas.openxmlformats.org/drawingml/2006/wordprocessingDrawing" xmlns:w10="urn:schemas-microsoft-com:office:word" xmlns:w="http://schemas.openxmlformats.org/wordprocessingml/2006/main" xmlns:w14="http://schemas.microsoft.com/office/word/2010/wordml" xmlns:w15="http://schemas.microsoft.com/office/word/2012/wordml" xmlns:w16cex="http://schemas.microsoft.com/office/word/2018/wordml/cex" xmlns:w16cid="http://schemas.microsoft.com/office/word/2016/wordml/cid" xmlns:w16="http://schemas.microsoft.com/office/word/2018/wordml" xmlns:w16sdtdh="http://schemas.microsoft.com/office/word/2020/wordml/sdtdatahash" xmlns:w16se="http://schemas.microsoft.com/office/word/2015/wordml/symex" xmlns:wpg="http://schemas.microsoft.com/office/word/2010/wordprocessingGroup" xmlns:wpi="http://schemas.microsoft.com/office/word/2010/wordprocessingInk" xmlns:wne="http://schemas.microsoft.com/office/word/2006/wordml" xmlns:wps="http://schemas.microsoft.com/office/word/2010/wordprocessingShape" mc:Ignorable="w14 w15 w16se w16cid w16 w16cex w16sdtdh wp14">
+<w:footnotes xmlns:wpc="http://schemas.microsoft.com/office/word/2010/wordprocessingCanvas" xmlns:cx="http://schemas.microsoft.com/office/drawing/2014/chartex" xmlns:cx1="http://schemas.microsoft.com/office/drawing/2015/9/8/chartex" xmlns:cx2="http://schemas.microsoft.com/office/drawing/2015/10/21/chartex" xmlns:cx3="http://schemas.microsoft.com/office/drawing/2016/5/9/chartex" xmlns:cx4="http://schemas.microsoft.com/office/drawing/2016/5/10/chartex" xmlns:cx5="http://schemas.microsoft.com/office/drawing/2016/5/11/chartex" xmlns:cx6="http://schemas.microsoft.com/office/drawing/2016/5/12/chartex" xmlns:cx7="http://schemas.microsoft.com/office/drawing/2016/5/13/chartex" xmlns:cx8="http://schemas.microsoft.com/office/drawing/2016/5/14/chartex" xmlns:mc="http://schemas.openxmlformats.org/markup-compatibility/2006" xmlns:aink="http://schemas.microsoft.com/office/drawing/2016/ink" xmlns:am3d="http://schemas.microsoft.com/office/drawing/2017/model3d" xmlns:o="urn:schemas-microsoft-com:office:office" xmlns:oel="http://schemas.microsoft.com/office/2019/extlst" xmlns:r="http://schemas.openxmlformats.org/officeDocument/2006/relationships" xmlns:m="http://schemas.openxmlformats.org/officeDocument/2006/math" xmlns:v="urn:schemas-microsoft-com:vml" xmlns:wp14="http://schemas.microsoft.com/office/word/2010/wordprocessingDrawing" xmlns:wp="http://schemas.openxmlformats.org/drawingml/2006/wordprocessingDrawing" xmlns:w10="urn:schemas-microsoft-com:office:word" xmlns:w="http://schemas.openxmlformats.org/wordprocessingml/2006/main" xmlns:w14="http://schemas.microsoft.com/office/word/2010/wordml" xmlns:w15="http://schemas.microsoft.com/office/word/2012/wordml" xmlns:w16cex="http://schemas.microsoft.com/office/word/2018/wordml/cex" xmlns:w16cid="http://schemas.microsoft.com/office/word/2016/wordml/cid" xmlns:w16="http://schemas.microsoft.com/office/word/2018/wordml" xmlns:w16du="http://schemas.microsoft.com/office/word/2023/wordml/word16du" xmlns:w16sdtdh="http://schemas.microsoft.com/office/word/2020/wordml/sdtdatahash" xmlns:w16se="http://schemas.microsoft.com/office/word/2015/wordml/symex" xmlns:wpg="http://schemas.microsoft.com/office/word/2010/wordprocessingGroup" xmlns:wpi="http://schemas.microsoft.com/office/word/2010/wordprocessingInk" xmlns:wne="http://schemas.microsoft.com/office/word/2006/wordml" xmlns:wps="http://schemas.microsoft.com/office/word/2010/wordprocessingShape" mc:Ignorable="w14 w15 w16se w16cid w16 w16cex w16sdtdh w16du wp14">
   <w:footnote w:type="separator" w:id="-1">
     <w:p>
       <w:r>
@@ -22264,7 +22957,7 @@
 </file>
 
 <file path=word/numbering.xml><?xml version="1.0" encoding="utf-8"?>
-<w:numbering xmlns:wpc="http://schemas.microsoft.com/office/word/2010/wordprocessingCanvas" xmlns:cx="http://schemas.microsoft.com/office/drawing/2014/chartex" xmlns:cx1="http://schemas.microsoft.com/office/drawing/2015/9/8/chartex" xmlns:cx2="http://schemas.microsoft.com/office/drawing/2015/10/21/chartex" xmlns:cx3="http://schemas.microsoft.com/office/drawing/2016/5/9/chartex" xmlns:cx4="http://schemas.microsoft.com/office/drawing/2016/5/10/chartex" xmlns:cx5="http://schemas.microsoft.com/office/drawing/2016/5/11/chartex" xmlns:cx6="http://schemas.microsoft.com/office/drawing/2016/5/12/chartex" xmlns:cx7="http://schemas.microsoft.com/office/drawing/2016/5/13/chartex" xmlns:cx8="http://schemas.microsoft.com/office/drawing/2016/5/14/chartex" xmlns:mc="http://schemas.openxmlformats.org/markup-compatibility/2006" xmlns:aink="http://schemas.microsoft.com/office/drawing/2016/ink" xmlns:am3d="http://schemas.microsoft.com/office/drawing/2017/model3d" xmlns:o="urn:schemas-microsoft-com:office:office" xmlns:oel="http://schemas.microsoft.com/office/2019/extlst" xmlns:r="http://schemas.openxmlformats.org/officeDocument/2006/relationships" xmlns:m="http://schemas.openxmlformats.org/officeDocument/2006/math" xmlns:v="urn:schemas-microsoft-com:vml" xmlns:wp14="http://schemas.microsoft.com/office/word/2010/wordprocessingDrawing" xmlns:wp="http://schemas.openxmlformats.org/drawingml/2006/wordprocessingDrawing" xmlns:w10="urn:schemas-microsoft-com:office:word" xmlns:w="http://schemas.openxmlformats.org/wordprocessingml/2006/main" xmlns:w14="http://schemas.microsoft.com/office/word/2010/wordml" xmlns:w15="http://schemas.microsoft.com/office/word/2012/wordml" xmlns:w16cex="http://schemas.microsoft.com/office/word/2018/wordml/cex" xmlns:w16cid="http://schemas.microsoft.com/office/word/2016/wordml/cid" xmlns:w16="http://schemas.microsoft.com/office/word/2018/wordml" xmlns:w16sdtdh="http://schemas.microsoft.com/office/word/2020/wordml/sdtdatahash" xmlns:w16se="http://schemas.microsoft.com/office/word/2015/wordml/symex" xmlns:wpg="http://schemas.microsoft.com/office/word/2010/wordprocessingGroup" xmlns:wpi="http://schemas.microsoft.com/office/word/2010/wordprocessingInk" xmlns:wne="http://schemas.microsoft.com/office/word/2006/wordml" xmlns:wps="http://schemas.microsoft.com/office/word/2010/wordprocessingShape" mc:Ignorable="w14 w15 w16se w16cid w16 w16cex w16sdtdh wp14">
+<w:numbering xmlns:wpc="http://schemas.microsoft.com/office/word/2010/wordprocessingCanvas" xmlns:cx="http://schemas.microsoft.com/office/drawing/2014/chartex" xmlns:cx1="http://schemas.microsoft.com/office/drawing/2015/9/8/chartex" xmlns:cx2="http://schemas.microsoft.com/office/drawing/2015/10/21/chartex" xmlns:cx3="http://schemas.microsoft.com/office/drawing/2016/5/9/chartex" xmlns:cx4="http://schemas.microsoft.com/office/drawing/2016/5/10/chartex" xmlns:cx5="http://schemas.microsoft.com/office/drawing/2016/5/11/chartex" xmlns:cx6="http://schemas.microsoft.com/office/drawing/2016/5/12/chartex" xmlns:cx7="http://schemas.microsoft.com/office/drawing/2016/5/13/chartex" xmlns:cx8="http://schemas.microsoft.com/office/drawing/2016/5/14/chartex" xmlns:mc="http://schemas.openxmlformats.org/markup-compatibility/2006" xmlns:aink="http://schemas.microsoft.com/office/drawing/2016/ink" xmlns:am3d="http://schemas.microsoft.com/office/drawing/2017/model3d" xmlns:o="urn:schemas-microsoft-com:office:office" xmlns:oel="http://schemas.microsoft.com/office/2019/extlst" xmlns:r="http://schemas.openxmlformats.org/officeDocument/2006/relationships" xmlns:m="http://schemas.openxmlformats.org/officeDocument/2006/math" xmlns:v="urn:schemas-microsoft-com:vml" xmlns:wp14="http://schemas.microsoft.com/office/word/2010/wordprocessingDrawing" xmlns:wp="http://schemas.openxmlformats.org/drawingml/2006/wordprocessingDrawing" xmlns:w10="urn:schemas-microsoft-com:office:word" xmlns:w="http://schemas.openxmlformats.org/wordprocessingml/2006/main" xmlns:w14="http://schemas.microsoft.com/office/word/2010/wordml" xmlns:w15="http://schemas.microsoft.com/office/word/2012/wordml" xmlns:w16cex="http://schemas.microsoft.com/office/word/2018/wordml/cex" xmlns:w16cid="http://schemas.microsoft.com/office/word/2016/wordml/cid" xmlns:w16="http://schemas.microsoft.com/office/word/2018/wordml" xmlns:w16du="http://schemas.microsoft.com/office/word/2023/wordml/word16du" xmlns:w16sdtdh="http://schemas.microsoft.com/office/word/2020/wordml/sdtdatahash" xmlns:w16se="http://schemas.microsoft.com/office/word/2015/wordml/symex" xmlns:wpg="http://schemas.microsoft.com/office/word/2010/wordprocessingGroup" xmlns:wpi="http://schemas.microsoft.com/office/word/2010/wordprocessingInk" xmlns:wne="http://schemas.microsoft.com/office/word/2006/wordml" xmlns:wps="http://schemas.microsoft.com/office/word/2010/wordprocessingShape" mc:Ignorable="w14 w15 w16se w16cid w16 w16cex w16sdtdh w16du wp14">
   <w:abstractNum w:abstractNumId="0" w15:restartNumberingAfterBreak="0">
     <w:nsid w:val="0B3658E4"/>
     <w:multiLevelType w:val="hybridMultilevel"/>
@@ -22982,7 +23675,7 @@
 </file>
 
 <file path=word/styles.xml><?xml version="1.0" encoding="utf-8"?>
-<w:styles xmlns:mc="http://schemas.openxmlformats.org/markup-compatibility/2006" xmlns:r="http://schemas.openxmlformats.org/officeDocument/2006/relationships" xmlns:w="http://schemas.openxmlformats.org/wordprocessingml/2006/main" xmlns:w14="http://schemas.microsoft.com/office/word/2010/wordml" xmlns:w15="http://schemas.microsoft.com/office/word/2012/wordml" xmlns:w16cex="http://schemas.microsoft.com/office/word/2018/wordml/cex" xmlns:w16cid="http://schemas.microsoft.com/office/word/2016/wordml/cid" xmlns:w16="http://schemas.microsoft.com/office/word/2018/wordml" xmlns:w16sdtdh="http://schemas.microsoft.com/office/word/2020/wordml/sdtdatahash" xmlns:w16se="http://schemas.microsoft.com/office/word/2015/wordml/symex" mc:Ignorable="w14 w15 w16se w16cid w16 w16cex w16sdtdh">
+<w:styles xmlns:mc="http://schemas.openxmlformats.org/markup-compatibility/2006" xmlns:r="http://schemas.openxmlformats.org/officeDocument/2006/relationships" xmlns:w="http://schemas.openxmlformats.org/wordprocessingml/2006/main" xmlns:w14="http://schemas.microsoft.com/office/word/2010/wordml" xmlns:w15="http://schemas.microsoft.com/office/word/2012/wordml" xmlns:w16cex="http://schemas.microsoft.com/office/word/2018/wordml/cex" xmlns:w16cid="http://schemas.microsoft.com/office/word/2016/wordml/cid" xmlns:w16="http://schemas.microsoft.com/office/word/2018/wordml" xmlns:w16du="http://schemas.microsoft.com/office/word/2023/wordml/word16du" xmlns:w16sdtdh="http://schemas.microsoft.com/office/word/2020/wordml/sdtdatahash" xmlns:w16se="http://schemas.microsoft.com/office/word/2015/wordml/symex" mc:Ignorable="w14 w15 w16se w16cid w16 w16cex w16sdtdh w16du">
   <w:docDefaults>
     <w:rPrDefault>
       <w:rPr>
@@ -23499,7 +24192,6 @@
   <w:style w:type="character" w:default="1" w:styleId="DefaultParagraphFont">
     <w:name w:val="Default Paragraph Font"/>
     <w:uiPriority w:val="1"/>
-    <w:semiHidden/>
     <w:unhideWhenUsed/>
   </w:style>
   <w:style w:type="table" w:default="1" w:styleId="TableNormal">
@@ -23932,6 +24624,30 @@
       <w:szCs w:val="21"/>
     </w:rPr>
   </w:style>
+  <w:style w:type="paragraph" w:styleId="NormalWeb">
+    <w:name w:val="Normal (Web)"/>
+    <w:basedOn w:val="Normal"/>
+    <w:uiPriority w:val="99"/>
+    <w:semiHidden/>
+    <w:unhideWhenUsed/>
+    <w:rsid w:val="00333643"/>
+    <w:rPr>
+      <w:rFonts w:ascii="Times New Roman" w:hAnsi="Times New Roman" w:cs="Mangal"/>
+      <w:szCs w:val="21"/>
+    </w:rPr>
+  </w:style>
+  <w:style w:type="character" w:styleId="UnresolvedMention">
+    <w:name w:val="Unresolved Mention"/>
+    <w:basedOn w:val="DefaultParagraphFont"/>
+    <w:uiPriority w:val="99"/>
+    <w:semiHidden/>
+    <w:unhideWhenUsed/>
+    <w:rsid w:val="00DE36B0"/>
+    <w:rPr>
+      <w:color w:val="605E5C"/>
+      <w:shd w:val="clear" w:color="auto" w:fill="E1DFDD"/>
+    </w:rPr>
+  </w:style>
 </w:styles>
 </file>
 

--- a/mydocuments/Revision3/Sikolia_Thesis_Revision_3.docx
+++ b/mydocuments/Revision3/Sikolia_Thesis_Revision_3.docx
@@ -157,7 +157,7 @@
           <w:sz w:val="48"/>
           <w:szCs w:val="48"/>
         </w:rPr>
-        <w:t>Facial Recognition in Kenya Using Deep Learning Techniques</w:t>
+        <w:t>Examining The Effect of Padding on Facial Recognition Using Convolution Neural Networks</w:t>
       </w:r>
     </w:p>
     <w:p>
@@ -190,21 +190,7 @@
         <w:rPr>
           <w:rFonts w:ascii="Times New Roman" w:hAnsi="Times New Roman" w:cs="Times New Roman"/>
         </w:rPr>
-        <w:t xml:space="preserve">Wycliffe </w:t>
-      </w:r>
-      <w:proofErr w:type="spellStart"/>
-      <w:r>
-        <w:rPr>
-          <w:rFonts w:ascii="Times New Roman" w:hAnsi="Times New Roman" w:cs="Times New Roman"/>
-        </w:rPr>
-        <w:t>Atswenje</w:t>
-      </w:r>
-      <w:proofErr w:type="spellEnd"/>
-      <w:r>
-        <w:rPr>
-          <w:rFonts w:ascii="Times New Roman" w:hAnsi="Times New Roman" w:cs="Times New Roman"/>
-        </w:rPr>
-        <w:t xml:space="preserve"> Sikolia</w:t>
+        <w:t>Wycliffe Atswenje Sikolia</w:t>
       </w:r>
     </w:p>
     <w:p>
@@ -237,7 +223,19 @@
         <w:rPr>
           <w:rFonts w:ascii="Times New Roman" w:hAnsi="Times New Roman" w:cs="Times New Roman"/>
         </w:rPr>
-        <w:t>A research proposal submitted in partial fulfillment of the requirements for the award of a Post Graduate Diploma in Applied Statistics of Jomo Kenyatta University of Agriculture and Technology.</w:t>
+        <w:t xml:space="preserve">A </w:t>
+      </w:r>
+      <w:r>
+        <w:rPr>
+          <w:rFonts w:ascii="Times New Roman" w:hAnsi="Times New Roman" w:cs="Times New Roman"/>
+        </w:rPr>
+        <w:t xml:space="preserve">Research Proposal Submitted in Partial Fulfillment of The Requirements for The Award of a </w:t>
+      </w:r>
+      <w:r>
+        <w:rPr>
+          <w:rFonts w:ascii="Times New Roman" w:hAnsi="Times New Roman" w:cs="Times New Roman"/>
+        </w:rPr>
+        <w:t>Post Graduate Diploma in Applied Statistics of Jomo Kenyatta University of Agriculture and Technology.</w:t>
       </w:r>
     </w:p>
     <w:p>
@@ -290,7 +288,7 @@
           <w:rFonts w:ascii="Times New Roman" w:hAnsi="Times New Roman" w:cs="Times New Roman"/>
         </w:rPr>
       </w:pPr>
-      <w:bookmarkStart w:id="0" w:name="_Toc177409469"/>
+      <w:bookmarkStart w:id="0" w:name="_Toc178527527"/>
       <w:r>
         <w:rPr>
           <w:rFonts w:ascii="Times New Roman" w:hAnsi="Times New Roman" w:cs="Times New Roman"/>
@@ -347,21 +345,7 @@
         <w:rPr>
           <w:rFonts w:ascii="Times New Roman" w:hAnsi="Times New Roman" w:cs="Times New Roman"/>
         </w:rPr>
-        <w:t xml:space="preserve">Wycliffe </w:t>
-      </w:r>
-      <w:proofErr w:type="spellStart"/>
-      <w:r>
-        <w:rPr>
-          <w:rFonts w:ascii="Times New Roman" w:hAnsi="Times New Roman" w:cs="Times New Roman"/>
-        </w:rPr>
-        <w:t>Atswenje</w:t>
-      </w:r>
-      <w:proofErr w:type="spellEnd"/>
-      <w:r>
-        <w:rPr>
-          <w:rFonts w:ascii="Times New Roman" w:hAnsi="Times New Roman" w:cs="Times New Roman"/>
-        </w:rPr>
-        <w:t xml:space="preserve"> Sikolia</w:t>
+        <w:t>Wycliffe Atswenje Sikolia</w:t>
       </w:r>
     </w:p>
     <w:p>
@@ -598,7 +582,7 @@
           <w:rFonts w:ascii="Times New Roman" w:hAnsi="Times New Roman" w:cs="Times New Roman"/>
         </w:rPr>
       </w:pPr>
-      <w:bookmarkStart w:id="1" w:name="_Toc177409470"/>
+      <w:bookmarkStart w:id="1" w:name="_Toc178527528"/>
       <w:r>
         <w:rPr>
           <w:rFonts w:ascii="Times New Roman" w:hAnsi="Times New Roman" w:cs="Times New Roman"/>
@@ -748,7 +732,7 @@
           <w:rFonts w:ascii="Times New Roman" w:hAnsi="Times New Roman" w:cs="Times New Roman"/>
         </w:rPr>
       </w:pPr>
-      <w:bookmarkStart w:id="2" w:name="_Toc177409471"/>
+      <w:bookmarkStart w:id="2" w:name="_Toc178527529"/>
       <w:r>
         <w:rPr>
           <w:rFonts w:ascii="Times New Roman" w:hAnsi="Times New Roman" w:cs="Times New Roman"/>
@@ -855,7 +839,7 @@
           <w:rFonts w:ascii="Times New Roman" w:hAnsi="Times New Roman" w:cs="Times New Roman"/>
         </w:rPr>
       </w:pPr>
-      <w:bookmarkStart w:id="3" w:name="_Toc177409472"/>
+      <w:bookmarkStart w:id="3" w:name="_Toc178527530"/>
       <w:r>
         <w:rPr>
           <w:rFonts w:ascii="Times New Roman" w:hAnsi="Times New Roman" w:cs="Times New Roman"/>
@@ -1071,7 +1055,7 @@
           <w:r>
             <w:fldChar w:fldCharType="separate"/>
           </w:r>
-          <w:hyperlink w:anchor="_Toc177409469" w:history="1">
+          <w:hyperlink w:anchor="_Toc178527527" w:history="1">
             <w:r>
               <w:rPr>
                 <w:rStyle w:val="Hyperlink"/>
@@ -1096,7 +1080,7 @@
               <w:rPr>
                 <w:noProof/>
               </w:rPr>
-              <w:instrText xml:space="preserve"> PAGEREF _Toc177409469 \h </w:instrText>
+              <w:instrText xml:space="preserve"> PAGEREF _Toc178527527 \h </w:instrText>
             </w:r>
             <w:r>
               <w:rPr>
@@ -1135,7 +1119,7 @@
               <w14:ligatures w14:val="standardContextual"/>
             </w:rPr>
           </w:pPr>
-          <w:hyperlink w:anchor="_Toc177409470" w:history="1">
+          <w:hyperlink w:anchor="_Toc178527528" w:history="1">
             <w:r>
               <w:rPr>
                 <w:rStyle w:val="Hyperlink"/>
@@ -1160,7 +1144,7 @@
               <w:rPr>
                 <w:noProof/>
               </w:rPr>
-              <w:instrText xml:space="preserve"> PAGEREF _Toc177409470 \h </w:instrText>
+              <w:instrText xml:space="preserve"> PAGEREF _Toc178527528 \h </w:instrText>
             </w:r>
             <w:r>
               <w:rPr>
@@ -1199,7 +1183,7 @@
               <w14:ligatures w14:val="standardContextual"/>
             </w:rPr>
           </w:pPr>
-          <w:hyperlink w:anchor="_Toc177409471" w:history="1">
+          <w:hyperlink w:anchor="_Toc178527529" w:history="1">
             <w:r>
               <w:rPr>
                 <w:rStyle w:val="Hyperlink"/>
@@ -1224,7 +1208,7 @@
               <w:rPr>
                 <w:noProof/>
               </w:rPr>
-              <w:instrText xml:space="preserve"> PAGEREF _Toc177409471 \h </w:instrText>
+              <w:instrText xml:space="preserve"> PAGEREF _Toc178527529 \h </w:instrText>
             </w:r>
             <w:r>
               <w:rPr>
@@ -1263,7 +1247,7 @@
               <w14:ligatures w14:val="standardContextual"/>
             </w:rPr>
           </w:pPr>
-          <w:hyperlink w:anchor="_Toc177409472" w:history="1">
+          <w:hyperlink w:anchor="_Toc178527530" w:history="1">
             <w:r>
               <w:rPr>
                 <w:rStyle w:val="Hyperlink"/>
@@ -1288,7 +1272,7 @@
               <w:rPr>
                 <w:noProof/>
               </w:rPr>
-              <w:instrText xml:space="preserve"> PAGEREF _Toc177409472 \h </w:instrText>
+              <w:instrText xml:space="preserve"> PAGEREF _Toc178527530 \h </w:instrText>
             </w:r>
             <w:r>
               <w:rPr>
@@ -1327,7 +1311,7 @@
               <w14:ligatures w14:val="standardContextual"/>
             </w:rPr>
           </w:pPr>
-          <w:hyperlink w:anchor="_Toc177409473" w:history="1">
+          <w:hyperlink w:anchor="_Toc178527531" w:history="1">
             <w:r>
               <w:rPr>
                 <w:rStyle w:val="Hyperlink"/>
@@ -1352,7 +1336,7 @@
               <w:rPr>
                 <w:noProof/>
               </w:rPr>
-              <w:instrText xml:space="preserve"> PAGEREF _Toc177409473 \h </w:instrText>
+              <w:instrText xml:space="preserve"> PAGEREF _Toc178527531 \h </w:instrText>
             </w:r>
             <w:r>
               <w:rPr>
@@ -1391,7 +1375,7 @@
               <w14:ligatures w14:val="standardContextual"/>
             </w:rPr>
           </w:pPr>
-          <w:hyperlink w:anchor="_Toc177409474" w:history="1">
+          <w:hyperlink w:anchor="_Toc178527532" w:history="1">
             <w:r>
               <w:rPr>
                 <w:rStyle w:val="Hyperlink"/>
@@ -1416,7 +1400,7 @@
               <w:rPr>
                 <w:noProof/>
               </w:rPr>
-              <w:instrText xml:space="preserve"> PAGEREF _Toc177409474 \h </w:instrText>
+              <w:instrText xml:space="preserve"> PAGEREF _Toc178527532 \h </w:instrText>
             </w:r>
             <w:r>
               <w:rPr>
@@ -1455,7 +1439,7 @@
               <w14:ligatures w14:val="standardContextual"/>
             </w:rPr>
           </w:pPr>
-          <w:hyperlink w:anchor="_Toc177409475" w:history="1">
+          <w:hyperlink w:anchor="_Toc178527533" w:history="1">
             <w:r>
               <w:rPr>
                 <w:rStyle w:val="Hyperlink"/>
@@ -1479,7 +1463,7 @@
               <w:rPr>
                 <w:noProof/>
               </w:rPr>
-              <w:instrText xml:space="preserve"> PAGEREF _Toc177409475 \h </w:instrText>
+              <w:instrText xml:space="preserve"> PAGEREF _Toc178527533 \h </w:instrText>
             </w:r>
             <w:r>
               <w:rPr>
@@ -1521,7 +1505,7 @@
               <w14:ligatures w14:val="standardContextual"/>
             </w:rPr>
           </w:pPr>
-          <w:hyperlink w:anchor="_Toc177409476" w:history="1">
+          <w:hyperlink w:anchor="_Toc178527534" w:history="1">
             <w:r>
               <w:rPr>
                 <w:rStyle w:val="Hyperlink"/>
@@ -1563,7 +1547,70 @@
               <w:rPr>
                 <w:noProof/>
               </w:rPr>
-              <w:instrText xml:space="preserve"> PAGEREF _Toc177409476 \h </w:instrText>
+              <w:instrText xml:space="preserve"> PAGEREF _Toc178527534 \h </w:instrText>
+            </w:r>
+            <w:r>
+              <w:rPr>
+                <w:noProof/>
+              </w:rPr>
+            </w:r>
+            <w:r>
+              <w:rPr>
+                <w:noProof/>
+              </w:rPr>
+              <w:fldChar w:fldCharType="separate"/>
+            </w:r>
+            <w:r>
+              <w:rPr>
+                <w:noProof/>
+              </w:rPr>
+              <w:t>1</w:t>
+            </w:r>
+            <w:r>
+              <w:rPr>
+                <w:noProof/>
+              </w:rPr>
+              <w:fldChar w:fldCharType="end"/>
+            </w:r>
+          </w:hyperlink>
+        </w:p>
+        <w:p>
+          <w:pPr>
+            <w:pStyle w:val="TOC1"/>
+            <w:rPr>
+              <w:rFonts w:asciiTheme="minorHAnsi" w:eastAsiaTheme="minorEastAsia" w:hAnsiTheme="minorHAnsi" w:cstheme="minorBidi"/>
+              <w:noProof/>
+              <w:sz w:val="22"/>
+              <w:szCs w:val="22"/>
+              <w:lang w:val="en-KE" w:eastAsia="en-KE" w:bidi="ar-SA"/>
+              <w14:ligatures w14:val="standardContextual"/>
+            </w:rPr>
+          </w:pPr>
+          <w:hyperlink w:anchor="_Toc178527535" w:history="1">
+            <w:r>
+              <w:rPr>
+                <w:rStyle w:val="Hyperlink"/>
+                <w:noProof/>
+              </w:rPr>
+              <w:t>Introduction</w:t>
+            </w:r>
+            <w:r>
+              <w:rPr>
+                <w:noProof/>
+              </w:rPr>
+              <w:tab/>
+            </w:r>
+            <w:r>
+              <w:rPr>
+                <w:noProof/>
+              </w:rPr>
+              <w:fldChar w:fldCharType="begin"/>
+            </w:r>
+            <w:r>
+              <w:rPr>
+                <w:noProof/>
+              </w:rPr>
+              <w:instrText xml:space="preserve"> PAGEREF _Toc178527535 \h </w:instrText>
             </w:r>
             <w:r>
               <w:rPr>
@@ -1606,7 +1653,7 @@
               <w14:ligatures w14:val="standardContextual"/>
             </w:rPr>
           </w:pPr>
-          <w:hyperlink w:anchor="_Toc177409477" w:history="1">
+          <w:hyperlink w:anchor="_Toc178527536" w:history="1">
             <w:r>
               <w:rPr>
                 <w:rStyle w:val="Hyperlink"/>
@@ -1650,7 +1697,7 @@
               <w:rPr>
                 <w:noProof/>
               </w:rPr>
-              <w:instrText xml:space="preserve"> PAGEREF _Toc177409477 \h </w:instrText>
+              <w:instrText xml:space="preserve"> PAGEREF _Toc178527536 \h </w:instrText>
             </w:r>
             <w:r>
               <w:rPr>
@@ -1693,7 +1740,7 @@
               <w14:ligatures w14:val="standardContextual"/>
             </w:rPr>
           </w:pPr>
-          <w:hyperlink w:anchor="_Toc177409478" w:history="1">
+          <w:hyperlink w:anchor="_Toc178527537" w:history="1">
             <w:r>
               <w:rPr>
                 <w:rStyle w:val="Hyperlink"/>
@@ -1737,7 +1784,7 @@
               <w:rPr>
                 <w:noProof/>
               </w:rPr>
-              <w:instrText xml:space="preserve"> PAGEREF _Toc177409478 \h </w:instrText>
+              <w:instrText xml:space="preserve"> PAGEREF _Toc178527537 \h </w:instrText>
             </w:r>
             <w:r>
               <w:rPr>
@@ -1780,7 +1827,7 @@
               <w14:ligatures w14:val="standardContextual"/>
             </w:rPr>
           </w:pPr>
-          <w:hyperlink w:anchor="_Toc177409479" w:history="1">
+          <w:hyperlink w:anchor="_Toc178527538" w:history="1">
             <w:r>
               <w:rPr>
                 <w:rStyle w:val="Hyperlink"/>
@@ -1824,7 +1871,7 @@
               <w:rPr>
                 <w:noProof/>
               </w:rPr>
-              <w:instrText xml:space="preserve"> PAGEREF _Toc177409479 \h </w:instrText>
+              <w:instrText xml:space="preserve"> PAGEREF _Toc178527538 \h </w:instrText>
             </w:r>
             <w:r>
               <w:rPr>
@@ -1867,7 +1914,7 @@
               <w14:ligatures w14:val="standardContextual"/>
             </w:rPr>
           </w:pPr>
-          <w:hyperlink w:anchor="_Toc177409480" w:history="1">
+          <w:hyperlink w:anchor="_Toc178527539" w:history="1">
             <w:r>
               <w:rPr>
                 <w:rStyle w:val="Hyperlink"/>
@@ -1910,7 +1957,7 @@
               <w:rPr>
                 <w:noProof/>
               </w:rPr>
-              <w:instrText xml:space="preserve"> PAGEREF _Toc177409480 \h </w:instrText>
+              <w:instrText xml:space="preserve"> PAGEREF _Toc178527539 \h </w:instrText>
             </w:r>
             <w:r>
               <w:rPr>
@@ -1953,7 +2000,7 @@
               <w14:ligatures w14:val="standardContextual"/>
             </w:rPr>
           </w:pPr>
-          <w:hyperlink w:anchor="_Toc177409481" w:history="1">
+          <w:hyperlink w:anchor="_Toc178527540" w:history="1">
             <w:r>
               <w:rPr>
                 <w:rStyle w:val="Hyperlink"/>
@@ -1997,7 +2044,7 @@
               <w:rPr>
                 <w:noProof/>
               </w:rPr>
-              <w:instrText xml:space="preserve"> PAGEREF _Toc177409481 \h </w:instrText>
+              <w:instrText xml:space="preserve"> PAGEREF _Toc178527540 \h </w:instrText>
             </w:r>
             <w:r>
               <w:rPr>
@@ -2040,7 +2087,7 @@
               <w14:ligatures w14:val="standardContextual"/>
             </w:rPr>
           </w:pPr>
-          <w:hyperlink w:anchor="_Toc177409482" w:history="1">
+          <w:hyperlink w:anchor="_Toc178527541" w:history="1">
             <w:r>
               <w:rPr>
                 <w:rStyle w:val="Hyperlink"/>
@@ -2084,7 +2131,7 @@
               <w:rPr>
                 <w:noProof/>
               </w:rPr>
-              <w:instrText xml:space="preserve"> PAGEREF _Toc177409482 \h </w:instrText>
+              <w:instrText xml:space="preserve"> PAGEREF _Toc178527541 \h </w:instrText>
             </w:r>
             <w:r>
               <w:rPr>
@@ -2126,7 +2173,7 @@
               <w14:ligatures w14:val="standardContextual"/>
             </w:rPr>
           </w:pPr>
-          <w:hyperlink w:anchor="_Toc177409483" w:history="1">
+          <w:hyperlink w:anchor="_Toc178527542" w:history="1">
             <w:r>
               <w:rPr>
                 <w:rStyle w:val="Hyperlink"/>
@@ -2170,7 +2217,70 @@
               <w:rPr>
                 <w:noProof/>
               </w:rPr>
-              <w:instrText xml:space="preserve"> PAGEREF _Toc177409483 \h </w:instrText>
+              <w:instrText xml:space="preserve"> PAGEREF _Toc178527542 \h </w:instrText>
+            </w:r>
+            <w:r>
+              <w:rPr>
+                <w:noProof/>
+              </w:rPr>
+            </w:r>
+            <w:r>
+              <w:rPr>
+                <w:noProof/>
+              </w:rPr>
+              <w:fldChar w:fldCharType="separate"/>
+            </w:r>
+            <w:r>
+              <w:rPr>
+                <w:noProof/>
+              </w:rPr>
+              <w:t>5</w:t>
+            </w:r>
+            <w:r>
+              <w:rPr>
+                <w:noProof/>
+              </w:rPr>
+              <w:fldChar w:fldCharType="end"/>
+            </w:r>
+          </w:hyperlink>
+        </w:p>
+        <w:p>
+          <w:pPr>
+            <w:pStyle w:val="TOC1"/>
+            <w:rPr>
+              <w:rFonts w:asciiTheme="minorHAnsi" w:eastAsiaTheme="minorEastAsia" w:hAnsiTheme="minorHAnsi" w:cstheme="minorBidi"/>
+              <w:noProof/>
+              <w:sz w:val="22"/>
+              <w:szCs w:val="22"/>
+              <w:lang w:val="en-KE" w:eastAsia="en-KE" w:bidi="ar-SA"/>
+              <w14:ligatures w14:val="standardContextual"/>
+            </w:rPr>
+          </w:pPr>
+          <w:hyperlink w:anchor="_Toc178527543" w:history="1">
+            <w:r>
+              <w:rPr>
+                <w:rStyle w:val="Hyperlink"/>
+                <w:noProof/>
+              </w:rPr>
+              <w:t>Literature Review</w:t>
+            </w:r>
+            <w:r>
+              <w:rPr>
+                <w:noProof/>
+              </w:rPr>
+              <w:tab/>
+            </w:r>
+            <w:r>
+              <w:rPr>
+                <w:noProof/>
+              </w:rPr>
+              <w:fldChar w:fldCharType="begin"/>
+            </w:r>
+            <w:r>
+              <w:rPr>
+                <w:noProof/>
+              </w:rPr>
+              <w:instrText xml:space="preserve"> PAGEREF _Toc178527543 \h </w:instrText>
             </w:r>
             <w:r>
               <w:rPr>
@@ -2213,7 +2323,7 @@
               <w14:ligatures w14:val="standardContextual"/>
             </w:rPr>
           </w:pPr>
-          <w:hyperlink w:anchor="_Toc177409484" w:history="1">
+          <w:hyperlink w:anchor="_Toc178527544" w:history="1">
             <w:r>
               <w:rPr>
                 <w:rStyle w:val="Hyperlink"/>
@@ -2255,7 +2365,7 @@
               <w:rPr>
                 <w:noProof/>
               </w:rPr>
-              <w:instrText xml:space="preserve"> PAGEREF _Toc177409484 \h </w:instrText>
+              <w:instrText xml:space="preserve"> PAGEREF _Toc178527544 \h </w:instrText>
             </w:r>
             <w:r>
               <w:rPr>
@@ -2298,7 +2408,7 @@
               <w14:ligatures w14:val="standardContextual"/>
             </w:rPr>
           </w:pPr>
-          <w:hyperlink w:anchor="_Toc177409485" w:history="1">
+          <w:hyperlink w:anchor="_Toc178527545" w:history="1">
             <w:r>
               <w:rPr>
                 <w:rStyle w:val="Hyperlink"/>
@@ -2340,7 +2450,7 @@
               <w:rPr>
                 <w:noProof/>
               </w:rPr>
-              <w:instrText xml:space="preserve"> PAGEREF _Toc177409485 \h </w:instrText>
+              <w:instrText xml:space="preserve"> PAGEREF _Toc178527545 \h </w:instrText>
             </w:r>
             <w:r>
               <w:rPr>
@@ -2383,7 +2493,7 @@
               <w14:ligatures w14:val="standardContextual"/>
             </w:rPr>
           </w:pPr>
-          <w:hyperlink w:anchor="_Toc177409486" w:history="1">
+          <w:hyperlink w:anchor="_Toc178527546" w:history="1">
             <w:r>
               <w:rPr>
                 <w:rStyle w:val="Hyperlink"/>
@@ -2425,7 +2535,7 @@
               <w:rPr>
                 <w:noProof/>
               </w:rPr>
-              <w:instrText xml:space="preserve"> PAGEREF _Toc177409486 \h </w:instrText>
+              <w:instrText xml:space="preserve"> PAGEREF _Toc178527546 \h </w:instrText>
             </w:r>
             <w:r>
               <w:rPr>
@@ -2468,7 +2578,7 @@
               <w14:ligatures w14:val="standardContextual"/>
             </w:rPr>
           </w:pPr>
-          <w:hyperlink w:anchor="_Toc177409487" w:history="1">
+          <w:hyperlink w:anchor="_Toc178527547" w:history="1">
             <w:r>
               <w:rPr>
                 <w:rStyle w:val="Hyperlink"/>
@@ -2510,7 +2620,7 @@
               <w:rPr>
                 <w:noProof/>
               </w:rPr>
-              <w:instrText xml:space="preserve"> PAGEREF _Toc177409487 \h </w:instrText>
+              <w:instrText xml:space="preserve"> PAGEREF _Toc178527547 \h </w:instrText>
             </w:r>
             <w:r>
               <w:rPr>
@@ -2553,7 +2663,7 @@
               <w14:ligatures w14:val="standardContextual"/>
             </w:rPr>
           </w:pPr>
-          <w:hyperlink w:anchor="_Toc177409488" w:history="1">
+          <w:hyperlink w:anchor="_Toc178527548" w:history="1">
             <w:r>
               <w:rPr>
                 <w:rStyle w:val="Hyperlink"/>
@@ -2595,7 +2705,7 @@
               <w:rPr>
                 <w:noProof/>
               </w:rPr>
-              <w:instrText xml:space="preserve"> PAGEREF _Toc177409488 \h </w:instrText>
+              <w:instrText xml:space="preserve"> PAGEREF _Toc178527548 \h </w:instrText>
             </w:r>
             <w:r>
               <w:rPr>
@@ -2613,346 +2723,6 @@
                 <w:noProof/>
               </w:rPr>
               <w:t>7</w:t>
-            </w:r>
-            <w:r>
-              <w:rPr>
-                <w:noProof/>
-              </w:rPr>
-              <w:fldChar w:fldCharType="end"/>
-            </w:r>
-          </w:hyperlink>
-        </w:p>
-        <w:p>
-          <w:pPr>
-            <w:pStyle w:val="TOC5"/>
-            <w:tabs>
-              <w:tab w:val="left" w:pos="2020"/>
-              <w:tab w:val="right" w:pos="9628"/>
-            </w:tabs>
-            <w:rPr>
-              <w:rFonts w:asciiTheme="minorHAnsi" w:eastAsiaTheme="minorEastAsia" w:hAnsiTheme="minorHAnsi" w:cstheme="minorBidi"/>
-              <w:noProof/>
-              <w:sz w:val="22"/>
-              <w:szCs w:val="22"/>
-              <w:lang w:val="en-KE" w:eastAsia="en-KE" w:bidi="ar-SA"/>
-              <w14:ligatures w14:val="standardContextual"/>
-            </w:rPr>
-          </w:pPr>
-          <w:hyperlink w:anchor="_Toc177409489" w:history="1">
-            <w:r>
-              <w:rPr>
-                <w:rStyle w:val="Hyperlink"/>
-                <w:noProof/>
-              </w:rPr>
-              <w:t>2.2.1.2.1</w:t>
-            </w:r>
-            <w:r>
-              <w:rPr>
-                <w:rFonts w:asciiTheme="minorHAnsi" w:eastAsiaTheme="minorEastAsia" w:hAnsiTheme="minorHAnsi" w:cstheme="minorBidi"/>
-                <w:noProof/>
-                <w:sz w:val="22"/>
-                <w:szCs w:val="22"/>
-                <w:lang w:val="en-KE" w:eastAsia="en-KE" w:bidi="ar-SA"/>
-                <w14:ligatures w14:val="standardContextual"/>
-              </w:rPr>
-              <w:tab/>
-            </w:r>
-            <w:r>
-              <w:rPr>
-                <w:rStyle w:val="Hyperlink"/>
-                <w:noProof/>
-              </w:rPr>
-              <w:t>Knowledge Based Methods of Facial Detection</w:t>
-            </w:r>
-            <w:r>
-              <w:rPr>
-                <w:noProof/>
-              </w:rPr>
-              <w:tab/>
-            </w:r>
-            <w:r>
-              <w:rPr>
-                <w:noProof/>
-              </w:rPr>
-              <w:fldChar w:fldCharType="begin"/>
-            </w:r>
-            <w:r>
-              <w:rPr>
-                <w:noProof/>
-              </w:rPr>
-              <w:instrText xml:space="preserve"> PAGEREF _Toc177409489 \h </w:instrText>
-            </w:r>
-            <w:r>
-              <w:rPr>
-                <w:noProof/>
-              </w:rPr>
-            </w:r>
-            <w:r>
-              <w:rPr>
-                <w:noProof/>
-              </w:rPr>
-              <w:fldChar w:fldCharType="separate"/>
-            </w:r>
-            <w:r>
-              <w:rPr>
-                <w:noProof/>
-              </w:rPr>
-              <w:t>7</w:t>
-            </w:r>
-            <w:r>
-              <w:rPr>
-                <w:noProof/>
-              </w:rPr>
-              <w:fldChar w:fldCharType="end"/>
-            </w:r>
-          </w:hyperlink>
-        </w:p>
-        <w:p>
-          <w:pPr>
-            <w:pStyle w:val="TOC5"/>
-            <w:tabs>
-              <w:tab w:val="left" w:pos="2020"/>
-              <w:tab w:val="right" w:pos="9628"/>
-            </w:tabs>
-            <w:rPr>
-              <w:rFonts w:asciiTheme="minorHAnsi" w:eastAsiaTheme="minorEastAsia" w:hAnsiTheme="minorHAnsi" w:cstheme="minorBidi"/>
-              <w:noProof/>
-              <w:sz w:val="22"/>
-              <w:szCs w:val="22"/>
-              <w:lang w:val="en-KE" w:eastAsia="en-KE" w:bidi="ar-SA"/>
-              <w14:ligatures w14:val="standardContextual"/>
-            </w:rPr>
-          </w:pPr>
-          <w:hyperlink w:anchor="_Toc177409490" w:history="1">
-            <w:r>
-              <w:rPr>
-                <w:rStyle w:val="Hyperlink"/>
-                <w:noProof/>
-              </w:rPr>
-              <w:t>2.2.1.2.2</w:t>
-            </w:r>
-            <w:r>
-              <w:rPr>
-                <w:rFonts w:asciiTheme="minorHAnsi" w:eastAsiaTheme="minorEastAsia" w:hAnsiTheme="minorHAnsi" w:cstheme="minorBidi"/>
-                <w:noProof/>
-                <w:sz w:val="22"/>
-                <w:szCs w:val="22"/>
-                <w:lang w:val="en-KE" w:eastAsia="en-KE" w:bidi="ar-SA"/>
-                <w14:ligatures w14:val="standardContextual"/>
-              </w:rPr>
-              <w:tab/>
-            </w:r>
-            <w:r>
-              <w:rPr>
-                <w:rStyle w:val="Hyperlink"/>
-                <w:noProof/>
-              </w:rPr>
-              <w:t>The Feature Invariant Approach of Face Detection</w:t>
-            </w:r>
-            <w:r>
-              <w:rPr>
-                <w:noProof/>
-              </w:rPr>
-              <w:tab/>
-            </w:r>
-            <w:r>
-              <w:rPr>
-                <w:noProof/>
-              </w:rPr>
-              <w:fldChar w:fldCharType="begin"/>
-            </w:r>
-            <w:r>
-              <w:rPr>
-                <w:noProof/>
-              </w:rPr>
-              <w:instrText xml:space="preserve"> PAGEREF _Toc177409490 \h </w:instrText>
-            </w:r>
-            <w:r>
-              <w:rPr>
-                <w:noProof/>
-              </w:rPr>
-            </w:r>
-            <w:r>
-              <w:rPr>
-                <w:noProof/>
-              </w:rPr>
-              <w:fldChar w:fldCharType="separate"/>
-            </w:r>
-            <w:r>
-              <w:rPr>
-                <w:noProof/>
-              </w:rPr>
-              <w:t>8</w:t>
-            </w:r>
-            <w:r>
-              <w:rPr>
-                <w:noProof/>
-              </w:rPr>
-              <w:fldChar w:fldCharType="end"/>
-            </w:r>
-          </w:hyperlink>
-        </w:p>
-        <w:p>
-          <w:pPr>
-            <w:pStyle w:val="TOC5"/>
-            <w:tabs>
-              <w:tab w:val="left" w:pos="2020"/>
-              <w:tab w:val="right" w:pos="9628"/>
-            </w:tabs>
-            <w:rPr>
-              <w:rFonts w:asciiTheme="minorHAnsi" w:eastAsiaTheme="minorEastAsia" w:hAnsiTheme="minorHAnsi" w:cstheme="minorBidi"/>
-              <w:noProof/>
-              <w:sz w:val="22"/>
-              <w:szCs w:val="22"/>
-              <w:lang w:val="en-KE" w:eastAsia="en-KE" w:bidi="ar-SA"/>
-              <w14:ligatures w14:val="standardContextual"/>
-            </w:rPr>
-          </w:pPr>
-          <w:hyperlink w:anchor="_Toc177409491" w:history="1">
-            <w:r>
-              <w:rPr>
-                <w:rStyle w:val="Hyperlink"/>
-                <w:noProof/>
-              </w:rPr>
-              <w:t>2.2.1.2.3</w:t>
-            </w:r>
-            <w:r>
-              <w:rPr>
-                <w:rFonts w:asciiTheme="minorHAnsi" w:eastAsiaTheme="minorEastAsia" w:hAnsiTheme="minorHAnsi" w:cstheme="minorBidi"/>
-                <w:noProof/>
-                <w:sz w:val="22"/>
-                <w:szCs w:val="22"/>
-                <w:lang w:val="en-KE" w:eastAsia="en-KE" w:bidi="ar-SA"/>
-                <w14:ligatures w14:val="standardContextual"/>
-              </w:rPr>
-              <w:tab/>
-            </w:r>
-            <w:r>
-              <w:rPr>
-                <w:rStyle w:val="Hyperlink"/>
-                <w:noProof/>
-              </w:rPr>
-              <w:t>The Template Based Approach of Face Detection</w:t>
-            </w:r>
-            <w:r>
-              <w:rPr>
-                <w:noProof/>
-              </w:rPr>
-              <w:tab/>
-            </w:r>
-            <w:r>
-              <w:rPr>
-                <w:noProof/>
-              </w:rPr>
-              <w:fldChar w:fldCharType="begin"/>
-            </w:r>
-            <w:r>
-              <w:rPr>
-                <w:noProof/>
-              </w:rPr>
-              <w:instrText xml:space="preserve"> PAGEREF _Toc177409491 \h </w:instrText>
-            </w:r>
-            <w:r>
-              <w:rPr>
-                <w:noProof/>
-              </w:rPr>
-            </w:r>
-            <w:r>
-              <w:rPr>
-                <w:noProof/>
-              </w:rPr>
-              <w:fldChar w:fldCharType="separate"/>
-            </w:r>
-            <w:r>
-              <w:rPr>
-                <w:noProof/>
-              </w:rPr>
-              <w:t>8</w:t>
-            </w:r>
-            <w:r>
-              <w:rPr>
-                <w:noProof/>
-              </w:rPr>
-              <w:fldChar w:fldCharType="end"/>
-            </w:r>
-          </w:hyperlink>
-        </w:p>
-        <w:p>
-          <w:pPr>
-            <w:pStyle w:val="TOC5"/>
-            <w:tabs>
-              <w:tab w:val="left" w:pos="2020"/>
-              <w:tab w:val="right" w:pos="9628"/>
-            </w:tabs>
-            <w:rPr>
-              <w:rFonts w:asciiTheme="minorHAnsi" w:eastAsiaTheme="minorEastAsia" w:hAnsiTheme="minorHAnsi" w:cstheme="minorBidi"/>
-              <w:noProof/>
-              <w:sz w:val="22"/>
-              <w:szCs w:val="22"/>
-              <w:lang w:val="en-KE" w:eastAsia="en-KE" w:bidi="ar-SA"/>
-              <w14:ligatures w14:val="standardContextual"/>
-            </w:rPr>
-          </w:pPr>
-          <w:hyperlink w:anchor="_Toc177409492" w:history="1">
-            <w:r>
-              <w:rPr>
-                <w:rStyle w:val="Hyperlink"/>
-                <w:noProof/>
-              </w:rPr>
-              <w:t>2.2.1.2.4</w:t>
-            </w:r>
-            <w:r>
-              <w:rPr>
-                <w:rFonts w:asciiTheme="minorHAnsi" w:eastAsiaTheme="minorEastAsia" w:hAnsiTheme="minorHAnsi" w:cstheme="minorBidi"/>
-                <w:noProof/>
-                <w:sz w:val="22"/>
-                <w:szCs w:val="22"/>
-                <w:lang w:val="en-KE" w:eastAsia="en-KE" w:bidi="ar-SA"/>
-                <w14:ligatures w14:val="standardContextual"/>
-              </w:rPr>
-              <w:tab/>
-            </w:r>
-            <w:r>
-              <w:rPr>
-                <w:rStyle w:val="Hyperlink"/>
-                <w:noProof/>
-              </w:rPr>
-              <w:t>The Appearance Based Approach of Facial Detection</w:t>
-            </w:r>
-            <w:r>
-              <w:rPr>
-                <w:noProof/>
-              </w:rPr>
-              <w:tab/>
-            </w:r>
-            <w:r>
-              <w:rPr>
-                <w:noProof/>
-              </w:rPr>
-              <w:fldChar w:fldCharType="begin"/>
-            </w:r>
-            <w:r>
-              <w:rPr>
-                <w:noProof/>
-              </w:rPr>
-              <w:instrText xml:space="preserve"> PAGEREF _Toc177409492 \h </w:instrText>
-            </w:r>
-            <w:r>
-              <w:rPr>
-                <w:noProof/>
-              </w:rPr>
-            </w:r>
-            <w:r>
-              <w:rPr>
-                <w:noProof/>
-              </w:rPr>
-              <w:fldChar w:fldCharType="separate"/>
-            </w:r>
-            <w:r>
-              <w:rPr>
-                <w:noProof/>
-              </w:rPr>
-              <w:t>9</w:t>
             </w:r>
             <w:r>
               <w:rPr>
@@ -2978,7 +2748,7 @@
               <w14:ligatures w14:val="standardContextual"/>
             </w:rPr>
           </w:pPr>
-          <w:hyperlink w:anchor="_Toc177409493" w:history="1">
+          <w:hyperlink w:anchor="_Toc178527549" w:history="1">
             <w:r>
               <w:rPr>
                 <w:rStyle w:val="Hyperlink"/>
@@ -3020,7 +2790,7 @@
               <w:rPr>
                 <w:noProof/>
               </w:rPr>
-              <w:instrText xml:space="preserve"> PAGEREF _Toc177409493 \h </w:instrText>
+              <w:instrText xml:space="preserve"> PAGEREF _Toc178527549 \h </w:instrText>
             </w:r>
             <w:r>
               <w:rPr>
@@ -3063,7 +2833,7 @@
               <w14:ligatures w14:val="standardContextual"/>
             </w:rPr>
           </w:pPr>
-          <w:hyperlink w:anchor="_Toc177409494" w:history="1">
+          <w:hyperlink w:anchor="_Toc178527550" w:history="1">
             <w:r>
               <w:rPr>
                 <w:rStyle w:val="Hyperlink"/>
@@ -3105,7 +2875,7 @@
               <w:rPr>
                 <w:noProof/>
               </w:rPr>
-              <w:instrText xml:space="preserve"> PAGEREF _Toc177409494 \h </w:instrText>
+              <w:instrText xml:space="preserve"> PAGEREF _Toc178527550 \h </w:instrText>
             </w:r>
             <w:r>
               <w:rPr>
@@ -3148,7 +2918,7 @@
               <w14:ligatures w14:val="standardContextual"/>
             </w:rPr>
           </w:pPr>
-          <w:hyperlink w:anchor="_Toc177409495" w:history="1">
+          <w:hyperlink w:anchor="_Toc178527551" w:history="1">
             <w:r>
               <w:rPr>
                 <w:rStyle w:val="Hyperlink"/>
@@ -3190,7 +2960,7 @@
               <w:rPr>
                 <w:noProof/>
               </w:rPr>
-              <w:instrText xml:space="preserve"> PAGEREF _Toc177409495 \h </w:instrText>
+              <w:instrText xml:space="preserve"> PAGEREF _Toc178527551 \h </w:instrText>
             </w:r>
             <w:r>
               <w:rPr>
@@ -3233,7 +3003,7 @@
               <w14:ligatures w14:val="standardContextual"/>
             </w:rPr>
           </w:pPr>
-          <w:hyperlink w:anchor="_Toc177409496" w:history="1">
+          <w:hyperlink w:anchor="_Toc178527552" w:history="1">
             <w:r>
               <w:rPr>
                 <w:rStyle w:val="Hyperlink"/>
@@ -3275,7 +3045,7 @@
               <w:rPr>
                 <w:noProof/>
               </w:rPr>
-              <w:instrText xml:space="preserve"> PAGEREF _Toc177409496 \h </w:instrText>
+              <w:instrText xml:space="preserve"> PAGEREF _Toc178527552 \h </w:instrText>
             </w:r>
             <w:r>
               <w:rPr>
@@ -3318,7 +3088,7 @@
               <w14:ligatures w14:val="standardContextual"/>
             </w:rPr>
           </w:pPr>
-          <w:hyperlink w:anchor="_Toc177409497" w:history="1">
+          <w:hyperlink w:anchor="_Toc178527553" w:history="1">
             <w:r>
               <w:rPr>
                 <w:rStyle w:val="Hyperlink"/>
@@ -3360,7 +3130,7 @@
               <w:rPr>
                 <w:noProof/>
               </w:rPr>
-              <w:instrText xml:space="preserve"> PAGEREF _Toc177409497 \h </w:instrText>
+              <w:instrText xml:space="preserve"> PAGEREF _Toc178527553 \h </w:instrText>
             </w:r>
             <w:r>
               <w:rPr>
@@ -3403,7 +3173,7 @@
               <w14:ligatures w14:val="standardContextual"/>
             </w:rPr>
           </w:pPr>
-          <w:hyperlink w:anchor="_Toc177409498" w:history="1">
+          <w:hyperlink w:anchor="_Toc178527554" w:history="1">
             <w:r>
               <w:rPr>
                 <w:rStyle w:val="Hyperlink"/>
@@ -3445,7 +3215,7 @@
               <w:rPr>
                 <w:noProof/>
               </w:rPr>
-              <w:instrText xml:space="preserve"> PAGEREF _Toc177409498 \h </w:instrText>
+              <w:instrText xml:space="preserve"> PAGEREF _Toc178527554 \h </w:instrText>
             </w:r>
             <w:r>
               <w:rPr>
@@ -3488,7 +3258,7 @@
               <w14:ligatures w14:val="standardContextual"/>
             </w:rPr>
           </w:pPr>
-          <w:hyperlink w:anchor="_Toc177409499" w:history="1">
+          <w:hyperlink w:anchor="_Toc178527555" w:history="1">
             <w:r>
               <w:rPr>
                 <w:rStyle w:val="Hyperlink"/>
@@ -3530,7 +3300,7 @@
               <w:rPr>
                 <w:noProof/>
               </w:rPr>
-              <w:instrText xml:space="preserve"> PAGEREF _Toc177409499 \h </w:instrText>
+              <w:instrText xml:space="preserve"> PAGEREF _Toc178527555 \h </w:instrText>
             </w:r>
             <w:r>
               <w:rPr>
@@ -3548,91 +3318,6 @@
                 <w:noProof/>
               </w:rPr>
               <w:t>15</w:t>
-            </w:r>
-            <w:r>
-              <w:rPr>
-                <w:noProof/>
-              </w:rPr>
-              <w:fldChar w:fldCharType="end"/>
-            </w:r>
-          </w:hyperlink>
-        </w:p>
-        <w:p>
-          <w:pPr>
-            <w:pStyle w:val="TOC5"/>
-            <w:tabs>
-              <w:tab w:val="left" w:pos="2020"/>
-              <w:tab w:val="right" w:pos="9628"/>
-            </w:tabs>
-            <w:rPr>
-              <w:rFonts w:asciiTheme="minorHAnsi" w:eastAsiaTheme="minorEastAsia" w:hAnsiTheme="minorHAnsi" w:cstheme="minorBidi"/>
-              <w:noProof/>
-              <w:sz w:val="22"/>
-              <w:szCs w:val="22"/>
-              <w:lang w:val="en-KE" w:eastAsia="en-KE" w:bidi="ar-SA"/>
-              <w14:ligatures w14:val="standardContextual"/>
-            </w:rPr>
-          </w:pPr>
-          <w:hyperlink w:anchor="_Toc177409500" w:history="1">
-            <w:r>
-              <w:rPr>
-                <w:rStyle w:val="Hyperlink"/>
-                <w:noProof/>
-              </w:rPr>
-              <w:t>2.3.2.1.1</w:t>
-            </w:r>
-            <w:r>
-              <w:rPr>
-                <w:rFonts w:asciiTheme="minorHAnsi" w:eastAsiaTheme="minorEastAsia" w:hAnsiTheme="minorHAnsi" w:cstheme="minorBidi"/>
-                <w:noProof/>
-                <w:sz w:val="22"/>
-                <w:szCs w:val="22"/>
-                <w:lang w:val="en-KE" w:eastAsia="en-KE" w:bidi="ar-SA"/>
-                <w14:ligatures w14:val="standardContextual"/>
-              </w:rPr>
-              <w:tab/>
-            </w:r>
-            <w:r>
-              <w:rPr>
-                <w:rStyle w:val="Hyperlink"/>
-                <w:noProof/>
-              </w:rPr>
-              <w:t>Types of Padding</w:t>
-            </w:r>
-            <w:r>
-              <w:rPr>
-                <w:noProof/>
-              </w:rPr>
-              <w:tab/>
-            </w:r>
-            <w:r>
-              <w:rPr>
-                <w:noProof/>
-              </w:rPr>
-              <w:fldChar w:fldCharType="begin"/>
-            </w:r>
-            <w:r>
-              <w:rPr>
-                <w:noProof/>
-              </w:rPr>
-              <w:instrText xml:space="preserve"> PAGEREF _Toc177409500 \h </w:instrText>
-            </w:r>
-            <w:r>
-              <w:rPr>
-                <w:noProof/>
-              </w:rPr>
-            </w:r>
-            <w:r>
-              <w:rPr>
-                <w:noProof/>
-              </w:rPr>
-              <w:fldChar w:fldCharType="separate"/>
-            </w:r>
-            <w:r>
-              <w:rPr>
-                <w:noProof/>
-              </w:rPr>
-              <w:t>16</w:t>
             </w:r>
             <w:r>
               <w:rPr>
@@ -3658,7 +3343,7 @@
               <w14:ligatures w14:val="standardContextual"/>
             </w:rPr>
           </w:pPr>
-          <w:hyperlink w:anchor="_Toc177409501" w:history="1">
+          <w:hyperlink w:anchor="_Toc178527556" w:history="1">
             <w:r>
               <w:rPr>
                 <w:rStyle w:val="Hyperlink"/>
@@ -3702,7 +3387,7 @@
               <w:rPr>
                 <w:noProof/>
               </w:rPr>
-              <w:instrText xml:space="preserve"> PAGEREF _Toc177409501 \h </w:instrText>
+              <w:instrText xml:space="preserve"> PAGEREF _Toc178527556 \h </w:instrText>
             </w:r>
             <w:r>
               <w:rPr>
@@ -3745,7 +3430,7 @@
               <w14:ligatures w14:val="standardContextual"/>
             </w:rPr>
           </w:pPr>
-          <w:hyperlink w:anchor="_Toc177409502" w:history="1">
+          <w:hyperlink w:anchor="_Toc178527557" w:history="1">
             <w:r>
               <w:rPr>
                 <w:rStyle w:val="Hyperlink"/>
@@ -3789,7 +3474,7 @@
               <w:rPr>
                 <w:noProof/>
               </w:rPr>
-              <w:instrText xml:space="preserve"> PAGEREF _Toc177409502 \h </w:instrText>
+              <w:instrText xml:space="preserve"> PAGEREF _Toc178527557 \h </w:instrText>
             </w:r>
             <w:r>
               <w:rPr>
@@ -3832,7 +3517,7 @@
               <w14:ligatures w14:val="standardContextual"/>
             </w:rPr>
           </w:pPr>
-          <w:hyperlink w:anchor="_Toc177409503" w:history="1">
+          <w:hyperlink w:anchor="_Toc178527558" w:history="1">
             <w:r>
               <w:rPr>
                 <w:rStyle w:val="Hyperlink"/>
@@ -3876,7 +3561,7 @@
               <w:rPr>
                 <w:noProof/>
               </w:rPr>
-              <w:instrText xml:space="preserve"> PAGEREF _Toc177409503 \h </w:instrText>
+              <w:instrText xml:space="preserve"> PAGEREF _Toc178527558 \h </w:instrText>
             </w:r>
             <w:r>
               <w:rPr>
@@ -3919,7 +3604,7 @@
               <w14:ligatures w14:val="standardContextual"/>
             </w:rPr>
           </w:pPr>
-          <w:hyperlink w:anchor="_Toc177409504" w:history="1">
+          <w:hyperlink w:anchor="_Toc178527559" w:history="1">
             <w:r>
               <w:rPr>
                 <w:rStyle w:val="Hyperlink"/>
@@ -3963,7 +3648,7 @@
               <w:rPr>
                 <w:noProof/>
               </w:rPr>
-              <w:instrText xml:space="preserve"> PAGEREF _Toc177409504 \h </w:instrText>
+              <w:instrText xml:space="preserve"> PAGEREF _Toc178527559 \h </w:instrText>
             </w:r>
             <w:r>
               <w:rPr>
@@ -4006,7 +3691,7 @@
               <w14:ligatures w14:val="standardContextual"/>
             </w:rPr>
           </w:pPr>
-          <w:hyperlink w:anchor="_Toc177409505" w:history="1">
+          <w:hyperlink w:anchor="_Toc178527560" w:history="1">
             <w:r>
               <w:rPr>
                 <w:rStyle w:val="Hyperlink"/>
@@ -4048,7 +3733,7 @@
               <w:rPr>
                 <w:noProof/>
               </w:rPr>
-              <w:instrText xml:space="preserve"> PAGEREF _Toc177409505 \h </w:instrText>
+              <w:instrText xml:space="preserve"> PAGEREF _Toc178527560 \h </w:instrText>
             </w:r>
             <w:r>
               <w:rPr>
@@ -4091,7 +3776,7 @@
               <w14:ligatures w14:val="standardContextual"/>
             </w:rPr>
           </w:pPr>
-          <w:hyperlink w:anchor="_Toc177409506" w:history="1">
+          <w:hyperlink w:anchor="_Toc178527561" w:history="1">
             <w:r>
               <w:rPr>
                 <w:rStyle w:val="Hyperlink"/>
@@ -4142,7 +3827,7 @@
               <w:rPr>
                 <w:noProof/>
               </w:rPr>
-              <w:instrText xml:space="preserve"> PAGEREF _Toc177409506 \h </w:instrText>
+              <w:instrText xml:space="preserve"> PAGEREF _Toc178527561 \h </w:instrText>
             </w:r>
             <w:r>
               <w:rPr>
@@ -4185,7 +3870,7 @@
               <w14:ligatures w14:val="standardContextual"/>
             </w:rPr>
           </w:pPr>
-          <w:hyperlink w:anchor="_Toc177409507" w:history="1">
+          <w:hyperlink w:anchor="_Toc178527562" w:history="1">
             <w:r>
               <w:rPr>
                 <w:rStyle w:val="Hyperlink"/>
@@ -4227,7 +3912,7 @@
               <w:rPr>
                 <w:noProof/>
               </w:rPr>
-              <w:instrText xml:space="preserve"> PAGEREF _Toc177409507 \h </w:instrText>
+              <w:instrText xml:space="preserve"> PAGEREF _Toc178527562 \h </w:instrText>
             </w:r>
             <w:r>
               <w:rPr>
@@ -4269,7 +3954,7 @@
               <w14:ligatures w14:val="standardContextual"/>
             </w:rPr>
           </w:pPr>
-          <w:hyperlink w:anchor="_Toc177409508" w:history="1">
+          <w:hyperlink w:anchor="_Toc178527563" w:history="1">
             <w:r>
               <w:rPr>
                 <w:rStyle w:val="Hyperlink"/>
@@ -4313,7 +3998,70 @@
               <w:rPr>
                 <w:noProof/>
               </w:rPr>
-              <w:instrText xml:space="preserve"> PAGEREF _Toc177409508 \h </w:instrText>
+              <w:instrText xml:space="preserve"> PAGEREF _Toc178527563 \h </w:instrText>
+            </w:r>
+            <w:r>
+              <w:rPr>
+                <w:noProof/>
+              </w:rPr>
+            </w:r>
+            <w:r>
+              <w:rPr>
+                <w:noProof/>
+              </w:rPr>
+              <w:fldChar w:fldCharType="separate"/>
+            </w:r>
+            <w:r>
+              <w:rPr>
+                <w:noProof/>
+              </w:rPr>
+              <w:t>24</w:t>
+            </w:r>
+            <w:r>
+              <w:rPr>
+                <w:noProof/>
+              </w:rPr>
+              <w:fldChar w:fldCharType="end"/>
+            </w:r>
+          </w:hyperlink>
+        </w:p>
+        <w:p>
+          <w:pPr>
+            <w:pStyle w:val="TOC1"/>
+            <w:rPr>
+              <w:rFonts w:asciiTheme="minorHAnsi" w:eastAsiaTheme="minorEastAsia" w:hAnsiTheme="minorHAnsi" w:cstheme="minorBidi"/>
+              <w:noProof/>
+              <w:sz w:val="22"/>
+              <w:szCs w:val="22"/>
+              <w:lang w:val="en-KE" w:eastAsia="en-KE" w:bidi="ar-SA"/>
+              <w14:ligatures w14:val="standardContextual"/>
+            </w:rPr>
+          </w:pPr>
+          <w:hyperlink w:anchor="_Toc178527564" w:history="1">
+            <w:r>
+              <w:rPr>
+                <w:rStyle w:val="Hyperlink"/>
+                <w:noProof/>
+              </w:rPr>
+              <w:t>Methodology</w:t>
+            </w:r>
+            <w:r>
+              <w:rPr>
+                <w:noProof/>
+              </w:rPr>
+              <w:tab/>
+            </w:r>
+            <w:r>
+              <w:rPr>
+                <w:noProof/>
+              </w:rPr>
+              <w:fldChar w:fldCharType="begin"/>
+            </w:r>
+            <w:r>
+              <w:rPr>
+                <w:noProof/>
+              </w:rPr>
+              <w:instrText xml:space="preserve"> PAGEREF _Toc178527564 \h </w:instrText>
             </w:r>
             <w:r>
               <w:rPr>
@@ -4356,7 +4104,7 @@
               <w14:ligatures w14:val="standardContextual"/>
             </w:rPr>
           </w:pPr>
-          <w:hyperlink w:anchor="_Toc177409509" w:history="1">
+          <w:hyperlink w:anchor="_Toc178527565" w:history="1">
             <w:r>
               <w:rPr>
                 <w:rStyle w:val="Hyperlink"/>
@@ -4398,7 +4146,7 @@
               <w:rPr>
                 <w:noProof/>
               </w:rPr>
-              <w:instrText xml:space="preserve"> PAGEREF _Toc177409509 \h </w:instrText>
+              <w:instrText xml:space="preserve"> PAGEREF _Toc178527565 \h </w:instrText>
             </w:r>
             <w:r>
               <w:rPr>
@@ -4441,7 +4189,7 @@
               <w14:ligatures w14:val="standardContextual"/>
             </w:rPr>
           </w:pPr>
-          <w:hyperlink w:anchor="_Toc177409510" w:history="1">
+          <w:hyperlink w:anchor="_Toc178527566" w:history="1">
             <w:r>
               <w:rPr>
                 <w:rStyle w:val="Hyperlink"/>
@@ -4483,7 +4231,7 @@
               <w:rPr>
                 <w:noProof/>
               </w:rPr>
-              <w:instrText xml:space="preserve"> PAGEREF _Toc177409510 \h </w:instrText>
+              <w:instrText xml:space="preserve"> PAGEREF _Toc178527566 \h </w:instrText>
             </w:r>
             <w:r>
               <w:rPr>
@@ -4526,7 +4274,7 @@
               <w14:ligatures w14:val="standardContextual"/>
             </w:rPr>
           </w:pPr>
-          <w:hyperlink w:anchor="_Toc177409511" w:history="1">
+          <w:hyperlink w:anchor="_Toc178527567" w:history="1">
             <w:r>
               <w:rPr>
                 <w:rStyle w:val="Hyperlink"/>
@@ -4568,7 +4316,7 @@
               <w:rPr>
                 <w:noProof/>
               </w:rPr>
-              <w:instrText xml:space="preserve"> PAGEREF _Toc177409511 \h </w:instrText>
+              <w:instrText xml:space="preserve"> PAGEREF _Toc178527567 \h </w:instrText>
             </w:r>
             <w:r>
               <w:rPr>
@@ -4610,7 +4358,7 @@
               <w14:ligatures w14:val="standardContextual"/>
             </w:rPr>
           </w:pPr>
-          <w:hyperlink w:anchor="_Toc177409512" w:history="1">
+          <w:hyperlink w:anchor="_Toc178527568" w:history="1">
             <w:r>
               <w:rPr>
                 <w:rStyle w:val="Hyperlink"/>
@@ -4654,7 +4402,7 @@
               <w:rPr>
                 <w:noProof/>
               </w:rPr>
-              <w:instrText xml:space="preserve"> PAGEREF _Toc177409512 \h </w:instrText>
+              <w:instrText xml:space="preserve"> PAGEREF _Toc178527568 \h </w:instrText>
             </w:r>
             <w:r>
               <w:rPr>
@@ -4672,6 +4420,260 @@
                 <w:noProof/>
               </w:rPr>
               <w:t>33</w:t>
+            </w:r>
+            <w:r>
+              <w:rPr>
+                <w:noProof/>
+              </w:rPr>
+              <w:fldChar w:fldCharType="end"/>
+            </w:r>
+          </w:hyperlink>
+        </w:p>
+        <w:p>
+          <w:pPr>
+            <w:pStyle w:val="TOC1"/>
+            <w:tabs>
+              <w:tab w:val="left" w:pos="480"/>
+            </w:tabs>
+            <w:rPr>
+              <w:rFonts w:asciiTheme="minorHAnsi" w:eastAsiaTheme="minorEastAsia" w:hAnsiTheme="minorHAnsi" w:cstheme="minorBidi"/>
+              <w:noProof/>
+              <w:sz w:val="22"/>
+              <w:szCs w:val="22"/>
+              <w:lang w:val="en-KE" w:eastAsia="en-KE" w:bidi="ar-SA"/>
+              <w14:ligatures w14:val="standardContextual"/>
+            </w:rPr>
+          </w:pPr>
+          <w:hyperlink w:anchor="_Toc178527569" w:history="1">
+            <w:r>
+              <w:rPr>
+                <w:rStyle w:val="Hyperlink"/>
+                <w:noProof/>
+              </w:rPr>
+              <w:t>5</w:t>
+            </w:r>
+            <w:r>
+              <w:rPr>
+                <w:rFonts w:asciiTheme="minorHAnsi" w:eastAsiaTheme="minorEastAsia" w:hAnsiTheme="minorHAnsi" w:cstheme="minorBidi"/>
+                <w:noProof/>
+                <w:sz w:val="22"/>
+                <w:szCs w:val="22"/>
+                <w:lang w:val="en-KE" w:eastAsia="en-KE" w:bidi="ar-SA"/>
+                <w14:ligatures w14:val="standardContextual"/>
+              </w:rPr>
+              <w:tab/>
+            </w:r>
+            <w:r>
+              <w:rPr>
+                <w:rStyle w:val="Hyperlink"/>
+                <w:noProof/>
+              </w:rPr>
+              <w:t>Appendix</w:t>
+            </w:r>
+            <w:r>
+              <w:rPr>
+                <w:noProof/>
+              </w:rPr>
+              <w:tab/>
+            </w:r>
+            <w:r>
+              <w:rPr>
+                <w:noProof/>
+              </w:rPr>
+              <w:fldChar w:fldCharType="begin"/>
+            </w:r>
+            <w:r>
+              <w:rPr>
+                <w:noProof/>
+              </w:rPr>
+              <w:instrText xml:space="preserve"> PAGEREF _Toc178527569 \h </w:instrText>
+            </w:r>
+            <w:r>
+              <w:rPr>
+                <w:noProof/>
+              </w:rPr>
+            </w:r>
+            <w:r>
+              <w:rPr>
+                <w:noProof/>
+              </w:rPr>
+              <w:fldChar w:fldCharType="separate"/>
+            </w:r>
+            <w:r>
+              <w:rPr>
+                <w:noProof/>
+              </w:rPr>
+              <w:t>39</w:t>
+            </w:r>
+            <w:r>
+              <w:rPr>
+                <w:noProof/>
+              </w:rPr>
+              <w:fldChar w:fldCharType="end"/>
+            </w:r>
+          </w:hyperlink>
+        </w:p>
+        <w:p>
+          <w:pPr>
+            <w:pStyle w:val="TOC2"/>
+            <w:tabs>
+              <w:tab w:val="left" w:pos="960"/>
+              <w:tab w:val="right" w:pos="9628"/>
+            </w:tabs>
+            <w:rPr>
+              <w:rFonts w:asciiTheme="minorHAnsi" w:eastAsiaTheme="minorEastAsia" w:hAnsiTheme="minorHAnsi" w:cstheme="minorBidi"/>
+              <w:noProof/>
+              <w:sz w:val="22"/>
+              <w:szCs w:val="22"/>
+              <w:lang w:val="en-KE" w:eastAsia="en-KE" w:bidi="ar-SA"/>
+              <w14:ligatures w14:val="standardContextual"/>
+            </w:rPr>
+          </w:pPr>
+          <w:hyperlink w:anchor="_Toc178527570" w:history="1">
+            <w:r>
+              <w:rPr>
+                <w:rStyle w:val="Hyperlink"/>
+                <w:noProof/>
+              </w:rPr>
+              <w:t>5.1</w:t>
+            </w:r>
+            <w:r>
+              <w:rPr>
+                <w:rFonts w:asciiTheme="minorHAnsi" w:eastAsiaTheme="minorEastAsia" w:hAnsiTheme="minorHAnsi" w:cstheme="minorBidi"/>
+                <w:noProof/>
+                <w:sz w:val="22"/>
+                <w:szCs w:val="22"/>
+                <w:lang w:val="en-KE" w:eastAsia="en-KE" w:bidi="ar-SA"/>
+                <w14:ligatures w14:val="standardContextual"/>
+              </w:rPr>
+              <w:tab/>
+            </w:r>
+            <w:r>
+              <w:rPr>
+                <w:rStyle w:val="Hyperlink"/>
+                <w:noProof/>
+              </w:rPr>
+              <w:t>Appendix 1: Work Plan</w:t>
+            </w:r>
+            <w:r>
+              <w:rPr>
+                <w:noProof/>
+              </w:rPr>
+              <w:tab/>
+            </w:r>
+            <w:r>
+              <w:rPr>
+                <w:noProof/>
+              </w:rPr>
+              <w:fldChar w:fldCharType="begin"/>
+            </w:r>
+            <w:r>
+              <w:rPr>
+                <w:noProof/>
+              </w:rPr>
+              <w:instrText xml:space="preserve"> PAGEREF _Toc178527570 \h </w:instrText>
+            </w:r>
+            <w:r>
+              <w:rPr>
+                <w:noProof/>
+              </w:rPr>
+            </w:r>
+            <w:r>
+              <w:rPr>
+                <w:noProof/>
+              </w:rPr>
+              <w:fldChar w:fldCharType="separate"/>
+            </w:r>
+            <w:r>
+              <w:rPr>
+                <w:noProof/>
+              </w:rPr>
+              <w:t>39</w:t>
+            </w:r>
+            <w:r>
+              <w:rPr>
+                <w:noProof/>
+              </w:rPr>
+              <w:fldChar w:fldCharType="end"/>
+            </w:r>
+          </w:hyperlink>
+        </w:p>
+        <w:p>
+          <w:pPr>
+            <w:pStyle w:val="TOC2"/>
+            <w:tabs>
+              <w:tab w:val="left" w:pos="960"/>
+              <w:tab w:val="right" w:pos="9628"/>
+            </w:tabs>
+            <w:rPr>
+              <w:rFonts w:asciiTheme="minorHAnsi" w:eastAsiaTheme="minorEastAsia" w:hAnsiTheme="minorHAnsi" w:cstheme="minorBidi"/>
+              <w:noProof/>
+              <w:sz w:val="22"/>
+              <w:szCs w:val="22"/>
+              <w:lang w:val="en-KE" w:eastAsia="en-KE" w:bidi="ar-SA"/>
+              <w14:ligatures w14:val="standardContextual"/>
+            </w:rPr>
+          </w:pPr>
+          <w:hyperlink w:anchor="_Toc178527571" w:history="1">
+            <w:r>
+              <w:rPr>
+                <w:rStyle w:val="Hyperlink"/>
+                <w:noProof/>
+              </w:rPr>
+              <w:t>5.2</w:t>
+            </w:r>
+            <w:r>
+              <w:rPr>
+                <w:rFonts w:asciiTheme="minorHAnsi" w:eastAsiaTheme="minorEastAsia" w:hAnsiTheme="minorHAnsi" w:cstheme="minorBidi"/>
+                <w:noProof/>
+                <w:sz w:val="22"/>
+                <w:szCs w:val="22"/>
+                <w:lang w:val="en-KE" w:eastAsia="en-KE" w:bidi="ar-SA"/>
+                <w14:ligatures w14:val="standardContextual"/>
+              </w:rPr>
+              <w:tab/>
+            </w:r>
+            <w:r>
+              <w:rPr>
+                <w:rStyle w:val="Hyperlink"/>
+                <w:noProof/>
+              </w:rPr>
+              <w:t>Appendix 2: Budget</w:t>
+            </w:r>
+            <w:r>
+              <w:rPr>
+                <w:noProof/>
+              </w:rPr>
+              <w:tab/>
+            </w:r>
+            <w:r>
+              <w:rPr>
+                <w:noProof/>
+              </w:rPr>
+              <w:fldChar w:fldCharType="begin"/>
+            </w:r>
+            <w:r>
+              <w:rPr>
+                <w:noProof/>
+              </w:rPr>
+              <w:instrText xml:space="preserve"> PAGEREF _Toc178527571 \h </w:instrText>
+            </w:r>
+            <w:r>
+              <w:rPr>
+                <w:noProof/>
+              </w:rPr>
+            </w:r>
+            <w:r>
+              <w:rPr>
+                <w:noProof/>
+              </w:rPr>
+              <w:fldChar w:fldCharType="separate"/>
+            </w:r>
+            <w:r>
+              <w:rPr>
+                <w:noProof/>
+              </w:rPr>
+              <w:t>39</w:t>
             </w:r>
             <w:r>
               <w:rPr>
@@ -4736,7 +4738,7 @@
           <w:rFonts w:ascii="Times New Roman" w:hAnsi="Times New Roman" w:cs="Times New Roman"/>
         </w:rPr>
       </w:pPr>
-      <w:bookmarkStart w:id="4" w:name="_Toc177409473"/>
+      <w:bookmarkStart w:id="4" w:name="_Toc178527531"/>
       <w:r>
         <w:rPr>
           <w:rFonts w:ascii="Times New Roman" w:hAnsi="Times New Roman" w:cs="Times New Roman"/>
@@ -4848,7 +4850,7 @@
           <w:rFonts w:ascii="Times New Roman" w:hAnsi="Times New Roman" w:cs="Times New Roman"/>
         </w:rPr>
       </w:pPr>
-      <w:bookmarkStart w:id="5" w:name="_Toc177409474"/>
+      <w:bookmarkStart w:id="5" w:name="_Toc178527532"/>
       <w:r>
         <w:rPr>
           <w:rFonts w:ascii="Times New Roman" w:hAnsi="Times New Roman" w:cs="Times New Roman"/>
@@ -5633,7 +5635,7 @@
           <w:numId w:val="0"/>
         </w:numPr>
       </w:pPr>
-      <w:bookmarkStart w:id="6" w:name="_Toc177409475"/>
+      <w:bookmarkStart w:id="6" w:name="_Toc178527533"/>
       <w:r>
         <w:lastRenderedPageBreak/>
         <w:t>List of Abbreviations and Acronyms</w:t>
@@ -5700,14 +5702,14 @@
       <w:pPr>
         <w:pStyle w:val="BodyText"/>
         <w:rPr>
-          <w:rFonts w:ascii="Times New Roman" w:hAnsi="Times New Roman" w:cs="Times New Roman"/>
-        </w:rPr>
-      </w:pPr>
-      <w:r>
-        <w:rPr>
-          <w:rFonts w:ascii="Times New Roman" w:hAnsi="Times New Roman" w:cs="Times New Roman"/>
-        </w:rPr>
-        <w:t>LSTM</w:t>
+          <w:lang w:val="en-KE"/>
+        </w:rPr>
+      </w:pPr>
+      <w:r>
+        <w:rPr>
+          <w:rFonts w:ascii="Times New Roman" w:hAnsi="Times New Roman" w:cs="Times New Roman"/>
+        </w:rPr>
+        <w:t>DFW</w:t>
       </w:r>
       <w:r>
         <w:rPr>
@@ -5721,7 +5723,12 @@
           <w:rFonts w:ascii="Times New Roman" w:hAnsi="Times New Roman" w:cs="Times New Roman"/>
         </w:rPr>
         <w:tab/>
-        <w:t xml:space="preserve"> Long Short-term Memory</w:t>
+      </w:r>
+      <w:r>
+        <w:rPr>
+          <w:lang w:val="en-KE"/>
+        </w:rPr>
+        <w:t>Disguised Faces in The Wild</w:t>
       </w:r>
     </w:p>
     <w:p>
@@ -5733,9 +5740,37 @@
       </w:pPr>
       <w:r>
         <w:rPr>
-          <w:rFonts w:ascii="Times New Roman" w:hAnsi="Times New Roman" w:cs="Times New Roman"/>
-        </w:rPr>
-        <w:t>DFW</w:t>
+          <w:lang w:val="en-KE"/>
+        </w:rPr>
+        <w:t>IOT</w:t>
+      </w:r>
+      <w:r>
+        <w:rPr>
+          <w:lang w:val="en-KE"/>
+        </w:rPr>
+        <w:tab/>
+        <w:t>.............................................................................................</w:t>
+      </w:r>
+      <w:r>
+        <w:rPr>
+          <w:lang w:val="en-KE"/>
+        </w:rPr>
+        <w:tab/>
+        <w:t>Internet of Things</w:t>
+      </w:r>
+    </w:p>
+    <w:p>
+      <w:pPr>
+        <w:pStyle w:val="BodyText"/>
+        <w:rPr>
+          <w:rFonts w:ascii="Times New Roman" w:hAnsi="Times New Roman" w:cs="Times New Roman"/>
+        </w:rPr>
+      </w:pPr>
+      <w:r>
+        <w:rPr>
+          <w:rFonts w:ascii="Times New Roman" w:hAnsi="Times New Roman" w:cs="Times New Roman"/>
+        </w:rPr>
+        <w:t>LSTM</w:t>
       </w:r>
       <w:r>
         <w:rPr>
@@ -5749,12 +5784,7 @@
           <w:rFonts w:ascii="Times New Roman" w:hAnsi="Times New Roman" w:cs="Times New Roman"/>
         </w:rPr>
         <w:tab/>
-      </w:r>
-      <w:r>
-        <w:rPr>
-          <w:lang w:val="en-KE"/>
-        </w:rPr>
-        <w:t>Disguised Faces in The Wild</w:t>
+        <w:t xml:space="preserve"> Long Short-term Memory</w:t>
       </w:r>
     </w:p>
     <w:p>
@@ -5890,7 +5920,7 @@
           <w:numId w:val="9"/>
         </w:numPr>
       </w:pPr>
-      <w:bookmarkStart w:id="7" w:name="_Toc177409476"/>
+      <w:bookmarkStart w:id="7" w:name="_Toc178527534"/>
       <w:r>
         <w:lastRenderedPageBreak/>
         <w:t>Chapter One</w:t>
@@ -5905,9 +5935,11 @@
           <w:numId w:val="0"/>
         </w:numPr>
       </w:pPr>
+      <w:bookmarkStart w:id="8" w:name="_Toc178527535"/>
       <w:r>
         <w:t>Introduction</w:t>
       </w:r>
+      <w:bookmarkEnd w:id="8"/>
     </w:p>
     <w:p>
       <w:pPr>
@@ -5916,14 +5948,14 @@
           <w:rFonts w:ascii="Times New Roman" w:hAnsi="Times New Roman" w:cs="Times New Roman"/>
         </w:rPr>
       </w:pPr>
-      <w:bookmarkStart w:id="8" w:name="_Toc177409477"/>
+      <w:bookmarkStart w:id="9" w:name="_Toc178527536"/>
       <w:r>
         <w:rPr>
           <w:rFonts w:ascii="Times New Roman" w:hAnsi="Times New Roman" w:cs="Times New Roman"/>
         </w:rPr>
         <w:t>Background of Study</w:t>
       </w:r>
-      <w:bookmarkEnd w:id="8"/>
+      <w:bookmarkEnd w:id="9"/>
     </w:p>
     <w:p>
       <w:pPr>
@@ -5997,14 +6029,14 @@
           <w:rFonts w:ascii="Times New Roman" w:hAnsi="Times New Roman" w:cs="Times New Roman"/>
         </w:rPr>
       </w:pPr>
-      <w:bookmarkStart w:id="9" w:name="_Toc177409478"/>
+      <w:bookmarkStart w:id="10" w:name="_Toc178527537"/>
       <w:r>
         <w:rPr>
           <w:rFonts w:ascii="Times New Roman" w:hAnsi="Times New Roman" w:cs="Times New Roman"/>
         </w:rPr>
         <w:t>Statement of the Problem</w:t>
       </w:r>
-      <w:bookmarkEnd w:id="9"/>
+      <w:bookmarkEnd w:id="10"/>
     </w:p>
     <w:p>
       <w:pPr>
@@ -6069,14 +6101,14 @@
           <w:rFonts w:ascii="Times New Roman" w:hAnsi="Times New Roman" w:cs="Times New Roman"/>
         </w:rPr>
       </w:pPr>
-      <w:bookmarkStart w:id="10" w:name="_Toc177409479"/>
+      <w:bookmarkStart w:id="11" w:name="_Toc178527538"/>
       <w:r>
         <w:rPr>
           <w:rFonts w:ascii="Times New Roman" w:hAnsi="Times New Roman" w:cs="Times New Roman"/>
         </w:rPr>
         <w:t>Justification of the study</w:t>
       </w:r>
-      <w:bookmarkEnd w:id="10"/>
+      <w:bookmarkEnd w:id="11"/>
     </w:p>
     <w:p>
       <w:pPr>
@@ -6142,14 +6174,14 @@
       <w:pPr>
         <w:pStyle w:val="Heading2"/>
       </w:pPr>
-      <w:bookmarkStart w:id="11" w:name="_Toc177409480"/>
+      <w:bookmarkStart w:id="12" w:name="_Toc178527539"/>
       <w:r>
         <w:rPr>
           <w:rFonts w:ascii="Times New Roman" w:hAnsi="Times New Roman" w:cs="Times New Roman"/>
         </w:rPr>
         <w:t>OBJECTIVES</w:t>
       </w:r>
-      <w:bookmarkEnd w:id="11"/>
+      <w:bookmarkEnd w:id="12"/>
     </w:p>
     <w:p>
       <w:pPr>
@@ -6158,14 +6190,14 @@
           <w:rFonts w:ascii="Times New Roman" w:hAnsi="Times New Roman" w:cs="Times New Roman"/>
         </w:rPr>
       </w:pPr>
-      <w:bookmarkStart w:id="12" w:name="_Toc177409481"/>
+      <w:bookmarkStart w:id="13" w:name="_Toc178527540"/>
       <w:r>
         <w:rPr>
           <w:rFonts w:ascii="Times New Roman" w:hAnsi="Times New Roman" w:cs="Times New Roman"/>
         </w:rPr>
         <w:t>General Objective</w:t>
       </w:r>
-      <w:bookmarkEnd w:id="12"/>
+      <w:bookmarkEnd w:id="13"/>
     </w:p>
     <w:p>
       <w:pPr>
@@ -6188,14 +6220,14 @@
           <w:rFonts w:ascii="Times New Roman" w:hAnsi="Times New Roman" w:cs="Times New Roman"/>
         </w:rPr>
       </w:pPr>
-      <w:bookmarkStart w:id="13" w:name="_Toc177409482"/>
+      <w:bookmarkStart w:id="14" w:name="_Toc178527541"/>
       <w:r>
         <w:rPr>
           <w:rFonts w:ascii="Times New Roman" w:hAnsi="Times New Roman" w:cs="Times New Roman"/>
         </w:rPr>
         <w:t>Specific Objectives</w:t>
       </w:r>
-      <w:bookmarkEnd w:id="13"/>
+      <w:bookmarkEnd w:id="14"/>
     </w:p>
     <w:p>
       <w:pPr>
@@ -6212,37 +6244,7 @@
         <w:rPr>
           <w:rFonts w:ascii="Times New Roman" w:hAnsi="Times New Roman" w:cs="Times New Roman"/>
         </w:rPr>
-        <w:t xml:space="preserve">To </w:t>
-      </w:r>
-      <w:r>
-        <w:rPr>
-          <w:rFonts w:ascii="Times New Roman" w:hAnsi="Times New Roman" w:cs="Times New Roman"/>
-        </w:rPr>
-        <w:t xml:space="preserve">examine the effect of padding on the accuracy </w:t>
-      </w:r>
-      <w:r>
-        <w:rPr>
-          <w:rFonts w:ascii="Times New Roman" w:hAnsi="Times New Roman" w:cs="Times New Roman"/>
-        </w:rPr>
-        <w:t xml:space="preserve">of the pretrained model: </w:t>
-      </w:r>
-      <w:r>
-        <w:rPr>
-          <w:rFonts w:ascii="Times New Roman" w:hAnsi="Times New Roman" w:cs="Times New Roman"/>
-        </w:rPr>
-        <w:t>VGGFACE</w:t>
-      </w:r>
-      <w:r>
-        <w:rPr>
-          <w:rFonts w:ascii="Times New Roman" w:hAnsi="Times New Roman" w:cs="Times New Roman"/>
-        </w:rPr>
-        <w:t>-16</w:t>
-      </w:r>
-      <w:r>
-        <w:rPr>
-          <w:rFonts w:ascii="Times New Roman" w:hAnsi="Times New Roman" w:cs="Times New Roman"/>
-        </w:rPr>
-        <w:t>.</w:t>
+        <w:t>To build a facial recognition model using convolution neural networks</w:t>
       </w:r>
     </w:p>
     <w:p>
@@ -6252,12 +6254,45 @@
           <w:numId w:val="1"/>
         </w:numPr>
         <w:spacing w:line="480" w:lineRule="auto"/>
-      </w:pPr>
-      <w:r>
-        <w:rPr>
-          <w:rFonts w:ascii="Times New Roman" w:hAnsi="Times New Roman" w:cs="Times New Roman"/>
-        </w:rPr>
-        <w:t>To build a facial recognition model using convolution neural networks and examine the effect of padding on the accuracy of the model</w:t>
+        <w:rPr>
+          <w:rFonts w:ascii="Times New Roman" w:hAnsi="Times New Roman" w:cs="Times New Roman"/>
+        </w:rPr>
+      </w:pPr>
+      <w:r>
+        <w:rPr>
+          <w:rFonts w:ascii="Times New Roman" w:hAnsi="Times New Roman" w:cs="Times New Roman"/>
+        </w:rPr>
+        <w:t xml:space="preserve">To </w:t>
+      </w:r>
+      <w:r>
+        <w:rPr>
+          <w:rFonts w:ascii="Times New Roman" w:hAnsi="Times New Roman" w:cs="Times New Roman"/>
+        </w:rPr>
+        <w:t xml:space="preserve">examine the effect of padding on </w:t>
+      </w:r>
+      <w:r>
+        <w:rPr>
+          <w:rFonts w:ascii="Times New Roman" w:hAnsi="Times New Roman" w:cs="Times New Roman"/>
+        </w:rPr>
+        <w:t>a</w:t>
+      </w:r>
+      <w:r>
+        <w:rPr>
+          <w:rFonts w:ascii="Times New Roman" w:hAnsi="Times New Roman" w:cs="Times New Roman"/>
+        </w:rPr>
+        <w:t xml:space="preserve"> pretrained model: </w:t>
+      </w:r>
+      <w:r>
+        <w:rPr>
+          <w:rFonts w:ascii="Times New Roman" w:hAnsi="Times New Roman" w:cs="Times New Roman"/>
+        </w:rPr>
+        <w:t>VGGFACE</w:t>
+      </w:r>
+      <w:r>
+        <w:rPr>
+          <w:rFonts w:ascii="Times New Roman" w:hAnsi="Times New Roman" w:cs="Times New Roman"/>
+        </w:rPr>
+        <w:t>-16</w:t>
       </w:r>
       <w:r>
         <w:rPr>
@@ -6273,48 +6308,15 @@
           <w:numId w:val="1"/>
         </w:numPr>
         <w:spacing w:line="480" w:lineRule="auto"/>
-      </w:pPr>
-      <w:r>
-        <w:rPr>
-          <w:rFonts w:ascii="Times New Roman" w:hAnsi="Times New Roman" w:cs="Times New Roman"/>
-        </w:rPr>
-        <w:t xml:space="preserve">To </w:t>
-      </w:r>
-      <w:r>
-        <w:rPr>
-          <w:rFonts w:ascii="Times New Roman" w:hAnsi="Times New Roman" w:cs="Times New Roman"/>
-        </w:rPr>
-        <w:t>examine the effect of padding on the training time of VGGFACE</w:t>
-      </w:r>
-      <w:r>
-        <w:rPr>
-          <w:rFonts w:ascii="Times New Roman" w:hAnsi="Times New Roman" w:cs="Times New Roman"/>
-        </w:rPr>
-        <w:t>-16</w:t>
-      </w:r>
-      <w:r>
-        <w:rPr>
-          <w:rFonts w:ascii="Times New Roman" w:hAnsi="Times New Roman" w:cs="Times New Roman"/>
-        </w:rPr>
-        <w:t xml:space="preserve"> and a </w:t>
-      </w:r>
-      <w:r>
-        <w:rPr>
-          <w:rFonts w:ascii="Times New Roman" w:hAnsi="Times New Roman" w:cs="Times New Roman"/>
-        </w:rPr>
-        <w:t>self-built</w:t>
-      </w:r>
-      <w:r>
-        <w:rPr>
-          <w:rFonts w:ascii="Times New Roman" w:hAnsi="Times New Roman" w:cs="Times New Roman"/>
-        </w:rPr>
-        <w:t xml:space="preserve"> model</w:t>
-      </w:r>
-      <w:r>
-        <w:rPr>
-          <w:rFonts w:ascii="Times New Roman" w:hAnsi="Times New Roman" w:cs="Times New Roman"/>
-        </w:rPr>
-        <w:t>.</w:t>
+        <w:rPr>
+          <w:rFonts w:ascii="Times New Roman" w:hAnsi="Times New Roman" w:cs="Times New Roman"/>
+        </w:rPr>
+      </w:pPr>
+      <w:r>
+        <w:rPr>
+          <w:rFonts w:ascii="Times New Roman" w:hAnsi="Times New Roman" w:cs="Times New Roman"/>
+        </w:rPr>
+        <w:t>To examine the effect of padding on facial recognition using a self-trained model</w:t>
       </w:r>
     </w:p>
     <w:p>
@@ -6394,7 +6396,7 @@
           <w:rFonts w:ascii="Times New Roman" w:hAnsi="Times New Roman" w:cs="Times New Roman"/>
         </w:rPr>
       </w:pPr>
-      <w:bookmarkStart w:id="14" w:name="_Toc177409483"/>
+      <w:bookmarkStart w:id="15" w:name="_Toc178527542"/>
       <w:r>
         <w:rPr>
           <w:rFonts w:ascii="Times New Roman" w:hAnsi="Times New Roman" w:cs="Times New Roman"/>
@@ -6402,7 +6404,7 @@
         <w:lastRenderedPageBreak/>
         <w:t>Chapter Two</w:t>
       </w:r>
-      <w:bookmarkEnd w:id="14"/>
+      <w:bookmarkEnd w:id="15"/>
     </w:p>
     <w:p>
       <w:pPr>
@@ -6412,19 +6414,21 @@
           <w:numId w:val="0"/>
         </w:numPr>
       </w:pPr>
+      <w:bookmarkStart w:id="16" w:name="_Toc178527543"/>
       <w:r>
         <w:t>Literature Review</w:t>
       </w:r>
+      <w:bookmarkEnd w:id="16"/>
     </w:p>
     <w:p>
       <w:pPr>
         <w:pStyle w:val="Heading2"/>
       </w:pPr>
-      <w:bookmarkStart w:id="15" w:name="_Toc177409484"/>
+      <w:bookmarkStart w:id="17" w:name="_Toc178527544"/>
       <w:r>
         <w:t>Introduction</w:t>
       </w:r>
-      <w:bookmarkEnd w:id="15"/>
+      <w:bookmarkEnd w:id="17"/>
     </w:p>
     <w:p>
       <w:pPr>
@@ -6452,11 +6456,11 @@
       <w:pPr>
         <w:pStyle w:val="Heading2"/>
       </w:pPr>
-      <w:bookmarkStart w:id="16" w:name="_Toc177409485"/>
+      <w:bookmarkStart w:id="18" w:name="_Toc178527545"/>
       <w:r>
         <w:t>Facial Recognition</w:t>
       </w:r>
-      <w:bookmarkEnd w:id="16"/>
+      <w:bookmarkEnd w:id="18"/>
     </w:p>
     <w:p>
       <w:pPr>
@@ -6478,12 +6482,12 @@
       <w:pPr>
         <w:pStyle w:val="Heading3"/>
       </w:pPr>
-      <w:bookmarkStart w:id="17" w:name="_Toc177409486"/>
+      <w:bookmarkStart w:id="19" w:name="_Toc178527546"/>
       <w:r>
         <w:lastRenderedPageBreak/>
         <w:t>Face Detection</w:t>
       </w:r>
-      <w:bookmarkEnd w:id="17"/>
+      <w:bookmarkEnd w:id="19"/>
     </w:p>
     <w:p>
       <w:pPr>
@@ -6507,7 +6511,21 @@
         <w:rPr>
           <w:rFonts w:ascii="Times New Roman" w:hAnsi="Times New Roman" w:cs="Times New Roman"/>
         </w:rPr>
-        <w:t xml:space="preserve">2002). It is important to highlight that there are several methods that could be used for detecting faces from images. These methods include knowledge based methods, feature invariant approaches, template matching methods, and appearance based methods. Indeed, the mentioned methods are important when detecting faces from images, but all these methods are accompanied by several challenges. This owes to the reality that Yang </w:t>
+        <w:t xml:space="preserve">2002). It is important to highlight that there are several methods that could be used for detecting faces from images. These methods include </w:t>
+      </w:r>
+      <w:proofErr w:type="gramStart"/>
+      <w:r>
+        <w:rPr>
+          <w:rFonts w:ascii="Times New Roman" w:hAnsi="Times New Roman" w:cs="Times New Roman"/>
+        </w:rPr>
+        <w:t>knowledge based</w:t>
+      </w:r>
+      <w:proofErr w:type="gramEnd"/>
+      <w:r>
+        <w:rPr>
+          <w:rFonts w:ascii="Times New Roman" w:hAnsi="Times New Roman" w:cs="Times New Roman"/>
+        </w:rPr>
+        <w:t xml:space="preserve"> methods, feature invariant approaches, template matching methods, and appearance based methods. Indeed, the mentioned methods are important when detecting faces from images, but all these methods are accompanied by several challenges. This owes to the reality that Yang </w:t>
       </w:r>
       <w:r>
         <w:rPr>
@@ -6526,11 +6544,11 @@
       <w:pPr>
         <w:pStyle w:val="Heading4"/>
       </w:pPr>
-      <w:bookmarkStart w:id="18" w:name="_Toc177409487"/>
+      <w:bookmarkStart w:id="20" w:name="_Toc178527547"/>
       <w:r>
         <w:t>Challenges in Face Detection</w:t>
       </w:r>
-      <w:bookmarkEnd w:id="18"/>
+      <w:bookmarkEnd w:id="20"/>
     </w:p>
     <w:p>
       <w:pPr>
@@ -6651,21 +6669,26 @@
       <w:pPr>
         <w:pStyle w:val="Heading4"/>
       </w:pPr>
-      <w:bookmarkStart w:id="19" w:name="_Toc177409488"/>
+      <w:bookmarkStart w:id="21" w:name="_Toc178527548"/>
       <w:r>
         <w:t>Face Detection Approaches</w:t>
       </w:r>
-      <w:bookmarkEnd w:id="19"/>
-    </w:p>
-    <w:p>
-      <w:pPr>
-        <w:pStyle w:val="Heading5"/>
-      </w:pPr>
-      <w:bookmarkStart w:id="20" w:name="_Toc177409489"/>
-      <w:r>
+      <w:bookmarkEnd w:id="21"/>
+    </w:p>
+    <w:p>
+      <w:pPr>
+        <w:rPr>
+          <w:b/>
+          <w:bCs/>
+        </w:rPr>
+      </w:pPr>
+      <w:r>
+        <w:rPr>
+          <w:b/>
+          <w:bCs/>
+        </w:rPr>
         <w:t>Knowledge Based Methods of Facial Detection</w:t>
       </w:r>
-      <w:bookmarkEnd w:id="20"/>
     </w:p>
     <w:p>
       <w:pPr>
@@ -6680,19 +6703,38 @@
           <w:rFonts w:ascii="Times New Roman" w:hAnsi="Times New Roman" w:cs="Times New Roman"/>
         </w:rPr>
         <w:tab/>
-        <w:t>This method relies on a set of rules to detect whether there is a human face in an image. The method captures the human knowledge of faces and interprets the knowledge into a set of rules. For instance, the face has two symmetric eyes; the eye areas are darker than the cheeks, the distance between eyes, and the difference in colors between the eyes and cheeks. It is notable that using the knowledge base method for face detection could be difficult because it is difficult to develop a set of rules that can correctly identify a human face. This owes to the fact that there could be very many false positives if the rules are too general. Likewise, there could be many false negatives if the rules are too strict. This drawback has hampered researchers from using this technique. However, Chen et al., (2001) used the knowledge based method to detect faces in an image with an accuracy of 94%. One disadvantage with this method is that it is not efficient.</w:t>
-      </w:r>
-    </w:p>
-    <w:p>
-      <w:pPr>
-        <w:pStyle w:val="Heading5"/>
-      </w:pPr>
-      <w:bookmarkStart w:id="21" w:name="_Toc177409490"/>
-      <w:r>
+        <w:t xml:space="preserve">This method relies on a set of rules to detect whether there is a human face in an image. The method captures the human knowledge of faces and interprets the knowledge into a set of rules. For instance, the face has two symmetric eyes; the eye areas are darker than the cheeks, the distance between eyes, and the difference in colors between the eyes and cheeks. It is notable that using the knowledge base method for face detection could be difficult because it is difficult to develop a set of rules that can correctly identify a human face. This owes to the fact that there could be very many false positives if the rules are too general. Likewise, there could be many false negatives if the rules are too strict. This drawback has hampered researchers from using this technique. However, Chen et al., (2001) used the </w:t>
+      </w:r>
+      <w:proofErr w:type="gramStart"/>
+      <w:r>
+        <w:rPr>
+          <w:rFonts w:ascii="Times New Roman" w:hAnsi="Times New Roman" w:cs="Times New Roman"/>
+        </w:rPr>
+        <w:t>knowledge based</w:t>
+      </w:r>
+      <w:proofErr w:type="gramEnd"/>
+      <w:r>
+        <w:rPr>
+          <w:rFonts w:ascii="Times New Roman" w:hAnsi="Times New Roman" w:cs="Times New Roman"/>
+        </w:rPr>
+        <w:t xml:space="preserve"> method to detect faces in an image with an accuracy of 94%. One disadvantage with this method is that it is not efficient.</w:t>
+      </w:r>
+    </w:p>
+    <w:p>
+      <w:pPr>
+        <w:rPr>
+          <w:b/>
+          <w:bCs/>
+        </w:rPr>
+      </w:pPr>
+      <w:r>
+        <w:rPr>
+          <w:b/>
+          <w:bCs/>
+        </w:rPr>
         <w:lastRenderedPageBreak/>
         <w:t>The Feature Invariant Approach of Face Detection</w:t>
       </w:r>
-      <w:bookmarkEnd w:id="21"/>
     </w:p>
     <w:p>
       <w:pPr>
@@ -6730,18 +6772,51 @@
         <w:rPr>
           <w:rFonts w:ascii="Times New Roman" w:hAnsi="Times New Roman" w:cs="Times New Roman"/>
         </w:rPr>
-        <w:t xml:space="preserve"> (2013) define a face landmark as a prominent feature that can play a discriminative role or can serve as anchor points in face detection. Examples of such landmarks include the eye corners, the nose tip, nostril corners, mouth corners, end points of eyebrow arcs, ear lobes, and the chin. This approach works by detecting facial landmarks, texture and skin color before using a statistical model to identify the presence of a face in an image. Critical to the discussion is the reality that different authors have used the feature invariant approach for face detection. For instance, Kapil and Jain (2013) compared texture based to the structure and shape based feature invariant based methods and concluded that the texture based method is more accurate. However, the authors argue that feature invariant based methods are computationally expensive.</w:t>
-      </w:r>
-    </w:p>
-    <w:p>
-      <w:pPr>
-        <w:pStyle w:val="Heading5"/>
-      </w:pPr>
-      <w:bookmarkStart w:id="22" w:name="_Toc177409491"/>
-      <w:r>
+        <w:t xml:space="preserve"> (2013) define a face landmark as a prominent feature that can play a discriminative role or can serve as anchor points in face detection. Examples of such landmarks include the eye corners, the nose tip, nostril corners, mouth corners, end points of eyebrow arcs, ear lobes, and the chin. This approach works by detecting facial landmarks, texture and skin color before using a statistical model to identify the presence of a face in an image. Critical to the discussion is the reality that different authors have used the feature invariant approach for face detection. For instance, Kapil and Jain (2013) compared texture based to the structure and </w:t>
+      </w:r>
+      <w:proofErr w:type="gramStart"/>
+      <w:r>
+        <w:rPr>
+          <w:rFonts w:ascii="Times New Roman" w:hAnsi="Times New Roman" w:cs="Times New Roman"/>
+        </w:rPr>
+        <w:t>shape based</w:t>
+      </w:r>
+      <w:proofErr w:type="gramEnd"/>
+      <w:r>
+        <w:rPr>
+          <w:rFonts w:ascii="Times New Roman" w:hAnsi="Times New Roman" w:cs="Times New Roman"/>
+        </w:rPr>
+        <w:t xml:space="preserve"> feature invariant based methods and concluded that the texture based method is more accurate. However, the authors argue that feature </w:t>
+      </w:r>
+      <w:proofErr w:type="gramStart"/>
+      <w:r>
+        <w:rPr>
+          <w:rFonts w:ascii="Times New Roman" w:hAnsi="Times New Roman" w:cs="Times New Roman"/>
+        </w:rPr>
+        <w:t>invariant based</w:t>
+      </w:r>
+      <w:proofErr w:type="gramEnd"/>
+      <w:r>
+        <w:rPr>
+          <w:rFonts w:ascii="Times New Roman" w:hAnsi="Times New Roman" w:cs="Times New Roman"/>
+        </w:rPr>
+        <w:t xml:space="preserve"> methods are computationally expensive.</w:t>
+      </w:r>
+    </w:p>
+    <w:p>
+      <w:pPr>
+        <w:rPr>
+          <w:b/>
+          <w:bCs/>
+        </w:rPr>
+      </w:pPr>
+      <w:r>
+        <w:rPr>
+          <w:b/>
+          <w:bCs/>
+        </w:rPr>
         <w:t>The Template Based Approach of Face Detection</w:t>
       </w:r>
-      <w:bookmarkEnd w:id="22"/>
     </w:p>
     <w:p>
       <w:pPr>
@@ -6756,19 +6831,37 @@
           <w:rFonts w:ascii="Times New Roman" w:hAnsi="Times New Roman" w:cs="Times New Roman"/>
         </w:rPr>
         <w:tab/>
-        <w:t xml:space="preserve">This method functions to extract facial image features to gain the Euclidean distance value served as input face comparison value of the users’ faces stored in the database (Hidayat, Wibowo, Satria, Winursito, 2021). Simply put, the template based approach transforms an image into geometric primitives like curves and points. This is done by identifying distinctive features like the eye, the nose, the chin, and the mouth before measuring their relative positions, widths and other parameters of the distinctive features. Features extracted from an image are then compared to known features of a human face to check whether an image is that of a human face. For further elucidation the eye, nose, mouth and the chin are compared to that of a human face. If the features obtained from the image match those of a human face, then the object in question is declared to be a human face. It is vital to note that Hidayat, et al., (2021) assert that the template approach of facial recognition is known to have a lighter computational load than other methods because it does not require features from the entire face. </w:t>
-      </w:r>
-    </w:p>
-    <w:p>
-      <w:pPr>
-        <w:pStyle w:val="Heading5"/>
-      </w:pPr>
-      <w:bookmarkStart w:id="23" w:name="_Toc177409492"/>
-      <w:r>
-        <w:lastRenderedPageBreak/>
+        <w:t xml:space="preserve">This method functions to extract facial image features to gain the Euclidean distance value served as input face comparison value of the users’ faces stored in the database (Hidayat, Wibowo, Satria, Winursito, 2021). Simply put, the </w:t>
+      </w:r>
+      <w:proofErr w:type="gramStart"/>
+      <w:r>
+        <w:rPr>
+          <w:rFonts w:ascii="Times New Roman" w:hAnsi="Times New Roman" w:cs="Times New Roman"/>
+        </w:rPr>
+        <w:t>template based</w:t>
+      </w:r>
+      <w:proofErr w:type="gramEnd"/>
+      <w:r>
+        <w:rPr>
+          <w:rFonts w:ascii="Times New Roman" w:hAnsi="Times New Roman" w:cs="Times New Roman"/>
+        </w:rPr>
+        <w:t xml:space="preserve"> approach transforms an image into geometric primitives like curves and points. This is done by identifying distinctive features like the eye, the nose, the chin, and the mouth before measuring their relative positions, widths and other parameters of the distinctive features. Features extracted from an image are then compared to known features of a human face to check whether an image is that of a human face. For further elucidation the eye, nose, mouth and the chin are compared to that of a human face. If the features obtained from the image match those of a human face, then the object in question is declared to be a human face. It is vital to note that Hidayat, et al., (2021) assert that the template approach of facial recognition is known to have a lighter computational load than other methods because it does not require features from the entire face. </w:t>
+      </w:r>
+    </w:p>
+    <w:p>
+      <w:pPr>
+        <w:rPr>
+          <w:b/>
+          <w:bCs/>
+        </w:rPr>
+      </w:pPr>
+      <w:r>
+        <w:rPr>
+          <w:b/>
+          <w:bCs/>
+        </w:rPr>
         <w:t>The Appearance Based Approach of Facial Detection</w:t>
       </w:r>
-      <w:bookmarkEnd w:id="23"/>
     </w:p>
     <w:p>
       <w:pPr>
@@ -6779,8 +6872,58 @@
         <w:rPr>
           <w:rFonts w:ascii="Times New Roman" w:hAnsi="Times New Roman" w:cs="Times New Roman"/>
         </w:rPr>
+        <w:lastRenderedPageBreak/>
         <w:tab/>
-        <w:t>The idea behind using Appearance methods for face detection relies on the linear algebra concept of subspaces. This approach of facial detection relies on the entire face, which is taken in as an input image data. The data collected from the input image is processed into a two dimensional pattern that is later used to decide whether there is a human face in an image. Critical to the discussion is the fact that this technique finds the best facial features because it rejects redundant information and keeps important information. Vital to the discussion is the fact that different authors have used the appearance based technique successfully. For example, Rusia and Singh (2023) used the appearance based technique of facial recognition and examined some of the face identity threats faced by this technique. Regardless, Yan et al., (2018) argues that appearance</w:t>
+        <w:t xml:space="preserve">The idea behind using Appearance methods for face detection relies on the linear algebra concept of subspaces. This approach of facial detection relies on the entire face, which is taken in as an input image data. The data collected from the input image is processed into a </w:t>
+      </w:r>
+      <w:proofErr w:type="gramStart"/>
+      <w:r>
+        <w:rPr>
+          <w:rFonts w:ascii="Times New Roman" w:hAnsi="Times New Roman" w:cs="Times New Roman"/>
+        </w:rPr>
+        <w:t>two dimensional</w:t>
+      </w:r>
+      <w:proofErr w:type="gramEnd"/>
+      <w:r>
+        <w:rPr>
+          <w:rFonts w:ascii="Times New Roman" w:hAnsi="Times New Roman" w:cs="Times New Roman"/>
+        </w:rPr>
+        <w:t xml:space="preserve"> pattern that is later used to decide whether there is a human face in an image. Critical to the discussion is the fact that this technique finds the best facial features because it rejects redundant information and keeps important information. Vital to the discussion is the fact that different authors have used the </w:t>
+      </w:r>
+      <w:proofErr w:type="gramStart"/>
+      <w:r>
+        <w:rPr>
+          <w:rFonts w:ascii="Times New Roman" w:hAnsi="Times New Roman" w:cs="Times New Roman"/>
+        </w:rPr>
+        <w:t>appearance based</w:t>
+      </w:r>
+      <w:proofErr w:type="gramEnd"/>
+      <w:r>
+        <w:rPr>
+          <w:rFonts w:ascii="Times New Roman" w:hAnsi="Times New Roman" w:cs="Times New Roman"/>
+        </w:rPr>
+        <w:t xml:space="preserve"> technique successfully. For example, Rusia and Singh (2023) used the </w:t>
+      </w:r>
+      <w:proofErr w:type="gramStart"/>
+      <w:r>
+        <w:rPr>
+          <w:rFonts w:ascii="Times New Roman" w:hAnsi="Times New Roman" w:cs="Times New Roman"/>
+        </w:rPr>
+        <w:t>appearance based</w:t>
+      </w:r>
+      <w:proofErr w:type="gramEnd"/>
+      <w:r>
+        <w:rPr>
+          <w:rFonts w:ascii="Times New Roman" w:hAnsi="Times New Roman" w:cs="Times New Roman"/>
+        </w:rPr>
+        <w:t xml:space="preserve"> technique of facial recognition and examined some of the face identity threats faced by this technique. Regardless, Yan et al., (2018) argues that </w:t>
+      </w:r>
+      <w:proofErr w:type="gramStart"/>
+      <w:r>
+        <w:rPr>
+          <w:rFonts w:ascii="Times New Roman" w:hAnsi="Times New Roman" w:cs="Times New Roman"/>
+        </w:rPr>
+        <w:t>appearance</w:t>
       </w:r>
       <w:r>
         <w:rPr>
@@ -6792,18 +6935,25 @@
         <w:rPr>
           <w:rFonts w:ascii="Times New Roman" w:hAnsi="Times New Roman" w:cs="Times New Roman"/>
         </w:rPr>
-        <w:t xml:space="preserve">based methods are computationally expensive and have difficulty handling substantial amounts of facial variations. </w:t>
+        <w:t>based</w:t>
+      </w:r>
+      <w:proofErr w:type="gramEnd"/>
+      <w:r>
+        <w:rPr>
+          <w:rFonts w:ascii="Times New Roman" w:hAnsi="Times New Roman" w:cs="Times New Roman"/>
+        </w:rPr>
+        <w:t xml:space="preserve"> methods are computationally expensive and have difficulty handling substantial amounts of facial variations. </w:t>
       </w:r>
     </w:p>
     <w:p>
       <w:pPr>
         <w:pStyle w:val="Heading3"/>
       </w:pPr>
-      <w:bookmarkStart w:id="24" w:name="_Toc177409493"/>
+      <w:bookmarkStart w:id="22" w:name="_Toc178527549"/>
       <w:r>
         <w:t>Face Identification Approaches</w:t>
       </w:r>
-      <w:bookmarkEnd w:id="24"/>
+      <w:bookmarkEnd w:id="22"/>
     </w:p>
     <w:p>
       <w:pPr>
@@ -6818,16 +6968,58 @@
           <w:rFonts w:ascii="Times New Roman" w:hAnsi="Times New Roman" w:cs="Times New Roman"/>
         </w:rPr>
         <w:tab/>
-        <w:t>As already mentioned, facial recognition is a two-step process with the first face being the face detection and the second step being the face identification step. The face identification phase is where facial characteristics are extracted from a detected face and compared to a known face to confirm if the facial characteristics match those of the known face. Evidence from literature suggests that the template approach and the appearance based approaches are not only used in face detection but could also be used in face identification. As evidenced, Proyecto (2010) discusses template matching and the appearance based technique in both face detection and face identification. It is important to highlight that different publications on techniques that are used in face identification exist.  Apart from template matching and appearance based methods, statistical approaches are also used in face identification.</w:t>
+        <w:t xml:space="preserve">As already mentioned, facial recognition is a two-step process with the first face being the face detection and the second step being the face identification step. The face identification phase is where facial characteristics are extracted from a detected face and compared to a known face to confirm if the facial characteristics match those of the known face. Evidence from literature suggests that the template approach and the </w:t>
+      </w:r>
+      <w:proofErr w:type="gramStart"/>
+      <w:r>
+        <w:rPr>
+          <w:rFonts w:ascii="Times New Roman" w:hAnsi="Times New Roman" w:cs="Times New Roman"/>
+        </w:rPr>
+        <w:t>appearance based</w:t>
+      </w:r>
+      <w:proofErr w:type="gramEnd"/>
+      <w:r>
+        <w:rPr>
+          <w:rFonts w:ascii="Times New Roman" w:hAnsi="Times New Roman" w:cs="Times New Roman"/>
+        </w:rPr>
+        <w:t xml:space="preserve"> approaches are not only used in face detection but could also be used in face identification. As evidenced, Proyecto (2010) discusses template matching and the </w:t>
+      </w:r>
+      <w:proofErr w:type="gramStart"/>
+      <w:r>
+        <w:rPr>
+          <w:rFonts w:ascii="Times New Roman" w:hAnsi="Times New Roman" w:cs="Times New Roman"/>
+        </w:rPr>
+        <w:t>appearance based</w:t>
+      </w:r>
+      <w:proofErr w:type="gramEnd"/>
+      <w:r>
+        <w:rPr>
+          <w:rFonts w:ascii="Times New Roman" w:hAnsi="Times New Roman" w:cs="Times New Roman"/>
+        </w:rPr>
+        <w:t xml:space="preserve"> technique in both face detection and face identification. It is important to highlight that different publications on techniques that are used in face identification exist.  Apart from template matching and </w:t>
+      </w:r>
+      <w:proofErr w:type="gramStart"/>
+      <w:r>
+        <w:rPr>
+          <w:rFonts w:ascii="Times New Roman" w:hAnsi="Times New Roman" w:cs="Times New Roman"/>
+        </w:rPr>
+        <w:t>appearance based</w:t>
+      </w:r>
+      <w:proofErr w:type="gramEnd"/>
+      <w:r>
+        <w:rPr>
+          <w:rFonts w:ascii="Times New Roman" w:hAnsi="Times New Roman" w:cs="Times New Roman"/>
+        </w:rPr>
+        <w:t xml:space="preserve"> methods, statistical approaches are also used in face identification.</w:t>
       </w:r>
     </w:p>
     <w:p>
       <w:pPr>
         <w:pStyle w:val="Heading4"/>
       </w:pPr>
-      <w:bookmarkStart w:id="25" w:name="_heading=h.xkn7eq5w1o4"/>
-      <w:bookmarkStart w:id="26" w:name="_Toc177409494"/>
-      <w:bookmarkEnd w:id="25"/>
+      <w:bookmarkStart w:id="23" w:name="_heading=h.xkn7eq5w1o4"/>
+      <w:bookmarkStart w:id="24" w:name="_Toc178527550"/>
+      <w:bookmarkEnd w:id="23"/>
       <w:r>
         <w:t>Template Matching</w:t>
       </w:r>
@@ -6837,7 +7029,7 @@
       <w:r>
         <w:t>/ Geometric Approaches</w:t>
       </w:r>
-      <w:bookmarkEnd w:id="26"/>
+      <w:bookmarkEnd w:id="24"/>
     </w:p>
     <w:p>
       <w:pPr>
@@ -6849,14 +7041,14 @@
           <w:rFonts w:ascii="Times New Roman" w:hAnsi="Times New Roman" w:cs="Times New Roman"/>
         </w:rPr>
         <w:tab/>
-        <w:t xml:space="preserve">The template matching or the geometric approach of facial recognition is similar to the template matching of the face detection step. However, the objective of the facial recognition step is </w:t>
+        <w:t xml:space="preserve">The template matching or the geometric approach of facial recognition is similar to the template matching of the face detection step. However, the objective of the facial recognition step is different from the objective in the face identification step. This owes to the reality that the objective </w:t>
       </w:r>
       <w:r>
         <w:rPr>
           <w:rFonts w:ascii="Times New Roman" w:hAnsi="Times New Roman" w:cs="Times New Roman"/>
         </w:rPr>
         <w:lastRenderedPageBreak/>
-        <w:t xml:space="preserve">different from the objective in the face identification step. This owes to the reality that the objective of the facial recognition step is to match a face to a known person while the objective in the face detection step is to identify whether an object in an image is a human face or not. Like in the face detection step, features like the eye, the nose, the chin, and the mouth are extracted from a human face before matching the features in question to a known face. Consider a face </w:t>
+        <w:t xml:space="preserve">of the facial recognition step is to match a face to a known person while the objective in the face detection step is to identify whether an object in an image is a human face or not. Like in the face detection step, features like the eye, the nose, the chin, and the mouth are extracted from a human face before matching the features in question to a known face. Consider a face </w:t>
       </w:r>
       <w:r>
         <w:rPr>
@@ -7008,13 +7200,13 @@
       <w:pPr>
         <w:pStyle w:val="Heading4"/>
       </w:pPr>
-      <w:bookmarkStart w:id="27" w:name="_heading=h.603n9ogh56ag"/>
-      <w:bookmarkStart w:id="28" w:name="_Toc177409495"/>
-      <w:bookmarkEnd w:id="27"/>
+      <w:bookmarkStart w:id="25" w:name="_heading=h.603n9ogh56ag"/>
+      <w:bookmarkStart w:id="26" w:name="_Toc178527551"/>
+      <w:bookmarkEnd w:id="25"/>
       <w:r>
         <w:t>Appearance Based Methods</w:t>
       </w:r>
-      <w:bookmarkEnd w:id="28"/>
+      <w:bookmarkEnd w:id="26"/>
     </w:p>
     <w:p>
       <w:pPr>
@@ -7026,14 +7218,14 @@
           <w:rFonts w:ascii="Times New Roman" w:hAnsi="Times New Roman" w:cs="Times New Roman"/>
         </w:rPr>
         <w:tab/>
-        <w:t xml:space="preserve">Appearance based methods of face identification work the same way they work for face detection with the difference being the purpose of the method. This owes to the fact that the entire face is used to identify a face but with an aim of matching a face to that of a known person. It is important to highlight that this technique could be classified into linear and non-linear methods. </w:t>
+        <w:t xml:space="preserve">Appearance based methods of face identification work the same way they work for face detection with the difference being the purpose of the method. This owes to the fact that the entire face is used to identify a face but with an aim of matching a face to that of a known person. It is important to highlight that this technique could be classified into linear and non-linear methods. Examples of linear methods include principal components analysis, independent component analysis, </w:t>
       </w:r>
       <w:r>
         <w:rPr>
           <w:rFonts w:ascii="Times New Roman" w:hAnsi="Times New Roman" w:cs="Times New Roman"/>
         </w:rPr>
         <w:lastRenderedPageBreak/>
-        <w:t xml:space="preserve">Examples of linear methods include principal components analysis, independent component analysis, linear discriminant analysis, and linear regression classifier. Non-linear methods include kernel principal component analysis, local linear embedding, and kernel linear discriminant analysis. In a nonlinear approach the input image is mapped into higher dimensional space in which the face is simplified and linear. In principal component analysis a number of images are taken using gray levels. Each image is mapped to a long vector of gray levels. Several views of each person are collected in the database during training. During recognition a vector corresponding to an unknown face is compared with all vectors in the database (Viegas et al., 2019). </w:t>
+        <w:t xml:space="preserve">linear discriminant analysis, and linear regression classifier. Non-linear methods include kernel principal component analysis, local linear embedding, and kernel linear discriminant analysis. In a nonlinear approach the input image is mapped into higher dimensional space in which the face is simplified and linear. In principal component analysis a number of images are taken using gray levels. Each image is mapped to a long vector of gray levels. Several views of each person are collected in the database during training. During recognition a vector corresponding to an unknown face is compared with all vectors in the database (Viegas et al., 2019). </w:t>
       </w:r>
     </w:p>
     <w:p>
@@ -7049,7 +7241,49 @@
           <w:rFonts w:ascii="Times New Roman" w:hAnsi="Times New Roman" w:cs="Times New Roman"/>
         </w:rPr>
         <w:tab/>
-        <w:t xml:space="preserve">It is imperative to mention that several authors have investigated the appearance based method for facial recognition. For instance, Struc and Pavesic (2009) examine the performance of appearance based methods subject to different environmental factors and conclude that the linear discriminant analysis produces the best results across different environmental conditions. Wu et al., (2018) also debate appearance based methods of facial recognition by examining facial expressions using the technique in question. The authors controlled for lighting conditions using a histogram equalization technique and a brightness preserving technique and concluded that the brightness preserving technique performs better than the histogram equalization technique. </w:t>
+        <w:t xml:space="preserve">It is imperative to mention that several authors have investigated the </w:t>
+      </w:r>
+      <w:proofErr w:type="gramStart"/>
+      <w:r>
+        <w:rPr>
+          <w:rFonts w:ascii="Times New Roman" w:hAnsi="Times New Roman" w:cs="Times New Roman"/>
+        </w:rPr>
+        <w:t>appearance based</w:t>
+      </w:r>
+      <w:proofErr w:type="gramEnd"/>
+      <w:r>
+        <w:rPr>
+          <w:rFonts w:ascii="Times New Roman" w:hAnsi="Times New Roman" w:cs="Times New Roman"/>
+        </w:rPr>
+        <w:t xml:space="preserve"> method for facial recognition. For instance, Struc and Pavesic (2009) examine the performance of </w:t>
+      </w:r>
+      <w:proofErr w:type="gramStart"/>
+      <w:r>
+        <w:rPr>
+          <w:rFonts w:ascii="Times New Roman" w:hAnsi="Times New Roman" w:cs="Times New Roman"/>
+        </w:rPr>
+        <w:t>appearance based</w:t>
+      </w:r>
+      <w:proofErr w:type="gramEnd"/>
+      <w:r>
+        <w:rPr>
+          <w:rFonts w:ascii="Times New Roman" w:hAnsi="Times New Roman" w:cs="Times New Roman"/>
+        </w:rPr>
+        <w:t xml:space="preserve"> methods subject to different environmental factors and conclude that the linear discriminant analysis produces the best results across different environmental conditions. Wu et al., (2018) also debate </w:t>
+      </w:r>
+      <w:proofErr w:type="gramStart"/>
+      <w:r>
+        <w:rPr>
+          <w:rFonts w:ascii="Times New Roman" w:hAnsi="Times New Roman" w:cs="Times New Roman"/>
+        </w:rPr>
+        <w:t>appearance based</w:t>
+      </w:r>
+      <w:proofErr w:type="gramEnd"/>
+      <w:r>
+        <w:rPr>
+          <w:rFonts w:ascii="Times New Roman" w:hAnsi="Times New Roman" w:cs="Times New Roman"/>
+        </w:rPr>
+        <w:t xml:space="preserve"> methods of facial recognition by examining facial expressions using the technique in question. The authors controlled for lighting conditions using a histogram equalization technique and a brightness preserving technique and concluded that the brightness preserving technique performs better than the histogram equalization technique. </w:t>
       </w:r>
       <w:proofErr w:type="spellStart"/>
       <w:r>
@@ -7063,28 +7297,42 @@
         <w:rPr>
           <w:rFonts w:ascii="Times New Roman" w:hAnsi="Times New Roman" w:cs="Times New Roman"/>
         </w:rPr>
-        <w:t xml:space="preserve"> (2019) also examines appearance based methods of facial recognition by discussing the principal components analysis, independent component analysis, linear discriminant analysis methods used in facial recognition. A drawback for this method is that it is challenging to find an efficient combination of dimensionality reduction technique and classifier. </w:t>
-      </w:r>
-      <w:bookmarkStart w:id="29" w:name="_heading=h.ljdder1spgws"/>
+        <w:t xml:space="preserve"> (2019) also examines </w:t>
+      </w:r>
+      <w:proofErr w:type="gramStart"/>
+      <w:r>
+        <w:rPr>
+          <w:rFonts w:ascii="Times New Roman" w:hAnsi="Times New Roman" w:cs="Times New Roman"/>
+        </w:rPr>
+        <w:t>appearance based</w:t>
+      </w:r>
+      <w:proofErr w:type="gramEnd"/>
+      <w:r>
+        <w:rPr>
+          <w:rFonts w:ascii="Times New Roman" w:hAnsi="Times New Roman" w:cs="Times New Roman"/>
+        </w:rPr>
+        <w:t xml:space="preserve"> methods of facial recognition by discussing the principal components analysis, independent component analysis, linear discriminant analysis methods used in facial recognition. A drawback for this method is that it is challenging to find an efficient combination of dimensionality reduction technique and classifier. </w:t>
+      </w:r>
+      <w:bookmarkStart w:id="27" w:name="_heading=h.ljdder1spgws"/>
+      <w:bookmarkEnd w:id="27"/>
+    </w:p>
+    <w:p>
+      <w:pPr>
+        <w:pStyle w:val="Heading2"/>
+      </w:pPr>
+      <w:bookmarkStart w:id="28" w:name="_heading=h.9gict8km0erz"/>
+      <w:bookmarkStart w:id="29" w:name="_Toc178527552"/>
+      <w:bookmarkEnd w:id="28"/>
+      <w:r>
+        <w:t xml:space="preserve">Types </w:t>
+      </w:r>
+      <w:r>
+        <w:t xml:space="preserve">of </w:t>
+      </w:r>
+      <w:r>
+        <w:t>Neural Networks</w:t>
+      </w:r>
       <w:bookmarkEnd w:id="29"/>
-    </w:p>
-    <w:p>
-      <w:pPr>
-        <w:pStyle w:val="Heading2"/>
-      </w:pPr>
-      <w:bookmarkStart w:id="30" w:name="_heading=h.9gict8km0erz"/>
-      <w:bookmarkStart w:id="31" w:name="_Toc177409496"/>
-      <w:bookmarkEnd w:id="30"/>
-      <w:r>
-        <w:t xml:space="preserve">Types </w:t>
-      </w:r>
-      <w:r>
-        <w:t xml:space="preserve">of </w:t>
-      </w:r>
-      <w:r>
-        <w:t>Neural Networks</w:t>
-      </w:r>
-      <w:bookmarkEnd w:id="31"/>
     </w:p>
     <w:p>
       <w:pPr>
@@ -7113,13 +7361,13 @@
       <w:pPr>
         <w:pStyle w:val="Heading3"/>
       </w:pPr>
-      <w:bookmarkStart w:id="32" w:name="_heading=h.wgtdmttqie3v"/>
-      <w:bookmarkStart w:id="33" w:name="_Toc177409497"/>
-      <w:bookmarkEnd w:id="32"/>
+      <w:bookmarkStart w:id="30" w:name="_heading=h.wgtdmttqie3v"/>
+      <w:bookmarkStart w:id="31" w:name="_Toc178527553"/>
+      <w:bookmarkEnd w:id="30"/>
       <w:r>
         <w:t>Multiple Layer Neural Network</w:t>
       </w:r>
-      <w:bookmarkEnd w:id="33"/>
+      <w:bookmarkEnd w:id="31"/>
     </w:p>
     <w:p>
       <w:pPr>
@@ -7252,11 +7500,11 @@
       <w:pPr>
         <w:pStyle w:val="Heading3"/>
       </w:pPr>
-      <w:bookmarkStart w:id="34" w:name="_Toc177409498"/>
+      <w:bookmarkStart w:id="32" w:name="_Toc178527554"/>
       <w:r>
         <w:t>Convolution Neural Networks</w:t>
       </w:r>
-      <w:bookmarkEnd w:id="34"/>
+      <w:bookmarkEnd w:id="32"/>
     </w:p>
     <w:p>
       <w:pPr>
@@ -7364,11 +7612,11 @@
       <w:pPr>
         <w:pStyle w:val="Heading4"/>
       </w:pPr>
-      <w:bookmarkStart w:id="35" w:name="_Toc177409499"/>
+      <w:bookmarkStart w:id="33" w:name="_Toc178527555"/>
       <w:r>
         <w:t>Padding in Convolution Neural Networks</w:t>
       </w:r>
-      <w:bookmarkEnd w:id="35"/>
+      <w:bookmarkEnd w:id="33"/>
     </w:p>
     <w:p>
       <w:pPr>
@@ -7399,14 +7647,19 @@
     </w:p>
     <w:p>
       <w:pPr>
-        <w:pStyle w:val="Heading5"/>
-      </w:pPr>
-      <w:bookmarkStart w:id="36" w:name="_Toc177409500"/>
-      <w:r>
+        <w:rPr>
+          <w:b/>
+          <w:bCs/>
+        </w:rPr>
+      </w:pPr>
+      <w:r>
+        <w:rPr>
+          <w:b/>
+          <w:bCs/>
+        </w:rPr>
         <w:lastRenderedPageBreak/>
         <w:t>Types of Padding</w:t>
       </w:r>
-      <w:bookmarkEnd w:id="36"/>
     </w:p>
     <w:p>
       <w:pPr>
@@ -7514,7 +7767,7 @@
                                 <w:noProof/>
                               </w:rPr>
                             </w:pPr>
-                            <w:bookmarkStart w:id="37" w:name="_Toc177418714"/>
+                            <w:bookmarkStart w:id="34" w:name="_Toc177418714"/>
                             <w:r>
                               <w:t xml:space="preserve">Figure </w:t>
                             </w:r>
@@ -7560,7 +7813,7 @@
                             <w:r>
                               <w:t>: Zero Padding</w:t>
                             </w:r>
-                            <w:bookmarkEnd w:id="37"/>
+                            <w:bookmarkEnd w:id="34"/>
                           </w:p>
                         </w:txbxContent>
                       </wps:txbx>
@@ -7592,7 +7845,7 @@
                           <w:noProof/>
                         </w:rPr>
                       </w:pPr>
-                      <w:bookmarkStart w:id="38" w:name="_Toc177418714"/>
+                      <w:bookmarkStart w:id="35" w:name="_Toc177418714"/>
                       <w:r>
                         <w:t xml:space="preserve">Figure </w:t>
                       </w:r>
@@ -7638,7 +7891,7 @@
                       <w:r>
                         <w:t>: Zero Padding</w:t>
                       </w:r>
-                      <w:bookmarkEnd w:id="38"/>
+                      <w:bookmarkEnd w:id="35"/>
                     </w:p>
                   </w:txbxContent>
                 </v:textbox>
@@ -7861,7 +8114,7 @@
                                 <w:color w:val="000000"/>
                               </w:rPr>
                             </w:pPr>
-                            <w:bookmarkStart w:id="39" w:name="_Toc177418715"/>
+                            <w:bookmarkStart w:id="36" w:name="_Toc177418715"/>
                             <w:r>
                               <w:t xml:space="preserve">Figure </w:t>
                             </w:r>
@@ -7907,7 +8160,7 @@
                             <w:r>
                               <w:t>: Reflection Padding</w:t>
                             </w:r>
-                            <w:bookmarkEnd w:id="39"/>
+                            <w:bookmarkEnd w:id="36"/>
                           </w:p>
                         </w:txbxContent>
                       </wps:txbx>
@@ -7936,7 +8189,7 @@
                           <w:color w:val="000000"/>
                         </w:rPr>
                       </w:pPr>
-                      <w:bookmarkStart w:id="40" w:name="_Toc177418715"/>
+                      <w:bookmarkStart w:id="37" w:name="_Toc177418715"/>
                       <w:r>
                         <w:t xml:space="preserve">Figure </w:t>
                       </w:r>
@@ -7982,7 +8235,7 @@
                       <w:r>
                         <w:t>: Reflection Padding</w:t>
                       </w:r>
-                      <w:bookmarkEnd w:id="40"/>
+                      <w:bookmarkEnd w:id="37"/>
                     </w:p>
                   </w:txbxContent>
                 </v:textbox>
@@ -8201,7 +8454,7 @@
                                 <w:color w:val="000000"/>
                               </w:rPr>
                             </w:pPr>
-                            <w:bookmarkStart w:id="41" w:name="_Toc177418716"/>
+                            <w:bookmarkStart w:id="38" w:name="_Toc177418716"/>
                             <w:r>
                               <w:t xml:space="preserve">Figure </w:t>
                             </w:r>
@@ -8247,7 +8500,7 @@
                             <w:r>
                               <w:t>: Replication Padding</w:t>
                             </w:r>
-                            <w:bookmarkEnd w:id="41"/>
+                            <w:bookmarkEnd w:id="38"/>
                           </w:p>
                         </w:txbxContent>
                       </wps:txbx>
@@ -8276,7 +8529,7 @@
                           <w:color w:val="000000"/>
                         </w:rPr>
                       </w:pPr>
-                      <w:bookmarkStart w:id="42" w:name="_Toc177418716"/>
+                      <w:bookmarkStart w:id="39" w:name="_Toc177418716"/>
                       <w:r>
                         <w:t xml:space="preserve">Figure </w:t>
                       </w:r>
@@ -8322,7 +8575,7 @@
                       <w:r>
                         <w:t>: Replication Padding</w:t>
                       </w:r>
-                      <w:bookmarkEnd w:id="42"/>
+                      <w:bookmarkEnd w:id="39"/>
                     </w:p>
                   </w:txbxContent>
                 </v:textbox>
@@ -8551,7 +8804,7 @@
                                 <w:color w:val="000000"/>
                               </w:rPr>
                             </w:pPr>
-                            <w:bookmarkStart w:id="43" w:name="_Toc177418717"/>
+                            <w:bookmarkStart w:id="40" w:name="_Toc177418717"/>
                             <w:r>
                               <w:t xml:space="preserve">Figure </w:t>
                             </w:r>
@@ -8597,7 +8850,7 @@
                             <w:r>
                               <w:t>: Circular Padding</w:t>
                             </w:r>
-                            <w:bookmarkEnd w:id="43"/>
+                            <w:bookmarkEnd w:id="40"/>
                           </w:p>
                         </w:txbxContent>
                       </wps:txbx>
@@ -8626,7 +8879,7 @@
                           <w:color w:val="000000"/>
                         </w:rPr>
                       </w:pPr>
-                      <w:bookmarkStart w:id="44" w:name="_Toc177418717"/>
+                      <w:bookmarkStart w:id="41" w:name="_Toc177418717"/>
                       <w:r>
                         <w:t xml:space="preserve">Figure </w:t>
                       </w:r>
@@ -8672,7 +8925,7 @@
                       <w:r>
                         <w:t>: Circular Padding</w:t>
                       </w:r>
-                      <w:bookmarkEnd w:id="44"/>
+                      <w:bookmarkEnd w:id="41"/>
                     </w:p>
                   </w:txbxContent>
                 </v:textbox>
@@ -8874,7 +9127,7 @@
                                 <w:noProof/>
                               </w:rPr>
                             </w:pPr>
-                            <w:bookmarkStart w:id="45" w:name="_Toc177418718"/>
+                            <w:bookmarkStart w:id="42" w:name="_Toc177418718"/>
                             <w:r>
                               <w:t xml:space="preserve">Figure </w:t>
                             </w:r>
@@ -8920,7 +9173,7 @@
                             <w:r>
                               <w:t>: Sequence Padding</w:t>
                             </w:r>
-                            <w:bookmarkEnd w:id="45"/>
+                            <w:bookmarkEnd w:id="42"/>
                           </w:p>
                         </w:txbxContent>
                       </wps:txbx>
@@ -8948,7 +9201,7 @@
                           <w:noProof/>
                         </w:rPr>
                       </w:pPr>
-                      <w:bookmarkStart w:id="46" w:name="_Toc177418718"/>
+                      <w:bookmarkStart w:id="43" w:name="_Toc177418718"/>
                       <w:r>
                         <w:t xml:space="preserve">Figure </w:t>
                       </w:r>
@@ -8994,7 +9247,7 @@
                       <w:r>
                         <w:t>: Sequence Padding</w:t>
                       </w:r>
-                      <w:bookmarkEnd w:id="46"/>
+                      <w:bookmarkEnd w:id="43"/>
                     </w:p>
                   </w:txbxContent>
                 </v:textbox>
@@ -9059,7 +9312,21 @@
           <w:color w:val="000000"/>
         </w:rPr>
         <w:tab/>
-        <w:t xml:space="preserve">An array of studies have been published either introducing new padding strategies or applying the already existing padding techniques on different problems. For </w:t>
+        <w:t xml:space="preserve">An array of studies </w:t>
+      </w:r>
+      <w:proofErr w:type="gramStart"/>
+      <w:r>
+        <w:rPr>
+          <w:color w:val="000000"/>
+        </w:rPr>
+        <w:t>have</w:t>
+      </w:r>
+      <w:proofErr w:type="gramEnd"/>
+      <w:r>
+        <w:rPr>
+          <w:color w:val="000000"/>
+        </w:rPr>
+        <w:t xml:space="preserve"> been published either introducing new padding strategies or applying the already existing padding techniques on different problems. For </w:t>
       </w:r>
       <w:r>
         <w:rPr>
@@ -9148,13 +9415,27 @@
         <w:rPr>
           <w:color w:val="000000"/>
         </w:rPr>
-        <w:t>-padding and pre-padding improve the accuracy of LSTMs but not CNNs because the architecture of CNNs forgets effects of time series variations. Tang et al., (2019) also investigate the effect of invalid and same padding using Pre-</w:t>
-      </w:r>
+        <w:t xml:space="preserve">-padding and pre-padding improve the accuracy of LSTMs but not CNNs because the architecture of CNNs forgets effects of time series variations. Tang et al., (2019) also investigate the effect of invalid and same padding using </w:t>
+      </w:r>
+      <w:proofErr w:type="gramStart"/>
       <w:r>
         <w:rPr>
           <w:color w:val="000000"/>
         </w:rPr>
-        <w:t>trained CNNs</w:t>
+        <w:t>Pre-</w:t>
+      </w:r>
+      <w:r>
+        <w:rPr>
+          <w:color w:val="000000"/>
+        </w:rPr>
+        <w:t>trained</w:t>
+      </w:r>
+      <w:proofErr w:type="gramEnd"/>
+      <w:r>
+        <w:rPr>
+          <w:color w:val="000000"/>
+        </w:rPr>
+        <w:t xml:space="preserve"> CNNs</w:t>
       </w:r>
       <w:r>
         <w:rPr>
@@ -9242,14 +9523,14 @@
       <w:r>
         <w:t xml:space="preserve"> </w:t>
       </w:r>
-      <w:bookmarkStart w:id="47" w:name="_Toc177409501"/>
+      <w:bookmarkStart w:id="44" w:name="_Toc178527556"/>
       <w:r>
         <w:rPr>
           <w:lang w:val="en-KE"/>
         </w:rPr>
         <w:t>Facial Recognition Datasets</w:t>
       </w:r>
-      <w:bookmarkEnd w:id="47"/>
+      <w:bookmarkEnd w:id="44"/>
     </w:p>
     <w:p>
       <w:pPr>
@@ -9266,11 +9547,19 @@
         <w:tab/>
         <w:t xml:space="preserve">An array of studies </w:t>
       </w:r>
+      <w:proofErr w:type="gramStart"/>
       <w:r>
         <w:rPr>
           <w:lang w:val="en-KE"/>
         </w:rPr>
-        <w:t>have been</w:t>
+        <w:t>have</w:t>
+      </w:r>
+      <w:proofErr w:type="gramEnd"/>
+      <w:r>
+        <w:rPr>
+          <w:lang w:val="en-KE"/>
+        </w:rPr>
+        <w:t xml:space="preserve"> been</w:t>
       </w:r>
       <w:r>
         <w:rPr>
@@ -9347,7 +9636,7 @@
           <w:lang w:val="en-KE"/>
         </w:rPr>
       </w:pPr>
-      <w:bookmarkStart w:id="48" w:name="_Toc177409502"/>
+      <w:bookmarkStart w:id="45" w:name="_Toc178527557"/>
       <w:r>
         <w:rPr>
           <w:lang w:val="en-KE"/>
@@ -9360,7 +9649,7 @@
         </w:rPr>
         <w:t xml:space="preserve"> Dataset</w:t>
       </w:r>
-      <w:bookmarkEnd w:id="48"/>
+      <w:bookmarkEnd w:id="45"/>
     </w:p>
     <w:p>
       <w:pPr>
@@ -9451,14 +9740,14 @@
           <w:lang w:val="en-KE"/>
         </w:rPr>
       </w:pPr>
-      <w:bookmarkStart w:id="49" w:name="_Toc177409503"/>
+      <w:bookmarkStart w:id="46" w:name="_Toc178527558"/>
       <w:r>
         <w:rPr>
           <w:lang w:val="en-KE"/>
         </w:rPr>
         <w:t>VGGFACE</w:t>
       </w:r>
-      <w:bookmarkEnd w:id="49"/>
+      <w:bookmarkEnd w:id="46"/>
     </w:p>
     <w:p>
       <w:pPr>
@@ -9544,14 +9833,14 @@
           <w:lang w:val="en-KE"/>
         </w:rPr>
       </w:pPr>
-      <w:bookmarkStart w:id="50" w:name="_Toc177409504"/>
+      <w:bookmarkStart w:id="47" w:name="_Toc178527559"/>
       <w:r>
         <w:rPr>
           <w:lang w:val="en-KE"/>
         </w:rPr>
         <w:t>KomNET Face Dataset</w:t>
       </w:r>
-      <w:bookmarkEnd w:id="50"/>
+      <w:bookmarkEnd w:id="47"/>
     </w:p>
     <w:p>
       <w:pPr>
@@ -9682,11 +9971,11 @@
       <w:pPr>
         <w:pStyle w:val="Heading2"/>
       </w:pPr>
-      <w:bookmarkStart w:id="51" w:name="_Toc177409505"/>
+      <w:bookmarkStart w:id="48" w:name="_Toc178527560"/>
       <w:r>
         <w:t>Facial Recognition Architectures</w:t>
       </w:r>
-      <w:bookmarkEnd w:id="51"/>
+      <w:bookmarkEnd w:id="48"/>
     </w:p>
     <w:p>
       <w:pPr>
@@ -9738,7 +10027,7 @@
           <w:lang w:val="en-KE"/>
         </w:rPr>
       </w:pPr>
-      <w:bookmarkStart w:id="52" w:name="_Toc177409506"/>
+      <w:bookmarkStart w:id="49" w:name="_Toc178527561"/>
       <w:r>
         <w:rPr>
           <w:lang w:val="en-KE"/>
@@ -9757,7 +10046,7 @@
       <w:r>
         <w:t>et</w:t>
       </w:r>
-      <w:bookmarkEnd w:id="52"/>
+      <w:bookmarkEnd w:id="49"/>
     </w:p>
     <w:p>
       <w:pPr>
@@ -9808,11 +10097,11 @@
       <w:pPr>
         <w:pStyle w:val="Heading3"/>
       </w:pPr>
-      <w:bookmarkStart w:id="53" w:name="_Toc177409507"/>
+      <w:bookmarkStart w:id="50" w:name="_Toc178527562"/>
       <w:r>
         <w:t>DeepFace</w:t>
       </w:r>
-      <w:bookmarkEnd w:id="53"/>
+      <w:bookmarkEnd w:id="50"/>
     </w:p>
     <w:p>
       <w:pPr>
@@ -9940,7 +10229,7 @@
         <w:pStyle w:val="Caption"/>
         <w:jc w:val="center"/>
       </w:pPr>
-      <w:bookmarkStart w:id="54" w:name="_Toc177418719"/>
+      <w:bookmarkStart w:id="51" w:name="_Toc177418719"/>
       <w:r>
         <w:t xml:space="preserve">Figure </w:t>
       </w:r>
@@ -9986,7 +10275,7 @@
       <w:r>
         <w:t>: Face Alignment</w:t>
       </w:r>
-      <w:bookmarkEnd w:id="54"/>
+      <w:bookmarkEnd w:id="51"/>
     </w:p>
     <w:p>
       <w:pPr>
@@ -10049,7 +10338,7 @@
           <w:rFonts w:ascii="Times New Roman" w:hAnsi="Times New Roman" w:cs="Times New Roman"/>
         </w:rPr>
       </w:pPr>
-      <w:bookmarkStart w:id="55" w:name="_Toc177409508"/>
+      <w:bookmarkStart w:id="52" w:name="_Toc178527563"/>
       <w:r>
         <w:rPr>
           <w:rFonts w:ascii="Times New Roman" w:hAnsi="Times New Roman" w:cs="Times New Roman"/>
@@ -10057,7 +10346,7 @@
         <w:lastRenderedPageBreak/>
         <w:t>Chapter Three</w:t>
       </w:r>
-      <w:bookmarkEnd w:id="55"/>
+      <w:bookmarkEnd w:id="52"/>
     </w:p>
     <w:p>
       <w:pPr>
@@ -10067,19 +10356,21 @@
           <w:numId w:val="0"/>
         </w:numPr>
       </w:pPr>
+      <w:bookmarkStart w:id="53" w:name="_Toc178527564"/>
       <w:r>
         <w:t>Methodology</w:t>
       </w:r>
+      <w:bookmarkEnd w:id="53"/>
     </w:p>
     <w:p>
       <w:pPr>
         <w:pStyle w:val="Heading2"/>
       </w:pPr>
-      <w:bookmarkStart w:id="56" w:name="_Toc177409509"/>
+      <w:bookmarkStart w:id="54" w:name="_Toc178527565"/>
       <w:r>
         <w:t>Artificial Neural Networks</w:t>
       </w:r>
-      <w:bookmarkEnd w:id="56"/>
+      <w:bookmarkEnd w:id="54"/>
     </w:p>
     <w:p>
       <w:pPr>
@@ -10091,7 +10382,21 @@
           <w:rFonts w:ascii="Times New Roman" w:hAnsi="Times New Roman" w:cs="Times New Roman"/>
         </w:rPr>
         <w:tab/>
-        <w:t>Artificial neural networks is a machine learning technique that tries to imitate the intelligence of a human brain. The human brain contains neurons that are connected to one another through axons and dendrites. The connecting region between axons and dendrites is called a synapse. The strength of synaptic connections often changes due to changes in external stimuli, which in turn influence how learning occurs in the human brain</w:t>
+        <w:t xml:space="preserve">Artificial neural networks </w:t>
+      </w:r>
+      <w:proofErr w:type="gramStart"/>
+      <w:r>
+        <w:rPr>
+          <w:rFonts w:ascii="Times New Roman" w:hAnsi="Times New Roman" w:cs="Times New Roman"/>
+        </w:rPr>
+        <w:t>is</w:t>
+      </w:r>
+      <w:proofErr w:type="gramEnd"/>
+      <w:r>
+        <w:rPr>
+          <w:rFonts w:ascii="Times New Roman" w:hAnsi="Times New Roman" w:cs="Times New Roman"/>
+        </w:rPr>
+        <w:t xml:space="preserve"> a machine learning technique that tries to imitate the intelligence of a human brain. The human brain contains neurons that are connected to one another through axons and dendrites. The connecting region between axons and dendrites is called a synapse. The strength of synaptic connections often changes due to changes in external stimuli, which in turn influence how learning occurs in the human brain</w:t>
       </w:r>
       <w:r>
         <w:rPr>
@@ -10163,7 +10468,7 @@
                                 <w:noProof/>
                               </w:rPr>
                             </w:pPr>
-                            <w:bookmarkStart w:id="57" w:name="_Toc177418720"/>
+                            <w:bookmarkStart w:id="55" w:name="_Toc177418720"/>
                             <w:r>
                               <w:t xml:space="preserve">Figure </w:t>
                             </w:r>
@@ -10209,7 +10514,7 @@
                             <w:r>
                               <w:t>: Artificial Neural Network</w:t>
                             </w:r>
-                            <w:bookmarkEnd w:id="57"/>
+                            <w:bookmarkEnd w:id="55"/>
                           </w:p>
                         </w:txbxContent>
                       </wps:txbx>
@@ -10238,7 +10543,7 @@
                           <w:noProof/>
                         </w:rPr>
                       </w:pPr>
-                      <w:bookmarkStart w:id="58" w:name="_Toc177418720"/>
+                      <w:bookmarkStart w:id="56" w:name="_Toc177418720"/>
                       <w:r>
                         <w:t xml:space="preserve">Figure </w:t>
                       </w:r>
@@ -10284,7 +10589,7 @@
                       <w:r>
                         <w:t>: Artificial Neural Network</w:t>
                       </w:r>
-                      <w:bookmarkEnd w:id="58"/>
+                      <w:bookmarkEnd w:id="56"/>
                     </w:p>
                   </w:txbxContent>
                 </v:textbox>
@@ -10986,7 +11291,7 @@
                                 <w:noProof/>
                               </w:rPr>
                             </w:pPr>
-                            <w:bookmarkStart w:id="59" w:name="_Toc177418721"/>
+                            <w:bookmarkStart w:id="57" w:name="_Toc177418721"/>
                             <w:r>
                               <w:t xml:space="preserve">Figure </w:t>
                             </w:r>
@@ -11032,7 +11337,7 @@
                             <w:r>
                               <w:t>: An Artificial Neural Network with a Bias</w:t>
                             </w:r>
-                            <w:bookmarkEnd w:id="59"/>
+                            <w:bookmarkEnd w:id="57"/>
                           </w:p>
                         </w:txbxContent>
                       </wps:txbx>
@@ -11064,7 +11369,7 @@
                           <w:noProof/>
                         </w:rPr>
                       </w:pPr>
-                      <w:bookmarkStart w:id="60" w:name="_Toc177418721"/>
+                      <w:bookmarkStart w:id="58" w:name="_Toc177418721"/>
                       <w:r>
                         <w:t xml:space="preserve">Figure </w:t>
                       </w:r>
@@ -11110,7 +11415,7 @@
                       <w:r>
                         <w:t>: An Artificial Neural Network with a Bias</w:t>
                       </w:r>
-                      <w:bookmarkEnd w:id="60"/>
+                      <w:bookmarkEnd w:id="58"/>
                     </w:p>
                   </w:txbxContent>
                 </v:textbox>
@@ -11244,7 +11549,21 @@
         <w:rPr>
           <w:rFonts w:ascii="Times New Roman" w:hAnsi="Times New Roman" w:cs="Times New Roman"/>
         </w:rPr>
-        <w:t>) multiplied by the predictor variables X(X</w:t>
+        <w:t xml:space="preserve">) multiplied by the predictor variables </w:t>
+      </w:r>
+      <w:proofErr w:type="gramStart"/>
+      <w:r>
+        <w:rPr>
+          <w:rFonts w:ascii="Times New Roman" w:hAnsi="Times New Roman" w:cs="Times New Roman"/>
+        </w:rPr>
+        <w:t>X(</w:t>
+      </w:r>
+      <w:proofErr w:type="gramEnd"/>
+      <w:r>
+        <w:rPr>
+          <w:rFonts w:ascii="Times New Roman" w:hAnsi="Times New Roman" w:cs="Times New Roman"/>
+        </w:rPr>
+        <w:t>X</w:t>
       </w:r>
       <w:r>
         <w:rPr>
@@ -11544,11 +11863,11 @@
       <w:pPr>
         <w:pStyle w:val="Heading3"/>
       </w:pPr>
-      <w:bookmarkStart w:id="61" w:name="_Toc177409510"/>
+      <w:bookmarkStart w:id="59" w:name="_Toc178527566"/>
       <w:r>
         <w:t>Deriving the Backpropagation Algorithm</w:t>
       </w:r>
-      <w:bookmarkEnd w:id="61"/>
+      <w:bookmarkEnd w:id="59"/>
     </w:p>
     <w:p>
       <w:pPr>
@@ -11602,7 +11921,6 @@
         </w:rPr>
         <w:t xml:space="preserve"> be the weight matrices denoting the value of the synaptic weight that connects the j</w:t>
       </w:r>
-      <w:proofErr w:type="spellStart"/>
       <w:r>
         <w:rPr>
           <w:rFonts w:ascii="Times New Roman" w:hAnsi="Times New Roman" w:cs="Times New Roman"/>
@@ -11610,7 +11928,6 @@
         </w:rPr>
         <w:t>th</w:t>
       </w:r>
-      <w:proofErr w:type="spellEnd"/>
       <w:r>
         <w:rPr>
           <w:rFonts w:ascii="Times New Roman" w:hAnsi="Times New Roman" w:cs="Times New Roman"/>
@@ -11693,7 +12010,6 @@
         </w:rPr>
         <w:t xml:space="preserve"> Is the synaptic weight connecting the j</w:t>
       </w:r>
-      <w:proofErr w:type="spellStart"/>
       <w:r>
         <w:rPr>
           <w:rFonts w:ascii="Times New Roman" w:hAnsi="Times New Roman" w:cs="Times New Roman"/>
@@ -11701,7 +12017,6 @@
         </w:rPr>
         <w:t>th</w:t>
       </w:r>
-      <w:proofErr w:type="spellEnd"/>
       <w:r>
         <w:rPr>
           <w:rFonts w:ascii="Times New Roman" w:hAnsi="Times New Roman" w:cs="Times New Roman"/>
@@ -11784,7 +12099,6 @@
         </w:rPr>
         <w:t xml:space="preserve"> Is the synaptic weight connecting the j</w:t>
       </w:r>
-      <w:proofErr w:type="spellStart"/>
       <w:r>
         <w:rPr>
           <w:rFonts w:ascii="Times New Roman" w:hAnsi="Times New Roman" w:cs="Times New Roman"/>
@@ -11792,7 +12106,6 @@
         </w:rPr>
         <w:t>th</w:t>
       </w:r>
-      <w:proofErr w:type="spellEnd"/>
       <w:r>
         <w:rPr>
           <w:rFonts w:ascii="Times New Roman" w:hAnsi="Times New Roman" w:cs="Times New Roman"/>
@@ -11875,7 +12188,6 @@
         </w:rPr>
         <w:t xml:space="preserve"> Is the synaptic weight connecting the j</w:t>
       </w:r>
-      <w:proofErr w:type="spellStart"/>
       <w:r>
         <w:rPr>
           <w:rFonts w:ascii="Times New Roman" w:hAnsi="Times New Roman" w:cs="Times New Roman"/>
@@ -11883,7 +12195,6 @@
         </w:rPr>
         <w:t>th</w:t>
       </w:r>
-      <w:proofErr w:type="spellEnd"/>
       <w:r>
         <w:rPr>
           <w:rFonts w:ascii="Times New Roman" w:hAnsi="Times New Roman" w:cs="Times New Roman"/>
@@ -11967,7 +12278,7 @@
         <w:pStyle w:val="Caption"/>
         <w:jc w:val="center"/>
       </w:pPr>
-      <w:bookmarkStart w:id="62" w:name="_Toc177418722"/>
+      <w:bookmarkStart w:id="60" w:name="_Toc177418722"/>
       <w:r>
         <w:t xml:space="preserve">Figure </w:t>
       </w:r>
@@ -12013,7 +12324,7 @@
       <w:r>
         <w:t>: Image Showing an Artificial Neural Network</w:t>
       </w:r>
-      <w:bookmarkEnd w:id="62"/>
+      <w:bookmarkEnd w:id="60"/>
     </w:p>
     <w:p>
       <w:pPr>
@@ -12062,14 +12373,12 @@
       <w:r>
         <w:t xml:space="preserve"> be vectors whose elements denote the weighted inputs of the j</w:t>
       </w:r>
-      <w:proofErr w:type="spellStart"/>
       <w:r>
         <w:rPr>
           <w:vertAlign w:val="superscript"/>
         </w:rPr>
         <w:t>th</w:t>
       </w:r>
-      <w:proofErr w:type="spellEnd"/>
       <w:r>
         <w:t xml:space="preserve"> neuron of layer L and are defined as the following.</w:t>
       </w:r>
@@ -14859,14 +15168,12 @@
       <w:r>
         <w:t xml:space="preserve">  is the value produced by the jth output neuron of the network for the k</w:t>
       </w:r>
-      <w:proofErr w:type="spellStart"/>
       <w:r>
         <w:rPr>
           <w:vertAlign w:val="superscript"/>
         </w:rPr>
         <w:t>th</w:t>
       </w:r>
-      <w:proofErr w:type="spellEnd"/>
       <w:r>
         <w:t xml:space="preserve"> training sample, while </w:t>
       </w:r>
@@ -16407,8 +16714,17 @@
           <w:i w:val="0"/>
           <w:iCs w:val="0"/>
         </w:rPr>
-        <w:t xml:space="preserve">      (</w:t>
-      </w:r>
+        <w:t xml:space="preserve">   </w:t>
+      </w:r>
+      <w:proofErr w:type="gramStart"/>
+      <w:r>
+        <w:rPr>
+          <w:i w:val="0"/>
+          <w:iCs w:val="0"/>
+        </w:rPr>
+        <w:t xml:space="preserve">   (</w:t>
+      </w:r>
+      <w:proofErr w:type="gramEnd"/>
       <w:r>
         <w:rPr>
           <w:i w:val="0"/>
@@ -16685,8 +17001,17 @@
           <w:i w:val="0"/>
           <w:iCs w:val="0"/>
         </w:rPr>
-        <w:t xml:space="preserve">      (</w:t>
-      </w:r>
+        <w:t xml:space="preserve">   </w:t>
+      </w:r>
+      <w:proofErr w:type="gramStart"/>
+      <w:r>
+        <w:rPr>
+          <w:i w:val="0"/>
+          <w:iCs w:val="0"/>
+        </w:rPr>
+        <w:t xml:space="preserve">   (</w:t>
+      </w:r>
+      <w:proofErr w:type="gramEnd"/>
       <w:r>
         <w:rPr>
           <w:i w:val="0"/>
@@ -19098,8 +19423,17 @@
           <w:i w:val="0"/>
           <w:iCs w:val="0"/>
         </w:rPr>
-        <w:t xml:space="preserve">      (</w:t>
-      </w:r>
+        <w:t xml:space="preserve">   </w:t>
+      </w:r>
+      <w:proofErr w:type="gramStart"/>
+      <w:r>
+        <w:rPr>
+          <w:i w:val="0"/>
+          <w:iCs w:val="0"/>
+        </w:rPr>
+        <w:t xml:space="preserve">   (</w:t>
+      </w:r>
+      <w:proofErr w:type="gramEnd"/>
       <w:r>
         <w:rPr>
           <w:i w:val="0"/>
@@ -19406,7 +19740,11 @@
       </w:r>
       <w:r>
         <w:tab/>
-        <w:t xml:space="preserve">      </w:t>
+        <w:t xml:space="preserve">   </w:t>
+      </w:r>
+      <w:proofErr w:type="gramStart"/>
+      <w:r>
+        <w:t xml:space="preserve">   </w:t>
       </w:r>
       <w:r>
         <w:rPr>
@@ -19415,6 +19753,7 @@
         </w:rPr>
         <w:t>(</w:t>
       </w:r>
+      <w:proofErr w:type="gramEnd"/>
       <w:r>
         <w:rPr>
           <w:i w:val="0"/>
@@ -22057,8 +22396,13 @@
       <w:pPr>
         <w:spacing w:line="480" w:lineRule="auto"/>
       </w:pPr>
-      <w:r>
-        <w:t xml:space="preserve">Where </w:t>
+      <w:proofErr w:type="gramStart"/>
+      <w:r>
+        <w:t>Where</w:t>
+      </w:r>
+      <w:proofErr w:type="gramEnd"/>
+      <w:r>
+        <w:t xml:space="preserve"> </w:t>
       </w:r>
     </w:p>
     <w:p>
@@ -23565,8 +23909,17 @@
           <w:i w:val="0"/>
           <w:iCs w:val="0"/>
         </w:rPr>
-        <w:t xml:space="preserve">      (</w:t>
-      </w:r>
+        <w:t xml:space="preserve">   </w:t>
+      </w:r>
+      <w:proofErr w:type="gramStart"/>
+      <w:r>
+        <w:rPr>
+          <w:i w:val="0"/>
+          <w:iCs w:val="0"/>
+        </w:rPr>
+        <w:t xml:space="preserve">   (</w:t>
+      </w:r>
+      <w:proofErr w:type="gramEnd"/>
       <w:r>
         <w:rPr>
           <w:i w:val="0"/>
@@ -23875,7 +24228,11 @@
       </w:r>
       <w:r>
         <w:tab/>
-        <w:t xml:space="preserve">      </w:t>
+        <w:t xml:space="preserve">   </w:t>
+      </w:r>
+      <w:proofErr w:type="gramStart"/>
+      <w:r>
+        <w:t xml:space="preserve">   </w:t>
       </w:r>
       <w:r>
         <w:rPr>
@@ -23884,6 +24241,7 @@
         </w:rPr>
         <w:t>(</w:t>
       </w:r>
+      <w:proofErr w:type="gramEnd"/>
       <w:r>
         <w:rPr>
           <w:i w:val="0"/>
@@ -26537,8 +26895,13 @@
       <w:pPr>
         <w:spacing w:line="480" w:lineRule="auto"/>
       </w:pPr>
-      <w:r>
-        <w:t xml:space="preserve">Where </w:t>
+      <w:proofErr w:type="gramStart"/>
+      <w:r>
+        <w:t>Where</w:t>
+      </w:r>
+      <w:proofErr w:type="gramEnd"/>
+      <w:r>
+        <w:t xml:space="preserve"> </w:t>
       </w:r>
     </w:p>
     <w:p>
@@ -27331,11 +27694,11 @@
       <w:pPr>
         <w:pStyle w:val="Heading2"/>
       </w:pPr>
-      <w:bookmarkStart w:id="63" w:name="_Toc177409511"/>
+      <w:bookmarkStart w:id="61" w:name="_Toc178527567"/>
       <w:r>
         <w:t>Convolution Neural Network Architecture</w:t>
       </w:r>
-      <w:bookmarkEnd w:id="63"/>
+      <w:bookmarkEnd w:id="61"/>
     </w:p>
     <w:p>
       <w:pPr>
@@ -27410,9 +27773,9 @@
           <w:rFonts w:ascii="Times New Roman" w:hAnsi="Times New Roman" w:cs="Times New Roman"/>
         </w:rPr>
       </w:pPr>
-      <w:bookmarkStart w:id="64" w:name="_heading=h.ipnx3a8c2uud"/>
-      <w:bookmarkStart w:id="65" w:name="_Toc177409512"/>
-      <w:bookmarkEnd w:id="64"/>
+      <w:bookmarkStart w:id="62" w:name="_heading=h.ipnx3a8c2uud"/>
+      <w:bookmarkStart w:id="63" w:name="_Toc178527568"/>
+      <w:bookmarkEnd w:id="62"/>
       <w:r>
         <w:rPr>
           <w:rFonts w:ascii="Times New Roman" w:hAnsi="Times New Roman" w:cs="Times New Roman"/>
@@ -27420,7 +27783,7 @@
         <w:lastRenderedPageBreak/>
         <w:t>References</w:t>
       </w:r>
-      <w:bookmarkEnd w:id="65"/>
+      <w:bookmarkEnd w:id="63"/>
     </w:p>
     <w:p>
       <w:pPr>
@@ -28121,7 +28484,21 @@
         <w:rPr>
           <w:rFonts w:ascii="Times New Roman" w:hAnsi="Times New Roman" w:cs="Times New Roman"/>
         </w:rPr>
-        <w:t xml:space="preserve">Hinton, E. G., Osindero, O., and Teh, Y. (2006). A Fast Learning Algorithm for Deep Belief Nets. </w:t>
+        <w:t xml:space="preserve">Hinton, E. G., Osindero, O., and Teh, Y. (2006). A </w:t>
+      </w:r>
+      <w:proofErr w:type="gramStart"/>
+      <w:r>
+        <w:rPr>
+          <w:rFonts w:ascii="Times New Roman" w:hAnsi="Times New Roman" w:cs="Times New Roman"/>
+        </w:rPr>
+        <w:t>Fast Learning</w:t>
+      </w:r>
+      <w:proofErr w:type="gramEnd"/>
+      <w:r>
+        <w:rPr>
+          <w:rFonts w:ascii="Times New Roman" w:hAnsi="Times New Roman" w:cs="Times New Roman"/>
+        </w:rPr>
+        <w:t xml:space="preserve"> Algorithm for Deep Belief Nets. </w:t>
       </w:r>
     </w:p>
     <w:p>
@@ -29664,18 +30041,22 @@
       <w:pPr>
         <w:pStyle w:val="Heading1"/>
       </w:pPr>
+      <w:bookmarkStart w:id="64" w:name="_Toc178527569"/>
       <w:r>
         <w:lastRenderedPageBreak/>
         <w:t>Appendix</w:t>
       </w:r>
+      <w:bookmarkEnd w:id="64"/>
     </w:p>
     <w:p>
       <w:pPr>
         <w:pStyle w:val="Heading2"/>
       </w:pPr>
+      <w:bookmarkStart w:id="65" w:name="_Toc178527570"/>
       <w:r>
         <w:t>Appendix 1: Work Plan</w:t>
       </w:r>
+      <w:bookmarkEnd w:id="65"/>
     </w:p>
     <w:tbl>
       <w:tblPr>
@@ -33740,18 +34121,7 @@
                 <w:szCs w:val="22"/>
                 <w:lang w:val="en-KE" w:eastAsia="en-KE" w:bidi="ar-SA"/>
               </w:rPr>
-              <w:t>Defence</w:t>
-            </w:r>
-            <w:r>
-              <w:rPr>
-                <w:rFonts w:ascii="Calibri" w:eastAsia="Times New Roman" w:hAnsi="Calibri" w:cs="Calibri"/>
-                <w:color w:val="000000"/>
-                <w:kern w:val="0"/>
-                <w:sz w:val="22"/>
-                <w:szCs w:val="22"/>
-                <w:lang w:val="en-KE" w:eastAsia="en-KE" w:bidi="ar-SA"/>
-              </w:rPr>
-              <w:t xml:space="preserve"> of Thesis</w:t>
+              <w:t>Defence of Thesis</w:t>
             </w:r>
           </w:p>
         </w:tc>
@@ -34147,18 +34517,7 @@
                 <w:szCs w:val="22"/>
                 <w:lang w:val="en-KE" w:eastAsia="en-KE" w:bidi="ar-SA"/>
               </w:rPr>
-              <w:t xml:space="preserve">Inputs from </w:t>
-            </w:r>
-            <w:r>
-              <w:rPr>
-                <w:rFonts w:ascii="Calibri" w:eastAsia="Times New Roman" w:hAnsi="Calibri" w:cs="Calibri"/>
-                <w:color w:val="000000"/>
-                <w:kern w:val="0"/>
-                <w:sz w:val="22"/>
-                <w:szCs w:val="22"/>
-                <w:lang w:val="en-KE" w:eastAsia="en-KE" w:bidi="ar-SA"/>
-              </w:rPr>
-              <w:t>Panellists</w:t>
+              <w:t>Inputs from Panellists</w:t>
             </w:r>
           </w:p>
         </w:tc>
@@ -35277,9 +35636,11 @@
       <w:pPr>
         <w:pStyle w:val="Heading2"/>
       </w:pPr>
+      <w:bookmarkStart w:id="66" w:name="_Toc178527571"/>
       <w:r>
         <w:t>Appendix 2: Budget</w:t>
       </w:r>
+      <w:bookmarkEnd w:id="66"/>
     </w:p>
     <w:tbl>
       <w:tblPr>
@@ -35654,18 +36015,7 @@
                 <w:szCs w:val="22"/>
                 <w:lang w:val="en-KE" w:eastAsia="en-KE" w:bidi="ar-SA"/>
               </w:rPr>
-              <w:t>Smartphones</w:t>
-            </w:r>
-            <w:r>
-              <w:rPr>
-                <w:rFonts w:ascii="Calibri" w:eastAsia="Times New Roman" w:hAnsi="Calibri" w:cs="Calibri"/>
-                <w:color w:val="000000"/>
-                <w:kern w:val="0"/>
-                <w:sz w:val="22"/>
-                <w:szCs w:val="22"/>
-                <w:lang w:val="en-KE" w:eastAsia="en-KE" w:bidi="ar-SA"/>
-              </w:rPr>
-              <w:t xml:space="preserve"> for Data Collection</w:t>
+              <w:t>Smartphones for Data Collection</w:t>
             </w:r>
           </w:p>
         </w:tc>

--- a/mydocuments/Revision3/Sikolia_Thesis_Revision_3.docx
+++ b/mydocuments/Revision3/Sikolia_Thesis_Revision_3.docx
@@ -463,14 +463,6 @@
         </w:rPr>
         <w:t>Jomo Kenyatta University of Agriculture and Technology</w:t>
       </w:r>
-    </w:p>
-    <w:p>
-      <w:pPr>
-        <w:spacing w:line="480" w:lineRule="auto"/>
-        <w:rPr>
-          <w:rFonts w:ascii="Times New Roman" w:hAnsi="Times New Roman" w:cs="Times New Roman"/>
-        </w:rPr>
-      </w:pPr>
     </w:p>
     <w:p>
       <w:pPr>
@@ -5645,6 +5637,7 @@
     <w:p>
       <w:pPr>
         <w:pStyle w:val="BodyText"/>
+        <w:ind w:firstLine="720"/>
         <w:rPr>
           <w:rFonts w:ascii="Times New Roman" w:hAnsi="Times New Roman" w:cs="Times New Roman"/>
         </w:rPr>
@@ -5660,7 +5653,24 @@
           <w:rFonts w:ascii="Times New Roman" w:hAnsi="Times New Roman" w:cs="Times New Roman"/>
         </w:rPr>
         <w:tab/>
-        <w:t>…………………………………………………………….</w:t>
+      </w:r>
+      <w:r>
+        <w:rPr>
+          <w:rFonts w:ascii="Times New Roman" w:hAnsi="Times New Roman" w:cs="Times New Roman"/>
+        </w:rPr>
+        <w:tab/>
+      </w:r>
+      <w:r>
+        <w:rPr>
+          <w:rFonts w:ascii="Times New Roman" w:hAnsi="Times New Roman" w:cs="Times New Roman"/>
+        </w:rPr>
+        <w:t>………………………………</w:t>
+      </w:r>
+      <w:r>
+        <w:rPr>
+          <w:rFonts w:ascii="Times New Roman" w:hAnsi="Times New Roman" w:cs="Times New Roman"/>
+        </w:rPr>
+        <w:t>.</w:t>
       </w:r>
       <w:r>
         <w:rPr>
@@ -5673,6 +5683,7 @@
     <w:p>
       <w:pPr>
         <w:pStyle w:val="BodyText"/>
+        <w:ind w:firstLine="720"/>
         <w:rPr>
           <w:rFonts w:ascii="Times New Roman" w:hAnsi="Times New Roman" w:cs="Times New Roman"/>
         </w:rPr>
@@ -5688,8 +5699,33 @@
           <w:rFonts w:ascii="Times New Roman" w:hAnsi="Times New Roman" w:cs="Times New Roman"/>
         </w:rPr>
         <w:tab/>
-        <w:t>…………………………………………………………….</w:t>
-      </w:r>
+      </w:r>
+      <w:r>
+        <w:rPr>
+          <w:rFonts w:ascii="Times New Roman" w:hAnsi="Times New Roman" w:cs="Times New Roman"/>
+        </w:rPr>
+        <w:tab/>
+      </w:r>
+      <w:r>
+        <w:rPr>
+          <w:rFonts w:ascii="Times New Roman" w:hAnsi="Times New Roman" w:cs="Times New Roman"/>
+        </w:rPr>
+        <w:t>……………………………</w:t>
+      </w:r>
+      <w:proofErr w:type="gramStart"/>
+      <w:r>
+        <w:rPr>
+          <w:rFonts w:ascii="Times New Roman" w:hAnsi="Times New Roman" w:cs="Times New Roman"/>
+        </w:rPr>
+        <w:t>…</w:t>
+      </w:r>
+      <w:r>
+        <w:rPr>
+          <w:rFonts w:ascii="Times New Roman" w:hAnsi="Times New Roman" w:cs="Times New Roman"/>
+        </w:rPr>
+        <w:t>..</w:t>
+      </w:r>
+      <w:proofErr w:type="gramEnd"/>
       <w:r>
         <w:rPr>
           <w:rFonts w:ascii="Times New Roman" w:hAnsi="Times New Roman" w:cs="Times New Roman"/>
@@ -5701,6 +5737,7 @@
     <w:p>
       <w:pPr>
         <w:pStyle w:val="BodyText"/>
+        <w:ind w:firstLine="720"/>
         <w:rPr>
           <w:lang w:val="en-KE"/>
         </w:rPr>
@@ -5716,7 +5753,6 @@
           <w:rFonts w:ascii="Times New Roman" w:hAnsi="Times New Roman" w:cs="Times New Roman"/>
         </w:rPr>
         <w:tab/>
-        <w:t>…………………………………………………………….</w:t>
       </w:r>
       <w:r>
         <w:rPr>
@@ -5726,6 +5762,26 @@
       </w:r>
       <w:r>
         <w:rPr>
+          <w:rFonts w:ascii="Times New Roman" w:hAnsi="Times New Roman" w:cs="Times New Roman"/>
+        </w:rPr>
+        <w:t>……………………………</w:t>
+      </w:r>
+      <w:proofErr w:type="gramStart"/>
+      <w:r>
+        <w:rPr>
+          <w:rFonts w:ascii="Times New Roman" w:hAnsi="Times New Roman" w:cs="Times New Roman"/>
+        </w:rPr>
+        <w:t>…..</w:t>
+      </w:r>
+      <w:proofErr w:type="gramEnd"/>
+      <w:r>
+        <w:rPr>
+          <w:rFonts w:ascii="Times New Roman" w:hAnsi="Times New Roman" w:cs="Times New Roman"/>
+        </w:rPr>
+        <w:tab/>
+      </w:r>
+      <w:r>
+        <w:rPr>
           <w:lang w:val="en-KE"/>
         </w:rPr>
         <w:t>Disguised Faces in The Wild</w:t>
@@ -5734,6 +5790,7 @@
     <w:p>
       <w:pPr>
         <w:pStyle w:val="BodyText"/>
+        <w:ind w:firstLine="720"/>
         <w:rPr>
           <w:lang w:val="en-KE"/>
         </w:rPr>
@@ -5749,7 +5806,18 @@
           <w:lang w:val="en-KE"/>
         </w:rPr>
         <w:tab/>
-        <w:t>.............................................................................................</w:t>
+      </w:r>
+      <w:r>
+        <w:rPr>
+          <w:lang w:val="en-KE"/>
+        </w:rPr>
+        <w:tab/>
+      </w:r>
+      <w:r>
+        <w:rPr>
+          <w:lang w:val="en-KE"/>
+        </w:rPr>
+        <w:t>..................................................</w:t>
       </w:r>
       <w:r>
         <w:rPr>
@@ -5762,6 +5830,7 @@
     <w:p>
       <w:pPr>
         <w:pStyle w:val="BodyText"/>
+        <w:ind w:left="720"/>
         <w:rPr>
           <w:rFonts w:ascii="Times New Roman" w:hAnsi="Times New Roman" w:cs="Times New Roman"/>
         </w:rPr>
@@ -5777,7 +5846,24 @@
           <w:rFonts w:ascii="Times New Roman" w:hAnsi="Times New Roman" w:cs="Times New Roman"/>
         </w:rPr>
         <w:tab/>
-        <w:t>…………………………………………………………….</w:t>
+      </w:r>
+      <w:r>
+        <w:rPr>
+          <w:rFonts w:ascii="Times New Roman" w:hAnsi="Times New Roman" w:cs="Times New Roman"/>
+        </w:rPr>
+        <w:tab/>
+      </w:r>
+      <w:r>
+        <w:rPr>
+          <w:rFonts w:ascii="Times New Roman" w:hAnsi="Times New Roman" w:cs="Times New Roman"/>
+        </w:rPr>
+        <w:t>…………………………</w:t>
+      </w:r>
+      <w:r>
+        <w:rPr>
+          <w:rFonts w:ascii="Times New Roman" w:hAnsi="Times New Roman" w:cs="Times New Roman"/>
+        </w:rPr>
+        <w:t>……...</w:t>
       </w:r>
       <w:r>
         <w:rPr>
@@ -5790,6 +5876,7 @@
     <w:p>
       <w:pPr>
         <w:pStyle w:val="BodyText"/>
+        <w:ind w:firstLine="720"/>
         <w:rPr>
           <w:lang w:val="en-KE"/>
         </w:rPr>
@@ -5805,7 +5892,18 @@
           <w:lang w:val="en-KE"/>
         </w:rPr>
         <w:tab/>
-        <w:t>.............................................................................................</w:t>
+      </w:r>
+      <w:r>
+        <w:rPr>
+          <w:lang w:val="en-KE"/>
+        </w:rPr>
+        <w:tab/>
+      </w:r>
+      <w:r>
+        <w:rPr>
+          <w:lang w:val="en-KE"/>
+        </w:rPr>
+        <w:t>...................................................</w:t>
       </w:r>
       <w:r>
         <w:rPr>
@@ -5814,6 +5912,164 @@
         <w:tab/>
         <w:t>Visual Geometry Group</w:t>
       </w:r>
+    </w:p>
+    <w:p>
+      <w:pPr>
+        <w:pStyle w:val="BodyText"/>
+        <w:ind w:firstLine="720"/>
+        <w:rPr>
+          <w:lang w:val="en-KE"/>
+        </w:rPr>
+      </w:pPr>
+      <w:r>
+        <w:rPr>
+          <w:lang w:val="en-KE"/>
+        </w:rPr>
+        <w:t xml:space="preserve">VGG16 </w:t>
+      </w:r>
+      <w:r>
+        <w:rPr>
+          <w:lang w:val="en-KE"/>
+        </w:rPr>
+        <w:tab/>
+      </w:r>
+      <w:r>
+        <w:rPr>
+          <w:lang w:val="en-KE"/>
+        </w:rPr>
+        <w:t>....................................................</w:t>
+      </w:r>
+      <w:r>
+        <w:rPr>
+          <w:lang w:val="en-KE"/>
+        </w:rPr>
+        <w:tab/>
+        <w:t>Visual Geometry Group 16</w:t>
+      </w:r>
+    </w:p>
+    <w:p>
+      <w:pPr>
+        <w:pStyle w:val="BodyText"/>
+        <w:ind w:firstLine="720"/>
+        <w:rPr>
+          <w:lang w:val="en-KE"/>
+        </w:rPr>
+      </w:pPr>
+      <w:r>
+        <w:rPr>
+          <w:lang w:val="en-KE"/>
+        </w:rPr>
+        <w:t xml:space="preserve">VGG19 </w:t>
+      </w:r>
+      <w:r>
+        <w:rPr>
+          <w:lang w:val="en-KE"/>
+        </w:rPr>
+        <w:tab/>
+      </w:r>
+      <w:r>
+        <w:rPr>
+          <w:lang w:val="en-KE"/>
+        </w:rPr>
+        <w:t>....................................................</w:t>
+      </w:r>
+      <w:r>
+        <w:rPr>
+          <w:lang w:val="en-KE"/>
+        </w:rPr>
+        <w:tab/>
+        <w:t>Visual Geometry Group 19</w:t>
+      </w:r>
+    </w:p>
+    <w:p>
+      <w:pPr>
+        <w:pStyle w:val="BodyText"/>
+        <w:ind w:firstLine="720"/>
+        <w:rPr>
+          <w:lang w:val="en-KE"/>
+        </w:rPr>
+      </w:pPr>
+      <w:r>
+        <w:rPr>
+          <w:lang w:val="en-KE"/>
+        </w:rPr>
+        <w:t xml:space="preserve">VGGFACE </w:t>
+      </w:r>
+      <w:r>
+        <w:rPr>
+          <w:lang w:val="en-KE"/>
+        </w:rPr>
+        <w:tab/>
+      </w:r>
+      <w:r>
+        <w:rPr>
+          <w:lang w:val="en-KE"/>
+        </w:rPr>
+        <w:t>.....................................................</w:t>
+      </w:r>
+      <w:r>
+        <w:rPr>
+          <w:lang w:val="en-KE"/>
+        </w:rPr>
+        <w:tab/>
+        <w:t>Visual Geometry Group FACE</w:t>
+      </w:r>
+    </w:p>
+    <w:p>
+      <w:pPr>
+        <w:pStyle w:val="BodyText"/>
+        <w:ind w:firstLine="720"/>
+        <w:rPr>
+          <w:lang w:val="en-KE"/>
+        </w:rPr>
+      </w:pPr>
+      <w:r>
+        <w:rPr>
+          <w:lang w:val="en-KE"/>
+        </w:rPr>
+        <w:t xml:space="preserve">VGGFACE16 </w:t>
+      </w:r>
+      <w:r>
+        <w:rPr>
+          <w:lang w:val="en-KE"/>
+        </w:rPr>
+        <w:tab/>
+        <w:t>.....................................................</w:t>
+      </w:r>
+      <w:r>
+        <w:rPr>
+          <w:lang w:val="en-KE"/>
+        </w:rPr>
+        <w:tab/>
+        <w:t>Visual Geometry Group FACE-16</w:t>
+      </w:r>
+    </w:p>
+    <w:p>
+      <w:pPr>
+        <w:pStyle w:val="BodyText"/>
+        <w:ind w:firstLine="720"/>
+        <w:rPr>
+          <w:lang w:val="en-KE"/>
+        </w:rPr>
+      </w:pPr>
+    </w:p>
+    <w:p>
+      <w:pPr>
+        <w:pStyle w:val="BodyText"/>
+        <w:ind w:firstLine="720"/>
+        <w:rPr>
+          <w:lang w:val="en-KE"/>
+        </w:rPr>
+      </w:pPr>
+    </w:p>
+    <w:p>
+      <w:pPr>
+        <w:pStyle w:val="BodyText"/>
+        <w:ind w:firstLine="720"/>
+        <w:rPr>
+          <w:lang w:val="en-KE"/>
+        </w:rPr>
+      </w:pPr>
     </w:p>
     <w:p>
       <w:pPr>
@@ -8007,35 +8263,11 @@
         <w:pStyle w:val="BodyText"/>
         <w:spacing w:before="126" w:after="126" w:line="480" w:lineRule="auto"/>
         <w:rPr>
-          <w:color w:val="000000"/>
-        </w:rPr>
-      </w:pPr>
-      <w:r>
-        <w:rPr>
           <w:b/>
           <w:bCs/>
           <w:color w:val="000000"/>
         </w:rPr>
-        <w:t>Same Padding</w:t>
-      </w:r>
-      <w:r>
-        <w:rPr>
-          <w:color w:val="000000"/>
-        </w:rPr>
-        <w:t xml:space="preserve">: This padding strategy is similar to zero padding when zeros are added to the edges of an image. </w:t>
-      </w:r>
-      <w:r>
-        <w:rPr>
-          <w:color w:val="000000"/>
-        </w:rPr>
-        <w:t>However,</w:t>
-      </w:r>
-      <w:r>
-        <w:rPr>
-          <w:color w:val="000000"/>
-        </w:rPr>
-        <w:t xml:space="preserve"> a different figure, say 1, could be added on the edges of an image, which would make the padding strategy different from zero padding. This type of padding is also called constant padding.</w:t>
-      </w:r>
+      </w:pPr>
     </w:p>
     <w:p>
       <w:pPr>
@@ -8051,19 +8283,57 @@
           <w:bCs/>
           <w:color w:val="000000"/>
         </w:rPr>
-        <w:t>Valid Padding</w:t>
+        <w:t>Same Padding</w:t>
       </w:r>
       <w:r>
         <w:rPr>
           <w:color w:val="000000"/>
         </w:rPr>
-        <w:t>: valid padding occurs when no extra data is placed at the borders of a matrix or image. Essentially, it is best understood as the absence of padding.</w:t>
+        <w:t xml:space="preserve">: This padding strategy is similar to zero padding when zeros are added to the edges of an image. </w:t>
+      </w:r>
+      <w:r>
+        <w:rPr>
+          <w:color w:val="000000"/>
+        </w:rPr>
+        <w:t>However,</w:t>
+      </w:r>
+      <w:r>
+        <w:rPr>
+          <w:color w:val="000000"/>
+        </w:rPr>
+        <w:t xml:space="preserve"> a different figure, say 1, could be added on the edges of an image, which would make the padding strategy different from zero padding. This type of padding is also called constant padding.</w:t>
       </w:r>
     </w:p>
     <w:p>
       <w:pPr>
         <w:pStyle w:val="BodyText"/>
         <w:spacing w:before="126" w:after="126" w:line="480" w:lineRule="auto"/>
+        <w:rPr>
+          <w:color w:val="000000"/>
+        </w:rPr>
+      </w:pPr>
+      <w:r>
+        <w:rPr>
+          <w:b/>
+          <w:bCs/>
+          <w:color w:val="000000"/>
+        </w:rPr>
+        <w:t>Valid Padding</w:t>
+      </w:r>
+      <w:r>
+        <w:rPr>
+          <w:color w:val="000000"/>
+        </w:rPr>
+        <w:t>: valid padding occurs when no extra data is placed at the borders of a matrix or image. Essentially, it is best understood as the absence of padding.</w:t>
+      </w:r>
+    </w:p>
+    <w:p>
+      <w:pPr>
+        <w:pStyle w:val="BodyText"/>
+        <w:spacing w:before="126" w:after="126" w:line="480" w:lineRule="auto"/>
+        <w:rPr>
+          <w:color w:val="000000"/>
+        </w:rPr>
       </w:pPr>
       <w:r>
         <w:rPr>
@@ -8323,42 +8593,8 @@
         <w:spacing w:before="240" w:after="240" w:line="480" w:lineRule="auto"/>
         <w:rPr>
           <w:rFonts w:ascii="Liberation Serif" w:hAnsi="Liberation Serif"/>
-          <w:color w:val="000000"/>
-          <w:sz w:val="24"/>
-          <w:szCs w:val="24"/>
-        </w:rPr>
-      </w:pPr>
-    </w:p>
-    <w:p>
-      <w:pPr>
-        <w:pStyle w:val="PreformattedText"/>
-        <w:spacing w:before="240" w:after="240" w:line="480" w:lineRule="auto"/>
-        <w:rPr>
-          <w:rFonts w:ascii="Liberation Serif" w:hAnsi="Liberation Serif"/>
-          <w:color w:val="000000"/>
-          <w:sz w:val="24"/>
-          <w:szCs w:val="24"/>
-        </w:rPr>
-      </w:pPr>
-    </w:p>
-    <w:p>
-      <w:pPr>
-        <w:pStyle w:val="PreformattedText"/>
-        <w:spacing w:before="240" w:after="240" w:line="480" w:lineRule="auto"/>
-        <w:rPr>
-          <w:rFonts w:ascii="Liberation Serif" w:hAnsi="Liberation Serif"/>
-          <w:color w:val="000000"/>
-          <w:sz w:val="24"/>
-          <w:szCs w:val="24"/>
-        </w:rPr>
-      </w:pPr>
-    </w:p>
-    <w:p>
-      <w:pPr>
-        <w:pStyle w:val="PreformattedText"/>
-        <w:spacing w:before="240" w:after="240" w:line="480" w:lineRule="auto"/>
-        <w:rPr>
-          <w:rFonts w:ascii="Liberation Serif" w:hAnsi="Liberation Serif"/>
+          <w:b/>
+          <w:bCs/>
           <w:color w:val="000000"/>
           <w:sz w:val="24"/>
           <w:szCs w:val="24"/>
@@ -8384,6 +8620,7 @@
           <w:sz w:val="24"/>
           <w:szCs w:val="24"/>
         </w:rPr>
+        <w:lastRenderedPageBreak/>
         <w:t>Replication Padding</w:t>
       </w:r>
       <w:r>
@@ -9064,14 +9301,14 @@
         <w:rPr>
           <w:color w:val="000000"/>
         </w:rPr>
-        <w:t xml:space="preserve">: is a type of padding strategy commonly applied to sequential or time series data. This padding technique is thoroughly documented by Rio et al., (2020) and can be divided into </w:t>
+        <w:t xml:space="preserve">: is a type of padding strategy commonly applied to sequential or time series data. This padding technique is thoroughly documented by Rio et al., (2020) and can be divided into truncation padding, post-padding and pre-padding. Truncation padding occurs when items in an array are trimmed to have the same length as an array with the least length. Another padding strategy under sequence padding is post-padding and occurs when a chosen value (usually zero) is </w:t>
       </w:r>
       <w:r>
         <w:rPr>
           <w:color w:val="000000"/>
         </w:rPr>
         <w:lastRenderedPageBreak/>
-        <w:t>truncation padding, post-padding and pre-padding. Truncation padding occurs when items in an array are trimmed to have the same length as an array with the least length. Another padding strategy under sequence padding is post-padding and occurs when a chosen value (usually zero) is added at the end of short array items to make all short arrays equal to the longest array. Pre-padding is the opposite of post-padding and occurs when a chosen value (usually zero) is added at the beginning of shorter arrays in a bid to make them equal to the longest array. This type of padding could also be called causal padding.</w:t>
+        <w:t>added at the end of short array items to make all short arrays equal to the longest array. Pre-padding is the opposite of post-padding and occurs when a chosen value (usually zero) is added at the beginning of shorter arrays in a bid to make them equal to the longest array. This type of padding could also be called causal padding.</w:t>
       </w:r>
     </w:p>
     <w:p>
@@ -9396,26 +9633,26 @@
         <w:rPr>
           <w:color w:val="000000"/>
         </w:rPr>
-        <w:t xml:space="preserve"> of this, Reddy </w:t>
+        <w:t xml:space="preserve"> of this, Reddy and Reddy (2019) investigated the effect of post-padding and pre-padding in Long short-term memory (LSTM) neural networks and CNNs. The authors concluded </w:t>
       </w:r>
       <w:r>
         <w:rPr>
           <w:color w:val="000000"/>
         </w:rPr>
+        <w:t>that post</w:t>
+      </w:r>
+      <w:r>
+        <w:rPr>
+          <w:color w:val="000000"/>
+        </w:rPr>
+        <w:t xml:space="preserve">-padding and pre-padding improve the accuracy of LSTMs but not CNNs because the architecture of CNNs forgets </w:t>
+      </w:r>
+      <w:r>
+        <w:rPr>
+          <w:color w:val="000000"/>
+        </w:rPr>
         <w:lastRenderedPageBreak/>
-        <w:t xml:space="preserve">and Reddy (2019) investigated the effect of post-padding and pre-padding in Long short-term memory (LSTM) neural networks and CNNs. The authors concluded </w:t>
-      </w:r>
-      <w:r>
-        <w:rPr>
-          <w:color w:val="000000"/>
-        </w:rPr>
-        <w:t>that post</w:t>
-      </w:r>
-      <w:r>
-        <w:rPr>
-          <w:color w:val="000000"/>
-        </w:rPr>
-        <w:t xml:space="preserve">-padding and pre-padding improve the accuracy of LSTMs but not CNNs because the architecture of CNNs forgets effects of time series variations. Tang et al., (2019) also investigate the effect of invalid and same padding using </w:t>
+        <w:t xml:space="preserve">effects of time series variations. Tang et al., (2019) also investigate the effect of invalid and same padding using </w:t>
       </w:r>
       <w:proofErr w:type="gramStart"/>
       <w:r>
@@ -9595,14 +9832,20 @@
         <w:rPr>
           <w:lang w:val="en-KE"/>
         </w:rPr>
+        <w:t>twenty-one</w:t>
+      </w:r>
+      <w:r>
+        <w:rPr>
+          <w:lang w:val="en-KE"/>
+        </w:rPr>
+        <w:t xml:space="preserve"> different datasets that have been used for research in facial recognition. This publication discusses main characteristics of each dataset and should be the first stop shop for authors looking to examine data sets used for facial recognition. Ortis and Becker (2013) also discuss facial recognition </w:t>
+      </w:r>
+      <w:r>
+        <w:rPr>
+          <w:lang w:val="en-KE"/>
+        </w:rPr>
         <w:lastRenderedPageBreak/>
-        <w:t>twenty-one</w:t>
-      </w:r>
-      <w:r>
-        <w:rPr>
-          <w:lang w:val="en-KE"/>
-        </w:rPr>
-        <w:t xml:space="preserve"> different datasets that have been used for research in facial recognition. This publication discusses main characteristics of each dataset and should be the first stop shop for authors looking to examine data sets used for facial recognition. Ortis and Becker (2013) also discuss facial recognition data sets only that they focus on web scale datasets. This owes to the fact that web scale datasets are created for facial recognition in real time and on the web. Such datasets should scale well and be ready to be used for tagging friends or finding celebrities</w:t>
+        <w:t>data sets only that they focus on web scale datasets. This owes to the fact that web scale datasets are created for facial recognition in real time and on the web. Such datasets should scale well and be ready to be used for tagging friends or finding celebrities</w:t>
       </w:r>
       <w:r>
         <w:rPr>
@@ -9780,32 +10023,32 @@
         <w:rPr>
           <w:lang w:val="en-KE"/>
         </w:rPr>
-        <w:t xml:space="preserve">. Critical to the discussion is the fact that this data set was examined </w:t>
+        <w:t>. Critical to the discussion is the fact that this data set was examined by human annotators to eliminate images that could introduce noise into the dataset. It is important to hi</w:t>
       </w:r>
       <w:r>
         <w:rPr>
           <w:lang w:val="en-KE"/>
         </w:rPr>
+        <w:t xml:space="preserve">ghlight that this dataset has been used and cited by authors widely. For example, Ibrahem and Abdulameer (2023) examine a pretrained model that was created from this dataset to </w:t>
+      </w:r>
+      <w:r>
+        <w:rPr>
+          <w:lang w:val="en-KE"/>
+        </w:rPr>
+        <w:t>discuss</w:t>
+      </w:r>
+      <w:r>
+        <w:rPr>
+          <w:lang w:val="en-KE"/>
+        </w:rPr>
+        <w:t xml:space="preserve"> a model </w:t>
+      </w:r>
+      <w:r>
+        <w:rPr>
+          <w:lang w:val="en-KE"/>
+        </w:rPr>
         <w:lastRenderedPageBreak/>
-        <w:t>by human annotators to eliminate images that could introduce noise into the dataset. It is important to hi</w:t>
-      </w:r>
-      <w:r>
-        <w:rPr>
-          <w:lang w:val="en-KE"/>
-        </w:rPr>
-        <w:t xml:space="preserve">ghlight that this dataset has been used and cited by authors widely. For example, Ibrahem and Abdulameer (2023) examine a pretrained model that was created from this dataset to </w:t>
-      </w:r>
-      <w:r>
-        <w:rPr>
-          <w:lang w:val="en-KE"/>
-        </w:rPr>
-        <w:t>discuss</w:t>
-      </w:r>
-      <w:r>
-        <w:rPr>
-          <w:lang w:val="en-KE"/>
-        </w:rPr>
-        <w:t xml:space="preserve"> a model aimed at solving the age problem associated with facial recognition.</w:t>
+        <w:t>aimed at solving the age problem associated with facial recognition.</w:t>
       </w:r>
       <w:r>
         <w:rPr>
@@ -9995,20 +10238,20 @@
         <w:t>d</w:t>
       </w:r>
       <w:r>
-        <w:t xml:space="preserve"> to match or a recognize a face belonging to a particular person. An example of an author that has conducted review on facial recognition architectures is sun </w:t>
+        <w:t xml:space="preserve"> to match or a recognize a face belonging to a particular person. An example of an author that has conducted review on facial recognition architectures is sun and Redei (2022). </w:t>
+      </w:r>
+      <w:r>
+        <w:t xml:space="preserve">Specifically, the authors in question discuss architectures such as FaceNet, DeepFace, </w:t>
+      </w:r>
+      <w:r>
+        <w:t>DeepID-Net</w:t>
+      </w:r>
+      <w:r>
+        <w:t xml:space="preserve">, and Local binary patterns architectures. Gupta (2017) also reviewed some of the existing architectures in facial recognition. In particular, the author discusses architectures like </w:t>
       </w:r>
       <w:r>
         <w:lastRenderedPageBreak/>
-        <w:t xml:space="preserve">and Redei (2022). </w:t>
-      </w:r>
-      <w:r>
-        <w:t xml:space="preserve">Specifically, the authors in question discuss architectures such as FaceNet, DeepFace, </w:t>
-      </w:r>
-      <w:r>
-        <w:t>DeepID-Net</w:t>
-      </w:r>
-      <w:r>
-        <w:t>, and Local binary patterns architectures. Gupta (2017) also reviewed some of the existing architectures in facial recognition. In particular, the author discusses architectures like WebFace, DeepFace,</w:t>
+        <w:t>WebFace, DeepFace,</w:t>
       </w:r>
       <w:r>
         <w:t xml:space="preserve"> </w:t>
@@ -10127,38 +10370,38 @@
         <w:t>It is important to note that the researchers introduced an idea of</w:t>
       </w:r>
       <w:r>
-        <w:t xml:space="preserve"> 3D modelling based on face fiducial points, which in turn is used to align faces. Simply put, the facial alignment methodology </w:t>
+        <w:t xml:space="preserve"> 3D modelling based on face fiducial points, which in turn is used to align faces. Simply put, the facial alignment methodology proposed by </w:t>
+      </w:r>
+      <w:r>
+        <w:t>Taigman</w:t>
+      </w:r>
+      <w:r>
+        <w:t xml:space="preserve"> et al., (2014) can transform an image shown in </w:t>
+      </w:r>
+      <w:r>
+        <w:t>figure 2.6 (a) to an image shown in figure 2.6</w:t>
+      </w:r>
+      <w:r>
+        <w:t xml:space="preserve"> </w:t>
+      </w:r>
+      <w:r>
+        <w:t>(b)</w:t>
+      </w:r>
+      <w:r>
+        <w:t xml:space="preserve">. </w:t>
+      </w:r>
+      <w:r>
+        <w:t xml:space="preserve">Resulting images from facial alignment are then subjected to a deep convolution neural network architecture that is thoroughly documented by </w:t>
+      </w:r>
+      <w:r>
+        <w:t>Taigman</w:t>
+      </w:r>
+      <w:r>
+        <w:t xml:space="preserve"> et al., (2014). Vital to the </w:t>
       </w:r>
       <w:r>
         <w:lastRenderedPageBreak/>
-        <w:t xml:space="preserve">proposed by </w:t>
-      </w:r>
-      <w:r>
-        <w:t>Taigman</w:t>
-      </w:r>
-      <w:r>
-        <w:t xml:space="preserve"> et al., (2014) can transform an image shown in </w:t>
-      </w:r>
-      <w:r>
-        <w:t>figure 2.6 (a) to an image shown in figure 2.6</w:t>
-      </w:r>
-      <w:r>
-        <w:t xml:space="preserve"> </w:t>
-      </w:r>
-      <w:r>
-        <w:t>(b)</w:t>
-      </w:r>
-      <w:r>
-        <w:t xml:space="preserve">. </w:t>
-      </w:r>
-      <w:r>
-        <w:t xml:space="preserve">Resulting images from facial alignment are then subjected to a deep convolution neural network architecture that is thoroughly documented by </w:t>
-      </w:r>
-      <w:r>
-        <w:t>Taigman</w:t>
-      </w:r>
-      <w:r>
-        <w:t xml:space="preserve"> et al., (2014). Vital to the discussion is the fact that the DeepFace architecture was tested on </w:t>
+        <w:t xml:space="preserve">discussion is the fact that the DeepFace architecture was tested on </w:t>
       </w:r>
       <w:r>
         <w:t>the Labelled Faces in the Wild dataset, and the YouTube Faces dataset. It follows that this architecture achieved an accuracy of 97.5% in the Labelled Faces in the Wild dataset and a 91.4% accuracy on the YouTube Faces dataset.</w:t>
@@ -10279,11 +10522,77 @@
     </w:p>
     <w:p>
       <w:pPr>
+        <w:pStyle w:val="Heading3"/>
+      </w:pPr>
+      <w:r>
+        <w:t>VGG</w:t>
+      </w:r>
+      <w:r>
+        <w:t>FACE-</w:t>
+      </w:r>
+      <w:r>
+        <w:t>16</w:t>
+      </w:r>
+    </w:p>
+    <w:p>
+      <w:pPr>
         <w:spacing w:line="480" w:lineRule="auto"/>
+        <w:ind w:firstLine="720"/>
         <w:jc w:val="both"/>
       </w:pPr>
       <w:r>
-        <w:t xml:space="preserve">            </w:t>
+        <w:t>VGG</w:t>
+      </w:r>
+      <w:r>
+        <w:t>FACE-</w:t>
+      </w:r>
+      <w:r>
+        <w:t xml:space="preserve">16 is a facial recognition that was </w:t>
+      </w:r>
+      <w:r>
+        <w:t>developed by Karen Simonyan and Andrew Zisserman from the University of Oxford</w:t>
+      </w:r>
+      <w:r>
+        <w:t xml:space="preserve"> (Koo et al., 2018)</w:t>
+      </w:r>
+      <w:r>
+        <w:t xml:space="preserve">. </w:t>
+      </w:r>
+      <w:r>
+        <w:t>It</w:t>
+      </w:r>
+      <w:r>
+        <w:t xml:space="preserve"> comprises </w:t>
+      </w:r>
+      <w:r>
+        <w:t>multiple</w:t>
+      </w:r>
+      <w:r>
+        <w:t xml:space="preserve"> sequential connected layers</w:t>
+      </w:r>
+      <w:r>
+        <w:t xml:space="preserve"> with each layer receiving output from the previous layer.</w:t>
+      </w:r>
+      <w:r>
+        <w:t xml:space="preserve"> </w:t>
+      </w:r>
+      <w:r>
+        <w:t xml:space="preserve"> Specifically, it is made up of 16 layers where the first thirteen layers are convolution layers while the last three layers are fully connected layers. </w:t>
+      </w:r>
+      <w:r>
+        <w:t xml:space="preserve">Critical to the discussion is the fact that the input image must have a dimension of 224 by 224 by 3. The sixteen layers used by this facial architecture can be divided into five major groups. Each of these groups contains convolution layers, a relu activation function, maxpooling, kernel filters, strides and padding. A thorough explanation of this facial recognition architecture has been published by Koo et al., (2018). </w:t>
+      </w:r>
+      <w:r>
+        <w:t xml:space="preserve">It is important to mention that like Google Facenet and DeepFace, VGGFACE-16 was also tested on famous datasets such as the </w:t>
+      </w:r>
+      <w:r>
+        <w:t>Labeled Faces in the Wild dataset</w:t>
+      </w:r>
+      <w:r>
+        <w:t xml:space="preserve">. Specifically, the model recorded an accuracy of </w:t>
+      </w:r>
+      <w:r>
+        <w:t>99.13% on the Labeled Faces in the Wild dataset.</w:t>
       </w:r>
     </w:p>
     <w:p>
@@ -27712,7 +28021,13 @@
         <w:rPr>
           <w:rFonts w:ascii="Times New Roman" w:hAnsi="Times New Roman" w:cs="Times New Roman"/>
         </w:rPr>
-        <w:t>Convolution neural networks rely on their architecture to make predictions from inputs. This architecture can be divided into feature extraction and model prediction. The feature extraction phase relies on techniques such as filtering, the stride, padding, and pooling</w:t>
+        <w:t>Convolution neural networks rely on their architecture to make predictions from inputs. This architecture can be divided into feature extraction and model prediction. The feature extraction phase relies on techniques such as filtering, the stride, padding, pooling</w:t>
+      </w:r>
+      <w:r>
+        <w:rPr>
+          <w:rFonts w:ascii="Times New Roman" w:hAnsi="Times New Roman" w:cs="Times New Roman"/>
+        </w:rPr>
+        <w:t xml:space="preserve"> and flattening</w:t>
       </w:r>
       <w:r>
         <w:rPr>
@@ -27720,25 +28035,674 @@
         </w:rPr>
         <w:t xml:space="preserve">. </w:t>
       </w:r>
+      <w:r>
+        <w:rPr>
+          <w:rFonts w:ascii="Times New Roman" w:hAnsi="Times New Roman" w:cs="Times New Roman"/>
+        </w:rPr>
+        <w:t xml:space="preserve">In order to explain how each of these techniques contributes to the architecture of the neural network we shall rely on the image shown in figure </w:t>
+      </w:r>
+      <w:r>
+        <w:rPr>
+          <w:rFonts w:ascii="Times New Roman" w:hAnsi="Times New Roman" w:cs="Times New Roman"/>
+        </w:rPr>
+        <w:t xml:space="preserve">3.4 </w:t>
+      </w:r>
+      <w:r>
+        <w:rPr>
+          <w:rFonts w:ascii="Times New Roman" w:hAnsi="Times New Roman" w:cs="Times New Roman"/>
+        </w:rPr>
+        <w:t>below.</w:t>
+      </w:r>
     </w:p>
     <w:p>
       <w:pPr>
         <w:spacing w:line="480" w:lineRule="auto"/>
-        <w:rPr>
-          <w:rFonts w:ascii="Times New Roman" w:hAnsi="Times New Roman" w:cs="Times New Roman"/>
-        </w:rPr>
-      </w:pPr>
+        <w:jc w:val="center"/>
+        <w:rPr>
+          <w:rFonts w:ascii="Times New Roman" w:hAnsi="Times New Roman" w:cs="Times New Roman"/>
+          <w:lang w:val="en-KE"/>
+        </w:rPr>
+      </w:pPr>
+      <w:r>
+        <w:rPr>
+          <w:rFonts w:ascii="Times New Roman" w:hAnsi="Times New Roman" w:cs="Times New Roman"/>
+          <w:lang w:val="en-KE"/>
+        </w:rPr>
+        <w:drawing>
+          <wp:inline distT="0" distB="0" distL="0" distR="0" wp14:anchorId="771D04F8" wp14:editId="656C318C">
+            <wp:extent cx="4257675" cy="2428875"/>
+            <wp:effectExtent l="0" t="0" r="9525" b="9525"/>
+            <wp:docPr id="839841726" name="Picture 11"/>
+            <wp:cNvGraphicFramePr>
+              <a:graphicFrameLocks xmlns:a="http://schemas.openxmlformats.org/drawingml/2006/main" noChangeAspect="1"/>
+            </wp:cNvGraphicFramePr>
+            <a:graphic xmlns:a="http://schemas.openxmlformats.org/drawingml/2006/main">
+              <a:graphicData uri="http://schemas.openxmlformats.org/drawingml/2006/picture">
+                <pic:pic xmlns:pic="http://schemas.openxmlformats.org/drawingml/2006/picture">
+                  <pic:nvPicPr>
+                    <pic:cNvPr id="0" name="Picture 13"/>
+                    <pic:cNvPicPr>
+                      <a:picLocks noChangeAspect="1" noChangeArrowheads="1"/>
+                    </pic:cNvPicPr>
+                  </pic:nvPicPr>
+                  <pic:blipFill>
+                    <a:blip r:embed="rId20">
+                      <a:extLst>
+                        <a:ext uri="{28A0092B-C50C-407E-A947-70E740481C1C}">
+                          <a14:useLocalDpi xmlns:a14="http://schemas.microsoft.com/office/drawing/2010/main" val="0"/>
+                        </a:ext>
+                      </a:extLst>
+                    </a:blip>
+                    <a:srcRect/>
+                    <a:stretch>
+                      <a:fillRect/>
+                    </a:stretch>
+                  </pic:blipFill>
+                  <pic:spPr bwMode="auto">
+                    <a:xfrm>
+                      <a:off x="0" y="0"/>
+                      <a:ext cx="4257675" cy="2428875"/>
+                    </a:xfrm>
+                    <a:prstGeom prst="rect">
+                      <a:avLst/>
+                    </a:prstGeom>
+                    <a:noFill/>
+                    <a:ln>
+                      <a:noFill/>
+                    </a:ln>
+                  </pic:spPr>
+                </pic:pic>
+              </a:graphicData>
+            </a:graphic>
+          </wp:inline>
+        </w:drawing>
+      </w:r>
+    </w:p>
+    <w:p>
+      <w:pPr>
+        <w:pStyle w:val="Caption"/>
+        <w:jc w:val="center"/>
+        <w:rPr>
+          <w:rFonts w:ascii="Times New Roman" w:hAnsi="Times New Roman" w:cs="Times New Roman"/>
+          <w:lang w:val="en-KE"/>
+        </w:rPr>
+      </w:pPr>
+      <w:r>
+        <w:t xml:space="preserve">Figure </w:t>
+      </w:r>
+      <w:r>
+        <w:fldChar w:fldCharType="begin"/>
+      </w:r>
+      <w:r>
+        <w:instrText xml:space="preserve"> STYLEREF 1 \s </w:instrText>
+      </w:r>
+      <w:r>
+        <w:fldChar w:fldCharType="separate"/>
+      </w:r>
+      <w:r>
+        <w:rPr>
+          <w:noProof/>
+        </w:rPr>
+        <w:t>0</w:t>
+      </w:r>
+      <w:r>
+        <w:fldChar w:fldCharType="end"/>
+      </w:r>
+      <w:r>
+        <w:t>.</w:t>
+      </w:r>
+      <w:r>
+        <w:fldChar w:fldCharType="begin"/>
+      </w:r>
+      <w:r>
+        <w:instrText xml:space="preserve"> SEQ Figure \* ARABIC \s 1 </w:instrText>
+      </w:r>
+      <w:r>
+        <w:fldChar w:fldCharType="separate"/>
+      </w:r>
+      <w:r>
+        <w:rPr>
+          <w:noProof/>
+        </w:rPr>
+        <w:t>4</w:t>
+      </w:r>
+      <w:r>
+        <w:fldChar w:fldCharType="end"/>
+      </w:r>
+      <w:r>
+        <w:t>: Sample Matrix and a Kernel</w:t>
+      </w:r>
+    </w:p>
+    <w:p>
+      <w:pPr>
+        <w:pStyle w:val="Heading3"/>
+      </w:pPr>
+      <w:r>
+        <w:t>Filtering in Convolution Neural Networks</w:t>
+      </w:r>
     </w:p>
     <w:p>
       <w:pPr>
         <w:spacing w:line="480" w:lineRule="auto"/>
-        <w:rPr>
-          <w:rFonts w:ascii="Times New Roman" w:hAnsi="Times New Roman" w:cs="Times New Roman"/>
-        </w:rPr>
-      </w:pPr>
-    </w:p>
-    <w:p>
-      <w:pPr>
+        <w:ind w:firstLine="720"/>
+        <w:rPr>
+          <w:rFonts w:ascii="Times New Roman" w:hAnsi="Times New Roman" w:cs="Times New Roman"/>
+        </w:rPr>
+      </w:pPr>
+      <w:r>
+        <w:rPr>
+          <w:rFonts w:ascii="Times New Roman" w:hAnsi="Times New Roman" w:cs="Times New Roman"/>
+        </w:rPr>
+        <w:t>In order to understand how filtering works, we need to consider figure 3.4</w:t>
+      </w:r>
+      <w:r>
+        <w:rPr>
+          <w:rFonts w:ascii="Times New Roman" w:hAnsi="Times New Roman" w:cs="Times New Roman"/>
+        </w:rPr>
+        <w:t>. The kernel slides over the sample matrix and takes the dot product between the kernel and a 3 by 3 matrix from row</w:t>
+      </w:r>
+      <w:r>
+        <w:rPr>
+          <w:rFonts w:ascii="Times New Roman" w:hAnsi="Times New Roman" w:cs="Times New Roman"/>
+        </w:rPr>
+        <w:t>s in the sample matrix. For example, the kernel slides from</w:t>
+      </w:r>
+      <w:r>
+        <w:rPr>
+          <w:rFonts w:ascii="Times New Roman" w:hAnsi="Times New Roman" w:cs="Times New Roman"/>
+        </w:rPr>
+        <w:t xml:space="preserve"> R1 </w:t>
+      </w:r>
+      <w:r>
+        <w:rPr>
+          <w:rFonts w:ascii="Times New Roman" w:hAnsi="Times New Roman" w:cs="Times New Roman"/>
+        </w:rPr>
+        <w:t>to</w:t>
+      </w:r>
+      <w:r>
+        <w:rPr>
+          <w:rFonts w:ascii="Times New Roman" w:hAnsi="Times New Roman" w:cs="Times New Roman"/>
+        </w:rPr>
+        <w:t xml:space="preserve"> row R3 and </w:t>
+      </w:r>
+      <w:r>
+        <w:rPr>
+          <w:rFonts w:ascii="Times New Roman" w:hAnsi="Times New Roman" w:cs="Times New Roman"/>
+        </w:rPr>
+        <w:t xml:space="preserve">from </w:t>
+      </w:r>
+      <w:r>
+        <w:rPr>
+          <w:rFonts w:ascii="Times New Roman" w:hAnsi="Times New Roman" w:cs="Times New Roman"/>
+        </w:rPr>
+        <w:t>column C1 to column C3</w:t>
+      </w:r>
+      <w:r>
+        <w:rPr>
+          <w:rFonts w:ascii="Times New Roman" w:hAnsi="Times New Roman" w:cs="Times New Roman"/>
+        </w:rPr>
+        <w:t xml:space="preserve"> and multiplies the resulting matrix with the kernel</w:t>
+      </w:r>
+      <w:r>
+        <w:rPr>
+          <w:rFonts w:ascii="Times New Roman" w:hAnsi="Times New Roman" w:cs="Times New Roman"/>
+        </w:rPr>
+        <w:t>. In this case, the result of the dot multiplication is 12. It then slides over and begin</w:t>
+      </w:r>
+      <w:r>
+        <w:rPr>
+          <w:rFonts w:ascii="Times New Roman" w:hAnsi="Times New Roman" w:cs="Times New Roman"/>
+        </w:rPr>
+        <w:t>ning</w:t>
+      </w:r>
+      <w:r>
+        <w:rPr>
+          <w:rFonts w:ascii="Times New Roman" w:hAnsi="Times New Roman" w:cs="Times New Roman"/>
+        </w:rPr>
+        <w:t xml:space="preserve"> form row R2 to row R4 and column</w:t>
+      </w:r>
+      <w:r>
+        <w:rPr>
+          <w:rFonts w:ascii="Times New Roman" w:hAnsi="Times New Roman" w:cs="Times New Roman"/>
+        </w:rPr>
+        <w:t xml:space="preserve"> C1 to column </w:t>
+      </w:r>
+      <w:r>
+        <w:rPr>
+          <w:rFonts w:ascii="Times New Roman" w:hAnsi="Times New Roman" w:cs="Times New Roman"/>
+        </w:rPr>
+        <w:t>C</w:t>
+      </w:r>
+      <w:r>
+        <w:rPr>
+          <w:rFonts w:ascii="Times New Roman" w:hAnsi="Times New Roman" w:cs="Times New Roman"/>
+        </w:rPr>
+        <w:t>3. The result of this</w:t>
+      </w:r>
+      <w:r>
+        <w:rPr>
+          <w:rFonts w:ascii="Times New Roman" w:hAnsi="Times New Roman" w:cs="Times New Roman"/>
+        </w:rPr>
+        <w:t xml:space="preserve"> dot</w:t>
+      </w:r>
+      <w:r>
+        <w:rPr>
+          <w:rFonts w:ascii="Times New Roman" w:hAnsi="Times New Roman" w:cs="Times New Roman"/>
+        </w:rPr>
+        <w:t xml:space="preserve"> multiplication is also 12. The last filter happens from row R3 to row R5 and column C1 to column c3. The result from this </w:t>
+      </w:r>
+      <w:r>
+        <w:rPr>
+          <w:rFonts w:ascii="Times New Roman" w:hAnsi="Times New Roman" w:cs="Times New Roman"/>
+        </w:rPr>
+        <w:t xml:space="preserve">dot </w:t>
+      </w:r>
+      <w:r>
+        <w:rPr>
+          <w:rFonts w:ascii="Times New Roman" w:hAnsi="Times New Roman" w:cs="Times New Roman"/>
+        </w:rPr>
+        <w:t xml:space="preserve">multiplication is 17. The </w:t>
+      </w:r>
+      <w:r>
+        <w:rPr>
+          <w:rFonts w:ascii="Times New Roman" w:hAnsi="Times New Roman" w:cs="Times New Roman"/>
+        </w:rPr>
+        <w:t xml:space="preserve">kernel </w:t>
+      </w:r>
+      <w:r>
+        <w:rPr>
+          <w:rFonts w:ascii="Times New Roman" w:hAnsi="Times New Roman" w:cs="Times New Roman"/>
+        </w:rPr>
+        <w:t xml:space="preserve">then moves one column downwards and </w:t>
+      </w:r>
+      <w:r>
+        <w:rPr>
+          <w:rFonts w:ascii="Times New Roman" w:hAnsi="Times New Roman" w:cs="Times New Roman"/>
+        </w:rPr>
+        <w:t xml:space="preserve">takes a 3 by 3 matrix from row R1 column C2 to row R3 </w:t>
+      </w:r>
+      <w:r>
+        <w:rPr>
+          <w:rFonts w:ascii="Times New Roman" w:hAnsi="Times New Roman" w:cs="Times New Roman"/>
+        </w:rPr>
+        <w:lastRenderedPageBreak/>
+        <w:t>column C4</w:t>
+      </w:r>
+      <w:r>
+        <w:rPr>
+          <w:rFonts w:ascii="Times New Roman" w:hAnsi="Times New Roman" w:cs="Times New Roman"/>
+        </w:rPr>
+        <w:t xml:space="preserve"> and multiplies </w:t>
+      </w:r>
+      <w:r>
+        <w:rPr>
+          <w:rFonts w:ascii="Times New Roman" w:hAnsi="Times New Roman" w:cs="Times New Roman"/>
+        </w:rPr>
+        <w:t xml:space="preserve">itself with </w:t>
+      </w:r>
+      <w:r>
+        <w:rPr>
+          <w:rFonts w:ascii="Times New Roman" w:hAnsi="Times New Roman" w:cs="Times New Roman"/>
+        </w:rPr>
+        <w:t>this matrix to give 10. Holding the same column</w:t>
+      </w:r>
+      <w:r>
+        <w:rPr>
+          <w:rFonts w:ascii="Times New Roman" w:hAnsi="Times New Roman" w:cs="Times New Roman"/>
+        </w:rPr>
+        <w:t xml:space="preserve">s, the kernel slides from row R2 to row R4 and multiplies the resulting matrix with itself to give </w:t>
+      </w:r>
+      <w:r>
+        <w:rPr>
+          <w:rFonts w:ascii="Times New Roman" w:hAnsi="Times New Roman" w:cs="Times New Roman"/>
+        </w:rPr>
+        <w:t xml:space="preserve">17.  It then slides from row </w:t>
+      </w:r>
+      <w:r>
+        <w:rPr>
+          <w:rFonts w:ascii="Times New Roman" w:hAnsi="Times New Roman" w:cs="Times New Roman"/>
+        </w:rPr>
+        <w:t>R</w:t>
+      </w:r>
+      <w:r>
+        <w:rPr>
+          <w:rFonts w:ascii="Times New Roman" w:hAnsi="Times New Roman" w:cs="Times New Roman"/>
+        </w:rPr>
+        <w:t xml:space="preserve">3 to </w:t>
+      </w:r>
+      <w:r>
+        <w:rPr>
+          <w:rFonts w:ascii="Times New Roman" w:hAnsi="Times New Roman" w:cs="Times New Roman"/>
+        </w:rPr>
+        <w:t>R</w:t>
+      </w:r>
+      <w:r>
+        <w:rPr>
+          <w:rFonts w:ascii="Times New Roman" w:hAnsi="Times New Roman" w:cs="Times New Roman"/>
+        </w:rPr>
+        <w:t>5 and multiplies the resulting matrix with itself to give</w:t>
+      </w:r>
+      <w:r>
+        <w:rPr>
+          <w:rFonts w:ascii="Times New Roman" w:hAnsi="Times New Roman" w:cs="Times New Roman"/>
+        </w:rPr>
+        <w:t xml:space="preserve"> 19. The procedure is through rows R1 to R5 and columns C3 </w:t>
+      </w:r>
+      <w:r>
+        <w:rPr>
+          <w:rFonts w:ascii="Times New Roman" w:hAnsi="Times New Roman" w:cs="Times New Roman"/>
+        </w:rPr>
+        <w:t>to C5 to give 9, 6 and 14 as the results. The results are combined into what is called the feature map and is shown in figure 3.5 below.</w:t>
+      </w:r>
+    </w:p>
+    <w:p>
+      <w:pPr>
+        <w:spacing w:line="480" w:lineRule="auto"/>
+        <w:jc w:val="center"/>
+        <w:rPr>
+          <w:rFonts w:ascii="Times New Roman" w:hAnsi="Times New Roman" w:cs="Times New Roman"/>
+          <w:lang w:val="en-KE"/>
+        </w:rPr>
+      </w:pPr>
+      <w:r>
+        <w:rPr>
+          <w:rFonts w:ascii="Times New Roman" w:hAnsi="Times New Roman" w:cs="Times New Roman"/>
+          <w:lang w:val="en-KE"/>
+        </w:rPr>
+        <w:drawing>
+          <wp:inline distT="0" distB="0" distL="0" distR="0" wp14:anchorId="38FFB8D2" wp14:editId="53129BAE">
+            <wp:extent cx="1314450" cy="1628775"/>
+            <wp:effectExtent l="0" t="0" r="0" b="9525"/>
+            <wp:docPr id="2037366705" name="Picture 13"/>
+            <wp:cNvGraphicFramePr>
+              <a:graphicFrameLocks xmlns:a="http://schemas.openxmlformats.org/drawingml/2006/main" noChangeAspect="1"/>
+            </wp:cNvGraphicFramePr>
+            <a:graphic xmlns:a="http://schemas.openxmlformats.org/drawingml/2006/main">
+              <a:graphicData uri="http://schemas.openxmlformats.org/drawingml/2006/picture">
+                <pic:pic xmlns:pic="http://schemas.openxmlformats.org/drawingml/2006/picture">
+                  <pic:nvPicPr>
+                    <pic:cNvPr id="0" name="Picture 20"/>
+                    <pic:cNvPicPr>
+                      <a:picLocks noChangeAspect="1" noChangeArrowheads="1"/>
+                    </pic:cNvPicPr>
+                  </pic:nvPicPr>
+                  <pic:blipFill>
+                    <a:blip r:embed="rId21">
+                      <a:extLst>
+                        <a:ext uri="{28A0092B-C50C-407E-A947-70E740481C1C}">
+                          <a14:useLocalDpi xmlns:a14="http://schemas.microsoft.com/office/drawing/2010/main" val="0"/>
+                        </a:ext>
+                      </a:extLst>
+                    </a:blip>
+                    <a:srcRect/>
+                    <a:stretch>
+                      <a:fillRect/>
+                    </a:stretch>
+                  </pic:blipFill>
+                  <pic:spPr bwMode="auto">
+                    <a:xfrm>
+                      <a:off x="0" y="0"/>
+                      <a:ext cx="1314450" cy="1628775"/>
+                    </a:xfrm>
+                    <a:prstGeom prst="rect">
+                      <a:avLst/>
+                    </a:prstGeom>
+                    <a:noFill/>
+                    <a:ln>
+                      <a:noFill/>
+                    </a:ln>
+                  </pic:spPr>
+                </pic:pic>
+              </a:graphicData>
+            </a:graphic>
+          </wp:inline>
+        </w:drawing>
+      </w:r>
+    </w:p>
+    <w:p>
+      <w:pPr>
+        <w:pStyle w:val="Caption"/>
+        <w:jc w:val="center"/>
+        <w:rPr>
+          <w:rFonts w:ascii="Times New Roman" w:hAnsi="Times New Roman" w:cs="Times New Roman"/>
+        </w:rPr>
+      </w:pPr>
+      <w:r>
+        <w:t xml:space="preserve">Figure </w:t>
+      </w:r>
+      <w:r>
+        <w:fldChar w:fldCharType="begin"/>
+      </w:r>
+      <w:r>
+        <w:instrText xml:space="preserve"> STYLEREF 1 \s </w:instrText>
+      </w:r>
+      <w:r>
+        <w:fldChar w:fldCharType="separate"/>
+      </w:r>
+      <w:r>
+        <w:rPr>
+          <w:noProof/>
+        </w:rPr>
+        <w:t>0</w:t>
+      </w:r>
+      <w:r>
+        <w:fldChar w:fldCharType="end"/>
+      </w:r>
+      <w:r>
+        <w:t>.</w:t>
+      </w:r>
+      <w:r>
+        <w:fldChar w:fldCharType="begin"/>
+      </w:r>
+      <w:r>
+        <w:instrText xml:space="preserve"> SEQ Figure \* ARABIC \s 1 </w:instrText>
+      </w:r>
+      <w:r>
+        <w:fldChar w:fldCharType="separate"/>
+      </w:r>
+      <w:r>
+        <w:rPr>
+          <w:noProof/>
+        </w:rPr>
+        <w:t>5</w:t>
+      </w:r>
+      <w:r>
+        <w:fldChar w:fldCharType="end"/>
+      </w:r>
+      <w:r>
+        <w:t>Feature Map</w:t>
+      </w:r>
+    </w:p>
+    <w:p>
+      <w:pPr>
+        <w:pStyle w:val="Heading3"/>
+      </w:pPr>
+      <w:r>
+        <w:t>Strides in Convolution Neural Network</w:t>
+      </w:r>
+    </w:p>
+    <w:p>
+      <w:pPr>
+        <w:pStyle w:val="BodyText"/>
+        <w:spacing w:line="480" w:lineRule="auto"/>
+        <w:ind w:firstLine="432"/>
+        <w:rPr>
+          <w:rFonts w:ascii="Times New Roman" w:hAnsi="Times New Roman" w:cs="Times New Roman"/>
+        </w:rPr>
+      </w:pPr>
+      <w:r>
+        <w:t xml:space="preserve">A stride in convolution neural networks could be defined as a step used by the filter(kernel) to slide over the input image. </w:t>
+      </w:r>
+      <w:r>
+        <w:t>A stride of 1 means that the filter moves one pixel at a time, while a stride of 2 means it moves two pixels at a time.</w:t>
+      </w:r>
+      <w:r>
+        <w:t xml:space="preserve"> Let us take figure 3.4 into consideration </w:t>
+      </w:r>
+      <w:r>
+        <w:t xml:space="preserve">(assuming that we have a stride of 1) </w:t>
+      </w:r>
+      <w:r>
+        <w:t xml:space="preserve">and use it to explain how strides are used in convolution neural networks. The filter will begin in the same position as the filtering process i.e. </w:t>
+      </w:r>
+      <w:r>
+        <w:rPr>
+          <w:rFonts w:ascii="Times New Roman" w:hAnsi="Times New Roman" w:cs="Times New Roman"/>
+        </w:rPr>
+        <w:t>from R1 to row R3 and from column C1 to column C3 and multiplies the resulting matrix with the kernel. In this case, the result of the dot multiplication is 12. It will then move one pixel to the right and begin filtering from row R3 to row R5 and column C1 to column c3. The result from this dot multiplication is 17. Moving downwards the stride will skip one pixel downwards and begin the filtering process from column C3 to column C5 to give 9 as the result. It will then skip one row and begin filtering from row R3 column C3 which will give 14 as the result. In short, the matrix and kernel in figure 3.4 and a stride of 1 will produce a feature map shown in figure 3.6 below.</w:t>
+      </w:r>
+    </w:p>
+    <w:p>
+      <w:pPr>
+        <w:pStyle w:val="BodyText"/>
+        <w:spacing w:after="0" w:line="480" w:lineRule="auto"/>
+        <w:jc w:val="center"/>
+        <w:rPr>
+          <w:rFonts w:ascii="Times New Roman" w:hAnsi="Times New Roman" w:cs="Times New Roman"/>
+          <w:lang w:val="en-KE"/>
+        </w:rPr>
+      </w:pPr>
+      <w:r>
+        <w:rPr>
+          <w:rFonts w:ascii="Times New Roman" w:hAnsi="Times New Roman" w:cs="Times New Roman"/>
+          <w:lang w:val="en-KE"/>
+        </w:rPr>
+        <w:lastRenderedPageBreak/>
+        <w:drawing>
+          <wp:inline distT="0" distB="0" distL="0" distR="0" wp14:anchorId="5C87E9C4" wp14:editId="09D771AC">
+            <wp:extent cx="971550" cy="1209675"/>
+            <wp:effectExtent l="0" t="0" r="0" b="9525"/>
+            <wp:docPr id="1940151642" name="Picture 17"/>
+            <wp:cNvGraphicFramePr>
+              <a:graphicFrameLocks xmlns:a="http://schemas.openxmlformats.org/drawingml/2006/main" noChangeAspect="1"/>
+            </wp:cNvGraphicFramePr>
+            <a:graphic xmlns:a="http://schemas.openxmlformats.org/drawingml/2006/main">
+              <a:graphicData uri="http://schemas.openxmlformats.org/drawingml/2006/picture">
+                <pic:pic xmlns:pic="http://schemas.openxmlformats.org/drawingml/2006/picture">
+                  <pic:nvPicPr>
+                    <pic:cNvPr id="0" name="Picture 37"/>
+                    <pic:cNvPicPr>
+                      <a:picLocks noChangeAspect="1" noChangeArrowheads="1"/>
+                    </pic:cNvPicPr>
+                  </pic:nvPicPr>
+                  <pic:blipFill>
+                    <a:blip r:embed="rId22">
+                      <a:extLst>
+                        <a:ext uri="{28A0092B-C50C-407E-A947-70E740481C1C}">
+                          <a14:useLocalDpi xmlns:a14="http://schemas.microsoft.com/office/drawing/2010/main" val="0"/>
+                        </a:ext>
+                      </a:extLst>
+                    </a:blip>
+                    <a:srcRect/>
+                    <a:stretch>
+                      <a:fillRect/>
+                    </a:stretch>
+                  </pic:blipFill>
+                  <pic:spPr bwMode="auto">
+                    <a:xfrm>
+                      <a:off x="0" y="0"/>
+                      <a:ext cx="971550" cy="1209675"/>
+                    </a:xfrm>
+                    <a:prstGeom prst="rect">
+                      <a:avLst/>
+                    </a:prstGeom>
+                    <a:noFill/>
+                    <a:ln>
+                      <a:noFill/>
+                    </a:ln>
+                  </pic:spPr>
+                </pic:pic>
+              </a:graphicData>
+            </a:graphic>
+          </wp:inline>
+        </w:drawing>
+      </w:r>
+    </w:p>
+    <w:p>
+      <w:pPr>
+        <w:pStyle w:val="Caption"/>
+        <w:spacing w:before="0"/>
+        <w:jc w:val="center"/>
+      </w:pPr>
+      <w:r>
+        <w:t xml:space="preserve">Figure </w:t>
+      </w:r>
+      <w:r>
+        <w:fldChar w:fldCharType="begin"/>
+      </w:r>
+      <w:r>
+        <w:instrText xml:space="preserve"> STYLEREF 1 \s </w:instrText>
+      </w:r>
+      <w:r>
+        <w:fldChar w:fldCharType="separate"/>
+      </w:r>
+      <w:r>
+        <w:rPr>
+          <w:noProof/>
+        </w:rPr>
+        <w:t>0</w:t>
+      </w:r>
+      <w:r>
+        <w:fldChar w:fldCharType="end"/>
+      </w:r>
+      <w:r>
+        <w:t>.</w:t>
+      </w:r>
+      <w:r>
+        <w:fldChar w:fldCharType="begin"/>
+      </w:r>
+      <w:r>
+        <w:instrText xml:space="preserve"> SEQ Figure \* ARABIC \s 1 </w:instrText>
+      </w:r>
+      <w:r>
+        <w:fldChar w:fldCharType="separate"/>
+      </w:r>
+      <w:r>
+        <w:rPr>
+          <w:noProof/>
+        </w:rPr>
+        <w:t>6</w:t>
+      </w:r>
+      <w:r>
+        <w:fldChar w:fldCharType="end"/>
+      </w:r>
+      <w:r>
+        <w:t xml:space="preserve"> Filtering with a Stride of 1</w:t>
+      </w:r>
+    </w:p>
+    <w:p>
+      <w:pPr>
+        <w:pStyle w:val="Heading3"/>
+      </w:pPr>
+      <w:r>
+        <w:t>Padding in Convolution Neural Networks</w:t>
+      </w:r>
+    </w:p>
+    <w:p>
+      <w:pPr>
+        <w:pStyle w:val="Caption"/>
+        <w:spacing w:before="0"/>
+        <w:rPr>
+          <w:rFonts w:ascii="Times New Roman" w:hAnsi="Times New Roman" w:cs="Times New Roman"/>
+          <w:i w:val="0"/>
+          <w:iCs w:val="0"/>
+          <w:lang w:val="en-KE"/>
+        </w:rPr>
+      </w:pPr>
+    </w:p>
+    <w:p>
+      <w:pPr>
+        <w:pStyle w:val="BodyText"/>
+        <w:spacing w:line="480" w:lineRule="auto"/>
+        <w:rPr>
+          <w:rFonts w:ascii="Times New Roman" w:hAnsi="Times New Roman" w:cs="Times New Roman"/>
+          <w:lang w:val="en-KE"/>
+        </w:rPr>
+      </w:pPr>
+    </w:p>
+    <w:p>
+      <w:pPr>
+        <w:pStyle w:val="BodyText"/>
         <w:spacing w:line="480" w:lineRule="auto"/>
         <w:rPr>
           <w:rFonts w:ascii="Times New Roman" w:hAnsi="Times New Roman" w:cs="Times New Roman"/>
@@ -28484,21 +29448,7 @@
         <w:rPr>
           <w:rFonts w:ascii="Times New Roman" w:hAnsi="Times New Roman" w:cs="Times New Roman"/>
         </w:rPr>
-        <w:t xml:space="preserve">Hinton, E. G., Osindero, O., and Teh, Y. (2006). A </w:t>
-      </w:r>
-      <w:proofErr w:type="gramStart"/>
-      <w:r>
-        <w:rPr>
-          <w:rFonts w:ascii="Times New Roman" w:hAnsi="Times New Roman" w:cs="Times New Roman"/>
-        </w:rPr>
-        <w:t>Fast Learning</w:t>
-      </w:r>
-      <w:proofErr w:type="gramEnd"/>
-      <w:r>
-        <w:rPr>
-          <w:rFonts w:ascii="Times New Roman" w:hAnsi="Times New Roman" w:cs="Times New Roman"/>
-        </w:rPr>
-        <w:t xml:space="preserve"> Algorithm for Deep Belief Nets. </w:t>
+        <w:t xml:space="preserve">Hinton, E. G., Osindero, O., and Teh, Y. (2006). A Fast Learning Algorithm for Deep Belief Nets. </w:t>
       </w:r>
     </w:p>
     <w:p>
@@ -28659,6 +29609,9 @@
       <w:pPr>
         <w:spacing w:line="480" w:lineRule="auto"/>
         <w:ind w:firstLine="709"/>
+        <w:rPr>
+          <w:rFonts w:ascii="Times New Roman" w:hAnsi="Times New Roman" w:cs="Times New Roman"/>
+        </w:rPr>
       </w:pPr>
       <w:r>
         <w:rPr>
@@ -28672,6 +29625,70 @@
           <w:rFonts w:ascii="Times New Roman" w:hAnsi="Times New Roman" w:cs="Times New Roman"/>
         </w:rPr>
         <w:t>, 6(14): 273-27.</w:t>
+      </w:r>
+    </w:p>
+    <w:p>
+      <w:pPr>
+        <w:spacing w:line="480" w:lineRule="auto"/>
+        <w:rPr>
+          <w:rFonts w:ascii="Times New Roman" w:hAnsi="Times New Roman" w:cs="Times New Roman"/>
+        </w:rPr>
+      </w:pPr>
+      <w:r>
+        <w:rPr>
+          <w:rFonts w:ascii="Times New Roman" w:hAnsi="Times New Roman" w:cs="Times New Roman"/>
+        </w:rPr>
+        <w:t xml:space="preserve">Koo, H. J., Cho, W. S., Baek, R. N., Kim, C. M., and Park, R. K. (2018). </w:t>
+      </w:r>
+      <w:r>
+        <w:rPr>
+          <w:rFonts w:ascii="Times New Roman" w:hAnsi="Times New Roman" w:cs="Times New Roman"/>
+        </w:rPr>
+        <w:t xml:space="preserve">CNN-Based Multimodal </w:t>
+      </w:r>
+    </w:p>
+    <w:p>
+      <w:pPr>
+        <w:spacing w:line="480" w:lineRule="auto"/>
+        <w:ind w:firstLine="720"/>
+      </w:pPr>
+      <w:r>
+        <w:rPr>
+          <w:rFonts w:ascii="Times New Roman" w:hAnsi="Times New Roman" w:cs="Times New Roman"/>
+        </w:rPr>
+        <w:t>Human Recognition in</w:t>
+      </w:r>
+      <w:r>
+        <w:rPr>
+          <w:rFonts w:ascii="Times New Roman" w:hAnsi="Times New Roman" w:cs="Times New Roman"/>
+        </w:rPr>
+        <w:t xml:space="preserve"> </w:t>
+      </w:r>
+      <w:r>
+        <w:rPr>
+          <w:rFonts w:ascii="Times New Roman" w:hAnsi="Times New Roman" w:cs="Times New Roman"/>
+        </w:rPr>
+        <w:t>Surveillance Environments</w:t>
+      </w:r>
+      <w:r>
+        <w:rPr>
+          <w:rFonts w:ascii="Times New Roman" w:hAnsi="Times New Roman" w:cs="Times New Roman"/>
+        </w:rPr>
+        <w:t xml:space="preserve">. </w:t>
+      </w:r>
+      <w:r>
+        <w:rPr>
+          <w:rFonts w:ascii="Times New Roman" w:hAnsi="Times New Roman" w:cs="Times New Roman"/>
+          <w:i/>
+          <w:iCs/>
+        </w:rPr>
+        <w:t>Sensors 18</w:t>
+      </w:r>
+      <w:r>
+        <w:rPr>
+          <w:rFonts w:ascii="Times New Roman" w:hAnsi="Times New Roman" w:cs="Times New Roman"/>
+        </w:rPr>
+        <w:t>(3040): 2-34</w:t>
       </w:r>
     </w:p>
     <w:p>
@@ -28688,6 +29705,7 @@
         <w:ind w:left="720"/>
       </w:pPr>
       <w:r>
+        <w:lastRenderedPageBreak/>
         <w:t xml:space="preserve">International Conference on Smart Engineering for Renewable Energy Technologies (n.p.). Rajapalayam, India. https://doi.org/10.1051/e3sconf/202338705001. </w:t>
       </w:r>
       <w:r>
@@ -28706,7 +29724,6 @@
         <w:rPr>
           <w:rFonts w:ascii="Times New Roman" w:hAnsi="Times New Roman" w:cs="Times New Roman"/>
         </w:rPr>
-        <w:lastRenderedPageBreak/>
         <w:t xml:space="preserve">Nguyen, A.D., Choi, S., Kim, W., Ahn, S., Kim, J., &amp; Lee, S. (2019). Distribution Padding in </w:t>
       </w:r>
       <w:r>
@@ -29058,6 +30075,7 @@
         <w:rPr>
           <w:rFonts w:ascii="Times New Roman" w:hAnsi="Times New Roman" w:cs="Times New Roman"/>
         </w:rPr>
+        <w:lastRenderedPageBreak/>
         <w:t xml:space="preserve">Identity Threats: Challenges and Opportunities. </w:t>
       </w:r>
       <w:r>
@@ -29100,7 +30118,6 @@
         <w:rPr>
           <w:i/>
         </w:rPr>
-        <w:lastRenderedPageBreak/>
         <w:t>Exponential Linear Unit</w:t>
       </w:r>
       <w:r>
@@ -29493,6 +30510,7 @@
         <w:rPr>
           <w:rFonts w:ascii="Times New Roman" w:hAnsi="Times New Roman" w:cs="Times New Roman"/>
         </w:rPr>
+        <w:lastRenderedPageBreak/>
         <w:t xml:space="preserve">Tang, H., Ortis, A., &amp; Battiato, S. (2019). The Impact of Padding on Image Classification by </w:t>
       </w:r>
       <w:r>
@@ -29513,7 +30531,6 @@
         <w:rPr>
           <w:rFonts w:ascii="Times New Roman" w:hAnsi="Times New Roman" w:cs="Times New Roman"/>
         </w:rPr>
-        <w:lastRenderedPageBreak/>
         <w:tab/>
         <w:t xml:space="preserve">Lanz, S. Messelodi, &amp; N. Sebe (Eds.), </w:t>
       </w:r>
@@ -29863,6 +30880,7 @@
         <w:rPr>
           <w:rFonts w:ascii="Times New Roman" w:hAnsi="Times New Roman" w:cs="Times New Roman"/>
         </w:rPr>
+        <w:lastRenderedPageBreak/>
         <w:t xml:space="preserve">Quantization Histogram Features. </w:t>
       </w:r>
       <w:r>
@@ -29906,7 +30924,6 @@
           <w:rFonts w:ascii="Times New Roman" w:hAnsi="Times New Roman" w:cs="Times New Roman"/>
           <w:i/>
         </w:rPr>
-        <w:lastRenderedPageBreak/>
         <w:tab/>
         <w:t>Transactions on Pattern Analysis and Machine Intelligence</w:t>
       </w:r>
@@ -36808,7 +37825,7 @@
       </w:pPr>
     </w:p>
     <w:sectPr>
-      <w:footerReference w:type="default" r:id="rId20"/>
+      <w:footerReference w:type="default" r:id="rId23"/>
       <w:pgSz w:w="11906" w:h="16838"/>
       <w:pgMar w:top="1134" w:right="1134" w:bottom="1693" w:left="1134" w:header="0" w:footer="1134" w:gutter="0"/>
       <w:pgNumType w:start="1"/>
@@ -38449,7 +39466,6 @@
   <w:style w:type="character" w:default="1" w:styleId="DefaultParagraphFont">
     <w:name w:val="Default Paragraph Font"/>
     <w:uiPriority w:val="1"/>
-    <w:semiHidden/>
     <w:unhideWhenUsed/>
   </w:style>
   <w:style w:type="table" w:default="1" w:styleId="TableNormal">
